--- a/ARQUIVOS LURE_PRECI/PROJECTO CNECTA LUREFRAMULO.docx
+++ b/ARQUIVOS LURE_PRECI/PROJECTO CNECTA LUREFRAMULO.docx
@@ -1870,13 +1870,14 @@
           <w:szCs w:val="24"/>
         </w:rPr>
         <w:lastRenderedPageBreak/>
-        <w:t>3. Contextualização</w:t>
+        <w:t>3. CONTEXTUALIZAÇÃO</w:t>
       </w:r>
     </w:p>
     <w:p>
       <w:pPr>
         <w:pStyle w:val="Ttulo2"/>
         <w:spacing w:before="0" w:line="360" w:lineRule="auto"/>
+        <w:ind w:firstLine="567"/>
         <w:jc w:val="both"/>
         <w:rPr>
           <w:rFonts w:ascii="Times New Roman" w:hAnsi="Times New Roman" w:cs="Times New Roman"/>
@@ -1897,6 +1898,7 @@
       <w:pPr>
         <w:pStyle w:val="NormalWeb"/>
         <w:spacing w:before="0" w:beforeAutospacing="0" w:line="360" w:lineRule="auto"/>
+        <w:ind w:firstLine="567"/>
         <w:jc w:val="both"/>
       </w:pPr>
       <w:r>
@@ -1907,6 +1909,7 @@
       <w:pPr>
         <w:pStyle w:val="NormalWeb"/>
         <w:spacing w:before="0" w:beforeAutospacing="0" w:line="360" w:lineRule="auto"/>
+        <w:ind w:firstLine="567"/>
         <w:jc w:val="both"/>
       </w:pPr>
       <w:r>
@@ -1917,6 +1920,7 @@
       <w:pPr>
         <w:pStyle w:val="NormalWeb"/>
         <w:spacing w:before="0" w:beforeAutospacing="0" w:line="360" w:lineRule="auto"/>
+        <w:ind w:firstLine="567"/>
         <w:jc w:val="both"/>
       </w:pPr>
       <w:r>
@@ -1927,6 +1931,7 @@
       <w:pPr>
         <w:pStyle w:val="NormalWeb"/>
         <w:spacing w:before="0" w:beforeAutospacing="0" w:line="360" w:lineRule="auto"/>
+        <w:ind w:firstLine="567"/>
         <w:jc w:val="both"/>
       </w:pPr>
       <w:r>
@@ -1937,6 +1942,7 @@
       <w:pPr>
         <w:pStyle w:val="Ttulo2"/>
         <w:spacing w:before="0" w:line="360" w:lineRule="auto"/>
+        <w:ind w:firstLine="567"/>
         <w:jc w:val="both"/>
         <w:rPr>
           <w:rFonts w:ascii="Times New Roman" w:hAnsi="Times New Roman" w:cs="Times New Roman"/>
@@ -1957,6 +1963,7 @@
       <w:pPr>
         <w:pStyle w:val="NormalWeb"/>
         <w:spacing w:before="0" w:beforeAutospacing="0" w:line="360" w:lineRule="auto"/>
+        <w:ind w:firstLine="567"/>
         <w:jc w:val="both"/>
       </w:pPr>
       <w:r>
@@ -1967,6 +1974,7 @@
       <w:pPr>
         <w:pStyle w:val="NormalWeb"/>
         <w:spacing w:before="0" w:beforeAutospacing="0" w:line="360" w:lineRule="auto"/>
+        <w:ind w:firstLine="567"/>
         <w:jc w:val="both"/>
       </w:pPr>
       <w:r>
@@ -1978,6 +1986,7 @@
       <w:pPr>
         <w:pStyle w:val="NormalWeb"/>
         <w:spacing w:before="0" w:beforeAutospacing="0" w:line="360" w:lineRule="auto"/>
+        <w:ind w:firstLine="567"/>
         <w:jc w:val="both"/>
       </w:pPr>
       <w:r>
@@ -1988,6 +1997,7 @@
       <w:pPr>
         <w:pStyle w:val="Ttulo2"/>
         <w:spacing w:before="0" w:line="360" w:lineRule="auto"/>
+        <w:ind w:firstLine="567"/>
         <w:jc w:val="both"/>
         <w:rPr>
           <w:rFonts w:ascii="Times New Roman" w:hAnsi="Times New Roman" w:cs="Times New Roman"/>
@@ -2008,6 +2018,7 @@
       <w:pPr>
         <w:pStyle w:val="NormalWeb"/>
         <w:spacing w:before="0" w:beforeAutospacing="0" w:line="360" w:lineRule="auto"/>
+        <w:ind w:firstLine="567"/>
         <w:jc w:val="both"/>
       </w:pPr>
       <w:r>
@@ -2018,6 +2029,7 @@
       <w:pPr>
         <w:pStyle w:val="NormalWeb"/>
         <w:spacing w:before="0" w:beforeAutospacing="0" w:line="360" w:lineRule="auto"/>
+        <w:ind w:firstLine="567"/>
         <w:jc w:val="both"/>
       </w:pPr>
       <w:r>
@@ -2028,6 +2040,7 @@
       <w:pPr>
         <w:pStyle w:val="NormalWeb"/>
         <w:spacing w:before="0" w:beforeAutospacing="0" w:line="360" w:lineRule="auto"/>
+        <w:ind w:firstLine="567"/>
         <w:jc w:val="both"/>
       </w:pPr>
       <w:r>
@@ -2038,6 +2051,7 @@
       <w:pPr>
         <w:pStyle w:val="NormalWeb"/>
         <w:spacing w:before="0" w:beforeAutospacing="0" w:line="360" w:lineRule="auto"/>
+        <w:ind w:firstLine="567"/>
         <w:jc w:val="both"/>
       </w:pPr>
       <w:r>
@@ -2056,6 +2070,7 @@
     <w:p>
       <w:pPr>
         <w:spacing w:line="360" w:lineRule="auto"/>
+        <w:ind w:firstLine="567"/>
         <w:jc w:val="both"/>
         <w:rPr>
           <w:rFonts w:ascii="Times New Roman" w:hAnsi="Times New Roman" w:cs="Times New Roman"/>
@@ -2075,6 +2090,7 @@
     <w:p>
       <w:pPr>
         <w:spacing w:line="360" w:lineRule="auto"/>
+        <w:ind w:firstLine="567"/>
         <w:jc w:val="both"/>
         <w:rPr>
           <w:rFonts w:ascii="Times New Roman" w:hAnsi="Times New Roman" w:cs="Times New Roman"/>
@@ -2096,6 +2112,7 @@
       <w:pPr>
         <w:pStyle w:val="Ttulo1"/>
         <w:spacing w:line="360" w:lineRule="auto"/>
+        <w:ind w:firstLine="567"/>
         <w:jc w:val="both"/>
         <w:rPr>
           <w:sz w:val="24"/>
@@ -2114,6 +2131,7 @@
       <w:pPr>
         <w:pStyle w:val="Ttulo2"/>
         <w:spacing w:line="360" w:lineRule="auto"/>
+        <w:ind w:firstLine="567"/>
         <w:jc w:val="both"/>
         <w:rPr>
           <w:rFonts w:ascii="Times New Roman" w:hAnsi="Times New Roman" w:cs="Times New Roman"/>
@@ -2134,6 +2152,7 @@
       <w:pPr>
         <w:pStyle w:val="NormalWeb"/>
         <w:spacing w:line="360" w:lineRule="auto"/>
+        <w:ind w:firstLine="567"/>
         <w:jc w:val="both"/>
       </w:pPr>
       <w:r>
@@ -2144,6 +2163,7 @@
       <w:pPr>
         <w:pStyle w:val="NormalWeb"/>
         <w:spacing w:line="360" w:lineRule="auto"/>
+        <w:ind w:firstLine="567"/>
         <w:jc w:val="both"/>
       </w:pPr>
       <w:r>
@@ -2154,6 +2174,7 @@
       <w:pPr>
         <w:pStyle w:val="NormalWeb"/>
         <w:spacing w:line="360" w:lineRule="auto"/>
+        <w:ind w:firstLine="567"/>
         <w:jc w:val="both"/>
       </w:pPr>
       <w:r>
@@ -2164,6 +2185,7 @@
       <w:pPr>
         <w:pStyle w:val="Ttulo2"/>
         <w:spacing w:line="360" w:lineRule="auto"/>
+        <w:ind w:firstLine="567"/>
         <w:jc w:val="both"/>
         <w:rPr>
           <w:rFonts w:ascii="Times New Roman" w:hAnsi="Times New Roman" w:cs="Times New Roman"/>
@@ -2184,6 +2206,7 @@
       <w:pPr>
         <w:pStyle w:val="NormalWeb"/>
         <w:spacing w:line="360" w:lineRule="auto"/>
+        <w:ind w:firstLine="567"/>
         <w:jc w:val="both"/>
       </w:pPr>
       <w:r>
@@ -2194,6 +2217,7 @@
       <w:pPr>
         <w:pStyle w:val="NormalWeb"/>
         <w:spacing w:line="360" w:lineRule="auto"/>
+        <w:ind w:firstLine="567"/>
         <w:jc w:val="both"/>
       </w:pPr>
       <w:r>
@@ -2204,6 +2228,7 @@
       <w:pPr>
         <w:pStyle w:val="NormalWeb"/>
         <w:spacing w:line="360" w:lineRule="auto"/>
+        <w:ind w:firstLine="567"/>
         <w:jc w:val="both"/>
       </w:pPr>
       <w:r>
@@ -2214,6 +2239,7 @@
       <w:pPr>
         <w:pStyle w:val="Ttulo2"/>
         <w:spacing w:line="360" w:lineRule="auto"/>
+        <w:ind w:firstLine="567"/>
         <w:jc w:val="both"/>
         <w:rPr>
           <w:rFonts w:ascii="Times New Roman" w:hAnsi="Times New Roman" w:cs="Times New Roman"/>
@@ -2235,6 +2261,7 @@
       <w:pPr>
         <w:pStyle w:val="NormalWeb"/>
         <w:spacing w:line="360" w:lineRule="auto"/>
+        <w:ind w:firstLine="567"/>
         <w:jc w:val="both"/>
       </w:pPr>
       <w:r>
@@ -2249,6 +2276,7 @@
           <w:numId w:val="1"/>
         </w:numPr>
         <w:spacing w:line="360" w:lineRule="auto"/>
+        <w:ind w:firstLine="567"/>
         <w:jc w:val="both"/>
       </w:pPr>
       <w:r>
@@ -2263,6 +2291,7 @@
           <w:numId w:val="1"/>
         </w:numPr>
         <w:spacing w:line="360" w:lineRule="auto"/>
+        <w:ind w:firstLine="567"/>
         <w:jc w:val="both"/>
       </w:pPr>
       <w:r>
@@ -2277,6 +2306,7 @@
           <w:numId w:val="1"/>
         </w:numPr>
         <w:spacing w:line="360" w:lineRule="auto"/>
+        <w:ind w:firstLine="567"/>
         <w:jc w:val="both"/>
       </w:pPr>
       <w:r>
@@ -2291,6 +2321,7 @@
           <w:numId w:val="1"/>
         </w:numPr>
         <w:spacing w:line="360" w:lineRule="auto"/>
+        <w:ind w:firstLine="567"/>
         <w:jc w:val="both"/>
       </w:pPr>
       <w:r>
@@ -2305,6 +2336,7 @@
           <w:numId w:val="1"/>
         </w:numPr>
         <w:spacing w:line="360" w:lineRule="auto"/>
+        <w:ind w:firstLine="567"/>
         <w:jc w:val="both"/>
       </w:pPr>
       <w:r>
@@ -2315,6 +2347,7 @@
       <w:pPr>
         <w:pStyle w:val="NormalWeb"/>
         <w:spacing w:line="360" w:lineRule="auto"/>
+        <w:ind w:firstLine="567"/>
         <w:jc w:val="both"/>
       </w:pPr>
       <w:r>
@@ -2325,6 +2358,7 @@
       <w:pPr>
         <w:pStyle w:val="Ttulo2"/>
         <w:spacing w:line="360" w:lineRule="auto"/>
+        <w:ind w:firstLine="567"/>
         <w:jc w:val="both"/>
         <w:rPr>
           <w:rFonts w:ascii="Times New Roman" w:hAnsi="Times New Roman" w:cs="Times New Roman"/>
@@ -2345,6 +2379,7 @@
       <w:pPr>
         <w:pStyle w:val="NormalWeb"/>
         <w:spacing w:line="360" w:lineRule="auto"/>
+        <w:ind w:firstLine="567"/>
         <w:jc w:val="both"/>
       </w:pPr>
       <w:r>
@@ -2355,6 +2390,7 @@
       <w:pPr>
         <w:pStyle w:val="NormalWeb"/>
         <w:spacing w:line="360" w:lineRule="auto"/>
+        <w:ind w:firstLine="567"/>
         <w:jc w:val="both"/>
       </w:pPr>
       <w:r>
@@ -2365,6 +2401,7 @@
       <w:pPr>
         <w:pStyle w:val="NormalWeb"/>
         <w:spacing w:line="360" w:lineRule="auto"/>
+        <w:ind w:firstLine="567"/>
         <w:jc w:val="both"/>
       </w:pPr>
       <w:r>
@@ -2377,6 +2414,7 @@
     <w:p>
       <w:pPr>
         <w:spacing w:beforeAutospacing="1" w:after="100" w:afterAutospacing="1" w:line="360" w:lineRule="auto"/>
+        <w:ind w:firstLine="567"/>
         <w:jc w:val="both"/>
         <w:rPr>
           <w:rFonts w:ascii="Times New Roman" w:eastAsia="Times New Roman" w:hAnsi="Times New Roman" w:cs="Times New Roman"/>
@@ -2402,6 +2440,7 @@
       <w:pPr>
         <w:pStyle w:val="Ttulo1"/>
         <w:spacing w:line="360" w:lineRule="auto"/>
+        <w:ind w:firstLine="567"/>
         <w:jc w:val="both"/>
         <w:rPr>
           <w:sz w:val="24"/>
@@ -2420,6 +2459,7 @@
       <w:pPr>
         <w:pStyle w:val="Ttulo2"/>
         <w:spacing w:line="360" w:lineRule="auto"/>
+        <w:ind w:firstLine="567"/>
         <w:jc w:val="both"/>
         <w:rPr>
           <w:rFonts w:ascii="Times New Roman" w:hAnsi="Times New Roman" w:cs="Times New Roman"/>
@@ -2440,6 +2480,7 @@
       <w:pPr>
         <w:pStyle w:val="NormalWeb"/>
         <w:spacing w:line="360" w:lineRule="auto"/>
+        <w:ind w:firstLine="567"/>
         <w:jc w:val="both"/>
       </w:pPr>
       <w:r>
@@ -2450,6 +2491,7 @@
       <w:pPr>
         <w:pStyle w:val="NormalWeb"/>
         <w:spacing w:line="360" w:lineRule="auto"/>
+        <w:ind w:firstLine="567"/>
         <w:jc w:val="both"/>
       </w:pPr>
       <w:r>
@@ -2460,6 +2502,7 @@
       <w:pPr>
         <w:pStyle w:val="Ttulo2"/>
         <w:spacing w:line="360" w:lineRule="auto"/>
+        <w:ind w:firstLine="567"/>
         <w:jc w:val="both"/>
         <w:rPr>
           <w:rFonts w:ascii="Times New Roman" w:hAnsi="Times New Roman" w:cs="Times New Roman"/>
@@ -2480,6 +2523,7 @@
       <w:pPr>
         <w:pStyle w:val="NormalWeb"/>
         <w:spacing w:line="360" w:lineRule="auto"/>
+        <w:ind w:firstLine="567"/>
         <w:jc w:val="both"/>
       </w:pPr>
       <w:r>
@@ -2490,6 +2534,7 @@
       <w:pPr>
         <w:pStyle w:val="NormalWeb"/>
         <w:spacing w:line="360" w:lineRule="auto"/>
+        <w:ind w:firstLine="567"/>
         <w:jc w:val="both"/>
       </w:pPr>
       <w:r>
@@ -2500,6 +2545,7 @@
       <w:pPr>
         <w:pStyle w:val="NormalWeb"/>
         <w:spacing w:line="360" w:lineRule="auto"/>
+        <w:ind w:firstLine="567"/>
         <w:jc w:val="both"/>
       </w:pPr>
       <w:r>
@@ -2510,6 +2556,7 @@
       <w:pPr>
         <w:pStyle w:val="Ttulo2"/>
         <w:spacing w:line="360" w:lineRule="auto"/>
+        <w:ind w:firstLine="567"/>
         <w:jc w:val="both"/>
         <w:rPr>
           <w:rFonts w:ascii="Times New Roman" w:hAnsi="Times New Roman" w:cs="Times New Roman"/>
@@ -2531,6 +2578,7 @@
       <w:pPr>
         <w:pStyle w:val="NormalWeb"/>
         <w:spacing w:line="360" w:lineRule="auto"/>
+        <w:ind w:firstLine="567"/>
         <w:jc w:val="both"/>
       </w:pPr>
       <w:r>
@@ -2545,6 +2593,7 @@
           <w:numId w:val="2"/>
         </w:numPr>
         <w:spacing w:line="360" w:lineRule="auto"/>
+        <w:ind w:firstLine="567"/>
         <w:jc w:val="both"/>
       </w:pPr>
       <w:r>
@@ -2559,6 +2608,7 @@
           <w:numId w:val="2"/>
         </w:numPr>
         <w:spacing w:line="360" w:lineRule="auto"/>
+        <w:ind w:firstLine="567"/>
         <w:jc w:val="both"/>
       </w:pPr>
       <w:r>
@@ -2573,6 +2623,7 @@
           <w:numId w:val="2"/>
         </w:numPr>
         <w:spacing w:line="360" w:lineRule="auto"/>
+        <w:ind w:firstLine="567"/>
         <w:jc w:val="both"/>
       </w:pPr>
       <w:r>
@@ -2587,6 +2638,7 @@
           <w:numId w:val="2"/>
         </w:numPr>
         <w:spacing w:line="360" w:lineRule="auto"/>
+        <w:ind w:firstLine="567"/>
         <w:jc w:val="both"/>
       </w:pPr>
       <w:r>
@@ -2601,6 +2653,7 @@
           <w:numId w:val="2"/>
         </w:numPr>
         <w:spacing w:line="360" w:lineRule="auto"/>
+        <w:ind w:firstLine="567"/>
         <w:jc w:val="both"/>
       </w:pPr>
       <w:r>
@@ -2615,6 +2668,7 @@
           <w:numId w:val="2"/>
         </w:numPr>
         <w:spacing w:line="360" w:lineRule="auto"/>
+        <w:ind w:firstLine="567"/>
         <w:jc w:val="both"/>
       </w:pPr>
       <w:r>
@@ -2625,6 +2679,7 @@
       <w:pPr>
         <w:pStyle w:val="NormalWeb"/>
         <w:spacing w:line="360" w:lineRule="auto"/>
+        <w:ind w:firstLine="567"/>
         <w:jc w:val="both"/>
       </w:pPr>
       <w:r>
@@ -2635,6 +2690,7 @@
       <w:pPr>
         <w:pStyle w:val="Ttulo2"/>
         <w:spacing w:line="360" w:lineRule="auto"/>
+        <w:ind w:firstLine="567"/>
         <w:jc w:val="both"/>
         <w:rPr>
           <w:rFonts w:ascii="Times New Roman" w:hAnsi="Times New Roman" w:cs="Times New Roman"/>
@@ -2655,6 +2711,7 @@
       <w:pPr>
         <w:pStyle w:val="NormalWeb"/>
         <w:spacing w:line="360" w:lineRule="auto"/>
+        <w:ind w:firstLine="567"/>
         <w:jc w:val="both"/>
       </w:pPr>
       <w:r>
@@ -2665,6 +2722,7 @@
       <w:pPr>
         <w:pStyle w:val="NormalWeb"/>
         <w:spacing w:line="360" w:lineRule="auto"/>
+        <w:ind w:firstLine="567"/>
         <w:jc w:val="both"/>
       </w:pPr>
       <w:r>
@@ -2675,6 +2733,7 @@
       <w:pPr>
         <w:pStyle w:val="NormalWeb"/>
         <w:spacing w:line="360" w:lineRule="auto"/>
+        <w:ind w:firstLine="567"/>
         <w:jc w:val="both"/>
       </w:pPr>
       <w:r>
@@ -2712,116 +2771,121 @@
     </w:p>
     <w:p>
       <w:pPr>
-        <w:pStyle w:val="NormalWeb"/>
-        <w:spacing w:line="360" w:lineRule="auto"/>
-        <w:jc w:val="both"/>
-      </w:pPr>
-      <w:r>
+        <w:pStyle w:val="Ttulo1"/>
+        <w:spacing w:line="360" w:lineRule="auto"/>
+        <w:jc w:val="both"/>
+        <w:rPr>
+          <w:sz w:val="24"/>
+          <w:szCs w:val="24"/>
+        </w:rPr>
+      </w:pPr>
+      <w:r>
+        <w:rPr>
+          <w:sz w:val="24"/>
+          <w:szCs w:val="24"/>
+        </w:rPr>
         <w:lastRenderedPageBreak/>
+        <w:t>6. Objetivos da Proposta</w:t>
+      </w:r>
+    </w:p>
+    <w:p>
+      <w:pPr>
+        <w:pStyle w:val="Ttulo2"/>
+        <w:spacing w:line="360" w:lineRule="auto"/>
+        <w:jc w:val="both"/>
+        <w:rPr>
+          <w:rFonts w:ascii="Times New Roman" w:hAnsi="Times New Roman" w:cs="Times New Roman"/>
+          <w:sz w:val="24"/>
+          <w:szCs w:val="24"/>
+        </w:rPr>
+      </w:pPr>
+      <w:r>
+        <w:rPr>
+          <w:rFonts w:ascii="Times New Roman" w:hAnsi="Times New Roman" w:cs="Times New Roman"/>
+          <w:sz w:val="24"/>
+          <w:szCs w:val="24"/>
+        </w:rPr>
+        <w:t>O propósito da proposta</w:t>
+      </w:r>
+    </w:p>
+    <w:p>
+      <w:pPr>
+        <w:pStyle w:val="NormalWeb"/>
+        <w:spacing w:line="360" w:lineRule="auto"/>
+        <w:jc w:val="both"/>
+      </w:pPr>
+      <w:r>
         <w:t>"Toda grande transformação começa quando existe um propósito claro e uma visão bem definida."</w:t>
       </w:r>
     </w:p>
     <w:p>
       <w:pPr>
-        <w:pStyle w:val="Ttulo1"/>
-        <w:spacing w:line="360" w:lineRule="auto"/>
-        <w:jc w:val="both"/>
-        <w:rPr>
-          <w:sz w:val="24"/>
-          <w:szCs w:val="24"/>
-        </w:rPr>
-      </w:pPr>
-      <w:r>
-        <w:rPr>
-          <w:sz w:val="24"/>
-          <w:szCs w:val="24"/>
-        </w:rPr>
-        <w:t>6. Objetivos da Proposta</w:t>
+        <w:pStyle w:val="NormalWeb"/>
+        <w:spacing w:line="360" w:lineRule="auto"/>
+        <w:ind w:firstLine="567"/>
+        <w:jc w:val="both"/>
+      </w:pPr>
+      <w:r>
+        <w:t xml:space="preserve">O </w:t>
+      </w:r>
+      <w:r>
+        <w:rPr>
+          <w:rStyle w:val="Forte"/>
+        </w:rPr>
+        <w:t>Projeto Conecta Lureframulu &amp; Precimuel</w:t>
+      </w:r>
+      <w:r>
+        <w:t xml:space="preserve"> foi concebido com o propósito de contribuir para o fortalecimento da presença institucional do Instituto Técnico Privado de Saúde Lureframulu &amp; Precimuel, Lda., através do desenvolvimento de uma Plataforma Institucional Digital que complemente as estratégias de comunicação já existentes, aproxime a instituição da comunidade e crie bases sólidas para a evolução gradual dos seus serviços digitais.</w:t>
+      </w:r>
+    </w:p>
+    <w:p>
+      <w:pPr>
+        <w:pStyle w:val="NormalWeb"/>
+        <w:spacing w:line="360" w:lineRule="auto"/>
+        <w:ind w:firstLine="567"/>
+        <w:jc w:val="both"/>
+      </w:pPr>
+      <w:r>
+        <w:t>Mais do que propor uma solução tecnológica, esta iniciativa pretende apresentar uma visão de crescimento sustentável, alinhada com a missão educativa do Instituto e preparada para responder às novas formas de comunicação e interação da sociedade contemporânea.</w:t>
       </w:r>
     </w:p>
     <w:p>
       <w:pPr>
         <w:pStyle w:val="Ttulo2"/>
         <w:spacing w:line="360" w:lineRule="auto"/>
-        <w:jc w:val="both"/>
-        <w:rPr>
-          <w:rFonts w:ascii="Times New Roman" w:hAnsi="Times New Roman" w:cs="Times New Roman"/>
-          <w:sz w:val="24"/>
-          <w:szCs w:val="24"/>
-        </w:rPr>
-      </w:pPr>
-      <w:r>
-        <w:rPr>
-          <w:rFonts w:ascii="Times New Roman" w:hAnsi="Times New Roman" w:cs="Times New Roman"/>
-          <w:sz w:val="24"/>
-          <w:szCs w:val="24"/>
-        </w:rPr>
-        <w:t>O propósito da proposta</w:t>
-      </w:r>
-    </w:p>
-    <w:p>
-      <w:pPr>
-        <w:pStyle w:val="NormalWeb"/>
-        <w:spacing w:line="360" w:lineRule="auto"/>
-        <w:jc w:val="both"/>
-      </w:pPr>
-      <w:r>
-        <w:t xml:space="preserve">O </w:t>
-      </w:r>
-      <w:r>
-        <w:rPr>
-          <w:rStyle w:val="Forte"/>
-        </w:rPr>
-        <w:t>Projeto Conecta Lureframulu &amp; Precimuel</w:t>
-      </w:r>
-      <w:r>
-        <w:t xml:space="preserve"> foi concebido com o propósito de contribuir para o fortalecimento da presença institucional do Instituto Técnico Privado de Saúde Lureframulu &amp; Precimuel, Lda., através do desenvolvimento de uma Plataforma Institucional Digital que complemente as estratégias de comunicação já existentes, aproxime a instituição da comunidade e crie bases sólidas para a evolução gradual dos seus serviços digitais.</w:t>
-      </w:r>
-    </w:p>
-    <w:p>
-      <w:pPr>
-        <w:pStyle w:val="NormalWeb"/>
-        <w:spacing w:line="360" w:lineRule="auto"/>
-        <w:jc w:val="both"/>
-      </w:pPr>
-      <w:r>
-        <w:t>Mais do que propor uma solução tecnológica, esta iniciativa pretende apresentar uma visão de crescimento sustentável, alinhada com a missão educativa do Instituto e preparada para responder às novas formas de comunicação e interação da sociedade contemporânea.</w:t>
+        <w:ind w:firstLine="567"/>
+        <w:jc w:val="both"/>
+        <w:rPr>
+          <w:rFonts w:ascii="Times New Roman" w:hAnsi="Times New Roman" w:cs="Times New Roman"/>
+          <w:sz w:val="24"/>
+          <w:szCs w:val="24"/>
+        </w:rPr>
+      </w:pPr>
+      <w:r>
+        <w:rPr>
+          <w:rFonts w:ascii="Times New Roman" w:hAnsi="Times New Roman" w:cs="Times New Roman"/>
+          <w:sz w:val="24"/>
+          <w:szCs w:val="24"/>
+        </w:rPr>
+        <w:t>Objetivo Geral</w:t>
+      </w:r>
+    </w:p>
+    <w:p>
+      <w:pPr>
+        <w:pStyle w:val="NormalWeb"/>
+        <w:spacing w:line="360" w:lineRule="auto"/>
+        <w:ind w:firstLine="567"/>
+        <w:jc w:val="both"/>
+      </w:pPr>
+      <w:r>
+        <w:t>Desenvolver uma Plataforma Institucional Digital moderna, intuitiva e escalável, capaz de fortalecer a comunicação institucional, valorizar a identidade do Instituto, ampliar o alcance das suas ações de divulgação e apoiar o processo de modernização dos seus serviços de informação e relacionamento com a comunidade.</w:t>
       </w:r>
     </w:p>
     <w:p>
       <w:pPr>
         <w:pStyle w:val="Ttulo2"/>
         <w:spacing w:line="360" w:lineRule="auto"/>
-        <w:jc w:val="both"/>
-        <w:rPr>
-          <w:rFonts w:ascii="Times New Roman" w:hAnsi="Times New Roman" w:cs="Times New Roman"/>
-          <w:sz w:val="24"/>
-          <w:szCs w:val="24"/>
-        </w:rPr>
-      </w:pPr>
-      <w:r>
-        <w:rPr>
-          <w:rFonts w:ascii="Times New Roman" w:hAnsi="Times New Roman" w:cs="Times New Roman"/>
-          <w:sz w:val="24"/>
-          <w:szCs w:val="24"/>
-        </w:rPr>
-        <w:t>Objetivo Geral</w:t>
-      </w:r>
-    </w:p>
-    <w:p>
-      <w:pPr>
-        <w:pStyle w:val="NormalWeb"/>
-        <w:spacing w:line="360" w:lineRule="auto"/>
-        <w:jc w:val="both"/>
-      </w:pPr>
-      <w:r>
-        <w:t>Desenvolver uma Plataforma Institucional Digital moderna, intuitiva e escalável, capaz de fortalecer a comunicação institucional, valorizar a identidade do Instituto, ampliar o alcance das suas ações de divulgação e apoiar o processo de modernização dos seus serviços de informação e relacionamento com a comunidade.</w:t>
-      </w:r>
-    </w:p>
-    <w:p>
-      <w:pPr>
-        <w:pStyle w:val="Ttulo2"/>
-        <w:spacing w:line="360" w:lineRule="auto"/>
+        <w:ind w:firstLine="567"/>
         <w:jc w:val="both"/>
         <w:rPr>
           <w:rFonts w:ascii="Times New Roman" w:hAnsi="Times New Roman" w:cs="Times New Roman"/>
@@ -2842,6 +2906,7 @@
       <w:pPr>
         <w:pStyle w:val="NormalWeb"/>
         <w:spacing w:line="360" w:lineRule="auto"/>
+        <w:ind w:firstLine="567"/>
         <w:jc w:val="both"/>
       </w:pPr>
       <w:r>
@@ -2856,6 +2921,7 @@
           <w:numId w:val="3"/>
         </w:numPr>
         <w:spacing w:line="360" w:lineRule="auto"/>
+        <w:ind w:firstLine="567"/>
         <w:jc w:val="both"/>
       </w:pPr>
       <w:r>
@@ -2870,6 +2936,7 @@
           <w:numId w:val="3"/>
         </w:numPr>
         <w:spacing w:line="360" w:lineRule="auto"/>
+        <w:ind w:firstLine="567"/>
         <w:jc w:val="both"/>
       </w:pPr>
       <w:r>
@@ -2884,6 +2951,7 @@
           <w:numId w:val="3"/>
         </w:numPr>
         <w:spacing w:line="360" w:lineRule="auto"/>
+        <w:ind w:firstLine="567"/>
         <w:jc w:val="both"/>
       </w:pPr>
       <w:r>
@@ -2898,6 +2966,7 @@
           <w:numId w:val="3"/>
         </w:numPr>
         <w:spacing w:line="360" w:lineRule="auto"/>
+        <w:ind w:firstLine="567"/>
         <w:jc w:val="both"/>
       </w:pPr>
       <w:r>
@@ -2913,6 +2982,7 @@
           <w:numId w:val="3"/>
         </w:numPr>
         <w:spacing w:line="360" w:lineRule="auto"/>
+        <w:ind w:firstLine="567"/>
         <w:jc w:val="both"/>
       </w:pPr>
       <w:r>
@@ -2927,6 +2997,7 @@
           <w:numId w:val="3"/>
         </w:numPr>
         <w:spacing w:line="360" w:lineRule="auto"/>
+        <w:ind w:firstLine="567"/>
         <w:jc w:val="both"/>
       </w:pPr>
       <w:r>
@@ -2941,6 +3012,7 @@
           <w:numId w:val="3"/>
         </w:numPr>
         <w:spacing w:line="360" w:lineRule="auto"/>
+        <w:ind w:firstLine="567"/>
         <w:jc w:val="both"/>
       </w:pPr>
       <w:r>
@@ -2951,6 +3023,7 @@
       <w:pPr>
         <w:pStyle w:val="Ttulo2"/>
         <w:spacing w:line="360" w:lineRule="auto"/>
+        <w:ind w:firstLine="567"/>
         <w:jc w:val="both"/>
         <w:rPr>
           <w:rFonts w:ascii="Times New Roman" w:hAnsi="Times New Roman" w:cs="Times New Roman"/>
@@ -2971,6 +3044,7 @@
       <w:pPr>
         <w:pStyle w:val="NormalWeb"/>
         <w:spacing w:line="360" w:lineRule="auto"/>
+        <w:ind w:firstLine="567"/>
         <w:jc w:val="both"/>
       </w:pPr>
       <w:r>
@@ -2981,6 +3055,7 @@
       <w:pPr>
         <w:pStyle w:val="NormalWeb"/>
         <w:spacing w:line="360" w:lineRule="auto"/>
+        <w:ind w:firstLine="567"/>
         <w:jc w:val="both"/>
       </w:pPr>
       <w:r>
@@ -2997,6 +3072,7 @@
       <w:pPr>
         <w:pStyle w:val="NormalWeb"/>
         <w:spacing w:line="360" w:lineRule="auto"/>
+        <w:ind w:firstLine="567"/>
         <w:jc w:val="both"/>
       </w:pPr>
       <w:r>
@@ -3013,6 +3089,7 @@
       <w:pPr>
         <w:pStyle w:val="NormalWeb"/>
         <w:spacing w:line="360" w:lineRule="auto"/>
+        <w:ind w:firstLine="567"/>
         <w:jc w:val="both"/>
       </w:pPr>
       <w:r>
@@ -3029,6 +3106,7 @@
       <w:pPr>
         <w:pStyle w:val="NormalWeb"/>
         <w:spacing w:line="360" w:lineRule="auto"/>
+        <w:ind w:firstLine="567"/>
         <w:jc w:val="both"/>
       </w:pPr>
       <w:r>
@@ -3045,6 +3123,7 @@
       <w:pPr>
         <w:pStyle w:val="NormalWeb"/>
         <w:spacing w:line="360" w:lineRule="auto"/>
+        <w:ind w:firstLine="567"/>
         <w:jc w:val="both"/>
       </w:pPr>
       <w:r>
@@ -3061,6 +3140,7 @@
       <w:pPr>
         <w:pStyle w:val="NormalWeb"/>
         <w:spacing w:line="360" w:lineRule="auto"/>
+        <w:ind w:firstLine="567"/>
         <w:jc w:val="both"/>
       </w:pPr>
       <w:r>
@@ -3070,6 +3150,7 @@
     <w:p>
       <w:pPr>
         <w:spacing w:line="360" w:lineRule="auto"/>
+        <w:ind w:firstLine="567"/>
         <w:jc w:val="both"/>
         <w:rPr>
           <w:rFonts w:ascii="Times New Roman" w:eastAsia="Times New Roman" w:hAnsi="Times New Roman" w:cs="Times New Roman"/>
@@ -3091,6 +3172,7 @@
       <w:pPr>
         <w:pStyle w:val="NormalWeb"/>
         <w:spacing w:line="360" w:lineRule="auto"/>
+        <w:ind w:firstLine="567"/>
         <w:jc w:val="both"/>
       </w:pPr>
       <w:r>
@@ -3101,7 +3183,8 @@
     <w:p>
       <w:pPr>
         <w:pStyle w:val="Ttulo1"/>
-        <w:spacing w:line="360" w:lineRule="auto"/>
+        <w:spacing w:before="0" w:beforeAutospacing="0" w:line="360" w:lineRule="auto"/>
+        <w:ind w:firstLine="567"/>
         <w:jc w:val="both"/>
         <w:rPr>
           <w:sz w:val="24"/>
@@ -3119,7 +3202,8 @@
     <w:p>
       <w:pPr>
         <w:pStyle w:val="Ttulo2"/>
-        <w:spacing w:line="360" w:lineRule="auto"/>
+        <w:spacing w:before="0" w:line="360" w:lineRule="auto"/>
+        <w:ind w:firstLine="567"/>
         <w:jc w:val="both"/>
         <w:rPr>
           <w:rFonts w:ascii="Times New Roman" w:hAnsi="Times New Roman" w:cs="Times New Roman"/>
@@ -3139,7 +3223,8 @@
     <w:p>
       <w:pPr>
         <w:pStyle w:val="NormalWeb"/>
-        <w:spacing w:line="360" w:lineRule="auto"/>
+        <w:spacing w:before="0" w:beforeAutospacing="0" w:line="360" w:lineRule="auto"/>
+        <w:ind w:firstLine="567"/>
         <w:jc w:val="both"/>
       </w:pPr>
       <w:r>
@@ -3167,7 +3252,8 @@
     <w:p>
       <w:pPr>
         <w:pStyle w:val="NormalWeb"/>
-        <w:spacing w:line="360" w:lineRule="auto"/>
+        <w:spacing w:before="0" w:beforeAutospacing="0" w:line="360" w:lineRule="auto"/>
+        <w:ind w:firstLine="567"/>
         <w:jc w:val="both"/>
       </w:pPr>
       <w:r>
@@ -3177,7 +3263,8 @@
     <w:p>
       <w:pPr>
         <w:pStyle w:val="NormalWeb"/>
-        <w:spacing w:line="360" w:lineRule="auto"/>
+        <w:spacing w:before="0" w:beforeAutospacing="0" w:line="360" w:lineRule="auto"/>
+        <w:ind w:firstLine="567"/>
         <w:jc w:val="both"/>
       </w:pPr>
       <w:r>
@@ -3187,7 +3274,8 @@
     <w:p>
       <w:pPr>
         <w:pStyle w:val="Ttulo2"/>
-        <w:spacing w:line="360" w:lineRule="auto"/>
+        <w:spacing w:before="0" w:line="360" w:lineRule="auto"/>
+        <w:ind w:firstLine="567"/>
         <w:jc w:val="both"/>
         <w:rPr>
           <w:rFonts w:ascii="Times New Roman" w:hAnsi="Times New Roman" w:cs="Times New Roman"/>
@@ -3207,7 +3295,8 @@
     <w:p>
       <w:pPr>
         <w:pStyle w:val="NormalWeb"/>
-        <w:spacing w:line="360" w:lineRule="auto"/>
+        <w:spacing w:before="0" w:beforeAutospacing="0" w:line="360" w:lineRule="auto"/>
+        <w:ind w:firstLine="567"/>
         <w:jc w:val="both"/>
       </w:pPr>
       <w:r>
@@ -3217,7 +3306,8 @@
     <w:p>
       <w:pPr>
         <w:pStyle w:val="NormalWeb"/>
-        <w:spacing w:line="360" w:lineRule="auto"/>
+        <w:spacing w:before="0" w:beforeAutospacing="0" w:line="360" w:lineRule="auto"/>
+        <w:ind w:firstLine="567"/>
         <w:jc w:val="both"/>
       </w:pPr>
       <w:r>
@@ -3227,7 +3317,8 @@
     <w:p>
       <w:pPr>
         <w:pStyle w:val="NormalWeb"/>
-        <w:spacing w:line="360" w:lineRule="auto"/>
+        <w:spacing w:before="0" w:beforeAutospacing="0" w:line="360" w:lineRule="auto"/>
+        <w:ind w:firstLine="567"/>
         <w:jc w:val="both"/>
       </w:pPr>
       <w:r>
@@ -3237,7 +3328,8 @@
     <w:p>
       <w:pPr>
         <w:pStyle w:val="Ttulo2"/>
-        <w:spacing w:line="360" w:lineRule="auto"/>
+        <w:spacing w:before="0" w:line="360" w:lineRule="auto"/>
+        <w:ind w:firstLine="567"/>
         <w:jc w:val="both"/>
         <w:rPr>
           <w:rFonts w:ascii="Times New Roman" w:hAnsi="Times New Roman" w:cs="Times New Roman"/>
@@ -3257,7 +3349,8 @@
     <w:p>
       <w:pPr>
         <w:pStyle w:val="NormalWeb"/>
-        <w:spacing w:line="360" w:lineRule="auto"/>
+        <w:spacing w:before="0" w:beforeAutospacing="0" w:line="360" w:lineRule="auto"/>
+        <w:ind w:firstLine="567"/>
         <w:jc w:val="both"/>
       </w:pPr>
       <w:r>
@@ -3271,7 +3364,8 @@
           <w:ilvl w:val="0"/>
           <w:numId w:val="4"/>
         </w:numPr>
-        <w:spacing w:line="360" w:lineRule="auto"/>
+        <w:spacing w:before="0" w:beforeAutospacing="0" w:line="360" w:lineRule="auto"/>
+        <w:ind w:firstLine="567"/>
         <w:jc w:val="both"/>
       </w:pPr>
       <w:r>
@@ -3285,7 +3379,8 @@
           <w:ilvl w:val="0"/>
           <w:numId w:val="4"/>
         </w:numPr>
-        <w:spacing w:line="360" w:lineRule="auto"/>
+        <w:spacing w:before="0" w:beforeAutospacing="0" w:line="360" w:lineRule="auto"/>
+        <w:ind w:firstLine="567"/>
         <w:jc w:val="both"/>
       </w:pPr>
       <w:r>
@@ -3299,10 +3394,12 @@
           <w:ilvl w:val="0"/>
           <w:numId w:val="4"/>
         </w:numPr>
-        <w:spacing w:line="360" w:lineRule="auto"/>
-        <w:jc w:val="both"/>
-      </w:pPr>
-      <w:r>
+        <w:spacing w:before="0" w:beforeAutospacing="0" w:line="360" w:lineRule="auto"/>
+        <w:ind w:firstLine="567"/>
+        <w:jc w:val="both"/>
+      </w:pPr>
+      <w:r>
+        <w:lastRenderedPageBreak/>
         <w:t>Apresentação dos cursos e da oferta formativa;</w:t>
       </w:r>
     </w:p>
@@ -3313,11 +3410,11 @@
           <w:ilvl w:val="0"/>
           <w:numId w:val="4"/>
         </w:numPr>
-        <w:spacing w:line="360" w:lineRule="auto"/>
-        <w:jc w:val="both"/>
-      </w:pPr>
-      <w:r>
-        <w:lastRenderedPageBreak/>
+        <w:spacing w:before="0" w:beforeAutospacing="0" w:line="360" w:lineRule="auto"/>
+        <w:ind w:firstLine="567"/>
+        <w:jc w:val="both"/>
+      </w:pPr>
+      <w:r>
         <w:t>Notícias, eventos e atividades académicas;</w:t>
       </w:r>
     </w:p>
@@ -3328,7 +3425,8 @@
           <w:ilvl w:val="0"/>
           <w:numId w:val="4"/>
         </w:numPr>
-        <w:spacing w:line="360" w:lineRule="auto"/>
+        <w:spacing w:before="0" w:beforeAutospacing="0" w:line="360" w:lineRule="auto"/>
+        <w:ind w:firstLine="567"/>
         <w:jc w:val="both"/>
       </w:pPr>
       <w:r>
@@ -3342,7 +3440,8 @@
           <w:ilvl w:val="0"/>
           <w:numId w:val="4"/>
         </w:numPr>
-        <w:spacing w:line="360" w:lineRule="auto"/>
+        <w:spacing w:before="0" w:beforeAutospacing="0" w:line="360" w:lineRule="auto"/>
+        <w:ind w:firstLine="567"/>
         <w:jc w:val="both"/>
       </w:pPr>
       <w:r>
@@ -3356,7 +3455,8 @@
           <w:ilvl w:val="0"/>
           <w:numId w:val="4"/>
         </w:numPr>
-        <w:spacing w:line="360" w:lineRule="auto"/>
+        <w:spacing w:before="0" w:beforeAutospacing="0" w:line="360" w:lineRule="auto"/>
+        <w:ind w:firstLine="567"/>
         <w:jc w:val="both"/>
       </w:pPr>
       <w:r>
@@ -3370,7 +3470,8 @@
           <w:ilvl w:val="0"/>
           <w:numId w:val="4"/>
         </w:numPr>
-        <w:spacing w:line="360" w:lineRule="auto"/>
+        <w:spacing w:before="0" w:beforeAutospacing="0" w:line="360" w:lineRule="auto"/>
+        <w:ind w:firstLine="567"/>
         <w:jc w:val="both"/>
       </w:pPr>
       <w:r>
@@ -3384,7 +3485,8 @@
           <w:ilvl w:val="0"/>
           <w:numId w:val="4"/>
         </w:numPr>
-        <w:spacing w:line="360" w:lineRule="auto"/>
+        <w:spacing w:before="0" w:beforeAutospacing="0" w:line="360" w:lineRule="auto"/>
+        <w:ind w:firstLine="567"/>
         <w:jc w:val="both"/>
       </w:pPr>
       <w:r>
@@ -3394,7 +3496,8 @@
     <w:p>
       <w:pPr>
         <w:pStyle w:val="NormalWeb"/>
-        <w:spacing w:line="360" w:lineRule="auto"/>
+        <w:spacing w:before="0" w:beforeAutospacing="0" w:line="360" w:lineRule="auto"/>
+        <w:ind w:firstLine="567"/>
         <w:jc w:val="both"/>
       </w:pPr>
       <w:r>
@@ -3404,7 +3507,8 @@
     <w:p>
       <w:pPr>
         <w:pStyle w:val="Ttulo2"/>
-        <w:spacing w:line="360" w:lineRule="auto"/>
+        <w:spacing w:before="0" w:line="360" w:lineRule="auto"/>
+        <w:ind w:firstLine="567"/>
         <w:jc w:val="both"/>
         <w:rPr>
           <w:rFonts w:ascii="Times New Roman" w:hAnsi="Times New Roman" w:cs="Times New Roman"/>
@@ -3424,7 +3528,8 @@
     <w:p>
       <w:pPr>
         <w:pStyle w:val="NormalWeb"/>
-        <w:spacing w:line="360" w:lineRule="auto"/>
+        <w:spacing w:before="0" w:beforeAutospacing="0" w:line="360" w:lineRule="auto"/>
+        <w:ind w:firstLine="567"/>
         <w:jc w:val="both"/>
       </w:pPr>
       <w:r>
@@ -3434,7 +3539,8 @@
     <w:p>
       <w:pPr>
         <w:pStyle w:val="NormalWeb"/>
-        <w:spacing w:line="360" w:lineRule="auto"/>
+        <w:spacing w:before="0" w:beforeAutospacing="0" w:line="360" w:lineRule="auto"/>
+        <w:ind w:firstLine="567"/>
         <w:jc w:val="both"/>
       </w:pPr>
       <w:r>
@@ -3444,7 +3550,8 @@
     <w:p>
       <w:pPr>
         <w:pStyle w:val="NormalWeb"/>
-        <w:spacing w:line="360" w:lineRule="auto"/>
+        <w:spacing w:before="0" w:beforeAutospacing="0" w:line="360" w:lineRule="auto"/>
+        <w:ind w:firstLine="567"/>
         <w:jc w:val="both"/>
       </w:pPr>
       <w:r>
@@ -3454,7 +3561,8 @@
     <w:p>
       <w:pPr>
         <w:pStyle w:val="NormalWeb"/>
-        <w:spacing w:line="360" w:lineRule="auto"/>
+        <w:spacing w:before="0" w:beforeAutospacing="0" w:line="360" w:lineRule="auto"/>
+        <w:ind w:firstLine="567"/>
         <w:jc w:val="both"/>
       </w:pPr>
       <w:r>
@@ -3464,7 +3572,8 @@
     <w:p>
       <w:pPr>
         <w:pStyle w:val="NormalWeb"/>
-        <w:spacing w:line="360" w:lineRule="auto"/>
+        <w:spacing w:before="0" w:beforeAutospacing="0" w:line="360" w:lineRule="auto"/>
+        <w:ind w:firstLine="567"/>
         <w:jc w:val="both"/>
       </w:pPr>
       <w:r>
@@ -3474,7 +3583,8 @@
     <w:p>
       <w:pPr>
         <w:pStyle w:val="NormalWeb"/>
-        <w:spacing w:line="360" w:lineRule="auto"/>
+        <w:spacing w:before="0" w:beforeAutospacing="0" w:line="360" w:lineRule="auto"/>
+        <w:ind w:firstLine="567"/>
         <w:jc w:val="both"/>
       </w:pPr>
       <w:r>
@@ -3484,7 +3594,8 @@
     <w:p>
       <w:pPr>
         <w:pStyle w:val="Ttulo2"/>
-        <w:spacing w:line="360" w:lineRule="auto"/>
+        <w:spacing w:before="0" w:line="360" w:lineRule="auto"/>
+        <w:ind w:firstLine="567"/>
         <w:jc w:val="both"/>
         <w:rPr>
           <w:rFonts w:ascii="Times New Roman" w:hAnsi="Times New Roman" w:cs="Times New Roman"/>
@@ -3504,7 +3615,8 @@
     <w:p>
       <w:pPr>
         <w:pStyle w:val="NormalWeb"/>
-        <w:spacing w:line="360" w:lineRule="auto"/>
+        <w:spacing w:before="0" w:beforeAutospacing="0" w:line="360" w:lineRule="auto"/>
+        <w:ind w:firstLine="567"/>
         <w:jc w:val="both"/>
       </w:pPr>
       <w:r>
@@ -3518,7 +3630,8 @@
           <w:ilvl w:val="0"/>
           <w:numId w:val="5"/>
         </w:numPr>
-        <w:spacing w:line="360" w:lineRule="auto"/>
+        <w:spacing w:before="0" w:beforeAutospacing="0" w:line="360" w:lineRule="auto"/>
+        <w:ind w:firstLine="567"/>
         <w:jc w:val="both"/>
       </w:pPr>
       <w:r>
@@ -3532,7 +3645,8 @@
           <w:ilvl w:val="0"/>
           <w:numId w:val="5"/>
         </w:numPr>
-        <w:spacing w:line="360" w:lineRule="auto"/>
+        <w:spacing w:before="0" w:beforeAutospacing="0" w:line="360" w:lineRule="auto"/>
+        <w:ind w:firstLine="567"/>
         <w:jc w:val="both"/>
       </w:pPr>
       <w:r>
@@ -3546,7 +3660,8 @@
           <w:ilvl w:val="0"/>
           <w:numId w:val="5"/>
         </w:numPr>
-        <w:spacing w:line="360" w:lineRule="auto"/>
+        <w:spacing w:before="0" w:beforeAutospacing="0" w:line="360" w:lineRule="auto"/>
+        <w:ind w:firstLine="567"/>
         <w:jc w:val="both"/>
       </w:pPr>
       <w:r>
@@ -3560,7 +3675,8 @@
           <w:ilvl w:val="0"/>
           <w:numId w:val="5"/>
         </w:numPr>
-        <w:spacing w:line="360" w:lineRule="auto"/>
+        <w:spacing w:before="0" w:beforeAutospacing="0" w:line="360" w:lineRule="auto"/>
+        <w:ind w:firstLine="567"/>
         <w:jc w:val="both"/>
       </w:pPr>
       <w:r>
@@ -3576,6 +3692,7 @@
           <w:numId w:val="5"/>
         </w:numPr>
         <w:spacing w:line="360" w:lineRule="auto"/>
+        <w:ind w:firstLine="567"/>
         <w:jc w:val="both"/>
       </w:pPr>
       <w:r>
@@ -3590,6 +3707,7 @@
           <w:numId w:val="5"/>
         </w:numPr>
         <w:spacing w:line="360" w:lineRule="auto"/>
+        <w:ind w:firstLine="567"/>
         <w:jc w:val="both"/>
       </w:pPr>
       <w:r>
@@ -3604,6 +3722,7 @@
           <w:numId w:val="5"/>
         </w:numPr>
         <w:spacing w:line="360" w:lineRule="auto"/>
+        <w:ind w:firstLine="567"/>
         <w:jc w:val="both"/>
       </w:pPr>
       <w:r>
@@ -3618,6 +3737,7 @@
           <w:numId w:val="5"/>
         </w:numPr>
         <w:spacing w:line="360" w:lineRule="auto"/>
+        <w:ind w:firstLine="567"/>
         <w:jc w:val="both"/>
       </w:pPr>
       <w:r>
@@ -3632,6 +3752,7 @@
           <w:numId w:val="5"/>
         </w:numPr>
         <w:spacing w:line="360" w:lineRule="auto"/>
+        <w:ind w:firstLine="567"/>
         <w:jc w:val="both"/>
       </w:pPr>
       <w:r>
@@ -3642,6 +3763,7 @@
       <w:pPr>
         <w:pStyle w:val="NormalWeb"/>
         <w:spacing w:line="360" w:lineRule="auto"/>
+        <w:ind w:firstLine="567"/>
         <w:jc w:val="both"/>
       </w:pPr>
       <w:r>
@@ -3652,6 +3774,7 @@
       <w:pPr>
         <w:pStyle w:val="NormalWeb"/>
         <w:spacing w:line="360" w:lineRule="auto"/>
+        <w:ind w:firstLine="567"/>
         <w:jc w:val="both"/>
       </w:pPr>
       <w:r>
@@ -3670,6 +3793,7 @@
     <w:p>
       <w:pPr>
         <w:spacing w:line="360" w:lineRule="auto"/>
+        <w:ind w:firstLine="567"/>
         <w:jc w:val="both"/>
         <w:rPr>
           <w:rFonts w:ascii="Times New Roman" w:hAnsi="Times New Roman" w:cs="Times New Roman"/>
@@ -3690,6 +3814,7 @@
       <w:pPr>
         <w:pStyle w:val="Ttulo1"/>
         <w:spacing w:line="360" w:lineRule="auto"/>
+        <w:ind w:firstLine="567"/>
         <w:jc w:val="both"/>
         <w:rPr>
           <w:sz w:val="24"/>
@@ -3708,6 +3833,7 @@
       <w:pPr>
         <w:pStyle w:val="Ttulo2"/>
         <w:spacing w:line="360" w:lineRule="auto"/>
+        <w:ind w:firstLine="567"/>
         <w:jc w:val="both"/>
         <w:rPr>
           <w:rFonts w:ascii="Times New Roman" w:hAnsi="Times New Roman" w:cs="Times New Roman"/>
@@ -3728,6 +3854,7 @@
       <w:pPr>
         <w:pStyle w:val="NormalWeb"/>
         <w:spacing w:line="360" w:lineRule="auto"/>
+        <w:ind w:firstLine="567"/>
         <w:jc w:val="both"/>
       </w:pPr>
       <w:r>
@@ -3738,6 +3865,7 @@
       <w:pPr>
         <w:pStyle w:val="NormalWeb"/>
         <w:spacing w:line="360" w:lineRule="auto"/>
+        <w:ind w:firstLine="567"/>
         <w:jc w:val="both"/>
       </w:pPr>
       <w:r>
@@ -3748,6 +3876,7 @@
       <w:pPr>
         <w:pStyle w:val="Ttulo2"/>
         <w:spacing w:line="360" w:lineRule="auto"/>
+        <w:ind w:firstLine="567"/>
         <w:jc w:val="both"/>
         <w:rPr>
           <w:rFonts w:ascii="Times New Roman" w:hAnsi="Times New Roman" w:cs="Times New Roman"/>
@@ -3768,6 +3897,7 @@
       <w:pPr>
         <w:pStyle w:val="NormalWeb"/>
         <w:spacing w:line="360" w:lineRule="auto"/>
+        <w:ind w:firstLine="567"/>
         <w:jc w:val="both"/>
       </w:pPr>
       <w:r>
@@ -3778,6 +3908,7 @@
       <w:pPr>
         <w:pStyle w:val="NormalWeb"/>
         <w:spacing w:line="360" w:lineRule="auto"/>
+        <w:ind w:firstLine="567"/>
         <w:jc w:val="both"/>
       </w:pPr>
       <w:r>
@@ -3789,6 +3920,7 @@
       <w:pPr>
         <w:pStyle w:val="Ttulo2"/>
         <w:spacing w:line="360" w:lineRule="auto"/>
+        <w:ind w:firstLine="567"/>
         <w:jc w:val="both"/>
         <w:rPr>
           <w:rFonts w:ascii="Times New Roman" w:hAnsi="Times New Roman" w:cs="Times New Roman"/>
@@ -3809,6 +3941,7 @@
       <w:pPr>
         <w:pStyle w:val="NormalWeb"/>
         <w:spacing w:line="360" w:lineRule="auto"/>
+        <w:ind w:firstLine="567"/>
         <w:jc w:val="both"/>
       </w:pPr>
       <w:r>
@@ -3819,6 +3952,7 @@
       <w:pPr>
         <w:pStyle w:val="NormalWeb"/>
         <w:spacing w:line="360" w:lineRule="auto"/>
+        <w:ind w:firstLine="567"/>
         <w:jc w:val="both"/>
       </w:pPr>
       <w:r>
@@ -3829,6 +3963,7 @@
       <w:pPr>
         <w:pStyle w:val="Ttulo2"/>
         <w:spacing w:line="360" w:lineRule="auto"/>
+        <w:ind w:firstLine="567"/>
         <w:jc w:val="both"/>
         <w:rPr>
           <w:rFonts w:ascii="Times New Roman" w:hAnsi="Times New Roman" w:cs="Times New Roman"/>
@@ -3849,6 +3984,7 @@
       <w:pPr>
         <w:pStyle w:val="NormalWeb"/>
         <w:spacing w:line="360" w:lineRule="auto"/>
+        <w:ind w:firstLine="567"/>
         <w:jc w:val="both"/>
       </w:pPr>
       <w:r>
@@ -3859,6 +3995,7 @@
       <w:pPr>
         <w:pStyle w:val="NormalWeb"/>
         <w:spacing w:line="360" w:lineRule="auto"/>
+        <w:ind w:firstLine="567"/>
         <w:jc w:val="both"/>
       </w:pPr>
       <w:r>
@@ -3869,6 +4006,7 @@
       <w:pPr>
         <w:pStyle w:val="Ttulo2"/>
         <w:spacing w:line="360" w:lineRule="auto"/>
+        <w:ind w:firstLine="567"/>
         <w:jc w:val="both"/>
         <w:rPr>
           <w:rFonts w:ascii="Times New Roman" w:hAnsi="Times New Roman" w:cs="Times New Roman"/>
@@ -3889,6 +4027,7 @@
       <w:pPr>
         <w:pStyle w:val="NormalWeb"/>
         <w:spacing w:line="360" w:lineRule="auto"/>
+        <w:ind w:firstLine="567"/>
         <w:jc w:val="both"/>
       </w:pPr>
       <w:r>
@@ -3899,6 +4038,7 @@
       <w:pPr>
         <w:pStyle w:val="NormalWeb"/>
         <w:spacing w:line="360" w:lineRule="auto"/>
+        <w:ind w:firstLine="567"/>
         <w:jc w:val="both"/>
       </w:pPr>
       <w:r>
@@ -3909,6 +4049,7 @@
       <w:pPr>
         <w:pStyle w:val="Ttulo2"/>
         <w:spacing w:line="360" w:lineRule="auto"/>
+        <w:ind w:firstLine="567"/>
         <w:jc w:val="both"/>
         <w:rPr>
           <w:rFonts w:ascii="Times New Roman" w:hAnsi="Times New Roman" w:cs="Times New Roman"/>
@@ -3929,6 +4070,7 @@
       <w:pPr>
         <w:pStyle w:val="NormalWeb"/>
         <w:spacing w:line="360" w:lineRule="auto"/>
+        <w:ind w:firstLine="567"/>
         <w:jc w:val="both"/>
       </w:pPr>
       <w:r>
@@ -3939,6 +4081,7 @@
       <w:pPr>
         <w:pStyle w:val="Ttulo2"/>
         <w:spacing w:line="360" w:lineRule="auto"/>
+        <w:ind w:firstLine="567"/>
         <w:jc w:val="both"/>
         <w:rPr>
           <w:rFonts w:ascii="Times New Roman" w:hAnsi="Times New Roman" w:cs="Times New Roman"/>
@@ -3960,6 +4103,7 @@
       <w:pPr>
         <w:pStyle w:val="NormalWeb"/>
         <w:spacing w:line="360" w:lineRule="auto"/>
+        <w:ind w:firstLine="567"/>
         <w:jc w:val="both"/>
       </w:pPr>
       <w:r>
@@ -3970,6 +4114,7 @@
       <w:pPr>
         <w:pStyle w:val="NormalWeb"/>
         <w:spacing w:line="360" w:lineRule="auto"/>
+        <w:ind w:firstLine="567"/>
         <w:jc w:val="both"/>
       </w:pPr>
       <w:r>
@@ -3980,6 +4125,7 @@
       <w:pPr>
         <w:pStyle w:val="Ttulo2"/>
         <w:spacing w:line="360" w:lineRule="auto"/>
+        <w:ind w:firstLine="567"/>
         <w:jc w:val="both"/>
         <w:rPr>
           <w:rFonts w:ascii="Times New Roman" w:hAnsi="Times New Roman" w:cs="Times New Roman"/>
@@ -4000,6 +4146,7 @@
       <w:pPr>
         <w:pStyle w:val="NormalWeb"/>
         <w:spacing w:line="360" w:lineRule="auto"/>
+        <w:ind w:firstLine="567"/>
         <w:jc w:val="both"/>
       </w:pPr>
       <w:r>
@@ -4010,6 +4157,7 @@
       <w:pPr>
         <w:pStyle w:val="NormalWeb"/>
         <w:spacing w:line="360" w:lineRule="auto"/>
+        <w:ind w:firstLine="567"/>
         <w:jc w:val="both"/>
       </w:pPr>
       <w:r>
@@ -4020,6 +4168,7 @@
       <w:pPr>
         <w:pStyle w:val="Ttulo2"/>
         <w:spacing w:line="360" w:lineRule="auto"/>
+        <w:ind w:firstLine="567"/>
         <w:jc w:val="both"/>
         <w:rPr>
           <w:rFonts w:ascii="Times New Roman" w:hAnsi="Times New Roman" w:cs="Times New Roman"/>
@@ -4040,6 +4189,7 @@
       <w:pPr>
         <w:pStyle w:val="NormalWeb"/>
         <w:spacing w:line="360" w:lineRule="auto"/>
+        <w:ind w:firstLine="567"/>
         <w:jc w:val="both"/>
       </w:pPr>
       <w:r>
@@ -4050,6 +4200,7 @@
       <w:pPr>
         <w:pStyle w:val="NormalWeb"/>
         <w:spacing w:line="360" w:lineRule="auto"/>
+        <w:ind w:firstLine="567"/>
         <w:jc w:val="both"/>
       </w:pPr>
       <w:r>
@@ -4060,6 +4211,7 @@
       <w:pPr>
         <w:pStyle w:val="NormalWeb"/>
         <w:spacing w:line="360" w:lineRule="auto"/>
+        <w:ind w:firstLine="567"/>
         <w:jc w:val="both"/>
       </w:pPr>
       <w:r>
@@ -4085,27 +4237,6 @@
           <w:lang w:eastAsia="pt-BR"/>
         </w:rPr>
         <w:br w:type="page"/>
-      </w:r>
-    </w:p>
-    <w:p>
-      <w:pPr>
-        <w:spacing w:line="360" w:lineRule="auto"/>
-        <w:jc w:val="both"/>
-        <w:rPr>
-          <w:rFonts w:ascii="Times New Roman" w:eastAsia="Times New Roman" w:hAnsi="Times New Roman" w:cs="Times New Roman"/>
-          <w:sz w:val="24"/>
-          <w:szCs w:val="24"/>
-          <w:lang w:eastAsia="pt-BR"/>
-        </w:rPr>
-      </w:pPr>
-      <w:r>
-        <w:rPr>
-          <w:rFonts w:ascii="Times New Roman" w:hAnsi="Times New Roman" w:cs="Times New Roman"/>
-          <w:sz w:val="24"/>
-          <w:szCs w:val="24"/>
-        </w:rPr>
-        <w:lastRenderedPageBreak/>
-        <w:t>"A tecnologia só gera valor quando é compreendida por quem toma decisões."</w:t>
       </w:r>
     </w:p>
     <w:p>
@@ -4126,6 +4257,7 @@
           <w:sz w:val="24"/>
           <w:szCs w:val="24"/>
         </w:rPr>
+        <w:lastRenderedPageBreak/>
         <w:t>9. TECNOLOGIAS UTILIZADAS (EM LINGUAGEM ACESSÍVEL)</w:t>
       </w:r>
       <w:r>
@@ -4158,8 +4290,30 @@
     </w:p>
     <w:p>
       <w:pPr>
-        <w:pStyle w:val="NormalWeb"/>
-        <w:spacing w:line="360" w:lineRule="auto"/>
+        <w:spacing w:line="360" w:lineRule="auto"/>
+        <w:ind w:firstLine="567"/>
+        <w:jc w:val="both"/>
+        <w:rPr>
+          <w:rFonts w:ascii="Times New Roman" w:eastAsia="Times New Roman" w:hAnsi="Times New Roman" w:cs="Times New Roman"/>
+          <w:sz w:val="24"/>
+          <w:szCs w:val="24"/>
+          <w:lang w:eastAsia="pt-BR"/>
+        </w:rPr>
+      </w:pPr>
+      <w:r>
+        <w:rPr>
+          <w:rFonts w:ascii="Times New Roman" w:hAnsi="Times New Roman" w:cs="Times New Roman"/>
+          <w:sz w:val="24"/>
+          <w:szCs w:val="24"/>
+        </w:rPr>
+        <w:t>"A tecnologia só gera valor quando é compreendida por quem toma decisões."</w:t>
+      </w:r>
+    </w:p>
+    <w:p>
+      <w:pPr>
+        <w:pStyle w:val="NormalWeb"/>
+        <w:spacing w:line="360" w:lineRule="auto"/>
+        <w:ind w:firstLine="567"/>
         <w:jc w:val="both"/>
       </w:pPr>
       <w:r>
@@ -4170,6 +4324,7 @@
       <w:pPr>
         <w:pStyle w:val="NormalWeb"/>
         <w:spacing w:line="360" w:lineRule="auto"/>
+        <w:ind w:firstLine="567"/>
         <w:jc w:val="both"/>
       </w:pPr>
       <w:r>
@@ -4180,6 +4335,7 @@
       <w:pPr>
         <w:pStyle w:val="Ttulo2"/>
         <w:spacing w:line="360" w:lineRule="auto"/>
+        <w:ind w:firstLine="567"/>
         <w:jc w:val="both"/>
         <w:rPr>
           <w:rFonts w:ascii="Times New Roman" w:hAnsi="Times New Roman" w:cs="Times New Roman"/>
@@ -4200,6 +4356,7 @@
       <w:pPr>
         <w:pStyle w:val="NormalWeb"/>
         <w:spacing w:line="360" w:lineRule="auto"/>
+        <w:ind w:firstLine="567"/>
         <w:jc w:val="both"/>
       </w:pPr>
       <w:r>
@@ -4210,6 +4367,7 @@
       <w:pPr>
         <w:pStyle w:val="NormalWeb"/>
         <w:spacing w:line="360" w:lineRule="auto"/>
+        <w:ind w:firstLine="567"/>
         <w:jc w:val="both"/>
       </w:pPr>
       <w:r>
@@ -4220,6 +4378,7 @@
       <w:pPr>
         <w:pStyle w:val="Ttulo2"/>
         <w:spacing w:line="360" w:lineRule="auto"/>
+        <w:ind w:firstLine="567"/>
         <w:jc w:val="both"/>
         <w:rPr>
           <w:rFonts w:ascii="Times New Roman" w:hAnsi="Times New Roman" w:cs="Times New Roman"/>
@@ -4240,6 +4399,7 @@
       <w:pPr>
         <w:pStyle w:val="NormalWeb"/>
         <w:spacing w:line="360" w:lineRule="auto"/>
+        <w:ind w:firstLine="567"/>
         <w:jc w:val="both"/>
       </w:pPr>
       <w:r>
@@ -4250,6 +4410,7 @@
       <w:pPr>
         <w:pStyle w:val="NormalWeb"/>
         <w:spacing w:line="360" w:lineRule="auto"/>
+        <w:ind w:firstLine="567"/>
         <w:jc w:val="both"/>
       </w:pPr>
       <w:r>
@@ -4260,6 +4421,7 @@
       <w:pPr>
         <w:pStyle w:val="NormalWeb"/>
         <w:spacing w:line="360" w:lineRule="auto"/>
+        <w:ind w:firstLine="567"/>
         <w:jc w:val="both"/>
       </w:pPr>
       <w:r>
@@ -4270,40 +4432,43 @@
       <w:pPr>
         <w:pStyle w:val="Ttulo2"/>
         <w:spacing w:line="360" w:lineRule="auto"/>
-        <w:jc w:val="both"/>
-        <w:rPr>
-          <w:rFonts w:ascii="Times New Roman" w:hAnsi="Times New Roman" w:cs="Times New Roman"/>
-          <w:sz w:val="24"/>
-          <w:szCs w:val="24"/>
-        </w:rPr>
-      </w:pPr>
-      <w:r>
-        <w:rPr>
-          <w:rFonts w:ascii="Times New Roman" w:hAnsi="Times New Roman" w:cs="Times New Roman"/>
-          <w:sz w:val="24"/>
-          <w:szCs w:val="24"/>
-        </w:rPr>
+        <w:ind w:firstLine="567"/>
+        <w:jc w:val="both"/>
+        <w:rPr>
+          <w:rFonts w:ascii="Times New Roman" w:hAnsi="Times New Roman" w:cs="Times New Roman"/>
+          <w:sz w:val="24"/>
+          <w:szCs w:val="24"/>
+        </w:rPr>
+      </w:pPr>
+      <w:r>
+        <w:rPr>
+          <w:rFonts w:ascii="Times New Roman" w:hAnsi="Times New Roman" w:cs="Times New Roman"/>
+          <w:sz w:val="24"/>
+          <w:szCs w:val="24"/>
+        </w:rPr>
+        <w:t>JavaScript – A interação</w:t>
+      </w:r>
+    </w:p>
+    <w:p>
+      <w:pPr>
+        <w:pStyle w:val="NormalWeb"/>
+        <w:spacing w:line="360" w:lineRule="auto"/>
+        <w:ind w:firstLine="567"/>
+        <w:jc w:val="both"/>
+      </w:pPr>
+      <w:r>
+        <w:t>O JavaScript acrescenta funcionalidades que tornam a plataforma mais dinâmica e agradável de utilizar.</w:t>
+      </w:r>
+    </w:p>
+    <w:p>
+      <w:pPr>
+        <w:pStyle w:val="NormalWeb"/>
+        <w:spacing w:line="360" w:lineRule="auto"/>
+        <w:ind w:firstLine="567"/>
+        <w:jc w:val="both"/>
+      </w:pPr>
+      <w:r>
         <w:lastRenderedPageBreak/>
-        <w:t>JavaScript – A interação</w:t>
-      </w:r>
-    </w:p>
-    <w:p>
-      <w:pPr>
-        <w:pStyle w:val="NormalWeb"/>
-        <w:spacing w:line="360" w:lineRule="auto"/>
-        <w:jc w:val="both"/>
-      </w:pPr>
-      <w:r>
-        <w:t>O JavaScript acrescenta funcionalidades que tornam a plataforma mais dinâmica e agradável de utilizar.</w:t>
-      </w:r>
-    </w:p>
-    <w:p>
-      <w:pPr>
-        <w:pStyle w:val="NormalWeb"/>
-        <w:spacing w:line="360" w:lineRule="auto"/>
-        <w:jc w:val="both"/>
-      </w:pPr>
-      <w:r>
         <w:t>Graças a esta tecnologia, será possível criar menus interativos, galerias de imagens, formulários inteligentes, animações discretas e outras funcionalidades que melhoram a experiência do utilizador, tornando a navegação mais simples e intuitiva.</w:t>
       </w:r>
     </w:p>
@@ -4311,6 +4476,7 @@
       <w:pPr>
         <w:pStyle w:val="Ttulo2"/>
         <w:spacing w:line="360" w:lineRule="auto"/>
+        <w:ind w:firstLine="567"/>
         <w:jc w:val="both"/>
         <w:rPr>
           <w:rFonts w:ascii="Times New Roman" w:hAnsi="Times New Roman" w:cs="Times New Roman"/>
@@ -4331,6 +4497,7 @@
       <w:pPr>
         <w:pStyle w:val="NormalWeb"/>
         <w:spacing w:line="360" w:lineRule="auto"/>
+        <w:ind w:firstLine="567"/>
         <w:jc w:val="both"/>
       </w:pPr>
       <w:r>
@@ -4341,6 +4508,7 @@
       <w:pPr>
         <w:pStyle w:val="NormalWeb"/>
         <w:spacing w:line="360" w:lineRule="auto"/>
+        <w:ind w:firstLine="567"/>
         <w:jc w:val="both"/>
       </w:pPr>
       <w:r>
@@ -4351,6 +4519,7 @@
       <w:pPr>
         <w:pStyle w:val="Ttulo2"/>
         <w:spacing w:line="360" w:lineRule="auto"/>
+        <w:ind w:firstLine="567"/>
         <w:jc w:val="both"/>
         <w:rPr>
           <w:rFonts w:ascii="Times New Roman" w:hAnsi="Times New Roman" w:cs="Times New Roman"/>
@@ -4371,6 +4540,7 @@
       <w:pPr>
         <w:pStyle w:val="NormalWeb"/>
         <w:spacing w:line="360" w:lineRule="auto"/>
+        <w:ind w:firstLine="567"/>
         <w:jc w:val="both"/>
       </w:pPr>
       <w:r>
@@ -4381,6 +4551,7 @@
       <w:pPr>
         <w:pStyle w:val="NormalWeb"/>
         <w:spacing w:line="360" w:lineRule="auto"/>
+        <w:ind w:firstLine="567"/>
         <w:jc w:val="both"/>
       </w:pPr>
       <w:r>
@@ -4391,6 +4562,7 @@
       <w:pPr>
         <w:pStyle w:val="NormalWeb"/>
         <w:spacing w:line="360" w:lineRule="auto"/>
+        <w:ind w:firstLine="567"/>
         <w:jc w:val="both"/>
       </w:pPr>
       <w:r>
@@ -4401,20 +4573,20 @@
       <w:pPr>
         <w:pStyle w:val="Ttulo2"/>
         <w:spacing w:line="360" w:lineRule="auto"/>
-        <w:jc w:val="both"/>
-        <w:rPr>
-          <w:rFonts w:ascii="Times New Roman" w:hAnsi="Times New Roman" w:cs="Times New Roman"/>
-          <w:sz w:val="24"/>
-          <w:szCs w:val="24"/>
-        </w:rPr>
-      </w:pPr>
-      <w:r>
-        <w:rPr>
-          <w:rFonts w:ascii="Times New Roman" w:hAnsi="Times New Roman" w:cs="Times New Roman"/>
-          <w:sz w:val="24"/>
-          <w:szCs w:val="24"/>
-        </w:rPr>
-        <w:lastRenderedPageBreak/>
+        <w:ind w:firstLine="567"/>
+        <w:jc w:val="both"/>
+        <w:rPr>
+          <w:rFonts w:ascii="Times New Roman" w:hAnsi="Times New Roman" w:cs="Times New Roman"/>
+          <w:sz w:val="24"/>
+          <w:szCs w:val="24"/>
+        </w:rPr>
+      </w:pPr>
+      <w:r>
+        <w:rPr>
+          <w:rFonts w:ascii="Times New Roman" w:hAnsi="Times New Roman" w:cs="Times New Roman"/>
+          <w:sz w:val="24"/>
+          <w:szCs w:val="24"/>
+        </w:rPr>
         <w:t>Porque estas tecnologias?</w:t>
       </w:r>
     </w:p>
@@ -4422,6 +4594,7 @@
       <w:pPr>
         <w:pStyle w:val="NormalWeb"/>
         <w:spacing w:line="360" w:lineRule="auto"/>
+        <w:ind w:firstLine="567"/>
         <w:jc w:val="both"/>
       </w:pPr>
       <w:r>
@@ -4436,6 +4609,7 @@
           <w:numId w:val="6"/>
         </w:numPr>
         <w:spacing w:line="360" w:lineRule="auto"/>
+        <w:ind w:firstLine="567"/>
         <w:jc w:val="both"/>
       </w:pPr>
       <w:r>
@@ -4450,9 +4624,11 @@
           <w:numId w:val="6"/>
         </w:numPr>
         <w:spacing w:line="360" w:lineRule="auto"/>
-        <w:jc w:val="both"/>
-      </w:pPr>
-      <w:r>
+        <w:ind w:firstLine="567"/>
+        <w:jc w:val="both"/>
+      </w:pPr>
+      <w:r>
+        <w:lastRenderedPageBreak/>
         <w:t>oferecem elevado nível de compatibilidade com diferentes navegadores e dispositivos;</w:t>
       </w:r>
     </w:p>
@@ -4464,6 +4640,7 @@
           <w:numId w:val="6"/>
         </w:numPr>
         <w:spacing w:line="360" w:lineRule="auto"/>
+        <w:ind w:firstLine="567"/>
         <w:jc w:val="both"/>
       </w:pPr>
       <w:r>
@@ -4478,6 +4655,7 @@
           <w:numId w:val="6"/>
         </w:numPr>
         <w:spacing w:line="360" w:lineRule="auto"/>
+        <w:ind w:firstLine="567"/>
         <w:jc w:val="both"/>
       </w:pPr>
       <w:r>
@@ -4492,6 +4670,7 @@
           <w:numId w:val="6"/>
         </w:numPr>
         <w:spacing w:line="360" w:lineRule="auto"/>
+        <w:ind w:firstLine="567"/>
         <w:jc w:val="both"/>
       </w:pPr>
       <w:r>
@@ -4502,6 +4681,7 @@
       <w:pPr>
         <w:pStyle w:val="NormalWeb"/>
         <w:spacing w:line="360" w:lineRule="auto"/>
+        <w:ind w:firstLine="567"/>
         <w:jc w:val="both"/>
       </w:pPr>
       <w:r>
@@ -4530,17 +4710,482 @@
     </w:p>
     <w:p>
       <w:pPr>
-        <w:pStyle w:val="NormalWeb"/>
-        <w:spacing w:line="360" w:lineRule="auto"/>
-        <w:jc w:val="both"/>
-      </w:pPr>
-      <w:r>
+        <w:pStyle w:val="Ttulo1"/>
+        <w:spacing w:line="360" w:lineRule="auto"/>
+        <w:jc w:val="both"/>
+        <w:rPr>
+          <w:sz w:val="24"/>
+          <w:szCs w:val="24"/>
+        </w:rPr>
+      </w:pPr>
+      <w:r>
+        <w:rPr>
+          <w:sz w:val="24"/>
+          <w:szCs w:val="24"/>
+        </w:rPr>
         <w:lastRenderedPageBreak/>
+        <w:t>10. DEMONSTRAÇÃO DO PROTÓTIPO</w:t>
+      </w:r>
+    </w:p>
+    <w:p>
+      <w:pPr>
+        <w:pStyle w:val="Ttulo2"/>
+        <w:spacing w:line="360" w:lineRule="auto"/>
+        <w:jc w:val="both"/>
+        <w:rPr>
+          <w:rFonts w:ascii="Times New Roman" w:hAnsi="Times New Roman" w:cs="Times New Roman"/>
+          <w:sz w:val="24"/>
+          <w:szCs w:val="24"/>
+        </w:rPr>
+      </w:pPr>
+      <w:r>
+        <w:rPr>
+          <w:rFonts w:ascii="Times New Roman" w:hAnsi="Times New Roman" w:cs="Times New Roman"/>
+          <w:sz w:val="24"/>
+          <w:szCs w:val="24"/>
+        </w:rPr>
+        <w:t>Visão da Plataforma Institucional</w:t>
+      </w:r>
+    </w:p>
+    <w:p>
+      <w:pPr>
+        <w:pStyle w:val="NormalWeb"/>
+        <w:spacing w:line="360" w:lineRule="auto"/>
+        <w:jc w:val="both"/>
+      </w:pPr>
+      <w:r>
         <w:t>"Antes de investir numa ideia, é importante conseguir visualizá-la. O protótipo transforma uma visão em algo concreto."</w:t>
       </w:r>
     </w:p>
     <w:p>
       <w:pPr>
+        <w:pStyle w:val="NormalWeb"/>
+        <w:spacing w:line="360" w:lineRule="auto"/>
+        <w:ind w:firstLine="567"/>
+        <w:jc w:val="both"/>
+      </w:pPr>
+      <w:r>
+        <w:t>Com o objetivo de tornar esta proposta mais clara e facilitar a compreensão da solução apresentada, foi desenvolvido um protótipo visual da Plataforma Institucional Digital.</w:t>
+      </w:r>
+    </w:p>
+    <w:p>
+      <w:pPr>
+        <w:pStyle w:val="NormalWeb"/>
+        <w:spacing w:line="360" w:lineRule="auto"/>
+        <w:ind w:firstLine="567"/>
+        <w:jc w:val="both"/>
+      </w:pPr>
+      <w:r>
+        <w:t>O protótipo não representa apenas a aparência do futuro website. Ele demonstra a organização das informações, a experiência de navegação e a forma como os diferentes públicos poderão interagir com a instituição através de um ambiente digital moderno, intuitivo e alinhado com a identidade do Instituto Técnico Privado de Saúde Lureframulu &amp; Precimuel, Lda.</w:t>
+      </w:r>
+    </w:p>
+    <w:p>
+      <w:pPr>
+        <w:pStyle w:val="NormalWeb"/>
+        <w:spacing w:line="360" w:lineRule="auto"/>
+        <w:ind w:firstLine="567"/>
+        <w:jc w:val="both"/>
+      </w:pPr>
+      <w:r>
+        <w:t>As imagens apresentadas nas páginas seguintes ilustram uma proposta conceptual. A versão final poderá ser ajustada de acordo com as orientações da Direção e com as necessidades identificadas durante o desenvolvimento do projeto.</w:t>
+      </w:r>
+    </w:p>
+    <w:p>
+      <w:pPr>
+        <w:pStyle w:val="Ttulo2"/>
+        <w:spacing w:line="360" w:lineRule="auto"/>
+        <w:ind w:firstLine="567"/>
+        <w:jc w:val="both"/>
+        <w:rPr>
+          <w:rFonts w:ascii="Times New Roman" w:hAnsi="Times New Roman" w:cs="Times New Roman"/>
+          <w:sz w:val="24"/>
+          <w:szCs w:val="24"/>
+        </w:rPr>
+      </w:pPr>
+      <w:r>
+        <w:rPr>
+          <w:rFonts w:ascii="Times New Roman" w:hAnsi="Times New Roman" w:cs="Times New Roman"/>
+          <w:sz w:val="24"/>
+          <w:szCs w:val="24"/>
+        </w:rPr>
+        <w:t>A experiência começa na página inicial</w:t>
+      </w:r>
+    </w:p>
+    <w:p>
+      <w:pPr>
+        <w:pStyle w:val="NormalWeb"/>
+        <w:spacing w:line="360" w:lineRule="auto"/>
+        <w:ind w:firstLine="567"/>
+        <w:jc w:val="both"/>
+      </w:pPr>
+      <w:r>
+        <w:t>Ao aceder à plataforma, o utilizador é recebido por uma página inicial organizada, moderna e de fácil navegação.</w:t>
+      </w:r>
+    </w:p>
+    <w:p>
+      <w:pPr>
+        <w:pStyle w:val="NormalWeb"/>
+        <w:spacing w:line="360" w:lineRule="auto"/>
+        <w:ind w:firstLine="567"/>
+        <w:jc w:val="both"/>
+      </w:pPr>
+      <w:r>
+        <w:t>Os principais destaques institucionais encontram-se imediatamente visíveis, permitindo conhecer a identidade do Instituto, aceder rapidamente aos cursos, consultar notícias recentes, acompanhar eventos e localizar os principais canais de contacto.</w:t>
+      </w:r>
+    </w:p>
+    <w:p>
+      <w:pPr>
+        <w:pStyle w:val="NormalWeb"/>
+        <w:spacing w:line="360" w:lineRule="auto"/>
+        <w:ind w:firstLine="567"/>
+        <w:jc w:val="both"/>
+      </w:pPr>
+      <w:r>
+        <w:t>Esta organização procura transmitir profissionalismo, credibilidade e confiança logo no primeiro contacto.</w:t>
+      </w:r>
+    </w:p>
+    <w:p>
+      <w:pPr>
+        <w:pStyle w:val="NormalWeb"/>
+        <w:spacing w:line="360" w:lineRule="auto"/>
+        <w:ind w:firstLine="567"/>
+        <w:jc w:val="both"/>
+      </w:pPr>
+      <w:r>
+        <w:rPr>
+          <w:rStyle w:val="Forte"/>
+        </w:rPr>
+        <w:t>(Inserir imagem da Página Inicial do Protótipo)</w:t>
+      </w:r>
+    </w:p>
+    <w:p>
+      <w:pPr>
+        <w:pStyle w:val="Ttulo2"/>
+        <w:spacing w:line="360" w:lineRule="auto"/>
+        <w:ind w:firstLine="567"/>
+        <w:jc w:val="both"/>
+        <w:rPr>
+          <w:rFonts w:ascii="Times New Roman" w:hAnsi="Times New Roman" w:cs="Times New Roman"/>
+          <w:sz w:val="24"/>
+          <w:szCs w:val="24"/>
+        </w:rPr>
+      </w:pPr>
+      <w:r>
+        <w:rPr>
+          <w:rFonts w:ascii="Times New Roman" w:hAnsi="Times New Roman" w:cs="Times New Roman"/>
+          <w:sz w:val="24"/>
+          <w:szCs w:val="24"/>
+        </w:rPr>
+        <w:lastRenderedPageBreak/>
+        <w:t>Conhecer a instituição</w:t>
+      </w:r>
+    </w:p>
+    <w:p>
+      <w:pPr>
+        <w:pStyle w:val="NormalWeb"/>
+        <w:spacing w:line="360" w:lineRule="auto"/>
+        <w:ind w:firstLine="567"/>
+        <w:jc w:val="both"/>
+      </w:pPr>
+      <w:r>
+        <w:t>A secção institucional apresenta a história do Instituto, a sua missão, visão, valores e o compromisso com a formação de profissionais da área da saúde.</w:t>
+      </w:r>
+    </w:p>
+    <w:p>
+      <w:pPr>
+        <w:pStyle w:val="NormalWeb"/>
+        <w:spacing w:line="360" w:lineRule="auto"/>
+        <w:ind w:firstLine="567"/>
+        <w:jc w:val="both"/>
+      </w:pPr>
+      <w:r>
+        <w:t>O objetivo desta área é permitir que futuros estudantes, famílias e parceiros conheçam melhor a instituição, fortalecendo a confiança e a transparência da comunicação.</w:t>
+      </w:r>
+    </w:p>
+    <w:p>
+      <w:pPr>
+        <w:pStyle w:val="NormalWeb"/>
+        <w:spacing w:line="360" w:lineRule="auto"/>
+        <w:ind w:firstLine="567"/>
+        <w:jc w:val="both"/>
+      </w:pPr>
+      <w:r>
+        <w:rPr>
+          <w:rStyle w:val="Forte"/>
+        </w:rPr>
+        <w:t>(Inserir imagem da secção "Sobre o Instituto")</w:t>
+      </w:r>
+    </w:p>
+    <w:p>
+      <w:pPr>
+        <w:pStyle w:val="Ttulo2"/>
+        <w:spacing w:line="360" w:lineRule="auto"/>
+        <w:ind w:firstLine="567"/>
+        <w:jc w:val="both"/>
+        <w:rPr>
+          <w:rFonts w:ascii="Times New Roman" w:hAnsi="Times New Roman" w:cs="Times New Roman"/>
+          <w:sz w:val="24"/>
+          <w:szCs w:val="24"/>
+        </w:rPr>
+      </w:pPr>
+      <w:r>
+        <w:rPr>
+          <w:rFonts w:ascii="Times New Roman" w:hAnsi="Times New Roman" w:cs="Times New Roman"/>
+          <w:sz w:val="24"/>
+          <w:szCs w:val="24"/>
+        </w:rPr>
+        <w:t>Explorar os cursos</w:t>
+      </w:r>
+    </w:p>
+    <w:p>
+      <w:pPr>
+        <w:pStyle w:val="NormalWeb"/>
+        <w:spacing w:line="360" w:lineRule="auto"/>
+        <w:ind w:firstLine="567"/>
+        <w:jc w:val="both"/>
+      </w:pPr>
+      <w:r>
+        <w:t>Nesta área, o visitante poderá conhecer a oferta formativa, consultar informações sobre cada curso e compreender as oportunidades de formação disponibilizadas pelo Instituto.</w:t>
+      </w:r>
+    </w:p>
+    <w:p>
+      <w:pPr>
+        <w:pStyle w:val="NormalWeb"/>
+        <w:spacing w:line="360" w:lineRule="auto"/>
+        <w:ind w:firstLine="567"/>
+        <w:jc w:val="both"/>
+      </w:pPr>
+      <w:r>
+        <w:t>A navegação foi concebida para facilitar a pesquisa de informações, permitindo que o futuro estudante encontre rapidamente o curso do seu interesse.</w:t>
+      </w:r>
+    </w:p>
+    <w:p>
+      <w:pPr>
+        <w:pStyle w:val="NormalWeb"/>
+        <w:spacing w:line="360" w:lineRule="auto"/>
+        <w:ind w:firstLine="567"/>
+        <w:jc w:val="both"/>
+      </w:pPr>
+      <w:r>
+        <w:rPr>
+          <w:rStyle w:val="Forte"/>
+        </w:rPr>
+        <w:t>(Inserir imagem da secção "Cursos")</w:t>
+      </w:r>
+    </w:p>
+    <w:p>
+      <w:pPr>
+        <w:pStyle w:val="Ttulo2"/>
+        <w:spacing w:line="360" w:lineRule="auto"/>
+        <w:ind w:firstLine="567"/>
+        <w:jc w:val="both"/>
+        <w:rPr>
+          <w:rFonts w:ascii="Times New Roman" w:hAnsi="Times New Roman" w:cs="Times New Roman"/>
+          <w:sz w:val="24"/>
+          <w:szCs w:val="24"/>
+        </w:rPr>
+      </w:pPr>
+      <w:r>
+        <w:rPr>
+          <w:rFonts w:ascii="Times New Roman" w:hAnsi="Times New Roman" w:cs="Times New Roman"/>
+          <w:sz w:val="24"/>
+          <w:szCs w:val="24"/>
+        </w:rPr>
+        <w:t>Acompanhar a vida académica</w:t>
+      </w:r>
+    </w:p>
+    <w:p>
+      <w:pPr>
+        <w:pStyle w:val="NormalWeb"/>
+        <w:spacing w:line="360" w:lineRule="auto"/>
+        <w:ind w:firstLine="567"/>
+        <w:jc w:val="both"/>
+      </w:pPr>
+      <w:r>
+        <w:t>A plataforma disponibiliza um espaço destinado à divulgação de notícias, eventos, atividades académicas e outras informações relevantes para a comunidade.</w:t>
+      </w:r>
+    </w:p>
+    <w:p>
+      <w:pPr>
+        <w:pStyle w:val="NormalWeb"/>
+        <w:spacing w:line="360" w:lineRule="auto"/>
+        <w:ind w:firstLine="567"/>
+        <w:jc w:val="both"/>
+      </w:pPr>
+      <w:r>
+        <w:t>Esta funcionalidade permitirá manter estudantes, encarregados de educação e parceiros permanentemente informados sobre a dinâmica institucional.</w:t>
+      </w:r>
+    </w:p>
+    <w:p>
+      <w:pPr>
+        <w:pStyle w:val="NormalWeb"/>
+        <w:spacing w:line="360" w:lineRule="auto"/>
+        <w:ind w:firstLine="567"/>
+        <w:jc w:val="both"/>
+      </w:pPr>
+      <w:r>
+        <w:rPr>
+          <w:rStyle w:val="Forte"/>
+        </w:rPr>
+        <w:t>(Inserir imagem da secção "Notícias e Eventos")</w:t>
+      </w:r>
+    </w:p>
+    <w:p>
+      <w:pPr>
+        <w:pStyle w:val="Ttulo2"/>
+        <w:spacing w:line="360" w:lineRule="auto"/>
+        <w:ind w:firstLine="567"/>
+        <w:jc w:val="both"/>
+        <w:rPr>
+          <w:rFonts w:ascii="Times New Roman" w:hAnsi="Times New Roman" w:cs="Times New Roman"/>
+          <w:sz w:val="24"/>
+          <w:szCs w:val="24"/>
+        </w:rPr>
+      </w:pPr>
+      <w:r>
+        <w:rPr>
+          <w:rFonts w:ascii="Times New Roman" w:hAnsi="Times New Roman" w:cs="Times New Roman"/>
+          <w:sz w:val="24"/>
+          <w:szCs w:val="24"/>
+        </w:rPr>
+        <w:t>Entrar em contacto</w:t>
+      </w:r>
+    </w:p>
+    <w:p>
+      <w:pPr>
+        <w:pStyle w:val="NormalWeb"/>
+        <w:spacing w:line="360" w:lineRule="auto"/>
+        <w:ind w:firstLine="567"/>
+        <w:jc w:val="both"/>
+      </w:pPr>
+      <w:r>
+        <w:t>A área de contactos reúne todas as formas oficiais de comunicação do Instituto.</w:t>
+      </w:r>
+    </w:p>
+    <w:p>
+      <w:pPr>
+        <w:pStyle w:val="NormalWeb"/>
+        <w:spacing w:line="360" w:lineRule="auto"/>
+        <w:ind w:firstLine="567"/>
+        <w:jc w:val="both"/>
+      </w:pPr>
+      <w:r>
+        <w:lastRenderedPageBreak/>
+        <w:t>Os visitantes poderão consultar a localização, contactos telefónicos, endereço de correio eletrónico e outros canais institucionais, facilitando o relacionamento entre a instituição e a comunidade.</w:t>
+      </w:r>
+    </w:p>
+    <w:p>
+      <w:pPr>
+        <w:pStyle w:val="NormalWeb"/>
+        <w:spacing w:line="360" w:lineRule="auto"/>
+        <w:ind w:firstLine="567"/>
+        <w:jc w:val="both"/>
+      </w:pPr>
+      <w:r>
+        <w:rPr>
+          <w:rStyle w:val="Forte"/>
+        </w:rPr>
+        <w:t>(Inserir imagem da secção "Contactos")</w:t>
+      </w:r>
+    </w:p>
+    <w:p>
+      <w:pPr>
+        <w:pStyle w:val="Ttulo2"/>
+        <w:spacing w:line="360" w:lineRule="auto"/>
+        <w:ind w:firstLine="567"/>
+        <w:jc w:val="both"/>
+        <w:rPr>
+          <w:rFonts w:ascii="Times New Roman" w:hAnsi="Times New Roman" w:cs="Times New Roman"/>
+          <w:sz w:val="24"/>
+          <w:szCs w:val="24"/>
+        </w:rPr>
+      </w:pPr>
+      <w:r>
+        <w:rPr>
+          <w:rFonts w:ascii="Times New Roman" w:hAnsi="Times New Roman" w:cs="Times New Roman"/>
+          <w:sz w:val="24"/>
+          <w:szCs w:val="24"/>
+        </w:rPr>
+        <w:t>Uma plataforma preparada para evoluir</w:t>
+      </w:r>
+    </w:p>
+    <w:p>
+      <w:pPr>
+        <w:pStyle w:val="NormalWeb"/>
+        <w:spacing w:line="360" w:lineRule="auto"/>
+        <w:ind w:firstLine="567"/>
+        <w:jc w:val="both"/>
+      </w:pPr>
+      <w:r>
+        <w:t>Embora o protótipo apresente apenas a primeira fase da solução proposta, toda a estrutura foi concebida para permitir futuras evoluções.</w:t>
+      </w:r>
+    </w:p>
+    <w:p>
+      <w:pPr>
+        <w:pStyle w:val="NormalWeb"/>
+        <w:spacing w:line="360" w:lineRule="auto"/>
+        <w:ind w:firstLine="567"/>
+        <w:jc w:val="both"/>
+      </w:pPr>
+      <w:r>
+        <w:t>Novas funcionalidades poderão ser integradas progressivamente, acompanhando o crescimento do Instituto e as necessidades da comunidade académica.</w:t>
+      </w:r>
+    </w:p>
+    <w:p>
+      <w:pPr>
+        <w:pStyle w:val="NormalWeb"/>
+        <w:spacing w:line="360" w:lineRule="auto"/>
+        <w:ind w:firstLine="567"/>
+        <w:jc w:val="both"/>
+      </w:pPr>
+      <w:r>
+        <w:t>Assim, o protótipo apresentado representa não apenas uma proposta de design, mas a primeira etapa de um projeto institucional preparado para evoluir de forma sustentável.</w:t>
+      </w:r>
+    </w:p>
+    <w:p>
+      <w:pPr>
+        <w:pStyle w:val="NormalWeb"/>
+        <w:spacing w:line="360" w:lineRule="auto"/>
+        <w:ind w:firstLine="567"/>
+        <w:jc w:val="both"/>
+      </w:pPr>
+    </w:p>
+    <w:p>
+      <w:pPr>
+        <w:pStyle w:val="NormalWeb"/>
+        <w:spacing w:line="360" w:lineRule="auto"/>
+        <w:jc w:val="both"/>
+      </w:pPr>
+    </w:p>
+    <w:p>
+      <w:pPr>
+        <w:pStyle w:val="NormalWeb"/>
+        <w:spacing w:line="360" w:lineRule="auto"/>
+        <w:jc w:val="both"/>
+      </w:pPr>
+    </w:p>
+    <w:p>
+      <w:pPr>
+        <w:spacing w:line="360" w:lineRule="auto"/>
+        <w:jc w:val="both"/>
+        <w:rPr>
+          <w:rFonts w:ascii="Times New Roman" w:eastAsia="Times New Roman" w:hAnsi="Times New Roman" w:cs="Times New Roman"/>
+          <w:sz w:val="24"/>
+          <w:szCs w:val="24"/>
+          <w:lang w:eastAsia="pt-BR"/>
+        </w:rPr>
+      </w:pPr>
+      <w:r>
+        <w:rPr>
+          <w:rFonts w:ascii="Times New Roman" w:hAnsi="Times New Roman" w:cs="Times New Roman"/>
+          <w:sz w:val="24"/>
+          <w:szCs w:val="24"/>
+        </w:rPr>
+        <w:br w:type="page"/>
+      </w:r>
+    </w:p>
+    <w:p>
+      <w:pPr>
         <w:pStyle w:val="Ttulo1"/>
         <w:spacing w:line="360" w:lineRule="auto"/>
         <w:jc w:val="both"/>
@@ -4554,7 +5199,8 @@
           <w:sz w:val="24"/>
           <w:szCs w:val="24"/>
         </w:rPr>
-        <w:t>10. DEMONSTRAÇÃO DO PROTÓTIPO</w:t>
+        <w:lastRenderedPageBreak/>
+        <w:t>11. PLANO DE DESENVOLVIMENTO</w:t>
       </w:r>
     </w:p>
     <w:p>
@@ -4574,390 +5220,848 @@
           <w:sz w:val="24"/>
           <w:szCs w:val="24"/>
         </w:rPr>
-        <w:t>Visão da Plataforma Institucional</w:t>
-      </w:r>
-    </w:p>
-    <w:p>
-      <w:pPr>
-        <w:pStyle w:val="NormalWeb"/>
-        <w:spacing w:line="360" w:lineRule="auto"/>
-        <w:jc w:val="both"/>
-      </w:pPr>
-      <w:r>
-        <w:t>Com o objetivo de tornar esta proposta mais clara e facilitar a compreensão da solução apresentada, foi desenvolvido um protótipo visual da Plataforma Institucional Digital.</w:t>
-      </w:r>
-    </w:p>
-    <w:p>
-      <w:pPr>
-        <w:pStyle w:val="NormalWeb"/>
-        <w:spacing w:line="360" w:lineRule="auto"/>
-        <w:jc w:val="both"/>
-      </w:pPr>
-      <w:r>
-        <w:t>O protótipo não representa apenas a aparência do futuro website. Ele demonstra a organização das informações, a experiência de navegação e a forma como os diferentes públicos poderão interagir com a instituição através de um ambiente digital moderno, intuitivo e alinhado com a identidade do Instituto Técnico Privado de Saúde Lureframulu &amp; Precimuel, Lda.</w:t>
-      </w:r>
-    </w:p>
-    <w:p>
-      <w:pPr>
-        <w:pStyle w:val="NormalWeb"/>
-        <w:spacing w:line="360" w:lineRule="auto"/>
-        <w:jc w:val="both"/>
-      </w:pPr>
-      <w:r>
-        <w:t>As imagens apresentadas nas páginas seguintes ilustram uma proposta conceptual. A versão final poderá ser ajustada de acordo com as orientações da Direção e com as necessidades identificadas durante o desenvolvimento do projeto.</w:t>
+        <w:t>Uma implementação organizada e gradual</w:t>
+      </w:r>
+    </w:p>
+    <w:p>
+      <w:pPr>
+        <w:pStyle w:val="NormalWeb"/>
+        <w:spacing w:line="360" w:lineRule="auto"/>
+        <w:jc w:val="both"/>
+      </w:pPr>
+      <w:r>
+        <w:t>"Grandes projetos não são construídos de uma só vez. São desenvolvidos etapa por</w:t>
+      </w:r>
+    </w:p>
+    <w:p>
+      <w:pPr>
+        <w:pStyle w:val="NormalWeb"/>
+        <w:spacing w:line="360" w:lineRule="auto"/>
+        <w:jc w:val="both"/>
+      </w:pPr>
+      <w:r>
+        <w:t xml:space="preserve"> etapa, com planeamento, organização e compromisso."</w:t>
+      </w:r>
+    </w:p>
+    <w:p>
+      <w:pPr>
+        <w:pStyle w:val="NormalWeb"/>
+        <w:spacing w:line="360" w:lineRule="auto"/>
+        <w:ind w:firstLine="567"/>
+        <w:jc w:val="both"/>
+      </w:pPr>
+      <w:r>
+        <w:t>O Projeto Conecta Lureframulu &amp; Precimuel foi estruturado para que a implementação da Plataforma Institucional Digital aconteça de forma organizada, segura e compatível com a realidade do Instituto.</w:t>
+      </w:r>
+    </w:p>
+    <w:p>
+      <w:pPr>
+        <w:pStyle w:val="NormalWeb"/>
+        <w:spacing w:line="360" w:lineRule="auto"/>
+        <w:ind w:firstLine="567"/>
+        <w:jc w:val="both"/>
+      </w:pPr>
+      <w:r>
+        <w:t>Em vez de concentrar todas as funcionalidades numa única etapa, propõe-se um desenvolvimento progressivo, permitindo que cada fase seja concluída, avaliada e validada antes do avanço para a etapa seguinte.</w:t>
+      </w:r>
+    </w:p>
+    <w:p>
+      <w:pPr>
+        <w:pStyle w:val="NormalWeb"/>
+        <w:spacing w:line="360" w:lineRule="auto"/>
+        <w:ind w:firstLine="567"/>
+        <w:jc w:val="both"/>
+      </w:pPr>
+      <w:r>
+        <w:t>Esta metodologia reduz riscos, facilita o acompanhamento por parte da Direção e garante que a plataforma evolua de acordo com as necessidades da instituição.</w:t>
       </w:r>
     </w:p>
     <w:p>
       <w:pPr>
         <w:pStyle w:val="Ttulo2"/>
         <w:spacing w:line="360" w:lineRule="auto"/>
-        <w:jc w:val="both"/>
-        <w:rPr>
-          <w:rFonts w:ascii="Times New Roman" w:hAnsi="Times New Roman" w:cs="Times New Roman"/>
-          <w:sz w:val="24"/>
-          <w:szCs w:val="24"/>
-        </w:rPr>
-      </w:pPr>
-      <w:r>
-        <w:rPr>
-          <w:rFonts w:ascii="Times New Roman" w:hAnsi="Times New Roman" w:cs="Times New Roman"/>
-          <w:sz w:val="24"/>
-          <w:szCs w:val="24"/>
-        </w:rPr>
-        <w:t>A experiência começa na página inicial</w:t>
-      </w:r>
-    </w:p>
-    <w:p>
-      <w:pPr>
-        <w:pStyle w:val="NormalWeb"/>
-        <w:spacing w:line="360" w:lineRule="auto"/>
-        <w:jc w:val="both"/>
-      </w:pPr>
-      <w:r>
-        <w:t>Ao aceder à plataforma, o utilizador é recebido por uma página inicial organizada, moderna e de fácil navegação.</w:t>
-      </w:r>
-    </w:p>
-    <w:p>
-      <w:pPr>
-        <w:pStyle w:val="NormalWeb"/>
-        <w:spacing w:line="360" w:lineRule="auto"/>
-        <w:jc w:val="both"/>
-      </w:pPr>
-      <w:r>
-        <w:t>Os principais destaques institucionais encontram-se imediatamente visíveis, permitindo conhecer a identidade do Instituto, aceder rapidamente aos cursos, consultar notícias recentes, acompanhar eventos e localizar os principais canais de contacto.</w:t>
-      </w:r>
-    </w:p>
-    <w:p>
-      <w:pPr>
-        <w:pStyle w:val="NormalWeb"/>
-        <w:spacing w:line="360" w:lineRule="auto"/>
-        <w:jc w:val="both"/>
-      </w:pPr>
-      <w:r>
-        <w:t>Esta organização procura transmitir profissionalismo, credibilidade e confiança logo no primeiro contacto.</w:t>
-      </w:r>
-    </w:p>
-    <w:p>
-      <w:pPr>
-        <w:pStyle w:val="NormalWeb"/>
-        <w:spacing w:line="360" w:lineRule="auto"/>
-        <w:jc w:val="both"/>
-      </w:pPr>
-      <w:r>
-        <w:rPr>
-          <w:rStyle w:val="Forte"/>
-        </w:rPr>
-        <w:t>(Inserir imagem da Página Inicial do Protótipo)</w:t>
+        <w:ind w:firstLine="567"/>
+        <w:jc w:val="both"/>
+        <w:rPr>
+          <w:rFonts w:ascii="Times New Roman" w:hAnsi="Times New Roman" w:cs="Times New Roman"/>
+          <w:sz w:val="24"/>
+          <w:szCs w:val="24"/>
+        </w:rPr>
+      </w:pPr>
+      <w:r>
+        <w:rPr>
+          <w:rFonts w:ascii="Times New Roman" w:hAnsi="Times New Roman" w:cs="Times New Roman"/>
+          <w:sz w:val="24"/>
+          <w:szCs w:val="24"/>
+        </w:rPr>
+        <w:t>Fase 1 – Planeamento</w:t>
+      </w:r>
+    </w:p>
+    <w:p>
+      <w:pPr>
+        <w:pStyle w:val="NormalWeb"/>
+        <w:spacing w:line="360" w:lineRule="auto"/>
+        <w:ind w:firstLine="567"/>
+        <w:jc w:val="both"/>
+      </w:pPr>
+      <w:r>
+        <w:t>A primeira etapa consiste na recolha de informações institucionais e na definição da estrutura da plataforma.</w:t>
+      </w:r>
+    </w:p>
+    <w:p>
+      <w:pPr>
+        <w:pStyle w:val="NormalWeb"/>
+        <w:spacing w:line="360" w:lineRule="auto"/>
+        <w:ind w:firstLine="567"/>
+        <w:jc w:val="both"/>
+      </w:pPr>
+      <w:r>
+        <w:t>Serão identificados os conteúdos que farão parte do website, as secções principais, a identidade visual pretendida e os objetivos específicos de cada área.</w:t>
+      </w:r>
+    </w:p>
+    <w:p>
+      <w:pPr>
+        <w:pStyle w:val="NormalWeb"/>
+        <w:spacing w:line="360" w:lineRule="auto"/>
+        <w:ind w:firstLine="567"/>
+        <w:jc w:val="both"/>
+      </w:pPr>
+      <w:r>
+        <w:t>Esta fase permitirá alinhar o desenvolvimento com a missão, os valores e a estratégia institucional.</w:t>
       </w:r>
     </w:p>
     <w:p>
       <w:pPr>
         <w:pStyle w:val="Ttulo2"/>
         <w:spacing w:line="360" w:lineRule="auto"/>
-        <w:jc w:val="both"/>
-        <w:rPr>
-          <w:rFonts w:ascii="Times New Roman" w:hAnsi="Times New Roman" w:cs="Times New Roman"/>
-          <w:sz w:val="24"/>
-          <w:szCs w:val="24"/>
-        </w:rPr>
-      </w:pPr>
-      <w:r>
-        <w:rPr>
-          <w:rFonts w:ascii="Times New Roman" w:hAnsi="Times New Roman" w:cs="Times New Roman"/>
-          <w:sz w:val="24"/>
-          <w:szCs w:val="24"/>
-        </w:rPr>
-        <w:t>Conhecer a instituição</w:t>
-      </w:r>
-    </w:p>
-    <w:p>
-      <w:pPr>
-        <w:pStyle w:val="NormalWeb"/>
-        <w:spacing w:line="360" w:lineRule="auto"/>
-        <w:jc w:val="both"/>
-      </w:pPr>
-      <w:r>
-        <w:t>A secção institucional apresenta a história do Instituto, a sua missão, visão, valores e o compromisso com a formação de profissionais da área da saúde.</w:t>
-      </w:r>
-    </w:p>
-    <w:p>
-      <w:pPr>
-        <w:pStyle w:val="NormalWeb"/>
-        <w:spacing w:line="360" w:lineRule="auto"/>
+        <w:ind w:firstLine="567"/>
+        <w:jc w:val="both"/>
+        <w:rPr>
+          <w:rFonts w:ascii="Times New Roman" w:hAnsi="Times New Roman" w:cs="Times New Roman"/>
+          <w:sz w:val="24"/>
+          <w:szCs w:val="24"/>
+        </w:rPr>
+      </w:pPr>
+      <w:r>
+        <w:rPr>
+          <w:rFonts w:ascii="Times New Roman" w:hAnsi="Times New Roman" w:cs="Times New Roman"/>
+          <w:sz w:val="24"/>
+          <w:szCs w:val="24"/>
+        </w:rPr>
+        <w:t>Fase 2 – Desenvolvimento</w:t>
+      </w:r>
+    </w:p>
+    <w:p>
+      <w:pPr>
+        <w:pStyle w:val="NormalWeb"/>
+        <w:spacing w:line="360" w:lineRule="auto"/>
+        <w:ind w:firstLine="567"/>
+        <w:jc w:val="both"/>
+      </w:pPr>
+      <w:r>
+        <w:t>Após a aprovação do planeamento, inicia-se a construção da Plataforma Institucional Digital.</w:t>
+      </w:r>
+    </w:p>
+    <w:p>
+      <w:pPr>
+        <w:pStyle w:val="NormalWeb"/>
+        <w:spacing w:line="360" w:lineRule="auto"/>
+        <w:ind w:firstLine="567"/>
+        <w:jc w:val="both"/>
+      </w:pPr>
+      <w:r>
+        <w:t>Serão desenvolvidas as páginas principais, organizados os conteúdos institucionais, implementada a identidade visual e criadas as funcionalidades previstas para a primeira versão do projeto.</w:t>
+      </w:r>
+    </w:p>
+    <w:p>
+      <w:pPr>
+        <w:pStyle w:val="NormalWeb"/>
+        <w:spacing w:line="360" w:lineRule="auto"/>
+        <w:ind w:firstLine="567"/>
         <w:jc w:val="both"/>
       </w:pPr>
       <w:r>
         <w:lastRenderedPageBreak/>
-        <w:t>O objetivo desta área é permitir que futuros estudantes, famílias e parceiros conheçam melhor a instituição, fortalecendo a confiança e a transparência da comunicação.</w:t>
-      </w:r>
-    </w:p>
-    <w:p>
-      <w:pPr>
-        <w:pStyle w:val="NormalWeb"/>
-        <w:spacing w:line="360" w:lineRule="auto"/>
-        <w:jc w:val="both"/>
-      </w:pPr>
-      <w:r>
-        <w:rPr>
-          <w:rStyle w:val="Forte"/>
-        </w:rPr>
-        <w:t>(Inserir imagem da secção "Sobre o Instituto")</w:t>
+        <w:t>Durante esta etapa, serão realizados testes contínuos para garantir qualidade, desempenho e compatibilidade com diferentes dispositivos.</w:t>
       </w:r>
     </w:p>
     <w:p>
       <w:pPr>
         <w:pStyle w:val="Ttulo2"/>
         <w:spacing w:line="360" w:lineRule="auto"/>
-        <w:jc w:val="both"/>
-        <w:rPr>
-          <w:rFonts w:ascii="Times New Roman" w:hAnsi="Times New Roman" w:cs="Times New Roman"/>
-          <w:sz w:val="24"/>
-          <w:szCs w:val="24"/>
-        </w:rPr>
-      </w:pPr>
-      <w:r>
-        <w:rPr>
-          <w:rFonts w:ascii="Times New Roman" w:hAnsi="Times New Roman" w:cs="Times New Roman"/>
-          <w:sz w:val="24"/>
-          <w:szCs w:val="24"/>
-        </w:rPr>
-        <w:t>Explorar os cursos</w:t>
-      </w:r>
-    </w:p>
-    <w:p>
-      <w:pPr>
-        <w:pStyle w:val="NormalWeb"/>
-        <w:spacing w:line="360" w:lineRule="auto"/>
-        <w:jc w:val="both"/>
-      </w:pPr>
-      <w:r>
-        <w:t>Nesta área, o visitante poderá conhecer a oferta formativa, consultar informações sobre cada curso e compreender as oportunidades de formação disponibilizadas pelo Instituto.</w:t>
-      </w:r>
-    </w:p>
-    <w:p>
-      <w:pPr>
-        <w:pStyle w:val="NormalWeb"/>
-        <w:spacing w:line="360" w:lineRule="auto"/>
-        <w:jc w:val="both"/>
-      </w:pPr>
-      <w:r>
-        <w:t>A navegação foi concebida para facilitar a pesquisa de informações, permitindo que o futuro estudante encontre rapidamente o curso do seu interesse.</w:t>
-      </w:r>
-    </w:p>
-    <w:p>
-      <w:pPr>
-        <w:pStyle w:val="NormalWeb"/>
-        <w:spacing w:line="360" w:lineRule="auto"/>
-        <w:jc w:val="both"/>
-      </w:pPr>
-      <w:r>
-        <w:rPr>
-          <w:rStyle w:val="Forte"/>
-        </w:rPr>
-        <w:t>(Inserir imagem da secção "Cursos")</w:t>
+        <w:ind w:firstLine="567"/>
+        <w:jc w:val="both"/>
+        <w:rPr>
+          <w:rFonts w:ascii="Times New Roman" w:hAnsi="Times New Roman" w:cs="Times New Roman"/>
+          <w:sz w:val="24"/>
+          <w:szCs w:val="24"/>
+        </w:rPr>
+      </w:pPr>
+      <w:r>
+        <w:rPr>
+          <w:rFonts w:ascii="Times New Roman" w:hAnsi="Times New Roman" w:cs="Times New Roman"/>
+          <w:sz w:val="24"/>
+          <w:szCs w:val="24"/>
+        </w:rPr>
+        <w:t>Fase 3 – Validação</w:t>
+      </w:r>
+    </w:p>
+    <w:p>
+      <w:pPr>
+        <w:pStyle w:val="NormalWeb"/>
+        <w:spacing w:line="360" w:lineRule="auto"/>
+        <w:ind w:firstLine="567"/>
+        <w:jc w:val="both"/>
+      </w:pPr>
+      <w:r>
+        <w:t>Com a plataforma concluída, será realizada uma fase de validação conjunta com a Direção.</w:t>
+      </w:r>
+    </w:p>
+    <w:p>
+      <w:pPr>
+        <w:pStyle w:val="NormalWeb"/>
+        <w:spacing w:line="360" w:lineRule="auto"/>
+        <w:ind w:firstLine="567"/>
+        <w:jc w:val="both"/>
+      </w:pPr>
+      <w:r>
+        <w:t>Este momento permitirá analisar a conformidade da solução desenvolvida com os objetivos definidos, identificar eventuais ajustes e confirmar que a plataforma representa adequadamente a identidade institucional.</w:t>
+      </w:r>
+    </w:p>
+    <w:p>
+      <w:pPr>
+        <w:pStyle w:val="NormalWeb"/>
+        <w:spacing w:line="360" w:lineRule="auto"/>
+        <w:ind w:firstLine="567"/>
+        <w:jc w:val="both"/>
+      </w:pPr>
+      <w:r>
+        <w:t>As sugestões apresentadas poderão ser incorporadas antes da publicação definitiva.</w:t>
       </w:r>
     </w:p>
     <w:p>
       <w:pPr>
         <w:pStyle w:val="Ttulo2"/>
         <w:spacing w:line="360" w:lineRule="auto"/>
-        <w:jc w:val="both"/>
-        <w:rPr>
-          <w:rFonts w:ascii="Times New Roman" w:hAnsi="Times New Roman" w:cs="Times New Roman"/>
-          <w:sz w:val="24"/>
-          <w:szCs w:val="24"/>
-        </w:rPr>
-      </w:pPr>
-      <w:r>
-        <w:rPr>
-          <w:rFonts w:ascii="Times New Roman" w:hAnsi="Times New Roman" w:cs="Times New Roman"/>
-          <w:sz w:val="24"/>
-          <w:szCs w:val="24"/>
-        </w:rPr>
-        <w:t>Acompanhar a vida académica</w:t>
-      </w:r>
-    </w:p>
-    <w:p>
-      <w:pPr>
-        <w:pStyle w:val="NormalWeb"/>
-        <w:spacing w:line="360" w:lineRule="auto"/>
-        <w:jc w:val="both"/>
-      </w:pPr>
-      <w:r>
-        <w:t>A plataforma disponibiliza um espaço destinado à divulgação de notícias, eventos, atividades académicas e outras informações relevantes para a comunidade.</w:t>
-      </w:r>
-    </w:p>
-    <w:p>
-      <w:pPr>
-        <w:pStyle w:val="NormalWeb"/>
-        <w:spacing w:line="360" w:lineRule="auto"/>
-        <w:jc w:val="both"/>
-      </w:pPr>
-      <w:r>
-        <w:t>Esta funcionalidade permitirá manter estudantes, encarregados de educação e parceiros permanentemente informados sobre a dinâmica institucional.</w:t>
-      </w:r>
-    </w:p>
-    <w:p>
-      <w:pPr>
-        <w:pStyle w:val="NormalWeb"/>
-        <w:spacing w:line="360" w:lineRule="auto"/>
-        <w:jc w:val="both"/>
-      </w:pPr>
-      <w:r>
-        <w:rPr>
-          <w:rStyle w:val="Forte"/>
-        </w:rPr>
-        <w:t>(Inserir imagem da secção "Notícias e Eventos")</w:t>
+        <w:ind w:firstLine="567"/>
+        <w:jc w:val="both"/>
+        <w:rPr>
+          <w:rFonts w:ascii="Times New Roman" w:hAnsi="Times New Roman" w:cs="Times New Roman"/>
+          <w:sz w:val="24"/>
+          <w:szCs w:val="24"/>
+        </w:rPr>
+      </w:pPr>
+      <w:r>
+        <w:rPr>
+          <w:rFonts w:ascii="Times New Roman" w:hAnsi="Times New Roman" w:cs="Times New Roman"/>
+          <w:sz w:val="24"/>
+          <w:szCs w:val="24"/>
+        </w:rPr>
+        <w:t>Fase 4 – Publicação</w:t>
+      </w:r>
+    </w:p>
+    <w:p>
+      <w:pPr>
+        <w:pStyle w:val="NormalWeb"/>
+        <w:spacing w:line="360" w:lineRule="auto"/>
+        <w:ind w:firstLine="567"/>
+        <w:jc w:val="both"/>
+      </w:pPr>
+      <w:r>
+        <w:t>Após a validação final, a plataforma será disponibilizada oficialmente ao público.</w:t>
+      </w:r>
+    </w:p>
+    <w:p>
+      <w:pPr>
+        <w:pStyle w:val="NormalWeb"/>
+        <w:spacing w:line="360" w:lineRule="auto"/>
+        <w:ind w:firstLine="567"/>
+        <w:jc w:val="both"/>
+      </w:pPr>
+      <w:r>
+        <w:t>Nesta etapa serão efetuadas as configurações necessárias para disponibilizar o website na Internet, garantindo que qualquer utilizador possa aceder às informações institucionais através de um endereço oficial.</w:t>
       </w:r>
     </w:p>
     <w:p>
       <w:pPr>
         <w:pStyle w:val="Ttulo2"/>
         <w:spacing w:line="360" w:lineRule="auto"/>
-        <w:jc w:val="both"/>
-        <w:rPr>
-          <w:rFonts w:ascii="Times New Roman" w:hAnsi="Times New Roman" w:cs="Times New Roman"/>
-          <w:sz w:val="24"/>
-          <w:szCs w:val="24"/>
-        </w:rPr>
-      </w:pPr>
-      <w:r>
-        <w:rPr>
-          <w:rFonts w:ascii="Times New Roman" w:hAnsi="Times New Roman" w:cs="Times New Roman"/>
-          <w:sz w:val="24"/>
-          <w:szCs w:val="24"/>
-        </w:rPr>
-        <w:t>Entrar em contacto</w:t>
-      </w:r>
-    </w:p>
-    <w:p>
-      <w:pPr>
-        <w:pStyle w:val="NormalWeb"/>
-        <w:spacing w:line="360" w:lineRule="auto"/>
-        <w:jc w:val="both"/>
-      </w:pPr>
-      <w:r>
-        <w:t>A área de contactos reúne todas as formas oficiais de comunicação do Instituto.</w:t>
-      </w:r>
-    </w:p>
-    <w:p>
-      <w:pPr>
-        <w:pStyle w:val="NormalWeb"/>
-        <w:spacing w:line="360" w:lineRule="auto"/>
-        <w:jc w:val="both"/>
-      </w:pPr>
-      <w:r>
-        <w:t>Os visitantes poderão consultar a localização, contactos telefónicos, endereço de correio eletrónico e outros canais institucionais, facilitando o relacionamento entre a instituição e a comunidade.</w:t>
-      </w:r>
-    </w:p>
-    <w:p>
-      <w:pPr>
-        <w:pStyle w:val="NormalWeb"/>
-        <w:spacing w:line="360" w:lineRule="auto"/>
-        <w:jc w:val="both"/>
-      </w:pPr>
-      <w:r>
-        <w:rPr>
-          <w:rStyle w:val="Forte"/>
-        </w:rPr>
-        <w:t>(Inserir imagem da secção "Contactos")</w:t>
+        <w:ind w:firstLine="567"/>
+        <w:jc w:val="both"/>
+        <w:rPr>
+          <w:rFonts w:ascii="Times New Roman" w:hAnsi="Times New Roman" w:cs="Times New Roman"/>
+          <w:sz w:val="24"/>
+          <w:szCs w:val="24"/>
+        </w:rPr>
+      </w:pPr>
+      <w:r>
+        <w:rPr>
+          <w:rFonts w:ascii="Times New Roman" w:hAnsi="Times New Roman" w:cs="Times New Roman"/>
+          <w:sz w:val="24"/>
+          <w:szCs w:val="24"/>
+        </w:rPr>
+        <w:t>Fase 5 – Acompanhamento e evolução</w:t>
+      </w:r>
+    </w:p>
+    <w:p>
+      <w:pPr>
+        <w:pStyle w:val="NormalWeb"/>
+        <w:spacing w:line="360" w:lineRule="auto"/>
+        <w:ind w:firstLine="567"/>
+        <w:jc w:val="both"/>
+      </w:pPr>
+      <w:r>
+        <w:t>O lançamento da plataforma não representa o fim do projeto.</w:t>
+      </w:r>
+    </w:p>
+    <w:p>
+      <w:pPr>
+        <w:pStyle w:val="NormalWeb"/>
+        <w:spacing w:line="360" w:lineRule="auto"/>
+        <w:ind w:firstLine="567"/>
+        <w:jc w:val="both"/>
+      </w:pPr>
+      <w:r>
+        <w:t>Pelo contrário, marca o início de um processo contínuo de atualização e melhoria.</w:t>
+      </w:r>
+    </w:p>
+    <w:p>
+      <w:pPr>
+        <w:pStyle w:val="NormalWeb"/>
+        <w:spacing w:line="360" w:lineRule="auto"/>
+        <w:ind w:firstLine="567"/>
+        <w:jc w:val="both"/>
+      </w:pPr>
+      <w:r>
+        <w:t>Novos conteúdos poderão ser adicionados, funcionalidades poderão ser implementadas gradualmente e a plataforma acompanhará a evolução do Instituto, assegurando que a presença digital permaneça atual, útil e alinhada com os objetivos institucionais.</w:t>
       </w:r>
     </w:p>
     <w:p>
       <w:pPr>
         <w:pStyle w:val="Ttulo2"/>
         <w:spacing w:line="360" w:lineRule="auto"/>
-        <w:jc w:val="both"/>
-        <w:rPr>
-          <w:rFonts w:ascii="Times New Roman" w:hAnsi="Times New Roman" w:cs="Times New Roman"/>
-          <w:sz w:val="24"/>
-          <w:szCs w:val="24"/>
-        </w:rPr>
-      </w:pPr>
-      <w:r>
-        <w:rPr>
-          <w:rFonts w:ascii="Times New Roman" w:hAnsi="Times New Roman" w:cs="Times New Roman"/>
-          <w:sz w:val="24"/>
-          <w:szCs w:val="24"/>
-        </w:rPr>
-        <w:t>Uma plataforma preparada para evoluir</w:t>
-      </w:r>
-    </w:p>
-    <w:p>
-      <w:pPr>
-        <w:pStyle w:val="NormalWeb"/>
-        <w:spacing w:line="360" w:lineRule="auto"/>
-        <w:jc w:val="both"/>
-      </w:pPr>
-      <w:r>
-        <w:t>Embora o protótipo apresente apenas a primeira fase da solução proposta, toda a estrutura foi concebida para permitir futuras evoluções.</w:t>
-      </w:r>
-    </w:p>
-    <w:p>
-      <w:pPr>
-        <w:pStyle w:val="NormalWeb"/>
-        <w:spacing w:line="360" w:lineRule="auto"/>
+        <w:ind w:firstLine="567"/>
+        <w:jc w:val="both"/>
+        <w:rPr>
+          <w:rFonts w:ascii="Times New Roman" w:hAnsi="Times New Roman" w:cs="Times New Roman"/>
+          <w:sz w:val="24"/>
+          <w:szCs w:val="24"/>
+        </w:rPr>
+      </w:pPr>
+      <w:r>
+        <w:rPr>
+          <w:rFonts w:ascii="Times New Roman" w:hAnsi="Times New Roman" w:cs="Times New Roman"/>
+          <w:sz w:val="24"/>
+          <w:szCs w:val="24"/>
+        </w:rPr>
+        <w:t>Compromisso com a qualidade</w:t>
+      </w:r>
+    </w:p>
+    <w:p>
+      <w:pPr>
+        <w:pStyle w:val="NormalWeb"/>
+        <w:spacing w:line="360" w:lineRule="auto"/>
+        <w:ind w:firstLine="567"/>
+        <w:jc w:val="both"/>
+      </w:pPr>
+      <w:r>
+        <w:t>Todas as fases do Projeto Conecta Lureframulu &amp; Precimuel serão desenvolvidas com base em princípios de organização, transparência e melhoria contínua.</w:t>
+      </w:r>
+    </w:p>
+    <w:p>
+      <w:pPr>
+        <w:pStyle w:val="NormalWeb"/>
+        <w:spacing w:line="360" w:lineRule="auto"/>
+        <w:ind w:firstLine="567"/>
         <w:jc w:val="both"/>
       </w:pPr>
       <w:r>
         <w:lastRenderedPageBreak/>
-        <w:t>Novas funcionalidades poderão ser integradas progressivamente, acompanhando o crescimento do Instituto e as necessidades da comunidade académica.</w:t>
-      </w:r>
-    </w:p>
-    <w:p>
-      <w:pPr>
-        <w:pStyle w:val="NormalWeb"/>
-        <w:spacing w:line="360" w:lineRule="auto"/>
-        <w:jc w:val="both"/>
-      </w:pPr>
-      <w:r>
-        <w:t>Assim, o protótipo apresentado representa não apenas uma proposta de design, mas a primeira etapa de um projeto institucional preparado para evoluir de forma sustentável.</w:t>
-      </w:r>
-    </w:p>
-    <w:p>
-      <w:pPr>
-        <w:pStyle w:val="NormalWeb"/>
-        <w:spacing w:line="360" w:lineRule="auto"/>
-        <w:jc w:val="both"/>
-      </w:pPr>
-    </w:p>
-    <w:p>
-      <w:pPr>
-        <w:pStyle w:val="NormalWeb"/>
-        <w:spacing w:line="360" w:lineRule="auto"/>
-        <w:jc w:val="both"/>
-      </w:pPr>
-    </w:p>
-    <w:p>
-      <w:pPr>
-        <w:pStyle w:val="NormalWeb"/>
-        <w:spacing w:line="360" w:lineRule="auto"/>
-        <w:jc w:val="both"/>
-      </w:pPr>
-    </w:p>
-    <w:p>
-      <w:pPr>
-        <w:spacing w:line="360" w:lineRule="auto"/>
+        <w:t>Cada etapa terá objetivos claramente definidos, permitindo acompanhar o progresso do projeto e assegurar que o resultado final corresponda às expectativas da instituição.</w:t>
+      </w:r>
+    </w:p>
+    <w:p>
+      <w:pPr>
+        <w:pStyle w:val="NormalWeb"/>
+        <w:spacing w:line="360" w:lineRule="auto"/>
+        <w:ind w:firstLine="567"/>
+        <w:jc w:val="both"/>
+      </w:pPr>
+      <w:r>
+        <w:t>Esta metodologia proporciona maior segurança durante a implementação e cria condições para que a Plataforma Institucional Digital se torne um recurso duradouro, preparado para crescer juntamente com o Instituto.</w:t>
+      </w:r>
+    </w:p>
+    <w:p>
+      <w:pPr>
+        <w:pStyle w:val="NormalWeb"/>
+      </w:pPr>
+    </w:p>
+    <w:p>
+      <w:pPr>
+        <w:pStyle w:val="NormalWeb"/>
+      </w:pPr>
+    </w:p>
+    <w:p>
+      <w:pPr>
+        <w:pStyle w:val="NormalWeb"/>
+      </w:pPr>
+    </w:p>
+    <w:p>
+      <w:pPr>
+        <w:pStyle w:val="NormalWeb"/>
+      </w:pPr>
+    </w:p>
+    <w:p>
+      <w:pPr>
+        <w:pStyle w:val="NormalWeb"/>
+      </w:pPr>
+    </w:p>
+    <w:p>
+      <w:pPr>
+        <w:pStyle w:val="NormalWeb"/>
+      </w:pPr>
+    </w:p>
+    <w:p>
+      <w:pPr>
+        <w:pStyle w:val="NormalWeb"/>
+      </w:pPr>
+    </w:p>
+    <w:p>
+      <w:pPr>
+        <w:pStyle w:val="NormalWeb"/>
+      </w:pPr>
+    </w:p>
+    <w:p>
+      <w:pPr>
+        <w:pStyle w:val="NormalWeb"/>
+      </w:pPr>
+    </w:p>
+    <w:p>
+      <w:pPr>
+        <w:pStyle w:val="NormalWeb"/>
+      </w:pPr>
+    </w:p>
+    <w:p>
+      <w:pPr>
+        <w:pStyle w:val="NormalWeb"/>
+      </w:pPr>
+    </w:p>
+    <w:p>
+      <w:pPr>
+        <w:pStyle w:val="NormalWeb"/>
+      </w:pPr>
+    </w:p>
+    <w:p>
+      <w:pPr>
+        <w:pStyle w:val="NormalWeb"/>
+      </w:pPr>
+    </w:p>
+    <w:p>
+      <w:pPr>
+        <w:pStyle w:val="NormalWeb"/>
+      </w:pPr>
+    </w:p>
+    <w:p>
+      <w:pPr>
+        <w:pStyle w:val="NormalWeb"/>
+      </w:pPr>
+    </w:p>
+    <w:p>
+      <w:pPr>
+        <w:pStyle w:val="NormalWeb"/>
+      </w:pPr>
+    </w:p>
+    <w:p>
+      <w:pPr>
+        <w:pStyle w:val="NormalWeb"/>
+      </w:pPr>
+    </w:p>
+    <w:p>
+      <w:pPr>
+        <w:pStyle w:val="NormalWeb"/>
+      </w:pPr>
+    </w:p>
+    <w:p>
+      <w:pPr>
+        <w:pStyle w:val="NormalWeb"/>
+      </w:pPr>
+    </w:p>
+    <w:p>
+      <w:pPr>
+        <w:pStyle w:val="NormalWeb"/>
+      </w:pPr>
+    </w:p>
+    <w:p>
+      <w:pPr>
+        <w:pStyle w:val="Ttulo1"/>
+        <w:spacing w:before="0" w:beforeAutospacing="0" w:line="360" w:lineRule="auto"/>
+        <w:jc w:val="both"/>
+        <w:rPr>
+          <w:sz w:val="24"/>
+          <w:szCs w:val="24"/>
+        </w:rPr>
+      </w:pPr>
+      <w:r>
+        <w:rPr>
+          <w:sz w:val="24"/>
+          <w:szCs w:val="24"/>
+        </w:rPr>
+        <w:lastRenderedPageBreak/>
+        <w:t>12. Por que Investir Agora?</w:t>
+      </w:r>
+    </w:p>
+    <w:p>
+      <w:pPr>
+        <w:pStyle w:val="Ttulo2"/>
+        <w:spacing w:before="0" w:line="360" w:lineRule="auto"/>
+        <w:ind w:firstLine="567"/>
+        <w:jc w:val="both"/>
+        <w:rPr>
+          <w:rFonts w:ascii="Times New Roman" w:hAnsi="Times New Roman" w:cs="Times New Roman"/>
+          <w:sz w:val="24"/>
+          <w:szCs w:val="24"/>
+        </w:rPr>
+      </w:pPr>
+      <w:r>
+        <w:rPr>
+          <w:rFonts w:ascii="Times New Roman" w:hAnsi="Times New Roman" w:cs="Times New Roman"/>
+          <w:sz w:val="24"/>
+          <w:szCs w:val="24"/>
+        </w:rPr>
+        <w:t>O momento certo para dar o próximo passo</w:t>
+      </w:r>
+    </w:p>
+    <w:p>
+      <w:pPr>
+        <w:pStyle w:val="NormalWeb"/>
+        <w:spacing w:before="0" w:beforeAutospacing="0" w:line="360" w:lineRule="auto"/>
+        <w:ind w:firstLine="567"/>
+        <w:jc w:val="both"/>
+      </w:pPr>
+      <w:r>
+        <w:t>"As oportunidades mais valiosas não surgem apenas no momento certo. Elas tornam-se valiosas quando alguém decide aproveitá-las."</w:t>
+      </w:r>
+    </w:p>
+    <w:p>
+      <w:pPr>
+        <w:pStyle w:val="NormalWeb"/>
+        <w:spacing w:before="0" w:beforeAutospacing="0" w:line="360" w:lineRule="auto"/>
+        <w:ind w:firstLine="567"/>
+        <w:jc w:val="both"/>
+      </w:pPr>
+      <w:r>
+        <w:t>Ao longo deste documento foi demonstrado que o Instituto Técnico Privado de Saúde Lureframulu &amp; Precimuel, Lda. possui uma trajetória construída com dedicação, compromisso e investimento contínuo na formação de profissionais da área da saúde.</w:t>
+      </w:r>
+    </w:p>
+    <w:p>
+      <w:pPr>
+        <w:pStyle w:val="NormalWeb"/>
+        <w:spacing w:before="0" w:beforeAutospacing="0" w:line="360" w:lineRule="auto"/>
+        <w:ind w:firstLine="567"/>
+        <w:jc w:val="both"/>
+      </w:pPr>
+      <w:r>
+        <w:t>Também foi evidenciado que a instituição já realiza ações de comunicação e divulgação que contribuem para o fortalecimento da sua imagem e para a aproximação à comunidade.</w:t>
+      </w:r>
+    </w:p>
+    <w:p>
+      <w:pPr>
+        <w:pStyle w:val="NormalWeb"/>
+        <w:spacing w:before="0" w:beforeAutospacing="0" w:line="360" w:lineRule="auto"/>
+        <w:ind w:firstLine="567"/>
+        <w:jc w:val="both"/>
+      </w:pPr>
+      <w:r>
+        <w:t>O Projeto Conecta Lureframulu &amp; Precimuel não surge para substituir esse trabalho. Surge para ampliá-lo.</w:t>
+      </w:r>
+    </w:p>
+    <w:p>
+      <w:pPr>
+        <w:pStyle w:val="Ttulo2"/>
+        <w:spacing w:before="0" w:line="360" w:lineRule="auto"/>
+        <w:ind w:firstLine="567"/>
+        <w:jc w:val="both"/>
+        <w:rPr>
+          <w:rFonts w:ascii="Times New Roman" w:hAnsi="Times New Roman" w:cs="Times New Roman"/>
+          <w:sz w:val="24"/>
+          <w:szCs w:val="24"/>
+        </w:rPr>
+      </w:pPr>
+      <w:r>
+        <w:rPr>
+          <w:rFonts w:ascii="Times New Roman" w:hAnsi="Times New Roman" w:cs="Times New Roman"/>
+          <w:sz w:val="24"/>
+          <w:szCs w:val="24"/>
+        </w:rPr>
+        <w:t>A sociedade mudou</w:t>
+      </w:r>
+    </w:p>
+    <w:p>
+      <w:pPr>
+        <w:pStyle w:val="NormalWeb"/>
+        <w:spacing w:before="0" w:beforeAutospacing="0" w:line="360" w:lineRule="auto"/>
+        <w:ind w:firstLine="567"/>
+        <w:jc w:val="both"/>
+      </w:pPr>
+      <w:r>
+        <w:t>Nos últimos anos, a forma como as pessoas procuram informações transformou-se profundamente.</w:t>
+      </w:r>
+    </w:p>
+    <w:p>
+      <w:pPr>
+        <w:pStyle w:val="NormalWeb"/>
+        <w:spacing w:before="0" w:beforeAutospacing="0" w:line="360" w:lineRule="auto"/>
+        <w:ind w:firstLine="567"/>
+        <w:jc w:val="both"/>
+      </w:pPr>
+      <w:r>
+        <w:t>Antes de visitar uma instituição, efetuar uma inscrição ou estabelecer um primeiro contacto, é natural que estudantes, encarregados de educação e parceiros procurem conhecer essa organização através dos meios digitais.</w:t>
+      </w:r>
+    </w:p>
+    <w:p>
+      <w:pPr>
+        <w:pStyle w:val="NormalWeb"/>
+        <w:spacing w:before="0" w:beforeAutospacing="0" w:line="360" w:lineRule="auto"/>
+        <w:ind w:firstLine="567"/>
+        <w:jc w:val="both"/>
+      </w:pPr>
+      <w:r>
+        <w:t>Esta realidade já faz parte do quotidiano da sociedade e tende a tornar-se cada vez mais presente.</w:t>
+      </w:r>
+    </w:p>
+    <w:p>
+      <w:pPr>
+        <w:pStyle w:val="NormalWeb"/>
+        <w:spacing w:before="0" w:beforeAutospacing="0" w:line="360" w:lineRule="auto"/>
+        <w:ind w:firstLine="567"/>
+        <w:jc w:val="both"/>
+      </w:pPr>
+      <w:r>
+        <w:t>Investir numa Plataforma Institucional Digital significa responder a esta evolução de forma organizada, estratégica e alinhada com a missão do Instituto.</w:t>
+      </w:r>
+    </w:p>
+    <w:p>
+      <w:pPr>
+        <w:pStyle w:val="Ttulo2"/>
+        <w:spacing w:before="0" w:line="360" w:lineRule="auto"/>
+        <w:ind w:firstLine="567"/>
+        <w:jc w:val="both"/>
+        <w:rPr>
+          <w:rFonts w:ascii="Times New Roman" w:hAnsi="Times New Roman" w:cs="Times New Roman"/>
+          <w:sz w:val="24"/>
+          <w:szCs w:val="24"/>
+        </w:rPr>
+      </w:pPr>
+      <w:r>
+        <w:rPr>
+          <w:rFonts w:ascii="Times New Roman" w:hAnsi="Times New Roman" w:cs="Times New Roman"/>
+          <w:sz w:val="24"/>
+          <w:szCs w:val="24"/>
+        </w:rPr>
+        <w:t>Valorizar o investimento já realizado</w:t>
+      </w:r>
+    </w:p>
+    <w:p>
+      <w:pPr>
+        <w:pStyle w:val="NormalWeb"/>
+        <w:spacing w:before="0" w:beforeAutospacing="0" w:line="360" w:lineRule="auto"/>
+        <w:ind w:firstLine="567"/>
+        <w:jc w:val="both"/>
+      </w:pPr>
+      <w:r>
+        <w:t>O Instituto investe continuamente na divulgação da sua oferta formativa através de diferentes meios de comunicação.</w:t>
+      </w:r>
+    </w:p>
+    <w:p>
+      <w:pPr>
+        <w:pStyle w:val="NormalWeb"/>
+        <w:spacing w:before="0" w:beforeAutospacing="0" w:line="360" w:lineRule="auto"/>
+        <w:ind w:firstLine="567"/>
+        <w:jc w:val="both"/>
+      </w:pPr>
+      <w:r>
+        <w:lastRenderedPageBreak/>
+        <w:t>A criação de uma plataforma institucional permitirá potenciar esses investimentos, oferecendo ao público um espaço oficial onde o interesse despertado pelas campanhas possa transformar-se em conhecimento, confiança e relacionamento.</w:t>
+      </w:r>
+    </w:p>
+    <w:p>
+      <w:pPr>
+        <w:pStyle w:val="NormalWeb"/>
+        <w:spacing w:before="0" w:beforeAutospacing="0" w:line="360" w:lineRule="auto"/>
+        <w:ind w:firstLine="567"/>
+        <w:jc w:val="both"/>
+      </w:pPr>
+      <w:r>
+        <w:t>Desta forma, a comunicação tradicional e a comunicação digital deixam de atuar separadamente e passam a complementar-se, aumentando o impacto das iniciativas institucionais.</w:t>
+      </w:r>
+    </w:p>
+    <w:p>
+      <w:pPr>
+        <w:pStyle w:val="Ttulo2"/>
+        <w:spacing w:before="0" w:line="360" w:lineRule="auto"/>
+        <w:ind w:firstLine="567"/>
+        <w:jc w:val="both"/>
+        <w:rPr>
+          <w:rFonts w:ascii="Times New Roman" w:hAnsi="Times New Roman" w:cs="Times New Roman"/>
+          <w:sz w:val="24"/>
+          <w:szCs w:val="24"/>
+        </w:rPr>
+      </w:pPr>
+      <w:r>
+        <w:rPr>
+          <w:rFonts w:ascii="Times New Roman" w:hAnsi="Times New Roman" w:cs="Times New Roman"/>
+          <w:sz w:val="24"/>
+          <w:szCs w:val="24"/>
+        </w:rPr>
+        <w:t>Preparar o Instituto para o futuro</w:t>
+      </w:r>
+    </w:p>
+    <w:p>
+      <w:pPr>
+        <w:pStyle w:val="NormalWeb"/>
+        <w:spacing w:before="0" w:beforeAutospacing="0" w:line="360" w:lineRule="auto"/>
+        <w:ind w:firstLine="567"/>
+        <w:jc w:val="both"/>
+      </w:pPr>
+      <w:r>
+        <w:t>A transformação digital não acontece de um dia para o outro.</w:t>
+      </w:r>
+    </w:p>
+    <w:p>
+      <w:pPr>
+        <w:pStyle w:val="NormalWeb"/>
+        <w:spacing w:before="0" w:beforeAutospacing="0" w:line="360" w:lineRule="auto"/>
+        <w:ind w:firstLine="567"/>
+        <w:jc w:val="both"/>
+      </w:pPr>
+      <w:r>
+        <w:t>Ela é construída gradualmente.</w:t>
+      </w:r>
+    </w:p>
+    <w:p>
+      <w:pPr>
+        <w:pStyle w:val="NormalWeb"/>
+        <w:spacing w:before="0" w:beforeAutospacing="0" w:line="360" w:lineRule="auto"/>
+        <w:ind w:firstLine="567"/>
+        <w:jc w:val="both"/>
+      </w:pPr>
+      <w:r>
+        <w:t>Quanto mais cedo uma instituição inicia este processo, maior será a sua capacidade de evoluir de forma organizada, incorporando novas soluções sem necessidade de mudanças bruscas ou investimentos de grande dimensão no futuro.</w:t>
+      </w:r>
+    </w:p>
+    <w:p>
+      <w:pPr>
+        <w:pStyle w:val="NormalWeb"/>
+        <w:spacing w:before="0" w:beforeAutospacing="0" w:line="360" w:lineRule="auto"/>
+        <w:ind w:firstLine="567"/>
+        <w:jc w:val="both"/>
+      </w:pPr>
+      <w:r>
+        <w:t>O Projeto Conecta Lureframulu &amp; Precimuel representa precisamente esse primeiro passo.</w:t>
+      </w:r>
+    </w:p>
+    <w:p>
+      <w:pPr>
+        <w:pStyle w:val="NormalWeb"/>
+        <w:spacing w:before="0" w:beforeAutospacing="0" w:line="360" w:lineRule="auto"/>
+        <w:ind w:firstLine="567"/>
+        <w:jc w:val="both"/>
+      </w:pPr>
+      <w:r>
+        <w:t>Um passo consciente.</w:t>
+      </w:r>
+    </w:p>
+    <w:p>
+      <w:pPr>
+        <w:pStyle w:val="NormalWeb"/>
+        <w:spacing w:before="0" w:beforeAutospacing="0" w:line="360" w:lineRule="auto"/>
+        <w:ind w:firstLine="567"/>
+        <w:jc w:val="both"/>
+      </w:pPr>
+      <w:r>
+        <w:t>Planeado.</w:t>
+      </w:r>
+    </w:p>
+    <w:p>
+      <w:pPr>
+        <w:pStyle w:val="NormalWeb"/>
+        <w:spacing w:before="0" w:beforeAutospacing="0" w:line="360" w:lineRule="auto"/>
+        <w:ind w:firstLine="567"/>
+        <w:jc w:val="both"/>
+      </w:pPr>
+      <w:r>
+        <w:t>Sustentável.</w:t>
+      </w:r>
+    </w:p>
+    <w:p>
+      <w:pPr>
+        <w:pStyle w:val="Ttulo2"/>
+        <w:spacing w:before="0" w:line="360" w:lineRule="auto"/>
+        <w:ind w:firstLine="567"/>
+        <w:jc w:val="both"/>
+        <w:rPr>
+          <w:rFonts w:ascii="Times New Roman" w:hAnsi="Times New Roman" w:cs="Times New Roman"/>
+          <w:sz w:val="24"/>
+          <w:szCs w:val="24"/>
+        </w:rPr>
+      </w:pPr>
+      <w:r>
+        <w:rPr>
+          <w:rFonts w:ascii="Times New Roman" w:hAnsi="Times New Roman" w:cs="Times New Roman"/>
+          <w:sz w:val="24"/>
+          <w:szCs w:val="24"/>
+        </w:rPr>
+        <w:t>Um investimento na missão institucional</w:t>
+      </w:r>
+    </w:p>
+    <w:p>
+      <w:pPr>
+        <w:pStyle w:val="NormalWeb"/>
+        <w:spacing w:before="0" w:beforeAutospacing="0" w:line="360" w:lineRule="auto"/>
+        <w:ind w:firstLine="567"/>
+        <w:jc w:val="both"/>
+      </w:pPr>
+      <w:r>
+        <w:t>Mais do que investir numa plataforma digital, esta proposta representa um investimento na capacidade do Instituto comunicar melhor, aproximar-se da comunidade, fortalecer a sua identidade e criar novas oportunidades de crescimento.</w:t>
+      </w:r>
+    </w:p>
+    <w:p>
+      <w:pPr>
+        <w:pStyle w:val="NormalWeb"/>
+        <w:spacing w:before="0" w:beforeAutospacing="0" w:line="360" w:lineRule="auto"/>
+        <w:ind w:firstLine="567"/>
+        <w:jc w:val="both"/>
+      </w:pPr>
+      <w:r>
+        <w:t>Investir agora significa preparar o Instituto para responder às exigências do presente, mantendo-se fiel à missão que sempre orientou a sua atuação.</w:t>
+      </w:r>
+    </w:p>
+    <w:p>
+      <w:pPr>
+        <w:pStyle w:val="NormalWeb"/>
+        <w:spacing w:before="0" w:beforeAutospacing="0" w:line="360" w:lineRule="auto"/>
+        <w:ind w:firstLine="567"/>
+        <w:jc w:val="both"/>
+      </w:pPr>
+      <w:r>
+        <w:t>Porque as instituições que constroem o futuro não esperam que as mudanças aconteçam.</w:t>
+      </w:r>
+    </w:p>
+    <w:p>
+      <w:pPr>
+        <w:pStyle w:val="NormalWeb"/>
+        <w:spacing w:before="0" w:beforeAutospacing="0" w:line="360" w:lineRule="auto"/>
+        <w:ind w:firstLine="567"/>
+        <w:jc w:val="both"/>
+      </w:pPr>
+      <w:r>
+        <w:t>Elas escolhem fazer parte delas.</w:t>
+      </w:r>
+    </w:p>
+    <w:p>
+      <w:pPr>
+        <w:spacing w:line="360" w:lineRule="auto"/>
+        <w:ind w:firstLine="567"/>
         <w:jc w:val="both"/>
         <w:rPr>
           <w:rFonts w:ascii="Times New Roman" w:eastAsia="Times New Roman" w:hAnsi="Times New Roman" w:cs="Times New Roman"/>
@@ -4966,604 +6070,683 @@
           <w:lang w:eastAsia="pt-BR"/>
         </w:rPr>
       </w:pPr>
-      <w:r>
-        <w:rPr>
-          <w:rFonts w:ascii="Times New Roman" w:hAnsi="Times New Roman" w:cs="Times New Roman"/>
-          <w:sz w:val="24"/>
-          <w:szCs w:val="24"/>
-        </w:rPr>
-        <w:br w:type="page"/>
-      </w:r>
-    </w:p>
-    <w:p>
-      <w:pPr>
-        <w:pStyle w:val="NormalWeb"/>
-        <w:spacing w:line="360" w:lineRule="auto"/>
-        <w:jc w:val="both"/>
-      </w:pPr>
-      <w:r>
-        <w:lastRenderedPageBreak/>
-        <w:t>"Grandes projetos não são construídos de uma só vez. São desenvolvidos etapa por</w:t>
-      </w:r>
-    </w:p>
-    <w:p>
-      <w:pPr>
-        <w:pStyle w:val="NormalWeb"/>
-        <w:spacing w:line="360" w:lineRule="auto"/>
-        <w:jc w:val="both"/>
-      </w:pPr>
-      <w:r>
-        <w:t xml:space="preserve"> etapa, com planeamento, organização e compromisso."</w:t>
-      </w:r>
-    </w:p>
-    <w:p>
-      <w:pPr>
-        <w:pStyle w:val="Ttulo1"/>
-        <w:spacing w:line="360" w:lineRule="auto"/>
-        <w:jc w:val="both"/>
-        <w:rPr>
-          <w:sz w:val="24"/>
-          <w:szCs w:val="24"/>
-        </w:rPr>
-      </w:pPr>
-      <w:r>
-        <w:rPr>
-          <w:sz w:val="24"/>
-          <w:szCs w:val="24"/>
-        </w:rPr>
-        <w:t>11. PLANO DE DESENVOLVIMENTO</w:t>
-      </w:r>
-    </w:p>
-    <w:p>
-      <w:pPr>
-        <w:pStyle w:val="Ttulo2"/>
-        <w:spacing w:line="360" w:lineRule="auto"/>
-        <w:jc w:val="both"/>
-        <w:rPr>
-          <w:rFonts w:ascii="Times New Roman" w:hAnsi="Times New Roman" w:cs="Times New Roman"/>
-          <w:sz w:val="24"/>
-          <w:szCs w:val="24"/>
-        </w:rPr>
-      </w:pPr>
-      <w:r>
-        <w:rPr>
-          <w:rFonts w:ascii="Times New Roman" w:hAnsi="Times New Roman" w:cs="Times New Roman"/>
-          <w:sz w:val="24"/>
-          <w:szCs w:val="24"/>
-        </w:rPr>
-        <w:t>Uma implementação organizada e gradual</w:t>
-      </w:r>
-    </w:p>
-    <w:p>
-      <w:pPr>
-        <w:pStyle w:val="NormalWeb"/>
-        <w:spacing w:line="360" w:lineRule="auto"/>
-        <w:jc w:val="both"/>
-      </w:pPr>
-      <w:r>
-        <w:t>O Projeto Conecta Lureframu</w:t>
-      </w:r>
       <w:bookmarkStart w:id="0" w:name="_GoBack"/>
       <w:bookmarkEnd w:id="0"/>
       <w:r>
-        <w:t>lu &amp; Precimuel foi estruturado para que a implementação da Plataforma Institucional Digital aconteça de forma organizada, segura e compatível com a realidade do Instituto.</w:t>
-      </w:r>
-    </w:p>
-    <w:p>
-      <w:pPr>
-        <w:pStyle w:val="NormalWeb"/>
-        <w:spacing w:line="360" w:lineRule="auto"/>
-        <w:jc w:val="both"/>
-      </w:pPr>
-      <w:r>
-        <w:t>Em vez de concentrar todas as funcionalidades numa única etapa, propõe-se um desenvolvimento progressivo, permitindo que cada fase seja concluída, avaliada e validada antes do avanço para a etapa seguinte.</w:t>
-      </w:r>
-    </w:p>
-    <w:p>
-      <w:pPr>
-        <w:pStyle w:val="NormalWeb"/>
-        <w:spacing w:line="360" w:lineRule="auto"/>
-        <w:jc w:val="both"/>
-      </w:pPr>
-      <w:r>
-        <w:t>Esta metodologia reduz riscos, facilita o acompanhamento por parte da Direção e garante que a plataforma evolua de acordo com as necessidades da instituição.</w:t>
+        <w:rPr>
+          <w:rFonts w:ascii="Times New Roman" w:hAnsi="Times New Roman" w:cs="Times New Roman"/>
+          <w:sz w:val="24"/>
+          <w:szCs w:val="24"/>
+        </w:rPr>
+        <w:lastRenderedPageBreak/>
+        <w:br w:type="page"/>
+      </w:r>
+    </w:p>
+    <w:p>
+      <w:pPr>
+        <w:pStyle w:val="Ttulo1"/>
+        <w:spacing w:before="0" w:beforeAutospacing="0" w:line="360" w:lineRule="auto"/>
+        <w:ind w:firstLine="567"/>
+        <w:jc w:val="both"/>
+        <w:rPr>
+          <w:sz w:val="24"/>
+          <w:szCs w:val="24"/>
+        </w:rPr>
+      </w:pPr>
+      <w:r>
+        <w:rPr>
+          <w:sz w:val="24"/>
+          <w:szCs w:val="24"/>
+        </w:rPr>
+        <w:lastRenderedPageBreak/>
+        <w:t>13. Evolução Futura da Plataforma</w:t>
+      </w:r>
+    </w:p>
+    <w:p>
+      <w:pPr>
+        <w:pStyle w:val="NormalWeb"/>
+        <w:spacing w:before="0" w:beforeAutospacing="0" w:line="360" w:lineRule="auto"/>
+        <w:ind w:firstLine="567"/>
+        <w:jc w:val="both"/>
+      </w:pPr>
+      <w:r>
+        <w:rPr>
+          <w:rStyle w:val="nfase"/>
+        </w:rPr>
+        <w:t>"Toda grande instituição é construída com visão. E toda visão precisa de uma base sólida para crescer."</w:t>
       </w:r>
     </w:p>
     <w:p>
       <w:pPr>
         <w:pStyle w:val="Ttulo2"/>
-        <w:spacing w:line="360" w:lineRule="auto"/>
-        <w:jc w:val="both"/>
-        <w:rPr>
-          <w:rFonts w:ascii="Times New Roman" w:hAnsi="Times New Roman" w:cs="Times New Roman"/>
-          <w:sz w:val="24"/>
-          <w:szCs w:val="24"/>
-        </w:rPr>
-      </w:pPr>
-      <w:r>
-        <w:rPr>
-          <w:rFonts w:ascii="Times New Roman" w:hAnsi="Times New Roman" w:cs="Times New Roman"/>
-          <w:sz w:val="24"/>
-          <w:szCs w:val="24"/>
-        </w:rPr>
-        <w:t>Fase 1 – Planeamento</w:t>
-      </w:r>
-    </w:p>
-    <w:p>
-      <w:pPr>
-        <w:pStyle w:val="NormalWeb"/>
-        <w:spacing w:line="360" w:lineRule="auto"/>
-        <w:jc w:val="both"/>
-      </w:pPr>
-      <w:r>
-        <w:t>A primeira etapa consiste na recolha de informações institucionais e na definição da estrutura da plataforma.</w:t>
-      </w:r>
-    </w:p>
-    <w:p>
-      <w:pPr>
-        <w:pStyle w:val="NormalWeb"/>
-        <w:spacing w:line="360" w:lineRule="auto"/>
-        <w:jc w:val="both"/>
-      </w:pPr>
-      <w:r>
-        <w:t>Serão identificados os conteúdos que farão parte do website, as secções principais, a identidade visual pretendida e os objetivos específicos de cada área.</w:t>
-      </w:r>
-    </w:p>
-    <w:p>
-      <w:pPr>
-        <w:pStyle w:val="NormalWeb"/>
-        <w:spacing w:line="360" w:lineRule="auto"/>
-        <w:jc w:val="both"/>
-      </w:pPr>
-      <w:r>
-        <w:t>Esta fase permitirá alinhar o desenvolvimento com a missão, os valores e a estratégia institucional.</w:t>
+        <w:spacing w:before="0" w:line="360" w:lineRule="auto"/>
+        <w:ind w:firstLine="567"/>
+        <w:jc w:val="both"/>
+        <w:rPr>
+          <w:rFonts w:ascii="Times New Roman" w:hAnsi="Times New Roman" w:cs="Times New Roman"/>
+          <w:sz w:val="24"/>
+          <w:szCs w:val="24"/>
+        </w:rPr>
+      </w:pPr>
+      <w:r>
+        <w:rPr>
+          <w:rFonts w:ascii="Times New Roman" w:hAnsi="Times New Roman" w:cs="Times New Roman"/>
+          <w:sz w:val="24"/>
+          <w:szCs w:val="24"/>
+        </w:rPr>
+        <w:t>Uma plataforma preparada para evoluir</w:t>
+      </w:r>
+    </w:p>
+    <w:p>
+      <w:pPr>
+        <w:pStyle w:val="NormalWeb"/>
+        <w:spacing w:before="0" w:beforeAutospacing="0" w:line="360" w:lineRule="auto"/>
+        <w:ind w:firstLine="567"/>
+        <w:jc w:val="both"/>
+      </w:pPr>
+      <w:r>
+        <w:t>O Projeto Conecta Lureframulu &amp; Precimuel foi concebido com uma visão de longo prazo. A Plataforma Institucional Digital representa a primeira etapa de um processo contínuo de modernização, permitindo que novas funcionalidades sejam incorporadas de forma gradual, acompanhando o crescimento do Instituto e as necessidades da comunidade académica.</w:t>
+      </w:r>
+    </w:p>
+    <w:p>
+      <w:pPr>
+        <w:pStyle w:val="NormalWeb"/>
+        <w:spacing w:before="0" w:beforeAutospacing="0" w:line="360" w:lineRule="auto"/>
+        <w:ind w:firstLine="567"/>
+        <w:jc w:val="both"/>
+      </w:pPr>
+      <w:r>
+        <w:t>Esta abordagem garante que o investimento realizado não se limite à criação de um website, mas constitua a base de uma infraestrutura digital capaz de evoluir ao longo do tempo.</w:t>
       </w:r>
     </w:p>
     <w:p>
       <w:pPr>
         <w:pStyle w:val="Ttulo2"/>
-        <w:spacing w:line="360" w:lineRule="auto"/>
-        <w:jc w:val="both"/>
-        <w:rPr>
-          <w:rFonts w:ascii="Times New Roman" w:hAnsi="Times New Roman" w:cs="Times New Roman"/>
-          <w:sz w:val="24"/>
-          <w:szCs w:val="24"/>
-        </w:rPr>
-      </w:pPr>
-      <w:r>
-        <w:rPr>
-          <w:rFonts w:ascii="Times New Roman" w:hAnsi="Times New Roman" w:cs="Times New Roman"/>
-          <w:sz w:val="24"/>
-          <w:szCs w:val="24"/>
-        </w:rPr>
-        <w:t>Fase 2 – Desenvolvimento</w:t>
-      </w:r>
-    </w:p>
-    <w:p>
-      <w:pPr>
-        <w:pStyle w:val="NormalWeb"/>
-        <w:spacing w:line="360" w:lineRule="auto"/>
-        <w:jc w:val="both"/>
-      </w:pPr>
-      <w:r>
-        <w:t>Após a aprovação do planeamento, inicia-se a construção da Plataforma Institucional Digital.</w:t>
-      </w:r>
-    </w:p>
-    <w:p>
-      <w:pPr>
-        <w:pStyle w:val="NormalWeb"/>
-        <w:spacing w:line="360" w:lineRule="auto"/>
-        <w:jc w:val="both"/>
-      </w:pPr>
-      <w:r>
-        <w:t>Serão desenvolvidas as páginas principais, organizados os conteúdos institucionais, implementada a identidade visual e criadas as funcionalidades previstas para a primeira versão do projeto.</w:t>
-      </w:r>
-    </w:p>
-    <w:p>
-      <w:pPr>
-        <w:pStyle w:val="NormalWeb"/>
-        <w:spacing w:line="360" w:lineRule="auto"/>
-        <w:jc w:val="both"/>
-      </w:pPr>
-      <w:r>
+        <w:spacing w:before="0" w:line="360" w:lineRule="auto"/>
+        <w:ind w:firstLine="567"/>
+        <w:jc w:val="both"/>
+        <w:rPr>
+          <w:rFonts w:ascii="Times New Roman" w:hAnsi="Times New Roman" w:cs="Times New Roman"/>
+          <w:sz w:val="24"/>
+          <w:szCs w:val="24"/>
+        </w:rPr>
+      </w:pPr>
+      <w:r>
+        <w:rPr>
+          <w:rFonts w:ascii="Times New Roman" w:hAnsi="Times New Roman" w:cs="Times New Roman"/>
+          <w:sz w:val="24"/>
+          <w:szCs w:val="24"/>
+        </w:rPr>
+        <w:t>Crescimento sem necessidade de recomeçar</w:t>
+      </w:r>
+    </w:p>
+    <w:p>
+      <w:pPr>
+        <w:pStyle w:val="NormalWeb"/>
+        <w:spacing w:before="0" w:beforeAutospacing="0" w:line="360" w:lineRule="auto"/>
+        <w:ind w:firstLine="567"/>
+        <w:jc w:val="both"/>
+      </w:pPr>
+      <w:r>
+        <w:t>Uma das principais vantagens da solução proposta é a sua capacidade de expansão.</w:t>
+      </w:r>
+    </w:p>
+    <w:p>
+      <w:pPr>
+        <w:pStyle w:val="NormalWeb"/>
+        <w:spacing w:before="0" w:beforeAutospacing="0" w:line="360" w:lineRule="auto"/>
+        <w:ind w:firstLine="567"/>
+        <w:jc w:val="both"/>
+      </w:pPr>
+      <w:r>
+        <w:t>À medida que o Instituto identificar novas necessidades ou pretender disponibilizar novos serviços, estes poderão ser integrados na plataforma existente, preservando a identidade visual, a organização da informação e a experiência dos utilizadores.</w:t>
+      </w:r>
+    </w:p>
+    <w:p>
+      <w:pPr>
+        <w:pStyle w:val="NormalWeb"/>
+        <w:spacing w:before="0" w:beforeAutospacing="0" w:line="360" w:lineRule="auto"/>
+        <w:ind w:firstLine="567"/>
+        <w:jc w:val="both"/>
+      </w:pPr>
+      <w:r>
+        <w:t>Desta forma, evita-se a substituição completa do sistema sempre que surjam novas exigências, reduzindo custos futuros e assegurando continuidade tecnológica.</w:t>
+      </w:r>
+    </w:p>
+    <w:p>
+      <w:pPr>
+        <w:pStyle w:val="Ttulo2"/>
+        <w:spacing w:before="0" w:line="360" w:lineRule="auto"/>
+        <w:ind w:firstLine="567"/>
+        <w:jc w:val="both"/>
+        <w:rPr>
+          <w:rFonts w:ascii="Times New Roman" w:hAnsi="Times New Roman" w:cs="Times New Roman"/>
+          <w:sz w:val="24"/>
+          <w:szCs w:val="24"/>
+        </w:rPr>
+      </w:pPr>
+      <w:r>
+        <w:rPr>
+          <w:rFonts w:ascii="Times New Roman" w:hAnsi="Times New Roman" w:cs="Times New Roman"/>
+          <w:sz w:val="24"/>
+          <w:szCs w:val="24"/>
+        </w:rPr>
+        <w:t>Possíveis evoluções da plataforma</w:t>
+      </w:r>
+    </w:p>
+    <w:p>
+      <w:pPr>
+        <w:pStyle w:val="NormalWeb"/>
+        <w:spacing w:before="0" w:beforeAutospacing="0" w:line="360" w:lineRule="auto"/>
+        <w:ind w:firstLine="567"/>
+        <w:jc w:val="both"/>
+      </w:pPr>
+      <w:r>
+        <w:t>Embora a implementação inicial esteja centrada na comunicação institucional, a estrutura do projeto permitirá incorporar, futuramente, funcionalidades como:</w:t>
+      </w:r>
+    </w:p>
+    <w:p>
+      <w:pPr>
+        <w:pStyle w:val="NormalWeb"/>
+        <w:numPr>
+          <w:ilvl w:val="0"/>
+          <w:numId w:val="7"/>
+        </w:numPr>
+        <w:spacing w:before="0" w:beforeAutospacing="0" w:line="360" w:lineRule="auto"/>
+        <w:ind w:firstLine="567"/>
+        <w:jc w:val="both"/>
+      </w:pPr>
+      <w:r>
+        <w:rPr>
+          <w:rStyle w:val="Forte"/>
+        </w:rPr>
+        <w:t>Portal do Estudante</w:t>
+      </w:r>
+      <w:r>
+        <w:t>, para acesso a informações académicas, avisos, documentos e acompanhamento da vida escolar;</w:t>
+      </w:r>
+    </w:p>
+    <w:p>
+      <w:pPr>
+        <w:pStyle w:val="NormalWeb"/>
+        <w:numPr>
+          <w:ilvl w:val="0"/>
+          <w:numId w:val="7"/>
+        </w:numPr>
+        <w:spacing w:before="0" w:beforeAutospacing="0" w:line="360" w:lineRule="auto"/>
+        <w:ind w:firstLine="567"/>
+        <w:jc w:val="both"/>
+      </w:pPr>
+      <w:r>
+        <w:rPr>
+          <w:rStyle w:val="Forte"/>
+        </w:rPr>
+        <w:t>Portal do Docente</w:t>
+      </w:r>
+      <w:r>
+        <w:t>, destinado à comunicação interna, partilha de materiais e apoio às atividades pedagógicas;</w:t>
+      </w:r>
+    </w:p>
+    <w:p>
+      <w:pPr>
+        <w:pStyle w:val="NormalWeb"/>
+        <w:numPr>
+          <w:ilvl w:val="0"/>
+          <w:numId w:val="7"/>
+        </w:numPr>
+        <w:spacing w:before="0" w:beforeAutospacing="0" w:line="360" w:lineRule="auto"/>
+        <w:ind w:firstLine="567"/>
+        <w:jc w:val="both"/>
+      </w:pPr>
+      <w:r>
+        <w:rPr>
+          <w:rStyle w:val="Forte"/>
+        </w:rPr>
+        <w:t>Pré-inscrição e candidatura online</w:t>
+      </w:r>
+      <w:r>
+        <w:t>, facilitando o primeiro contacto de novos estudantes com a instituição;</w:t>
+      </w:r>
+    </w:p>
+    <w:p>
+      <w:pPr>
+        <w:pStyle w:val="NormalWeb"/>
+        <w:numPr>
+          <w:ilvl w:val="0"/>
+          <w:numId w:val="7"/>
+        </w:numPr>
+        <w:spacing w:before="0" w:beforeAutospacing="0" w:line="360" w:lineRule="auto"/>
+        <w:ind w:firstLine="567"/>
+        <w:jc w:val="both"/>
+      </w:pPr>
+      <w:r>
+        <w:rPr>
+          <w:rStyle w:val="Forte"/>
+        </w:rPr>
         <w:lastRenderedPageBreak/>
-        <w:t>Durante esta etapa, serão realizados testes contínuos para garantir qualidade, desempenho e compatibilidade com diferentes dispositivos.</w:t>
+        <w:t>Biblioteca Digital</w:t>
+      </w:r>
+      <w:r>
+        <w:t>, disponibilizando regulamentos, manuais, documentos institucionais e outros recursos de consulta;</w:t>
+      </w:r>
+    </w:p>
+    <w:p>
+      <w:pPr>
+        <w:pStyle w:val="NormalWeb"/>
+        <w:numPr>
+          <w:ilvl w:val="0"/>
+          <w:numId w:val="7"/>
+        </w:numPr>
+        <w:spacing w:before="0" w:beforeAutospacing="0" w:line="360" w:lineRule="auto"/>
+        <w:ind w:firstLine="567"/>
+        <w:jc w:val="both"/>
+      </w:pPr>
+      <w:r>
+        <w:rPr>
+          <w:rStyle w:val="Forte"/>
+        </w:rPr>
+        <w:t>Agenda Académica</w:t>
+      </w:r>
+      <w:r>
+        <w:t>, reunindo eventos, calendários, seminários, jornadas científicas e atividades extracurriculares;</w:t>
+      </w:r>
+    </w:p>
+    <w:p>
+      <w:pPr>
+        <w:pStyle w:val="NormalWeb"/>
+        <w:numPr>
+          <w:ilvl w:val="0"/>
+          <w:numId w:val="7"/>
+        </w:numPr>
+        <w:spacing w:before="0" w:beforeAutospacing="0" w:line="360" w:lineRule="auto"/>
+        <w:ind w:firstLine="567"/>
+        <w:jc w:val="both"/>
+      </w:pPr>
+      <w:r>
+        <w:rPr>
+          <w:rStyle w:val="Forte"/>
+        </w:rPr>
+        <w:t>Área de Notícias e Publicações</w:t>
+      </w:r>
+      <w:r>
+        <w:t>, fortalecendo a divulgação das realizações do Instituto;</w:t>
+      </w:r>
+    </w:p>
+    <w:p>
+      <w:pPr>
+        <w:pStyle w:val="NormalWeb"/>
+        <w:numPr>
+          <w:ilvl w:val="0"/>
+          <w:numId w:val="7"/>
+        </w:numPr>
+        <w:spacing w:before="0" w:beforeAutospacing="0" w:line="360" w:lineRule="auto"/>
+        <w:ind w:firstLine="567"/>
+        <w:jc w:val="both"/>
+      </w:pPr>
+      <w:r>
+        <w:rPr>
+          <w:rStyle w:val="Forte"/>
+        </w:rPr>
+        <w:t>Integração com redes sociais e canais oficiais</w:t>
+      </w:r>
+      <w:r>
+        <w:t>, ampliando o alcance da comunicação institucional;</w:t>
+      </w:r>
+    </w:p>
+    <w:p>
+      <w:pPr>
+        <w:pStyle w:val="NormalWeb"/>
+        <w:numPr>
+          <w:ilvl w:val="0"/>
+          <w:numId w:val="7"/>
+        </w:numPr>
+        <w:spacing w:before="0" w:beforeAutospacing="0" w:line="360" w:lineRule="auto"/>
+        <w:ind w:firstLine="567"/>
+        <w:jc w:val="both"/>
+      </w:pPr>
+      <w:r>
+        <w:rPr>
+          <w:rStyle w:val="Forte"/>
+        </w:rPr>
+        <w:t>Aplicação móvel institucional</w:t>
+      </w:r>
+      <w:r>
+        <w:t>, permitindo acesso rápido às principais informações através de smartphones.</w:t>
+      </w:r>
+    </w:p>
+    <w:p>
+      <w:pPr>
+        <w:pStyle w:val="NormalWeb"/>
+        <w:spacing w:before="0" w:beforeAutospacing="0" w:line="360" w:lineRule="auto"/>
+        <w:ind w:firstLine="567"/>
+        <w:jc w:val="both"/>
+      </w:pPr>
+      <w:r>
+        <w:t>Estas funcionalidades representam possibilidades de evolução e poderão ser implementadas de forma progressiva, de acordo com as prioridades definidas pela Direção.</w:t>
       </w:r>
     </w:p>
     <w:p>
       <w:pPr>
         <w:pStyle w:val="Ttulo2"/>
-        <w:spacing w:line="360" w:lineRule="auto"/>
-        <w:jc w:val="both"/>
-        <w:rPr>
-          <w:rFonts w:ascii="Times New Roman" w:hAnsi="Times New Roman" w:cs="Times New Roman"/>
-          <w:sz w:val="24"/>
-          <w:szCs w:val="24"/>
-        </w:rPr>
-      </w:pPr>
-      <w:r>
-        <w:rPr>
-          <w:rFonts w:ascii="Times New Roman" w:hAnsi="Times New Roman" w:cs="Times New Roman"/>
-          <w:sz w:val="24"/>
-          <w:szCs w:val="24"/>
-        </w:rPr>
-        <w:t>Fase 3 – Validação</w:t>
-      </w:r>
-    </w:p>
-    <w:p>
-      <w:pPr>
-        <w:pStyle w:val="NormalWeb"/>
-        <w:spacing w:line="360" w:lineRule="auto"/>
-        <w:jc w:val="both"/>
-      </w:pPr>
-      <w:r>
-        <w:t>Com a plataforma concluída, será realizada uma fase de validação conjunta com a Direção.</w:t>
-      </w:r>
-    </w:p>
-    <w:p>
-      <w:pPr>
-        <w:pStyle w:val="NormalWeb"/>
-        <w:spacing w:line="360" w:lineRule="auto"/>
-        <w:jc w:val="both"/>
-      </w:pPr>
-      <w:r>
-        <w:t>Este momento permitirá analisar a conformidade da solução desenvolvida com os objetivos definidos, identificar eventuais ajustes e confirmar que a plataforma representa adequadamente a identidade institucional.</w:t>
-      </w:r>
-    </w:p>
-    <w:p>
-      <w:pPr>
-        <w:pStyle w:val="NormalWeb"/>
-        <w:spacing w:line="360" w:lineRule="auto"/>
-        <w:jc w:val="both"/>
-      </w:pPr>
-      <w:r>
-        <w:t>As sugestões apresentadas poderão ser incorporadas antes da publicação definitiva.</w:t>
+        <w:spacing w:before="0" w:line="360" w:lineRule="auto"/>
+        <w:ind w:firstLine="567"/>
+        <w:jc w:val="both"/>
+        <w:rPr>
+          <w:rFonts w:ascii="Times New Roman" w:hAnsi="Times New Roman" w:cs="Times New Roman"/>
+          <w:sz w:val="24"/>
+          <w:szCs w:val="24"/>
+        </w:rPr>
+      </w:pPr>
+      <w:r>
+        <w:rPr>
+          <w:rFonts w:ascii="Times New Roman" w:hAnsi="Times New Roman" w:cs="Times New Roman"/>
+          <w:sz w:val="24"/>
+          <w:szCs w:val="24"/>
+        </w:rPr>
+        <w:t>Uma identidade digital consolidada</w:t>
+      </w:r>
+    </w:p>
+    <w:p>
+      <w:pPr>
+        <w:pStyle w:val="NormalWeb"/>
+        <w:spacing w:before="0" w:beforeAutospacing="0" w:line="360" w:lineRule="auto"/>
+        <w:ind w:firstLine="567"/>
+        <w:jc w:val="both"/>
+      </w:pPr>
+      <w:r>
+        <w:t>À medida que a plataforma evoluir, o Instituto fortalecerá a sua presença no ambiente digital, oferecendo uma experiência cada vez mais integrada para estudantes, encarregados de educação, docentes, colaboradores e parceiros.</w:t>
+      </w:r>
+    </w:p>
+    <w:p>
+      <w:pPr>
+        <w:pStyle w:val="NormalWeb"/>
+        <w:spacing w:before="0" w:beforeAutospacing="0" w:line="360" w:lineRule="auto"/>
+        <w:ind w:firstLine="567"/>
+        <w:jc w:val="both"/>
+      </w:pPr>
+      <w:r>
+        <w:t>Mais do que disponibilizar informações, a plataforma tornar-se-á um ponto central de relacionamento institucional, promovendo uma comunicação mais eficiente, transparente e acessível.</w:t>
+      </w:r>
+    </w:p>
+    <w:p>
+      <w:pPr>
+        <w:pStyle w:val="NormalWeb"/>
+        <w:spacing w:before="0" w:beforeAutospacing="0" w:line="360" w:lineRule="auto"/>
+        <w:ind w:firstLine="567"/>
+        <w:jc w:val="both"/>
+      </w:pPr>
+      <w:r>
+        <w:t>Esta evolução contribuirá para reforçar a imagem do Instituto como uma instituição comprometida com a inovação, sem perder de vista os valores que orientam a sua missão educativa.</w:t>
       </w:r>
     </w:p>
     <w:p>
       <w:pPr>
         <w:pStyle w:val="Ttulo2"/>
-        <w:spacing w:line="360" w:lineRule="auto"/>
-        <w:jc w:val="both"/>
-        <w:rPr>
-          <w:rFonts w:ascii="Times New Roman" w:hAnsi="Times New Roman" w:cs="Times New Roman"/>
-          <w:sz w:val="24"/>
-          <w:szCs w:val="24"/>
-        </w:rPr>
-      </w:pPr>
-      <w:r>
-        <w:rPr>
-          <w:rFonts w:ascii="Times New Roman" w:hAnsi="Times New Roman" w:cs="Times New Roman"/>
-          <w:sz w:val="24"/>
-          <w:szCs w:val="24"/>
-        </w:rPr>
-        <w:t>Fase 4 – Publicação</w:t>
-      </w:r>
-    </w:p>
-    <w:p>
-      <w:pPr>
-        <w:pStyle w:val="NormalWeb"/>
-        <w:spacing w:line="360" w:lineRule="auto"/>
-        <w:jc w:val="both"/>
-      </w:pPr>
-      <w:r>
-        <w:t>Após a validação final, a plataforma será disponibilizada oficialmente ao público.</w:t>
-      </w:r>
-    </w:p>
-    <w:p>
-      <w:pPr>
-        <w:pStyle w:val="NormalWeb"/>
-        <w:spacing w:line="360" w:lineRule="auto"/>
-        <w:jc w:val="both"/>
-      </w:pPr>
-      <w:r>
-        <w:t>Nesta etapa serão efetuadas as configurações necessárias para disponibilizar o website na Internet, garantindo que qualquer utilizador possa aceder às informações institucionais através de um endereço oficial.</w:t>
-      </w:r>
-    </w:p>
-    <w:p>
-      <w:pPr>
-        <w:pStyle w:val="Ttulo2"/>
-        <w:spacing w:line="360" w:lineRule="auto"/>
-        <w:jc w:val="both"/>
-        <w:rPr>
-          <w:rFonts w:ascii="Times New Roman" w:hAnsi="Times New Roman" w:cs="Times New Roman"/>
-          <w:sz w:val="24"/>
-          <w:szCs w:val="24"/>
-        </w:rPr>
-      </w:pPr>
-      <w:r>
-        <w:rPr>
-          <w:rFonts w:ascii="Times New Roman" w:hAnsi="Times New Roman" w:cs="Times New Roman"/>
-          <w:sz w:val="24"/>
-          <w:szCs w:val="24"/>
-        </w:rPr>
-        <w:t>Fase 5 – Acompanhamento e evolução</w:t>
-      </w:r>
-    </w:p>
-    <w:p>
-      <w:pPr>
-        <w:pStyle w:val="NormalWeb"/>
-        <w:spacing w:line="360" w:lineRule="auto"/>
-        <w:jc w:val="both"/>
-      </w:pPr>
-      <w:r>
-        <w:t>O lançamento da plataforma não representa o fim do projeto.</w:t>
-      </w:r>
-    </w:p>
-    <w:p>
-      <w:pPr>
-        <w:pStyle w:val="NormalWeb"/>
-        <w:spacing w:line="360" w:lineRule="auto"/>
-        <w:jc w:val="both"/>
-      </w:pPr>
-      <w:r>
-        <w:t>Pelo contrário, marca o início de um processo contínuo de atualização e melhoria.</w:t>
-      </w:r>
-    </w:p>
-    <w:p>
-      <w:pPr>
-        <w:pStyle w:val="NormalWeb"/>
-        <w:spacing w:line="360" w:lineRule="auto"/>
-        <w:jc w:val="both"/>
-      </w:pPr>
-      <w:r>
-        <w:t>Novos conteúdos poderão ser adicionados, funcionalidades poderão ser implementadas gradualmente e a plataforma acompanhará a evolução do Instituto, assegurando que a presença digital permaneça atual, útil e alinhada com os objetivos institucionais.</w:t>
-      </w:r>
-    </w:p>
-    <w:p>
-      <w:pPr>
-        <w:pStyle w:val="Ttulo2"/>
-        <w:spacing w:line="360" w:lineRule="auto"/>
-        <w:jc w:val="both"/>
-        <w:rPr>
-          <w:rFonts w:ascii="Times New Roman" w:hAnsi="Times New Roman" w:cs="Times New Roman"/>
-          <w:sz w:val="24"/>
-          <w:szCs w:val="24"/>
-        </w:rPr>
-      </w:pPr>
-      <w:r>
-        <w:rPr>
-          <w:rFonts w:ascii="Times New Roman" w:hAnsi="Times New Roman" w:cs="Times New Roman"/>
-          <w:sz w:val="24"/>
-          <w:szCs w:val="24"/>
-        </w:rPr>
-        <w:t>Compromisso com a qualidade</w:t>
-      </w:r>
-    </w:p>
-    <w:p>
-      <w:pPr>
-        <w:pStyle w:val="NormalWeb"/>
-        <w:spacing w:line="360" w:lineRule="auto"/>
-        <w:jc w:val="both"/>
-      </w:pPr>
-      <w:r>
-        <w:t>Todas as fases do Projeto Conecta Lureframulu &amp; Precimuel serão desenvolvidas com base em princípios de organização, transparência e melhoria contínua.</w:t>
-      </w:r>
-    </w:p>
-    <w:p>
-      <w:pPr>
-        <w:pStyle w:val="NormalWeb"/>
-        <w:spacing w:line="360" w:lineRule="auto"/>
+        <w:spacing w:before="0" w:line="360" w:lineRule="auto"/>
+        <w:ind w:firstLine="567"/>
+        <w:jc w:val="both"/>
+        <w:rPr>
+          <w:rFonts w:ascii="Times New Roman" w:hAnsi="Times New Roman" w:cs="Times New Roman"/>
+          <w:sz w:val="24"/>
+          <w:szCs w:val="24"/>
+        </w:rPr>
+      </w:pPr>
+      <w:r>
+        <w:rPr>
+          <w:rFonts w:ascii="Times New Roman" w:hAnsi="Times New Roman" w:cs="Times New Roman"/>
+          <w:sz w:val="24"/>
+          <w:szCs w:val="24"/>
+        </w:rPr>
+        <w:t>Uma visão alinhada com o futuro da educação</w:t>
+      </w:r>
+    </w:p>
+    <w:p>
+      <w:pPr>
+        <w:pStyle w:val="NormalWeb"/>
+        <w:spacing w:before="0" w:beforeAutospacing="0" w:line="360" w:lineRule="auto"/>
+        <w:ind w:firstLine="567"/>
+        <w:jc w:val="both"/>
+      </w:pPr>
+      <w:r>
+        <w:t>A educação encontra-se em permanente transformação. As instituições que conseguem adaptar-se às novas formas de comunicação, aprendizagem e relacionamento criam condições mais favoráveis para responder às expectativas das novas gerações e fortalecer a sua relevância perante a sociedade.</w:t>
+      </w:r>
+    </w:p>
+    <w:p>
+      <w:pPr>
+        <w:pStyle w:val="NormalWeb"/>
+        <w:spacing w:before="0" w:beforeAutospacing="0" w:line="360" w:lineRule="auto"/>
+        <w:ind w:firstLine="567"/>
         <w:jc w:val="both"/>
       </w:pPr>
       <w:r>
         <w:lastRenderedPageBreak/>
-        <w:t>Cada etapa terá objetivos claramente definidos, permitindo acompanhar o progresso do projeto e assegurar que o resultado final corresponda às expectativas da instituição.</w:t>
-      </w:r>
-    </w:p>
-    <w:p>
-      <w:pPr>
-        <w:pStyle w:val="NormalWeb"/>
-        <w:spacing w:line="360" w:lineRule="auto"/>
-        <w:jc w:val="both"/>
-      </w:pPr>
-      <w:r>
-        <w:t>Esta metodologia proporciona maior segurança durante a implementação e cria condições para que a Plataforma Institucional Digital se torne um recurso duradouro, preparado para crescer juntamente com o Instituto.</w:t>
-      </w:r>
-    </w:p>
-    <w:p>
-      <w:pPr>
-        <w:pStyle w:val="NormalWeb"/>
-      </w:pPr>
-    </w:p>
-    <w:p>
-      <w:pPr>
-        <w:pStyle w:val="NormalWeb"/>
-      </w:pPr>
-    </w:p>
-    <w:p>
-      <w:pPr>
-        <w:pStyle w:val="NormalWeb"/>
-      </w:pPr>
-    </w:p>
-    <w:p>
-      <w:pPr>
-        <w:pStyle w:val="NormalWeb"/>
-      </w:pPr>
-    </w:p>
-    <w:p>
-      <w:pPr>
-        <w:pStyle w:val="NormalWeb"/>
-      </w:pPr>
-    </w:p>
-    <w:p>
-      <w:pPr>
-        <w:pStyle w:val="NormalWeb"/>
-      </w:pPr>
-    </w:p>
-    <w:p>
-      <w:pPr>
-        <w:pStyle w:val="NormalWeb"/>
-      </w:pPr>
-    </w:p>
-    <w:p>
-      <w:pPr>
-        <w:pStyle w:val="NormalWeb"/>
-      </w:pPr>
-    </w:p>
-    <w:p>
-      <w:pPr>
-        <w:pStyle w:val="NormalWeb"/>
-      </w:pPr>
-    </w:p>
-    <w:p>
-      <w:pPr>
-        <w:pStyle w:val="NormalWeb"/>
-      </w:pPr>
-    </w:p>
-    <w:p>
-      <w:pPr>
-        <w:pStyle w:val="NormalWeb"/>
-      </w:pPr>
-    </w:p>
-    <w:p>
-      <w:pPr>
-        <w:pStyle w:val="NormalWeb"/>
-      </w:pPr>
-    </w:p>
-    <w:p>
-      <w:pPr>
-        <w:pStyle w:val="NormalWeb"/>
-      </w:pPr>
-    </w:p>
-    <w:p>
-      <w:pPr>
-        <w:pStyle w:val="NormalWeb"/>
-      </w:pPr>
-    </w:p>
-    <w:p>
-      <w:pPr>
-        <w:pStyle w:val="NormalWeb"/>
-      </w:pPr>
-    </w:p>
-    <w:p>
-      <w:pPr>
-        <w:pStyle w:val="NormalWeb"/>
-      </w:pPr>
-    </w:p>
-    <w:p>
-      <w:pPr>
-        <w:pStyle w:val="NormalWeb"/>
-      </w:pPr>
-    </w:p>
-    <w:p>
-      <w:pPr>
-        <w:pStyle w:val="NormalWeb"/>
-      </w:pPr>
-    </w:p>
-    <w:p>
-      <w:pPr>
-        <w:pStyle w:val="NormalWeb"/>
-      </w:pPr>
-    </w:p>
-    <w:p>
-      <w:pPr>
-        <w:pStyle w:val="NormalWeb"/>
-      </w:pPr>
-    </w:p>
-    <w:p>
-      <w:pPr>
-        <w:pStyle w:val="NormalWeb"/>
-      </w:pPr>
-    </w:p>
-    <w:p>
-      <w:pPr>
-        <w:pStyle w:val="NormalWeb"/>
-      </w:pPr>
-    </w:p>
-    <w:p>
-      <w:pPr>
-        <w:pStyle w:val="NormalWeb"/>
-      </w:pPr>
-    </w:p>
-    <w:p>
-      <w:pPr>
-        <w:pStyle w:val="NormalWeb"/>
-      </w:pPr>
-    </w:p>
-    <w:p>
-      <w:pPr>
-        <w:pStyle w:val="NormalWeb"/>
-      </w:pPr>
-    </w:p>
-    <w:p>
-      <w:pPr>
-        <w:pStyle w:val="NormalWeb"/>
-      </w:pPr>
-    </w:p>
-    <w:p>
-      <w:pPr>
-        <w:pStyle w:val="NormalWeb"/>
-      </w:pPr>
-    </w:p>
-    <w:p>
-      <w:pPr>
-        <w:pStyle w:val="NormalWeb"/>
-      </w:pPr>
-    </w:p>
-    <w:p>
-      <w:pPr>
-        <w:pStyle w:val="NormalWeb"/>
-      </w:pPr>
-    </w:p>
-    <w:p>
-      <w:pPr>
-        <w:pStyle w:val="NormalWeb"/>
-      </w:pPr>
-    </w:p>
-    <w:p>
-      <w:pPr>
-        <w:pStyle w:val="NormalWeb"/>
-      </w:pPr>
-    </w:p>
-    <w:p>
-      <w:pPr>
-        <w:pStyle w:val="NormalWeb"/>
-      </w:pPr>
-    </w:p>
-    <w:p>
-      <w:pPr>
-        <w:pStyle w:val="NormalWeb"/>
-      </w:pPr>
-    </w:p>
-    <w:p>
-      <w:pPr>
-        <w:pStyle w:val="NormalWeb"/>
-      </w:pPr>
-    </w:p>
-    <w:p>
-      <w:pPr>
-        <w:pStyle w:val="NormalWeb"/>
-      </w:pPr>
-    </w:p>
-    <w:p>
-      <w:pPr>
-        <w:pStyle w:val="NormalWeb"/>
-      </w:pPr>
-    </w:p>
-    <w:p>
-      <w:pPr>
-        <w:pStyle w:val="NormalWeb"/>
-      </w:pPr>
-    </w:p>
-    <w:p>
-      <w:pPr>
-        <w:pStyle w:val="NormalWeb"/>
-      </w:pPr>
-    </w:p>
-    <w:p>
-      <w:pPr>
-        <w:pStyle w:val="NormalWeb"/>
-      </w:pPr>
-    </w:p>
-    <w:p>
-      <w:pPr>
-        <w:pStyle w:val="NormalWeb"/>
-      </w:pPr>
-    </w:p>
-    <w:p>
-      <w:pPr>
-        <w:pStyle w:val="NormalWeb"/>
+        <w:t>O Projeto Conecta Lureframulu &amp; Precimuel foi pensado precisamente com esta perspetiva: oferecer uma solução útil para o presente e suficientemente flexível para acompanhar os desafios do futuro.</w:t>
+      </w:r>
+    </w:p>
+    <w:p>
+      <w:pPr>
+        <w:pStyle w:val="NormalWeb"/>
+        <w:spacing w:before="0" w:beforeAutospacing="0" w:line="360" w:lineRule="auto"/>
+        <w:ind w:firstLine="567"/>
+        <w:jc w:val="both"/>
+      </w:pPr>
+      <w:r>
+        <w:t>Ao investir nesta plataforma, o Instituto não estará apenas a adotar uma nova ferramenta tecnológica. Estará a construir as bases de uma estratégia de crescimento digital capaz de acompanhar a sua evolução institucional durante muitos anos.</w:t>
+      </w:r>
+    </w:p>
+    <w:p>
+      <w:pPr>
+        <w:pStyle w:val="NormalWeb"/>
+        <w:spacing w:before="0" w:beforeAutospacing="0" w:line="360" w:lineRule="auto"/>
+        <w:ind w:firstLine="567"/>
+        <w:jc w:val="both"/>
+      </w:pPr>
+    </w:p>
+    <w:p>
+      <w:pPr>
+        <w:pStyle w:val="NormalWeb"/>
+        <w:spacing w:before="0" w:beforeAutospacing="0" w:line="360" w:lineRule="auto"/>
+        <w:ind w:firstLine="567"/>
+        <w:jc w:val="both"/>
+      </w:pPr>
+    </w:p>
+    <w:p>
+      <w:pPr>
+        <w:pStyle w:val="NormalWeb"/>
+        <w:spacing w:before="0" w:beforeAutospacing="0" w:line="360" w:lineRule="auto"/>
+        <w:ind w:firstLine="567"/>
+        <w:jc w:val="both"/>
+      </w:pPr>
+    </w:p>
+    <w:p>
+      <w:pPr>
+        <w:pStyle w:val="NormalWeb"/>
+        <w:spacing w:before="0" w:beforeAutospacing="0" w:line="360" w:lineRule="auto"/>
+        <w:ind w:firstLine="567"/>
+        <w:jc w:val="both"/>
+      </w:pPr>
+    </w:p>
+    <w:p>
+      <w:pPr>
+        <w:pStyle w:val="NormalWeb"/>
+        <w:spacing w:before="0" w:beforeAutospacing="0" w:line="360" w:lineRule="auto"/>
+        <w:ind w:firstLine="567"/>
+        <w:jc w:val="both"/>
+      </w:pPr>
+    </w:p>
+    <w:p>
+      <w:pPr>
+        <w:pStyle w:val="NormalWeb"/>
+        <w:spacing w:before="0" w:beforeAutospacing="0" w:line="360" w:lineRule="auto"/>
+        <w:ind w:firstLine="567"/>
+        <w:jc w:val="both"/>
+      </w:pPr>
+    </w:p>
+    <w:p>
+      <w:pPr>
+        <w:pStyle w:val="NormalWeb"/>
+        <w:spacing w:before="0" w:beforeAutospacing="0" w:line="360" w:lineRule="auto"/>
+        <w:ind w:firstLine="567"/>
+        <w:jc w:val="both"/>
+      </w:pPr>
+    </w:p>
+    <w:p>
+      <w:pPr>
+        <w:pStyle w:val="Ttulo1"/>
+        <w:spacing w:before="0" w:beforeAutospacing="0" w:line="360" w:lineRule="auto"/>
+        <w:ind w:firstLine="567"/>
+        <w:jc w:val="both"/>
+        <w:rPr>
+          <w:sz w:val="24"/>
+          <w:szCs w:val="24"/>
+        </w:rPr>
+      </w:pPr>
+      <w:r>
+        <w:rPr>
+          <w:sz w:val="24"/>
+          <w:szCs w:val="24"/>
+        </w:rPr>
+        <w:t>14. CONCLUSÃO</w:t>
+      </w:r>
+    </w:p>
+    <w:p>
+      <w:pPr>
+        <w:pStyle w:val="NormalWeb"/>
+        <w:spacing w:before="0" w:beforeAutospacing="0" w:line="360" w:lineRule="auto"/>
+        <w:ind w:firstLine="567"/>
+        <w:jc w:val="both"/>
+      </w:pPr>
+      <w:r>
+        <w:t>Ao longo deste documento foi apresentada uma proposta concebida para responder aos novos desafios da comunicação institucional e contribuir para o fortalecimento da presença digital do Instituto Técnico Privado de Saúde Lureframulu &amp; Precimuel, Lda.</w:t>
+      </w:r>
+    </w:p>
+    <w:p>
+      <w:pPr>
+        <w:pStyle w:val="NormalWeb"/>
+        <w:spacing w:before="0" w:beforeAutospacing="0" w:line="360" w:lineRule="auto"/>
+        <w:ind w:firstLine="567"/>
+        <w:jc w:val="both"/>
+      </w:pPr>
+      <w:r>
+        <w:t>Partindo da realidade atual e da evolução da sociedade, demonstrou-se que a transformação digital deixou de representar apenas uma tendência tecnológica para se afirmar como uma oportunidade estratégica de aproximação entre as instituições de ensino e a comunidade que servem.</w:t>
+      </w:r>
+    </w:p>
+    <w:p>
+      <w:pPr>
+        <w:pStyle w:val="NormalWeb"/>
+        <w:spacing w:before="0" w:beforeAutospacing="0" w:line="360" w:lineRule="auto"/>
+        <w:ind w:firstLine="567"/>
+        <w:jc w:val="both"/>
+      </w:pPr>
+      <w:r>
+        <w:t xml:space="preserve">O </w:t>
+      </w:r>
+      <w:r>
+        <w:rPr>
+          <w:rStyle w:val="Forte"/>
+        </w:rPr>
+        <w:t>Projeto Conecta Lureframulu &amp; Precimuel</w:t>
+      </w:r>
+      <w:r>
+        <w:t xml:space="preserve"> nasce precisamente dessa visão. Não pretende substituir os meios de comunicação já utilizados pelo Instituto, nem alterar a identidade que foi construída ao longo da sua trajetória. Pelo contrário, procura valorizar esse percurso, complementando os investimentos já realizados em divulgação e criando </w:t>
+      </w:r>
+      <w:r>
+        <w:lastRenderedPageBreak/>
+        <w:t>um ambiente digital capaz de ampliar o alcance das ações institucionais, fortalecer a imagem da organização e facilitar o acesso à informação.</w:t>
+      </w:r>
+    </w:p>
+    <w:p>
+      <w:pPr>
+        <w:pStyle w:val="NormalWeb"/>
+        <w:spacing w:before="0" w:beforeAutospacing="0" w:line="360" w:lineRule="auto"/>
+        <w:ind w:firstLine="567"/>
+        <w:jc w:val="both"/>
+      </w:pPr>
+      <w:r>
+        <w:t>Mais do que desenvolver um website, esta proposta apresenta uma estratégia de crescimento sustentável. Uma estratégia que respeita a história do Instituto, acompanha a evolução da sociedade e cria condições para que a instituição continue a cumprir a sua missão de formar profissionais qualificados, preparados para responder às necessidades do setor da saúde e contribuir para o desenvolvimento do país.</w:t>
+      </w:r>
+    </w:p>
+    <w:p>
+      <w:pPr>
+        <w:pStyle w:val="NormalWeb"/>
+        <w:spacing w:before="0" w:beforeAutospacing="0" w:line="360" w:lineRule="auto"/>
+        <w:ind w:firstLine="567"/>
+        <w:jc w:val="both"/>
+      </w:pPr>
+      <w:r>
+        <w:t>Ao longo dos capítulos anteriores foram identificadas oportunidades, definidos objetivos, apresentada uma solução estruturada, demonstrados os benefícios esperados, descritas as tecnologias que suportam a plataforma e ilustrada uma visão concreta da futura presença digital do Instituto. Em conjunto, estes elementos demonstram que a proposta é tecnicamente viável, estrategicamente consistente e compatível com a realidade institucional.</w:t>
+      </w:r>
+    </w:p>
+    <w:p>
+      <w:pPr>
+        <w:pStyle w:val="NormalWeb"/>
+        <w:spacing w:before="0" w:beforeAutospacing="0" w:line="360" w:lineRule="auto"/>
+        <w:ind w:firstLine="567"/>
+        <w:jc w:val="both"/>
+      </w:pPr>
+      <w:r>
+        <w:t>Contudo, o verdadeiro valor deste projeto não reside apenas na tecnologia. O seu maior valor encontra-se na possibilidade de aproximar pessoas, facilitar a comunicação, reforçar a identidade institucional e preparar o Instituto para responder aos desafios de uma sociedade cada vez mais conectada.</w:t>
+      </w:r>
+    </w:p>
+    <w:p>
+      <w:pPr>
+        <w:pStyle w:val="NormalWeb"/>
+        <w:spacing w:before="0" w:beforeAutospacing="0" w:line="360" w:lineRule="auto"/>
+        <w:ind w:firstLine="567"/>
+        <w:jc w:val="both"/>
+      </w:pPr>
+      <w:r>
+        <w:t>Investir nesta iniciativa representa acreditar que a inovação pode caminhar lado a lado com a tradição, que a tecnologia pode servir a educação e que uma presença digital sólida pode ampliar o impacto de uma instituição que já desempenha um papel relevante na formação de futuros profissionais da saúde.</w:t>
+      </w:r>
+    </w:p>
+    <w:p>
+      <w:pPr>
+        <w:pStyle w:val="NormalWeb"/>
+        <w:spacing w:before="0" w:beforeAutospacing="0" w:line="360" w:lineRule="auto"/>
+        <w:ind w:firstLine="567"/>
+        <w:jc w:val="both"/>
+      </w:pPr>
+      <w:r>
+        <w:t>Assim, esta proposta é apresentada com profundo respeito pela história, pelos valores e pela missão do Instituto Técnico Privado de Saúde Lureframulu &amp; Precimuel, Lda., colocando à consideração da Direção uma visão de futuro construída com responsabilidade, compromisso e espírito de colaboração.</w:t>
+      </w:r>
+    </w:p>
+    <w:p>
+      <w:pPr>
+        <w:pStyle w:val="NormalWeb"/>
+        <w:spacing w:before="0" w:beforeAutospacing="0" w:line="360" w:lineRule="auto"/>
+        <w:ind w:firstLine="567"/>
+        <w:jc w:val="both"/>
+      </w:pPr>
+      <w:r>
+        <w:t xml:space="preserve">Mais do que apresentar uma solução tecnológica, o </w:t>
+      </w:r>
+      <w:r>
+        <w:rPr>
+          <w:rStyle w:val="Forte"/>
+        </w:rPr>
+        <w:t>Projeto Conecta Lureframulu &amp; Precimuel</w:t>
+      </w:r>
+      <w:r>
+        <w:t xml:space="preserve"> convida o Instituto a dar um novo passo na sua evolução institucional: um passo que preserva a sua identidade, valoriza o trabalho já realizado e cria novas oportunidades para comunicar, crescer e servir cada vez melhor a comunidade.</w:t>
+      </w:r>
+    </w:p>
+    <w:p>
+      <w:pPr>
+        <w:pStyle w:val="NormalWeb"/>
+        <w:spacing w:before="0" w:beforeAutospacing="0" w:line="360" w:lineRule="auto"/>
+        <w:ind w:firstLine="567"/>
+        <w:jc w:val="both"/>
+      </w:pPr>
+      <w:r>
+        <w:lastRenderedPageBreak/>
+        <w:t>"As instituições que deixam um legado não são apenas aquelas que acompanham o futuro, mas aquelas que têm a coragem de o construir."</w:t>
+      </w:r>
+    </w:p>
+    <w:p>
+      <w:pPr>
+        <w:pStyle w:val="NormalWeb"/>
+        <w:spacing w:before="0" w:beforeAutospacing="0" w:line="360" w:lineRule="auto"/>
+        <w:jc w:val="both"/>
       </w:pPr>
     </w:p>
     <w:sectPr>
@@ -6076,9 +7259,9 @@
     </w:lvl>
   </w:abstractNum>
   <w:abstractNum w:abstractNumId="3">
-    <w:nsid w:val="55394156"/>
+    <w:nsid w:val="4D7078F7"/>
     <w:multiLevelType w:val="multilevel"/>
-    <w:tmpl w:val="7F28A0DC"/>
+    <w:tmpl w:val="EC3EB70E"/>
     <w:lvl w:ilvl="0">
       <w:start w:val="1"/>
       <w:numFmt w:val="bullet"/>
@@ -6225,9 +7408,9 @@
     </w:lvl>
   </w:abstractNum>
   <w:abstractNum w:abstractNumId="4">
-    <w:nsid w:val="73B83060"/>
+    <w:nsid w:val="55394156"/>
     <w:multiLevelType w:val="multilevel"/>
-    <w:tmpl w:val="19567164"/>
+    <w:tmpl w:val="7F28A0DC"/>
     <w:lvl w:ilvl="0">
       <w:start w:val="1"/>
       <w:numFmt w:val="bullet"/>
@@ -6374,9 +7557,9 @@
     </w:lvl>
   </w:abstractNum>
   <w:abstractNum w:abstractNumId="5">
-    <w:nsid w:val="7E740163"/>
+    <w:nsid w:val="73B83060"/>
     <w:multiLevelType w:val="multilevel"/>
-    <w:tmpl w:val="A740C9EA"/>
+    <w:tmpl w:val="19567164"/>
     <w:lvl w:ilvl="0">
       <w:start w:val="1"/>
       <w:numFmt w:val="bullet"/>
@@ -6522,23 +7705,175 @@
       </w:rPr>
     </w:lvl>
   </w:abstractNum>
+  <w:abstractNum w:abstractNumId="6">
+    <w:nsid w:val="7E740163"/>
+    <w:multiLevelType w:val="multilevel"/>
+    <w:tmpl w:val="A740C9EA"/>
+    <w:lvl w:ilvl="0">
+      <w:start w:val="1"/>
+      <w:numFmt w:val="bullet"/>
+      <w:lvlText w:val=""/>
+      <w:lvlJc w:val="left"/>
+      <w:pPr>
+        <w:tabs>
+          <w:tab w:val="num" w:pos="720"/>
+        </w:tabs>
+        <w:ind w:left="720" w:hanging="360"/>
+      </w:pPr>
+      <w:rPr>
+        <w:rFonts w:ascii="Symbol" w:hAnsi="Symbol" w:hint="default"/>
+        <w:sz w:val="20"/>
+      </w:rPr>
+    </w:lvl>
+    <w:lvl w:ilvl="1" w:tentative="1">
+      <w:start w:val="1"/>
+      <w:numFmt w:val="bullet"/>
+      <w:lvlText w:val="o"/>
+      <w:lvlJc w:val="left"/>
+      <w:pPr>
+        <w:tabs>
+          <w:tab w:val="num" w:pos="1440"/>
+        </w:tabs>
+        <w:ind w:left="1440" w:hanging="360"/>
+      </w:pPr>
+      <w:rPr>
+        <w:rFonts w:ascii="Courier New" w:hAnsi="Courier New" w:hint="default"/>
+        <w:sz w:val="20"/>
+      </w:rPr>
+    </w:lvl>
+    <w:lvl w:ilvl="2" w:tentative="1">
+      <w:start w:val="1"/>
+      <w:numFmt w:val="bullet"/>
+      <w:lvlText w:val=""/>
+      <w:lvlJc w:val="left"/>
+      <w:pPr>
+        <w:tabs>
+          <w:tab w:val="num" w:pos="2160"/>
+        </w:tabs>
+        <w:ind w:left="2160" w:hanging="360"/>
+      </w:pPr>
+      <w:rPr>
+        <w:rFonts w:ascii="Wingdings" w:hAnsi="Wingdings" w:hint="default"/>
+        <w:sz w:val="20"/>
+      </w:rPr>
+    </w:lvl>
+    <w:lvl w:ilvl="3" w:tentative="1">
+      <w:start w:val="1"/>
+      <w:numFmt w:val="bullet"/>
+      <w:lvlText w:val=""/>
+      <w:lvlJc w:val="left"/>
+      <w:pPr>
+        <w:tabs>
+          <w:tab w:val="num" w:pos="2880"/>
+        </w:tabs>
+        <w:ind w:left="2880" w:hanging="360"/>
+      </w:pPr>
+      <w:rPr>
+        <w:rFonts w:ascii="Wingdings" w:hAnsi="Wingdings" w:hint="default"/>
+        <w:sz w:val="20"/>
+      </w:rPr>
+    </w:lvl>
+    <w:lvl w:ilvl="4" w:tentative="1">
+      <w:start w:val="1"/>
+      <w:numFmt w:val="bullet"/>
+      <w:lvlText w:val=""/>
+      <w:lvlJc w:val="left"/>
+      <w:pPr>
+        <w:tabs>
+          <w:tab w:val="num" w:pos="3600"/>
+        </w:tabs>
+        <w:ind w:left="3600" w:hanging="360"/>
+      </w:pPr>
+      <w:rPr>
+        <w:rFonts w:ascii="Wingdings" w:hAnsi="Wingdings" w:hint="default"/>
+        <w:sz w:val="20"/>
+      </w:rPr>
+    </w:lvl>
+    <w:lvl w:ilvl="5" w:tentative="1">
+      <w:start w:val="1"/>
+      <w:numFmt w:val="bullet"/>
+      <w:lvlText w:val=""/>
+      <w:lvlJc w:val="left"/>
+      <w:pPr>
+        <w:tabs>
+          <w:tab w:val="num" w:pos="4320"/>
+        </w:tabs>
+        <w:ind w:left="4320" w:hanging="360"/>
+      </w:pPr>
+      <w:rPr>
+        <w:rFonts w:ascii="Wingdings" w:hAnsi="Wingdings" w:hint="default"/>
+        <w:sz w:val="20"/>
+      </w:rPr>
+    </w:lvl>
+    <w:lvl w:ilvl="6" w:tentative="1">
+      <w:start w:val="1"/>
+      <w:numFmt w:val="bullet"/>
+      <w:lvlText w:val=""/>
+      <w:lvlJc w:val="left"/>
+      <w:pPr>
+        <w:tabs>
+          <w:tab w:val="num" w:pos="5040"/>
+        </w:tabs>
+        <w:ind w:left="5040" w:hanging="360"/>
+      </w:pPr>
+      <w:rPr>
+        <w:rFonts w:ascii="Wingdings" w:hAnsi="Wingdings" w:hint="default"/>
+        <w:sz w:val="20"/>
+      </w:rPr>
+    </w:lvl>
+    <w:lvl w:ilvl="7" w:tentative="1">
+      <w:start w:val="1"/>
+      <w:numFmt w:val="bullet"/>
+      <w:lvlText w:val=""/>
+      <w:lvlJc w:val="left"/>
+      <w:pPr>
+        <w:tabs>
+          <w:tab w:val="num" w:pos="5760"/>
+        </w:tabs>
+        <w:ind w:left="5760" w:hanging="360"/>
+      </w:pPr>
+      <w:rPr>
+        <w:rFonts w:ascii="Wingdings" w:hAnsi="Wingdings" w:hint="default"/>
+        <w:sz w:val="20"/>
+      </w:rPr>
+    </w:lvl>
+    <w:lvl w:ilvl="8" w:tentative="1">
+      <w:start w:val="1"/>
+      <w:numFmt w:val="bullet"/>
+      <w:lvlText w:val=""/>
+      <w:lvlJc w:val="left"/>
+      <w:pPr>
+        <w:tabs>
+          <w:tab w:val="num" w:pos="6480"/>
+        </w:tabs>
+        <w:ind w:left="6480" w:hanging="360"/>
+      </w:pPr>
+      <w:rPr>
+        <w:rFonts w:ascii="Wingdings" w:hAnsi="Wingdings" w:hint="default"/>
+        <w:sz w:val="20"/>
+      </w:rPr>
+    </w:lvl>
+  </w:abstractNum>
   <w:num w:numId="1">
     <w:abstractNumId w:val="2"/>
   </w:num>
   <w:num w:numId="2">
-    <w:abstractNumId w:val="3"/>
+    <w:abstractNumId w:val="4"/>
   </w:num>
   <w:num w:numId="3">
-    <w:abstractNumId w:val="4"/>
+    <w:abstractNumId w:val="5"/>
   </w:num>
   <w:num w:numId="4">
     <w:abstractNumId w:val="1"/>
   </w:num>
   <w:num w:numId="5">
-    <w:abstractNumId w:val="5"/>
+    <w:abstractNumId w:val="6"/>
   </w:num>
   <w:num w:numId="6">
     <w:abstractNumId w:val="0"/>
+  </w:num>
+  <w:num w:numId="7">
+    <w:abstractNumId w:val="3"/>
   </w:num>
 </w:numbering>
 </file>
@@ -7466,7 +8801,7 @@
 </file>
 
 <file path=customXml/itemProps1.xml><?xml version="1.0" encoding="utf-8"?>
-<ds:datastoreItem xmlns:ds="http://schemas.openxmlformats.org/officeDocument/2006/customXml" ds:itemID="{642F077D-18B4-48EC-8846-5D47104AF785}">
+<ds:datastoreItem xmlns:ds="http://schemas.openxmlformats.org/officeDocument/2006/customXml" ds:itemID="{6AC7A4E9-FF17-4BB2-A7C0-8A4ED731D2E1}">
   <ds:schemaRefs>
     <ds:schemaRef ds:uri="http://schemas.openxmlformats.org/officeDocument/2006/bibliography"/>
   </ds:schemaRefs>

--- a/ARQUIVOS LURE_PRECI/PROJECTO CNECTA LUREFRAMULO.docx
+++ b/ARQUIVOS LURE_PRECI/PROJECTO CNECTA LUREFRAMULO.docx
@@ -148,28 +148,15 @@
     </w:p>
     <w:p>
       <w:pPr>
-        <w:spacing w:before="100" w:beforeAutospacing="1" w:after="100" w:afterAutospacing="1" w:line="240" w:lineRule="auto"/>
-        <w:jc w:val="center"/>
-        <w:outlineLvl w:val="1"/>
-        <w:rPr>
-          <w:rFonts w:ascii="Times New Roman" w:eastAsia="Times New Roman" w:hAnsi="Times New Roman" w:cs="Times New Roman"/>
-          <w:b/>
-          <w:bCs/>
-          <w:sz w:val="24"/>
-          <w:szCs w:val="36"/>
-          <w:lang w:eastAsia="pt-BR"/>
-        </w:rPr>
-      </w:pPr>
-      <w:r>
-        <w:rPr>
-          <w:rFonts w:ascii="Times New Roman" w:eastAsia="Times New Roman" w:hAnsi="Times New Roman" w:cs="Times New Roman"/>
-          <w:b/>
-          <w:bCs/>
-          <w:sz w:val="24"/>
-          <w:szCs w:val="36"/>
-          <w:lang w:eastAsia="pt-BR"/>
-        </w:rPr>
-        <w:t>PROPOSTA PARA O DESENVOLVIMENTO DA PLATAFORMA INSTITUCIONAL DIGITAL E FORTALECIMENTO DA PRESENÇA INSTITUCIONAL</w:t>
+        <w:pStyle w:val="Corpodetexto"/>
+      </w:pPr>
+      <w:r>
+        <w:t>PLANO ESTRATÉGICO PARA A TRANSFORMAÇÃO DIGITAL DO INSTITUTO TÉCNICO PRIVADO DE SAÚDE LUREFRAMULU &amp; PRECIMUEL, Lda</w:t>
+      </w:r>
+      <w:bookmarkStart w:id="0" w:name="_GoBack"/>
+      <w:bookmarkEnd w:id="0"/>
+      <w:r>
+        <w:t>.</w:t>
       </w:r>
     </w:p>
     <w:p>
@@ -6070,8 +6057,6 @@
           <w:lang w:eastAsia="pt-BR"/>
         </w:rPr>
       </w:pPr>
-      <w:bookmarkStart w:id="0" w:name="_GoBack"/>
-      <w:bookmarkEnd w:id="0"/>
       <w:r>
         <w:rPr>
           <w:rFonts w:ascii="Times New Roman" w:hAnsi="Times New Roman" w:cs="Times New Roman"/>
@@ -8801,7 +8786,7 @@
 </file>
 
 <file path=customXml/itemProps1.xml><?xml version="1.0" encoding="utf-8"?>
-<ds:datastoreItem xmlns:ds="http://schemas.openxmlformats.org/officeDocument/2006/customXml" ds:itemID="{6AC7A4E9-FF17-4BB2-A7C0-8A4ED731D2E1}">
+<ds:datastoreItem xmlns:ds="http://schemas.openxmlformats.org/officeDocument/2006/customXml" ds:itemID="{E0DBE384-BB5F-439A-B6DD-6C8327C4C48A}">
   <ds:schemaRefs>
     <ds:schemaRef ds:uri="http://schemas.openxmlformats.org/officeDocument/2006/bibliography"/>
   </ds:schemaRefs>

--- a/ARQUIVOS LURE_PRECI/PROJECTO CNECTA LUREFRAMULO.docx
+++ b/ARQUIVOS LURE_PRECI/PROJECTO CNECTA LUREFRAMULO.docx
@@ -151,12 +151,7 @@
         <w:pStyle w:val="Corpodetexto"/>
       </w:pPr>
       <w:r>
-        <w:t>PLANO ESTRATÉGICO PARA A TRANSFORMAÇÃO DIGITAL DO INSTITUTO TÉCNICO PRIVADO DE SAÚDE LUREFRAMULU &amp; PRECIMUEL, Lda</w:t>
-      </w:r>
-      <w:bookmarkStart w:id="0" w:name="_GoBack"/>
-      <w:bookmarkEnd w:id="0"/>
-      <w:r>
-        <w:t>.</w:t>
+        <w:t>PLANO ESTRATÉGICO PARA A TRANSFORMAÇÃO DIGITAL DO INSTITUTO TÉCNICO PRIVADO DE SAÚDE LUREFRAMULU &amp; PRECIMUEL, Lda.</w:t>
       </w:r>
     </w:p>
     <w:p>
@@ -1624,6 +1619,7 @@
     <w:p>
       <w:pPr>
         <w:spacing w:after="100" w:afterAutospacing="1" w:line="360" w:lineRule="auto"/>
+        <w:ind w:left="2124"/>
         <w:jc w:val="both"/>
         <w:rPr>
           <w:rFonts w:ascii="Times New Roman" w:eastAsia="Times New Roman" w:hAnsi="Times New Roman" w:cs="Times New Roman"/>
@@ -1647,6 +1643,7 @@
     <w:p>
       <w:pPr>
         <w:spacing w:after="100" w:afterAutospacing="1" w:line="360" w:lineRule="auto"/>
+        <w:ind w:left="2124"/>
         <w:jc w:val="both"/>
         <w:rPr>
           <w:rFonts w:ascii="Times New Roman" w:eastAsia="Times New Roman" w:hAnsi="Times New Roman" w:cs="Times New Roman"/>
@@ -1862,27 +1859,6 @@
     </w:p>
     <w:p>
       <w:pPr>
-        <w:pStyle w:val="Ttulo2"/>
-        <w:spacing w:before="0" w:line="360" w:lineRule="auto"/>
-        <w:ind w:firstLine="567"/>
-        <w:jc w:val="both"/>
-        <w:rPr>
-          <w:rFonts w:ascii="Times New Roman" w:hAnsi="Times New Roman" w:cs="Times New Roman"/>
-          <w:sz w:val="24"/>
-          <w:szCs w:val="24"/>
-        </w:rPr>
-      </w:pPr>
-      <w:r>
-        <w:rPr>
-          <w:rFonts w:ascii="Times New Roman" w:hAnsi="Times New Roman" w:cs="Times New Roman"/>
-          <w:sz w:val="24"/>
-          <w:szCs w:val="24"/>
-        </w:rPr>
-        <w:t>As instituições de ensino e a transformação da comunicação</w:t>
-      </w:r>
-    </w:p>
-    <w:p>
-      <w:pPr>
         <w:pStyle w:val="NormalWeb"/>
         <w:spacing w:before="0" w:beforeAutospacing="0" w:line="360" w:lineRule="auto"/>
         <w:ind w:firstLine="567"/>
@@ -1927,27 +1903,6 @@
     </w:p>
     <w:p>
       <w:pPr>
-        <w:pStyle w:val="Ttulo2"/>
-        <w:spacing w:before="0" w:line="360" w:lineRule="auto"/>
-        <w:ind w:firstLine="567"/>
-        <w:jc w:val="both"/>
-        <w:rPr>
-          <w:rFonts w:ascii="Times New Roman" w:hAnsi="Times New Roman" w:cs="Times New Roman"/>
-          <w:sz w:val="24"/>
-          <w:szCs w:val="24"/>
-        </w:rPr>
-      </w:pPr>
-      <w:r>
-        <w:rPr>
-          <w:rFonts w:ascii="Times New Roman" w:hAnsi="Times New Roman" w:cs="Times New Roman"/>
-          <w:sz w:val="24"/>
-          <w:szCs w:val="24"/>
-        </w:rPr>
-        <w:t>A comunicação como fator estratégico</w:t>
-      </w:r>
-    </w:p>
-    <w:p>
-      <w:pPr>
         <w:pStyle w:val="NormalWeb"/>
         <w:spacing w:before="0" w:beforeAutospacing="0" w:line="360" w:lineRule="auto"/>
         <w:ind w:firstLine="567"/>
@@ -1965,8 +1920,11 @@
         <w:jc w:val="both"/>
       </w:pPr>
       <w:r>
+        <w:t xml:space="preserve">Uma comunicação bem estruturada contribui para aproximar estudantes, encarregados de educação, docentes, colaboradores e parceiros, criando uma relação </w:t>
+      </w:r>
+      <w:r>
         <w:lastRenderedPageBreak/>
-        <w:t>Uma comunicação bem estruturada contribui para aproximar estudantes, encarregados de educação, docentes, colaboradores e parceiros, criando uma relação baseada na transparência, na credibilidade e na facilidade de acesso à informação. Quando esta comunicação é apoiada por uma plataforma digital organizada, torna-se possível oferecer uma experiência mais consistente, reduzindo dificuldades no acesso às informações e fortalecendo a imagem institucional.</w:t>
+        <w:t>baseada na transparência, na credibilidade e na facilidade de acesso à informação. Quando esta comunicação é apoiada por uma plataforma digital organizada, torna-se possível oferecer uma experiência mais consistente, reduzindo dificuldades no acesso às informações e fortalecendo a imagem institucional.</w:t>
       </w:r>
     </w:p>
     <w:p>
@@ -1982,27 +1940,6 @@
     </w:p>
     <w:p>
       <w:pPr>
-        <w:pStyle w:val="Ttulo2"/>
-        <w:spacing w:before="0" w:line="360" w:lineRule="auto"/>
-        <w:ind w:firstLine="567"/>
-        <w:jc w:val="both"/>
-        <w:rPr>
-          <w:rFonts w:ascii="Times New Roman" w:hAnsi="Times New Roman" w:cs="Times New Roman"/>
-          <w:sz w:val="24"/>
-          <w:szCs w:val="24"/>
-        </w:rPr>
-      </w:pPr>
-      <w:r>
-        <w:rPr>
-          <w:rFonts w:ascii="Times New Roman" w:hAnsi="Times New Roman" w:cs="Times New Roman"/>
-          <w:sz w:val="24"/>
-          <w:szCs w:val="24"/>
-        </w:rPr>
-        <w:t>Oportunidade para o Instituto Técnico Privado de Saúde Lureframulu &amp; Precimuel, Lda.</w:t>
-      </w:r>
-    </w:p>
-    <w:p>
-      <w:pPr>
         <w:pStyle w:val="NormalWeb"/>
         <w:spacing w:before="0" w:beforeAutospacing="0" w:line="360" w:lineRule="auto"/>
         <w:ind w:firstLine="567"/>
@@ -2076,67 +2013,54 @@
     </w:p>
     <w:p>
       <w:pPr>
-        <w:spacing w:line="360" w:lineRule="auto"/>
-        <w:ind w:firstLine="567"/>
-        <w:jc w:val="both"/>
-        <w:rPr>
-          <w:rFonts w:ascii="Times New Roman" w:hAnsi="Times New Roman" w:cs="Times New Roman"/>
-          <w:sz w:val="24"/>
-          <w:szCs w:val="24"/>
-        </w:rPr>
-      </w:pPr>
-      <w:r>
-        <w:rPr>
-          <w:rFonts w:ascii="Times New Roman" w:hAnsi="Times New Roman" w:cs="Times New Roman"/>
+        <w:pStyle w:val="Ttulo1"/>
+        <w:spacing w:line="360" w:lineRule="auto"/>
+        <w:jc w:val="both"/>
+        <w:rPr>
+          <w:sz w:val="24"/>
+          <w:szCs w:val="24"/>
+        </w:rPr>
+      </w:pPr>
+      <w:r>
+        <w:rPr>
           <w:sz w:val="24"/>
           <w:szCs w:val="24"/>
         </w:rPr>
         <w:lastRenderedPageBreak/>
+        <w:t xml:space="preserve">3. </w:t>
+      </w:r>
+      <w:r>
+        <w:rPr>
+          <w:sz w:val="24"/>
+          <w:szCs w:val="24"/>
+        </w:rPr>
+        <w:t>DIAGNÓSTICO DA SITUAÇÃO ATUAL</w:t>
+      </w:r>
+    </w:p>
+    <w:p>
+      <w:pPr>
+        <w:spacing w:line="360" w:lineRule="auto"/>
+        <w:ind w:firstLine="567"/>
+        <w:jc w:val="both"/>
+        <w:rPr>
+          <w:rFonts w:ascii="Times New Roman" w:hAnsi="Times New Roman" w:cs="Times New Roman"/>
+          <w:i/>
+          <w:sz w:val="24"/>
+          <w:szCs w:val="24"/>
+        </w:rPr>
+      </w:pPr>
+      <w:r>
+        <w:rPr>
+          <w:rFonts w:ascii="Times New Roman" w:hAnsi="Times New Roman" w:cs="Times New Roman"/>
+          <w:i/>
+          <w:sz w:val="24"/>
+          <w:szCs w:val="24"/>
+        </w:rPr>
         <w:t>"Toda oportunidade de crescimento começa por compreender a realidade e reconhecer o potencial que já existe."</w:t>
       </w:r>
     </w:p>
     <w:p>
       <w:pPr>
-        <w:pStyle w:val="Ttulo1"/>
-        <w:spacing w:line="360" w:lineRule="auto"/>
-        <w:ind w:firstLine="567"/>
-        <w:jc w:val="both"/>
-        <w:rPr>
-          <w:sz w:val="24"/>
-          <w:szCs w:val="24"/>
-        </w:rPr>
-      </w:pPr>
-      <w:r>
-        <w:rPr>
-          <w:sz w:val="24"/>
-          <w:szCs w:val="24"/>
-        </w:rPr>
-        <w:t>4. Diagnóstico da Situação Atual</w:t>
-      </w:r>
-    </w:p>
-    <w:p>
-      <w:pPr>
-        <w:pStyle w:val="Ttulo2"/>
-        <w:spacing w:line="360" w:lineRule="auto"/>
-        <w:ind w:firstLine="567"/>
-        <w:jc w:val="both"/>
-        <w:rPr>
-          <w:rFonts w:ascii="Times New Roman" w:hAnsi="Times New Roman" w:cs="Times New Roman"/>
-          <w:sz w:val="24"/>
-          <w:szCs w:val="24"/>
-        </w:rPr>
-      </w:pPr>
-      <w:r>
-        <w:rPr>
-          <w:rFonts w:ascii="Times New Roman" w:hAnsi="Times New Roman" w:cs="Times New Roman"/>
-          <w:sz w:val="24"/>
-          <w:szCs w:val="24"/>
-        </w:rPr>
-        <w:t>Uma instituição em crescimento e em constante evolução</w:t>
-      </w:r>
-    </w:p>
-    <w:p>
-      <w:pPr>
         <w:pStyle w:val="NormalWeb"/>
         <w:spacing w:line="360" w:lineRule="auto"/>
         <w:ind w:firstLine="567"/>
@@ -2170,27 +2094,6 @@
     </w:p>
     <w:p>
       <w:pPr>
-        <w:pStyle w:val="Ttulo2"/>
-        <w:spacing w:line="360" w:lineRule="auto"/>
-        <w:ind w:firstLine="567"/>
-        <w:jc w:val="both"/>
-        <w:rPr>
-          <w:rFonts w:ascii="Times New Roman" w:hAnsi="Times New Roman" w:cs="Times New Roman"/>
-          <w:sz w:val="24"/>
-          <w:szCs w:val="24"/>
-        </w:rPr>
-      </w:pPr>
-      <w:r>
-        <w:rPr>
-          <w:rFonts w:ascii="Times New Roman" w:hAnsi="Times New Roman" w:cs="Times New Roman"/>
-          <w:sz w:val="24"/>
-          <w:szCs w:val="24"/>
-        </w:rPr>
-        <w:t>Uma nova realidade na comunicação institucional</w:t>
-      </w:r>
-    </w:p>
-    <w:p>
-      <w:pPr>
         <w:pStyle w:val="NormalWeb"/>
         <w:spacing w:line="360" w:lineRule="auto"/>
         <w:ind w:firstLine="567"/>
@@ -2220,28 +2123,6 @@
       </w:pPr>
       <w:r>
         <w:t>Neste novo cenário, a comunicação institucional deixa de ocorrer apenas durante campanhas específicas e passa a ser permanente, estando disponível sempre que alguém procura informações sobre a instituição.</w:t>
-      </w:r>
-    </w:p>
-    <w:p>
-      <w:pPr>
-        <w:pStyle w:val="Ttulo2"/>
-        <w:spacing w:line="360" w:lineRule="auto"/>
-        <w:ind w:firstLine="567"/>
-        <w:jc w:val="both"/>
-        <w:rPr>
-          <w:rFonts w:ascii="Times New Roman" w:hAnsi="Times New Roman" w:cs="Times New Roman"/>
-          <w:sz w:val="24"/>
-          <w:szCs w:val="24"/>
-        </w:rPr>
-      </w:pPr>
-      <w:r>
-        <w:rPr>
-          <w:rFonts w:ascii="Times New Roman" w:hAnsi="Times New Roman" w:cs="Times New Roman"/>
-          <w:sz w:val="24"/>
-          <w:szCs w:val="24"/>
-        </w:rPr>
-        <w:lastRenderedPageBreak/>
-        <w:t>Oportunidades identificadas</w:t>
       </w:r>
     </w:p>
     <w:p>
@@ -2282,6 +2163,7 @@
         <w:jc w:val="both"/>
       </w:pPr>
       <w:r>
+        <w:lastRenderedPageBreak/>
         <w:t>Reunir informações atualmente dispersas em diferentes meios de comunicação, facilitando o acesso por parte dos estudantes, encarregados de educação e parceiros;</w:t>
       </w:r>
     </w:p>
@@ -2344,22 +2226,30 @@
     <w:p>
       <w:pPr>
         <w:pStyle w:val="Ttulo2"/>
-        <w:spacing w:line="360" w:lineRule="auto"/>
-        <w:ind w:firstLine="567"/>
-        <w:jc w:val="both"/>
-        <w:rPr>
-          <w:rFonts w:ascii="Times New Roman" w:hAnsi="Times New Roman" w:cs="Times New Roman"/>
-          <w:sz w:val="24"/>
-          <w:szCs w:val="24"/>
-        </w:rPr>
-      </w:pPr>
-      <w:r>
-        <w:rPr>
-          <w:rFonts w:ascii="Times New Roman" w:hAnsi="Times New Roman" w:cs="Times New Roman"/>
-          <w:sz w:val="24"/>
-          <w:szCs w:val="24"/>
-        </w:rPr>
-        <w:t>Um momento estratégico para evoluir</w:t>
+        <w:numPr>
+          <w:ilvl w:val="0"/>
+          <w:numId w:val="8"/>
+        </w:numPr>
+        <w:spacing w:line="360" w:lineRule="auto"/>
+        <w:ind w:left="426"/>
+        <w:jc w:val="both"/>
+        <w:rPr>
+          <w:rFonts w:ascii="Times New Roman" w:hAnsi="Times New Roman" w:cs="Times New Roman"/>
+          <w:b/>
+          <w:color w:val="auto"/>
+          <w:sz w:val="24"/>
+          <w:szCs w:val="24"/>
+        </w:rPr>
+      </w:pPr>
+      <w:r>
+        <w:rPr>
+          <w:rFonts w:ascii="Times New Roman" w:hAnsi="Times New Roman" w:cs="Times New Roman"/>
+          <w:b/>
+          <w:color w:val="auto"/>
+          <w:sz w:val="24"/>
+          <w:szCs w:val="24"/>
+        </w:rPr>
+        <w:t>UM MOMENTO ESTRATÉGICO PARA EVOLUIR</w:t>
       </w:r>
     </w:p>
     <w:p>
@@ -2396,6 +2286,25 @@
       </w:r>
       <w:r>
         <w:br w:type="page"/>
+      </w:r>
+    </w:p>
+    <w:p>
+      <w:pPr>
+        <w:pStyle w:val="Ttulo1"/>
+        <w:spacing w:line="360" w:lineRule="auto"/>
+        <w:jc w:val="both"/>
+        <w:rPr>
+          <w:sz w:val="24"/>
+          <w:szCs w:val="24"/>
+        </w:rPr>
+      </w:pPr>
+      <w:r>
+        <w:rPr>
+          <w:sz w:val="24"/>
+          <w:szCs w:val="24"/>
+        </w:rPr>
+        <w:lastRenderedPageBreak/>
+        <w:t>5. CONSEQUÊNCIAS DA SITUAÇÃO ATUAL</w:t>
       </w:r>
     </w:p>
     <w:p>
@@ -2419,52 +2328,11 @@
           <w:szCs w:val="24"/>
           <w:lang w:eastAsia="pt-BR"/>
         </w:rPr>
-        <w:lastRenderedPageBreak/>
         <w:t>"As maiores oportunidades nem sempre são perdidas por falta de capacidade, mas por falta do momento certo para as concretizar."</w:t>
       </w:r>
     </w:p>
     <w:p>
       <w:pPr>
-        <w:pStyle w:val="Ttulo1"/>
-        <w:spacing w:line="360" w:lineRule="auto"/>
-        <w:ind w:firstLine="567"/>
-        <w:jc w:val="both"/>
-        <w:rPr>
-          <w:sz w:val="24"/>
-          <w:szCs w:val="24"/>
-        </w:rPr>
-      </w:pPr>
-      <w:r>
-        <w:rPr>
-          <w:sz w:val="24"/>
-          <w:szCs w:val="24"/>
-        </w:rPr>
-        <w:t>5. Consequências da Situação Atual</w:t>
-      </w:r>
-    </w:p>
-    <w:p>
-      <w:pPr>
-        <w:pStyle w:val="Ttulo2"/>
-        <w:spacing w:line="360" w:lineRule="auto"/>
-        <w:ind w:firstLine="567"/>
-        <w:jc w:val="both"/>
-        <w:rPr>
-          <w:rFonts w:ascii="Times New Roman" w:hAnsi="Times New Roman" w:cs="Times New Roman"/>
-          <w:sz w:val="24"/>
-          <w:szCs w:val="24"/>
-        </w:rPr>
-      </w:pPr>
-      <w:r>
-        <w:rPr>
-          <w:rFonts w:ascii="Times New Roman" w:hAnsi="Times New Roman" w:cs="Times New Roman"/>
-          <w:sz w:val="24"/>
-          <w:szCs w:val="24"/>
-        </w:rPr>
-        <w:t>O impacto da evolução da comunicação</w:t>
-      </w:r>
-    </w:p>
-    <w:p>
-      <w:pPr>
         <w:pStyle w:val="NormalWeb"/>
         <w:spacing w:line="360" w:lineRule="auto"/>
         <w:ind w:firstLine="567"/>
@@ -2487,27 +2355,6 @@
     </w:p>
     <w:p>
       <w:pPr>
-        <w:pStyle w:val="Ttulo2"/>
-        <w:spacing w:line="360" w:lineRule="auto"/>
-        <w:ind w:firstLine="567"/>
-        <w:jc w:val="both"/>
-        <w:rPr>
-          <w:rFonts w:ascii="Times New Roman" w:hAnsi="Times New Roman" w:cs="Times New Roman"/>
-          <w:sz w:val="24"/>
-          <w:szCs w:val="24"/>
-        </w:rPr>
-      </w:pPr>
-      <w:r>
-        <w:rPr>
-          <w:rFonts w:ascii="Times New Roman" w:hAnsi="Times New Roman" w:cs="Times New Roman"/>
-          <w:sz w:val="24"/>
-          <w:szCs w:val="24"/>
-        </w:rPr>
-        <w:t>O custo de adiar uma oportunidade</w:t>
-      </w:r>
-    </w:p>
-    <w:p>
-      <w:pPr>
         <w:pStyle w:val="NormalWeb"/>
         <w:spacing w:line="360" w:lineRule="auto"/>
         <w:ind w:firstLine="567"/>
@@ -2537,28 +2384,6 @@
       </w:pPr>
       <w:r>
         <w:t>Quando essa experiência digital ainda não está disponível, a comunicação tende a depender exclusivamente dos canais tradicionais e do contacto presencial, limitando a continuidade do relacionamento iniciado pelas ações promocionais.</w:t>
-      </w:r>
-    </w:p>
-    <w:p>
-      <w:pPr>
-        <w:pStyle w:val="Ttulo2"/>
-        <w:spacing w:line="360" w:lineRule="auto"/>
-        <w:ind w:firstLine="567"/>
-        <w:jc w:val="both"/>
-        <w:rPr>
-          <w:rFonts w:ascii="Times New Roman" w:hAnsi="Times New Roman" w:cs="Times New Roman"/>
-          <w:sz w:val="24"/>
-          <w:szCs w:val="24"/>
-        </w:rPr>
-      </w:pPr>
-      <w:r>
-        <w:rPr>
-          <w:rFonts w:ascii="Times New Roman" w:hAnsi="Times New Roman" w:cs="Times New Roman"/>
-          <w:sz w:val="24"/>
-          <w:szCs w:val="24"/>
-        </w:rPr>
-        <w:lastRenderedPageBreak/>
-        <w:t>Oportunidades que podem ser ampliadas</w:t>
       </w:r>
     </w:p>
     <w:p>
@@ -2629,6 +2454,7 @@
         <w:jc w:val="both"/>
       </w:pPr>
       <w:r>
+        <w:lastRenderedPageBreak/>
         <w:t>facilitar o contacto com estudantes e encarregados de educação;</w:t>
       </w:r>
     </w:p>
@@ -2675,214 +2501,163 @@
     </w:p>
     <w:p>
       <w:pPr>
+        <w:pStyle w:val="NormalWeb"/>
+        <w:spacing w:line="360" w:lineRule="auto"/>
+        <w:ind w:firstLine="567"/>
+        <w:jc w:val="both"/>
+      </w:pPr>
+      <w:r>
+        <w:t>Neste contexto, adiar a implementação de uma presença digital estruturada não significa permanecer estagnado, mas pode representar a perda de oportunidades de crescimento, de modernização e de aproximação com públicos que, diariamente, utilizam os meios digitais como principal forma de acesso à informação.</w:t>
+      </w:r>
+    </w:p>
+    <w:p>
+      <w:pPr>
+        <w:pStyle w:val="NormalWeb"/>
+        <w:spacing w:line="360" w:lineRule="auto"/>
+        <w:ind w:firstLine="567"/>
+        <w:jc w:val="both"/>
+      </w:pPr>
+      <w:r>
+        <w:t xml:space="preserve">O </w:t>
+      </w:r>
+      <w:r>
+        <w:rPr>
+          <w:rStyle w:val="Forte"/>
+        </w:rPr>
+        <w:t>Projeto Conecta Lureframulu &amp; Precimuel</w:t>
+      </w:r>
+      <w:r>
+        <w:t xml:space="preserve"> surge precisamente para transformar essa oportunidade em realidade, permitindo que o Instituto continue a evoluir sem abdicar da sua identidade, da sua missão e dos valores que o distinguem.</w:t>
+      </w:r>
+    </w:p>
+    <w:p>
+      <w:pPr>
+        <w:pStyle w:val="NormalWeb"/>
+        <w:spacing w:line="360" w:lineRule="auto"/>
+        <w:ind w:firstLine="567"/>
+        <w:jc w:val="both"/>
+      </w:pPr>
+      <w:r>
+        <w:t>Mais do que propor uma solução tecnológica, esta iniciativa pretende apresentar uma visão de crescimento sustentável, alinhada com a missão educativa do Instituto e preparada para responder às novas formas de comunicação e interação da sociedade contemporânea.</w:t>
+      </w:r>
+    </w:p>
+    <w:p>
+      <w:pPr>
+        <w:rPr>
+          <w:rFonts w:ascii="Times New Roman" w:eastAsia="Times New Roman" w:hAnsi="Times New Roman" w:cs="Times New Roman"/>
+          <w:sz w:val="24"/>
+          <w:szCs w:val="24"/>
+          <w:lang w:eastAsia="pt-BR"/>
+        </w:rPr>
+      </w:pPr>
+      <w:r>
+        <w:rPr>
+          <w:rFonts w:ascii="Times New Roman" w:eastAsia="Times New Roman" w:hAnsi="Times New Roman" w:cs="Times New Roman"/>
+          <w:sz w:val="24"/>
+          <w:szCs w:val="24"/>
+          <w:lang w:eastAsia="pt-BR"/>
+        </w:rPr>
+        <w:br w:type="page"/>
+      </w:r>
+    </w:p>
+    <w:p>
+      <w:pPr>
+        <w:pStyle w:val="Ttulo1"/>
+        <w:spacing w:line="360" w:lineRule="auto"/>
+        <w:jc w:val="both"/>
+        <w:rPr>
+          <w:sz w:val="24"/>
+          <w:szCs w:val="24"/>
+        </w:rPr>
+      </w:pPr>
+      <w:r>
+        <w:rPr>
+          <w:sz w:val="24"/>
+          <w:szCs w:val="24"/>
+        </w:rPr>
+        <w:lastRenderedPageBreak/>
+        <w:t>6. OBJETIVOS DA PROPOSTA</w:t>
+      </w:r>
+    </w:p>
+    <w:p>
+      <w:pPr>
+        <w:pStyle w:val="NormalWeb"/>
+        <w:spacing w:line="360" w:lineRule="auto"/>
+        <w:jc w:val="both"/>
+        <w:rPr>
+          <w:i/>
+        </w:rPr>
+      </w:pPr>
+      <w:r>
+        <w:rPr>
+          <w:i/>
+        </w:rPr>
+        <w:t>"Toda grande transformação começa quando existe um propósito claro e uma visão bem definida."</w:t>
+      </w:r>
+    </w:p>
+    <w:p>
+      <w:pPr>
         <w:pStyle w:val="Ttulo2"/>
-        <w:spacing w:line="360" w:lineRule="auto"/>
-        <w:ind w:firstLine="567"/>
-        <w:jc w:val="both"/>
-        <w:rPr>
-          <w:rFonts w:ascii="Times New Roman" w:hAnsi="Times New Roman" w:cs="Times New Roman"/>
-          <w:sz w:val="24"/>
-          <w:szCs w:val="24"/>
-        </w:rPr>
-      </w:pPr>
-      <w:r>
-        <w:rPr>
-          <w:rFonts w:ascii="Times New Roman" w:hAnsi="Times New Roman" w:cs="Times New Roman"/>
-          <w:sz w:val="24"/>
-          <w:szCs w:val="24"/>
-        </w:rPr>
-        <w:t>Um investimento orientado para o futuro</w:t>
-      </w:r>
-    </w:p>
-    <w:p>
-      <w:pPr>
-        <w:pStyle w:val="NormalWeb"/>
-        <w:spacing w:line="360" w:lineRule="auto"/>
-        <w:ind w:firstLine="567"/>
-        <w:jc w:val="both"/>
-      </w:pPr>
-      <w:r>
-        <w:t>A evolução digital das instituições de ensino tem demonstrado que a comunicação institucional deixou de ser um elemento complementar para assumir um papel estratégico no fortalecimento da imagem, da confiança e da proximidade com a comunidade.</w:t>
-      </w:r>
-    </w:p>
-    <w:p>
-      <w:pPr>
-        <w:pStyle w:val="NormalWeb"/>
-        <w:spacing w:line="360" w:lineRule="auto"/>
-        <w:ind w:firstLine="567"/>
-        <w:jc w:val="both"/>
-      </w:pPr>
-      <w:r>
-        <w:t>Neste contexto, adiar a implementação de uma presença digital estruturada não significa permanecer estagnado, mas pode representar a perda de oportunidades de crescimento, de modernização e de aproximação com públicos que, diariamente, utilizam os meios digitais como principal forma de acesso à informação.</w:t>
-      </w:r>
-    </w:p>
-    <w:p>
-      <w:pPr>
-        <w:pStyle w:val="NormalWeb"/>
-        <w:spacing w:line="360" w:lineRule="auto"/>
-        <w:ind w:firstLine="567"/>
-        <w:jc w:val="both"/>
-      </w:pPr>
-      <w:r>
-        <w:t xml:space="preserve">O </w:t>
-      </w:r>
-      <w:r>
-        <w:rPr>
-          <w:rStyle w:val="Forte"/>
-        </w:rPr>
-        <w:t>Projeto Conecta Lureframulu &amp; Precimuel</w:t>
-      </w:r>
-      <w:r>
-        <w:t xml:space="preserve"> surge precisamente para transformar essa oportunidade em realidade, permitindo que o Instituto continue a evoluir sem abdicar da sua identidade, da sua missão e dos valores que o distinguem.</w:t>
-      </w:r>
-    </w:p>
-    <w:p>
-      <w:pPr>
-        <w:spacing w:line="360" w:lineRule="auto"/>
-        <w:jc w:val="both"/>
-        <w:rPr>
-          <w:rFonts w:ascii="Times New Roman" w:eastAsia="Times New Roman" w:hAnsi="Times New Roman" w:cs="Times New Roman"/>
-          <w:sz w:val="24"/>
-          <w:szCs w:val="24"/>
-          <w:lang w:eastAsia="pt-BR"/>
-        </w:rPr>
-      </w:pPr>
-      <w:r>
-        <w:rPr>
-          <w:rFonts w:ascii="Times New Roman" w:hAnsi="Times New Roman" w:cs="Times New Roman"/>
-          <w:sz w:val="24"/>
-          <w:szCs w:val="24"/>
-        </w:rPr>
-        <w:br w:type="page"/>
-      </w:r>
-    </w:p>
-    <w:p>
-      <w:pPr>
-        <w:pStyle w:val="Ttulo1"/>
-        <w:spacing w:line="360" w:lineRule="auto"/>
-        <w:jc w:val="both"/>
-        <w:rPr>
-          <w:sz w:val="24"/>
-          <w:szCs w:val="24"/>
-        </w:rPr>
-      </w:pPr>
-      <w:r>
-        <w:rPr>
-          <w:sz w:val="24"/>
-          <w:szCs w:val="24"/>
-        </w:rPr>
-        <w:lastRenderedPageBreak/>
-        <w:t>6. Objetivos da Proposta</w:t>
+        <w:numPr>
+          <w:ilvl w:val="0"/>
+          <w:numId w:val="9"/>
+        </w:numPr>
+        <w:spacing w:line="360" w:lineRule="auto"/>
+        <w:ind w:left="709"/>
+        <w:jc w:val="both"/>
+        <w:rPr>
+          <w:rFonts w:ascii="Times New Roman" w:hAnsi="Times New Roman" w:cs="Times New Roman"/>
+          <w:b/>
+          <w:color w:val="auto"/>
+          <w:sz w:val="24"/>
+          <w:szCs w:val="24"/>
+        </w:rPr>
+      </w:pPr>
+      <w:r>
+        <w:rPr>
+          <w:rFonts w:ascii="Times New Roman" w:hAnsi="Times New Roman" w:cs="Times New Roman"/>
+          <w:b/>
+          <w:color w:val="auto"/>
+          <w:sz w:val="24"/>
+          <w:szCs w:val="24"/>
+        </w:rPr>
+        <w:t>Objetivo Geral</w:t>
+      </w:r>
+    </w:p>
+    <w:p>
+      <w:pPr>
+        <w:pStyle w:val="NormalWeb"/>
+        <w:spacing w:line="360" w:lineRule="auto"/>
+        <w:ind w:firstLine="567"/>
+        <w:jc w:val="both"/>
+      </w:pPr>
+      <w:r>
+        <w:t>Desenvolver uma Plataforma Institucional Digital moderna, intuitiva e escalável, capaz de fortalecer a comunicação institucional, valorizar a identidade do Instituto, ampliar o alcance das suas ações de divulgação e apoiar o processo de modernização dos seus serviços de informação e relacionamento com a comunidade.</w:t>
       </w:r>
     </w:p>
     <w:p>
       <w:pPr>
         <w:pStyle w:val="Ttulo2"/>
-        <w:spacing w:line="360" w:lineRule="auto"/>
-        <w:jc w:val="both"/>
-        <w:rPr>
-          <w:rFonts w:ascii="Times New Roman" w:hAnsi="Times New Roman" w:cs="Times New Roman"/>
-          <w:sz w:val="24"/>
-          <w:szCs w:val="24"/>
-        </w:rPr>
-      </w:pPr>
-      <w:r>
-        <w:rPr>
-          <w:rFonts w:ascii="Times New Roman" w:hAnsi="Times New Roman" w:cs="Times New Roman"/>
-          <w:sz w:val="24"/>
-          <w:szCs w:val="24"/>
-        </w:rPr>
-        <w:t>O propósito da proposta</w:t>
-      </w:r>
-    </w:p>
-    <w:p>
-      <w:pPr>
-        <w:pStyle w:val="NormalWeb"/>
-        <w:spacing w:line="360" w:lineRule="auto"/>
-        <w:jc w:val="both"/>
-      </w:pPr>
-      <w:r>
-        <w:t>"Toda grande transformação começa quando existe um propósito claro e uma visão bem definida."</w:t>
-      </w:r>
-    </w:p>
-    <w:p>
-      <w:pPr>
-        <w:pStyle w:val="NormalWeb"/>
-        <w:spacing w:line="360" w:lineRule="auto"/>
-        <w:ind w:firstLine="567"/>
-        <w:jc w:val="both"/>
-      </w:pPr>
-      <w:r>
-        <w:t xml:space="preserve">O </w:t>
-      </w:r>
-      <w:r>
-        <w:rPr>
-          <w:rStyle w:val="Forte"/>
-        </w:rPr>
-        <w:t>Projeto Conecta Lureframulu &amp; Precimuel</w:t>
-      </w:r>
-      <w:r>
-        <w:t xml:space="preserve"> foi concebido com o propósito de contribuir para o fortalecimento da presença institucional do Instituto Técnico Privado de Saúde Lureframulu &amp; Precimuel, Lda., através do desenvolvimento de uma Plataforma Institucional Digital que complemente as estratégias de comunicação já existentes, aproxime a instituição da comunidade e crie bases sólidas para a evolução gradual dos seus serviços digitais.</w:t>
-      </w:r>
-    </w:p>
-    <w:p>
-      <w:pPr>
-        <w:pStyle w:val="NormalWeb"/>
-        <w:spacing w:line="360" w:lineRule="auto"/>
-        <w:ind w:firstLine="567"/>
-        <w:jc w:val="both"/>
-      </w:pPr>
-      <w:r>
-        <w:t>Mais do que propor uma solução tecnológica, esta iniciativa pretende apresentar uma visão de crescimento sustentável, alinhada com a missão educativa do Instituto e preparada para responder às novas formas de comunicação e interação da sociedade contemporânea.</w:t>
-      </w:r>
-    </w:p>
-    <w:p>
-      <w:pPr>
-        <w:pStyle w:val="Ttulo2"/>
-        <w:spacing w:line="360" w:lineRule="auto"/>
-        <w:ind w:firstLine="567"/>
-        <w:jc w:val="both"/>
-        <w:rPr>
-          <w:rFonts w:ascii="Times New Roman" w:hAnsi="Times New Roman" w:cs="Times New Roman"/>
-          <w:sz w:val="24"/>
-          <w:szCs w:val="24"/>
-        </w:rPr>
-      </w:pPr>
-      <w:r>
-        <w:rPr>
-          <w:rFonts w:ascii="Times New Roman" w:hAnsi="Times New Roman" w:cs="Times New Roman"/>
-          <w:sz w:val="24"/>
-          <w:szCs w:val="24"/>
-        </w:rPr>
-        <w:t>Objetivo Geral</w:t>
-      </w:r>
-    </w:p>
-    <w:p>
-      <w:pPr>
-        <w:pStyle w:val="NormalWeb"/>
-        <w:spacing w:line="360" w:lineRule="auto"/>
-        <w:ind w:firstLine="567"/>
-        <w:jc w:val="both"/>
-      </w:pPr>
-      <w:r>
-        <w:t>Desenvolver uma Plataforma Institucional Digital moderna, intuitiva e escalável, capaz de fortalecer a comunicação institucional, valorizar a identidade do Instituto, ampliar o alcance das suas ações de divulgação e apoiar o processo de modernização dos seus serviços de informação e relacionamento com a comunidade.</w:t>
-      </w:r>
-    </w:p>
-    <w:p>
-      <w:pPr>
-        <w:pStyle w:val="Ttulo2"/>
-        <w:spacing w:line="360" w:lineRule="auto"/>
-        <w:ind w:firstLine="567"/>
-        <w:jc w:val="both"/>
-        <w:rPr>
-          <w:rFonts w:ascii="Times New Roman" w:hAnsi="Times New Roman" w:cs="Times New Roman"/>
-          <w:sz w:val="24"/>
-          <w:szCs w:val="24"/>
-        </w:rPr>
-      </w:pPr>
-      <w:r>
-        <w:rPr>
-          <w:rFonts w:ascii="Times New Roman" w:hAnsi="Times New Roman" w:cs="Times New Roman"/>
+        <w:numPr>
+          <w:ilvl w:val="0"/>
+          <w:numId w:val="9"/>
+        </w:numPr>
+        <w:spacing w:line="360" w:lineRule="auto"/>
+        <w:ind w:left="709"/>
+        <w:jc w:val="both"/>
+        <w:rPr>
+          <w:rFonts w:ascii="Times New Roman" w:hAnsi="Times New Roman" w:cs="Times New Roman"/>
+          <w:b/>
+          <w:color w:val="auto"/>
+          <w:sz w:val="24"/>
+          <w:szCs w:val="24"/>
+        </w:rPr>
+      </w:pPr>
+      <w:r>
+        <w:rPr>
+          <w:rFonts w:ascii="Times New Roman" w:hAnsi="Times New Roman" w:cs="Times New Roman"/>
+          <w:b/>
+          <w:color w:val="auto"/>
           <w:sz w:val="24"/>
           <w:szCs w:val="24"/>
         </w:rPr>
@@ -2957,7 +2732,6 @@
         <w:jc w:val="both"/>
       </w:pPr>
       <w:r>
-        <w:lastRenderedPageBreak/>
         <w:t>complementar as campanhas de divulgação já realizadas, prolongando o seu impacto no ambiente digital;</w:t>
       </w:r>
     </w:p>
@@ -3049,6 +2823,7 @@
         <w:rPr>
           <w:rStyle w:val="Forte"/>
         </w:rPr>
+        <w:lastRenderedPageBreak/>
         <w:t>Valorizar a identidade institucional</w:t>
       </w:r>
       <w:r>
@@ -3157,58 +2932,42 @@
     </w:p>
     <w:p>
       <w:pPr>
-        <w:pStyle w:val="NormalWeb"/>
-        <w:spacing w:line="360" w:lineRule="auto"/>
-        <w:ind w:firstLine="567"/>
-        <w:jc w:val="both"/>
-      </w:pPr>
-      <w:r>
+        <w:pStyle w:val="Ttulo1"/>
+        <w:spacing w:before="0" w:beforeAutospacing="0" w:line="360" w:lineRule="auto"/>
+        <w:jc w:val="both"/>
+        <w:rPr>
+          <w:sz w:val="24"/>
+          <w:szCs w:val="24"/>
+        </w:rPr>
+      </w:pPr>
+      <w:r>
+        <w:rPr>
+          <w:sz w:val="24"/>
+          <w:szCs w:val="24"/>
+        </w:rPr>
         <w:lastRenderedPageBreak/>
+        <w:t>7. A SOLUÇÃO PROPOSTA</w:t>
+      </w:r>
+    </w:p>
+    <w:p>
+      <w:pPr>
+        <w:pStyle w:val="NormalWeb"/>
+        <w:spacing w:line="360" w:lineRule="auto"/>
+        <w:ind w:firstLine="567"/>
+        <w:jc w:val="both"/>
+        <w:rPr>
+          <w:i/>
+        </w:rPr>
+      </w:pPr>
+      <w:r>
+        <w:rPr>
+          <w:i/>
+        </w:rPr>
         <w:t>"As melhores soluções não substituem o que já funciona. Potenciam aquilo que já é feito com excelência."</w:t>
       </w:r>
     </w:p>
     <w:p>
       <w:pPr>
-        <w:pStyle w:val="Ttulo1"/>
-        <w:spacing w:before="0" w:beforeAutospacing="0" w:line="360" w:lineRule="auto"/>
-        <w:ind w:firstLine="567"/>
-        <w:jc w:val="both"/>
-        <w:rPr>
-          <w:sz w:val="24"/>
-          <w:szCs w:val="24"/>
-        </w:rPr>
-      </w:pPr>
-      <w:r>
-        <w:rPr>
-          <w:sz w:val="24"/>
-          <w:szCs w:val="24"/>
-        </w:rPr>
-        <w:t>7. A SOLUÇÃO PROPOSTA</w:t>
-      </w:r>
-    </w:p>
-    <w:p>
-      <w:pPr>
-        <w:pStyle w:val="Ttulo2"/>
-        <w:spacing w:before="0" w:line="360" w:lineRule="auto"/>
-        <w:ind w:firstLine="567"/>
-        <w:jc w:val="both"/>
-        <w:rPr>
-          <w:rFonts w:ascii="Times New Roman" w:hAnsi="Times New Roman" w:cs="Times New Roman"/>
-          <w:sz w:val="24"/>
-          <w:szCs w:val="24"/>
-        </w:rPr>
-      </w:pPr>
-      <w:r>
-        <w:rPr>
-          <w:rFonts w:ascii="Times New Roman" w:hAnsi="Times New Roman" w:cs="Times New Roman"/>
-          <w:sz w:val="24"/>
-          <w:szCs w:val="24"/>
-        </w:rPr>
-        <w:t>Uma visão integrada para a presença institucional</w:t>
-      </w:r>
-    </w:p>
-    <w:p>
-      <w:pPr>
         <w:pStyle w:val="NormalWeb"/>
         <w:spacing w:before="0" w:beforeAutospacing="0" w:line="360" w:lineRule="auto"/>
         <w:ind w:firstLine="567"/>
@@ -3260,27 +3019,6 @@
     </w:p>
     <w:p>
       <w:pPr>
-        <w:pStyle w:val="Ttulo2"/>
-        <w:spacing w:before="0" w:line="360" w:lineRule="auto"/>
-        <w:ind w:firstLine="567"/>
-        <w:jc w:val="both"/>
-        <w:rPr>
-          <w:rFonts w:ascii="Times New Roman" w:hAnsi="Times New Roman" w:cs="Times New Roman"/>
-          <w:sz w:val="24"/>
-          <w:szCs w:val="24"/>
-        </w:rPr>
-      </w:pPr>
-      <w:r>
-        <w:rPr>
-          <w:rFonts w:ascii="Times New Roman" w:hAnsi="Times New Roman" w:cs="Times New Roman"/>
-          <w:sz w:val="24"/>
-          <w:szCs w:val="24"/>
-        </w:rPr>
-        <w:t>Uma plataforma construída para crescer</w:t>
-      </w:r>
-    </w:p>
-    <w:p>
-      <w:pPr>
         <w:pStyle w:val="NormalWeb"/>
         <w:spacing w:before="0" w:beforeAutospacing="0" w:line="360" w:lineRule="auto"/>
         <w:ind w:firstLine="567"/>
@@ -3310,27 +3048,6 @@
       </w:pPr>
       <w:r>
         <w:t>Esta abordagem permitirá que a transformação digital aconteça de forma gradual, respeitando o ritmo de crescimento da instituição e os seus objetivos estratégicos.</w:t>
-      </w:r>
-    </w:p>
-    <w:p>
-      <w:pPr>
-        <w:pStyle w:val="Ttulo2"/>
-        <w:spacing w:before="0" w:line="360" w:lineRule="auto"/>
-        <w:ind w:firstLine="567"/>
-        <w:jc w:val="both"/>
-        <w:rPr>
-          <w:rFonts w:ascii="Times New Roman" w:hAnsi="Times New Roman" w:cs="Times New Roman"/>
-          <w:sz w:val="24"/>
-          <w:szCs w:val="24"/>
-        </w:rPr>
-      </w:pPr>
-      <w:r>
-        <w:rPr>
-          <w:rFonts w:ascii="Times New Roman" w:hAnsi="Times New Roman" w:cs="Times New Roman"/>
-          <w:sz w:val="24"/>
-          <w:szCs w:val="24"/>
-        </w:rPr>
-        <w:t>Estrutura funcional da plataforma</w:t>
       </w:r>
     </w:p>
     <w:p>
@@ -3386,7 +3103,6 @@
         <w:jc w:val="both"/>
       </w:pPr>
       <w:r>
-        <w:lastRenderedPageBreak/>
         <w:t>Apresentação dos cursos e da oferta formativa;</w:t>
       </w:r>
     </w:p>
@@ -3432,6 +3148,7 @@
         <w:jc w:val="both"/>
       </w:pPr>
       <w:r>
+        <w:lastRenderedPageBreak/>
         <w:t>Informações sobre processos de candidatura e matrícula;</w:t>
       </w:r>
     </w:p>
@@ -3493,27 +3210,6 @@
     </w:p>
     <w:p>
       <w:pPr>
-        <w:pStyle w:val="Ttulo2"/>
-        <w:spacing w:before="0" w:line="360" w:lineRule="auto"/>
-        <w:ind w:firstLine="567"/>
-        <w:jc w:val="both"/>
-        <w:rPr>
-          <w:rFonts w:ascii="Times New Roman" w:hAnsi="Times New Roman" w:cs="Times New Roman"/>
-          <w:sz w:val="24"/>
-          <w:szCs w:val="24"/>
-        </w:rPr>
-      </w:pPr>
-      <w:r>
-        <w:rPr>
-          <w:rFonts w:ascii="Times New Roman" w:hAnsi="Times New Roman" w:cs="Times New Roman"/>
-          <w:sz w:val="24"/>
-          <w:szCs w:val="24"/>
-        </w:rPr>
-        <w:t>Uma plataforma pensada para todos</w:t>
-      </w:r>
-    </w:p>
-    <w:p>
-      <w:pPr>
         <w:pStyle w:val="NormalWeb"/>
         <w:spacing w:before="0" w:beforeAutospacing="0" w:line="360" w:lineRule="auto"/>
         <w:ind w:firstLine="567"/>
@@ -3576,27 +3272,6 @@
       </w:pPr>
       <w:r>
         <w:t>Desta forma, a plataforma torna-se um ponto de encontro entre o Instituto e toda a comunidade académica.</w:t>
-      </w:r>
-    </w:p>
-    <w:p>
-      <w:pPr>
-        <w:pStyle w:val="Ttulo2"/>
-        <w:spacing w:before="0" w:line="360" w:lineRule="auto"/>
-        <w:ind w:firstLine="567"/>
-        <w:jc w:val="both"/>
-        <w:rPr>
-          <w:rFonts w:ascii="Times New Roman" w:hAnsi="Times New Roman" w:cs="Times New Roman"/>
-          <w:sz w:val="24"/>
-          <w:szCs w:val="24"/>
-        </w:rPr>
-      </w:pPr>
-      <w:r>
-        <w:rPr>
-          <w:rFonts w:ascii="Times New Roman" w:hAnsi="Times New Roman" w:cs="Times New Roman"/>
-          <w:sz w:val="24"/>
-          <w:szCs w:val="24"/>
-        </w:rPr>
-        <w:t>Uma base para o futuro</w:t>
       </w:r>
     </w:p>
     <w:p>
@@ -3667,7 +3342,6 @@
         <w:jc w:val="both"/>
       </w:pPr>
       <w:r>
-        <w:lastRenderedPageBreak/>
         <w:t>Consultas de horários;</w:t>
       </w:r>
     </w:p>
@@ -3743,6 +3417,7 @@
         <w:jc w:val="both"/>
       </w:pPr>
       <w:r>
+        <w:lastRenderedPageBreak/>
         <w:t>Integração com sistemas administrativos.</w:t>
       </w:r>
     </w:p>
@@ -3779,18 +3454,38 @@
     </w:p>
     <w:p>
       <w:pPr>
-        <w:spacing w:line="360" w:lineRule="auto"/>
-        <w:ind w:firstLine="567"/>
-        <w:jc w:val="both"/>
-        <w:rPr>
-          <w:rFonts w:ascii="Times New Roman" w:hAnsi="Times New Roman" w:cs="Times New Roman"/>
-          <w:sz w:val="24"/>
-          <w:szCs w:val="24"/>
-        </w:rPr>
-      </w:pPr>
-      <w:r>
-        <w:rPr>
-          <w:rFonts w:ascii="Times New Roman" w:hAnsi="Times New Roman" w:cs="Times New Roman"/>
+        <w:pStyle w:val="Ttulo1"/>
+        <w:spacing w:line="360" w:lineRule="auto"/>
+        <w:jc w:val="both"/>
+        <w:rPr>
+          <w:sz w:val="24"/>
+          <w:szCs w:val="24"/>
+        </w:rPr>
+      </w:pPr>
+      <w:r>
+        <w:rPr>
+          <w:sz w:val="24"/>
+          <w:szCs w:val="24"/>
+        </w:rPr>
+        <w:t>8. BENEFÍCIOS PARA A INSTITUIÇÃO</w:t>
+      </w:r>
+    </w:p>
+    <w:p>
+      <w:pPr>
+        <w:spacing w:line="360" w:lineRule="auto"/>
+        <w:ind w:firstLine="567"/>
+        <w:jc w:val="both"/>
+        <w:rPr>
+          <w:rFonts w:ascii="Times New Roman" w:hAnsi="Times New Roman" w:cs="Times New Roman"/>
+          <w:i/>
+          <w:sz w:val="24"/>
+          <w:szCs w:val="24"/>
+        </w:rPr>
+      </w:pPr>
+      <w:r>
+        <w:rPr>
+          <w:rFonts w:ascii="Times New Roman" w:hAnsi="Times New Roman" w:cs="Times New Roman"/>
+          <w:i/>
           <w:sz w:val="24"/>
           <w:szCs w:val="24"/>
         </w:rPr>
@@ -3799,373 +3494,396 @@
     </w:p>
     <w:p>
       <w:pPr>
-        <w:pStyle w:val="Ttulo1"/>
-        <w:spacing w:line="360" w:lineRule="auto"/>
-        <w:ind w:firstLine="567"/>
-        <w:jc w:val="both"/>
-        <w:rPr>
-          <w:sz w:val="24"/>
-          <w:szCs w:val="24"/>
-        </w:rPr>
-      </w:pPr>
-      <w:r>
-        <w:rPr>
-          <w:sz w:val="24"/>
-          <w:szCs w:val="24"/>
-        </w:rPr>
-        <w:t>8. Benefícios para a Instituição</w:t>
+        <w:pStyle w:val="NormalWeb"/>
+        <w:spacing w:line="360" w:lineRule="auto"/>
+        <w:ind w:firstLine="567"/>
+        <w:jc w:val="both"/>
+      </w:pPr>
+      <w:r>
+        <w:t>O Projeto Conecta Lureframulu &amp; Precimuel foi concebido para produzir benefícios que ultrapassam a implementação de uma Plataforma Institucional Digital. A proposta pretende gerar valor para toda a comunidade académica, fortalecer a imagem do Instituto e criar condições para uma evolução institucional sustentável.</w:t>
+      </w:r>
+    </w:p>
+    <w:p>
+      <w:pPr>
+        <w:pStyle w:val="NormalWeb"/>
+        <w:spacing w:line="360" w:lineRule="auto"/>
+        <w:ind w:firstLine="567"/>
+        <w:jc w:val="both"/>
+      </w:pPr>
+      <w:r>
+        <w:t>Os benefícios esperados refletem-se na forma como a instituição comunica, organiza a informação, aproxima-se da comunidade e prepara o seu crescimento futuro.</w:t>
       </w:r>
     </w:p>
     <w:p>
       <w:pPr>
         <w:pStyle w:val="Ttulo2"/>
-        <w:spacing w:line="360" w:lineRule="auto"/>
-        <w:ind w:firstLine="567"/>
-        <w:jc w:val="both"/>
-        <w:rPr>
-          <w:rFonts w:ascii="Times New Roman" w:hAnsi="Times New Roman" w:cs="Times New Roman"/>
-          <w:sz w:val="24"/>
-          <w:szCs w:val="24"/>
-        </w:rPr>
-      </w:pPr>
-      <w:r>
-        <w:rPr>
-          <w:rFonts w:ascii="Times New Roman" w:hAnsi="Times New Roman" w:cs="Times New Roman"/>
-          <w:sz w:val="24"/>
-          <w:szCs w:val="24"/>
-        </w:rPr>
-        <w:t>Um investimento que gera valor em diferentes dimensões</w:t>
-      </w:r>
-    </w:p>
-    <w:p>
-      <w:pPr>
-        <w:pStyle w:val="NormalWeb"/>
-        <w:spacing w:line="360" w:lineRule="auto"/>
-        <w:ind w:firstLine="567"/>
-        <w:jc w:val="both"/>
-      </w:pPr>
-      <w:r>
-        <w:t>O Projeto Conecta Lureframulu &amp; Precimuel foi concebido para produzir benefícios que ultrapassam a implementação de uma Plataforma Institucional Digital. A proposta pretende gerar valor para toda a comunidade académica, fortalecer a imagem do Instituto e criar condições para uma evolução institucional sustentável.</w:t>
-      </w:r>
-    </w:p>
-    <w:p>
-      <w:pPr>
-        <w:pStyle w:val="NormalWeb"/>
-        <w:spacing w:line="360" w:lineRule="auto"/>
-        <w:ind w:firstLine="567"/>
-        <w:jc w:val="both"/>
-      </w:pPr>
-      <w:r>
-        <w:t>Os benefícios esperados refletem-se na forma como a instituição comunica, organiza a informação, aproxima-se da comunidade e prepara o seu crescimento futuro.</w:t>
+        <w:numPr>
+          <w:ilvl w:val="1"/>
+          <w:numId w:val="1"/>
+        </w:numPr>
+        <w:spacing w:line="360" w:lineRule="auto"/>
+        <w:ind w:left="426"/>
+        <w:jc w:val="both"/>
+        <w:rPr>
+          <w:rFonts w:ascii="Times New Roman" w:hAnsi="Times New Roman" w:cs="Times New Roman"/>
+          <w:b/>
+          <w:color w:val="auto"/>
+          <w:sz w:val="24"/>
+          <w:szCs w:val="24"/>
+        </w:rPr>
+      </w:pPr>
+      <w:r>
+        <w:rPr>
+          <w:rFonts w:ascii="Times New Roman" w:hAnsi="Times New Roman" w:cs="Times New Roman"/>
+          <w:b/>
+          <w:color w:val="auto"/>
+          <w:sz w:val="24"/>
+          <w:szCs w:val="24"/>
+        </w:rPr>
+        <w:t>Benefícios para a Direção</w:t>
+      </w:r>
+    </w:p>
+    <w:p>
+      <w:pPr>
+        <w:pStyle w:val="NormalWeb"/>
+        <w:spacing w:line="360" w:lineRule="auto"/>
+        <w:ind w:firstLine="567"/>
+        <w:jc w:val="both"/>
+      </w:pPr>
+      <w:r>
+        <w:t>A Direção passará a dispor de um canal oficial de comunicação que representa a instituição de forma consistente e profissional, permitindo divulgar informações relevantes, reforçar a imagem institucional e acompanhar a evolução da presença digital do Instituto.</w:t>
+      </w:r>
+    </w:p>
+    <w:p>
+      <w:pPr>
+        <w:pStyle w:val="NormalWeb"/>
+        <w:spacing w:line="360" w:lineRule="auto"/>
+        <w:ind w:firstLine="567"/>
+        <w:jc w:val="both"/>
+      </w:pPr>
+      <w:r>
+        <w:t>Além disso, a plataforma contribuirá para consolidar a identidade institucional, valorizando o trabalho desenvolvido ao longo dos anos e ampliando o alcance das estratégias de divulgação já implementadas.</w:t>
       </w:r>
     </w:p>
     <w:p>
       <w:pPr>
         <w:pStyle w:val="Ttulo2"/>
-        <w:spacing w:line="360" w:lineRule="auto"/>
-        <w:ind w:firstLine="567"/>
-        <w:jc w:val="both"/>
-        <w:rPr>
-          <w:rFonts w:ascii="Times New Roman" w:hAnsi="Times New Roman" w:cs="Times New Roman"/>
-          <w:sz w:val="24"/>
-          <w:szCs w:val="24"/>
-        </w:rPr>
-      </w:pPr>
-      <w:r>
-        <w:rPr>
-          <w:rFonts w:ascii="Times New Roman" w:hAnsi="Times New Roman" w:cs="Times New Roman"/>
-          <w:sz w:val="24"/>
-          <w:szCs w:val="24"/>
-        </w:rPr>
-        <w:t>Benefícios para a Direção</w:t>
-      </w:r>
-    </w:p>
-    <w:p>
-      <w:pPr>
-        <w:pStyle w:val="NormalWeb"/>
-        <w:spacing w:line="360" w:lineRule="auto"/>
-        <w:ind w:firstLine="567"/>
-        <w:jc w:val="both"/>
-      </w:pPr>
-      <w:r>
-        <w:t>A Direção passará a dispor de um canal oficial de comunicação que representa a instituição de forma consistente e profissional, permitindo divulgar informações relevantes, reforçar a imagem institucional e acompanhar a evolução da presença digital do Instituto.</w:t>
-      </w:r>
-    </w:p>
-    <w:p>
-      <w:pPr>
-        <w:pStyle w:val="NormalWeb"/>
-        <w:spacing w:line="360" w:lineRule="auto"/>
-        <w:ind w:firstLine="567"/>
-        <w:jc w:val="both"/>
-      </w:pPr>
-      <w:r>
+        <w:numPr>
+          <w:ilvl w:val="1"/>
+          <w:numId w:val="1"/>
+        </w:numPr>
+        <w:spacing w:line="360" w:lineRule="auto"/>
+        <w:ind w:left="426"/>
+        <w:jc w:val="both"/>
+        <w:rPr>
+          <w:rFonts w:ascii="Times New Roman" w:hAnsi="Times New Roman" w:cs="Times New Roman"/>
+          <w:b/>
+          <w:color w:val="auto"/>
+          <w:sz w:val="24"/>
+          <w:szCs w:val="24"/>
+        </w:rPr>
+      </w:pPr>
+      <w:r>
+        <w:rPr>
+          <w:rFonts w:ascii="Times New Roman" w:hAnsi="Times New Roman" w:cs="Times New Roman"/>
+          <w:b/>
+          <w:color w:val="auto"/>
+          <w:sz w:val="24"/>
+          <w:szCs w:val="24"/>
+        </w:rPr>
         <w:lastRenderedPageBreak/>
-        <w:t>Além disso, a plataforma contribuirá para consolidar a identidade institucional, valorizando o trabalho desenvolvido ao longo dos anos e ampliando o alcance das estratégias de divulgação já implementadas.</w:t>
+        <w:t>Benefícios para a gestão institucional</w:t>
+      </w:r>
+    </w:p>
+    <w:p>
+      <w:pPr>
+        <w:pStyle w:val="NormalWeb"/>
+        <w:spacing w:line="360" w:lineRule="auto"/>
+        <w:ind w:firstLine="567"/>
+        <w:jc w:val="both"/>
+      </w:pPr>
+      <w:r>
+        <w:t>A centralização das informações num único ambiente facilitará a organização da comunicação institucional, reduzindo a dispersão de conteúdos e permitindo uma atualização mais eficiente das informações disponibilizadas ao público.</w:t>
+      </w:r>
+    </w:p>
+    <w:p>
+      <w:pPr>
+        <w:pStyle w:val="NormalWeb"/>
+        <w:spacing w:line="360" w:lineRule="auto"/>
+        <w:ind w:firstLine="567"/>
+        <w:jc w:val="both"/>
+      </w:pPr>
+      <w:r>
+        <w:t>Esta organização contribuirá para melhorar os processos internos relacionados com a divulgação institucional e criará uma base preparada para futuras iniciativas de transformação digital.</w:t>
       </w:r>
     </w:p>
     <w:p>
       <w:pPr>
         <w:pStyle w:val="Ttulo2"/>
-        <w:spacing w:line="360" w:lineRule="auto"/>
-        <w:ind w:firstLine="567"/>
-        <w:jc w:val="both"/>
-        <w:rPr>
-          <w:rFonts w:ascii="Times New Roman" w:hAnsi="Times New Roman" w:cs="Times New Roman"/>
-          <w:sz w:val="24"/>
-          <w:szCs w:val="24"/>
-        </w:rPr>
-      </w:pPr>
-      <w:r>
-        <w:rPr>
-          <w:rFonts w:ascii="Times New Roman" w:hAnsi="Times New Roman" w:cs="Times New Roman"/>
-          <w:sz w:val="24"/>
-          <w:szCs w:val="24"/>
-        </w:rPr>
-        <w:t>Benefícios para a gestão institucional</w:t>
-      </w:r>
-    </w:p>
-    <w:p>
-      <w:pPr>
-        <w:pStyle w:val="NormalWeb"/>
-        <w:spacing w:line="360" w:lineRule="auto"/>
-        <w:ind w:firstLine="567"/>
-        <w:jc w:val="both"/>
-      </w:pPr>
-      <w:r>
-        <w:t>A centralização das informações num único ambiente facilitará a organização da comunicação institucional, reduzindo a dispersão de conteúdos e permitindo uma atualização mais eficiente das informações disponibilizadas ao público.</w:t>
-      </w:r>
-    </w:p>
-    <w:p>
-      <w:pPr>
-        <w:pStyle w:val="NormalWeb"/>
-        <w:spacing w:line="360" w:lineRule="auto"/>
-        <w:ind w:firstLine="567"/>
-        <w:jc w:val="both"/>
-      </w:pPr>
-      <w:r>
-        <w:t>Esta organização contribuirá para melhorar os processos internos relacionados com a divulgação institucional e criará uma base preparada para futuras iniciativas de transformação digital.</w:t>
+        <w:numPr>
+          <w:ilvl w:val="1"/>
+          <w:numId w:val="1"/>
+        </w:numPr>
+        <w:spacing w:line="360" w:lineRule="auto"/>
+        <w:ind w:left="426"/>
+        <w:jc w:val="both"/>
+        <w:rPr>
+          <w:rFonts w:ascii="Times New Roman" w:hAnsi="Times New Roman" w:cs="Times New Roman"/>
+          <w:b/>
+          <w:color w:val="auto"/>
+          <w:sz w:val="24"/>
+          <w:szCs w:val="24"/>
+        </w:rPr>
+      </w:pPr>
+      <w:r>
+        <w:rPr>
+          <w:rFonts w:ascii="Times New Roman" w:hAnsi="Times New Roman" w:cs="Times New Roman"/>
+          <w:b/>
+          <w:color w:val="auto"/>
+          <w:sz w:val="24"/>
+          <w:szCs w:val="24"/>
+        </w:rPr>
+        <w:t>Benefícios para os estudantes</w:t>
+      </w:r>
+    </w:p>
+    <w:p>
+      <w:pPr>
+        <w:pStyle w:val="NormalWeb"/>
+        <w:spacing w:line="360" w:lineRule="auto"/>
+        <w:ind w:firstLine="567"/>
+        <w:jc w:val="both"/>
+      </w:pPr>
+      <w:r>
+        <w:t>Os estudantes terão acesso rápido e permanente às principais informações institucionais, incluindo notícias, eventos, calendários, atividades e outros conteúdos relevantes para a sua vida académica.</w:t>
+      </w:r>
+    </w:p>
+    <w:p>
+      <w:pPr>
+        <w:pStyle w:val="NormalWeb"/>
+        <w:spacing w:line="360" w:lineRule="auto"/>
+        <w:ind w:firstLine="567"/>
+        <w:jc w:val="both"/>
+      </w:pPr>
+      <w:r>
+        <w:t>A facilidade de acesso à informação contribuirá para uma experiência mais organizada e para uma relação mais próxima com a instituição.</w:t>
       </w:r>
     </w:p>
     <w:p>
       <w:pPr>
         <w:pStyle w:val="Ttulo2"/>
-        <w:spacing w:line="360" w:lineRule="auto"/>
-        <w:ind w:firstLine="567"/>
-        <w:jc w:val="both"/>
-        <w:rPr>
-          <w:rFonts w:ascii="Times New Roman" w:hAnsi="Times New Roman" w:cs="Times New Roman"/>
-          <w:sz w:val="24"/>
-          <w:szCs w:val="24"/>
-        </w:rPr>
-      </w:pPr>
-      <w:r>
-        <w:rPr>
-          <w:rFonts w:ascii="Times New Roman" w:hAnsi="Times New Roman" w:cs="Times New Roman"/>
-          <w:sz w:val="24"/>
-          <w:szCs w:val="24"/>
-        </w:rPr>
-        <w:t>Benefícios para os estudantes</w:t>
-      </w:r>
-    </w:p>
-    <w:p>
-      <w:pPr>
-        <w:pStyle w:val="NormalWeb"/>
-        <w:spacing w:line="360" w:lineRule="auto"/>
-        <w:ind w:firstLine="567"/>
-        <w:jc w:val="both"/>
-      </w:pPr>
-      <w:r>
-        <w:t>Os estudantes terão acesso rápido e permanente às principais informações institucionais, incluindo notícias, eventos, calendários, atividades e outros conteúdos relevantes para a sua vida académica.</w:t>
-      </w:r>
-    </w:p>
-    <w:p>
-      <w:pPr>
-        <w:pStyle w:val="NormalWeb"/>
-        <w:spacing w:line="360" w:lineRule="auto"/>
-        <w:ind w:firstLine="567"/>
-        <w:jc w:val="both"/>
-      </w:pPr>
-      <w:r>
-        <w:t>A facilidade de acesso à informação contribuirá para uma experiência mais organizada e para uma relação mais próxima com a instituição.</w:t>
+        <w:numPr>
+          <w:ilvl w:val="1"/>
+          <w:numId w:val="1"/>
+        </w:numPr>
+        <w:spacing w:line="360" w:lineRule="auto"/>
+        <w:ind w:left="426"/>
+        <w:jc w:val="both"/>
+        <w:rPr>
+          <w:rFonts w:ascii="Times New Roman" w:hAnsi="Times New Roman" w:cs="Times New Roman"/>
+          <w:b/>
+          <w:color w:val="auto"/>
+          <w:sz w:val="24"/>
+          <w:szCs w:val="24"/>
+        </w:rPr>
+      </w:pPr>
+      <w:r>
+        <w:rPr>
+          <w:rFonts w:ascii="Times New Roman" w:hAnsi="Times New Roman" w:cs="Times New Roman"/>
+          <w:b/>
+          <w:color w:val="auto"/>
+          <w:sz w:val="24"/>
+          <w:szCs w:val="24"/>
+        </w:rPr>
+        <w:t>Benefícios para os encarregados de educação</w:t>
+      </w:r>
+    </w:p>
+    <w:p>
+      <w:pPr>
+        <w:pStyle w:val="NormalWeb"/>
+        <w:spacing w:line="360" w:lineRule="auto"/>
+        <w:ind w:firstLine="567"/>
+        <w:jc w:val="both"/>
+      </w:pPr>
+      <w:r>
+        <w:t>Os encarregados de educação poderão conhecer melhor o Instituto, acompanhar informações importantes e encontrar facilmente os contactos e serviços disponibilizados pela instituição.</w:t>
+      </w:r>
+    </w:p>
+    <w:p>
+      <w:pPr>
+        <w:pStyle w:val="NormalWeb"/>
+        <w:spacing w:line="360" w:lineRule="auto"/>
+        <w:ind w:firstLine="567"/>
+        <w:jc w:val="both"/>
+      </w:pPr>
+      <w:r>
+        <w:t>Esta proximidade reforçará a confiança na comunicação institucional e facilitará o relacionamento entre as famílias e o Instituto.</w:t>
       </w:r>
     </w:p>
     <w:p>
       <w:pPr>
         <w:pStyle w:val="Ttulo2"/>
-        <w:spacing w:line="360" w:lineRule="auto"/>
-        <w:ind w:firstLine="567"/>
-        <w:jc w:val="both"/>
-        <w:rPr>
-          <w:rFonts w:ascii="Times New Roman" w:hAnsi="Times New Roman" w:cs="Times New Roman"/>
-          <w:sz w:val="24"/>
-          <w:szCs w:val="24"/>
-        </w:rPr>
-      </w:pPr>
-      <w:r>
-        <w:rPr>
-          <w:rFonts w:ascii="Times New Roman" w:hAnsi="Times New Roman" w:cs="Times New Roman"/>
-          <w:sz w:val="24"/>
-          <w:szCs w:val="24"/>
-        </w:rPr>
-        <w:t>Benefícios para os encarregados de educação</w:t>
-      </w:r>
-    </w:p>
-    <w:p>
-      <w:pPr>
-        <w:pStyle w:val="NormalWeb"/>
-        <w:spacing w:line="360" w:lineRule="auto"/>
-        <w:ind w:firstLine="567"/>
-        <w:jc w:val="both"/>
-      </w:pPr>
-      <w:r>
-        <w:t>Os encarregados de educação poderão conhecer melhor o Instituto, acompanhar informações importantes e encontrar facilmente os contactos e serviços disponibilizados pela instituição.</w:t>
-      </w:r>
-    </w:p>
-    <w:p>
-      <w:pPr>
-        <w:pStyle w:val="NormalWeb"/>
-        <w:spacing w:line="360" w:lineRule="auto"/>
-        <w:ind w:firstLine="567"/>
-        <w:jc w:val="both"/>
-      </w:pPr>
-      <w:r>
-        <w:t>Esta proximidade reforçará a confiança na comunicação institucional e facilitará o relacionamento entre as famílias e o Instituto.</w:t>
+        <w:numPr>
+          <w:ilvl w:val="1"/>
+          <w:numId w:val="1"/>
+        </w:numPr>
+        <w:spacing w:line="360" w:lineRule="auto"/>
+        <w:ind w:left="426"/>
+        <w:jc w:val="both"/>
+        <w:rPr>
+          <w:rFonts w:ascii="Times New Roman" w:hAnsi="Times New Roman" w:cs="Times New Roman"/>
+          <w:b/>
+          <w:color w:val="auto"/>
+          <w:sz w:val="24"/>
+          <w:szCs w:val="24"/>
+        </w:rPr>
+      </w:pPr>
+      <w:r>
+        <w:rPr>
+          <w:rFonts w:ascii="Times New Roman" w:hAnsi="Times New Roman" w:cs="Times New Roman"/>
+          <w:b/>
+          <w:color w:val="auto"/>
+          <w:sz w:val="24"/>
+          <w:szCs w:val="24"/>
+        </w:rPr>
+        <w:t>Benefícios para os docentes e colaboradores</w:t>
+      </w:r>
+    </w:p>
+    <w:p>
+      <w:pPr>
+        <w:pStyle w:val="NormalWeb"/>
+        <w:spacing w:line="360" w:lineRule="auto"/>
+        <w:ind w:firstLine="567"/>
+        <w:jc w:val="both"/>
+      </w:pPr>
+      <w:r>
+        <w:t>A plataforma permitirá divulgar atividades académicas, projetos, iniciativas institucionais e outras informações relevantes, fortalecendo a comunicação interna e valorizando o trabalho desenvolvido pelos profissionais que integram o Instituto.</w:t>
       </w:r>
     </w:p>
     <w:p>
       <w:pPr>
         <w:pStyle w:val="Ttulo2"/>
-        <w:spacing w:line="360" w:lineRule="auto"/>
-        <w:ind w:firstLine="567"/>
-        <w:jc w:val="both"/>
-        <w:rPr>
-          <w:rFonts w:ascii="Times New Roman" w:hAnsi="Times New Roman" w:cs="Times New Roman"/>
-          <w:sz w:val="24"/>
-          <w:szCs w:val="24"/>
-        </w:rPr>
-      </w:pPr>
-      <w:r>
-        <w:rPr>
-          <w:rFonts w:ascii="Times New Roman" w:hAnsi="Times New Roman" w:cs="Times New Roman"/>
-          <w:sz w:val="24"/>
-          <w:szCs w:val="24"/>
-        </w:rPr>
-        <w:t>Benefícios para os docentes e colaboradores</w:t>
-      </w:r>
-    </w:p>
-    <w:p>
-      <w:pPr>
-        <w:pStyle w:val="NormalWeb"/>
-        <w:spacing w:line="360" w:lineRule="auto"/>
-        <w:ind w:firstLine="567"/>
-        <w:jc w:val="both"/>
-      </w:pPr>
-      <w:r>
-        <w:t>A plataforma permitirá divulgar atividades académicas, projetos, iniciativas institucionais e outras informações relevantes, fortalecendo a comunicação interna e valorizando o trabalho desenvolvido pelos profissionais que integram o Instituto.</w:t>
+        <w:numPr>
+          <w:ilvl w:val="1"/>
+          <w:numId w:val="1"/>
+        </w:numPr>
+        <w:spacing w:line="360" w:lineRule="auto"/>
+        <w:ind w:left="426"/>
+        <w:jc w:val="both"/>
+        <w:rPr>
+          <w:rFonts w:ascii="Times New Roman" w:hAnsi="Times New Roman" w:cs="Times New Roman"/>
+          <w:b/>
+          <w:color w:val="auto"/>
+          <w:sz w:val="24"/>
+          <w:szCs w:val="24"/>
+        </w:rPr>
+      </w:pPr>
+      <w:r>
+        <w:rPr>
+          <w:rFonts w:ascii="Times New Roman" w:hAnsi="Times New Roman" w:cs="Times New Roman"/>
+          <w:b/>
+          <w:color w:val="auto"/>
+          <w:sz w:val="24"/>
+          <w:szCs w:val="24"/>
+        </w:rPr>
+        <w:t>Benefícios para a imagem institucional</w:t>
+      </w:r>
+    </w:p>
+    <w:p>
+      <w:pPr>
+        <w:pStyle w:val="NormalWeb"/>
+        <w:spacing w:line="360" w:lineRule="auto"/>
+        <w:ind w:firstLine="567"/>
+        <w:jc w:val="both"/>
+      </w:pPr>
+      <w:r>
+        <w:t>Uma presença digital moderna, organizada e permanentemente atualizada transmite profissionalismo, credibilidade e compromisso com a qualidade.</w:t>
+      </w:r>
+    </w:p>
+    <w:p>
+      <w:pPr>
+        <w:pStyle w:val="NormalWeb"/>
+        <w:spacing w:line="360" w:lineRule="auto"/>
+        <w:ind w:firstLine="567"/>
+        <w:jc w:val="both"/>
+      </w:pPr>
+      <w:r>
+        <w:lastRenderedPageBreak/>
+        <w:t>Ao integrar a comunicação tradicional com os meios digitais, o Instituto reforçará a sua identidade institucional e ampliará a sua capacidade de alcançar novos públicos, consolidando a sua posição como referência na formação técnica em saúde.</w:t>
       </w:r>
     </w:p>
     <w:p>
       <w:pPr>
         <w:pStyle w:val="Ttulo2"/>
-        <w:spacing w:line="360" w:lineRule="auto"/>
-        <w:ind w:firstLine="567"/>
-        <w:jc w:val="both"/>
-        <w:rPr>
-          <w:rFonts w:ascii="Times New Roman" w:hAnsi="Times New Roman" w:cs="Times New Roman"/>
-          <w:sz w:val="24"/>
-          <w:szCs w:val="24"/>
-        </w:rPr>
-      </w:pPr>
-      <w:r>
-        <w:rPr>
-          <w:rFonts w:ascii="Times New Roman" w:hAnsi="Times New Roman" w:cs="Times New Roman"/>
-          <w:sz w:val="24"/>
-          <w:szCs w:val="24"/>
-        </w:rPr>
-        <w:lastRenderedPageBreak/>
-        <w:t>Benefícios para a imagem institucional</w:t>
-      </w:r>
-    </w:p>
-    <w:p>
-      <w:pPr>
-        <w:pStyle w:val="NormalWeb"/>
-        <w:spacing w:line="360" w:lineRule="auto"/>
-        <w:ind w:firstLine="567"/>
-        <w:jc w:val="both"/>
-      </w:pPr>
-      <w:r>
-        <w:t>Uma presença digital moderna, organizada e permanentemente atualizada transmite profissionalismo, credibilidade e compromisso com a qualidade.</w:t>
-      </w:r>
-    </w:p>
-    <w:p>
-      <w:pPr>
-        <w:pStyle w:val="NormalWeb"/>
-        <w:spacing w:line="360" w:lineRule="auto"/>
-        <w:ind w:firstLine="567"/>
-        <w:jc w:val="both"/>
-      </w:pPr>
-      <w:r>
-        <w:t>Ao integrar a comunicação tradicional com os meios digitais, o Instituto reforçará a sua identidade institucional e ampliará a sua capacidade de alcançar novos públicos, consolidando a sua posição como referência na formação técnica em saúde.</w:t>
+        <w:numPr>
+          <w:ilvl w:val="1"/>
+          <w:numId w:val="1"/>
+        </w:numPr>
+        <w:spacing w:line="360" w:lineRule="auto"/>
+        <w:ind w:left="426"/>
+        <w:jc w:val="both"/>
+        <w:rPr>
+          <w:rFonts w:ascii="Times New Roman" w:hAnsi="Times New Roman" w:cs="Times New Roman"/>
+          <w:b/>
+          <w:sz w:val="24"/>
+          <w:szCs w:val="24"/>
+        </w:rPr>
+      </w:pPr>
+      <w:r>
+        <w:rPr>
+          <w:rFonts w:ascii="Times New Roman" w:hAnsi="Times New Roman" w:cs="Times New Roman"/>
+          <w:b/>
+          <w:color w:val="auto"/>
+          <w:sz w:val="24"/>
+          <w:szCs w:val="24"/>
+        </w:rPr>
+        <w:t>Benefícios para os parceiros institucionais</w:t>
+      </w:r>
+    </w:p>
+    <w:p>
+      <w:pPr>
+        <w:pStyle w:val="NormalWeb"/>
+        <w:spacing w:line="360" w:lineRule="auto"/>
+        <w:ind w:firstLine="567"/>
+        <w:jc w:val="both"/>
+      </w:pPr>
+      <w:r>
+        <w:t>A plataforma facilitará a apresentação da missão, dos projetos e das oportunidades de colaboração do Instituto, criando um ambiente mais favorável para o estabelecimento de parcerias académicas, institucionais e empresariais.</w:t>
+      </w:r>
+    </w:p>
+    <w:p>
+      <w:pPr>
+        <w:pStyle w:val="NormalWeb"/>
+        <w:spacing w:line="360" w:lineRule="auto"/>
+        <w:ind w:firstLine="567"/>
+        <w:jc w:val="both"/>
+      </w:pPr>
+      <w:r>
+        <w:t>Uma comunicação institucional clara e acessível fortalece a confiança dos parceiros e amplia as possibilidades de cooperação.</w:t>
       </w:r>
     </w:p>
     <w:p>
       <w:pPr>
         <w:pStyle w:val="Ttulo2"/>
-        <w:spacing w:line="360" w:lineRule="auto"/>
-        <w:ind w:firstLine="567"/>
-        <w:jc w:val="both"/>
-        <w:rPr>
-          <w:rFonts w:ascii="Times New Roman" w:hAnsi="Times New Roman" w:cs="Times New Roman"/>
-          <w:sz w:val="24"/>
-          <w:szCs w:val="24"/>
-        </w:rPr>
-      </w:pPr>
-      <w:r>
-        <w:rPr>
-          <w:rFonts w:ascii="Times New Roman" w:hAnsi="Times New Roman" w:cs="Times New Roman"/>
-          <w:sz w:val="24"/>
-          <w:szCs w:val="24"/>
-        </w:rPr>
-        <w:t>Benefícios para os parceiros institucionais</w:t>
-      </w:r>
-    </w:p>
-    <w:p>
-      <w:pPr>
-        <w:pStyle w:val="NormalWeb"/>
-        <w:spacing w:line="360" w:lineRule="auto"/>
-        <w:ind w:firstLine="567"/>
-        <w:jc w:val="both"/>
-      </w:pPr>
-      <w:r>
-        <w:t>A plataforma facilitará a apresentação da missão, dos projetos e das oportunidades de colaboração do Instituto, criando um ambiente mais favorável para o estabelecimento de parcerias académicas, institucionais e empresariais.</w:t>
-      </w:r>
-    </w:p>
-    <w:p>
-      <w:pPr>
-        <w:pStyle w:val="NormalWeb"/>
-        <w:spacing w:line="360" w:lineRule="auto"/>
-        <w:ind w:firstLine="567"/>
-        <w:jc w:val="both"/>
-      </w:pPr>
-      <w:r>
-        <w:t>Uma comunicação institucional clara e acessível fortalece a confiança dos parceiros e amplia as possibilidades de cooperação.</w:t>
-      </w:r>
-    </w:p>
-    <w:p>
-      <w:pPr>
-        <w:pStyle w:val="Ttulo2"/>
-        <w:spacing w:line="360" w:lineRule="auto"/>
-        <w:ind w:firstLine="567"/>
-        <w:jc w:val="both"/>
-        <w:rPr>
-          <w:rFonts w:ascii="Times New Roman" w:hAnsi="Times New Roman" w:cs="Times New Roman"/>
-          <w:sz w:val="24"/>
-          <w:szCs w:val="24"/>
-        </w:rPr>
-      </w:pPr>
-      <w:r>
-        <w:rPr>
-          <w:rFonts w:ascii="Times New Roman" w:hAnsi="Times New Roman" w:cs="Times New Roman"/>
+        <w:numPr>
+          <w:ilvl w:val="1"/>
+          <w:numId w:val="1"/>
+        </w:numPr>
+        <w:spacing w:line="360" w:lineRule="auto"/>
+        <w:ind w:left="426"/>
+        <w:jc w:val="both"/>
+        <w:rPr>
+          <w:rFonts w:ascii="Times New Roman" w:hAnsi="Times New Roman" w:cs="Times New Roman"/>
+          <w:b/>
+          <w:color w:val="auto"/>
+          <w:sz w:val="24"/>
+          <w:szCs w:val="24"/>
+        </w:rPr>
+      </w:pPr>
+      <w:r>
+        <w:rPr>
+          <w:rFonts w:ascii="Times New Roman" w:hAnsi="Times New Roman" w:cs="Times New Roman"/>
+          <w:b/>
+          <w:color w:val="auto"/>
           <w:sz w:val="24"/>
           <w:szCs w:val="24"/>
         </w:rPr>
@@ -4257,39 +3975,23 @@
     </w:p>
     <w:p>
       <w:pPr>
-        <w:pStyle w:val="Ttulo2"/>
-        <w:spacing w:line="360" w:lineRule="auto"/>
-        <w:jc w:val="both"/>
-        <w:rPr>
-          <w:rFonts w:ascii="Times New Roman" w:hAnsi="Times New Roman" w:cs="Times New Roman"/>
-          <w:sz w:val="24"/>
-          <w:szCs w:val="24"/>
-        </w:rPr>
-      </w:pPr>
-      <w:r>
-        <w:rPr>
-          <w:rFonts w:ascii="Times New Roman" w:hAnsi="Times New Roman" w:cs="Times New Roman"/>
-          <w:sz w:val="24"/>
-          <w:szCs w:val="24"/>
-        </w:rPr>
-        <w:t>Tecnologia ao serviço da instituição</w:t>
-      </w:r>
-    </w:p>
-    <w:p>
-      <w:pPr>
         <w:spacing w:line="360" w:lineRule="auto"/>
         <w:ind w:firstLine="567"/>
         <w:jc w:val="both"/>
         <w:rPr>
           <w:rFonts w:ascii="Times New Roman" w:eastAsia="Times New Roman" w:hAnsi="Times New Roman" w:cs="Times New Roman"/>
+          <w:i/>
           <w:sz w:val="24"/>
           <w:szCs w:val="24"/>
           <w:lang w:eastAsia="pt-BR"/>
         </w:rPr>
       </w:pPr>
-      <w:r>
-        <w:rPr>
-          <w:rFonts w:ascii="Times New Roman" w:hAnsi="Times New Roman" w:cs="Times New Roman"/>
+      <w:bookmarkStart w:id="0" w:name="_GoBack"/>
+      <w:bookmarkEnd w:id="0"/>
+      <w:r>
+        <w:rPr>
+          <w:rFonts w:ascii="Times New Roman" w:hAnsi="Times New Roman" w:cs="Times New Roman"/>
+          <w:i/>
           <w:sz w:val="24"/>
           <w:szCs w:val="24"/>
         </w:rPr>
@@ -7097,7 +6799,7 @@
   <w:abstractNum w:abstractNumId="2">
     <w:nsid w:val="1CE363D2"/>
     <w:multiLevelType w:val="multilevel"/>
-    <w:tmpl w:val="90B60060"/>
+    <w:tmpl w:val="C2FA832E"/>
     <w:lvl w:ilvl="0">
       <w:start w:val="1"/>
       <w:numFmt w:val="bullet"/>
@@ -7114,6 +6816,499 @@
         <w:sz w:val="20"/>
       </w:rPr>
     </w:lvl>
+    <w:lvl w:ilvl="1">
+      <w:start w:val="1"/>
+      <w:numFmt w:val="lowerLetter"/>
+      <w:lvlText w:val="%2)"/>
+      <w:lvlJc w:val="left"/>
+      <w:pPr>
+        <w:ind w:left="1440" w:hanging="360"/>
+      </w:pPr>
+      <w:rPr>
+        <w:rFonts w:hint="default"/>
+        <w:color w:val="auto"/>
+      </w:rPr>
+    </w:lvl>
+    <w:lvl w:ilvl="2" w:tentative="1">
+      <w:start w:val="1"/>
+      <w:numFmt w:val="bullet"/>
+      <w:lvlText w:val=""/>
+      <w:lvlJc w:val="left"/>
+      <w:pPr>
+        <w:tabs>
+          <w:tab w:val="num" w:pos="2160"/>
+        </w:tabs>
+        <w:ind w:left="2160" w:hanging="360"/>
+      </w:pPr>
+      <w:rPr>
+        <w:rFonts w:ascii="Wingdings" w:hAnsi="Wingdings" w:hint="default"/>
+        <w:sz w:val="20"/>
+      </w:rPr>
+    </w:lvl>
+    <w:lvl w:ilvl="3" w:tentative="1">
+      <w:start w:val="1"/>
+      <w:numFmt w:val="bullet"/>
+      <w:lvlText w:val=""/>
+      <w:lvlJc w:val="left"/>
+      <w:pPr>
+        <w:tabs>
+          <w:tab w:val="num" w:pos="2880"/>
+        </w:tabs>
+        <w:ind w:left="2880" w:hanging="360"/>
+      </w:pPr>
+      <w:rPr>
+        <w:rFonts w:ascii="Wingdings" w:hAnsi="Wingdings" w:hint="default"/>
+        <w:sz w:val="20"/>
+      </w:rPr>
+    </w:lvl>
+    <w:lvl w:ilvl="4" w:tentative="1">
+      <w:start w:val="1"/>
+      <w:numFmt w:val="bullet"/>
+      <w:lvlText w:val=""/>
+      <w:lvlJc w:val="left"/>
+      <w:pPr>
+        <w:tabs>
+          <w:tab w:val="num" w:pos="3600"/>
+        </w:tabs>
+        <w:ind w:left="3600" w:hanging="360"/>
+      </w:pPr>
+      <w:rPr>
+        <w:rFonts w:ascii="Wingdings" w:hAnsi="Wingdings" w:hint="default"/>
+        <w:sz w:val="20"/>
+      </w:rPr>
+    </w:lvl>
+    <w:lvl w:ilvl="5" w:tentative="1">
+      <w:start w:val="1"/>
+      <w:numFmt w:val="bullet"/>
+      <w:lvlText w:val=""/>
+      <w:lvlJc w:val="left"/>
+      <w:pPr>
+        <w:tabs>
+          <w:tab w:val="num" w:pos="4320"/>
+        </w:tabs>
+        <w:ind w:left="4320" w:hanging="360"/>
+      </w:pPr>
+      <w:rPr>
+        <w:rFonts w:ascii="Wingdings" w:hAnsi="Wingdings" w:hint="default"/>
+        <w:sz w:val="20"/>
+      </w:rPr>
+    </w:lvl>
+    <w:lvl w:ilvl="6" w:tentative="1">
+      <w:start w:val="1"/>
+      <w:numFmt w:val="bullet"/>
+      <w:lvlText w:val=""/>
+      <w:lvlJc w:val="left"/>
+      <w:pPr>
+        <w:tabs>
+          <w:tab w:val="num" w:pos="5040"/>
+        </w:tabs>
+        <w:ind w:left="5040" w:hanging="360"/>
+      </w:pPr>
+      <w:rPr>
+        <w:rFonts w:ascii="Wingdings" w:hAnsi="Wingdings" w:hint="default"/>
+        <w:sz w:val="20"/>
+      </w:rPr>
+    </w:lvl>
+    <w:lvl w:ilvl="7" w:tentative="1">
+      <w:start w:val="1"/>
+      <w:numFmt w:val="bullet"/>
+      <w:lvlText w:val=""/>
+      <w:lvlJc w:val="left"/>
+      <w:pPr>
+        <w:tabs>
+          <w:tab w:val="num" w:pos="5760"/>
+        </w:tabs>
+        <w:ind w:left="5760" w:hanging="360"/>
+      </w:pPr>
+      <w:rPr>
+        <w:rFonts w:ascii="Wingdings" w:hAnsi="Wingdings" w:hint="default"/>
+        <w:sz w:val="20"/>
+      </w:rPr>
+    </w:lvl>
+    <w:lvl w:ilvl="8" w:tentative="1">
+      <w:start w:val="1"/>
+      <w:numFmt w:val="bullet"/>
+      <w:lvlText w:val=""/>
+      <w:lvlJc w:val="left"/>
+      <w:pPr>
+        <w:tabs>
+          <w:tab w:val="num" w:pos="6480"/>
+        </w:tabs>
+        <w:ind w:left="6480" w:hanging="360"/>
+      </w:pPr>
+      <w:rPr>
+        <w:rFonts w:ascii="Wingdings" w:hAnsi="Wingdings" w:hint="default"/>
+        <w:sz w:val="20"/>
+      </w:rPr>
+    </w:lvl>
+  </w:abstractNum>
+  <w:abstractNum w:abstractNumId="3">
+    <w:nsid w:val="25236C51"/>
+    <w:multiLevelType w:val="hybridMultilevel"/>
+    <w:tmpl w:val="6286073E"/>
+    <w:lvl w:ilvl="0" w:tplc="04160017">
+      <w:start w:val="1"/>
+      <w:numFmt w:val="lowerLetter"/>
+      <w:lvlText w:val="%1)"/>
+      <w:lvlJc w:val="left"/>
+      <w:pPr>
+        <w:ind w:left="1287" w:hanging="360"/>
+      </w:pPr>
+    </w:lvl>
+    <w:lvl w:ilvl="1" w:tplc="04160019" w:tentative="1">
+      <w:start w:val="1"/>
+      <w:numFmt w:val="lowerLetter"/>
+      <w:lvlText w:val="%2."/>
+      <w:lvlJc w:val="left"/>
+      <w:pPr>
+        <w:ind w:left="2007" w:hanging="360"/>
+      </w:pPr>
+    </w:lvl>
+    <w:lvl w:ilvl="2" w:tplc="0416001B" w:tentative="1">
+      <w:start w:val="1"/>
+      <w:numFmt w:val="lowerRoman"/>
+      <w:lvlText w:val="%3."/>
+      <w:lvlJc w:val="right"/>
+      <w:pPr>
+        <w:ind w:left="2727" w:hanging="180"/>
+      </w:pPr>
+    </w:lvl>
+    <w:lvl w:ilvl="3" w:tplc="0416000F" w:tentative="1">
+      <w:start w:val="1"/>
+      <w:numFmt w:val="decimal"/>
+      <w:lvlText w:val="%4."/>
+      <w:lvlJc w:val="left"/>
+      <w:pPr>
+        <w:ind w:left="3447" w:hanging="360"/>
+      </w:pPr>
+    </w:lvl>
+    <w:lvl w:ilvl="4" w:tplc="04160019" w:tentative="1">
+      <w:start w:val="1"/>
+      <w:numFmt w:val="lowerLetter"/>
+      <w:lvlText w:val="%5."/>
+      <w:lvlJc w:val="left"/>
+      <w:pPr>
+        <w:ind w:left="4167" w:hanging="360"/>
+      </w:pPr>
+    </w:lvl>
+    <w:lvl w:ilvl="5" w:tplc="0416001B" w:tentative="1">
+      <w:start w:val="1"/>
+      <w:numFmt w:val="lowerRoman"/>
+      <w:lvlText w:val="%6."/>
+      <w:lvlJc w:val="right"/>
+      <w:pPr>
+        <w:ind w:left="4887" w:hanging="180"/>
+      </w:pPr>
+    </w:lvl>
+    <w:lvl w:ilvl="6" w:tplc="0416000F" w:tentative="1">
+      <w:start w:val="1"/>
+      <w:numFmt w:val="decimal"/>
+      <w:lvlText w:val="%7."/>
+      <w:lvlJc w:val="left"/>
+      <w:pPr>
+        <w:ind w:left="5607" w:hanging="360"/>
+      </w:pPr>
+    </w:lvl>
+    <w:lvl w:ilvl="7" w:tplc="04160019" w:tentative="1">
+      <w:start w:val="1"/>
+      <w:numFmt w:val="lowerLetter"/>
+      <w:lvlText w:val="%8."/>
+      <w:lvlJc w:val="left"/>
+      <w:pPr>
+        <w:ind w:left="6327" w:hanging="360"/>
+      </w:pPr>
+    </w:lvl>
+    <w:lvl w:ilvl="8" w:tplc="0416001B" w:tentative="1">
+      <w:start w:val="1"/>
+      <w:numFmt w:val="lowerRoman"/>
+      <w:lvlText w:val="%9."/>
+      <w:lvlJc w:val="right"/>
+      <w:pPr>
+        <w:ind w:left="7047" w:hanging="180"/>
+      </w:pPr>
+    </w:lvl>
+  </w:abstractNum>
+  <w:abstractNum w:abstractNumId="4">
+    <w:nsid w:val="2E5F362A"/>
+    <w:multiLevelType w:val="hybridMultilevel"/>
+    <w:tmpl w:val="AA368312"/>
+    <w:lvl w:ilvl="0" w:tplc="ACA81E9C">
+      <w:start w:val="1"/>
+      <w:numFmt w:val="lowerLetter"/>
+      <w:lvlText w:val="%1)"/>
+      <w:lvlJc w:val="left"/>
+      <w:pPr>
+        <w:ind w:left="927" w:hanging="360"/>
+      </w:pPr>
+      <w:rPr>
+        <w:rFonts w:hint="default"/>
+      </w:rPr>
+    </w:lvl>
+    <w:lvl w:ilvl="1" w:tplc="04160019" w:tentative="1">
+      <w:start w:val="1"/>
+      <w:numFmt w:val="lowerLetter"/>
+      <w:lvlText w:val="%2."/>
+      <w:lvlJc w:val="left"/>
+      <w:pPr>
+        <w:ind w:left="1647" w:hanging="360"/>
+      </w:pPr>
+    </w:lvl>
+    <w:lvl w:ilvl="2" w:tplc="0416001B" w:tentative="1">
+      <w:start w:val="1"/>
+      <w:numFmt w:val="lowerRoman"/>
+      <w:lvlText w:val="%3."/>
+      <w:lvlJc w:val="right"/>
+      <w:pPr>
+        <w:ind w:left="2367" w:hanging="180"/>
+      </w:pPr>
+    </w:lvl>
+    <w:lvl w:ilvl="3" w:tplc="0416000F" w:tentative="1">
+      <w:start w:val="1"/>
+      <w:numFmt w:val="decimal"/>
+      <w:lvlText w:val="%4."/>
+      <w:lvlJc w:val="left"/>
+      <w:pPr>
+        <w:ind w:left="3087" w:hanging="360"/>
+      </w:pPr>
+    </w:lvl>
+    <w:lvl w:ilvl="4" w:tplc="04160019" w:tentative="1">
+      <w:start w:val="1"/>
+      <w:numFmt w:val="lowerLetter"/>
+      <w:lvlText w:val="%5."/>
+      <w:lvlJc w:val="left"/>
+      <w:pPr>
+        <w:ind w:left="3807" w:hanging="360"/>
+      </w:pPr>
+    </w:lvl>
+    <w:lvl w:ilvl="5" w:tplc="0416001B" w:tentative="1">
+      <w:start w:val="1"/>
+      <w:numFmt w:val="lowerRoman"/>
+      <w:lvlText w:val="%6."/>
+      <w:lvlJc w:val="right"/>
+      <w:pPr>
+        <w:ind w:left="4527" w:hanging="180"/>
+      </w:pPr>
+    </w:lvl>
+    <w:lvl w:ilvl="6" w:tplc="0416000F" w:tentative="1">
+      <w:start w:val="1"/>
+      <w:numFmt w:val="decimal"/>
+      <w:lvlText w:val="%7."/>
+      <w:lvlJc w:val="left"/>
+      <w:pPr>
+        <w:ind w:left="5247" w:hanging="360"/>
+      </w:pPr>
+    </w:lvl>
+    <w:lvl w:ilvl="7" w:tplc="04160019" w:tentative="1">
+      <w:start w:val="1"/>
+      <w:numFmt w:val="lowerLetter"/>
+      <w:lvlText w:val="%8."/>
+      <w:lvlJc w:val="left"/>
+      <w:pPr>
+        <w:ind w:left="5967" w:hanging="360"/>
+      </w:pPr>
+    </w:lvl>
+    <w:lvl w:ilvl="8" w:tplc="0416001B" w:tentative="1">
+      <w:start w:val="1"/>
+      <w:numFmt w:val="lowerRoman"/>
+      <w:lvlText w:val="%9."/>
+      <w:lvlJc w:val="right"/>
+      <w:pPr>
+        <w:ind w:left="6687" w:hanging="180"/>
+      </w:pPr>
+    </w:lvl>
+  </w:abstractNum>
+  <w:abstractNum w:abstractNumId="5">
+    <w:nsid w:val="388D32EC"/>
+    <w:multiLevelType w:val="hybridMultilevel"/>
+    <w:tmpl w:val="8E9441B0"/>
+    <w:lvl w:ilvl="0" w:tplc="04160017">
+      <w:start w:val="1"/>
+      <w:numFmt w:val="lowerLetter"/>
+      <w:lvlText w:val="%1)"/>
+      <w:lvlJc w:val="left"/>
+      <w:pPr>
+        <w:ind w:left="1287" w:hanging="360"/>
+      </w:pPr>
+    </w:lvl>
+    <w:lvl w:ilvl="1" w:tplc="04160019" w:tentative="1">
+      <w:start w:val="1"/>
+      <w:numFmt w:val="lowerLetter"/>
+      <w:lvlText w:val="%2."/>
+      <w:lvlJc w:val="left"/>
+      <w:pPr>
+        <w:ind w:left="2007" w:hanging="360"/>
+      </w:pPr>
+    </w:lvl>
+    <w:lvl w:ilvl="2" w:tplc="0416001B" w:tentative="1">
+      <w:start w:val="1"/>
+      <w:numFmt w:val="lowerRoman"/>
+      <w:lvlText w:val="%3."/>
+      <w:lvlJc w:val="right"/>
+      <w:pPr>
+        <w:ind w:left="2727" w:hanging="180"/>
+      </w:pPr>
+    </w:lvl>
+    <w:lvl w:ilvl="3" w:tplc="0416000F" w:tentative="1">
+      <w:start w:val="1"/>
+      <w:numFmt w:val="decimal"/>
+      <w:lvlText w:val="%4."/>
+      <w:lvlJc w:val="left"/>
+      <w:pPr>
+        <w:ind w:left="3447" w:hanging="360"/>
+      </w:pPr>
+    </w:lvl>
+    <w:lvl w:ilvl="4" w:tplc="04160019" w:tentative="1">
+      <w:start w:val="1"/>
+      <w:numFmt w:val="lowerLetter"/>
+      <w:lvlText w:val="%5."/>
+      <w:lvlJc w:val="left"/>
+      <w:pPr>
+        <w:ind w:left="4167" w:hanging="360"/>
+      </w:pPr>
+    </w:lvl>
+    <w:lvl w:ilvl="5" w:tplc="0416001B" w:tentative="1">
+      <w:start w:val="1"/>
+      <w:numFmt w:val="lowerRoman"/>
+      <w:lvlText w:val="%6."/>
+      <w:lvlJc w:val="right"/>
+      <w:pPr>
+        <w:ind w:left="4887" w:hanging="180"/>
+      </w:pPr>
+    </w:lvl>
+    <w:lvl w:ilvl="6" w:tplc="0416000F" w:tentative="1">
+      <w:start w:val="1"/>
+      <w:numFmt w:val="decimal"/>
+      <w:lvlText w:val="%7."/>
+      <w:lvlJc w:val="left"/>
+      <w:pPr>
+        <w:ind w:left="5607" w:hanging="360"/>
+      </w:pPr>
+    </w:lvl>
+    <w:lvl w:ilvl="7" w:tplc="04160019" w:tentative="1">
+      <w:start w:val="1"/>
+      <w:numFmt w:val="lowerLetter"/>
+      <w:lvlText w:val="%8."/>
+      <w:lvlJc w:val="left"/>
+      <w:pPr>
+        <w:ind w:left="6327" w:hanging="360"/>
+      </w:pPr>
+    </w:lvl>
+    <w:lvl w:ilvl="8" w:tplc="0416001B" w:tentative="1">
+      <w:start w:val="1"/>
+      <w:numFmt w:val="lowerRoman"/>
+      <w:lvlText w:val="%9."/>
+      <w:lvlJc w:val="right"/>
+      <w:pPr>
+        <w:ind w:left="7047" w:hanging="180"/>
+      </w:pPr>
+    </w:lvl>
+  </w:abstractNum>
+  <w:abstractNum w:abstractNumId="6">
+    <w:nsid w:val="390242FD"/>
+    <w:multiLevelType w:val="hybridMultilevel"/>
+    <w:tmpl w:val="2F703360"/>
+    <w:lvl w:ilvl="0" w:tplc="0416000F">
+      <w:start w:val="1"/>
+      <w:numFmt w:val="decimal"/>
+      <w:lvlText w:val="%1."/>
+      <w:lvlJc w:val="left"/>
+      <w:pPr>
+        <w:ind w:left="1287" w:hanging="360"/>
+      </w:pPr>
+    </w:lvl>
+    <w:lvl w:ilvl="1" w:tplc="04160019" w:tentative="1">
+      <w:start w:val="1"/>
+      <w:numFmt w:val="lowerLetter"/>
+      <w:lvlText w:val="%2."/>
+      <w:lvlJc w:val="left"/>
+      <w:pPr>
+        <w:ind w:left="2007" w:hanging="360"/>
+      </w:pPr>
+    </w:lvl>
+    <w:lvl w:ilvl="2" w:tplc="0416001B" w:tentative="1">
+      <w:start w:val="1"/>
+      <w:numFmt w:val="lowerRoman"/>
+      <w:lvlText w:val="%3."/>
+      <w:lvlJc w:val="right"/>
+      <w:pPr>
+        <w:ind w:left="2727" w:hanging="180"/>
+      </w:pPr>
+    </w:lvl>
+    <w:lvl w:ilvl="3" w:tplc="0416000F" w:tentative="1">
+      <w:start w:val="1"/>
+      <w:numFmt w:val="decimal"/>
+      <w:lvlText w:val="%4."/>
+      <w:lvlJc w:val="left"/>
+      <w:pPr>
+        <w:ind w:left="3447" w:hanging="360"/>
+      </w:pPr>
+    </w:lvl>
+    <w:lvl w:ilvl="4" w:tplc="04160019" w:tentative="1">
+      <w:start w:val="1"/>
+      <w:numFmt w:val="lowerLetter"/>
+      <w:lvlText w:val="%5."/>
+      <w:lvlJc w:val="left"/>
+      <w:pPr>
+        <w:ind w:left="4167" w:hanging="360"/>
+      </w:pPr>
+    </w:lvl>
+    <w:lvl w:ilvl="5" w:tplc="0416001B" w:tentative="1">
+      <w:start w:val="1"/>
+      <w:numFmt w:val="lowerRoman"/>
+      <w:lvlText w:val="%6."/>
+      <w:lvlJc w:val="right"/>
+      <w:pPr>
+        <w:ind w:left="4887" w:hanging="180"/>
+      </w:pPr>
+    </w:lvl>
+    <w:lvl w:ilvl="6" w:tplc="0416000F" w:tentative="1">
+      <w:start w:val="1"/>
+      <w:numFmt w:val="decimal"/>
+      <w:lvlText w:val="%7."/>
+      <w:lvlJc w:val="left"/>
+      <w:pPr>
+        <w:ind w:left="5607" w:hanging="360"/>
+      </w:pPr>
+    </w:lvl>
+    <w:lvl w:ilvl="7" w:tplc="04160019" w:tentative="1">
+      <w:start w:val="1"/>
+      <w:numFmt w:val="lowerLetter"/>
+      <w:lvlText w:val="%8."/>
+      <w:lvlJc w:val="left"/>
+      <w:pPr>
+        <w:ind w:left="6327" w:hanging="360"/>
+      </w:pPr>
+    </w:lvl>
+    <w:lvl w:ilvl="8" w:tplc="0416001B" w:tentative="1">
+      <w:start w:val="1"/>
+      <w:numFmt w:val="lowerRoman"/>
+      <w:lvlText w:val="%9."/>
+      <w:lvlJc w:val="right"/>
+      <w:pPr>
+        <w:ind w:left="7047" w:hanging="180"/>
+      </w:pPr>
+    </w:lvl>
+  </w:abstractNum>
+  <w:abstractNum w:abstractNumId="7">
+    <w:nsid w:val="4D7078F7"/>
+    <w:multiLevelType w:val="multilevel"/>
+    <w:tmpl w:val="EC3EB70E"/>
+    <w:lvl w:ilvl="0">
+      <w:start w:val="1"/>
+      <w:numFmt w:val="bullet"/>
+      <w:lvlText w:val=""/>
+      <w:lvlJc w:val="left"/>
+      <w:pPr>
+        <w:tabs>
+          <w:tab w:val="num" w:pos="720"/>
+        </w:tabs>
+        <w:ind w:left="720" w:hanging="360"/>
+      </w:pPr>
+      <w:rPr>
+        <w:rFonts w:ascii="Symbol" w:hAnsi="Symbol" w:hint="default"/>
+        <w:sz w:val="20"/>
+      </w:rPr>
+    </w:lvl>
     <w:lvl w:ilvl="1" w:tentative="1">
       <w:start w:val="1"/>
       <w:numFmt w:val="bullet"/>
@@ -7243,10 +7438,10 @@
       </w:rPr>
     </w:lvl>
   </w:abstractNum>
-  <w:abstractNum w:abstractNumId="3">
-    <w:nsid w:val="4D7078F7"/>
+  <w:abstractNum w:abstractNumId="8">
+    <w:nsid w:val="55394156"/>
     <w:multiLevelType w:val="multilevel"/>
-    <w:tmpl w:val="EC3EB70E"/>
+    <w:tmpl w:val="7F28A0DC"/>
     <w:lvl w:ilvl="0">
       <w:start w:val="1"/>
       <w:numFmt w:val="bullet"/>
@@ -7392,10 +7587,268 @@
       </w:rPr>
     </w:lvl>
   </w:abstractNum>
-  <w:abstractNum w:abstractNumId="4">
-    <w:nsid w:val="55394156"/>
+  <w:abstractNum w:abstractNumId="9">
+    <w:nsid w:val="57D84AAC"/>
+    <w:multiLevelType w:val="hybridMultilevel"/>
+    <w:tmpl w:val="FC04CF50"/>
+    <w:lvl w:ilvl="0" w:tplc="04160017">
+      <w:start w:val="1"/>
+      <w:numFmt w:val="lowerLetter"/>
+      <w:lvlText w:val="%1)"/>
+      <w:lvlJc w:val="left"/>
+      <w:pPr>
+        <w:ind w:left="1287" w:hanging="360"/>
+      </w:pPr>
+    </w:lvl>
+    <w:lvl w:ilvl="1" w:tplc="04160019" w:tentative="1">
+      <w:start w:val="1"/>
+      <w:numFmt w:val="lowerLetter"/>
+      <w:lvlText w:val="%2."/>
+      <w:lvlJc w:val="left"/>
+      <w:pPr>
+        <w:ind w:left="2007" w:hanging="360"/>
+      </w:pPr>
+    </w:lvl>
+    <w:lvl w:ilvl="2" w:tplc="0416001B" w:tentative="1">
+      <w:start w:val="1"/>
+      <w:numFmt w:val="lowerRoman"/>
+      <w:lvlText w:val="%3."/>
+      <w:lvlJc w:val="right"/>
+      <w:pPr>
+        <w:ind w:left="2727" w:hanging="180"/>
+      </w:pPr>
+    </w:lvl>
+    <w:lvl w:ilvl="3" w:tplc="0416000F" w:tentative="1">
+      <w:start w:val="1"/>
+      <w:numFmt w:val="decimal"/>
+      <w:lvlText w:val="%4."/>
+      <w:lvlJc w:val="left"/>
+      <w:pPr>
+        <w:ind w:left="3447" w:hanging="360"/>
+      </w:pPr>
+    </w:lvl>
+    <w:lvl w:ilvl="4" w:tplc="04160019" w:tentative="1">
+      <w:start w:val="1"/>
+      <w:numFmt w:val="lowerLetter"/>
+      <w:lvlText w:val="%5."/>
+      <w:lvlJc w:val="left"/>
+      <w:pPr>
+        <w:ind w:left="4167" w:hanging="360"/>
+      </w:pPr>
+    </w:lvl>
+    <w:lvl w:ilvl="5" w:tplc="0416001B" w:tentative="1">
+      <w:start w:val="1"/>
+      <w:numFmt w:val="lowerRoman"/>
+      <w:lvlText w:val="%6."/>
+      <w:lvlJc w:val="right"/>
+      <w:pPr>
+        <w:ind w:left="4887" w:hanging="180"/>
+      </w:pPr>
+    </w:lvl>
+    <w:lvl w:ilvl="6" w:tplc="0416000F" w:tentative="1">
+      <w:start w:val="1"/>
+      <w:numFmt w:val="decimal"/>
+      <w:lvlText w:val="%7."/>
+      <w:lvlJc w:val="left"/>
+      <w:pPr>
+        <w:ind w:left="5607" w:hanging="360"/>
+      </w:pPr>
+    </w:lvl>
+    <w:lvl w:ilvl="7" w:tplc="04160019" w:tentative="1">
+      <w:start w:val="1"/>
+      <w:numFmt w:val="lowerLetter"/>
+      <w:lvlText w:val="%8."/>
+      <w:lvlJc w:val="left"/>
+      <w:pPr>
+        <w:ind w:left="6327" w:hanging="360"/>
+      </w:pPr>
+    </w:lvl>
+    <w:lvl w:ilvl="8" w:tplc="0416001B" w:tentative="1">
+      <w:start w:val="1"/>
+      <w:numFmt w:val="lowerRoman"/>
+      <w:lvlText w:val="%9."/>
+      <w:lvlJc w:val="right"/>
+      <w:pPr>
+        <w:ind w:left="7047" w:hanging="180"/>
+      </w:pPr>
+    </w:lvl>
+  </w:abstractNum>
+  <w:abstractNum w:abstractNumId="10">
+    <w:nsid w:val="699842BF"/>
+    <w:multiLevelType w:val="hybridMultilevel"/>
+    <w:tmpl w:val="C2F0E7E0"/>
+    <w:lvl w:ilvl="0" w:tplc="04160017">
+      <w:start w:val="1"/>
+      <w:numFmt w:val="lowerLetter"/>
+      <w:lvlText w:val="%1)"/>
+      <w:lvlJc w:val="left"/>
+      <w:pPr>
+        <w:ind w:left="1287" w:hanging="360"/>
+      </w:pPr>
+    </w:lvl>
+    <w:lvl w:ilvl="1" w:tplc="04160019" w:tentative="1">
+      <w:start w:val="1"/>
+      <w:numFmt w:val="lowerLetter"/>
+      <w:lvlText w:val="%2."/>
+      <w:lvlJc w:val="left"/>
+      <w:pPr>
+        <w:ind w:left="2007" w:hanging="360"/>
+      </w:pPr>
+    </w:lvl>
+    <w:lvl w:ilvl="2" w:tplc="0416001B" w:tentative="1">
+      <w:start w:val="1"/>
+      <w:numFmt w:val="lowerRoman"/>
+      <w:lvlText w:val="%3."/>
+      <w:lvlJc w:val="right"/>
+      <w:pPr>
+        <w:ind w:left="2727" w:hanging="180"/>
+      </w:pPr>
+    </w:lvl>
+    <w:lvl w:ilvl="3" w:tplc="0416000F" w:tentative="1">
+      <w:start w:val="1"/>
+      <w:numFmt w:val="decimal"/>
+      <w:lvlText w:val="%4."/>
+      <w:lvlJc w:val="left"/>
+      <w:pPr>
+        <w:ind w:left="3447" w:hanging="360"/>
+      </w:pPr>
+    </w:lvl>
+    <w:lvl w:ilvl="4" w:tplc="04160019" w:tentative="1">
+      <w:start w:val="1"/>
+      <w:numFmt w:val="lowerLetter"/>
+      <w:lvlText w:val="%5."/>
+      <w:lvlJc w:val="left"/>
+      <w:pPr>
+        <w:ind w:left="4167" w:hanging="360"/>
+      </w:pPr>
+    </w:lvl>
+    <w:lvl w:ilvl="5" w:tplc="0416001B" w:tentative="1">
+      <w:start w:val="1"/>
+      <w:numFmt w:val="lowerRoman"/>
+      <w:lvlText w:val="%6."/>
+      <w:lvlJc w:val="right"/>
+      <w:pPr>
+        <w:ind w:left="4887" w:hanging="180"/>
+      </w:pPr>
+    </w:lvl>
+    <w:lvl w:ilvl="6" w:tplc="0416000F" w:tentative="1">
+      <w:start w:val="1"/>
+      <w:numFmt w:val="decimal"/>
+      <w:lvlText w:val="%7."/>
+      <w:lvlJc w:val="left"/>
+      <w:pPr>
+        <w:ind w:left="5607" w:hanging="360"/>
+      </w:pPr>
+    </w:lvl>
+    <w:lvl w:ilvl="7" w:tplc="04160019" w:tentative="1">
+      <w:start w:val="1"/>
+      <w:numFmt w:val="lowerLetter"/>
+      <w:lvlText w:val="%8."/>
+      <w:lvlJc w:val="left"/>
+      <w:pPr>
+        <w:ind w:left="6327" w:hanging="360"/>
+      </w:pPr>
+    </w:lvl>
+    <w:lvl w:ilvl="8" w:tplc="0416001B" w:tentative="1">
+      <w:start w:val="1"/>
+      <w:numFmt w:val="lowerRoman"/>
+      <w:lvlText w:val="%9."/>
+      <w:lvlJc w:val="right"/>
+      <w:pPr>
+        <w:ind w:left="7047" w:hanging="180"/>
+      </w:pPr>
+    </w:lvl>
+  </w:abstractNum>
+  <w:abstractNum w:abstractNumId="11">
+    <w:nsid w:val="6D2D2C5F"/>
+    <w:multiLevelType w:val="hybridMultilevel"/>
+    <w:tmpl w:val="FF4CCD2C"/>
+    <w:lvl w:ilvl="0" w:tplc="04160017">
+      <w:start w:val="1"/>
+      <w:numFmt w:val="lowerLetter"/>
+      <w:lvlText w:val="%1)"/>
+      <w:lvlJc w:val="left"/>
+      <w:pPr>
+        <w:ind w:left="1287" w:hanging="360"/>
+      </w:pPr>
+    </w:lvl>
+    <w:lvl w:ilvl="1" w:tplc="04160019" w:tentative="1">
+      <w:start w:val="1"/>
+      <w:numFmt w:val="lowerLetter"/>
+      <w:lvlText w:val="%2."/>
+      <w:lvlJc w:val="left"/>
+      <w:pPr>
+        <w:ind w:left="2007" w:hanging="360"/>
+      </w:pPr>
+    </w:lvl>
+    <w:lvl w:ilvl="2" w:tplc="0416001B" w:tentative="1">
+      <w:start w:val="1"/>
+      <w:numFmt w:val="lowerRoman"/>
+      <w:lvlText w:val="%3."/>
+      <w:lvlJc w:val="right"/>
+      <w:pPr>
+        <w:ind w:left="2727" w:hanging="180"/>
+      </w:pPr>
+    </w:lvl>
+    <w:lvl w:ilvl="3" w:tplc="0416000F" w:tentative="1">
+      <w:start w:val="1"/>
+      <w:numFmt w:val="decimal"/>
+      <w:lvlText w:val="%4."/>
+      <w:lvlJc w:val="left"/>
+      <w:pPr>
+        <w:ind w:left="3447" w:hanging="360"/>
+      </w:pPr>
+    </w:lvl>
+    <w:lvl w:ilvl="4" w:tplc="04160019" w:tentative="1">
+      <w:start w:val="1"/>
+      <w:numFmt w:val="lowerLetter"/>
+      <w:lvlText w:val="%5."/>
+      <w:lvlJc w:val="left"/>
+      <w:pPr>
+        <w:ind w:left="4167" w:hanging="360"/>
+      </w:pPr>
+    </w:lvl>
+    <w:lvl w:ilvl="5" w:tplc="0416001B" w:tentative="1">
+      <w:start w:val="1"/>
+      <w:numFmt w:val="lowerRoman"/>
+      <w:lvlText w:val="%6."/>
+      <w:lvlJc w:val="right"/>
+      <w:pPr>
+        <w:ind w:left="4887" w:hanging="180"/>
+      </w:pPr>
+    </w:lvl>
+    <w:lvl w:ilvl="6" w:tplc="0416000F" w:tentative="1">
+      <w:start w:val="1"/>
+      <w:numFmt w:val="decimal"/>
+      <w:lvlText w:val="%7."/>
+      <w:lvlJc w:val="left"/>
+      <w:pPr>
+        <w:ind w:left="5607" w:hanging="360"/>
+      </w:pPr>
+    </w:lvl>
+    <w:lvl w:ilvl="7" w:tplc="04160019" w:tentative="1">
+      <w:start w:val="1"/>
+      <w:numFmt w:val="lowerLetter"/>
+      <w:lvlText w:val="%8."/>
+      <w:lvlJc w:val="left"/>
+      <w:pPr>
+        <w:ind w:left="6327" w:hanging="360"/>
+      </w:pPr>
+    </w:lvl>
+    <w:lvl w:ilvl="8" w:tplc="0416001B" w:tentative="1">
+      <w:start w:val="1"/>
+      <w:numFmt w:val="lowerRoman"/>
+      <w:lvlText w:val="%9."/>
+      <w:lvlJc w:val="right"/>
+      <w:pPr>
+        <w:ind w:left="7047" w:hanging="180"/>
+      </w:pPr>
+    </w:lvl>
+  </w:abstractNum>
+  <w:abstractNum w:abstractNumId="12">
+    <w:nsid w:val="73B83060"/>
     <w:multiLevelType w:val="multilevel"/>
-    <w:tmpl w:val="7F28A0DC"/>
+    <w:tmpl w:val="19567164"/>
     <w:lvl w:ilvl="0">
       <w:start w:val="1"/>
       <w:numFmt w:val="bullet"/>
@@ -7541,156 +7994,93 @@
       </w:rPr>
     </w:lvl>
   </w:abstractNum>
-  <w:abstractNum w:abstractNumId="5">
-    <w:nsid w:val="73B83060"/>
-    <w:multiLevelType w:val="multilevel"/>
-    <w:tmpl w:val="19567164"/>
-    <w:lvl w:ilvl="0">
-      <w:start w:val="1"/>
-      <w:numFmt w:val="bullet"/>
-      <w:lvlText w:val=""/>
-      <w:lvlJc w:val="left"/>
-      <w:pPr>
-        <w:tabs>
-          <w:tab w:val="num" w:pos="720"/>
-        </w:tabs>
-        <w:ind w:left="720" w:hanging="360"/>
-      </w:pPr>
-      <w:rPr>
-        <w:rFonts w:ascii="Symbol" w:hAnsi="Symbol" w:hint="default"/>
-        <w:sz w:val="20"/>
-      </w:rPr>
-    </w:lvl>
-    <w:lvl w:ilvl="1" w:tentative="1">
-      <w:start w:val="1"/>
-      <w:numFmt w:val="bullet"/>
-      <w:lvlText w:val="o"/>
-      <w:lvlJc w:val="left"/>
-      <w:pPr>
-        <w:tabs>
-          <w:tab w:val="num" w:pos="1440"/>
-        </w:tabs>
-        <w:ind w:left="1440" w:hanging="360"/>
-      </w:pPr>
-      <w:rPr>
-        <w:rFonts w:ascii="Courier New" w:hAnsi="Courier New" w:hint="default"/>
-        <w:sz w:val="20"/>
-      </w:rPr>
-    </w:lvl>
-    <w:lvl w:ilvl="2" w:tentative="1">
-      <w:start w:val="1"/>
-      <w:numFmt w:val="bullet"/>
-      <w:lvlText w:val=""/>
-      <w:lvlJc w:val="left"/>
-      <w:pPr>
-        <w:tabs>
-          <w:tab w:val="num" w:pos="2160"/>
-        </w:tabs>
-        <w:ind w:left="2160" w:hanging="360"/>
-      </w:pPr>
-      <w:rPr>
-        <w:rFonts w:ascii="Wingdings" w:hAnsi="Wingdings" w:hint="default"/>
-        <w:sz w:val="20"/>
-      </w:rPr>
-    </w:lvl>
-    <w:lvl w:ilvl="3" w:tentative="1">
-      <w:start w:val="1"/>
-      <w:numFmt w:val="bullet"/>
-      <w:lvlText w:val=""/>
-      <w:lvlJc w:val="left"/>
-      <w:pPr>
-        <w:tabs>
-          <w:tab w:val="num" w:pos="2880"/>
-        </w:tabs>
-        <w:ind w:left="2880" w:hanging="360"/>
-      </w:pPr>
-      <w:rPr>
-        <w:rFonts w:ascii="Wingdings" w:hAnsi="Wingdings" w:hint="default"/>
-        <w:sz w:val="20"/>
-      </w:rPr>
-    </w:lvl>
-    <w:lvl w:ilvl="4" w:tentative="1">
-      <w:start w:val="1"/>
-      <w:numFmt w:val="bullet"/>
-      <w:lvlText w:val=""/>
-      <w:lvlJc w:val="left"/>
-      <w:pPr>
-        <w:tabs>
-          <w:tab w:val="num" w:pos="3600"/>
-        </w:tabs>
-        <w:ind w:left="3600" w:hanging="360"/>
-      </w:pPr>
-      <w:rPr>
-        <w:rFonts w:ascii="Wingdings" w:hAnsi="Wingdings" w:hint="default"/>
-        <w:sz w:val="20"/>
-      </w:rPr>
-    </w:lvl>
-    <w:lvl w:ilvl="5" w:tentative="1">
-      <w:start w:val="1"/>
-      <w:numFmt w:val="bullet"/>
-      <w:lvlText w:val=""/>
-      <w:lvlJc w:val="left"/>
-      <w:pPr>
-        <w:tabs>
-          <w:tab w:val="num" w:pos="4320"/>
-        </w:tabs>
-        <w:ind w:left="4320" w:hanging="360"/>
-      </w:pPr>
-      <w:rPr>
-        <w:rFonts w:ascii="Wingdings" w:hAnsi="Wingdings" w:hint="default"/>
-        <w:sz w:val="20"/>
-      </w:rPr>
-    </w:lvl>
-    <w:lvl w:ilvl="6" w:tentative="1">
-      <w:start w:val="1"/>
-      <w:numFmt w:val="bullet"/>
-      <w:lvlText w:val=""/>
-      <w:lvlJc w:val="left"/>
-      <w:pPr>
-        <w:tabs>
-          <w:tab w:val="num" w:pos="5040"/>
-        </w:tabs>
-        <w:ind w:left="5040" w:hanging="360"/>
-      </w:pPr>
-      <w:rPr>
-        <w:rFonts w:ascii="Wingdings" w:hAnsi="Wingdings" w:hint="default"/>
-        <w:sz w:val="20"/>
-      </w:rPr>
-    </w:lvl>
-    <w:lvl w:ilvl="7" w:tentative="1">
-      <w:start w:val="1"/>
-      <w:numFmt w:val="bullet"/>
-      <w:lvlText w:val=""/>
-      <w:lvlJc w:val="left"/>
-      <w:pPr>
-        <w:tabs>
-          <w:tab w:val="num" w:pos="5760"/>
-        </w:tabs>
-        <w:ind w:left="5760" w:hanging="360"/>
-      </w:pPr>
-      <w:rPr>
-        <w:rFonts w:ascii="Wingdings" w:hAnsi="Wingdings" w:hint="default"/>
-        <w:sz w:val="20"/>
-      </w:rPr>
-    </w:lvl>
-    <w:lvl w:ilvl="8" w:tentative="1">
-      <w:start w:val="1"/>
-      <w:numFmt w:val="bullet"/>
-      <w:lvlText w:val=""/>
-      <w:lvlJc w:val="left"/>
-      <w:pPr>
-        <w:tabs>
-          <w:tab w:val="num" w:pos="6480"/>
-        </w:tabs>
-        <w:ind w:left="6480" w:hanging="360"/>
-      </w:pPr>
-      <w:rPr>
-        <w:rFonts w:ascii="Wingdings" w:hAnsi="Wingdings" w:hint="default"/>
-        <w:sz w:val="20"/>
-      </w:rPr>
+  <w:abstractNum w:abstractNumId="13">
+    <w:nsid w:val="76F8493B"/>
+    <w:multiLevelType w:val="hybridMultilevel"/>
+    <w:tmpl w:val="4C3041D0"/>
+    <w:lvl w:ilvl="0" w:tplc="0416000F">
+      <w:start w:val="1"/>
+      <w:numFmt w:val="decimal"/>
+      <w:lvlText w:val="%1."/>
+      <w:lvlJc w:val="left"/>
+      <w:pPr>
+        <w:ind w:left="1287" w:hanging="360"/>
+      </w:pPr>
+    </w:lvl>
+    <w:lvl w:ilvl="1" w:tplc="04160019" w:tentative="1">
+      <w:start w:val="1"/>
+      <w:numFmt w:val="lowerLetter"/>
+      <w:lvlText w:val="%2."/>
+      <w:lvlJc w:val="left"/>
+      <w:pPr>
+        <w:ind w:left="2007" w:hanging="360"/>
+      </w:pPr>
+    </w:lvl>
+    <w:lvl w:ilvl="2" w:tplc="0416001B" w:tentative="1">
+      <w:start w:val="1"/>
+      <w:numFmt w:val="lowerRoman"/>
+      <w:lvlText w:val="%3."/>
+      <w:lvlJc w:val="right"/>
+      <w:pPr>
+        <w:ind w:left="2727" w:hanging="180"/>
+      </w:pPr>
+    </w:lvl>
+    <w:lvl w:ilvl="3" w:tplc="0416000F" w:tentative="1">
+      <w:start w:val="1"/>
+      <w:numFmt w:val="decimal"/>
+      <w:lvlText w:val="%4."/>
+      <w:lvlJc w:val="left"/>
+      <w:pPr>
+        <w:ind w:left="3447" w:hanging="360"/>
+      </w:pPr>
+    </w:lvl>
+    <w:lvl w:ilvl="4" w:tplc="04160019" w:tentative="1">
+      <w:start w:val="1"/>
+      <w:numFmt w:val="lowerLetter"/>
+      <w:lvlText w:val="%5."/>
+      <w:lvlJc w:val="left"/>
+      <w:pPr>
+        <w:ind w:left="4167" w:hanging="360"/>
+      </w:pPr>
+    </w:lvl>
+    <w:lvl w:ilvl="5" w:tplc="0416001B" w:tentative="1">
+      <w:start w:val="1"/>
+      <w:numFmt w:val="lowerRoman"/>
+      <w:lvlText w:val="%6."/>
+      <w:lvlJc w:val="right"/>
+      <w:pPr>
+        <w:ind w:left="4887" w:hanging="180"/>
+      </w:pPr>
+    </w:lvl>
+    <w:lvl w:ilvl="6" w:tplc="0416000F" w:tentative="1">
+      <w:start w:val="1"/>
+      <w:numFmt w:val="decimal"/>
+      <w:lvlText w:val="%7."/>
+      <w:lvlJc w:val="left"/>
+      <w:pPr>
+        <w:ind w:left="5607" w:hanging="360"/>
+      </w:pPr>
+    </w:lvl>
+    <w:lvl w:ilvl="7" w:tplc="04160019" w:tentative="1">
+      <w:start w:val="1"/>
+      <w:numFmt w:val="lowerLetter"/>
+      <w:lvlText w:val="%8."/>
+      <w:lvlJc w:val="left"/>
+      <w:pPr>
+        <w:ind w:left="6327" w:hanging="360"/>
+      </w:pPr>
+    </w:lvl>
+    <w:lvl w:ilvl="8" w:tplc="0416001B" w:tentative="1">
+      <w:start w:val="1"/>
+      <w:numFmt w:val="lowerRoman"/>
+      <w:lvlText w:val="%9."/>
+      <w:lvlJc w:val="right"/>
+      <w:pPr>
+        <w:ind w:left="7047" w:hanging="180"/>
+      </w:pPr>
     </w:lvl>
   </w:abstractNum>
-  <w:abstractNum w:abstractNumId="6">
+  <w:abstractNum w:abstractNumId="14">
     <w:nsid w:val="7E740163"/>
     <w:multiLevelType w:val="multilevel"/>
     <w:tmpl w:val="A740C9EA"/>
@@ -7843,22 +8233,46 @@
     <w:abstractNumId w:val="2"/>
   </w:num>
   <w:num w:numId="2">
-    <w:abstractNumId w:val="4"/>
+    <w:abstractNumId w:val="8"/>
   </w:num>
   <w:num w:numId="3">
-    <w:abstractNumId w:val="5"/>
+    <w:abstractNumId w:val="12"/>
   </w:num>
   <w:num w:numId="4">
     <w:abstractNumId w:val="1"/>
   </w:num>
   <w:num w:numId="5">
-    <w:abstractNumId w:val="6"/>
+    <w:abstractNumId w:val="14"/>
   </w:num>
   <w:num w:numId="6">
     <w:abstractNumId w:val="0"/>
   </w:num>
   <w:num w:numId="7">
+    <w:abstractNumId w:val="7"/>
+  </w:num>
+  <w:num w:numId="8">
+    <w:abstractNumId w:val="4"/>
+  </w:num>
+  <w:num w:numId="9">
+    <w:abstractNumId w:val="10"/>
+  </w:num>
+  <w:num w:numId="10">
+    <w:abstractNumId w:val="13"/>
+  </w:num>
+  <w:num w:numId="11">
+    <w:abstractNumId w:val="11"/>
+  </w:num>
+  <w:num w:numId="12">
+    <w:abstractNumId w:val="5"/>
+  </w:num>
+  <w:num w:numId="13">
+    <w:abstractNumId w:val="6"/>
+  </w:num>
+  <w:num w:numId="14">
     <w:abstractNumId w:val="3"/>
+  </w:num>
+  <w:num w:numId="15">
+    <w:abstractNumId w:val="9"/>
   </w:num>
 </w:numbering>
 </file>
@@ -8284,7 +8698,6 @@
     <w:next w:val="Normal"/>
     <w:link w:val="Ttulo2Char"/>
     <w:uiPriority w:val="9"/>
-    <w:semiHidden/>
     <w:unhideWhenUsed/>
     <w:qFormat/>
     <w:rsid w:val="00F67776"/>
@@ -8497,7 +8910,6 @@
     <w:basedOn w:val="Fontepargpadro"/>
     <w:link w:val="Ttulo2"/>
     <w:uiPriority w:val="9"/>
-    <w:semiHidden/>
     <w:rsid w:val="00F67776"/>
     <w:rPr>
       <w:rFonts w:asciiTheme="majorHAnsi" w:eastAsiaTheme="majorEastAsia" w:hAnsiTheme="majorHAnsi" w:cstheme="majorBidi"/>
@@ -8786,7 +9198,7 @@
 </file>
 
 <file path=customXml/itemProps1.xml><?xml version="1.0" encoding="utf-8"?>
-<ds:datastoreItem xmlns:ds="http://schemas.openxmlformats.org/officeDocument/2006/customXml" ds:itemID="{E0DBE384-BB5F-439A-B6DD-6C8327C4C48A}">
+<ds:datastoreItem xmlns:ds="http://schemas.openxmlformats.org/officeDocument/2006/customXml" ds:itemID="{7191FAD7-BE34-467A-8949-35A0798CAFB1}">
   <ds:schemaRefs>
     <ds:schemaRef ds:uri="http://schemas.openxmlformats.org/officeDocument/2006/bibliography"/>
   </ds:schemaRefs>

--- a/ARQUIVOS LURE_PRECI/PROJECTO CNECTA LUREFRAMULO.docx
+++ b/ARQUIVOS LURE_PRECI/PROJECTO CNECTA LUREFRAMULO.docx
@@ -3925,27 +3925,6 @@
     </w:p>
     <w:p>
       <w:pPr>
-        <w:spacing w:line="360" w:lineRule="auto"/>
-        <w:jc w:val="both"/>
-        <w:rPr>
-          <w:rFonts w:ascii="Times New Roman" w:eastAsia="Times New Roman" w:hAnsi="Times New Roman" w:cs="Times New Roman"/>
-          <w:sz w:val="24"/>
-          <w:szCs w:val="24"/>
-          <w:lang w:eastAsia="pt-BR"/>
-        </w:rPr>
-      </w:pPr>
-      <w:r>
-        <w:rPr>
-          <w:rFonts w:ascii="Times New Roman" w:eastAsia="Times New Roman" w:hAnsi="Times New Roman" w:cs="Times New Roman"/>
-          <w:sz w:val="24"/>
-          <w:szCs w:val="24"/>
-          <w:lang w:eastAsia="pt-BR"/>
-        </w:rPr>
-        <w:br w:type="page"/>
-      </w:r>
-    </w:p>
-    <w:p>
-      <w:pPr>
         <w:pStyle w:val="Ttulo1"/>
         <w:tabs>
           <w:tab w:val="left" w:pos="5554"/>
@@ -3962,8 +3941,7 @@
           <w:sz w:val="24"/>
           <w:szCs w:val="24"/>
         </w:rPr>
-        <w:lastRenderedPageBreak/>
-        <w:t>9. TECNOLOGIAS UTILIZADAS (EM LINGUAGEM ACESSÍVEL)</w:t>
+        <w:t>9. TECNOLOGIAS UTILIZADAS</w:t>
       </w:r>
       <w:r>
         <w:rPr>
@@ -3986,168 +3964,232 @@
           <w:lang w:eastAsia="pt-BR"/>
         </w:rPr>
       </w:pPr>
+      <w:r>
+        <w:rPr>
+          <w:rFonts w:ascii="Times New Roman" w:hAnsi="Times New Roman" w:cs="Times New Roman"/>
+          <w:i/>
+          <w:sz w:val="24"/>
+          <w:szCs w:val="24"/>
+        </w:rPr>
+        <w:t>"A tecnologia só gera valor quando é compreendida por quem toma decisões."</w:t>
+      </w:r>
+    </w:p>
+    <w:p>
+      <w:pPr>
+        <w:pStyle w:val="NormalWeb"/>
+        <w:spacing w:line="360" w:lineRule="auto"/>
+        <w:ind w:firstLine="567"/>
+        <w:jc w:val="both"/>
+      </w:pPr>
+      <w:r>
+        <w:t>O Projeto Conecta Lureframulu &amp; Precimuel será desenvolvido com recurso a tecnologias amplamente utilizadas na criação de plataformas institucionais em todo o mundo. A escolha dessas tecnologias não foi feita por serem as mais complexas, mas por reunirem características importantes para o Instituto: estabilidade, facilidade de manutenção, segurança, desempenho e possibilidade de evolução.</w:t>
+      </w:r>
+    </w:p>
+    <w:p>
+      <w:pPr>
+        <w:pStyle w:val="NormalWeb"/>
+        <w:spacing w:line="360" w:lineRule="auto"/>
+        <w:ind w:firstLine="567"/>
+        <w:jc w:val="both"/>
+      </w:pPr>
+      <w:r>
+        <w:lastRenderedPageBreak/>
+        <w:t>A seguir, apresenta-se uma explicação simples sobre o papel de cada tecnologia na construção da plataforma.</w:t>
+      </w:r>
+    </w:p>
+    <w:p>
+      <w:pPr>
+        <w:pStyle w:val="Ttulo2"/>
+        <w:spacing w:line="360" w:lineRule="auto"/>
+        <w:ind w:firstLine="567"/>
+        <w:jc w:val="both"/>
+        <w:rPr>
+          <w:rFonts w:ascii="Times New Roman" w:hAnsi="Times New Roman" w:cs="Times New Roman"/>
+          <w:color w:val="auto"/>
+          <w:sz w:val="24"/>
+          <w:szCs w:val="24"/>
+        </w:rPr>
+      </w:pPr>
+      <w:r>
+        <w:rPr>
+          <w:rFonts w:ascii="Times New Roman" w:hAnsi="Times New Roman" w:cs="Times New Roman"/>
+          <w:color w:val="auto"/>
+          <w:sz w:val="24"/>
+          <w:szCs w:val="24"/>
+        </w:rPr>
+        <w:t>HTML – A estrutura da plataforma</w:t>
+      </w:r>
+    </w:p>
+    <w:p>
+      <w:pPr>
+        <w:pStyle w:val="NormalWeb"/>
+        <w:spacing w:line="360" w:lineRule="auto"/>
+        <w:ind w:firstLine="567"/>
+        <w:jc w:val="both"/>
+      </w:pPr>
+      <w:r>
+        <w:t>O HTML pode ser comparado à estrutura de um edifício. É a tecnologia responsável por organizar todas as informações apresentadas na plataforma, definindo onde serão exibidos os textos, imagens, menus, formulários e demais conteúdos.</w:t>
+      </w:r>
+    </w:p>
+    <w:p>
+      <w:pPr>
+        <w:pStyle w:val="NormalWeb"/>
+        <w:spacing w:line="360" w:lineRule="auto"/>
+        <w:ind w:firstLine="567"/>
+        <w:jc w:val="both"/>
+      </w:pPr>
+      <w:r>
+        <w:t>Graças ao HTML, cada informação possui um local próprio e organizado, permitindo que os visitantes encontrem facilmente aquilo que procuram.</w:t>
+      </w:r>
+    </w:p>
+    <w:p>
+      <w:pPr>
+        <w:pStyle w:val="Ttulo2"/>
+        <w:spacing w:line="360" w:lineRule="auto"/>
+        <w:ind w:firstLine="567"/>
+        <w:jc w:val="both"/>
+        <w:rPr>
+          <w:rFonts w:ascii="Times New Roman" w:hAnsi="Times New Roman" w:cs="Times New Roman"/>
+          <w:color w:val="auto"/>
+          <w:sz w:val="24"/>
+          <w:szCs w:val="24"/>
+        </w:rPr>
+      </w:pPr>
+      <w:r>
+        <w:rPr>
+          <w:rFonts w:ascii="Times New Roman" w:hAnsi="Times New Roman" w:cs="Times New Roman"/>
+          <w:color w:val="auto"/>
+          <w:sz w:val="24"/>
+          <w:szCs w:val="24"/>
+        </w:rPr>
+        <w:t>CSS – A identidade visual</w:t>
+      </w:r>
+    </w:p>
+    <w:p>
+      <w:pPr>
+        <w:pStyle w:val="NormalWeb"/>
+        <w:spacing w:line="360" w:lineRule="auto"/>
+        <w:ind w:firstLine="567"/>
+        <w:jc w:val="both"/>
+      </w:pPr>
+      <w:r>
+        <w:t>O CSS é responsável pela aparência da plataforma.</w:t>
+      </w:r>
+    </w:p>
+    <w:p>
+      <w:pPr>
+        <w:pStyle w:val="NormalWeb"/>
+        <w:spacing w:line="360" w:lineRule="auto"/>
+        <w:ind w:firstLine="567"/>
+        <w:jc w:val="both"/>
+      </w:pPr>
+      <w:r>
+        <w:t>É através desta tecnologia que são definidos os elementos visuais, como cores, tipos de letra, espaçamentos, organização das páginas e adaptação a diferentes tamanhos de ecrã, incluindo computadores, tablets e telemóveis.</w:t>
+      </w:r>
+    </w:p>
+    <w:p>
+      <w:pPr>
+        <w:pStyle w:val="NormalWeb"/>
+        <w:spacing w:line="360" w:lineRule="auto"/>
+        <w:ind w:firstLine="567"/>
+        <w:jc w:val="both"/>
+      </w:pPr>
+      <w:r>
+        <w:t>Em termos simples, enquanto o HTML constrói a estrutura, o CSS torna essa estrutura agradável, organizada e compatível com a identidade visual do Instituto.</w:t>
+      </w:r>
+    </w:p>
+    <w:p>
+      <w:pPr>
+        <w:pStyle w:val="Ttulo2"/>
+        <w:spacing w:line="360" w:lineRule="auto"/>
+        <w:ind w:firstLine="567"/>
+        <w:jc w:val="both"/>
+        <w:rPr>
+          <w:rFonts w:ascii="Times New Roman" w:hAnsi="Times New Roman" w:cs="Times New Roman"/>
+          <w:color w:val="auto"/>
+          <w:sz w:val="24"/>
+          <w:szCs w:val="24"/>
+        </w:rPr>
+      </w:pPr>
+      <w:r>
+        <w:rPr>
+          <w:rFonts w:ascii="Times New Roman" w:hAnsi="Times New Roman" w:cs="Times New Roman"/>
+          <w:color w:val="auto"/>
+          <w:sz w:val="24"/>
+          <w:szCs w:val="24"/>
+        </w:rPr>
+        <w:t>JavaScript – A interação</w:t>
+      </w:r>
+    </w:p>
+    <w:p>
+      <w:pPr>
+        <w:pStyle w:val="NormalWeb"/>
+        <w:spacing w:line="360" w:lineRule="auto"/>
+        <w:ind w:firstLine="567"/>
+        <w:jc w:val="both"/>
+      </w:pPr>
+      <w:r>
+        <w:t>O JavaScript acrescenta funcionalidades que tornam a plataforma mais dinâmica e agradável de utilizar.</w:t>
+      </w:r>
+    </w:p>
+    <w:p>
+      <w:pPr>
+        <w:pStyle w:val="NormalWeb"/>
+        <w:spacing w:line="360" w:lineRule="auto"/>
+        <w:ind w:firstLine="567"/>
+        <w:jc w:val="both"/>
+      </w:pPr>
+      <w:r>
+        <w:t>Graças a esta tecnologia, será possível criar menus interativos, galerias de imagens, formulários inteligentes, animações discretas e outras funcionalidades que melhoram a experiência do utilizador, tornando a navegação mais simples e intuitiva.</w:t>
+      </w:r>
+    </w:p>
+    <w:p>
+      <w:pPr>
+        <w:pStyle w:val="Ttulo2"/>
+        <w:spacing w:line="360" w:lineRule="auto"/>
+        <w:ind w:firstLine="567"/>
+        <w:jc w:val="both"/>
+        <w:rPr>
+          <w:rFonts w:ascii="Times New Roman" w:hAnsi="Times New Roman" w:cs="Times New Roman"/>
+          <w:b/>
+          <w:color w:val="auto"/>
+          <w:sz w:val="24"/>
+          <w:szCs w:val="24"/>
+        </w:rPr>
+      </w:pPr>
+      <w:r>
+        <w:rPr>
+          <w:rFonts w:ascii="Times New Roman" w:hAnsi="Times New Roman" w:cs="Times New Roman"/>
+          <w:b/>
+          <w:color w:val="auto"/>
+          <w:sz w:val="24"/>
+          <w:szCs w:val="24"/>
+        </w:rPr>
+        <w:t xml:space="preserve">9.1. </w:t>
+      </w:r>
+      <w:r>
+        <w:rPr>
+          <w:rFonts w:ascii="Times New Roman" w:hAnsi="Times New Roman" w:cs="Times New Roman"/>
+          <w:b/>
+          <w:color w:val="auto"/>
+          <w:sz w:val="24"/>
+          <w:szCs w:val="24"/>
+        </w:rPr>
+        <w:t>Organização do desenvolvimento</w:t>
+      </w:r>
+    </w:p>
+    <w:p>
+      <w:pPr>
+        <w:pStyle w:val="NormalWeb"/>
+        <w:spacing w:line="360" w:lineRule="auto"/>
+        <w:ind w:firstLine="567"/>
+        <w:jc w:val="both"/>
+      </w:pPr>
+      <w:r>
+        <w:t>Uma das preocupações do Projeto Conecta Lureframulu &amp; Precimuel é garantir que a plataforma possa ser facilmente atualizada e ampliada no futuro.</w:t>
+      </w:r>
       <w:bookmarkStart w:id="0" w:name="_GoBack"/>
       <w:bookmarkEnd w:id="0"/>
-      <w:r>
-        <w:rPr>
-          <w:rFonts w:ascii="Times New Roman" w:hAnsi="Times New Roman" w:cs="Times New Roman"/>
-          <w:i/>
-          <w:sz w:val="24"/>
-          <w:szCs w:val="24"/>
-        </w:rPr>
-        <w:t>"A tecnologia só gera valor quando é compreendida por quem toma decisões."</w:t>
-      </w:r>
-    </w:p>
-    <w:p>
-      <w:pPr>
-        <w:pStyle w:val="NormalWeb"/>
-        <w:spacing w:line="360" w:lineRule="auto"/>
-        <w:ind w:firstLine="567"/>
-        <w:jc w:val="both"/>
-      </w:pPr>
-      <w:r>
-        <w:t>O Projeto Conecta Lureframulu &amp; Precimuel será desenvolvido com recurso a tecnologias amplamente utilizadas na criação de plataformas institucionais em todo o mundo. A escolha dessas tecnologias não foi feita por serem as mais complexas, mas por reunirem características importantes para o Instituto: estabilidade, facilidade de manutenção, segurança, desempenho e possibilidade de evolução.</w:t>
-      </w:r>
-    </w:p>
-    <w:p>
-      <w:pPr>
-        <w:pStyle w:val="NormalWeb"/>
-        <w:spacing w:line="360" w:lineRule="auto"/>
-        <w:ind w:firstLine="567"/>
-        <w:jc w:val="both"/>
-      </w:pPr>
-      <w:r>
-        <w:t>A seguir, apresenta-se uma explicação simples sobre o papel de cada tecnologia na construção da plataforma.</w:t>
-      </w:r>
-    </w:p>
-    <w:p>
-      <w:pPr>
-        <w:pStyle w:val="Ttulo2"/>
-        <w:spacing w:line="360" w:lineRule="auto"/>
-        <w:ind w:firstLine="567"/>
-        <w:jc w:val="both"/>
-        <w:rPr>
-          <w:rFonts w:ascii="Times New Roman" w:hAnsi="Times New Roman" w:cs="Times New Roman"/>
-          <w:sz w:val="24"/>
-          <w:szCs w:val="24"/>
-        </w:rPr>
-      </w:pPr>
-      <w:r>
-        <w:rPr>
-          <w:rFonts w:ascii="Times New Roman" w:hAnsi="Times New Roman" w:cs="Times New Roman"/>
-          <w:sz w:val="24"/>
-          <w:szCs w:val="24"/>
-        </w:rPr>
-        <w:t>HTML – A estrutura da plataforma</w:t>
-      </w:r>
-    </w:p>
-    <w:p>
-      <w:pPr>
-        <w:pStyle w:val="NormalWeb"/>
-        <w:spacing w:line="360" w:lineRule="auto"/>
-        <w:ind w:firstLine="567"/>
-        <w:jc w:val="both"/>
-      </w:pPr>
-      <w:r>
-        <w:t>O HTML pode ser comparado à estrutura de um edifício. É a tecnologia responsável por organizar todas as informações apresentadas na plataforma, definindo onde serão exibidos os textos, imagens, menus, formulários e demais conteúdos.</w:t>
-      </w:r>
-    </w:p>
-    <w:p>
-      <w:pPr>
-        <w:pStyle w:val="NormalWeb"/>
-        <w:spacing w:line="360" w:lineRule="auto"/>
-        <w:ind w:firstLine="567"/>
-        <w:jc w:val="both"/>
-      </w:pPr>
-      <w:r>
-        <w:t>Graças ao HTML, cada informação possui um local próprio e organizado, permitindo que os visitantes encontrem facilmente aquilo que procuram.</w:t>
-      </w:r>
-    </w:p>
-    <w:p>
-      <w:pPr>
-        <w:pStyle w:val="Ttulo2"/>
-        <w:spacing w:line="360" w:lineRule="auto"/>
-        <w:ind w:firstLine="567"/>
-        <w:jc w:val="both"/>
-        <w:rPr>
-          <w:rFonts w:ascii="Times New Roman" w:hAnsi="Times New Roman" w:cs="Times New Roman"/>
-          <w:sz w:val="24"/>
-          <w:szCs w:val="24"/>
-        </w:rPr>
-      </w:pPr>
-      <w:r>
-        <w:rPr>
-          <w:rFonts w:ascii="Times New Roman" w:hAnsi="Times New Roman" w:cs="Times New Roman"/>
-          <w:sz w:val="24"/>
-          <w:szCs w:val="24"/>
-        </w:rPr>
-        <w:t>CSS – A identidade visual</w:t>
-      </w:r>
-    </w:p>
-    <w:p>
-      <w:pPr>
-        <w:pStyle w:val="NormalWeb"/>
-        <w:spacing w:line="360" w:lineRule="auto"/>
-        <w:ind w:firstLine="567"/>
-        <w:jc w:val="both"/>
-      </w:pPr>
-      <w:r>
-        <w:t>O CSS é responsável pela aparência da plataforma.</w:t>
-      </w:r>
-    </w:p>
-    <w:p>
-      <w:pPr>
-        <w:pStyle w:val="NormalWeb"/>
-        <w:spacing w:line="360" w:lineRule="auto"/>
-        <w:ind w:firstLine="567"/>
-        <w:jc w:val="both"/>
-      </w:pPr>
-      <w:r>
-        <w:t>É através desta tecnologia que são definidos os elementos visuais, como cores, tipos de letra, espaçamentos, organização das páginas e adaptação a diferentes tamanhos de ecrã, incluindo computadores, tablets e telemóveis.</w:t>
-      </w:r>
-    </w:p>
-    <w:p>
-      <w:pPr>
-        <w:pStyle w:val="NormalWeb"/>
-        <w:spacing w:line="360" w:lineRule="auto"/>
-        <w:ind w:firstLine="567"/>
-        <w:jc w:val="both"/>
-      </w:pPr>
-      <w:r>
-        <w:t>Em termos simples, enquanto o HTML constrói a estrutura, o CSS torna essa estrutura agradável, organizada e compatível com a identidade visual do Instituto.</w:t>
-      </w:r>
-    </w:p>
-    <w:p>
-      <w:pPr>
-        <w:pStyle w:val="Ttulo2"/>
-        <w:spacing w:line="360" w:lineRule="auto"/>
-        <w:ind w:firstLine="567"/>
-        <w:jc w:val="both"/>
-        <w:rPr>
-          <w:rFonts w:ascii="Times New Roman" w:hAnsi="Times New Roman" w:cs="Times New Roman"/>
-          <w:sz w:val="24"/>
-          <w:szCs w:val="24"/>
-        </w:rPr>
-      </w:pPr>
-      <w:r>
-        <w:rPr>
-          <w:rFonts w:ascii="Times New Roman" w:hAnsi="Times New Roman" w:cs="Times New Roman"/>
-          <w:sz w:val="24"/>
-          <w:szCs w:val="24"/>
-        </w:rPr>
-        <w:t>JavaScript – A interação</w:t>
-      </w:r>
-    </w:p>
-    <w:p>
-      <w:pPr>
-        <w:pStyle w:val="NormalWeb"/>
-        <w:spacing w:line="360" w:lineRule="auto"/>
-        <w:ind w:firstLine="567"/>
-        <w:jc w:val="both"/>
-      </w:pPr>
-      <w:r>
-        <w:t>O JavaScript acrescenta funcionalidades que tornam a plataforma mais dinâmica e agradável de utilizar.</w:t>
-      </w:r>
     </w:p>
     <w:p>
       <w:pPr>
@@ -4158,49 +4200,6 @@
       </w:pPr>
       <w:r>
         <w:lastRenderedPageBreak/>
-        <w:t>Graças a esta tecnologia, será possível criar menus interativos, galerias de imagens, formulários inteligentes, animações discretas e outras funcionalidades que melhoram a experiência do utilizador, tornando a navegação mais simples e intuitiva.</w:t>
-      </w:r>
-    </w:p>
-    <w:p>
-      <w:pPr>
-        <w:pStyle w:val="Ttulo2"/>
-        <w:spacing w:line="360" w:lineRule="auto"/>
-        <w:ind w:firstLine="567"/>
-        <w:jc w:val="both"/>
-        <w:rPr>
-          <w:rFonts w:ascii="Times New Roman" w:hAnsi="Times New Roman" w:cs="Times New Roman"/>
-          <w:sz w:val="24"/>
-          <w:szCs w:val="24"/>
-        </w:rPr>
-      </w:pPr>
-      <w:r>
-        <w:rPr>
-          <w:rFonts w:ascii="Times New Roman" w:hAnsi="Times New Roman" w:cs="Times New Roman"/>
-          <w:sz w:val="24"/>
-          <w:szCs w:val="24"/>
-        </w:rPr>
-        <w:t>Organização do desenvolvimento</w:t>
-      </w:r>
-    </w:p>
-    <w:p>
-      <w:pPr>
-        <w:pStyle w:val="NormalWeb"/>
-        <w:spacing w:line="360" w:lineRule="auto"/>
-        <w:ind w:firstLine="567"/>
-        <w:jc w:val="both"/>
-      </w:pPr>
-      <w:r>
-        <w:t>Uma das preocupações do Projeto Conecta Lureframulu &amp; Precimuel é garantir que a plataforma possa ser facilmente atualizada e ampliada no futuro.</w:t>
-      </w:r>
-    </w:p>
-    <w:p>
-      <w:pPr>
-        <w:pStyle w:val="NormalWeb"/>
-        <w:spacing w:line="360" w:lineRule="auto"/>
-        <w:ind w:firstLine="567"/>
-        <w:jc w:val="both"/>
-      </w:pPr>
-      <w:r>
         <w:t>Por esse motivo, o desenvolvimento será organizado de forma estruturada, separando os conteúdos, o design e as funcionalidades. Esta metodologia facilita futuras alterações, reduz o tempo necessário para manutenção e permite a implementação gradual de novos recursos sem comprometer o funcionamento da plataforma.</w:t>
       </w:r>
     </w:p>
@@ -4317,7 +4316,6 @@
         <w:jc w:val="both"/>
       </w:pPr>
       <w:r>
-        <w:lastRenderedPageBreak/>
         <w:t>oferecem elevado nível de compatibilidade com diferentes navegadores e dispositivos;</w:t>
       </w:r>
     </w:p>
@@ -4374,7 +4372,11 @@
         <w:jc w:val="both"/>
       </w:pPr>
       <w:r>
-        <w:t>Desta forma, a escolha tecnológica do Projeto Conecta Lureframulu &amp; Precimuel não procura impressionar pela complexidade, mas assegurar que o Instituto disponha de uma solução moderna, confiável e preparada para acompanhar a sua evolução ao longo do tempo.</w:t>
+        <w:t xml:space="preserve">Desta forma, a escolha tecnológica do Projeto Conecta Lureframulu &amp; Precimuel não procura impressionar pela complexidade, mas assegurar que o Instituto disponha de </w:t>
+      </w:r>
+      <w:r>
+        <w:lastRenderedPageBreak/>
+        <w:t>uma solução moderna, confiável e preparada para acompanhar a sua evolução ao longo do tempo.</w:t>
       </w:r>
     </w:p>
     <w:p>
@@ -9198,7 +9200,7 @@
 </file>
 
 <file path=customXml/itemProps1.xml><?xml version="1.0" encoding="utf-8"?>
-<ds:datastoreItem xmlns:ds="http://schemas.openxmlformats.org/officeDocument/2006/customXml" ds:itemID="{7191FAD7-BE34-467A-8949-35A0798CAFB1}">
+<ds:datastoreItem xmlns:ds="http://schemas.openxmlformats.org/officeDocument/2006/customXml" ds:itemID="{9F84AECE-02E3-4141-A10D-A81EBE37AE81}">
   <ds:schemaRefs>
     <ds:schemaRef ds:uri="http://schemas.openxmlformats.org/officeDocument/2006/bibliography"/>
   </ds:schemaRefs>

--- a/ARQUIVOS LURE_PRECI/PROJECTO CNECTA LUREFRAMULO.docx
+++ b/ARQUIVOS LURE_PRECI/PROJECTO CNECTA LUREFRAMULO.docx
@@ -4188,8 +4188,6 @@
       <w:r>
         <w:t>Uma das preocupações do Projeto Conecta Lureframulu &amp; Precimuel é garantir que a plataforma possa ser facilmente atualizada e ampliada no futuro.</w:t>
       </w:r>
-      <w:bookmarkStart w:id="0" w:name="_GoBack"/>
-      <w:bookmarkEnd w:id="0"/>
     </w:p>
     <w:p>
       <w:pPr>
@@ -4443,10 +4441,18 @@
         <w:pStyle w:val="NormalWeb"/>
         <w:spacing w:line="360" w:lineRule="auto"/>
         <w:jc w:val="both"/>
-      </w:pPr>
-      <w:r>
+        <w:rPr>
+          <w:i/>
+        </w:rPr>
+      </w:pPr>
+      <w:r>
+        <w:rPr>
+          <w:i/>
+        </w:rPr>
         <w:t>"Antes de investir numa ideia, é importante conseguir visualizá-la. O protótipo transforma uma visão em algo concreto."</w:t>
       </w:r>
+      <w:bookmarkStart w:id="0" w:name="_GoBack"/>
+      <w:bookmarkEnd w:id="0"/>
     </w:p>
     <w:p>
       <w:pPr>
@@ -9200,7 +9206,7 @@
 </file>
 
 <file path=customXml/itemProps1.xml><?xml version="1.0" encoding="utf-8"?>
-<ds:datastoreItem xmlns:ds="http://schemas.openxmlformats.org/officeDocument/2006/customXml" ds:itemID="{9F84AECE-02E3-4141-A10D-A81EBE37AE81}">
+<ds:datastoreItem xmlns:ds="http://schemas.openxmlformats.org/officeDocument/2006/customXml" ds:itemID="{EB49EDC1-0619-4431-A379-AB9DED106450}">
   <ds:schemaRefs>
     <ds:schemaRef ds:uri="http://schemas.openxmlformats.org/officeDocument/2006/bibliography"/>
   </ds:schemaRefs>

--- a/ARQUIVOS LURE_PRECI/PROJECTO CNECTA LUREFRAMULO.docx
+++ b/ARQUIVOS LURE_PRECI/PROJECTO CNECTA LUREFRAMULO.docx
@@ -554,7 +554,73 @@
           <w:szCs w:val="24"/>
           <w:lang w:eastAsia="pt-BR"/>
         </w:rPr>
-        <w:t>Instituto Técnico Privado de Saúde Lureframulu &amp; Precimuel, Lda.</w:t>
+        <w:t xml:space="preserve">Instituto Técnico Privado de Saúde </w:t>
+      </w:r>
+      <w:proofErr w:type="spellStart"/>
+      <w:r>
+        <w:rPr>
+          <w:rFonts w:ascii="Times New Roman" w:eastAsia="Times New Roman" w:hAnsi="Times New Roman" w:cs="Times New Roman"/>
+          <w:bCs/>
+          <w:sz w:val="20"/>
+          <w:szCs w:val="24"/>
+          <w:lang w:eastAsia="pt-BR"/>
+        </w:rPr>
+        <w:t>Lureframulu</w:t>
+      </w:r>
+      <w:proofErr w:type="spellEnd"/>
+      <w:r>
+        <w:rPr>
+          <w:rFonts w:ascii="Times New Roman" w:eastAsia="Times New Roman" w:hAnsi="Times New Roman" w:cs="Times New Roman"/>
+          <w:bCs/>
+          <w:sz w:val="20"/>
+          <w:szCs w:val="24"/>
+          <w:lang w:eastAsia="pt-BR"/>
+        </w:rPr>
+        <w:t xml:space="preserve"> &amp; </w:t>
+      </w:r>
+      <w:proofErr w:type="spellStart"/>
+      <w:r>
+        <w:rPr>
+          <w:rFonts w:ascii="Times New Roman" w:eastAsia="Times New Roman" w:hAnsi="Times New Roman" w:cs="Times New Roman"/>
+          <w:bCs/>
+          <w:sz w:val="20"/>
+          <w:szCs w:val="24"/>
+          <w:lang w:eastAsia="pt-BR"/>
+        </w:rPr>
+        <w:t>Precimuel</w:t>
+      </w:r>
+      <w:proofErr w:type="spellEnd"/>
+      <w:r>
+        <w:rPr>
+          <w:rFonts w:ascii="Times New Roman" w:eastAsia="Times New Roman" w:hAnsi="Times New Roman" w:cs="Times New Roman"/>
+          <w:bCs/>
+          <w:sz w:val="20"/>
+          <w:szCs w:val="24"/>
+          <w:lang w:eastAsia="pt-BR"/>
+        </w:rPr>
+        <w:t xml:space="preserve">, </w:t>
+      </w:r>
+      <w:proofErr w:type="spellStart"/>
+      <w:r>
+        <w:rPr>
+          <w:rFonts w:ascii="Times New Roman" w:eastAsia="Times New Roman" w:hAnsi="Times New Roman" w:cs="Times New Roman"/>
+          <w:bCs/>
+          <w:sz w:val="20"/>
+          <w:szCs w:val="24"/>
+          <w:lang w:eastAsia="pt-BR"/>
+        </w:rPr>
+        <w:t>Lda</w:t>
+      </w:r>
+      <w:proofErr w:type="spellEnd"/>
+      <w:r>
+        <w:rPr>
+          <w:rFonts w:ascii="Times New Roman" w:eastAsia="Times New Roman" w:hAnsi="Times New Roman" w:cs="Times New Roman"/>
+          <w:bCs/>
+          <w:sz w:val="20"/>
+          <w:szCs w:val="24"/>
+          <w:lang w:eastAsia="pt-BR"/>
+        </w:rPr>
+        <w:t>.</w:t>
       </w:r>
     </w:p>
     <w:p>
@@ -596,8 +662,9 @@
           <w:szCs w:val="24"/>
           <w:lang w:eastAsia="pt-BR"/>
         </w:rPr>
-        <w:t xml:space="preserve">António Chanape </w:t>
-      </w:r>
+        <w:t xml:space="preserve">António </w:t>
+      </w:r>
+      <w:proofErr w:type="spellStart"/>
       <w:r>
         <w:rPr>
           <w:rFonts w:ascii="Times New Roman" w:eastAsia="Times New Roman" w:hAnsi="Times New Roman" w:cs="Times New Roman"/>
@@ -606,7 +673,40 @@
           <w:szCs w:val="24"/>
           <w:lang w:eastAsia="pt-BR"/>
         </w:rPr>
-        <w:t>Rodrino Sabino</w:t>
+        <w:t>Chanape</w:t>
+      </w:r>
+      <w:proofErr w:type="spellEnd"/>
+      <w:r>
+        <w:rPr>
+          <w:rFonts w:ascii="Times New Roman" w:eastAsia="Times New Roman" w:hAnsi="Times New Roman" w:cs="Times New Roman"/>
+          <w:bCs/>
+          <w:sz w:val="20"/>
+          <w:szCs w:val="24"/>
+          <w:lang w:eastAsia="pt-BR"/>
+        </w:rPr>
+        <w:t xml:space="preserve"> </w:t>
+      </w:r>
+      <w:proofErr w:type="spellStart"/>
+      <w:r>
+        <w:rPr>
+          <w:rFonts w:ascii="Times New Roman" w:eastAsia="Times New Roman" w:hAnsi="Times New Roman" w:cs="Times New Roman"/>
+          <w:bCs/>
+          <w:sz w:val="20"/>
+          <w:szCs w:val="24"/>
+          <w:lang w:eastAsia="pt-BR"/>
+        </w:rPr>
+        <w:t>Rodrino</w:t>
+      </w:r>
+      <w:proofErr w:type="spellEnd"/>
+      <w:r>
+        <w:rPr>
+          <w:rFonts w:ascii="Times New Roman" w:eastAsia="Times New Roman" w:hAnsi="Times New Roman" w:cs="Times New Roman"/>
+          <w:bCs/>
+          <w:sz w:val="20"/>
+          <w:szCs w:val="24"/>
+          <w:lang w:eastAsia="pt-BR"/>
+        </w:rPr>
+        <w:t xml:space="preserve"> Sabino</w:t>
       </w:r>
       <w:r>
         <w:rPr>
@@ -663,8 +763,39 @@
           <w:szCs w:val="24"/>
           <w:lang w:eastAsia="pt-BR"/>
         </w:rPr>
-        <w:t>Conecta Lureframulu &amp; Precimuel</w:t>
-      </w:r>
+        <w:t xml:space="preserve">Conecta </w:t>
+      </w:r>
+      <w:proofErr w:type="spellStart"/>
+      <w:r>
+        <w:rPr>
+          <w:rFonts w:ascii="Times New Roman" w:eastAsia="Times New Roman" w:hAnsi="Times New Roman" w:cs="Times New Roman"/>
+          <w:sz w:val="20"/>
+          <w:szCs w:val="24"/>
+          <w:lang w:eastAsia="pt-BR"/>
+        </w:rPr>
+        <w:t>Lureframulu</w:t>
+      </w:r>
+      <w:proofErr w:type="spellEnd"/>
+      <w:r>
+        <w:rPr>
+          <w:rFonts w:ascii="Times New Roman" w:eastAsia="Times New Roman" w:hAnsi="Times New Roman" w:cs="Times New Roman"/>
+          <w:sz w:val="20"/>
+          <w:szCs w:val="24"/>
+          <w:lang w:eastAsia="pt-BR"/>
+        </w:rPr>
+        <w:t xml:space="preserve"> &amp; </w:t>
+      </w:r>
+      <w:proofErr w:type="spellStart"/>
+      <w:r>
+        <w:rPr>
+          <w:rFonts w:ascii="Times New Roman" w:eastAsia="Times New Roman" w:hAnsi="Times New Roman" w:cs="Times New Roman"/>
+          <w:sz w:val="20"/>
+          <w:szCs w:val="24"/>
+          <w:lang w:eastAsia="pt-BR"/>
+        </w:rPr>
+        <w:t>Precimuel</w:t>
+      </w:r>
+      <w:proofErr w:type="spellEnd"/>
       <w:r>
         <w:rPr>
           <w:rFonts w:ascii="Times New Roman" w:eastAsia="Times New Roman" w:hAnsi="Times New Roman" w:cs="Times New Roman"/>
@@ -1083,22 +1214,60 @@
         </w:rPr>
         <w:tab/>
       </w:r>
+      <w:proofErr w:type="spellStart"/>
       <w:r>
         <w:rPr>
           <w:rFonts w:ascii="Times New Roman" w:hAnsi="Times New Roman" w:cs="Times New Roman"/>
           <w:i/>
           <w:sz w:val="24"/>
         </w:rPr>
-        <w:t xml:space="preserve">Projecto </w:t>
-      </w:r>
+        <w:t>Projecto</w:t>
+      </w:r>
+      <w:proofErr w:type="spellEnd"/>
       <w:r>
         <w:rPr>
           <w:rFonts w:ascii="Times New Roman" w:hAnsi="Times New Roman" w:cs="Times New Roman"/>
           <w:i/>
           <w:sz w:val="24"/>
         </w:rPr>
-        <w:t>conecta Lureframulo &amp; Precimuel</w:t>
-      </w:r>
+        <w:t xml:space="preserve"> </w:t>
+      </w:r>
+      <w:r>
+        <w:rPr>
+          <w:rFonts w:ascii="Times New Roman" w:hAnsi="Times New Roman" w:cs="Times New Roman"/>
+          <w:i/>
+          <w:sz w:val="24"/>
+        </w:rPr>
+        <w:t xml:space="preserve">conecta </w:t>
+      </w:r>
+      <w:proofErr w:type="spellStart"/>
+      <w:r>
+        <w:rPr>
+          <w:rFonts w:ascii="Times New Roman" w:hAnsi="Times New Roman" w:cs="Times New Roman"/>
+          <w:i/>
+          <w:sz w:val="24"/>
+        </w:rPr>
+        <w:t>Lureframulo</w:t>
+      </w:r>
+      <w:proofErr w:type="spellEnd"/>
+      <w:r>
+        <w:rPr>
+          <w:rFonts w:ascii="Times New Roman" w:hAnsi="Times New Roman" w:cs="Times New Roman"/>
+          <w:i/>
+          <w:sz w:val="24"/>
+        </w:rPr>
+        <w:t xml:space="preserve"> &amp; </w:t>
+      </w:r>
+      <w:proofErr w:type="spellStart"/>
+      <w:r>
+        <w:rPr>
+          <w:rFonts w:ascii="Times New Roman" w:hAnsi="Times New Roman" w:cs="Times New Roman"/>
+          <w:i/>
+          <w:sz w:val="24"/>
+        </w:rPr>
+        <w:t>Precimuel</w:t>
+      </w:r>
+      <w:proofErr w:type="spellEnd"/>
     </w:p>
     <w:p>
       <w:pPr>
@@ -1398,7 +1567,7 @@
     </w:p>
     <w:p>
       <w:pPr>
-        <w:spacing w:after="0" w:line="360" w:lineRule="auto"/>
+        <w:spacing w:line="360" w:lineRule="auto"/>
         <w:jc w:val="center"/>
         <w:outlineLvl w:val="0"/>
         <w:rPr>
@@ -1427,7 +1596,7 @@
     </w:p>
     <w:p>
       <w:pPr>
-        <w:spacing w:after="100" w:afterAutospacing="1" w:line="360" w:lineRule="auto"/>
+        <w:spacing w:line="360" w:lineRule="auto"/>
         <w:ind w:left="2124"/>
         <w:jc w:val="both"/>
         <w:rPr>
@@ -1446,29 +1615,9 @@
           <w:szCs w:val="24"/>
           <w:lang w:eastAsia="pt-BR"/>
         </w:rPr>
-        <w:t>À Direção do Instituto Técnico Privado de Saúde Lureframulu &amp; Precimuel, Lda.</w:t>
-      </w:r>
-    </w:p>
-    <w:p>
-      <w:pPr>
-        <w:spacing w:after="100" w:afterAutospacing="1" w:line="360" w:lineRule="auto"/>
-        <w:jc w:val="both"/>
-        <w:rPr>
-          <w:rFonts w:ascii="Times New Roman" w:eastAsia="Times New Roman" w:hAnsi="Times New Roman" w:cs="Times New Roman"/>
-          <w:sz w:val="24"/>
-          <w:szCs w:val="24"/>
-          <w:lang w:eastAsia="pt-BR"/>
-        </w:rPr>
-      </w:pPr>
-      <w:r>
-        <w:rPr>
-          <w:rFonts w:ascii="Times New Roman" w:eastAsia="Times New Roman" w:hAnsi="Times New Roman" w:cs="Times New Roman"/>
-          <w:sz w:val="24"/>
-          <w:szCs w:val="24"/>
-          <w:lang w:eastAsia="pt-BR"/>
-        </w:rPr>
-        <w:t xml:space="preserve">É com elevada consideração e profundo respeito pelo trabalho desenvolvido por esta instituição que apresento o </w:t>
-      </w:r>
+        <w:t xml:space="preserve">À Direção do Instituto Técnico Privado de Saúde </w:t>
+      </w:r>
+      <w:proofErr w:type="spellStart"/>
       <w:r>
         <w:rPr>
           <w:rFonts w:ascii="Times New Roman" w:eastAsia="Times New Roman" w:hAnsi="Times New Roman" w:cs="Times New Roman"/>
@@ -1478,156 +1627,9 @@
           <w:szCs w:val="24"/>
           <w:lang w:eastAsia="pt-BR"/>
         </w:rPr>
-        <w:t>Projeto Conecta Lureframulu &amp; Precimuel</w:t>
-      </w:r>
-      <w:r>
-        <w:rPr>
-          <w:rFonts w:ascii="Times New Roman" w:eastAsia="Times New Roman" w:hAnsi="Times New Roman" w:cs="Times New Roman"/>
-          <w:sz w:val="24"/>
-          <w:szCs w:val="24"/>
-          <w:lang w:eastAsia="pt-BR"/>
-        </w:rPr>
-        <w:t>, uma proposta concebida com o propósito de contribuir para o fortalecimento da presença institucional do Instituto através da criação de uma Plataforma Institucional Digital moderna, acessível e preparada para acompanhar a evolução das necessidades da comunidade académica.</w:t>
-      </w:r>
-    </w:p>
-    <w:p>
-      <w:pPr>
-        <w:spacing w:after="100" w:afterAutospacing="1" w:line="360" w:lineRule="auto"/>
-        <w:jc w:val="both"/>
-        <w:rPr>
-          <w:rFonts w:ascii="Times New Roman" w:eastAsia="Times New Roman" w:hAnsi="Times New Roman" w:cs="Times New Roman"/>
-          <w:sz w:val="24"/>
-          <w:szCs w:val="24"/>
-          <w:lang w:eastAsia="pt-BR"/>
-        </w:rPr>
-      </w:pPr>
-      <w:r>
-        <w:rPr>
-          <w:rFonts w:ascii="Times New Roman" w:eastAsia="Times New Roman" w:hAnsi="Times New Roman" w:cs="Times New Roman"/>
-          <w:sz w:val="24"/>
-          <w:szCs w:val="24"/>
-          <w:lang w:eastAsia="pt-BR"/>
-        </w:rPr>
-        <w:t>Ao longo da sua trajetória, o Instituto tem desempenhado um papel relevante na formação de profissionais e na promoção do ensino técnico na área da saúde, investindo continuamente na qualidade dos seus serviços e na aproximação com a comunidade. Esse compromisso representa uma base sólida sobre a qual novas iniciativas podem ser desenvolvidas, reforçando ainda mais a imagem, a credibilidade e o alcance da instituição.</w:t>
-      </w:r>
-    </w:p>
-    <w:p>
-      <w:pPr>
-        <w:spacing w:after="100" w:afterAutospacing="1" w:line="360" w:lineRule="auto"/>
-        <w:jc w:val="both"/>
-        <w:rPr>
-          <w:rFonts w:ascii="Times New Roman" w:eastAsia="Times New Roman" w:hAnsi="Times New Roman" w:cs="Times New Roman"/>
-          <w:sz w:val="24"/>
-          <w:szCs w:val="24"/>
-          <w:lang w:eastAsia="pt-BR"/>
-        </w:rPr>
-      </w:pPr>
-      <w:r>
-        <w:rPr>
-          <w:rFonts w:ascii="Times New Roman" w:eastAsia="Times New Roman" w:hAnsi="Times New Roman" w:cs="Times New Roman"/>
-          <w:sz w:val="24"/>
-          <w:szCs w:val="24"/>
-          <w:lang w:eastAsia="pt-BR"/>
-        </w:rPr>
-        <w:t>O Projeto Conecta Lureframulu &amp; Precimuel nasce como uma proposta de valorização institucional. Mais do que desenvolver uma plataforma digital, pretende criar um espaço oficial de comunicação, informação e interação, capaz de complementar os atuais meios de divulgação, fortalecer a identidade institucional e proporcionar uma experiência mais organizada e acessível para estudantes, encarregados de educação, colaboradores e parceiros.</w:t>
-      </w:r>
-    </w:p>
-    <w:p>
-      <w:pPr>
-        <w:spacing w:after="100" w:afterAutospacing="1" w:line="360" w:lineRule="auto"/>
-        <w:jc w:val="both"/>
-        <w:rPr>
-          <w:rFonts w:ascii="Times New Roman" w:eastAsia="Times New Roman" w:hAnsi="Times New Roman" w:cs="Times New Roman"/>
-          <w:sz w:val="24"/>
-          <w:szCs w:val="24"/>
-          <w:lang w:eastAsia="pt-BR"/>
-        </w:rPr>
-      </w:pPr>
-      <w:r>
-        <w:rPr>
-          <w:rFonts w:ascii="Times New Roman" w:eastAsia="Times New Roman" w:hAnsi="Times New Roman" w:cs="Times New Roman"/>
-          <w:sz w:val="24"/>
-          <w:szCs w:val="24"/>
-          <w:lang w:eastAsia="pt-BR"/>
-        </w:rPr>
-        <w:t>Esta proposta foi elaborada com uma visão estratégica de médio e longo prazo. Cada ideia aqui apresentada procura demonstrar que a transformação digital não representa uma mudança da missão do Instituto, mas uma oportunidade para ampliar a sua capacidade de comunicar, servir e crescer de forma sustentável.</w:t>
-      </w:r>
-    </w:p>
-    <w:p>
-      <w:pPr>
-        <w:spacing w:after="100" w:afterAutospacing="1" w:line="360" w:lineRule="auto"/>
-        <w:jc w:val="both"/>
-        <w:rPr>
-          <w:rFonts w:ascii="Times New Roman" w:eastAsia="Times New Roman" w:hAnsi="Times New Roman" w:cs="Times New Roman"/>
-          <w:sz w:val="24"/>
-          <w:szCs w:val="24"/>
-          <w:lang w:eastAsia="pt-BR"/>
-        </w:rPr>
-      </w:pPr>
-      <w:r>
-        <w:rPr>
-          <w:rFonts w:ascii="Times New Roman" w:eastAsia="Times New Roman" w:hAnsi="Times New Roman" w:cs="Times New Roman"/>
-          <w:sz w:val="24"/>
-          <w:szCs w:val="24"/>
-          <w:lang w:eastAsia="pt-BR"/>
-        </w:rPr>
-        <w:t>Espero que este documento possa contribuir para uma reflexão positiva sobre as oportunidades que a inovação oferece ao ensino e à gestão institucional, colocando-me à disposição para apresentar o protótipo desenvolvido, esclarecer quaisquer questões e colaborar na construção desta visão para o futuro do Instituto.</w:t>
-      </w:r>
-    </w:p>
-    <w:p>
-      <w:pPr>
-        <w:spacing w:line="360" w:lineRule="auto"/>
-        <w:rPr>
-          <w:rFonts w:ascii="Times New Roman" w:eastAsia="Times New Roman" w:hAnsi="Times New Roman" w:cs="Times New Roman"/>
-          <w:sz w:val="24"/>
-          <w:szCs w:val="24"/>
-          <w:lang w:eastAsia="pt-BR"/>
-        </w:rPr>
-      </w:pPr>
-      <w:r>
-        <w:rPr>
-          <w:rFonts w:ascii="Times New Roman" w:eastAsia="Times New Roman" w:hAnsi="Times New Roman" w:cs="Times New Roman"/>
-          <w:sz w:val="24"/>
-          <w:szCs w:val="24"/>
-          <w:lang w:eastAsia="pt-BR"/>
-        </w:rPr>
-        <w:br w:type="page"/>
-      </w:r>
-    </w:p>
-    <w:p>
-      <w:pPr>
-        <w:spacing w:after="100" w:afterAutospacing="1" w:line="360" w:lineRule="auto"/>
-        <w:jc w:val="both"/>
-        <w:rPr>
-          <w:rFonts w:ascii="Times New Roman" w:eastAsia="Times New Roman" w:hAnsi="Times New Roman" w:cs="Times New Roman"/>
-          <w:sz w:val="24"/>
-          <w:szCs w:val="24"/>
-          <w:lang w:eastAsia="pt-BR"/>
-        </w:rPr>
-      </w:pPr>
-      <w:r>
-        <w:rPr>
-          <w:rFonts w:ascii="Times New Roman" w:eastAsia="Times New Roman" w:hAnsi="Times New Roman" w:cs="Times New Roman"/>
-          <w:sz w:val="24"/>
-          <w:szCs w:val="24"/>
-          <w:lang w:eastAsia="pt-BR"/>
-        </w:rPr>
-        <w:lastRenderedPageBreak/>
-        <w:t>Com elevada consideração,</w:t>
-      </w:r>
-    </w:p>
-    <w:p>
-      <w:pPr>
-        <w:spacing w:after="100" w:afterAutospacing="1" w:line="360" w:lineRule="auto"/>
-        <w:ind w:left="2124"/>
-        <w:jc w:val="both"/>
-        <w:rPr>
-          <w:rFonts w:ascii="Times New Roman" w:eastAsia="Times New Roman" w:hAnsi="Times New Roman" w:cs="Times New Roman"/>
-          <w:sz w:val="24"/>
-          <w:szCs w:val="24"/>
-          <w:lang w:eastAsia="pt-BR"/>
-        </w:rPr>
-      </w:pPr>
+        <w:t>Lureframulu</w:t>
+      </w:r>
+      <w:proofErr w:type="spellEnd"/>
       <w:r>
         <w:rPr>
           <w:rFonts w:ascii="Times New Roman" w:eastAsia="Times New Roman" w:hAnsi="Times New Roman" w:cs="Times New Roman"/>
@@ -1637,12 +1639,309 @@
           <w:szCs w:val="24"/>
           <w:lang w:eastAsia="pt-BR"/>
         </w:rPr>
-        <w:t>António Sabino</w:t>
-      </w:r>
-    </w:p>
-    <w:p>
-      <w:pPr>
-        <w:spacing w:after="100" w:afterAutospacing="1" w:line="360" w:lineRule="auto"/>
+        <w:t xml:space="preserve"> &amp; </w:t>
+      </w:r>
+      <w:proofErr w:type="spellStart"/>
+      <w:r>
+        <w:rPr>
+          <w:rFonts w:ascii="Times New Roman" w:eastAsia="Times New Roman" w:hAnsi="Times New Roman" w:cs="Times New Roman"/>
+          <w:b/>
+          <w:bCs/>
+          <w:sz w:val="24"/>
+          <w:szCs w:val="24"/>
+          <w:lang w:eastAsia="pt-BR"/>
+        </w:rPr>
+        <w:t>Precimuel</w:t>
+      </w:r>
+      <w:proofErr w:type="spellEnd"/>
+      <w:r>
+        <w:rPr>
+          <w:rFonts w:ascii="Times New Roman" w:eastAsia="Times New Roman" w:hAnsi="Times New Roman" w:cs="Times New Roman"/>
+          <w:b/>
+          <w:bCs/>
+          <w:sz w:val="24"/>
+          <w:szCs w:val="24"/>
+          <w:lang w:eastAsia="pt-BR"/>
+        </w:rPr>
+        <w:t xml:space="preserve">, </w:t>
+      </w:r>
+      <w:proofErr w:type="spellStart"/>
+      <w:r>
+        <w:rPr>
+          <w:rFonts w:ascii="Times New Roman" w:eastAsia="Times New Roman" w:hAnsi="Times New Roman" w:cs="Times New Roman"/>
+          <w:b/>
+          <w:bCs/>
+          <w:sz w:val="24"/>
+          <w:szCs w:val="24"/>
+          <w:lang w:eastAsia="pt-BR"/>
+        </w:rPr>
+        <w:t>Lda</w:t>
+      </w:r>
+      <w:proofErr w:type="spellEnd"/>
+      <w:r>
+        <w:rPr>
+          <w:rFonts w:ascii="Times New Roman" w:eastAsia="Times New Roman" w:hAnsi="Times New Roman" w:cs="Times New Roman"/>
+          <w:b/>
+          <w:bCs/>
+          <w:sz w:val="24"/>
+          <w:szCs w:val="24"/>
+          <w:lang w:eastAsia="pt-BR"/>
+        </w:rPr>
+        <w:t>.</w:t>
+      </w:r>
+    </w:p>
+    <w:p>
+      <w:pPr>
+        <w:spacing w:line="360" w:lineRule="auto"/>
+        <w:ind w:firstLine="567"/>
+        <w:jc w:val="both"/>
+        <w:rPr>
+          <w:rFonts w:ascii="Times New Roman" w:eastAsia="Times New Roman" w:hAnsi="Times New Roman" w:cs="Times New Roman"/>
+          <w:sz w:val="24"/>
+          <w:szCs w:val="24"/>
+          <w:lang w:eastAsia="pt-BR"/>
+        </w:rPr>
+      </w:pPr>
+      <w:r>
+        <w:rPr>
+          <w:rFonts w:ascii="Times New Roman" w:eastAsia="Times New Roman" w:hAnsi="Times New Roman" w:cs="Times New Roman"/>
+          <w:sz w:val="24"/>
+          <w:szCs w:val="24"/>
+          <w:lang w:eastAsia="pt-BR"/>
+        </w:rPr>
+        <w:t xml:space="preserve">É com elevada consideração e profundo respeito pelo trabalho desenvolvido por esta instituição que apresento o </w:t>
+      </w:r>
+      <w:r>
+        <w:rPr>
+          <w:rFonts w:ascii="Times New Roman" w:eastAsia="Times New Roman" w:hAnsi="Times New Roman" w:cs="Times New Roman"/>
+          <w:b/>
+          <w:bCs/>
+          <w:sz w:val="24"/>
+          <w:szCs w:val="24"/>
+          <w:lang w:eastAsia="pt-BR"/>
+        </w:rPr>
+        <w:t xml:space="preserve">Projeto Conecta </w:t>
+      </w:r>
+      <w:proofErr w:type="spellStart"/>
+      <w:r>
+        <w:rPr>
+          <w:rFonts w:ascii="Times New Roman" w:eastAsia="Times New Roman" w:hAnsi="Times New Roman" w:cs="Times New Roman"/>
+          <w:b/>
+          <w:bCs/>
+          <w:sz w:val="24"/>
+          <w:szCs w:val="24"/>
+          <w:lang w:eastAsia="pt-BR"/>
+        </w:rPr>
+        <w:t>Lureframulu</w:t>
+      </w:r>
+      <w:proofErr w:type="spellEnd"/>
+      <w:r>
+        <w:rPr>
+          <w:rFonts w:ascii="Times New Roman" w:eastAsia="Times New Roman" w:hAnsi="Times New Roman" w:cs="Times New Roman"/>
+          <w:b/>
+          <w:bCs/>
+          <w:sz w:val="24"/>
+          <w:szCs w:val="24"/>
+          <w:lang w:eastAsia="pt-BR"/>
+        </w:rPr>
+        <w:t xml:space="preserve"> &amp; </w:t>
+      </w:r>
+      <w:proofErr w:type="spellStart"/>
+      <w:r>
+        <w:rPr>
+          <w:rFonts w:ascii="Times New Roman" w:eastAsia="Times New Roman" w:hAnsi="Times New Roman" w:cs="Times New Roman"/>
+          <w:b/>
+          <w:bCs/>
+          <w:sz w:val="24"/>
+          <w:szCs w:val="24"/>
+          <w:lang w:eastAsia="pt-BR"/>
+        </w:rPr>
+        <w:t>Precimuel</w:t>
+      </w:r>
+      <w:proofErr w:type="spellEnd"/>
+      <w:r>
+        <w:rPr>
+          <w:rFonts w:ascii="Times New Roman" w:eastAsia="Times New Roman" w:hAnsi="Times New Roman" w:cs="Times New Roman"/>
+          <w:sz w:val="24"/>
+          <w:szCs w:val="24"/>
+          <w:lang w:eastAsia="pt-BR"/>
+        </w:rPr>
+        <w:t>, uma proposta concebida com o propósito de contribuir para o fortalecimento da presença institucional do Instituto através da criação de uma Plataforma Institucional Digital moderna, acessível e preparada para acompanhar a evolução das necessidades da comunidade académica.</w:t>
+      </w:r>
+    </w:p>
+    <w:p>
+      <w:pPr>
+        <w:spacing w:line="360" w:lineRule="auto"/>
+        <w:ind w:firstLine="567"/>
+        <w:jc w:val="both"/>
+        <w:rPr>
+          <w:rFonts w:ascii="Times New Roman" w:eastAsia="Times New Roman" w:hAnsi="Times New Roman" w:cs="Times New Roman"/>
+          <w:sz w:val="24"/>
+          <w:szCs w:val="24"/>
+          <w:lang w:eastAsia="pt-BR"/>
+        </w:rPr>
+      </w:pPr>
+      <w:r>
+        <w:rPr>
+          <w:rFonts w:ascii="Times New Roman" w:eastAsia="Times New Roman" w:hAnsi="Times New Roman" w:cs="Times New Roman"/>
+          <w:sz w:val="24"/>
+          <w:szCs w:val="24"/>
+          <w:lang w:eastAsia="pt-BR"/>
+        </w:rPr>
+        <w:t>Ao longo da sua trajetória, o Instituto tem desempenhado um papel relevante na formação de profissionais e na promoção do ensino técnico na área da saúde, investindo continuamente na qualidade dos seus serviços e na aproximação com a comunidade. Esse compromisso representa uma base sólida sobre a qual novas iniciativas podem ser desenvolvidas, reforçando ainda mais a imagem, a credibilidade e o alcance da instituição.</w:t>
+      </w:r>
+    </w:p>
+    <w:p>
+      <w:pPr>
+        <w:spacing w:line="360" w:lineRule="auto"/>
+        <w:ind w:firstLine="567"/>
+        <w:jc w:val="both"/>
+        <w:rPr>
+          <w:rFonts w:ascii="Times New Roman" w:eastAsia="Times New Roman" w:hAnsi="Times New Roman" w:cs="Times New Roman"/>
+          <w:sz w:val="24"/>
+          <w:szCs w:val="24"/>
+          <w:lang w:eastAsia="pt-BR"/>
+        </w:rPr>
+      </w:pPr>
+      <w:r>
+        <w:rPr>
+          <w:rFonts w:ascii="Times New Roman" w:eastAsia="Times New Roman" w:hAnsi="Times New Roman" w:cs="Times New Roman"/>
+          <w:sz w:val="24"/>
+          <w:szCs w:val="24"/>
+          <w:lang w:eastAsia="pt-BR"/>
+        </w:rPr>
+        <w:t xml:space="preserve">O Projeto Conecta </w:t>
+      </w:r>
+      <w:proofErr w:type="spellStart"/>
+      <w:r>
+        <w:rPr>
+          <w:rFonts w:ascii="Times New Roman" w:eastAsia="Times New Roman" w:hAnsi="Times New Roman" w:cs="Times New Roman"/>
+          <w:sz w:val="24"/>
+          <w:szCs w:val="24"/>
+          <w:lang w:eastAsia="pt-BR"/>
+        </w:rPr>
+        <w:t>Lureframulu</w:t>
+      </w:r>
+      <w:proofErr w:type="spellEnd"/>
+      <w:r>
+        <w:rPr>
+          <w:rFonts w:ascii="Times New Roman" w:eastAsia="Times New Roman" w:hAnsi="Times New Roman" w:cs="Times New Roman"/>
+          <w:sz w:val="24"/>
+          <w:szCs w:val="24"/>
+          <w:lang w:eastAsia="pt-BR"/>
+        </w:rPr>
+        <w:t xml:space="preserve"> &amp; </w:t>
+      </w:r>
+      <w:proofErr w:type="spellStart"/>
+      <w:r>
+        <w:rPr>
+          <w:rFonts w:ascii="Times New Roman" w:eastAsia="Times New Roman" w:hAnsi="Times New Roman" w:cs="Times New Roman"/>
+          <w:sz w:val="24"/>
+          <w:szCs w:val="24"/>
+          <w:lang w:eastAsia="pt-BR"/>
+        </w:rPr>
+        <w:t>Precimuel</w:t>
+      </w:r>
+      <w:proofErr w:type="spellEnd"/>
+      <w:r>
+        <w:rPr>
+          <w:rFonts w:ascii="Times New Roman" w:eastAsia="Times New Roman" w:hAnsi="Times New Roman" w:cs="Times New Roman"/>
+          <w:sz w:val="24"/>
+          <w:szCs w:val="24"/>
+          <w:lang w:eastAsia="pt-BR"/>
+        </w:rPr>
+        <w:t xml:space="preserve"> nasce como uma proposta de valorização institucional. Mais do que desenvolver uma plataforma digital, pretende criar um espaço oficial de comunicação, informação e interação, capaz de complementar os atuais meios de divulgação, fortalecer a identidade institucional e proporcionar uma experiência mais organizada e acessível para estudantes, encarregados de educação, colaboradores e parceiros.</w:t>
+      </w:r>
+    </w:p>
+    <w:p>
+      <w:pPr>
+        <w:spacing w:line="360" w:lineRule="auto"/>
+        <w:ind w:firstLine="567"/>
+        <w:jc w:val="both"/>
+        <w:rPr>
+          <w:rFonts w:ascii="Times New Roman" w:eastAsia="Times New Roman" w:hAnsi="Times New Roman" w:cs="Times New Roman"/>
+          <w:sz w:val="24"/>
+          <w:szCs w:val="24"/>
+          <w:lang w:eastAsia="pt-BR"/>
+        </w:rPr>
+      </w:pPr>
+      <w:r>
+        <w:rPr>
+          <w:rFonts w:ascii="Times New Roman" w:eastAsia="Times New Roman" w:hAnsi="Times New Roman" w:cs="Times New Roman"/>
+          <w:sz w:val="24"/>
+          <w:szCs w:val="24"/>
+          <w:lang w:eastAsia="pt-BR"/>
+        </w:rPr>
+        <w:t>Esta proposta foi elaborada com uma visão estratégica de médio e longo prazo. Cada ideia aqui apresentada procura demonstrar que a transformação digital não representa uma mudança da missão do Instituto, mas uma oportunidade para ampliar a sua capacidade de comunicar, servir e crescer de forma sustentável.</w:t>
+      </w:r>
+    </w:p>
+    <w:p>
+      <w:pPr>
+        <w:spacing w:line="360" w:lineRule="auto"/>
+        <w:ind w:firstLine="567"/>
+        <w:jc w:val="both"/>
+        <w:rPr>
+          <w:rFonts w:ascii="Times New Roman" w:eastAsia="Times New Roman" w:hAnsi="Times New Roman" w:cs="Times New Roman"/>
+          <w:sz w:val="24"/>
+          <w:szCs w:val="24"/>
+          <w:lang w:eastAsia="pt-BR"/>
+        </w:rPr>
+      </w:pPr>
+      <w:r>
+        <w:rPr>
+          <w:rFonts w:ascii="Times New Roman" w:eastAsia="Times New Roman" w:hAnsi="Times New Roman" w:cs="Times New Roman"/>
+          <w:sz w:val="24"/>
+          <w:szCs w:val="24"/>
+          <w:lang w:eastAsia="pt-BR"/>
+        </w:rPr>
+        <w:t>Espero que este documento possa contribuir para uma reflexão positiva sobre as oportunidades que a inovação oferece ao ensino e à gestão institucional, colocando-me à disposição para apresentar o protótipo desenvolvido, esclarecer quaisquer questões e colaborar na construção desta visão para o futuro do Instituto.</w:t>
+      </w:r>
+    </w:p>
+    <w:p>
+      <w:pPr>
+        <w:spacing w:line="360" w:lineRule="auto"/>
+        <w:rPr>
+          <w:rFonts w:ascii="Times New Roman" w:eastAsia="Times New Roman" w:hAnsi="Times New Roman" w:cs="Times New Roman"/>
+          <w:sz w:val="24"/>
+          <w:szCs w:val="24"/>
+          <w:lang w:eastAsia="pt-BR"/>
+        </w:rPr>
+      </w:pPr>
+      <w:r>
+        <w:rPr>
+          <w:rFonts w:ascii="Times New Roman" w:eastAsia="Times New Roman" w:hAnsi="Times New Roman" w:cs="Times New Roman"/>
+          <w:sz w:val="24"/>
+          <w:szCs w:val="24"/>
+          <w:lang w:eastAsia="pt-BR"/>
+        </w:rPr>
+        <w:br w:type="page"/>
+      </w:r>
+    </w:p>
+    <w:p>
+      <w:pPr>
+        <w:spacing w:line="360" w:lineRule="auto"/>
+        <w:jc w:val="both"/>
+        <w:rPr>
+          <w:rFonts w:ascii="Times New Roman" w:eastAsia="Times New Roman" w:hAnsi="Times New Roman" w:cs="Times New Roman"/>
+          <w:sz w:val="24"/>
+          <w:szCs w:val="24"/>
+          <w:lang w:eastAsia="pt-BR"/>
+        </w:rPr>
+      </w:pPr>
+      <w:r>
+        <w:rPr>
+          <w:rFonts w:ascii="Times New Roman" w:eastAsia="Times New Roman" w:hAnsi="Times New Roman" w:cs="Times New Roman"/>
+          <w:sz w:val="24"/>
+          <w:szCs w:val="24"/>
+          <w:lang w:eastAsia="pt-BR"/>
+        </w:rPr>
+        <w:lastRenderedPageBreak/>
+        <w:t>Com elevada consideração,</w:t>
+      </w:r>
+    </w:p>
+    <w:p>
+      <w:pPr>
+        <w:spacing w:line="360" w:lineRule="auto"/>
         <w:ind w:left="2124"/>
         <w:jc w:val="both"/>
         <w:rPr>
@@ -1655,10 +1954,93 @@
       <w:r>
         <w:rPr>
           <w:rFonts w:ascii="Times New Roman" w:eastAsia="Times New Roman" w:hAnsi="Times New Roman" w:cs="Times New Roman"/>
+          <w:b/>
+          <w:bCs/>
           <w:sz w:val="24"/>
           <w:szCs w:val="24"/>
           <w:lang w:eastAsia="pt-BR"/>
         </w:rPr>
+        <w:t xml:space="preserve">António </w:t>
+      </w:r>
+      <w:proofErr w:type="spellStart"/>
+      <w:r>
+        <w:rPr>
+          <w:rFonts w:ascii="Times New Roman" w:eastAsia="Times New Roman" w:hAnsi="Times New Roman" w:cs="Times New Roman"/>
+          <w:b/>
+          <w:bCs/>
+          <w:sz w:val="24"/>
+          <w:szCs w:val="24"/>
+          <w:lang w:eastAsia="pt-BR"/>
+        </w:rPr>
+        <w:t>Chanape</w:t>
+      </w:r>
+      <w:proofErr w:type="spellEnd"/>
+      <w:r>
+        <w:rPr>
+          <w:rFonts w:ascii="Times New Roman" w:eastAsia="Times New Roman" w:hAnsi="Times New Roman" w:cs="Times New Roman"/>
+          <w:b/>
+          <w:bCs/>
+          <w:sz w:val="24"/>
+          <w:szCs w:val="24"/>
+          <w:lang w:eastAsia="pt-BR"/>
+        </w:rPr>
+        <w:t xml:space="preserve"> </w:t>
+      </w:r>
+      <w:proofErr w:type="spellStart"/>
+      <w:r>
+        <w:rPr>
+          <w:rFonts w:ascii="Times New Roman" w:eastAsia="Times New Roman" w:hAnsi="Times New Roman" w:cs="Times New Roman"/>
+          <w:b/>
+          <w:bCs/>
+          <w:sz w:val="24"/>
+          <w:szCs w:val="24"/>
+          <w:lang w:eastAsia="pt-BR"/>
+        </w:rPr>
+        <w:t>Rodrino</w:t>
+      </w:r>
+      <w:proofErr w:type="spellEnd"/>
+      <w:r>
+        <w:rPr>
+          <w:rFonts w:ascii="Times New Roman" w:eastAsia="Times New Roman" w:hAnsi="Times New Roman" w:cs="Times New Roman"/>
+          <w:b/>
+          <w:bCs/>
+          <w:sz w:val="24"/>
+          <w:szCs w:val="24"/>
+          <w:lang w:eastAsia="pt-BR"/>
+        </w:rPr>
+        <w:t xml:space="preserve"> </w:t>
+      </w:r>
+      <w:r>
+        <w:rPr>
+          <w:rFonts w:ascii="Times New Roman" w:eastAsia="Times New Roman" w:hAnsi="Times New Roman" w:cs="Times New Roman"/>
+          <w:b/>
+          <w:bCs/>
+          <w:sz w:val="24"/>
+          <w:szCs w:val="24"/>
+          <w:lang w:eastAsia="pt-BR"/>
+        </w:rPr>
+        <w:t>Sabino</w:t>
+      </w:r>
+    </w:p>
+    <w:p>
+      <w:pPr>
+        <w:spacing w:line="360" w:lineRule="auto"/>
+        <w:ind w:left="2124"/>
+        <w:jc w:val="both"/>
+        <w:rPr>
+          <w:rFonts w:ascii="Times New Roman" w:eastAsia="Times New Roman" w:hAnsi="Times New Roman" w:cs="Times New Roman"/>
+          <w:sz w:val="24"/>
+          <w:szCs w:val="24"/>
+          <w:lang w:eastAsia="pt-BR"/>
+        </w:rPr>
+      </w:pPr>
+      <w:r>
+        <w:rPr>
+          <w:rFonts w:ascii="Times New Roman" w:eastAsia="Times New Roman" w:hAnsi="Times New Roman" w:cs="Times New Roman"/>
+          <w:sz w:val="24"/>
+          <w:szCs w:val="24"/>
+          <w:lang w:eastAsia="pt-BR"/>
+        </w:rPr>
         <w:t>Estudante Finalista da 13.ª Classe – Curso Técnico de Informática</w:t>
       </w:r>
       <w:r>
@@ -1669,11 +2051,43 @@
           <w:lang w:eastAsia="pt-BR"/>
         </w:rPr>
         <w:br/>
-        <w:t>Proponente do Projeto Conecta Lureframulu &amp; Precimuel</w:t>
-      </w:r>
-    </w:p>
-    <w:p>
-      <w:pPr>
+        <w:t xml:space="preserve">Proponente do Projeto Conecta </w:t>
+      </w:r>
+      <w:proofErr w:type="spellStart"/>
+      <w:r>
+        <w:rPr>
+          <w:rFonts w:ascii="Times New Roman" w:eastAsia="Times New Roman" w:hAnsi="Times New Roman" w:cs="Times New Roman"/>
+          <w:sz w:val="24"/>
+          <w:szCs w:val="24"/>
+          <w:lang w:eastAsia="pt-BR"/>
+        </w:rPr>
+        <w:t>Lureframulu</w:t>
+      </w:r>
+      <w:proofErr w:type="spellEnd"/>
+      <w:r>
+        <w:rPr>
+          <w:rFonts w:ascii="Times New Roman" w:eastAsia="Times New Roman" w:hAnsi="Times New Roman" w:cs="Times New Roman"/>
+          <w:sz w:val="24"/>
+          <w:szCs w:val="24"/>
+          <w:lang w:eastAsia="pt-BR"/>
+        </w:rPr>
+        <w:t xml:space="preserve"> &amp; </w:t>
+      </w:r>
+      <w:proofErr w:type="spellStart"/>
+      <w:r>
+        <w:rPr>
+          <w:rFonts w:ascii="Times New Roman" w:eastAsia="Times New Roman" w:hAnsi="Times New Roman" w:cs="Times New Roman"/>
+          <w:sz w:val="24"/>
+          <w:szCs w:val="24"/>
+          <w:lang w:eastAsia="pt-BR"/>
+        </w:rPr>
+        <w:t>Precimuel</w:t>
+      </w:r>
+      <w:proofErr w:type="spellEnd"/>
+    </w:p>
+    <w:p>
+      <w:pPr>
+        <w:spacing w:line="360" w:lineRule="auto"/>
         <w:rPr>
           <w:rFonts w:ascii="Times New Roman" w:hAnsi="Times New Roman" w:cs="Times New Roman"/>
           <w:sz w:val="24"/>
@@ -1714,7 +2128,8 @@
     <w:p>
       <w:pPr>
         <w:pStyle w:val="NormalWeb"/>
-        <w:spacing w:line="360" w:lineRule="auto"/>
+        <w:spacing w:after="160" w:afterAutospacing="0" w:line="360" w:lineRule="auto"/>
+        <w:ind w:firstLine="567"/>
         <w:jc w:val="both"/>
       </w:pPr>
       <w:r>
@@ -1724,8 +2139,30 @@
         <w:rPr>
           <w:rStyle w:val="Forte"/>
         </w:rPr>
-        <w:t>Projeto Conecta Lureframulu &amp; Precimuel</w:t>
-      </w:r>
+        <w:t xml:space="preserve">Projeto Conecta </w:t>
+      </w:r>
+      <w:proofErr w:type="spellStart"/>
+      <w:r>
+        <w:rPr>
+          <w:rStyle w:val="Forte"/>
+        </w:rPr>
+        <w:t>Lureframulu</w:t>
+      </w:r>
+      <w:proofErr w:type="spellEnd"/>
+      <w:r>
+        <w:rPr>
+          <w:rStyle w:val="Forte"/>
+        </w:rPr>
+        <w:t xml:space="preserve"> &amp; </w:t>
+      </w:r>
+      <w:proofErr w:type="spellStart"/>
+      <w:r>
+        <w:rPr>
+          <w:rStyle w:val="Forte"/>
+        </w:rPr>
+        <w:t>Precimuel</w:t>
+      </w:r>
+      <w:proofErr w:type="spellEnd"/>
       <w:r>
         <w:t xml:space="preserve"> apresenta uma proposta estratégica para o desenvolvimento de uma </w:t>
       </w:r>
@@ -1736,13 +2173,38 @@
         <w:t>Plataforma Institucional Digital</w:t>
       </w:r>
       <w:r>
-        <w:t>, concebida para fortalecer a presença institucional do Instituto Técnico Privado de Saúde Lureframulu &amp; Precimuel, Lda., ampliar o alcance das suas ações de comunicação e contribuir para uma gestão mais moderna, organizada e eficiente.</w:t>
-      </w:r>
-    </w:p>
-    <w:p>
-      <w:pPr>
-        <w:pStyle w:val="NormalWeb"/>
-        <w:spacing w:line="360" w:lineRule="auto"/>
+        <w:t xml:space="preserve">, concebida para fortalecer a presença institucional do Instituto Técnico Privado de Saúde </w:t>
+      </w:r>
+      <w:proofErr w:type="spellStart"/>
+      <w:r>
+        <w:t>Lureframulu</w:t>
+      </w:r>
+      <w:proofErr w:type="spellEnd"/>
+      <w:r>
+        <w:t xml:space="preserve"> &amp; </w:t>
+      </w:r>
+      <w:proofErr w:type="spellStart"/>
+      <w:r>
+        <w:t>Precimuel</w:t>
+      </w:r>
+      <w:proofErr w:type="spellEnd"/>
+      <w:r>
+        <w:t xml:space="preserve">, </w:t>
+      </w:r>
+      <w:proofErr w:type="spellStart"/>
+      <w:r>
+        <w:t>Lda</w:t>
+      </w:r>
+      <w:proofErr w:type="spellEnd"/>
+      <w:r>
+        <w:t>., ampliar o alcance das suas ações de comunicação e contribuir para uma gestão mais moderna, organizada e eficiente.</w:t>
+      </w:r>
+    </w:p>
+    <w:p>
+      <w:pPr>
+        <w:pStyle w:val="NormalWeb"/>
+        <w:spacing w:after="160" w:afterAutospacing="0" w:line="360" w:lineRule="auto"/>
+        <w:ind w:firstLine="567"/>
         <w:jc w:val="both"/>
       </w:pPr>
       <w:r>
@@ -1752,7 +2214,8 @@
     <w:p>
       <w:pPr>
         <w:pStyle w:val="NormalWeb"/>
-        <w:spacing w:line="360" w:lineRule="auto"/>
+        <w:spacing w:after="160" w:afterAutospacing="0" w:line="360" w:lineRule="auto"/>
+        <w:ind w:firstLine="567"/>
         <w:jc w:val="both"/>
       </w:pPr>
       <w:r>
@@ -1762,7 +2225,8 @@
     <w:p>
       <w:pPr>
         <w:pStyle w:val="NormalWeb"/>
-        <w:spacing w:line="360" w:lineRule="auto"/>
+        <w:spacing w:after="160" w:afterAutospacing="0" w:line="360" w:lineRule="auto"/>
+        <w:ind w:firstLine="567"/>
         <w:jc w:val="both"/>
       </w:pPr>
       <w:r>
@@ -1772,8 +2236,30 @@
         <w:rPr>
           <w:rStyle w:val="Forte"/>
         </w:rPr>
-        <w:t>Projeto Conecta Lureframulu &amp; Precimuel</w:t>
-      </w:r>
+        <w:t xml:space="preserve">Projeto Conecta </w:t>
+      </w:r>
+      <w:proofErr w:type="spellStart"/>
+      <w:r>
+        <w:rPr>
+          <w:rStyle w:val="Forte"/>
+        </w:rPr>
+        <w:t>Lureframulu</w:t>
+      </w:r>
+      <w:proofErr w:type="spellEnd"/>
+      <w:r>
+        <w:rPr>
+          <w:rStyle w:val="Forte"/>
+        </w:rPr>
+        <w:t xml:space="preserve"> &amp; </w:t>
+      </w:r>
+      <w:proofErr w:type="spellStart"/>
+      <w:r>
+        <w:rPr>
+          <w:rStyle w:val="Forte"/>
+        </w:rPr>
+        <w:t>Precimuel</w:t>
+      </w:r>
+      <w:proofErr w:type="spellEnd"/>
       <w:r>
         <w:t>. A proposta consiste na criação de uma plataforma institucional moderna, intuitiva e preparada para evoluir de acordo com as necessidades do Instituto. Mais do que disponibilizar informações, esta plataforma será concebida para representar oficialmente a instituição no ambiente digital, aproximando a comunidade académica, valorizando a sua identidade e complementando os investimentos já realizados em marketing e comunicação tradicional.</w:t>
       </w:r>
@@ -1781,7 +2267,8 @@
     <w:p>
       <w:pPr>
         <w:pStyle w:val="NormalWeb"/>
-        <w:spacing w:line="360" w:lineRule="auto"/>
+        <w:spacing w:after="160" w:afterAutospacing="0" w:line="360" w:lineRule="auto"/>
+        <w:ind w:firstLine="567"/>
         <w:jc w:val="both"/>
       </w:pPr>
       <w:r>
@@ -1795,34 +2282,59 @@
     <w:p>
       <w:pPr>
         <w:pStyle w:val="NormalWeb"/>
+        <w:spacing w:after="160" w:afterAutospacing="0" w:line="360" w:lineRule="auto"/>
+        <w:ind w:firstLine="567"/>
+        <w:jc w:val="both"/>
+      </w:pPr>
+      <w:r>
+        <w:t>Para demonstrar a viabilidade da proposta, este documento apresenta uma visão clara da oportunidade identificada, da solução proposta, dos benefícios esperados e de um protótipo funcional que ilustra, de forma prática, como a Plataforma Institucional Digital poderá contribuir para o fortalecimento da presença institucional do Instituto.</w:t>
+      </w:r>
+    </w:p>
+    <w:p>
+      <w:pPr>
+        <w:pStyle w:val="NormalWeb"/>
+        <w:spacing w:after="160" w:afterAutospacing="0" w:line="360" w:lineRule="auto"/>
+        <w:ind w:firstLine="567"/>
+        <w:jc w:val="both"/>
+      </w:pPr>
+      <w:r>
+        <w:t xml:space="preserve">Mais do que um projeto tecnológico, o </w:t>
+      </w:r>
+      <w:r>
+        <w:rPr>
+          <w:rStyle w:val="Forte"/>
+        </w:rPr>
+        <w:t xml:space="preserve">Projeto Conecta </w:t>
+      </w:r>
+      <w:proofErr w:type="spellStart"/>
+      <w:r>
+        <w:rPr>
+          <w:rStyle w:val="Forte"/>
+        </w:rPr>
+        <w:t>Lureframulu</w:t>
+      </w:r>
+      <w:proofErr w:type="spellEnd"/>
+      <w:r>
+        <w:rPr>
+          <w:rStyle w:val="Forte"/>
+        </w:rPr>
+        <w:t xml:space="preserve"> &amp; </w:t>
+      </w:r>
+      <w:proofErr w:type="spellStart"/>
+      <w:r>
+        <w:rPr>
+          <w:rStyle w:val="Forte"/>
+        </w:rPr>
+        <w:t>Precimuel</w:t>
+      </w:r>
+      <w:proofErr w:type="spellEnd"/>
+      <w:r>
+        <w:t xml:space="preserve"> representa um investimento na valorização da imagem institucional, na aproximação à comunidade e na preparação do Instituto para os desafios e oportunidades da educação contemporânea. Trata-se de uma iniciativa concebida para apoiar a missão da instituição, reforçando a sua capacidade de comunicar, crescer e continuar a formar profissionais preparados para servir a sociedade com competência, ética e excelência.</w:t>
+      </w:r>
+    </w:p>
+    <w:p>
+      <w:pPr>
         <w:spacing w:line="360" w:lineRule="auto"/>
-        <w:jc w:val="both"/>
-      </w:pPr>
-      <w:r>
-        <w:t>Para demonstrar a viabilidade da proposta, este documento apresenta uma visão clara da oportunidade identificada, da solução proposta, dos benefícios esperados e de um protótipo funcional que ilustra, de forma prática, como a Plataforma Institucional Digital poderá contribuir para o fortalecimento da presença institucional do Instituto.</w:t>
-      </w:r>
-    </w:p>
-    <w:p>
-      <w:pPr>
-        <w:pStyle w:val="NormalWeb"/>
-        <w:spacing w:line="360" w:lineRule="auto"/>
-        <w:jc w:val="both"/>
-      </w:pPr>
-      <w:r>
-        <w:t xml:space="preserve">Mais do que um projeto tecnológico, o </w:t>
-      </w:r>
-      <w:r>
-        <w:rPr>
-          <w:rStyle w:val="Forte"/>
-        </w:rPr>
-        <w:t>Projeto Conecta Lureframulu &amp; Precimuel</w:t>
-      </w:r>
-      <w:r>
-        <w:t xml:space="preserve"> representa um investimento na valorização da imagem institucional, na aproximação à comunidade e na preparação do Instituto para os desafios e oportunidades da educação contemporânea. Trata-se de uma iniciativa concebida para apoiar a missão da instituição, reforçando a sua capacidade de comunicar, crescer e continuar a formar profissionais preparados para servir a sociedade com competência, ética e excelência.</w:t>
-      </w:r>
-    </w:p>
-    <w:p>
-      <w:pPr>
         <w:rPr>
           <w:rFonts w:ascii="Times New Roman" w:hAnsi="Times New Roman" w:cs="Times New Roman"/>
           <w:sz w:val="24"/>
@@ -1841,7 +2353,7 @@
     <w:p>
       <w:pPr>
         <w:pStyle w:val="Ttulo1"/>
-        <w:spacing w:before="0" w:beforeAutospacing="0" w:line="360" w:lineRule="auto"/>
+        <w:spacing w:before="0" w:beforeAutospacing="0" w:after="160" w:afterAutospacing="0" w:line="360" w:lineRule="auto"/>
         <w:jc w:val="both"/>
         <w:rPr>
           <w:sz w:val="24"/>
@@ -1860,7 +2372,7 @@
     <w:p>
       <w:pPr>
         <w:pStyle w:val="NormalWeb"/>
-        <w:spacing w:before="0" w:beforeAutospacing="0" w:line="360" w:lineRule="auto"/>
+        <w:spacing w:before="0" w:beforeAutospacing="0" w:after="160" w:afterAutospacing="0" w:line="360" w:lineRule="auto"/>
         <w:ind w:firstLine="567"/>
         <w:jc w:val="both"/>
       </w:pPr>
@@ -1871,18 +2383,26 @@
     <w:p>
       <w:pPr>
         <w:pStyle w:val="NormalWeb"/>
-        <w:spacing w:before="0" w:beforeAutospacing="0" w:line="360" w:lineRule="auto"/>
-        <w:ind w:firstLine="567"/>
-        <w:jc w:val="both"/>
-      </w:pPr>
-      <w:r>
-        <w:t>No setor da educação, esta realidade também se faz sentir. Atualmente, estudantes, encarregados de educação e parceiros institucionais procuram conhecer uma escola antes mesmo da primeira visita às suas instalações. A pesquisa por informações sobre cursos, calendário académico, atividades, localização, contactos e identidade institucional passou a fazer parte do processo natural de escolha de uma instituição de ensino.</w:t>
-      </w:r>
-    </w:p>
-    <w:p>
-      <w:pPr>
-        <w:pStyle w:val="NormalWeb"/>
-        <w:spacing w:before="0" w:beforeAutospacing="0" w:line="360" w:lineRule="auto"/>
+        <w:spacing w:before="0" w:beforeAutospacing="0" w:after="160" w:afterAutospacing="0" w:line="360" w:lineRule="auto"/>
+        <w:ind w:firstLine="567"/>
+        <w:jc w:val="both"/>
+      </w:pPr>
+      <w:r>
+        <w:t xml:space="preserve">No setor da educação, esta realidade também se faz sentir. Atualmente, estudantes, encarregados de educação e parceiros institucionais procuram conhecer uma escola antes mesmo da primeira visita às suas instalações. A pesquisa por informações sobre cursos, calendário académico, atividades, localização, </w:t>
+      </w:r>
+      <w:proofErr w:type="spellStart"/>
+      <w:r>
+        <w:t>contactos</w:t>
+      </w:r>
+      <w:proofErr w:type="spellEnd"/>
+      <w:r>
+        <w:t xml:space="preserve"> e identidade institucional passou a fazer parte do processo natural de escolha de uma instituição de ensino.</w:t>
+      </w:r>
+    </w:p>
+    <w:p>
+      <w:pPr>
+        <w:pStyle w:val="NormalWeb"/>
+        <w:spacing w:before="0" w:beforeAutospacing="0" w:after="160" w:afterAutospacing="0" w:line="360" w:lineRule="auto"/>
         <w:ind w:firstLine="567"/>
         <w:jc w:val="both"/>
       </w:pPr>
@@ -1893,18 +2413,26 @@
     <w:p>
       <w:pPr>
         <w:pStyle w:val="NormalWeb"/>
-        <w:spacing w:before="0" w:beforeAutospacing="0" w:line="360" w:lineRule="auto"/>
-        <w:ind w:firstLine="567"/>
-        <w:jc w:val="both"/>
-      </w:pPr>
-      <w:r>
-        <w:t>Neste contexto, a presença digital deixou de ser apenas um complemento tecnológico e passou a constituir uma extensão da identidade institucional. Uma plataforma oficial permite que o primeiro contacto com a instituição continue para além de uma campanha publicitária, oferecendo informações organizadas, atualizadas e permanentemente disponíveis para toda a comunidade.</w:t>
-      </w:r>
-    </w:p>
-    <w:p>
-      <w:pPr>
-        <w:pStyle w:val="NormalWeb"/>
-        <w:spacing w:before="0" w:beforeAutospacing="0" w:line="360" w:lineRule="auto"/>
+        <w:spacing w:before="0" w:beforeAutospacing="0" w:after="160" w:afterAutospacing="0" w:line="360" w:lineRule="auto"/>
+        <w:ind w:firstLine="567"/>
+        <w:jc w:val="both"/>
+      </w:pPr>
+      <w:r>
+        <w:t xml:space="preserve">Neste contexto, a presença digital deixou de ser apenas um complemento tecnológico e passou a constituir uma extensão da identidade institucional. Uma plataforma oficial permite que o primeiro </w:t>
+      </w:r>
+      <w:proofErr w:type="spellStart"/>
+      <w:r>
+        <w:t>contacto</w:t>
+      </w:r>
+      <w:proofErr w:type="spellEnd"/>
+      <w:r>
+        <w:t xml:space="preserve"> com a instituição continue para além de uma campanha publicitária, oferecendo informações organizadas, atualizadas e permanentemente disponíveis para toda a comunidade.</w:t>
+      </w:r>
+    </w:p>
+    <w:p>
+      <w:pPr>
+        <w:pStyle w:val="NormalWeb"/>
+        <w:spacing w:before="0" w:beforeAutospacing="0" w:after="160" w:afterAutospacing="0" w:line="360" w:lineRule="auto"/>
         <w:ind w:firstLine="567"/>
         <w:jc w:val="both"/>
       </w:pPr>
@@ -1915,44 +2443,76 @@
     <w:p>
       <w:pPr>
         <w:pStyle w:val="NormalWeb"/>
-        <w:spacing w:before="0" w:beforeAutospacing="0" w:line="360" w:lineRule="auto"/>
-        <w:ind w:firstLine="567"/>
-        <w:jc w:val="both"/>
-      </w:pPr>
-      <w:r>
-        <w:t xml:space="preserve">Uma comunicação bem estruturada contribui para aproximar estudantes, encarregados de educação, docentes, colaboradores e parceiros, criando uma relação </w:t>
+        <w:spacing w:before="0" w:beforeAutospacing="0" w:after="160" w:afterAutospacing="0" w:line="360" w:lineRule="auto"/>
+        <w:ind w:firstLine="567"/>
+        <w:jc w:val="both"/>
+      </w:pPr>
+      <w:r>
+        <w:t xml:space="preserve">Uma comunicação bem estruturada contribui para aproximar estudantes, encarregados de educação, docentes, colaboradores e parceiros, criando uma relação baseada na transparência, na credibilidade e na facilidade de acesso à informação. Quando </w:t>
       </w:r>
       <w:r>
         <w:lastRenderedPageBreak/>
-        <w:t>baseada na transparência, na credibilidade e na facilidade de acesso à informação. Quando esta comunicação é apoiada por uma plataforma digital organizada, torna-se possível oferecer uma experiência mais consistente, reduzindo dificuldades no acesso às informações e fortalecendo a imagem institucional.</w:t>
-      </w:r>
-    </w:p>
-    <w:p>
-      <w:pPr>
-        <w:pStyle w:val="NormalWeb"/>
-        <w:spacing w:before="0" w:beforeAutospacing="0" w:line="360" w:lineRule="auto"/>
-        <w:ind w:firstLine="567"/>
-        <w:jc w:val="both"/>
-      </w:pPr>
-      <w:r>
-        <w:t>Neste cenário, a tecnologia não substitui o contacto humano nem os canais tradicionais de atendimento. Pelo contrário, funciona como um recurso complementar que amplia a capacidade da instituição de comunicar, informar e servir a comunidade de forma contínua.</w:t>
-      </w:r>
-    </w:p>
-    <w:p>
-      <w:pPr>
-        <w:pStyle w:val="NormalWeb"/>
-        <w:spacing w:before="0" w:beforeAutospacing="0" w:line="360" w:lineRule="auto"/>
-        <w:ind w:firstLine="567"/>
-        <w:jc w:val="both"/>
-      </w:pPr>
-      <w:r>
-        <w:t>O Instituto Técnico Privado de Saúde Lureframulu &amp; Precimuel, Lda. tem vindo a afirmar a sua presença no setor da educação através do compromisso com a formação de profissionais da área da saúde e do investimento em ações de divulgação que aproximam a instituição da sociedade.</w:t>
-      </w:r>
-    </w:p>
-    <w:p>
-      <w:pPr>
-        <w:pStyle w:val="NormalWeb"/>
-        <w:spacing w:before="0" w:beforeAutospacing="0" w:line="360" w:lineRule="auto"/>
+        <w:t>esta comunicação é apoiada por uma plataforma digital organizada, torna-se possível oferecer uma experiência mais consistente, reduzindo dificuldades no acesso às informações e fortalecendo a imagem institucional.</w:t>
+      </w:r>
+    </w:p>
+    <w:p>
+      <w:pPr>
+        <w:pStyle w:val="NormalWeb"/>
+        <w:spacing w:before="0" w:beforeAutospacing="0" w:after="160" w:afterAutospacing="0" w:line="360" w:lineRule="auto"/>
+        <w:ind w:firstLine="567"/>
+        <w:jc w:val="both"/>
+      </w:pPr>
+      <w:r>
+        <w:t xml:space="preserve">Neste cenário, a tecnologia não substitui o </w:t>
+      </w:r>
+      <w:proofErr w:type="spellStart"/>
+      <w:r>
+        <w:t>contacto</w:t>
+      </w:r>
+      <w:proofErr w:type="spellEnd"/>
+      <w:r>
+        <w:t xml:space="preserve"> humano nem os canais tradicionais de atendimento. Pelo contrário, funciona como um recurso complementar que amplia a capacidade da instituição de comunicar, informar e servir a comunidade de forma contínua.</w:t>
+      </w:r>
+    </w:p>
+    <w:p>
+      <w:pPr>
+        <w:pStyle w:val="NormalWeb"/>
+        <w:spacing w:before="0" w:beforeAutospacing="0" w:after="160" w:afterAutospacing="0" w:line="360" w:lineRule="auto"/>
+        <w:ind w:firstLine="567"/>
+        <w:jc w:val="both"/>
+      </w:pPr>
+      <w:r>
+        <w:t xml:space="preserve">O Instituto Técnico Privado de Saúde </w:t>
+      </w:r>
+      <w:proofErr w:type="spellStart"/>
+      <w:r>
+        <w:t>Lureframulu</w:t>
+      </w:r>
+      <w:proofErr w:type="spellEnd"/>
+      <w:r>
+        <w:t xml:space="preserve"> &amp; </w:t>
+      </w:r>
+      <w:proofErr w:type="spellStart"/>
+      <w:r>
+        <w:t>Precimuel</w:t>
+      </w:r>
+      <w:proofErr w:type="spellEnd"/>
+      <w:r>
+        <w:t xml:space="preserve">, </w:t>
+      </w:r>
+      <w:proofErr w:type="spellStart"/>
+      <w:r>
+        <w:t>Lda</w:t>
+      </w:r>
+      <w:proofErr w:type="spellEnd"/>
+      <w:r>
+        <w:t>. tem vindo a afirmar a sua presença no setor da educação através do compromisso com a formação de profissionais da área da saúde e do investimento em ações de divulgação que aproximam a instituição da sociedade.</w:t>
+      </w:r>
+    </w:p>
+    <w:p>
+      <w:pPr>
+        <w:pStyle w:val="NormalWeb"/>
+        <w:spacing w:before="0" w:beforeAutospacing="0" w:after="160" w:afterAutospacing="0" w:line="360" w:lineRule="auto"/>
         <w:ind w:firstLine="567"/>
         <w:jc w:val="both"/>
       </w:pPr>
@@ -1963,7 +2523,7 @@
     <w:p>
       <w:pPr>
         <w:pStyle w:val="NormalWeb"/>
-        <w:spacing w:before="0" w:beforeAutospacing="0" w:line="360" w:lineRule="auto"/>
+        <w:spacing w:before="0" w:beforeAutospacing="0" w:after="160" w:afterAutospacing="0" w:line="360" w:lineRule="auto"/>
         <w:ind w:firstLine="567"/>
         <w:jc w:val="both"/>
       </w:pPr>
@@ -1974,7 +2534,7 @@
     <w:p>
       <w:pPr>
         <w:pStyle w:val="NormalWeb"/>
-        <w:spacing w:before="0" w:beforeAutospacing="0" w:line="360" w:lineRule="auto"/>
+        <w:spacing w:before="0" w:beforeAutospacing="0" w:after="160" w:afterAutospacing="0" w:line="360" w:lineRule="auto"/>
         <w:ind w:firstLine="567"/>
         <w:jc w:val="both"/>
       </w:pPr>
@@ -1985,8 +2545,30 @@
         <w:rPr>
           <w:rStyle w:val="Forte"/>
         </w:rPr>
-        <w:t>Projeto Conecta Lureframulu &amp; Precimuel</w:t>
-      </w:r>
+        <w:t xml:space="preserve">Projeto Conecta </w:t>
+      </w:r>
+      <w:proofErr w:type="spellStart"/>
+      <w:r>
+        <w:rPr>
+          <w:rStyle w:val="Forte"/>
+        </w:rPr>
+        <w:t>Lureframulu</w:t>
+      </w:r>
+      <w:proofErr w:type="spellEnd"/>
+      <w:r>
+        <w:rPr>
+          <w:rStyle w:val="Forte"/>
+        </w:rPr>
+        <w:t xml:space="preserve"> &amp; </w:t>
+      </w:r>
+      <w:proofErr w:type="spellStart"/>
+      <w:r>
+        <w:rPr>
+          <w:rStyle w:val="Forte"/>
+        </w:rPr>
+        <w:t>Precimuel</w:t>
+      </w:r>
+      <w:proofErr w:type="spellEnd"/>
       <w:r>
         <w:t>: uma proposta concebida para apoiar o crescimento institucional através de uma presença digital coerente com a missão, os valores e a qualidade do ensino oferecido pelo Instituto.</w:t>
       </w:r>
@@ -2014,7 +2596,7 @@
     <w:p>
       <w:pPr>
         <w:pStyle w:val="Ttulo1"/>
-        <w:spacing w:line="360" w:lineRule="auto"/>
+        <w:spacing w:after="160" w:afterAutospacing="0" w:line="360" w:lineRule="auto"/>
         <w:jc w:val="both"/>
         <w:rPr>
           <w:sz w:val="24"/>
@@ -2062,18 +2644,42 @@
     <w:p>
       <w:pPr>
         <w:pStyle w:val="NormalWeb"/>
-        <w:spacing w:line="360" w:lineRule="auto"/>
-        <w:ind w:firstLine="567"/>
-        <w:jc w:val="both"/>
-      </w:pPr>
-      <w:r>
-        <w:t>O Instituto Técnico Privado de Saúde Lureframulu &amp; Precimuel, Lda. tem desenvolvido um trabalho consistente na formação de profissionais da área da saúde, consolidando a sua presença através da qualidade do ensino, do compromisso com a formação técnica e do investimento em ações de divulgação e aproximação à comunidade.</w:t>
-      </w:r>
-    </w:p>
-    <w:p>
-      <w:pPr>
-        <w:pStyle w:val="NormalWeb"/>
-        <w:spacing w:line="360" w:lineRule="auto"/>
+        <w:spacing w:after="160" w:afterAutospacing="0" w:line="360" w:lineRule="auto"/>
+        <w:ind w:firstLine="567"/>
+        <w:jc w:val="both"/>
+      </w:pPr>
+      <w:r>
+        <w:t xml:space="preserve">O Instituto Técnico Privado de Saúde </w:t>
+      </w:r>
+      <w:proofErr w:type="spellStart"/>
+      <w:r>
+        <w:t>Lureframulu</w:t>
+      </w:r>
+      <w:proofErr w:type="spellEnd"/>
+      <w:r>
+        <w:t xml:space="preserve"> &amp; </w:t>
+      </w:r>
+      <w:proofErr w:type="spellStart"/>
+      <w:r>
+        <w:t>Precimuel</w:t>
+      </w:r>
+      <w:proofErr w:type="spellEnd"/>
+      <w:r>
+        <w:t xml:space="preserve">, </w:t>
+      </w:r>
+      <w:proofErr w:type="spellStart"/>
+      <w:r>
+        <w:t>Lda</w:t>
+      </w:r>
+      <w:proofErr w:type="spellEnd"/>
+      <w:r>
+        <w:t>. tem desenvolvido um trabalho consistente na formação de profissionais da área da saúde, consolidando a sua presença através da qualidade do ensino, do compromisso com a formação técnica e do investimento em ações de divulgação e aproximação à comunidade.</w:t>
+      </w:r>
+    </w:p>
+    <w:p>
+      <w:pPr>
+        <w:pStyle w:val="NormalWeb"/>
+        <w:spacing w:after="160" w:afterAutospacing="0" w:line="360" w:lineRule="auto"/>
         <w:ind w:firstLine="567"/>
         <w:jc w:val="both"/>
       </w:pPr>
@@ -2084,7 +2690,7 @@
     <w:p>
       <w:pPr>
         <w:pStyle w:val="NormalWeb"/>
-        <w:spacing w:line="360" w:lineRule="auto"/>
+        <w:spacing w:after="160" w:afterAutospacing="0" w:line="360" w:lineRule="auto"/>
         <w:ind w:firstLine="567"/>
         <w:jc w:val="both"/>
       </w:pPr>
@@ -2095,7 +2701,7 @@
     <w:p>
       <w:pPr>
         <w:pStyle w:val="NormalWeb"/>
-        <w:spacing w:line="360" w:lineRule="auto"/>
+        <w:spacing w:after="160" w:afterAutospacing="0" w:line="360" w:lineRule="auto"/>
         <w:ind w:firstLine="567"/>
         <w:jc w:val="both"/>
       </w:pPr>
@@ -2106,18 +2712,26 @@
     <w:p>
       <w:pPr>
         <w:pStyle w:val="NormalWeb"/>
-        <w:spacing w:line="360" w:lineRule="auto"/>
-        <w:ind w:firstLine="567"/>
-        <w:jc w:val="both"/>
-      </w:pPr>
-      <w:r>
-        <w:t>Atualmente, o primeiro contacto entre uma pessoa e uma instituição acontece, muitas vezes, através dos meios digitais. Antes de efetuar uma visita, realizar uma inscrição ou solicitar informações, estudantes e encarregados de educação tendem a pesquisar na Internet para conhecer melhor a organização, compreender a sua oferta formativa e avaliar a confiança que transmite.</w:t>
-      </w:r>
-    </w:p>
-    <w:p>
-      <w:pPr>
-        <w:pStyle w:val="NormalWeb"/>
-        <w:spacing w:line="360" w:lineRule="auto"/>
+        <w:spacing w:after="160" w:afterAutospacing="0" w:line="360" w:lineRule="auto"/>
+        <w:ind w:firstLine="567"/>
+        <w:jc w:val="both"/>
+      </w:pPr>
+      <w:r>
+        <w:t xml:space="preserve">Atualmente, o primeiro </w:t>
+      </w:r>
+      <w:proofErr w:type="spellStart"/>
+      <w:r>
+        <w:t>contacto</w:t>
+      </w:r>
+      <w:proofErr w:type="spellEnd"/>
+      <w:r>
+        <w:t xml:space="preserve"> entre uma pessoa e uma instituição acontece, muitas vezes, através dos meios digitais. Antes de efetuar uma visita, realizar uma inscrição ou solicitar informações, estudantes e encarregados de educação tendem a pesquisar na Internet para conhecer melhor a organização, compreender a sua oferta formativa e avaliar a confiança que transmite.</w:t>
+      </w:r>
+    </w:p>
+    <w:p>
+      <w:pPr>
+        <w:pStyle w:val="NormalWeb"/>
+        <w:spacing w:after="160" w:afterAutospacing="0" w:line="360" w:lineRule="auto"/>
         <w:ind w:firstLine="567"/>
         <w:jc w:val="both"/>
       </w:pPr>
@@ -2128,7 +2742,7 @@
     <w:p>
       <w:pPr>
         <w:pStyle w:val="NormalWeb"/>
-        <w:spacing w:line="360" w:lineRule="auto"/>
+        <w:spacing w:after="160" w:afterAutospacing="0" w:line="360" w:lineRule="auto"/>
         <w:ind w:firstLine="567"/>
         <w:jc w:val="both"/>
       </w:pPr>
@@ -2143,7 +2757,7 @@
           <w:ilvl w:val="0"/>
           <w:numId w:val="1"/>
         </w:numPr>
-        <w:spacing w:line="360" w:lineRule="auto"/>
+        <w:spacing w:after="160" w:afterAutospacing="0" w:line="360" w:lineRule="auto"/>
         <w:ind w:firstLine="567"/>
         <w:jc w:val="both"/>
       </w:pPr>
@@ -2158,7 +2772,7 @@
           <w:ilvl w:val="0"/>
           <w:numId w:val="1"/>
         </w:numPr>
-        <w:spacing w:line="360" w:lineRule="auto"/>
+        <w:spacing w:after="160" w:afterAutospacing="0" w:line="360" w:lineRule="auto"/>
         <w:ind w:firstLine="567"/>
         <w:jc w:val="both"/>
       </w:pPr>
@@ -2174,12 +2788,20 @@
           <w:ilvl w:val="0"/>
           <w:numId w:val="1"/>
         </w:numPr>
-        <w:spacing w:line="360" w:lineRule="auto"/>
-        <w:ind w:firstLine="567"/>
-        <w:jc w:val="both"/>
-      </w:pPr>
-      <w:r>
-        <w:t>Valorizar as campanhas de divulgação já realizadas, oferecendo um ambiente digital onde o interesse despertado pelas ações promocionais possa transformar-se em contacto efetivo com a instituição;</w:t>
+        <w:spacing w:after="160" w:afterAutospacing="0" w:line="360" w:lineRule="auto"/>
+        <w:ind w:firstLine="567"/>
+        <w:jc w:val="both"/>
+      </w:pPr>
+      <w:r>
+        <w:t xml:space="preserve">Valorizar as campanhas de divulgação já realizadas, oferecendo um ambiente digital onde o interesse despertado pelas ações promocionais possa transformar-se em </w:t>
+      </w:r>
+      <w:proofErr w:type="spellStart"/>
+      <w:r>
+        <w:t>contacto</w:t>
+      </w:r>
+      <w:proofErr w:type="spellEnd"/>
+      <w:r>
+        <w:t xml:space="preserve"> efetivo com a instituição;</w:t>
       </w:r>
     </w:p>
     <w:p>
@@ -2189,7 +2811,7 @@
           <w:ilvl w:val="0"/>
           <w:numId w:val="1"/>
         </w:numPr>
-        <w:spacing w:line="360" w:lineRule="auto"/>
+        <w:spacing w:after="160" w:afterAutospacing="0" w:line="360" w:lineRule="auto"/>
         <w:ind w:firstLine="567"/>
         <w:jc w:val="both"/>
       </w:pPr>
@@ -2204,7 +2826,7 @@
           <w:ilvl w:val="0"/>
           <w:numId w:val="1"/>
         </w:numPr>
-        <w:spacing w:line="360" w:lineRule="auto"/>
+        <w:spacing w:after="160" w:afterAutospacing="0" w:line="360" w:lineRule="auto"/>
         <w:ind w:firstLine="567"/>
         <w:jc w:val="both"/>
       </w:pPr>
@@ -2215,7 +2837,7 @@
     <w:p>
       <w:pPr>
         <w:pStyle w:val="NormalWeb"/>
-        <w:spacing w:line="360" w:lineRule="auto"/>
+        <w:spacing w:after="160" w:afterAutospacing="0" w:line="360" w:lineRule="auto"/>
         <w:ind w:firstLine="567"/>
         <w:jc w:val="both"/>
       </w:pPr>
@@ -2230,7 +2852,7 @@
           <w:ilvl w:val="0"/>
           <w:numId w:val="8"/>
         </w:numPr>
-        <w:spacing w:line="360" w:lineRule="auto"/>
+        <w:spacing w:after="160" w:line="360" w:lineRule="auto"/>
         <w:ind w:left="426"/>
         <w:jc w:val="both"/>
         <w:rPr>
@@ -2249,13 +2871,13 @@
           <w:sz w:val="24"/>
           <w:szCs w:val="24"/>
         </w:rPr>
-        <w:t>UM MOMENTO ESTRATÉGICO PARA EVOLUIR</w:t>
-      </w:r>
-    </w:p>
-    <w:p>
-      <w:pPr>
-        <w:pStyle w:val="NormalWeb"/>
-        <w:spacing w:line="360" w:lineRule="auto"/>
+        <w:t>Um Momento Estratégico Para Evoluir</w:t>
+      </w:r>
+    </w:p>
+    <w:p>
+      <w:pPr>
+        <w:pStyle w:val="NormalWeb"/>
+        <w:spacing w:after="160" w:afterAutospacing="0" w:line="360" w:lineRule="auto"/>
         <w:ind w:firstLine="567"/>
         <w:jc w:val="both"/>
       </w:pPr>
@@ -2266,7 +2888,7 @@
     <w:p>
       <w:pPr>
         <w:pStyle w:val="NormalWeb"/>
-        <w:spacing w:line="360" w:lineRule="auto"/>
+        <w:spacing w:after="160" w:afterAutospacing="0" w:line="360" w:lineRule="auto"/>
         <w:ind w:firstLine="567"/>
         <w:jc w:val="both"/>
       </w:pPr>
@@ -2277,7 +2899,7 @@
     <w:p>
       <w:pPr>
         <w:pStyle w:val="NormalWeb"/>
-        <w:spacing w:line="360" w:lineRule="auto"/>
+        <w:spacing w:after="160" w:afterAutospacing="0" w:line="360" w:lineRule="auto"/>
         <w:ind w:firstLine="567"/>
         <w:jc w:val="both"/>
       </w:pPr>
@@ -2291,7 +2913,7 @@
     <w:p>
       <w:pPr>
         <w:pStyle w:val="Ttulo1"/>
-        <w:spacing w:line="360" w:lineRule="auto"/>
+        <w:spacing w:after="160" w:afterAutospacing="0" w:line="360" w:lineRule="auto"/>
         <w:jc w:val="both"/>
         <w:rPr>
           <w:sz w:val="24"/>
@@ -2309,7 +2931,7 @@
     </w:p>
     <w:p>
       <w:pPr>
-        <w:spacing w:beforeAutospacing="1" w:after="100" w:afterAutospacing="1" w:line="360" w:lineRule="auto"/>
+        <w:spacing w:beforeAutospacing="1" w:line="360" w:lineRule="auto"/>
         <w:ind w:firstLine="567"/>
         <w:jc w:val="both"/>
         <w:rPr>
@@ -2334,7 +2956,7 @@
     <w:p>
       <w:pPr>
         <w:pStyle w:val="NormalWeb"/>
-        <w:spacing w:line="360" w:lineRule="auto"/>
+        <w:spacing w:after="160" w:afterAutospacing="0" w:line="360" w:lineRule="auto"/>
         <w:ind w:firstLine="567"/>
         <w:jc w:val="both"/>
       </w:pPr>
@@ -2345,7 +2967,7 @@
     <w:p>
       <w:pPr>
         <w:pStyle w:val="NormalWeb"/>
-        <w:spacing w:line="360" w:lineRule="auto"/>
+        <w:spacing w:after="160" w:afterAutospacing="0" w:line="360" w:lineRule="auto"/>
         <w:ind w:firstLine="567"/>
         <w:jc w:val="both"/>
       </w:pPr>
@@ -2356,18 +2978,42 @@
     <w:p>
       <w:pPr>
         <w:pStyle w:val="NormalWeb"/>
-        <w:spacing w:line="360" w:lineRule="auto"/>
-        <w:ind w:firstLine="567"/>
-        <w:jc w:val="both"/>
-      </w:pPr>
-      <w:r>
-        <w:t>O Instituto Técnico Privado de Saúde Lureframulu &amp; Precimuel, Lda. já desenvolve um trabalho significativo na promoção da sua oferta formativa e na valorização da sua imagem. No entanto, enquanto não existir uma Plataforma Institucional Digital que complemente esse esforço, parte do interesse despertado pelas campanhas de comunicação poderá não ser plenamente aproveitado.</w:t>
-      </w:r>
-    </w:p>
-    <w:p>
-      <w:pPr>
-        <w:pStyle w:val="NormalWeb"/>
-        <w:spacing w:line="360" w:lineRule="auto"/>
+        <w:spacing w:after="160" w:afterAutospacing="0" w:line="360" w:lineRule="auto"/>
+        <w:ind w:firstLine="567"/>
+        <w:jc w:val="both"/>
+      </w:pPr>
+      <w:r>
+        <w:t xml:space="preserve">O Instituto Técnico Privado de Saúde </w:t>
+      </w:r>
+      <w:proofErr w:type="spellStart"/>
+      <w:r>
+        <w:t>Lureframulu</w:t>
+      </w:r>
+      <w:proofErr w:type="spellEnd"/>
+      <w:r>
+        <w:t xml:space="preserve"> &amp; </w:t>
+      </w:r>
+      <w:proofErr w:type="spellStart"/>
+      <w:r>
+        <w:t>Precimuel</w:t>
+      </w:r>
+      <w:proofErr w:type="spellEnd"/>
+      <w:r>
+        <w:t xml:space="preserve">, </w:t>
+      </w:r>
+      <w:proofErr w:type="spellStart"/>
+      <w:r>
+        <w:t>Lda</w:t>
+      </w:r>
+      <w:proofErr w:type="spellEnd"/>
+      <w:r>
+        <w:t>. já desenvolve um trabalho significativo na promoção da sua oferta formativa e na valorização da sua imagem. No entanto, enquanto não existir uma Plataforma Institucional Digital que complemente esse esforço, parte do interesse despertado pelas campanhas de comunicação poderá não ser plenamente aproveitado.</w:t>
+      </w:r>
+    </w:p>
+    <w:p>
+      <w:pPr>
+        <w:pStyle w:val="NormalWeb"/>
+        <w:spacing w:after="160" w:afterAutospacing="0" w:line="360" w:lineRule="auto"/>
         <w:ind w:firstLine="567"/>
         <w:jc w:val="both"/>
       </w:pPr>
@@ -2378,18 +3024,26 @@
     <w:p>
       <w:pPr>
         <w:pStyle w:val="NormalWeb"/>
-        <w:spacing w:line="360" w:lineRule="auto"/>
-        <w:ind w:firstLine="567"/>
-        <w:jc w:val="both"/>
-      </w:pPr>
-      <w:r>
-        <w:t>Quando essa experiência digital ainda não está disponível, a comunicação tende a depender exclusivamente dos canais tradicionais e do contacto presencial, limitando a continuidade do relacionamento iniciado pelas ações promocionais.</w:t>
-      </w:r>
-    </w:p>
-    <w:p>
-      <w:pPr>
-        <w:pStyle w:val="NormalWeb"/>
-        <w:spacing w:line="360" w:lineRule="auto"/>
+        <w:spacing w:after="160" w:afterAutospacing="0" w:line="360" w:lineRule="auto"/>
+        <w:ind w:firstLine="567"/>
+        <w:jc w:val="both"/>
+      </w:pPr>
+      <w:r>
+        <w:t xml:space="preserve">Quando essa experiência digital ainda não está disponível, a comunicação tende a depender exclusivamente dos canais tradicionais e do </w:t>
+      </w:r>
+      <w:proofErr w:type="spellStart"/>
+      <w:r>
+        <w:t>contacto</w:t>
+      </w:r>
+      <w:proofErr w:type="spellEnd"/>
+      <w:r>
+        <w:t xml:space="preserve"> presencial, limitando a continuidade do relacionamento iniciado pelas ações promocionais.</w:t>
+      </w:r>
+    </w:p>
+    <w:p>
+      <w:pPr>
+        <w:pStyle w:val="NormalWeb"/>
+        <w:spacing w:after="160" w:afterAutospacing="0" w:line="360" w:lineRule="auto"/>
         <w:ind w:firstLine="567"/>
         <w:jc w:val="both"/>
       </w:pPr>
@@ -2404,12 +3058,12 @@
           <w:ilvl w:val="0"/>
           <w:numId w:val="2"/>
         </w:numPr>
-        <w:spacing w:line="360" w:lineRule="auto"/>
-        <w:ind w:firstLine="567"/>
-        <w:jc w:val="both"/>
-      </w:pPr>
-      <w:r>
-        <w:t>ampliar o alcance das campanhas de divulgação;</w:t>
+        <w:spacing w:after="160" w:afterAutospacing="0" w:line="360" w:lineRule="auto"/>
+        <w:ind w:firstLine="567"/>
+        <w:jc w:val="both"/>
+      </w:pPr>
+      <w:r>
+        <w:t>Ampliar o alcance das campanhas de divulgação;</w:t>
       </w:r>
     </w:p>
     <w:p>
@@ -2419,12 +3073,12 @@
           <w:ilvl w:val="0"/>
           <w:numId w:val="2"/>
         </w:numPr>
-        <w:spacing w:line="360" w:lineRule="auto"/>
-        <w:ind w:firstLine="567"/>
-        <w:jc w:val="both"/>
-      </w:pPr>
-      <w:r>
-        <w:t>disponibilizar informação institucional de forma permanente;</w:t>
+        <w:spacing w:after="160" w:afterAutospacing="0" w:line="360" w:lineRule="auto"/>
+        <w:ind w:firstLine="567"/>
+        <w:jc w:val="both"/>
+      </w:pPr>
+      <w:r>
+        <w:t>Disponibilizar informação institucional de forma permanente;</w:t>
       </w:r>
     </w:p>
     <w:p>
@@ -2434,12 +3088,13 @@
           <w:ilvl w:val="0"/>
           <w:numId w:val="2"/>
         </w:numPr>
-        <w:spacing w:line="360" w:lineRule="auto"/>
-        <w:ind w:firstLine="567"/>
-        <w:jc w:val="both"/>
-      </w:pPr>
-      <w:r>
-        <w:t>reforçar a credibilidade junto da comunidade;</w:t>
+        <w:spacing w:after="160" w:afterAutospacing="0" w:line="360" w:lineRule="auto"/>
+        <w:ind w:firstLine="567"/>
+        <w:jc w:val="both"/>
+      </w:pPr>
+      <w:r>
+        <w:lastRenderedPageBreak/>
+        <w:t>Reforçar a credibilidade junto da comunidade;</w:t>
       </w:r>
     </w:p>
     <w:p>
@@ -2449,13 +3104,20 @@
           <w:ilvl w:val="0"/>
           <w:numId w:val="2"/>
         </w:numPr>
-        <w:spacing w:line="360" w:lineRule="auto"/>
-        <w:ind w:firstLine="567"/>
-        <w:jc w:val="both"/>
-      </w:pPr>
-      <w:r>
-        <w:lastRenderedPageBreak/>
-        <w:t>facilitar o contacto com estudantes e encarregados de educação;</w:t>
+        <w:spacing w:after="160" w:afterAutospacing="0" w:line="360" w:lineRule="auto"/>
+        <w:ind w:firstLine="567"/>
+        <w:jc w:val="both"/>
+      </w:pPr>
+      <w:r>
+        <w:t xml:space="preserve">Facilitar o </w:t>
+      </w:r>
+      <w:proofErr w:type="spellStart"/>
+      <w:r>
+        <w:t>contacto</w:t>
+      </w:r>
+      <w:proofErr w:type="spellEnd"/>
+      <w:r>
+        <w:t xml:space="preserve"> com estudantes e encarregados de educação;</w:t>
       </w:r>
     </w:p>
     <w:p>
@@ -2465,12 +3127,15 @@
           <w:ilvl w:val="0"/>
           <w:numId w:val="2"/>
         </w:numPr>
-        <w:spacing w:line="360" w:lineRule="auto"/>
-        <w:ind w:firstLine="567"/>
-        <w:jc w:val="both"/>
-      </w:pPr>
-      <w:r>
-        <w:t>promover atividades académicas e institucionais com maior alcance;</w:t>
+        <w:spacing w:after="160" w:afterAutospacing="0" w:line="360" w:lineRule="auto"/>
+        <w:ind w:firstLine="567"/>
+        <w:jc w:val="both"/>
+      </w:pPr>
+      <w:r>
+        <w:t>Promover</w:t>
+      </w:r>
+      <w:r>
+        <w:t xml:space="preserve"> atividades académicas e institucionais com maior alcance;</w:t>
       </w:r>
     </w:p>
     <w:p>
@@ -2480,69 +3145,95 @@
           <w:ilvl w:val="0"/>
           <w:numId w:val="2"/>
         </w:numPr>
+        <w:spacing w:after="160" w:afterAutospacing="0" w:line="360" w:lineRule="auto"/>
+        <w:ind w:firstLine="567"/>
+        <w:jc w:val="both"/>
+      </w:pPr>
+      <w:r>
+        <w:t>Criar</w:t>
+      </w:r>
+      <w:r>
+        <w:t xml:space="preserve"> bases para a digitalização gradual de novos serviços.</w:t>
+      </w:r>
+    </w:p>
+    <w:p>
+      <w:pPr>
+        <w:pStyle w:val="NormalWeb"/>
+        <w:spacing w:after="160" w:afterAutospacing="0" w:line="360" w:lineRule="auto"/>
+        <w:ind w:firstLine="567"/>
+        <w:jc w:val="both"/>
+      </w:pPr>
+      <w:r>
+        <w:t>Assim, o investimento na plataforma não representa apenas a criação de um novo canal de comunicação, mas a valorização dos recursos e esforços que já fazem parte da estratégia de crescimento da instituição.</w:t>
+      </w:r>
+    </w:p>
+    <w:p>
+      <w:pPr>
+        <w:pStyle w:val="NormalWeb"/>
+        <w:spacing w:after="160" w:afterAutospacing="0" w:line="360" w:lineRule="auto"/>
+        <w:ind w:firstLine="567"/>
+        <w:jc w:val="both"/>
+      </w:pPr>
+      <w:r>
+        <w:t>Neste contexto, adiar a implementação de uma presença digital estruturada não significa permanecer estagnado, mas pode representar a perda de oportunidades de crescimento, de modernização e de aproximação com públicos que, diariamente, utilizam os meios digitais como principal forma de acesso à informação.</w:t>
+      </w:r>
+    </w:p>
+    <w:p>
+      <w:pPr>
+        <w:pStyle w:val="NormalWeb"/>
+        <w:spacing w:after="160" w:afterAutospacing="0" w:line="360" w:lineRule="auto"/>
+        <w:ind w:firstLine="567"/>
+        <w:jc w:val="both"/>
+      </w:pPr>
+      <w:r>
+        <w:t xml:space="preserve">O </w:t>
+      </w:r>
+      <w:r>
+        <w:rPr>
+          <w:rStyle w:val="Forte"/>
+        </w:rPr>
+        <w:t xml:space="preserve">Projeto Conecta </w:t>
+      </w:r>
+      <w:proofErr w:type="spellStart"/>
+      <w:r>
+        <w:rPr>
+          <w:rStyle w:val="Forte"/>
+        </w:rPr>
+        <w:t>Lureframulu</w:t>
+      </w:r>
+      <w:proofErr w:type="spellEnd"/>
+      <w:r>
+        <w:rPr>
+          <w:rStyle w:val="Forte"/>
+        </w:rPr>
+        <w:t xml:space="preserve"> &amp; </w:t>
+      </w:r>
+      <w:proofErr w:type="spellStart"/>
+      <w:r>
+        <w:rPr>
+          <w:rStyle w:val="Forte"/>
+        </w:rPr>
+        <w:t>Precimuel</w:t>
+      </w:r>
+      <w:proofErr w:type="spellEnd"/>
+      <w:r>
+        <w:t xml:space="preserve"> surge precisamente para transformar essa oportunidade em realidade, permitindo que o Instituto continue a evoluir sem abdicar da sua identidade, da sua missão e dos valores que o distinguem.</w:t>
+      </w:r>
+    </w:p>
+    <w:p>
+      <w:pPr>
+        <w:pStyle w:val="NormalWeb"/>
+        <w:spacing w:after="160" w:afterAutospacing="0" w:line="360" w:lineRule="auto"/>
+        <w:ind w:firstLine="567"/>
+        <w:jc w:val="both"/>
+      </w:pPr>
+      <w:r>
+        <w:t>Mais do que propor uma solução tecnológica, esta iniciativa pretende apresentar uma visão de crescimento sustentável, alinhada com a missão educativa do Instituto e preparada para responder às novas formas de comunicação e interação da sociedade contemporânea.</w:t>
+      </w:r>
+    </w:p>
+    <w:p>
+      <w:pPr>
         <w:spacing w:line="360" w:lineRule="auto"/>
-        <w:ind w:firstLine="567"/>
-        <w:jc w:val="both"/>
-      </w:pPr>
-      <w:r>
-        <w:t>criar bases para a digitalização gradual de novos serviços.</w:t>
-      </w:r>
-    </w:p>
-    <w:p>
-      <w:pPr>
-        <w:pStyle w:val="NormalWeb"/>
-        <w:spacing w:line="360" w:lineRule="auto"/>
-        <w:ind w:firstLine="567"/>
-        <w:jc w:val="both"/>
-      </w:pPr>
-      <w:r>
-        <w:t>Assim, o investimento na plataforma não representa apenas a criação de um novo canal de comunicação, mas a valorização dos recursos e esforços que já fazem parte da estratégia de crescimento da instituição.</w:t>
-      </w:r>
-    </w:p>
-    <w:p>
-      <w:pPr>
-        <w:pStyle w:val="NormalWeb"/>
-        <w:spacing w:line="360" w:lineRule="auto"/>
-        <w:ind w:firstLine="567"/>
-        <w:jc w:val="both"/>
-      </w:pPr>
-      <w:r>
-        <w:t>Neste contexto, adiar a implementação de uma presença digital estruturada não significa permanecer estagnado, mas pode representar a perda de oportunidades de crescimento, de modernização e de aproximação com públicos que, diariamente, utilizam os meios digitais como principal forma de acesso à informação.</w:t>
-      </w:r>
-    </w:p>
-    <w:p>
-      <w:pPr>
-        <w:pStyle w:val="NormalWeb"/>
-        <w:spacing w:line="360" w:lineRule="auto"/>
-        <w:ind w:firstLine="567"/>
-        <w:jc w:val="both"/>
-      </w:pPr>
-      <w:r>
-        <w:t xml:space="preserve">O </w:t>
-      </w:r>
-      <w:r>
-        <w:rPr>
-          <w:rStyle w:val="Forte"/>
-        </w:rPr>
-        <w:t>Projeto Conecta Lureframulu &amp; Precimuel</w:t>
-      </w:r>
-      <w:r>
-        <w:t xml:space="preserve"> surge precisamente para transformar essa oportunidade em realidade, permitindo que o Instituto continue a evoluir sem abdicar da sua identidade, da sua missão e dos valores que o distinguem.</w:t>
-      </w:r>
-    </w:p>
-    <w:p>
-      <w:pPr>
-        <w:pStyle w:val="NormalWeb"/>
-        <w:spacing w:line="360" w:lineRule="auto"/>
-        <w:ind w:firstLine="567"/>
-        <w:jc w:val="both"/>
-      </w:pPr>
-      <w:r>
-        <w:t>Mais do que propor uma solução tecnológica, esta iniciativa pretende apresentar uma visão de crescimento sustentável, alinhada com a missão educativa do Instituto e preparada para responder às novas formas de comunicação e interação da sociedade contemporânea.</w:t>
-      </w:r>
-    </w:p>
-    <w:p>
-      <w:pPr>
         <w:rPr>
           <w:rFonts w:ascii="Times New Roman" w:eastAsia="Times New Roman" w:hAnsi="Times New Roman" w:cs="Times New Roman"/>
           <w:sz w:val="24"/>
@@ -2563,7 +3254,7 @@
     <w:p>
       <w:pPr>
         <w:pStyle w:val="Ttulo1"/>
-        <w:spacing w:line="360" w:lineRule="auto"/>
+        <w:spacing w:after="160" w:afterAutospacing="0" w:line="360" w:lineRule="auto"/>
         <w:jc w:val="both"/>
         <w:rPr>
           <w:sz w:val="24"/>
@@ -2582,7 +3273,7 @@
     <w:p>
       <w:pPr>
         <w:pStyle w:val="NormalWeb"/>
-        <w:spacing w:line="360" w:lineRule="auto"/>
+        <w:spacing w:after="160" w:afterAutospacing="0" w:line="360" w:lineRule="auto"/>
         <w:jc w:val="both"/>
         <w:rPr>
           <w:i/>
@@ -2602,7 +3293,7 @@
           <w:ilvl w:val="0"/>
           <w:numId w:val="9"/>
         </w:numPr>
-        <w:spacing w:line="360" w:lineRule="auto"/>
+        <w:spacing w:after="160" w:line="360" w:lineRule="auto"/>
         <w:ind w:left="709"/>
         <w:jc w:val="both"/>
         <w:rPr>
@@ -2627,7 +3318,7 @@
     <w:p>
       <w:pPr>
         <w:pStyle w:val="NormalWeb"/>
-        <w:spacing w:line="360" w:lineRule="auto"/>
+        <w:spacing w:after="160" w:afterAutospacing="0" w:line="360" w:lineRule="auto"/>
         <w:ind w:firstLine="567"/>
         <w:jc w:val="both"/>
       </w:pPr>
@@ -2642,7 +3333,7 @@
           <w:ilvl w:val="0"/>
           <w:numId w:val="9"/>
         </w:numPr>
-        <w:spacing w:line="360" w:lineRule="auto"/>
+        <w:spacing w:after="160" w:line="360" w:lineRule="auto"/>
         <w:ind w:left="709"/>
         <w:jc w:val="both"/>
         <w:rPr>
@@ -2667,12 +3358,28 @@
     <w:p>
       <w:pPr>
         <w:pStyle w:val="NormalWeb"/>
-        <w:spacing w:line="360" w:lineRule="auto"/>
-        <w:ind w:firstLine="567"/>
-        <w:jc w:val="both"/>
-      </w:pPr>
-      <w:r>
-        <w:t>Para concretizar este objetivo geral, o Projeto Conecta Lureframulu &amp; Precimuel propõe-se a:</w:t>
+        <w:spacing w:after="160" w:afterAutospacing="0" w:line="360" w:lineRule="auto"/>
+        <w:ind w:firstLine="567"/>
+        <w:jc w:val="both"/>
+      </w:pPr>
+      <w:r>
+        <w:t xml:space="preserve">Para concretizar este objetivo geral, o Projeto Conecta </w:t>
+      </w:r>
+      <w:proofErr w:type="spellStart"/>
+      <w:r>
+        <w:t>Lureframulu</w:t>
+      </w:r>
+      <w:proofErr w:type="spellEnd"/>
+      <w:r>
+        <w:t xml:space="preserve"> &amp; </w:t>
+      </w:r>
+      <w:proofErr w:type="spellStart"/>
+      <w:r>
+        <w:t>Precimuel</w:t>
+      </w:r>
+      <w:proofErr w:type="spellEnd"/>
+      <w:r>
+        <w:t xml:space="preserve"> propõe-se a:</w:t>
       </w:r>
     </w:p>
     <w:p>
@@ -2682,12 +3389,15 @@
           <w:ilvl w:val="0"/>
           <w:numId w:val="3"/>
         </w:numPr>
-        <w:spacing w:line="360" w:lineRule="auto"/>
-        <w:ind w:firstLine="567"/>
-        <w:jc w:val="both"/>
-      </w:pPr>
-      <w:r>
-        <w:t>criar um canal oficial de comunicação institucional, acessível em qualquer momento e a partir de diferentes dispositivos;</w:t>
+        <w:spacing w:after="160" w:afterAutospacing="0" w:line="360" w:lineRule="auto"/>
+        <w:ind w:firstLine="567"/>
+        <w:jc w:val="both"/>
+      </w:pPr>
+      <w:r>
+        <w:t>Criar um canal oficial de comunicação institucional, acessível em qualquer momento e a partir de diferentes</w:t>
+      </w:r>
+      <w:r>
+        <w:t xml:space="preserve"> dispositivos;</w:t>
       </w:r>
     </w:p>
     <w:p>
@@ -2697,12 +3407,12 @@
           <w:ilvl w:val="0"/>
           <w:numId w:val="3"/>
         </w:numPr>
-        <w:spacing w:line="360" w:lineRule="auto"/>
-        <w:ind w:firstLine="567"/>
-        <w:jc w:val="both"/>
-      </w:pPr>
-      <w:r>
-        <w:t>reunir num único espaço informações relevantes sobre o Instituto, os cursos, os serviços e as atividades desenvolvidas;</w:t>
+        <w:spacing w:after="160" w:afterAutospacing="0" w:line="360" w:lineRule="auto"/>
+        <w:ind w:firstLine="567"/>
+        <w:jc w:val="both"/>
+      </w:pPr>
+      <w:r>
+        <w:t>Reunir num único espaço informações relevantes sobre o instituto, os cursos, os serviços e as atividades desenvolvidas;</w:t>
       </w:r>
     </w:p>
     <w:p>
@@ -2712,12 +3422,12 @@
           <w:ilvl w:val="0"/>
           <w:numId w:val="3"/>
         </w:numPr>
-        <w:spacing w:line="360" w:lineRule="auto"/>
-        <w:ind w:firstLine="567"/>
-        <w:jc w:val="both"/>
-      </w:pPr>
-      <w:r>
-        <w:t>reforçar a identidade visual e a imagem institucional através de uma presença digital moderna e consistente;</w:t>
+        <w:spacing w:after="160" w:afterAutospacing="0" w:line="360" w:lineRule="auto"/>
+        <w:ind w:firstLine="567"/>
+        <w:jc w:val="both"/>
+      </w:pPr>
+      <w:r>
+        <w:t>Reforçar a identidade visual e a imagem institucional através de uma presença digital moderna e consistente;</w:t>
       </w:r>
     </w:p>
     <w:p>
@@ -2727,12 +3437,15 @@
           <w:ilvl w:val="0"/>
           <w:numId w:val="3"/>
         </w:numPr>
-        <w:spacing w:line="360" w:lineRule="auto"/>
-        <w:ind w:firstLine="567"/>
-        <w:jc w:val="both"/>
-      </w:pPr>
-      <w:r>
-        <w:t>complementar as campanhas de divulgação já realizadas, prolongando o seu impacto no ambiente digital;</w:t>
+        <w:spacing w:after="160" w:afterAutospacing="0" w:line="360" w:lineRule="auto"/>
+        <w:ind w:firstLine="567"/>
+        <w:jc w:val="both"/>
+      </w:pPr>
+      <w:r>
+        <w:t>Complementar</w:t>
+      </w:r>
+      <w:r>
+        <w:t xml:space="preserve"> as campanhas de divulgação já realizadas, prolongando o seu impacto no ambiente digital;</w:t>
       </w:r>
     </w:p>
     <w:p>
@@ -2742,12 +3455,12 @@
           <w:ilvl w:val="0"/>
           <w:numId w:val="3"/>
         </w:numPr>
-        <w:spacing w:line="360" w:lineRule="auto"/>
-        <w:ind w:firstLine="567"/>
-        <w:jc w:val="both"/>
-      </w:pPr>
-      <w:r>
-        <w:t>facilitar o acesso de estudantes, encarregados de educação e parceiros às informações institucionais;</w:t>
+        <w:spacing w:after="160" w:afterAutospacing="0" w:line="360" w:lineRule="auto"/>
+        <w:ind w:firstLine="567"/>
+        <w:jc w:val="both"/>
+      </w:pPr>
+      <w:r>
+        <w:t>Facilitar o acesso de estudantes, encarregados de educação e parceiros às informações institucionais;</w:t>
       </w:r>
     </w:p>
     <w:p>
@@ -2757,12 +3470,15 @@
           <w:ilvl w:val="0"/>
           <w:numId w:val="3"/>
         </w:numPr>
-        <w:spacing w:line="360" w:lineRule="auto"/>
-        <w:ind w:firstLine="567"/>
-        <w:jc w:val="both"/>
-      </w:pPr>
-      <w:r>
-        <w:t>criar uma estrutura preparada para a implementação futura de novos serviços digitais, de acordo com as necessidades da instituição;</w:t>
+        <w:spacing w:after="160" w:afterAutospacing="0" w:line="360" w:lineRule="auto"/>
+        <w:ind w:firstLine="567"/>
+        <w:jc w:val="both"/>
+      </w:pPr>
+      <w:r>
+        <w:t>Criar uma estrutura preparada para a implementação futura de nov</w:t>
+      </w:r>
+      <w:r>
+        <w:t>os serviços digitais, de acordo com as necessidades da instituição;</w:t>
       </w:r>
     </w:p>
     <w:p>
@@ -2772,148 +3488,213 @@
           <w:ilvl w:val="0"/>
           <w:numId w:val="3"/>
         </w:numPr>
+        <w:spacing w:after="160" w:afterAutospacing="0" w:line="360" w:lineRule="auto"/>
+        <w:ind w:firstLine="567"/>
+        <w:jc w:val="both"/>
+      </w:pPr>
+      <w:r>
+        <w:t>Contribuir para a valorização da marca institucional e para o fortalecimento da relação entre o instituto e a comunidade</w:t>
+      </w:r>
+      <w:r>
+        <w:t>.</w:t>
+      </w:r>
+    </w:p>
+    <w:p>
+      <w:pPr>
+        <w:pStyle w:val="Ttulo2"/>
+        <w:numPr>
+          <w:ilvl w:val="0"/>
+          <w:numId w:val="30"/>
+        </w:numPr>
+        <w:tabs>
+          <w:tab w:val="clear" w:pos="720"/>
+        </w:tabs>
+        <w:spacing w:after="160" w:line="360" w:lineRule="auto"/>
+        <w:jc w:val="both"/>
+        <w:rPr>
+          <w:rFonts w:ascii="Times New Roman" w:hAnsi="Times New Roman" w:cs="Times New Roman"/>
+          <w:b/>
+          <w:color w:val="auto"/>
+          <w:sz w:val="24"/>
+          <w:szCs w:val="24"/>
+        </w:rPr>
+      </w:pPr>
+      <w:r>
+        <w:rPr>
+          <w:rFonts w:ascii="Times New Roman" w:hAnsi="Times New Roman" w:cs="Times New Roman"/>
+          <w:b/>
+          <w:color w:val="auto"/>
+          <w:sz w:val="24"/>
+          <w:szCs w:val="24"/>
+        </w:rPr>
+        <w:lastRenderedPageBreak/>
+        <w:t xml:space="preserve">Compromissos </w:t>
+      </w:r>
+      <w:bookmarkStart w:id="0" w:name="_GoBack"/>
+      <w:bookmarkEnd w:id="0"/>
+      <w:r>
+        <w:rPr>
+          <w:rFonts w:ascii="Times New Roman" w:hAnsi="Times New Roman" w:cs="Times New Roman"/>
+          <w:b/>
+          <w:color w:val="auto"/>
+          <w:sz w:val="24"/>
+          <w:szCs w:val="24"/>
+        </w:rPr>
+        <w:t>do Projeto</w:t>
+      </w:r>
+    </w:p>
+    <w:p>
+      <w:pPr>
+        <w:pStyle w:val="NormalWeb"/>
+        <w:spacing w:after="160" w:afterAutospacing="0" w:line="360" w:lineRule="auto"/>
+        <w:ind w:firstLine="567"/>
+        <w:jc w:val="both"/>
+      </w:pPr>
+      <w:r>
+        <w:t xml:space="preserve">O Projeto Conecta </w:t>
+      </w:r>
+      <w:proofErr w:type="spellStart"/>
+      <w:r>
+        <w:t>Lureframulu</w:t>
+      </w:r>
+      <w:proofErr w:type="spellEnd"/>
+      <w:r>
+        <w:t xml:space="preserve"> &amp; </w:t>
+      </w:r>
+      <w:proofErr w:type="spellStart"/>
+      <w:r>
+        <w:t>Precimuel</w:t>
+      </w:r>
+      <w:proofErr w:type="spellEnd"/>
+      <w:r>
+        <w:t xml:space="preserve"> será orientado pelos seguintes compromissos:</w:t>
+      </w:r>
+    </w:p>
+    <w:p>
+      <w:pPr>
+        <w:pStyle w:val="NormalWeb"/>
+        <w:spacing w:after="160" w:afterAutospacing="0" w:line="360" w:lineRule="auto"/>
+        <w:ind w:firstLine="567"/>
+        <w:jc w:val="both"/>
+      </w:pPr>
+      <w:r>
+        <w:rPr>
+          <w:rStyle w:val="Forte"/>
+        </w:rPr>
+        <w:t>Valorizar a identidade institucional</w:t>
+      </w:r>
+      <w:r>
+        <w:t>, respeitando a história, a missão e os princípios que orientam o Instituto.</w:t>
+      </w:r>
+    </w:p>
+    <w:p>
+      <w:pPr>
+        <w:pStyle w:val="NormalWeb"/>
+        <w:spacing w:after="160" w:afterAutospacing="0" w:line="360" w:lineRule="auto"/>
+        <w:ind w:firstLine="567"/>
+        <w:jc w:val="both"/>
+      </w:pPr>
+      <w:r>
+        <w:rPr>
+          <w:rStyle w:val="Forte"/>
+        </w:rPr>
+        <w:t>Comunicar com clareza</w:t>
+      </w:r>
+      <w:r>
+        <w:t>, disponibilizando informações organizadas, atualizadas e de fácil compreensão para todos os públicos.</w:t>
+      </w:r>
+    </w:p>
+    <w:p>
+      <w:pPr>
+        <w:pStyle w:val="NormalWeb"/>
+        <w:spacing w:after="160" w:afterAutospacing="0" w:line="360" w:lineRule="auto"/>
+        <w:ind w:firstLine="567"/>
+        <w:jc w:val="both"/>
+      </w:pPr>
+      <w:r>
+        <w:rPr>
+          <w:rStyle w:val="Forte"/>
+        </w:rPr>
+        <w:t>Complementar os investimentos já realizados</w:t>
+      </w:r>
+      <w:r>
+        <w:t>, integrando a comunicação digital às ações de divulgação tradicional, sem as substituir.</w:t>
+      </w:r>
+    </w:p>
+    <w:p>
+      <w:pPr>
+        <w:pStyle w:val="NormalWeb"/>
+        <w:spacing w:after="160" w:afterAutospacing="0" w:line="360" w:lineRule="auto"/>
+        <w:ind w:firstLine="567"/>
+        <w:jc w:val="both"/>
+      </w:pPr>
+      <w:r>
+        <w:rPr>
+          <w:rStyle w:val="Forte"/>
+        </w:rPr>
+        <w:t>Promover uma experiência acessível e intuitiva</w:t>
+      </w:r>
+      <w:r>
+        <w:t>, permitindo que qualquer utilizador encontre rapidamente as informações de que necessita.</w:t>
+      </w:r>
+    </w:p>
+    <w:p>
+      <w:pPr>
+        <w:pStyle w:val="NormalWeb"/>
+        <w:spacing w:after="160" w:afterAutospacing="0" w:line="360" w:lineRule="auto"/>
+        <w:ind w:firstLine="567"/>
+        <w:jc w:val="both"/>
+      </w:pPr>
+      <w:r>
+        <w:rPr>
+          <w:rStyle w:val="Forte"/>
+        </w:rPr>
+        <w:t>Preparar o futuro</w:t>
+      </w:r>
+      <w:r>
+        <w:t>, desenvolvendo uma plataforma flexível, capaz de evoluir de forma gradual e acompanhar o crescimento do Instituto ao longo do tempo.</w:t>
+      </w:r>
+    </w:p>
+    <w:p>
+      <w:pPr>
+        <w:pStyle w:val="NormalWeb"/>
+        <w:spacing w:after="160" w:afterAutospacing="0" w:line="360" w:lineRule="auto"/>
+        <w:ind w:firstLine="567"/>
+        <w:jc w:val="both"/>
+      </w:pPr>
+      <w:r>
+        <w:t xml:space="preserve">Desta forma, os objetivos desta proposta ultrapassam a simples criação de uma plataforma digital. Representam um compromisso com a valorização institucional, com a melhoria contínua da comunicação e com a construção de uma presença digital coerente com a qualidade do ensino e com a missão do Instituto Técnico Privado de Saúde </w:t>
+      </w:r>
+      <w:proofErr w:type="spellStart"/>
+      <w:r>
+        <w:t>Lureframulu</w:t>
+      </w:r>
+      <w:proofErr w:type="spellEnd"/>
+      <w:r>
+        <w:t xml:space="preserve"> &amp; </w:t>
+      </w:r>
+      <w:proofErr w:type="spellStart"/>
+      <w:r>
+        <w:t>Precimuel</w:t>
+      </w:r>
+      <w:proofErr w:type="spellEnd"/>
+      <w:r>
+        <w:t xml:space="preserve">, </w:t>
+      </w:r>
+      <w:proofErr w:type="spellStart"/>
+      <w:r>
+        <w:t>Lda</w:t>
+      </w:r>
+      <w:proofErr w:type="spellEnd"/>
+      <w:r>
+        <w:t>.</w:t>
+      </w:r>
+    </w:p>
+    <w:p>
+      <w:pPr>
         <w:spacing w:line="360" w:lineRule="auto"/>
         <w:ind w:firstLine="567"/>
         <w:jc w:val="both"/>
-      </w:pPr>
-      <w:r>
-        <w:t>contribuir para a valorização da marca institucional e para o fortalecimento da relação entre o Instituto e a comunidade.</w:t>
-      </w:r>
-    </w:p>
-    <w:p>
-      <w:pPr>
-        <w:pStyle w:val="Ttulo2"/>
-        <w:spacing w:line="360" w:lineRule="auto"/>
-        <w:ind w:firstLine="567"/>
-        <w:jc w:val="both"/>
-        <w:rPr>
-          <w:rFonts w:ascii="Times New Roman" w:hAnsi="Times New Roman" w:cs="Times New Roman"/>
-          <w:sz w:val="24"/>
-          <w:szCs w:val="24"/>
-        </w:rPr>
-      </w:pPr>
-      <w:r>
-        <w:rPr>
-          <w:rFonts w:ascii="Times New Roman" w:hAnsi="Times New Roman" w:cs="Times New Roman"/>
-          <w:sz w:val="24"/>
-          <w:szCs w:val="24"/>
-        </w:rPr>
-        <w:t>Compromissos do Projeto</w:t>
-      </w:r>
-    </w:p>
-    <w:p>
-      <w:pPr>
-        <w:pStyle w:val="NormalWeb"/>
-        <w:spacing w:line="360" w:lineRule="auto"/>
-        <w:ind w:firstLine="567"/>
-        <w:jc w:val="both"/>
-      </w:pPr>
-      <w:r>
-        <w:t>O Projeto Conecta Lureframulu &amp; Precimuel será orientado pelos seguintes compromissos:</w:t>
-      </w:r>
-    </w:p>
-    <w:p>
-      <w:pPr>
-        <w:pStyle w:val="NormalWeb"/>
-        <w:spacing w:line="360" w:lineRule="auto"/>
-        <w:ind w:firstLine="567"/>
-        <w:jc w:val="both"/>
-      </w:pPr>
-      <w:r>
-        <w:rPr>
-          <w:rStyle w:val="Forte"/>
-        </w:rPr>
-        <w:lastRenderedPageBreak/>
-        <w:t>Valorizar a identidade institucional</w:t>
-      </w:r>
-      <w:r>
-        <w:t>, respeitando a história, a missão e os princípios que orientam o Instituto.</w:t>
-      </w:r>
-    </w:p>
-    <w:p>
-      <w:pPr>
-        <w:pStyle w:val="NormalWeb"/>
-        <w:spacing w:line="360" w:lineRule="auto"/>
-        <w:ind w:firstLine="567"/>
-        <w:jc w:val="both"/>
-      </w:pPr>
-      <w:r>
-        <w:rPr>
-          <w:rStyle w:val="Forte"/>
-        </w:rPr>
-        <w:t>Comunicar com clareza</w:t>
-      </w:r>
-      <w:r>
-        <w:t>, disponibilizando informações organizadas, atualizadas e de fácil compreensão para todos os públicos.</w:t>
-      </w:r>
-    </w:p>
-    <w:p>
-      <w:pPr>
-        <w:pStyle w:val="NormalWeb"/>
-        <w:spacing w:line="360" w:lineRule="auto"/>
-        <w:ind w:firstLine="567"/>
-        <w:jc w:val="both"/>
-      </w:pPr>
-      <w:r>
-        <w:rPr>
-          <w:rStyle w:val="Forte"/>
-        </w:rPr>
-        <w:t>Complementar os investimentos já realizados</w:t>
-      </w:r>
-      <w:r>
-        <w:t>, integrando a comunicação digital às ações de divulgação tradicional, sem as substituir.</w:t>
-      </w:r>
-    </w:p>
-    <w:p>
-      <w:pPr>
-        <w:pStyle w:val="NormalWeb"/>
-        <w:spacing w:line="360" w:lineRule="auto"/>
-        <w:ind w:firstLine="567"/>
-        <w:jc w:val="both"/>
-      </w:pPr>
-      <w:r>
-        <w:rPr>
-          <w:rStyle w:val="Forte"/>
-        </w:rPr>
-        <w:t>Promover uma experiência acessível e intuitiva</w:t>
-      </w:r>
-      <w:r>
-        <w:t>, permitindo que qualquer utilizador encontre rapidamente as informações de que necessita.</w:t>
-      </w:r>
-    </w:p>
-    <w:p>
-      <w:pPr>
-        <w:pStyle w:val="NormalWeb"/>
-        <w:spacing w:line="360" w:lineRule="auto"/>
-        <w:ind w:firstLine="567"/>
-        <w:jc w:val="both"/>
-      </w:pPr>
-      <w:r>
-        <w:rPr>
-          <w:rStyle w:val="Forte"/>
-        </w:rPr>
-        <w:t>Preparar o futuro</w:t>
-      </w:r>
-      <w:r>
-        <w:t>, desenvolvendo uma plataforma flexível, capaz de evoluir de forma gradual e acompanhar o crescimento do Instituto ao longo do tempo.</w:t>
-      </w:r>
-    </w:p>
-    <w:p>
-      <w:pPr>
-        <w:pStyle w:val="NormalWeb"/>
-        <w:spacing w:line="360" w:lineRule="auto"/>
-        <w:ind w:firstLine="567"/>
-        <w:jc w:val="both"/>
-      </w:pPr>
-      <w:r>
-        <w:t>Desta forma, os objetivos desta proposta ultrapassam a simples criação de uma plataforma digital. Representam um compromisso com a valorização institucional, com a melhoria contínua da comunicação e com a construção de uma presença digital coerente com a qualidade do ensino e com a missão do Instituto Técnico Privado de Saúde Lureframulu &amp; Precimuel, Lda.</w:t>
-      </w:r>
-    </w:p>
-    <w:p>
-      <w:pPr>
-        <w:spacing w:line="360" w:lineRule="auto"/>
-        <w:ind w:firstLine="567"/>
-        <w:jc w:val="both"/>
         <w:rPr>
           <w:rFonts w:ascii="Times New Roman" w:eastAsia="Times New Roman" w:hAnsi="Times New Roman" w:cs="Times New Roman"/>
           <w:sz w:val="24"/>
@@ -2933,7 +3714,7 @@
     <w:p>
       <w:pPr>
         <w:pStyle w:val="Ttulo1"/>
-        <w:spacing w:before="0" w:beforeAutospacing="0" w:line="360" w:lineRule="auto"/>
+        <w:spacing w:before="0" w:beforeAutospacing="0" w:after="160" w:afterAutospacing="0" w:line="360" w:lineRule="auto"/>
         <w:jc w:val="both"/>
         <w:rPr>
           <w:sz w:val="24"/>
@@ -2952,7 +3733,7 @@
     <w:p>
       <w:pPr>
         <w:pStyle w:val="NormalWeb"/>
-        <w:spacing w:line="360" w:lineRule="auto"/>
+        <w:spacing w:after="160" w:afterAutospacing="0" w:line="360" w:lineRule="auto"/>
         <w:ind w:firstLine="567"/>
         <w:jc w:val="both"/>
         <w:rPr>
@@ -2969,7 +3750,7 @@
     <w:p>
       <w:pPr>
         <w:pStyle w:val="NormalWeb"/>
-        <w:spacing w:before="0" w:beforeAutospacing="0" w:line="360" w:lineRule="auto"/>
+        <w:spacing w:before="0" w:beforeAutospacing="0" w:after="160" w:afterAutospacing="0" w:line="360" w:lineRule="auto"/>
         <w:ind w:firstLine="567"/>
         <w:jc w:val="both"/>
       </w:pPr>
@@ -2980,8 +3761,30 @@
         <w:rPr>
           <w:rStyle w:val="Forte"/>
         </w:rPr>
-        <w:t>Projeto Conecta Lureframulu &amp; Precimuel</w:t>
-      </w:r>
+        <w:t xml:space="preserve">Projeto Conecta </w:t>
+      </w:r>
+      <w:proofErr w:type="spellStart"/>
+      <w:r>
+        <w:rPr>
+          <w:rStyle w:val="Forte"/>
+        </w:rPr>
+        <w:t>Lureframulu</w:t>
+      </w:r>
+      <w:proofErr w:type="spellEnd"/>
+      <w:r>
+        <w:rPr>
+          <w:rStyle w:val="Forte"/>
+        </w:rPr>
+        <w:t xml:space="preserve"> &amp; </w:t>
+      </w:r>
+      <w:proofErr w:type="spellStart"/>
+      <w:r>
+        <w:rPr>
+          <w:rStyle w:val="Forte"/>
+        </w:rPr>
+        <w:t>Precimuel</w:t>
+      </w:r>
+      <w:proofErr w:type="spellEnd"/>
       <w:r>
         <w:t xml:space="preserve"> propõe a criação de um </w:t>
       </w:r>
@@ -2998,7 +3801,7 @@
     <w:p>
       <w:pPr>
         <w:pStyle w:val="NormalWeb"/>
-        <w:spacing w:before="0" w:beforeAutospacing="0" w:line="360" w:lineRule="auto"/>
+        <w:spacing w:before="0" w:beforeAutospacing="0" w:after="160" w:afterAutospacing="0" w:line="360" w:lineRule="auto"/>
         <w:ind w:firstLine="567"/>
         <w:jc w:val="both"/>
       </w:pPr>
@@ -3009,7 +3812,7 @@
     <w:p>
       <w:pPr>
         <w:pStyle w:val="NormalWeb"/>
-        <w:spacing w:before="0" w:beforeAutospacing="0" w:line="360" w:lineRule="auto"/>
+        <w:spacing w:before="0" w:beforeAutospacing="0" w:after="160" w:afterAutospacing="0" w:line="360" w:lineRule="auto"/>
         <w:ind w:firstLine="567"/>
         <w:jc w:val="both"/>
       </w:pPr>
@@ -3020,7 +3823,7 @@
     <w:p>
       <w:pPr>
         <w:pStyle w:val="NormalWeb"/>
-        <w:spacing w:before="0" w:beforeAutospacing="0" w:line="360" w:lineRule="auto"/>
+        <w:spacing w:before="0" w:beforeAutospacing="0" w:after="160" w:afterAutospacing="0" w:line="360" w:lineRule="auto"/>
         <w:ind w:firstLine="567"/>
         <w:jc w:val="both"/>
       </w:pPr>
@@ -3031,7 +3834,7 @@
     <w:p>
       <w:pPr>
         <w:pStyle w:val="NormalWeb"/>
-        <w:spacing w:before="0" w:beforeAutospacing="0" w:line="360" w:lineRule="auto"/>
+        <w:spacing w:before="0" w:beforeAutospacing="0" w:after="160" w:afterAutospacing="0" w:line="360" w:lineRule="auto"/>
         <w:ind w:firstLine="567"/>
         <w:jc w:val="both"/>
       </w:pPr>
@@ -3042,7 +3845,7 @@
     <w:p>
       <w:pPr>
         <w:pStyle w:val="NormalWeb"/>
-        <w:spacing w:before="0" w:beforeAutospacing="0" w:line="360" w:lineRule="auto"/>
+        <w:spacing w:before="0" w:beforeAutospacing="0" w:after="160" w:afterAutospacing="0" w:line="360" w:lineRule="auto"/>
         <w:ind w:firstLine="567"/>
         <w:jc w:val="both"/>
       </w:pPr>
@@ -3053,7 +3856,7 @@
     <w:p>
       <w:pPr>
         <w:pStyle w:val="NormalWeb"/>
-        <w:spacing w:before="0" w:beforeAutospacing="0" w:line="360" w:lineRule="auto"/>
+        <w:spacing w:before="0" w:beforeAutospacing="0" w:after="160" w:afterAutospacing="0" w:line="360" w:lineRule="auto"/>
         <w:ind w:firstLine="567"/>
         <w:jc w:val="both"/>
       </w:pPr>
@@ -3068,7 +3871,7 @@
           <w:ilvl w:val="0"/>
           <w:numId w:val="4"/>
         </w:numPr>
-        <w:spacing w:before="0" w:beforeAutospacing="0" w:line="360" w:lineRule="auto"/>
+        <w:spacing w:before="0" w:beforeAutospacing="0" w:after="160" w:afterAutospacing="0" w:line="360" w:lineRule="auto"/>
         <w:ind w:firstLine="567"/>
         <w:jc w:val="both"/>
       </w:pPr>
@@ -3083,7 +3886,7 @@
           <w:ilvl w:val="0"/>
           <w:numId w:val="4"/>
         </w:numPr>
-        <w:spacing w:before="0" w:beforeAutospacing="0" w:line="360" w:lineRule="auto"/>
+        <w:spacing w:before="0" w:beforeAutospacing="0" w:after="160" w:afterAutospacing="0" w:line="360" w:lineRule="auto"/>
         <w:ind w:firstLine="567"/>
         <w:jc w:val="both"/>
       </w:pPr>
@@ -3098,7 +3901,7 @@
           <w:ilvl w:val="0"/>
           <w:numId w:val="4"/>
         </w:numPr>
-        <w:spacing w:before="0" w:beforeAutospacing="0" w:line="360" w:lineRule="auto"/>
+        <w:spacing w:before="0" w:beforeAutospacing="0" w:after="160" w:afterAutospacing="0" w:line="360" w:lineRule="auto"/>
         <w:ind w:firstLine="567"/>
         <w:jc w:val="both"/>
       </w:pPr>
@@ -3113,7 +3916,7 @@
           <w:ilvl w:val="0"/>
           <w:numId w:val="4"/>
         </w:numPr>
-        <w:spacing w:before="0" w:beforeAutospacing="0" w:line="360" w:lineRule="auto"/>
+        <w:spacing w:before="0" w:beforeAutospacing="0" w:after="160" w:afterAutospacing="0" w:line="360" w:lineRule="auto"/>
         <w:ind w:firstLine="567"/>
         <w:jc w:val="both"/>
       </w:pPr>
@@ -3128,7 +3931,7 @@
           <w:ilvl w:val="0"/>
           <w:numId w:val="4"/>
         </w:numPr>
-        <w:spacing w:before="0" w:beforeAutospacing="0" w:line="360" w:lineRule="auto"/>
+        <w:spacing w:before="0" w:beforeAutospacing="0" w:after="160" w:afterAutospacing="0" w:line="360" w:lineRule="auto"/>
         <w:ind w:firstLine="567"/>
         <w:jc w:val="both"/>
       </w:pPr>
@@ -3143,7 +3946,7 @@
           <w:ilvl w:val="0"/>
           <w:numId w:val="4"/>
         </w:numPr>
-        <w:spacing w:before="0" w:beforeAutospacing="0" w:line="360" w:lineRule="auto"/>
+        <w:spacing w:before="0" w:beforeAutospacing="0" w:after="160" w:afterAutospacing="0" w:line="360" w:lineRule="auto"/>
         <w:ind w:firstLine="567"/>
         <w:jc w:val="both"/>
       </w:pPr>
@@ -3159,12 +3962,20 @@
           <w:ilvl w:val="0"/>
           <w:numId w:val="4"/>
         </w:numPr>
-        <w:spacing w:before="0" w:beforeAutospacing="0" w:line="360" w:lineRule="auto"/>
-        <w:ind w:firstLine="567"/>
-        <w:jc w:val="both"/>
-      </w:pPr>
-      <w:r>
-        <w:t>Área de contactos, localização e canais oficiais de comunicação;</w:t>
+        <w:spacing w:before="0" w:beforeAutospacing="0" w:after="160" w:afterAutospacing="0" w:line="360" w:lineRule="auto"/>
+        <w:ind w:firstLine="567"/>
+        <w:jc w:val="both"/>
+      </w:pPr>
+      <w:r>
+        <w:t xml:space="preserve">Área de </w:t>
+      </w:r>
+      <w:proofErr w:type="spellStart"/>
+      <w:r>
+        <w:t>contactos</w:t>
+      </w:r>
+      <w:proofErr w:type="spellEnd"/>
+      <w:r>
+        <w:t>, localização e canais oficiais de comunicação;</w:t>
       </w:r>
     </w:p>
     <w:p>
@@ -3174,7 +3985,7 @@
           <w:ilvl w:val="0"/>
           <w:numId w:val="4"/>
         </w:numPr>
-        <w:spacing w:before="0" w:beforeAutospacing="0" w:line="360" w:lineRule="auto"/>
+        <w:spacing w:before="0" w:beforeAutospacing="0" w:after="160" w:afterAutospacing="0" w:line="360" w:lineRule="auto"/>
         <w:ind w:firstLine="567"/>
         <w:jc w:val="both"/>
       </w:pPr>
@@ -3189,7 +4000,7 @@
           <w:ilvl w:val="0"/>
           <w:numId w:val="4"/>
         </w:numPr>
-        <w:spacing w:before="0" w:beforeAutospacing="0" w:line="360" w:lineRule="auto"/>
+        <w:spacing w:before="0" w:beforeAutospacing="0" w:after="160" w:afterAutospacing="0" w:line="360" w:lineRule="auto"/>
         <w:ind w:firstLine="567"/>
         <w:jc w:val="both"/>
       </w:pPr>
@@ -3200,7 +4011,7 @@
     <w:p>
       <w:pPr>
         <w:pStyle w:val="NormalWeb"/>
-        <w:spacing w:before="0" w:beforeAutospacing="0" w:line="360" w:lineRule="auto"/>
+        <w:spacing w:before="0" w:beforeAutospacing="0" w:after="160" w:afterAutospacing="0" w:line="360" w:lineRule="auto"/>
         <w:ind w:firstLine="567"/>
         <w:jc w:val="both"/>
       </w:pPr>
@@ -3211,7 +4022,7 @@
     <w:p>
       <w:pPr>
         <w:pStyle w:val="NormalWeb"/>
-        <w:spacing w:before="0" w:beforeAutospacing="0" w:line="360" w:lineRule="auto"/>
+        <w:spacing w:before="0" w:beforeAutospacing="0" w:after="160" w:afterAutospacing="0" w:line="360" w:lineRule="auto"/>
         <w:ind w:firstLine="567"/>
         <w:jc w:val="both"/>
       </w:pPr>
@@ -3222,7 +4033,7 @@
     <w:p>
       <w:pPr>
         <w:pStyle w:val="NormalWeb"/>
-        <w:spacing w:before="0" w:beforeAutospacing="0" w:line="360" w:lineRule="auto"/>
+        <w:spacing w:before="0" w:beforeAutospacing="0" w:after="160" w:afterAutospacing="0" w:line="360" w:lineRule="auto"/>
         <w:ind w:firstLine="567"/>
         <w:jc w:val="both"/>
       </w:pPr>
@@ -3233,7 +4044,7 @@
     <w:p>
       <w:pPr>
         <w:pStyle w:val="NormalWeb"/>
-        <w:spacing w:before="0" w:beforeAutospacing="0" w:line="360" w:lineRule="auto"/>
+        <w:spacing w:before="0" w:beforeAutospacing="0" w:after="160" w:afterAutospacing="0" w:line="360" w:lineRule="auto"/>
         <w:ind w:firstLine="567"/>
         <w:jc w:val="both"/>
       </w:pPr>
@@ -3244,7 +4055,7 @@
     <w:p>
       <w:pPr>
         <w:pStyle w:val="NormalWeb"/>
-        <w:spacing w:before="0" w:beforeAutospacing="0" w:line="360" w:lineRule="auto"/>
+        <w:spacing w:before="0" w:beforeAutospacing="0" w:after="160" w:afterAutospacing="0" w:line="360" w:lineRule="auto"/>
         <w:ind w:firstLine="567"/>
         <w:jc w:val="both"/>
       </w:pPr>
@@ -3255,7 +4066,7 @@
     <w:p>
       <w:pPr>
         <w:pStyle w:val="NormalWeb"/>
-        <w:spacing w:before="0" w:beforeAutospacing="0" w:line="360" w:lineRule="auto"/>
+        <w:spacing w:before="0" w:beforeAutospacing="0" w:after="160" w:afterAutospacing="0" w:line="360" w:lineRule="auto"/>
         <w:ind w:firstLine="567"/>
         <w:jc w:val="both"/>
       </w:pPr>
@@ -3266,7 +4077,7 @@
     <w:p>
       <w:pPr>
         <w:pStyle w:val="NormalWeb"/>
-        <w:spacing w:before="0" w:beforeAutospacing="0" w:line="360" w:lineRule="auto"/>
+        <w:spacing w:before="0" w:beforeAutospacing="0" w:after="160" w:afterAutospacing="0" w:line="360" w:lineRule="auto"/>
         <w:ind w:firstLine="567"/>
         <w:jc w:val="both"/>
       </w:pPr>
@@ -3277,7 +4088,7 @@
     <w:p>
       <w:pPr>
         <w:pStyle w:val="NormalWeb"/>
-        <w:spacing w:before="0" w:beforeAutospacing="0" w:line="360" w:lineRule="auto"/>
+        <w:spacing w:before="0" w:beforeAutospacing="0" w:after="160" w:afterAutospacing="0" w:line="360" w:lineRule="auto"/>
         <w:ind w:firstLine="567"/>
         <w:jc w:val="both"/>
       </w:pPr>
@@ -3292,7 +4103,7 @@
           <w:ilvl w:val="0"/>
           <w:numId w:val="5"/>
         </w:numPr>
-        <w:spacing w:before="0" w:beforeAutospacing="0" w:line="360" w:lineRule="auto"/>
+        <w:spacing w:before="0" w:beforeAutospacing="0" w:after="160" w:afterAutospacing="0" w:line="360" w:lineRule="auto"/>
         <w:ind w:firstLine="567"/>
         <w:jc w:val="both"/>
       </w:pPr>
@@ -3307,7 +4118,7 @@
           <w:ilvl w:val="0"/>
           <w:numId w:val="5"/>
         </w:numPr>
-        <w:spacing w:before="0" w:beforeAutospacing="0" w:line="360" w:lineRule="auto"/>
+        <w:spacing w:before="0" w:beforeAutospacing="0" w:after="160" w:afterAutospacing="0" w:line="360" w:lineRule="auto"/>
         <w:ind w:firstLine="567"/>
         <w:jc w:val="both"/>
       </w:pPr>
@@ -3322,7 +4133,7 @@
           <w:ilvl w:val="0"/>
           <w:numId w:val="5"/>
         </w:numPr>
-        <w:spacing w:before="0" w:beforeAutospacing="0" w:line="360" w:lineRule="auto"/>
+        <w:spacing w:before="0" w:beforeAutospacing="0" w:after="160" w:afterAutospacing="0" w:line="360" w:lineRule="auto"/>
         <w:ind w:firstLine="567"/>
         <w:jc w:val="both"/>
       </w:pPr>
@@ -3337,7 +4148,7 @@
           <w:ilvl w:val="0"/>
           <w:numId w:val="5"/>
         </w:numPr>
-        <w:spacing w:before="0" w:beforeAutospacing="0" w:line="360" w:lineRule="auto"/>
+        <w:spacing w:before="0" w:beforeAutospacing="0" w:after="160" w:afterAutospacing="0" w:line="360" w:lineRule="auto"/>
         <w:ind w:firstLine="567"/>
         <w:jc w:val="both"/>
       </w:pPr>
@@ -3352,7 +4163,7 @@
           <w:ilvl w:val="0"/>
           <w:numId w:val="5"/>
         </w:numPr>
-        <w:spacing w:line="360" w:lineRule="auto"/>
+        <w:spacing w:after="160" w:afterAutospacing="0" w:line="360" w:lineRule="auto"/>
         <w:ind w:firstLine="567"/>
         <w:jc w:val="both"/>
       </w:pPr>
@@ -3367,7 +4178,7 @@
           <w:ilvl w:val="0"/>
           <w:numId w:val="5"/>
         </w:numPr>
-        <w:spacing w:line="360" w:lineRule="auto"/>
+        <w:spacing w:after="160" w:afterAutospacing="0" w:line="360" w:lineRule="auto"/>
         <w:ind w:firstLine="567"/>
         <w:jc w:val="both"/>
       </w:pPr>
@@ -3382,7 +4193,7 @@
           <w:ilvl w:val="0"/>
           <w:numId w:val="5"/>
         </w:numPr>
-        <w:spacing w:line="360" w:lineRule="auto"/>
+        <w:spacing w:after="160" w:afterAutospacing="0" w:line="360" w:lineRule="auto"/>
         <w:ind w:firstLine="567"/>
         <w:jc w:val="both"/>
       </w:pPr>
@@ -3397,11 +4208,12 @@
           <w:ilvl w:val="0"/>
           <w:numId w:val="5"/>
         </w:numPr>
-        <w:spacing w:line="360" w:lineRule="auto"/>
-        <w:ind w:firstLine="567"/>
-        <w:jc w:val="both"/>
-      </w:pPr>
-      <w:r>
+        <w:spacing w:after="160" w:afterAutospacing="0" w:line="360" w:lineRule="auto"/>
+        <w:ind w:firstLine="567"/>
+        <w:jc w:val="both"/>
+      </w:pPr>
+      <w:r>
+        <w:lastRenderedPageBreak/>
         <w:t>Aplicação móvel institucional;</w:t>
       </w:r>
     </w:p>
@@ -3412,69 +4224,90 @@
           <w:ilvl w:val="0"/>
           <w:numId w:val="5"/>
         </w:numPr>
+        <w:spacing w:after="160" w:afterAutospacing="0" w:line="360" w:lineRule="auto"/>
+        <w:ind w:firstLine="567"/>
+        <w:jc w:val="both"/>
+      </w:pPr>
+      <w:r>
+        <w:t>Integração com sistemas administrativos.</w:t>
+      </w:r>
+    </w:p>
+    <w:p>
+      <w:pPr>
+        <w:pStyle w:val="NormalWeb"/>
+        <w:spacing w:after="160" w:afterAutospacing="0" w:line="360" w:lineRule="auto"/>
+        <w:ind w:firstLine="567"/>
+        <w:jc w:val="both"/>
+      </w:pPr>
+      <w:r>
+        <w:t>Esta visão de evolução permite que o investimento realizado hoje continue a gerar benefícios ao longo dos próximos anos, acompanhando o crescimento do Instituto e as necessidades da comunidade.</w:t>
+      </w:r>
+    </w:p>
+    <w:p>
+      <w:pPr>
+        <w:pStyle w:val="NormalWeb"/>
+        <w:spacing w:after="160" w:afterAutospacing="0" w:line="360" w:lineRule="auto"/>
+        <w:ind w:firstLine="567"/>
+        <w:jc w:val="both"/>
+      </w:pPr>
+      <w:r>
+        <w:t xml:space="preserve">O </w:t>
+      </w:r>
+      <w:r>
+        <w:rPr>
+          <w:rStyle w:val="Forte"/>
+        </w:rPr>
+        <w:t xml:space="preserve">Projeto Conecta </w:t>
+      </w:r>
+      <w:proofErr w:type="spellStart"/>
+      <w:r>
+        <w:rPr>
+          <w:rStyle w:val="Forte"/>
+        </w:rPr>
+        <w:t>Lureframulu</w:t>
+      </w:r>
+      <w:proofErr w:type="spellEnd"/>
+      <w:r>
+        <w:rPr>
+          <w:rStyle w:val="Forte"/>
+        </w:rPr>
+        <w:t xml:space="preserve"> &amp; </w:t>
+      </w:r>
+      <w:proofErr w:type="spellStart"/>
+      <w:r>
+        <w:rPr>
+          <w:rStyle w:val="Forte"/>
+        </w:rPr>
+        <w:t>Precimuel</w:t>
+      </w:r>
+      <w:proofErr w:type="spellEnd"/>
+      <w:r>
+        <w:t xml:space="preserve"> não se limita, assim, à criação de uma presença digital. Propõe a construção de uma infraestrutura preparada para apoiar a comunicação institucional, fortalecer a identidade da organização e servir de base para a modernização gradual dos seus serviços.</w:t>
+      </w:r>
+    </w:p>
+    <w:p>
+      <w:pPr>
+        <w:pStyle w:val="Ttulo1"/>
+        <w:spacing w:after="160" w:afterAutospacing="0" w:line="360" w:lineRule="auto"/>
+        <w:jc w:val="both"/>
+        <w:rPr>
+          <w:sz w:val="24"/>
+          <w:szCs w:val="24"/>
+        </w:rPr>
+      </w:pPr>
+      <w:r>
+        <w:rPr>
+          <w:sz w:val="24"/>
+          <w:szCs w:val="24"/>
+        </w:rPr>
+        <w:t>8. BENEFÍCIOS PARA A INSTITUIÇÃO</w:t>
+      </w:r>
+    </w:p>
+    <w:p>
+      <w:pPr>
         <w:spacing w:line="360" w:lineRule="auto"/>
         <w:ind w:firstLine="567"/>
         <w:jc w:val="both"/>
-      </w:pPr>
-      <w:r>
-        <w:lastRenderedPageBreak/>
-        <w:t>Integração com sistemas administrativos.</w:t>
-      </w:r>
-    </w:p>
-    <w:p>
-      <w:pPr>
-        <w:pStyle w:val="NormalWeb"/>
-        <w:spacing w:line="360" w:lineRule="auto"/>
-        <w:ind w:firstLine="567"/>
-        <w:jc w:val="both"/>
-      </w:pPr>
-      <w:r>
-        <w:t>Esta visão de evolução permite que o investimento realizado hoje continue a gerar benefícios ao longo dos próximos anos, acompanhando o crescimento do Instituto e as necessidades da comunidade.</w:t>
-      </w:r>
-    </w:p>
-    <w:p>
-      <w:pPr>
-        <w:pStyle w:val="NormalWeb"/>
-        <w:spacing w:line="360" w:lineRule="auto"/>
-        <w:ind w:firstLine="567"/>
-        <w:jc w:val="both"/>
-      </w:pPr>
-      <w:r>
-        <w:t xml:space="preserve">O </w:t>
-      </w:r>
-      <w:r>
-        <w:rPr>
-          <w:rStyle w:val="Forte"/>
-        </w:rPr>
-        <w:t>Projeto Conecta Lureframulu &amp; Precimuel</w:t>
-      </w:r>
-      <w:r>
-        <w:t xml:space="preserve"> não se limita, assim, à criação de uma presença digital. Propõe a construção de uma infraestrutura preparada para apoiar a comunicação institucional, fortalecer a identidade da organização e servir de base para a modernização gradual dos seus serviços.</w:t>
-      </w:r>
-    </w:p>
-    <w:p>
-      <w:pPr>
-        <w:pStyle w:val="Ttulo1"/>
-        <w:spacing w:line="360" w:lineRule="auto"/>
-        <w:jc w:val="both"/>
-        <w:rPr>
-          <w:sz w:val="24"/>
-          <w:szCs w:val="24"/>
-        </w:rPr>
-      </w:pPr>
-      <w:r>
-        <w:rPr>
-          <w:sz w:val="24"/>
-          <w:szCs w:val="24"/>
-        </w:rPr>
-        <w:t>8. BENEFÍCIOS PARA A INSTITUIÇÃO</w:t>
-      </w:r>
-    </w:p>
-    <w:p>
-      <w:pPr>
-        <w:spacing w:line="360" w:lineRule="auto"/>
-        <w:ind w:firstLine="567"/>
-        <w:jc w:val="both"/>
         <w:rPr>
           <w:rFonts w:ascii="Times New Roman" w:hAnsi="Times New Roman" w:cs="Times New Roman"/>
           <w:i/>
@@ -3495,18 +4328,34 @@
     <w:p>
       <w:pPr>
         <w:pStyle w:val="NormalWeb"/>
-        <w:spacing w:line="360" w:lineRule="auto"/>
-        <w:ind w:firstLine="567"/>
-        <w:jc w:val="both"/>
-      </w:pPr>
-      <w:r>
-        <w:t>O Projeto Conecta Lureframulu &amp; Precimuel foi concebido para produzir benefícios que ultrapassam a implementação de uma Plataforma Institucional Digital. A proposta pretende gerar valor para toda a comunidade académica, fortalecer a imagem do Instituto e criar condições para uma evolução institucional sustentável.</w:t>
-      </w:r>
-    </w:p>
-    <w:p>
-      <w:pPr>
-        <w:pStyle w:val="NormalWeb"/>
-        <w:spacing w:line="360" w:lineRule="auto"/>
+        <w:spacing w:after="160" w:afterAutospacing="0" w:line="360" w:lineRule="auto"/>
+        <w:ind w:firstLine="567"/>
+        <w:jc w:val="both"/>
+      </w:pPr>
+      <w:r>
+        <w:t xml:space="preserve">O Projeto Conecta </w:t>
+      </w:r>
+      <w:proofErr w:type="spellStart"/>
+      <w:r>
+        <w:t>Lureframulu</w:t>
+      </w:r>
+      <w:proofErr w:type="spellEnd"/>
+      <w:r>
+        <w:t xml:space="preserve"> &amp; </w:t>
+      </w:r>
+      <w:proofErr w:type="spellStart"/>
+      <w:r>
+        <w:t>Precimuel</w:t>
+      </w:r>
+      <w:proofErr w:type="spellEnd"/>
+      <w:r>
+        <w:t xml:space="preserve"> foi concebido para produzir benefícios que ultrapassam a implementação de uma Plataforma Institucional Digital. A proposta pretende gerar valor para toda a comunidade académica, fortalecer a imagem do Instituto e criar condições para uma evolução institucional sustentável.</w:t>
+      </w:r>
+    </w:p>
+    <w:p>
+      <w:pPr>
+        <w:pStyle w:val="NormalWeb"/>
+        <w:spacing w:after="160" w:afterAutospacing="0" w:line="360" w:lineRule="auto"/>
         <w:ind w:firstLine="567"/>
         <w:jc w:val="both"/>
       </w:pPr>
@@ -3521,7 +4370,7 @@
           <w:ilvl w:val="1"/>
           <w:numId w:val="1"/>
         </w:numPr>
-        <w:spacing w:line="360" w:lineRule="auto"/>
+        <w:spacing w:after="160" w:line="360" w:lineRule="auto"/>
         <w:ind w:left="426"/>
         <w:jc w:val="both"/>
         <w:rPr>
@@ -3546,7 +4395,7 @@
     <w:p>
       <w:pPr>
         <w:pStyle w:val="NormalWeb"/>
-        <w:spacing w:line="360" w:lineRule="auto"/>
+        <w:spacing w:after="160" w:afterAutospacing="0" w:line="360" w:lineRule="auto"/>
         <w:ind w:firstLine="567"/>
         <w:jc w:val="both"/>
       </w:pPr>
@@ -3557,7 +4406,7 @@
     <w:p>
       <w:pPr>
         <w:pStyle w:val="NormalWeb"/>
-        <w:spacing w:line="360" w:lineRule="auto"/>
+        <w:spacing w:after="160" w:afterAutospacing="0" w:line="360" w:lineRule="auto"/>
         <w:ind w:firstLine="567"/>
         <w:jc w:val="both"/>
       </w:pPr>
@@ -3572,7 +4421,7 @@
           <w:ilvl w:val="1"/>
           <w:numId w:val="1"/>
         </w:numPr>
-        <w:spacing w:line="360" w:lineRule="auto"/>
+        <w:spacing w:after="160" w:line="360" w:lineRule="auto"/>
         <w:ind w:left="426"/>
         <w:jc w:val="both"/>
         <w:rPr>
@@ -3598,7 +4447,7 @@
     <w:p>
       <w:pPr>
         <w:pStyle w:val="NormalWeb"/>
-        <w:spacing w:line="360" w:lineRule="auto"/>
+        <w:spacing w:after="160" w:afterAutospacing="0" w:line="360" w:lineRule="auto"/>
         <w:ind w:firstLine="567"/>
         <w:jc w:val="both"/>
       </w:pPr>
@@ -3609,7 +4458,7 @@
     <w:p>
       <w:pPr>
         <w:pStyle w:val="NormalWeb"/>
-        <w:spacing w:line="360" w:lineRule="auto"/>
+        <w:spacing w:after="160" w:afterAutospacing="0" w:line="360" w:lineRule="auto"/>
         <w:ind w:firstLine="567"/>
         <w:jc w:val="both"/>
       </w:pPr>
@@ -3624,7 +4473,7 @@
           <w:ilvl w:val="1"/>
           <w:numId w:val="1"/>
         </w:numPr>
-        <w:spacing w:line="360" w:lineRule="auto"/>
+        <w:spacing w:after="160" w:line="360" w:lineRule="auto"/>
         <w:ind w:left="426"/>
         <w:jc w:val="both"/>
         <w:rPr>
@@ -3649,7 +4498,7 @@
     <w:p>
       <w:pPr>
         <w:pStyle w:val="NormalWeb"/>
-        <w:spacing w:line="360" w:lineRule="auto"/>
+        <w:spacing w:after="160" w:afterAutospacing="0" w:line="360" w:lineRule="auto"/>
         <w:ind w:firstLine="567"/>
         <w:jc w:val="both"/>
       </w:pPr>
@@ -3660,7 +4509,7 @@
     <w:p>
       <w:pPr>
         <w:pStyle w:val="NormalWeb"/>
-        <w:spacing w:line="360" w:lineRule="auto"/>
+        <w:spacing w:after="160" w:afterAutospacing="0" w:line="360" w:lineRule="auto"/>
         <w:ind w:firstLine="567"/>
         <w:jc w:val="both"/>
       </w:pPr>
@@ -3675,7 +4524,7 @@
           <w:ilvl w:val="1"/>
           <w:numId w:val="1"/>
         </w:numPr>
-        <w:spacing w:line="360" w:lineRule="auto"/>
+        <w:spacing w:after="160" w:line="360" w:lineRule="auto"/>
         <w:ind w:left="426"/>
         <w:jc w:val="both"/>
         <w:rPr>
@@ -3700,18 +4549,26 @@
     <w:p>
       <w:pPr>
         <w:pStyle w:val="NormalWeb"/>
-        <w:spacing w:line="360" w:lineRule="auto"/>
-        <w:ind w:firstLine="567"/>
-        <w:jc w:val="both"/>
-      </w:pPr>
-      <w:r>
-        <w:t>Os encarregados de educação poderão conhecer melhor o Instituto, acompanhar informações importantes e encontrar facilmente os contactos e serviços disponibilizados pela instituição.</w:t>
-      </w:r>
-    </w:p>
-    <w:p>
-      <w:pPr>
-        <w:pStyle w:val="NormalWeb"/>
-        <w:spacing w:line="360" w:lineRule="auto"/>
+        <w:spacing w:after="160" w:afterAutospacing="0" w:line="360" w:lineRule="auto"/>
+        <w:ind w:firstLine="567"/>
+        <w:jc w:val="both"/>
+      </w:pPr>
+      <w:r>
+        <w:t xml:space="preserve">Os encarregados de educação poderão conhecer melhor o Instituto, acompanhar informações importantes e encontrar facilmente os </w:t>
+      </w:r>
+      <w:proofErr w:type="spellStart"/>
+      <w:r>
+        <w:t>contactos</w:t>
+      </w:r>
+      <w:proofErr w:type="spellEnd"/>
+      <w:r>
+        <w:t xml:space="preserve"> e serviços disponibilizados pela instituição.</w:t>
+      </w:r>
+    </w:p>
+    <w:p>
+      <w:pPr>
+        <w:pStyle w:val="NormalWeb"/>
+        <w:spacing w:after="160" w:afterAutospacing="0" w:line="360" w:lineRule="auto"/>
         <w:ind w:firstLine="567"/>
         <w:jc w:val="both"/>
       </w:pPr>
@@ -3726,7 +4583,7 @@
           <w:ilvl w:val="1"/>
           <w:numId w:val="1"/>
         </w:numPr>
-        <w:spacing w:line="360" w:lineRule="auto"/>
+        <w:spacing w:after="160" w:line="360" w:lineRule="auto"/>
         <w:ind w:left="426"/>
         <w:jc w:val="both"/>
         <w:rPr>
@@ -3751,7 +4608,7 @@
     <w:p>
       <w:pPr>
         <w:pStyle w:val="NormalWeb"/>
-        <w:spacing w:line="360" w:lineRule="auto"/>
+        <w:spacing w:after="160" w:afterAutospacing="0" w:line="360" w:lineRule="auto"/>
         <w:ind w:firstLine="567"/>
         <w:jc w:val="both"/>
       </w:pPr>
@@ -3766,7 +4623,7 @@
           <w:ilvl w:val="1"/>
           <w:numId w:val="1"/>
         </w:numPr>
-        <w:spacing w:line="360" w:lineRule="auto"/>
+        <w:spacing w:after="160" w:line="360" w:lineRule="auto"/>
         <w:ind w:left="426"/>
         <w:jc w:val="both"/>
         <w:rPr>
@@ -3791,7 +4648,7 @@
     <w:p>
       <w:pPr>
         <w:pStyle w:val="NormalWeb"/>
-        <w:spacing w:line="360" w:lineRule="auto"/>
+        <w:spacing w:after="160" w:afterAutospacing="0" w:line="360" w:lineRule="auto"/>
         <w:ind w:firstLine="567"/>
         <w:jc w:val="both"/>
       </w:pPr>
@@ -3802,7 +4659,7 @@
     <w:p>
       <w:pPr>
         <w:pStyle w:val="NormalWeb"/>
-        <w:spacing w:line="360" w:lineRule="auto"/>
+        <w:spacing w:after="160" w:afterAutospacing="0" w:line="360" w:lineRule="auto"/>
         <w:ind w:firstLine="567"/>
         <w:jc w:val="both"/>
       </w:pPr>
@@ -3818,7 +4675,7 @@
           <w:ilvl w:val="1"/>
           <w:numId w:val="1"/>
         </w:numPr>
-        <w:spacing w:line="360" w:lineRule="auto"/>
+        <w:spacing w:after="160" w:line="360" w:lineRule="auto"/>
         <w:ind w:left="426"/>
         <w:jc w:val="both"/>
         <w:rPr>
@@ -3842,7 +4699,7 @@
     <w:p>
       <w:pPr>
         <w:pStyle w:val="NormalWeb"/>
-        <w:spacing w:line="360" w:lineRule="auto"/>
+        <w:spacing w:after="160" w:afterAutospacing="0" w:line="360" w:lineRule="auto"/>
         <w:ind w:firstLine="567"/>
         <w:jc w:val="both"/>
       </w:pPr>
@@ -3853,7 +4710,7 @@
     <w:p>
       <w:pPr>
         <w:pStyle w:val="NormalWeb"/>
-        <w:spacing w:line="360" w:lineRule="auto"/>
+        <w:spacing w:after="160" w:afterAutospacing="0" w:line="360" w:lineRule="auto"/>
         <w:ind w:firstLine="567"/>
         <w:jc w:val="both"/>
       </w:pPr>
@@ -3868,7 +4725,7 @@
           <w:ilvl w:val="1"/>
           <w:numId w:val="1"/>
         </w:numPr>
-        <w:spacing w:line="360" w:lineRule="auto"/>
+        <w:spacing w:after="160" w:line="360" w:lineRule="auto"/>
         <w:ind w:left="426"/>
         <w:jc w:val="both"/>
         <w:rPr>
@@ -3893,7 +4750,7 @@
     <w:p>
       <w:pPr>
         <w:pStyle w:val="NormalWeb"/>
-        <w:spacing w:line="360" w:lineRule="auto"/>
+        <w:spacing w:after="160" w:afterAutospacing="0" w:line="360" w:lineRule="auto"/>
         <w:ind w:firstLine="567"/>
         <w:jc w:val="both"/>
       </w:pPr>
@@ -3904,7 +4761,7 @@
     <w:p>
       <w:pPr>
         <w:pStyle w:val="NormalWeb"/>
-        <w:spacing w:line="360" w:lineRule="auto"/>
+        <w:spacing w:after="160" w:afterAutospacing="0" w:line="360" w:lineRule="auto"/>
         <w:ind w:firstLine="567"/>
         <w:jc w:val="both"/>
       </w:pPr>
@@ -3915,12 +4772,28 @@
     <w:p>
       <w:pPr>
         <w:pStyle w:val="NormalWeb"/>
-        <w:spacing w:line="360" w:lineRule="auto"/>
-        <w:ind w:firstLine="567"/>
-        <w:jc w:val="both"/>
-      </w:pPr>
-      <w:r>
-        <w:t>Desta forma, o Projeto Conecta Lureframulu &amp; Precimuel representa um investimento com impacto presente e visão de futuro, capaz de gerar valor duradouro para a instituição e para toda a comunidade que dela faz parte.</w:t>
+        <w:spacing w:after="160" w:afterAutospacing="0" w:line="360" w:lineRule="auto"/>
+        <w:ind w:firstLine="567"/>
+        <w:jc w:val="both"/>
+      </w:pPr>
+      <w:r>
+        <w:t xml:space="preserve">Desta forma, o Projeto Conecta </w:t>
+      </w:r>
+      <w:proofErr w:type="spellStart"/>
+      <w:r>
+        <w:t>Lureframulu</w:t>
+      </w:r>
+      <w:proofErr w:type="spellEnd"/>
+      <w:r>
+        <w:t xml:space="preserve"> &amp; </w:t>
+      </w:r>
+      <w:proofErr w:type="spellStart"/>
+      <w:r>
+        <w:t>Precimuel</w:t>
+      </w:r>
+      <w:proofErr w:type="spellEnd"/>
+      <w:r>
+        <w:t xml:space="preserve"> representa um investimento com impacto presente e visão de futuro, capaz de gerar valor duradouro para a instituição e para toda a comunidade que dela faz parte.</w:t>
       </w:r>
     </w:p>
     <w:p>
@@ -3929,7 +4802,7 @@
         <w:tabs>
           <w:tab w:val="left" w:pos="5554"/>
         </w:tabs>
-        <w:spacing w:line="360" w:lineRule="auto"/>
+        <w:spacing w:after="160" w:afterAutospacing="0" w:line="360" w:lineRule="auto"/>
         <w:jc w:val="both"/>
         <w:rPr>
           <w:sz w:val="24"/>
@@ -3977,18 +4850,34 @@
     <w:p>
       <w:pPr>
         <w:pStyle w:val="NormalWeb"/>
-        <w:spacing w:line="360" w:lineRule="auto"/>
-        <w:ind w:firstLine="567"/>
-        <w:jc w:val="both"/>
-      </w:pPr>
-      <w:r>
-        <w:t>O Projeto Conecta Lureframulu &amp; Precimuel será desenvolvido com recurso a tecnologias amplamente utilizadas na criação de plataformas institucionais em todo o mundo. A escolha dessas tecnologias não foi feita por serem as mais complexas, mas por reunirem características importantes para o Instituto: estabilidade, facilidade de manutenção, segurança, desempenho e possibilidade de evolução.</w:t>
-      </w:r>
-    </w:p>
-    <w:p>
-      <w:pPr>
-        <w:pStyle w:val="NormalWeb"/>
-        <w:spacing w:line="360" w:lineRule="auto"/>
+        <w:spacing w:after="160" w:afterAutospacing="0" w:line="360" w:lineRule="auto"/>
+        <w:ind w:firstLine="567"/>
+        <w:jc w:val="both"/>
+      </w:pPr>
+      <w:r>
+        <w:t xml:space="preserve">O Projeto Conecta </w:t>
+      </w:r>
+      <w:proofErr w:type="spellStart"/>
+      <w:r>
+        <w:t>Lureframulu</w:t>
+      </w:r>
+      <w:proofErr w:type="spellEnd"/>
+      <w:r>
+        <w:t xml:space="preserve"> &amp; </w:t>
+      </w:r>
+      <w:proofErr w:type="spellStart"/>
+      <w:r>
+        <w:t>Precimuel</w:t>
+      </w:r>
+      <w:proofErr w:type="spellEnd"/>
+      <w:r>
+        <w:t xml:space="preserve"> será desenvolvido com recurso a tecnologias amplamente utilizadas na criação de plataformas institucionais em todo o mundo. A escolha dessas tecnologias não foi feita por serem as mais complexas, mas por reunirem características importantes para o Instituto: estabilidade, facilidade de manutenção, segurança, desempenho e possibilidade de evolução.</w:t>
+      </w:r>
+    </w:p>
+    <w:p>
+      <w:pPr>
+        <w:pStyle w:val="NormalWeb"/>
+        <w:spacing w:after="160" w:afterAutospacing="0" w:line="360" w:lineRule="auto"/>
         <w:ind w:firstLine="567"/>
         <w:jc w:val="both"/>
       </w:pPr>
@@ -4000,7 +4889,7 @@
     <w:p>
       <w:pPr>
         <w:pStyle w:val="Ttulo2"/>
-        <w:spacing w:line="360" w:lineRule="auto"/>
+        <w:spacing w:after="160" w:line="360" w:lineRule="auto"/>
         <w:ind w:firstLine="567"/>
         <w:jc w:val="both"/>
         <w:rPr>
@@ -4023,18 +4912,26 @@
     <w:p>
       <w:pPr>
         <w:pStyle w:val="NormalWeb"/>
-        <w:spacing w:line="360" w:lineRule="auto"/>
-        <w:ind w:firstLine="567"/>
-        <w:jc w:val="both"/>
-      </w:pPr>
-      <w:r>
-        <w:t>O HTML pode ser comparado à estrutura de um edifício. É a tecnologia responsável por organizar todas as informações apresentadas na plataforma, definindo onde serão exibidos os textos, imagens, menus, formulários e demais conteúdos.</w:t>
-      </w:r>
-    </w:p>
-    <w:p>
-      <w:pPr>
-        <w:pStyle w:val="NormalWeb"/>
-        <w:spacing w:line="360" w:lineRule="auto"/>
+        <w:spacing w:after="160" w:afterAutospacing="0" w:line="360" w:lineRule="auto"/>
+        <w:ind w:firstLine="567"/>
+        <w:jc w:val="both"/>
+      </w:pPr>
+      <w:r>
+        <w:t xml:space="preserve">O HTML pode ser comparado à estrutura de um edifício. É a tecnologia responsável por organizar todas as informações apresentadas na plataforma, definindo onde serão exibidos os textos, imagens, menus, formulários e demais </w:t>
+      </w:r>
+      <w:proofErr w:type="spellStart"/>
+      <w:r>
+        <w:t>conteúdos</w:t>
+      </w:r>
+      <w:proofErr w:type="spellEnd"/>
+      <w:r>
+        <w:t>.</w:t>
+      </w:r>
+    </w:p>
+    <w:p>
+      <w:pPr>
+        <w:pStyle w:val="NormalWeb"/>
+        <w:spacing w:after="160" w:afterAutospacing="0" w:line="360" w:lineRule="auto"/>
         <w:ind w:firstLine="567"/>
         <w:jc w:val="both"/>
       </w:pPr>
@@ -4045,7 +4942,7 @@
     <w:p>
       <w:pPr>
         <w:pStyle w:val="Ttulo2"/>
-        <w:spacing w:line="360" w:lineRule="auto"/>
+        <w:spacing w:after="160" w:line="360" w:lineRule="auto"/>
         <w:ind w:firstLine="567"/>
         <w:jc w:val="both"/>
         <w:rPr>
@@ -4068,7 +4965,7 @@
     <w:p>
       <w:pPr>
         <w:pStyle w:val="NormalWeb"/>
-        <w:spacing w:line="360" w:lineRule="auto"/>
+        <w:spacing w:after="160" w:afterAutospacing="0" w:line="360" w:lineRule="auto"/>
         <w:ind w:firstLine="567"/>
         <w:jc w:val="both"/>
       </w:pPr>
@@ -4079,18 +4976,42 @@
     <w:p>
       <w:pPr>
         <w:pStyle w:val="NormalWeb"/>
-        <w:spacing w:line="360" w:lineRule="auto"/>
-        <w:ind w:firstLine="567"/>
-        <w:jc w:val="both"/>
-      </w:pPr>
-      <w:r>
-        <w:t>É através desta tecnologia que são definidos os elementos visuais, como cores, tipos de letra, espaçamentos, organização das páginas e adaptação a diferentes tamanhos de ecrã, incluindo computadores, tablets e telemóveis.</w:t>
-      </w:r>
-    </w:p>
-    <w:p>
-      <w:pPr>
-        <w:pStyle w:val="NormalWeb"/>
-        <w:spacing w:line="360" w:lineRule="auto"/>
+        <w:spacing w:after="160" w:afterAutospacing="0" w:line="360" w:lineRule="auto"/>
+        <w:ind w:firstLine="567"/>
+        <w:jc w:val="both"/>
+      </w:pPr>
+      <w:r>
+        <w:t xml:space="preserve">É através desta tecnologia que são definidos os elementos visuais, como cores, tipos de letra, espaçamentos, organização das páginas e adaptação a diferentes tamanhos de </w:t>
+      </w:r>
+      <w:proofErr w:type="spellStart"/>
+      <w:r>
+        <w:t>ecrã</w:t>
+      </w:r>
+      <w:proofErr w:type="spellEnd"/>
+      <w:r>
+        <w:t xml:space="preserve">, incluindo computadores, </w:t>
+      </w:r>
+      <w:proofErr w:type="spellStart"/>
+      <w:r>
+        <w:t>tablets</w:t>
+      </w:r>
+      <w:proofErr w:type="spellEnd"/>
+      <w:r>
+        <w:t xml:space="preserve"> e </w:t>
+      </w:r>
+      <w:proofErr w:type="spellStart"/>
+      <w:r>
+        <w:t>telemóveis</w:t>
+      </w:r>
+      <w:proofErr w:type="spellEnd"/>
+      <w:r>
+        <w:t>.</w:t>
+      </w:r>
+    </w:p>
+    <w:p>
+      <w:pPr>
+        <w:pStyle w:val="NormalWeb"/>
+        <w:spacing w:after="160" w:afterAutospacing="0" w:line="360" w:lineRule="auto"/>
         <w:ind w:firstLine="567"/>
         <w:jc w:val="both"/>
       </w:pPr>
@@ -4101,7 +5022,7 @@
     <w:p>
       <w:pPr>
         <w:pStyle w:val="Ttulo2"/>
-        <w:spacing w:line="360" w:lineRule="auto"/>
+        <w:spacing w:after="160" w:line="360" w:lineRule="auto"/>
         <w:ind w:firstLine="567"/>
         <w:jc w:val="both"/>
         <w:rPr>
@@ -4111,6 +5032,7 @@
           <w:szCs w:val="24"/>
         </w:rPr>
       </w:pPr>
+      <w:proofErr w:type="spellStart"/>
       <w:r>
         <w:rPr>
           <w:rFonts w:ascii="Times New Roman" w:hAnsi="Times New Roman" w:cs="Times New Roman"/>
@@ -4118,24 +5040,42 @@
           <w:sz w:val="24"/>
           <w:szCs w:val="24"/>
         </w:rPr>
-        <w:t>JavaScript – A interação</w:t>
-      </w:r>
-    </w:p>
-    <w:p>
-      <w:pPr>
-        <w:pStyle w:val="NormalWeb"/>
-        <w:spacing w:line="360" w:lineRule="auto"/>
-        <w:ind w:firstLine="567"/>
-        <w:jc w:val="both"/>
-      </w:pPr>
-      <w:r>
-        <w:t>O JavaScript acrescenta funcionalidades que tornam a plataforma mais dinâmica e agradável de utilizar.</w:t>
-      </w:r>
-    </w:p>
-    <w:p>
-      <w:pPr>
-        <w:pStyle w:val="NormalWeb"/>
-        <w:spacing w:line="360" w:lineRule="auto"/>
+        <w:t>JavaScript</w:t>
+      </w:r>
+      <w:proofErr w:type="spellEnd"/>
+      <w:r>
+        <w:rPr>
+          <w:rFonts w:ascii="Times New Roman" w:hAnsi="Times New Roman" w:cs="Times New Roman"/>
+          <w:color w:val="auto"/>
+          <w:sz w:val="24"/>
+          <w:szCs w:val="24"/>
+        </w:rPr>
+        <w:t xml:space="preserve"> – A interação</w:t>
+      </w:r>
+    </w:p>
+    <w:p>
+      <w:pPr>
+        <w:pStyle w:val="NormalWeb"/>
+        <w:spacing w:after="160" w:afterAutospacing="0" w:line="360" w:lineRule="auto"/>
+        <w:ind w:firstLine="567"/>
+        <w:jc w:val="both"/>
+      </w:pPr>
+      <w:r>
+        <w:t xml:space="preserve">O </w:t>
+      </w:r>
+      <w:proofErr w:type="spellStart"/>
+      <w:r>
+        <w:t>JavaScript</w:t>
+      </w:r>
+      <w:proofErr w:type="spellEnd"/>
+      <w:r>
+        <w:t xml:space="preserve"> acrescenta funcionalidades que tornam a plataforma mais dinâmica e agradável de utilizar.</w:t>
+      </w:r>
+    </w:p>
+    <w:p>
+      <w:pPr>
+        <w:pStyle w:val="NormalWeb"/>
+        <w:spacing w:after="160" w:afterAutospacing="0" w:line="360" w:lineRule="auto"/>
         <w:ind w:firstLine="567"/>
         <w:jc w:val="both"/>
       </w:pPr>
@@ -4146,8 +5086,7 @@
     <w:p>
       <w:pPr>
         <w:pStyle w:val="Ttulo2"/>
-        <w:spacing w:line="360" w:lineRule="auto"/>
-        <w:ind w:firstLine="567"/>
+        <w:spacing w:after="160" w:line="360" w:lineRule="auto"/>
         <w:jc w:val="both"/>
         <w:rPr>
           <w:rFonts w:ascii="Times New Roman" w:hAnsi="Times New Roman" w:cs="Times New Roman"/>
@@ -4175,47 +5114,74 @@
           <w:sz w:val="24"/>
           <w:szCs w:val="24"/>
         </w:rPr>
-        <w:t>Organização do desenvolvimento</w:t>
-      </w:r>
-    </w:p>
-    <w:p>
-      <w:pPr>
-        <w:pStyle w:val="NormalWeb"/>
-        <w:spacing w:line="360" w:lineRule="auto"/>
-        <w:ind w:firstLine="567"/>
-        <w:jc w:val="both"/>
-      </w:pPr>
-      <w:r>
-        <w:t>Uma das preocupações do Projeto Conecta Lureframulu &amp; Precimuel é garantir que a plataforma possa ser facilmente atualizada e ampliada no futuro.</w:t>
-      </w:r>
-    </w:p>
-    <w:p>
-      <w:pPr>
-        <w:pStyle w:val="NormalWeb"/>
-        <w:spacing w:line="360" w:lineRule="auto"/>
-        <w:ind w:firstLine="567"/>
-        <w:jc w:val="both"/>
-      </w:pPr>
+        <w:t>ORGANIZAÇÃO DO DESENVOLVIMENTO</w:t>
+      </w:r>
+    </w:p>
+    <w:p>
+      <w:pPr>
+        <w:pStyle w:val="NormalWeb"/>
+        <w:spacing w:after="160" w:afterAutospacing="0" w:line="360" w:lineRule="auto"/>
+        <w:ind w:firstLine="567"/>
+        <w:jc w:val="both"/>
+      </w:pPr>
+      <w:r>
+        <w:t xml:space="preserve">Uma das preocupações do Projeto Conecta </w:t>
+      </w:r>
+      <w:proofErr w:type="spellStart"/>
+      <w:r>
+        <w:t>Lureframulu</w:t>
+      </w:r>
+      <w:proofErr w:type="spellEnd"/>
+      <w:r>
+        <w:t xml:space="preserve"> &amp; </w:t>
+      </w:r>
+      <w:proofErr w:type="spellStart"/>
+      <w:r>
+        <w:t>Precimuel</w:t>
+      </w:r>
+      <w:proofErr w:type="spellEnd"/>
+      <w:r>
+        <w:t xml:space="preserve"> é garantir que a plataforma possa ser facilmente atualizada e ampliada no futuro.</w:t>
+      </w:r>
+    </w:p>
+    <w:p>
+      <w:pPr>
+        <w:pStyle w:val="NormalWeb"/>
+        <w:spacing w:after="160" w:afterAutospacing="0" w:line="360" w:lineRule="auto"/>
+        <w:ind w:firstLine="567"/>
+        <w:jc w:val="both"/>
+      </w:pPr>
+      <w:r>
+        <w:t xml:space="preserve">Por esse motivo, o desenvolvimento será organizado de forma estruturada, separando os conteúdos, o design e as funcionalidades. Esta metodologia facilita futuras </w:t>
+      </w:r>
       <w:r>
         <w:lastRenderedPageBreak/>
-        <w:t>Por esse motivo, o desenvolvimento será organizado de forma estruturada, separando os conteúdos, o design e as funcionalidades. Esta metodologia facilita futuras alterações, reduz o tempo necessário para manutenção e permite a implementação gradual de novos recursos sem comprometer o funcionamento da plataforma.</w:t>
+        <w:t>alterações, reduz o tempo necessário para manutenção e permite a implementação gradual de novos recursos sem comprometer o funcionamento da plataforma.</w:t>
       </w:r>
     </w:p>
     <w:p>
       <w:pPr>
         <w:pStyle w:val="Ttulo2"/>
-        <w:spacing w:line="360" w:lineRule="auto"/>
-        <w:ind w:firstLine="567"/>
-        <w:jc w:val="both"/>
-        <w:rPr>
-          <w:rFonts w:ascii="Times New Roman" w:hAnsi="Times New Roman" w:cs="Times New Roman"/>
-          <w:sz w:val="24"/>
-          <w:szCs w:val="24"/>
-        </w:rPr>
-      </w:pPr>
-      <w:r>
-        <w:rPr>
-          <w:rFonts w:ascii="Times New Roman" w:hAnsi="Times New Roman" w:cs="Times New Roman"/>
+        <w:numPr>
+          <w:ilvl w:val="0"/>
+          <w:numId w:val="28"/>
+        </w:numPr>
+        <w:spacing w:after="160" w:line="360" w:lineRule="auto"/>
+        <w:ind w:left="284"/>
+        <w:jc w:val="both"/>
+        <w:rPr>
+          <w:rFonts w:ascii="Times New Roman" w:hAnsi="Times New Roman" w:cs="Times New Roman"/>
+          <w:b/>
+          <w:color w:val="auto"/>
+          <w:sz w:val="24"/>
+          <w:szCs w:val="24"/>
+        </w:rPr>
+      </w:pPr>
+      <w:r>
+        <w:rPr>
+          <w:rFonts w:ascii="Times New Roman" w:hAnsi="Times New Roman" w:cs="Times New Roman"/>
+          <w:b/>
+          <w:color w:val="auto"/>
           <w:sz w:val="24"/>
           <w:szCs w:val="24"/>
         </w:rPr>
@@ -4225,7 +5191,7 @@
     <w:p>
       <w:pPr>
         <w:pStyle w:val="NormalWeb"/>
-        <w:spacing w:line="360" w:lineRule="auto"/>
+        <w:spacing w:after="160" w:afterAutospacing="0" w:line="360" w:lineRule="auto"/>
         <w:ind w:firstLine="567"/>
         <w:jc w:val="both"/>
       </w:pPr>
@@ -4236,7 +5202,7 @@
     <w:p>
       <w:pPr>
         <w:pStyle w:val="NormalWeb"/>
-        <w:spacing w:line="360" w:lineRule="auto"/>
+        <w:spacing w:after="160" w:afterAutospacing="0" w:line="360" w:lineRule="auto"/>
         <w:ind w:firstLine="567"/>
         <w:jc w:val="both"/>
       </w:pPr>
@@ -4247,7 +5213,7 @@
     <w:p>
       <w:pPr>
         <w:pStyle w:val="NormalWeb"/>
-        <w:spacing w:line="360" w:lineRule="auto"/>
+        <w:spacing w:after="160" w:afterAutospacing="0" w:line="360" w:lineRule="auto"/>
         <w:ind w:firstLine="567"/>
         <w:jc w:val="both"/>
       </w:pPr>
@@ -4258,18 +5224,26 @@
     <w:p>
       <w:pPr>
         <w:pStyle w:val="Ttulo2"/>
-        <w:spacing w:line="360" w:lineRule="auto"/>
-        <w:ind w:firstLine="567"/>
-        <w:jc w:val="both"/>
-        <w:rPr>
-          <w:rFonts w:ascii="Times New Roman" w:hAnsi="Times New Roman" w:cs="Times New Roman"/>
-          <w:sz w:val="24"/>
-          <w:szCs w:val="24"/>
-        </w:rPr>
-      </w:pPr>
-      <w:r>
-        <w:rPr>
-          <w:rFonts w:ascii="Times New Roman" w:hAnsi="Times New Roman" w:cs="Times New Roman"/>
+        <w:numPr>
+          <w:ilvl w:val="0"/>
+          <w:numId w:val="28"/>
+        </w:numPr>
+        <w:spacing w:after="160" w:line="360" w:lineRule="auto"/>
+        <w:ind w:left="426"/>
+        <w:jc w:val="both"/>
+        <w:rPr>
+          <w:rFonts w:ascii="Times New Roman" w:hAnsi="Times New Roman" w:cs="Times New Roman"/>
+          <w:b/>
+          <w:color w:val="auto"/>
+          <w:sz w:val="24"/>
+          <w:szCs w:val="24"/>
+        </w:rPr>
+      </w:pPr>
+      <w:r>
+        <w:rPr>
+          <w:rFonts w:ascii="Times New Roman" w:hAnsi="Times New Roman" w:cs="Times New Roman"/>
+          <w:b/>
+          <w:color w:val="auto"/>
           <w:sz w:val="24"/>
           <w:szCs w:val="24"/>
         </w:rPr>
@@ -4279,7 +5253,7 @@
     <w:p>
       <w:pPr>
         <w:pStyle w:val="NormalWeb"/>
-        <w:spacing w:line="360" w:lineRule="auto"/>
+        <w:spacing w:after="160" w:afterAutospacing="0" w:line="360" w:lineRule="auto"/>
         <w:ind w:firstLine="567"/>
         <w:jc w:val="both"/>
       </w:pPr>
@@ -4294,12 +5268,15 @@
           <w:ilvl w:val="0"/>
           <w:numId w:val="6"/>
         </w:numPr>
-        <w:spacing w:line="360" w:lineRule="auto"/>
-        <w:ind w:firstLine="567"/>
-        <w:jc w:val="both"/>
-      </w:pPr>
-      <w:r>
-        <w:t>são reconhecidas internacionalmente e utilizadas por milhões de plataformas em todo o mundo;</w:t>
+        <w:spacing w:after="160" w:afterAutospacing="0" w:line="360" w:lineRule="auto"/>
+        <w:ind w:firstLine="567"/>
+        <w:jc w:val="both"/>
+      </w:pPr>
+      <w:r>
+        <w:t>São</w:t>
+      </w:r>
+      <w:r>
+        <w:t xml:space="preserve"> reconhecidas internacionalmente e utilizadas por milhões de plataformas em todo o mundo;</w:t>
       </w:r>
     </w:p>
     <w:p>
@@ -4309,12 +5286,15 @@
           <w:ilvl w:val="0"/>
           <w:numId w:val="6"/>
         </w:numPr>
-        <w:spacing w:line="360" w:lineRule="auto"/>
-        <w:ind w:firstLine="567"/>
-        <w:jc w:val="both"/>
-      </w:pPr>
-      <w:r>
-        <w:t>oferecem elevado nível de compatibilidade com diferentes navegadores e dispositivos;</w:t>
+        <w:spacing w:after="160" w:afterAutospacing="0" w:line="360" w:lineRule="auto"/>
+        <w:ind w:firstLine="567"/>
+        <w:jc w:val="both"/>
+      </w:pPr>
+      <w:r>
+        <w:t>Oferecem</w:t>
+      </w:r>
+      <w:r>
+        <w:t xml:space="preserve"> elevado nível de compatibilidade com diferentes navegadores e dispositivos;</w:t>
       </w:r>
     </w:p>
     <w:p>
@@ -4324,12 +5304,15 @@
           <w:ilvl w:val="0"/>
           <w:numId w:val="6"/>
         </w:numPr>
-        <w:spacing w:line="360" w:lineRule="auto"/>
-        <w:ind w:firstLine="567"/>
-        <w:jc w:val="both"/>
-      </w:pPr>
-      <w:r>
-        <w:t>permitem um desenvolvimento organizado e de fácil manutenção;</w:t>
+        <w:spacing w:after="160" w:afterAutospacing="0" w:line="360" w:lineRule="auto"/>
+        <w:ind w:firstLine="567"/>
+        <w:jc w:val="both"/>
+      </w:pPr>
+      <w:r>
+        <w:t>Permitem</w:t>
+      </w:r>
+      <w:r>
+        <w:t xml:space="preserve"> um desenvolvimento organizado e de fácil manutenção;</w:t>
       </w:r>
     </w:p>
     <w:p>
@@ -4339,12 +5322,15 @@
           <w:ilvl w:val="0"/>
           <w:numId w:val="6"/>
         </w:numPr>
-        <w:spacing w:line="360" w:lineRule="auto"/>
-        <w:ind w:firstLine="567"/>
-        <w:jc w:val="both"/>
-      </w:pPr>
-      <w:r>
-        <w:t>facilitam futuras atualizações e expansões da plataforma;</w:t>
+        <w:spacing w:after="160" w:afterAutospacing="0" w:line="360" w:lineRule="auto"/>
+        <w:ind w:firstLine="567"/>
+        <w:jc w:val="both"/>
+      </w:pPr>
+      <w:r>
+        <w:t>Facilitam</w:t>
+      </w:r>
+      <w:r>
+        <w:t xml:space="preserve"> futuras atualizações e expansões da plataforma;</w:t>
       </w:r>
     </w:p>
     <w:p>
@@ -4354,53 +5340,48 @@
           <w:ilvl w:val="0"/>
           <w:numId w:val="6"/>
         </w:numPr>
-        <w:spacing w:line="360" w:lineRule="auto"/>
-        <w:ind w:firstLine="567"/>
-        <w:jc w:val="both"/>
-      </w:pPr>
-      <w:r>
-        <w:t>contribuem para uma navegação rápida, segura e intuitiva.</w:t>
-      </w:r>
-    </w:p>
-    <w:p>
-      <w:pPr>
-        <w:pStyle w:val="NormalWeb"/>
-        <w:spacing w:line="360" w:lineRule="auto"/>
-        <w:ind w:firstLine="567"/>
-        <w:jc w:val="both"/>
-      </w:pPr>
-      <w:r>
-        <w:t xml:space="preserve">Desta forma, a escolha tecnológica do Projeto Conecta Lureframulu &amp; Precimuel não procura impressionar pela complexidade, mas assegurar que o Instituto disponha de </w:t>
-      </w:r>
-      <w:r>
-        <w:lastRenderedPageBreak/>
-        <w:t>uma solução moderna, confiável e preparada para acompanhar a sua evolução ao longo do tempo.</w:t>
-      </w:r>
-    </w:p>
-    <w:p>
-      <w:pPr>
-        <w:spacing w:line="360" w:lineRule="auto"/>
-        <w:jc w:val="both"/>
-        <w:rPr>
-          <w:rFonts w:ascii="Times New Roman" w:eastAsia="Times New Roman" w:hAnsi="Times New Roman" w:cs="Times New Roman"/>
-          <w:sz w:val="24"/>
-          <w:szCs w:val="24"/>
-          <w:lang w:eastAsia="pt-BR"/>
-        </w:rPr>
-      </w:pPr>
-      <w:r>
-        <w:rPr>
-          <w:rFonts w:ascii="Times New Roman" w:hAnsi="Times New Roman" w:cs="Times New Roman"/>
-          <w:sz w:val="24"/>
-          <w:szCs w:val="24"/>
-        </w:rPr>
-        <w:br w:type="page"/>
+        <w:spacing w:after="160" w:afterAutospacing="0" w:line="360" w:lineRule="auto"/>
+        <w:ind w:firstLine="567"/>
+        <w:jc w:val="both"/>
+      </w:pPr>
+      <w:r>
+        <w:t>Contribuem</w:t>
+      </w:r>
+      <w:r>
+        <w:t xml:space="preserve"> para uma navegação rápida, segura e intuitiva.</w:t>
+      </w:r>
+    </w:p>
+    <w:p>
+      <w:pPr>
+        <w:pStyle w:val="NormalWeb"/>
+        <w:spacing w:after="160" w:afterAutospacing="0" w:line="360" w:lineRule="auto"/>
+        <w:ind w:firstLine="567"/>
+        <w:jc w:val="both"/>
+      </w:pPr>
+      <w:r>
+        <w:t xml:space="preserve">Desta forma, a escolha tecnológica do Projeto Conecta </w:t>
+      </w:r>
+      <w:proofErr w:type="spellStart"/>
+      <w:r>
+        <w:t>Lureframulu</w:t>
+      </w:r>
+      <w:proofErr w:type="spellEnd"/>
+      <w:r>
+        <w:t xml:space="preserve"> &amp; </w:t>
+      </w:r>
+      <w:proofErr w:type="spellStart"/>
+      <w:r>
+        <w:t>Precimuel</w:t>
+      </w:r>
+      <w:proofErr w:type="spellEnd"/>
+      <w:r>
+        <w:t xml:space="preserve"> não procura impressionar pela complexidade, mas assegurar que o Instituto disponha de uma solução moderna, confiável e preparada para acompanhar a sua evolução ao longo do tempo.</w:t>
       </w:r>
     </w:p>
     <w:p>
       <w:pPr>
         <w:pStyle w:val="Ttulo1"/>
-        <w:spacing w:line="360" w:lineRule="auto"/>
+        <w:spacing w:after="160" w:afterAutospacing="0" w:line="360" w:lineRule="auto"/>
         <w:jc w:val="both"/>
         <w:rPr>
           <w:sz w:val="24"/>
@@ -4418,454 +5399,541 @@
     </w:p>
     <w:p>
       <w:pPr>
+        <w:pStyle w:val="NormalWeb"/>
+        <w:spacing w:after="160" w:afterAutospacing="0" w:line="360" w:lineRule="auto"/>
+        <w:jc w:val="both"/>
+        <w:rPr>
+          <w:i/>
+        </w:rPr>
+      </w:pPr>
+      <w:r>
+        <w:rPr>
+          <w:i/>
+        </w:rPr>
+        <w:t>"Antes de investir numa ideia, é importante conseguir visualizá-la. O protótipo transforma uma visão em algo concreto."</w:t>
+      </w:r>
+    </w:p>
+    <w:p>
+      <w:pPr>
+        <w:pStyle w:val="NormalWeb"/>
+        <w:spacing w:after="160" w:afterAutospacing="0" w:line="360" w:lineRule="auto"/>
+        <w:ind w:firstLine="567"/>
+        <w:jc w:val="both"/>
+      </w:pPr>
+      <w:r>
+        <w:t>Com o objetivo de tornar esta proposta mais clara e facilitar a compreensão da solução apresentada, foi desenvolvido um protótipo visual da Plataforma Institucional Digital.</w:t>
+      </w:r>
+    </w:p>
+    <w:p>
+      <w:pPr>
+        <w:pStyle w:val="NormalWeb"/>
+        <w:spacing w:after="160" w:afterAutospacing="0" w:line="360" w:lineRule="auto"/>
+        <w:ind w:firstLine="567"/>
+        <w:jc w:val="both"/>
+      </w:pPr>
+      <w:r>
+        <w:t xml:space="preserve">O protótipo não representa apenas a aparência do futuro website. Ele demonstra a organização das informações, a experiência de navegação e a forma como os diferentes públicos poderão interagir com a instituição através de um ambiente digital moderno, intuitivo e alinhado com a identidade do Instituto Técnico Privado de Saúde </w:t>
+      </w:r>
+      <w:proofErr w:type="spellStart"/>
+      <w:r>
+        <w:t>Lureframulu</w:t>
+      </w:r>
+      <w:proofErr w:type="spellEnd"/>
+      <w:r>
+        <w:t xml:space="preserve"> &amp; </w:t>
+      </w:r>
+      <w:proofErr w:type="spellStart"/>
+      <w:r>
+        <w:t>Precimuel</w:t>
+      </w:r>
+      <w:proofErr w:type="spellEnd"/>
+      <w:r>
+        <w:t xml:space="preserve">, </w:t>
+      </w:r>
+      <w:proofErr w:type="spellStart"/>
+      <w:r>
+        <w:t>Lda</w:t>
+      </w:r>
+      <w:proofErr w:type="spellEnd"/>
+      <w:r>
+        <w:t>.</w:t>
+      </w:r>
+    </w:p>
+    <w:p>
+      <w:pPr>
+        <w:pStyle w:val="NormalWeb"/>
+        <w:spacing w:after="160" w:afterAutospacing="0" w:line="360" w:lineRule="auto"/>
+        <w:ind w:firstLine="567"/>
+        <w:jc w:val="both"/>
+      </w:pPr>
+      <w:r>
+        <w:t>As imagens apresentadas nas páginas seguintes ilustram uma proposta conceptual. A versão final poderá ser ajustada de acordo com as orientações da Direção e com as necessidades identificadas durante o desenvolvimento do projeto.</w:t>
+      </w:r>
+    </w:p>
+    <w:p>
+      <w:pPr>
+        <w:pStyle w:val="NormalWeb"/>
+        <w:spacing w:after="160" w:afterAutospacing="0" w:line="360" w:lineRule="auto"/>
+        <w:ind w:firstLine="567"/>
+        <w:jc w:val="both"/>
+      </w:pPr>
+      <w:r>
+        <w:t>Ao aceder à plataforma, o utilizador é recebido por uma página inicial organizada, moderna e de fácil navegação.</w:t>
+      </w:r>
+    </w:p>
+    <w:p>
+      <w:pPr>
+        <w:pStyle w:val="NormalWeb"/>
+        <w:spacing w:after="160" w:afterAutospacing="0" w:line="360" w:lineRule="auto"/>
+        <w:ind w:firstLine="567"/>
+        <w:jc w:val="both"/>
+      </w:pPr>
+      <w:r>
+        <w:t xml:space="preserve">Os principais destaques institucionais encontram-se imediatamente visíveis, permitindo conhecer a identidade do Instituto, aceder rapidamente aos cursos, consultar notícias recentes, acompanhar eventos e localizar os principais canais de </w:t>
+      </w:r>
+      <w:proofErr w:type="spellStart"/>
+      <w:r>
+        <w:t>contacto</w:t>
+      </w:r>
+      <w:proofErr w:type="spellEnd"/>
+      <w:r>
+        <w:t>.</w:t>
+      </w:r>
+    </w:p>
+    <w:p>
+      <w:pPr>
+        <w:pStyle w:val="NormalWeb"/>
+        <w:spacing w:after="160" w:afterAutospacing="0" w:line="360" w:lineRule="auto"/>
+        <w:ind w:firstLine="567"/>
+        <w:jc w:val="both"/>
+      </w:pPr>
+      <w:r>
+        <w:t xml:space="preserve">Esta organização procura transmitir profissionalismo, credibilidade e confiança logo no primeiro </w:t>
+      </w:r>
+      <w:proofErr w:type="spellStart"/>
+      <w:r>
+        <w:t>contacto</w:t>
+      </w:r>
+      <w:proofErr w:type="spellEnd"/>
+      <w:r>
+        <w:t>.</w:t>
+      </w:r>
+    </w:p>
+    <w:p>
+      <w:pPr>
+        <w:pStyle w:val="NormalWeb"/>
+        <w:spacing w:after="160" w:afterAutospacing="0" w:line="360" w:lineRule="auto"/>
+        <w:ind w:firstLine="567"/>
+        <w:jc w:val="both"/>
+      </w:pPr>
+      <w:r>
+        <w:rPr>
+          <w:rStyle w:val="Forte"/>
+        </w:rPr>
+        <w:t>(Inserir imagem da Página Inicial do Protótipo)</w:t>
+      </w:r>
+    </w:p>
+    <w:p>
+      <w:pPr>
         <w:pStyle w:val="Ttulo2"/>
+        <w:numPr>
+          <w:ilvl w:val="0"/>
+          <w:numId w:val="16"/>
+        </w:numPr>
+        <w:spacing w:after="160" w:line="360" w:lineRule="auto"/>
+        <w:ind w:left="426"/>
+        <w:jc w:val="both"/>
+        <w:rPr>
+          <w:rFonts w:ascii="Times New Roman" w:hAnsi="Times New Roman" w:cs="Times New Roman"/>
+          <w:b/>
+          <w:color w:val="auto"/>
+          <w:sz w:val="24"/>
+          <w:szCs w:val="24"/>
+        </w:rPr>
+      </w:pPr>
+      <w:r>
+        <w:rPr>
+          <w:rFonts w:ascii="Times New Roman" w:hAnsi="Times New Roman" w:cs="Times New Roman"/>
+          <w:b/>
+          <w:color w:val="auto"/>
+          <w:sz w:val="24"/>
+          <w:szCs w:val="24"/>
+        </w:rPr>
+        <w:t>Conhecer a instituição</w:t>
+      </w:r>
+    </w:p>
+    <w:p>
+      <w:pPr>
+        <w:pStyle w:val="NormalWeb"/>
+        <w:spacing w:after="160" w:afterAutospacing="0" w:line="360" w:lineRule="auto"/>
+        <w:ind w:firstLine="567"/>
+        <w:jc w:val="both"/>
+      </w:pPr>
+      <w:r>
+        <w:t>A secção institucional apresenta a história do Instituto, a sua missão, visão, valores e o compromisso com a formação de profissionais da área da saúde.</w:t>
+      </w:r>
+    </w:p>
+    <w:p>
+      <w:pPr>
+        <w:pStyle w:val="NormalWeb"/>
+        <w:spacing w:after="160" w:afterAutospacing="0" w:line="360" w:lineRule="auto"/>
+        <w:ind w:firstLine="567"/>
+        <w:jc w:val="both"/>
+      </w:pPr>
+      <w:r>
+        <w:lastRenderedPageBreak/>
+        <w:t>O objetivo desta área é permitir que futuros estudantes, famílias e parceiros conheçam melhor a instituição, fortalecendo a confiança e a transparência da comunicação.</w:t>
+      </w:r>
+    </w:p>
+    <w:p>
+      <w:pPr>
+        <w:pStyle w:val="NormalWeb"/>
+        <w:spacing w:after="160" w:afterAutospacing="0" w:line="360" w:lineRule="auto"/>
+        <w:ind w:firstLine="567"/>
+        <w:jc w:val="both"/>
+      </w:pPr>
+      <w:r>
+        <w:rPr>
+          <w:rStyle w:val="Forte"/>
+        </w:rPr>
+        <w:t>(Inserir imagem da secção "Sobre o Instituto")</w:t>
+      </w:r>
+    </w:p>
+    <w:p>
+      <w:pPr>
+        <w:pStyle w:val="Ttulo2"/>
+        <w:numPr>
+          <w:ilvl w:val="0"/>
+          <w:numId w:val="16"/>
+        </w:numPr>
+        <w:spacing w:after="160" w:line="360" w:lineRule="auto"/>
+        <w:ind w:left="426"/>
+        <w:jc w:val="both"/>
+        <w:rPr>
+          <w:rFonts w:ascii="Times New Roman" w:hAnsi="Times New Roman" w:cs="Times New Roman"/>
+          <w:b/>
+          <w:color w:val="auto"/>
+          <w:sz w:val="24"/>
+          <w:szCs w:val="24"/>
+        </w:rPr>
+      </w:pPr>
+      <w:r>
+        <w:rPr>
+          <w:rFonts w:ascii="Times New Roman" w:hAnsi="Times New Roman" w:cs="Times New Roman"/>
+          <w:b/>
+          <w:color w:val="auto"/>
+          <w:sz w:val="24"/>
+          <w:szCs w:val="24"/>
+        </w:rPr>
+        <w:t>Explorar os cursos</w:t>
+      </w:r>
+    </w:p>
+    <w:p>
+      <w:pPr>
+        <w:pStyle w:val="NormalWeb"/>
+        <w:spacing w:after="160" w:afterAutospacing="0" w:line="360" w:lineRule="auto"/>
+        <w:ind w:firstLine="567"/>
+        <w:jc w:val="both"/>
+      </w:pPr>
+      <w:r>
+        <w:t>Nesta área, o visitante poderá conhecer a oferta formativa, consultar informações sobre cada curso e compreender as oportunidades de formação disponibilizadas pelo Instituto.</w:t>
+      </w:r>
+    </w:p>
+    <w:p>
+      <w:pPr>
+        <w:pStyle w:val="NormalWeb"/>
+        <w:spacing w:after="160" w:afterAutospacing="0" w:line="360" w:lineRule="auto"/>
+        <w:ind w:firstLine="567"/>
+        <w:jc w:val="both"/>
+      </w:pPr>
+      <w:r>
+        <w:t>A navegação foi concebida para facilitar a pesquisa de informações, permitindo que o futuro estudante encontre rapidamente o curso do seu interesse.</w:t>
+      </w:r>
+    </w:p>
+    <w:p>
+      <w:pPr>
+        <w:pStyle w:val="NormalWeb"/>
+        <w:spacing w:after="160" w:afterAutospacing="0" w:line="360" w:lineRule="auto"/>
+        <w:ind w:firstLine="567"/>
+        <w:jc w:val="both"/>
+      </w:pPr>
+      <w:r>
+        <w:rPr>
+          <w:rStyle w:val="Forte"/>
+        </w:rPr>
+        <w:t>(Inserir imagem da secção "Cursos")</w:t>
+      </w:r>
+    </w:p>
+    <w:p>
+      <w:pPr>
+        <w:pStyle w:val="Ttulo2"/>
+        <w:numPr>
+          <w:ilvl w:val="0"/>
+          <w:numId w:val="16"/>
+        </w:numPr>
+        <w:spacing w:after="160" w:line="360" w:lineRule="auto"/>
+        <w:ind w:left="426"/>
+        <w:jc w:val="both"/>
+        <w:rPr>
+          <w:rFonts w:ascii="Times New Roman" w:hAnsi="Times New Roman" w:cs="Times New Roman"/>
+          <w:b/>
+          <w:color w:val="auto"/>
+          <w:sz w:val="24"/>
+          <w:szCs w:val="24"/>
+        </w:rPr>
+      </w:pPr>
+      <w:r>
+        <w:rPr>
+          <w:rFonts w:ascii="Times New Roman" w:hAnsi="Times New Roman" w:cs="Times New Roman"/>
+          <w:b/>
+          <w:color w:val="auto"/>
+          <w:sz w:val="24"/>
+          <w:szCs w:val="24"/>
+        </w:rPr>
+        <w:t>Acompanhar a vida académica</w:t>
+      </w:r>
+    </w:p>
+    <w:p>
+      <w:pPr>
+        <w:pStyle w:val="NormalWeb"/>
+        <w:spacing w:after="160" w:afterAutospacing="0" w:line="360" w:lineRule="auto"/>
+        <w:ind w:firstLine="567"/>
+        <w:jc w:val="both"/>
+      </w:pPr>
+      <w:r>
+        <w:t>A plataforma disponibiliza um espaço destinado à divulgação de notícias, eventos, atividades académicas e outras informações relevantes para a comunidade.</w:t>
+      </w:r>
+    </w:p>
+    <w:p>
+      <w:pPr>
+        <w:pStyle w:val="NormalWeb"/>
+        <w:spacing w:after="160" w:afterAutospacing="0" w:line="360" w:lineRule="auto"/>
+        <w:ind w:firstLine="567"/>
+        <w:jc w:val="both"/>
+      </w:pPr>
+      <w:r>
+        <w:t>Esta funcionalidade permitirá manter estudantes, encarregados de educação e parceiros permanentemente informados sobre a dinâmica institucional.</w:t>
+      </w:r>
+    </w:p>
+    <w:p>
+      <w:pPr>
+        <w:pStyle w:val="NormalWeb"/>
+        <w:spacing w:after="160" w:afterAutospacing="0" w:line="360" w:lineRule="auto"/>
+        <w:ind w:firstLine="567"/>
+        <w:jc w:val="both"/>
+      </w:pPr>
+      <w:r>
+        <w:rPr>
+          <w:rStyle w:val="Forte"/>
+        </w:rPr>
+        <w:t>(Inserir imagem da secção "Notícias e Eventos")</w:t>
+      </w:r>
+    </w:p>
+    <w:p>
+      <w:pPr>
+        <w:pStyle w:val="Ttulo2"/>
+        <w:numPr>
+          <w:ilvl w:val="0"/>
+          <w:numId w:val="16"/>
+        </w:numPr>
+        <w:spacing w:after="160" w:line="360" w:lineRule="auto"/>
+        <w:ind w:left="426"/>
+        <w:jc w:val="both"/>
+        <w:rPr>
+          <w:rFonts w:ascii="Times New Roman" w:hAnsi="Times New Roman" w:cs="Times New Roman"/>
+          <w:b/>
+          <w:color w:val="auto"/>
+          <w:sz w:val="24"/>
+          <w:szCs w:val="24"/>
+        </w:rPr>
+      </w:pPr>
+      <w:r>
+        <w:rPr>
+          <w:rFonts w:ascii="Times New Roman" w:hAnsi="Times New Roman" w:cs="Times New Roman"/>
+          <w:b/>
+          <w:color w:val="auto"/>
+          <w:sz w:val="24"/>
+          <w:szCs w:val="24"/>
+        </w:rPr>
+        <w:t xml:space="preserve">Entrar em </w:t>
+      </w:r>
+      <w:proofErr w:type="spellStart"/>
+      <w:r>
+        <w:rPr>
+          <w:rFonts w:ascii="Times New Roman" w:hAnsi="Times New Roman" w:cs="Times New Roman"/>
+          <w:b/>
+          <w:color w:val="auto"/>
+          <w:sz w:val="24"/>
+          <w:szCs w:val="24"/>
+        </w:rPr>
+        <w:t>contacto</w:t>
+      </w:r>
+      <w:proofErr w:type="spellEnd"/>
+    </w:p>
+    <w:p>
+      <w:pPr>
+        <w:pStyle w:val="NormalWeb"/>
+        <w:spacing w:after="160" w:afterAutospacing="0" w:line="360" w:lineRule="auto"/>
+        <w:ind w:firstLine="567"/>
+        <w:jc w:val="both"/>
+      </w:pPr>
+      <w:r>
+        <w:t xml:space="preserve">A área de </w:t>
+      </w:r>
+      <w:proofErr w:type="spellStart"/>
+      <w:r>
+        <w:t>contactos</w:t>
+      </w:r>
+      <w:proofErr w:type="spellEnd"/>
+      <w:r>
+        <w:t xml:space="preserve"> reúne todas as formas oficiais de comunicação do Instituto.</w:t>
+      </w:r>
+    </w:p>
+    <w:p>
+      <w:pPr>
+        <w:pStyle w:val="NormalWeb"/>
+        <w:spacing w:after="160" w:afterAutospacing="0" w:line="360" w:lineRule="auto"/>
+        <w:ind w:firstLine="567"/>
+        <w:jc w:val="both"/>
+      </w:pPr>
+      <w:r>
+        <w:t xml:space="preserve">Os visitantes poderão consultar a localização, </w:t>
+      </w:r>
+      <w:proofErr w:type="spellStart"/>
+      <w:r>
+        <w:t>contactos</w:t>
+      </w:r>
+      <w:proofErr w:type="spellEnd"/>
+      <w:r>
+        <w:t xml:space="preserve"> telefónicos, endereço de correio </w:t>
+      </w:r>
+      <w:proofErr w:type="spellStart"/>
+      <w:r>
+        <w:t>eletrónico</w:t>
+      </w:r>
+      <w:proofErr w:type="spellEnd"/>
+      <w:r>
+        <w:t xml:space="preserve"> e outros canais institucionais, facilitando o relacionamento entre a instituição e a comunidade.</w:t>
+      </w:r>
+    </w:p>
+    <w:p>
+      <w:pPr>
+        <w:pStyle w:val="NormalWeb"/>
+        <w:spacing w:after="160" w:afterAutospacing="0" w:line="360" w:lineRule="auto"/>
+        <w:ind w:firstLine="567"/>
+        <w:jc w:val="both"/>
+      </w:pPr>
+      <w:r>
+        <w:rPr>
+          <w:rStyle w:val="Forte"/>
+        </w:rPr>
+        <w:t>(Inserir imagem da secção "</w:t>
+      </w:r>
+      <w:proofErr w:type="spellStart"/>
+      <w:r>
+        <w:rPr>
+          <w:rStyle w:val="Forte"/>
+        </w:rPr>
+        <w:t>Contactos</w:t>
+      </w:r>
+      <w:proofErr w:type="spellEnd"/>
+      <w:r>
+        <w:rPr>
+          <w:rStyle w:val="Forte"/>
+        </w:rPr>
+        <w:t>")</w:t>
+      </w:r>
+    </w:p>
+    <w:p>
+      <w:pPr>
+        <w:pStyle w:val="Ttulo2"/>
+        <w:numPr>
+          <w:ilvl w:val="0"/>
+          <w:numId w:val="16"/>
+        </w:numPr>
+        <w:spacing w:after="160" w:line="360" w:lineRule="auto"/>
+        <w:ind w:left="426"/>
+        <w:jc w:val="both"/>
+        <w:rPr>
+          <w:rFonts w:ascii="Times New Roman" w:hAnsi="Times New Roman" w:cs="Times New Roman"/>
+          <w:b/>
+          <w:color w:val="auto"/>
+          <w:sz w:val="24"/>
+          <w:szCs w:val="24"/>
+        </w:rPr>
+      </w:pPr>
+      <w:r>
+        <w:rPr>
+          <w:rFonts w:ascii="Times New Roman" w:hAnsi="Times New Roman" w:cs="Times New Roman"/>
+          <w:b/>
+          <w:color w:val="auto"/>
+          <w:sz w:val="24"/>
+          <w:szCs w:val="24"/>
+        </w:rPr>
+        <w:lastRenderedPageBreak/>
+        <w:t>Uma plataforma preparada para evoluir</w:t>
+      </w:r>
+    </w:p>
+    <w:p>
+      <w:pPr>
+        <w:pStyle w:val="NormalWeb"/>
+        <w:spacing w:after="160" w:afterAutospacing="0" w:line="360" w:lineRule="auto"/>
+        <w:ind w:firstLine="567"/>
+        <w:jc w:val="both"/>
+      </w:pPr>
+      <w:r>
+        <w:t>Embora o protótipo apresente apenas a primeira fase da solução proposta, toda a estrutura foi concebida para permitir futuras evoluções.</w:t>
+      </w:r>
+    </w:p>
+    <w:p>
+      <w:pPr>
+        <w:pStyle w:val="NormalWeb"/>
+        <w:spacing w:after="160" w:afterAutospacing="0" w:line="360" w:lineRule="auto"/>
+        <w:ind w:firstLine="567"/>
+        <w:jc w:val="both"/>
+      </w:pPr>
+      <w:r>
+        <w:t>Novas funcionalidades poderão ser integradas progressivamente, acompanhando o crescimento do Instituto e as necessidades da comunidade académica.</w:t>
+      </w:r>
+    </w:p>
+    <w:p>
+      <w:pPr>
+        <w:pStyle w:val="NormalWeb"/>
+        <w:spacing w:after="160" w:afterAutospacing="0" w:line="360" w:lineRule="auto"/>
+        <w:ind w:firstLine="567"/>
+        <w:jc w:val="both"/>
+      </w:pPr>
+      <w:r>
+        <w:t>Assim, o protótipo apresentado representa não apenas uma proposta de design, mas a primeira etapa de um projeto institucional preparado para evoluir de forma sustentável.</w:t>
+      </w:r>
+    </w:p>
+    <w:p>
+      <w:pPr>
+        <w:pStyle w:val="NormalWeb"/>
+        <w:spacing w:after="160" w:afterAutospacing="0" w:line="360" w:lineRule="auto"/>
+        <w:ind w:firstLine="567"/>
+        <w:jc w:val="both"/>
+      </w:pPr>
+    </w:p>
+    <w:p>
+      <w:pPr>
+        <w:pStyle w:val="NormalWeb"/>
+        <w:spacing w:after="160" w:afterAutospacing="0" w:line="360" w:lineRule="auto"/>
+        <w:jc w:val="both"/>
+      </w:pPr>
+    </w:p>
+    <w:p>
+      <w:pPr>
+        <w:pStyle w:val="NormalWeb"/>
+        <w:spacing w:after="160" w:afterAutospacing="0" w:line="360" w:lineRule="auto"/>
+        <w:jc w:val="both"/>
+      </w:pPr>
+    </w:p>
+    <w:p>
+      <w:pPr>
         <w:spacing w:line="360" w:lineRule="auto"/>
         <w:jc w:val="both"/>
         <w:rPr>
-          <w:rFonts w:ascii="Times New Roman" w:hAnsi="Times New Roman" w:cs="Times New Roman"/>
-          <w:sz w:val="24"/>
-          <w:szCs w:val="24"/>
-        </w:rPr>
-      </w:pPr>
-      <w:r>
-        <w:rPr>
-          <w:rFonts w:ascii="Times New Roman" w:hAnsi="Times New Roman" w:cs="Times New Roman"/>
-          <w:sz w:val="24"/>
-          <w:szCs w:val="24"/>
-        </w:rPr>
-        <w:t>Visão da Plataforma Institucional</w:t>
-      </w:r>
-    </w:p>
-    <w:p>
-      <w:pPr>
-        <w:pStyle w:val="NormalWeb"/>
-        <w:spacing w:line="360" w:lineRule="auto"/>
-        <w:jc w:val="both"/>
-        <w:rPr>
-          <w:i/>
-        </w:rPr>
-      </w:pPr>
-      <w:r>
-        <w:rPr>
-          <w:i/>
-        </w:rPr>
-        <w:t>"Antes de investir numa ideia, é importante conseguir visualizá-la. O protótipo transforma uma visão em algo concreto."</w:t>
-      </w:r>
-      <w:bookmarkStart w:id="0" w:name="_GoBack"/>
-      <w:bookmarkEnd w:id="0"/>
-    </w:p>
-    <w:p>
-      <w:pPr>
-        <w:pStyle w:val="NormalWeb"/>
-        <w:spacing w:line="360" w:lineRule="auto"/>
-        <w:ind w:firstLine="567"/>
-        <w:jc w:val="both"/>
-      </w:pPr>
-      <w:r>
-        <w:t>Com o objetivo de tornar esta proposta mais clara e facilitar a compreensão da solução apresentada, foi desenvolvido um protótipo visual da Plataforma Institucional Digital.</w:t>
-      </w:r>
-    </w:p>
-    <w:p>
-      <w:pPr>
-        <w:pStyle w:val="NormalWeb"/>
-        <w:spacing w:line="360" w:lineRule="auto"/>
-        <w:ind w:firstLine="567"/>
-        <w:jc w:val="both"/>
-      </w:pPr>
-      <w:r>
-        <w:t>O protótipo não representa apenas a aparência do futuro website. Ele demonstra a organização das informações, a experiência de navegação e a forma como os diferentes públicos poderão interagir com a instituição através de um ambiente digital moderno, intuitivo e alinhado com a identidade do Instituto Técnico Privado de Saúde Lureframulu &amp; Precimuel, Lda.</w:t>
-      </w:r>
-    </w:p>
-    <w:p>
-      <w:pPr>
-        <w:pStyle w:val="NormalWeb"/>
-        <w:spacing w:line="360" w:lineRule="auto"/>
-        <w:ind w:firstLine="567"/>
-        <w:jc w:val="both"/>
-      </w:pPr>
-      <w:r>
-        <w:t>As imagens apresentadas nas páginas seguintes ilustram uma proposta conceptual. A versão final poderá ser ajustada de acordo com as orientações da Direção e com as necessidades identificadas durante o desenvolvimento do projeto.</w:t>
-      </w:r>
-    </w:p>
-    <w:p>
-      <w:pPr>
-        <w:pStyle w:val="Ttulo2"/>
-        <w:spacing w:line="360" w:lineRule="auto"/>
-        <w:ind w:firstLine="567"/>
-        <w:jc w:val="both"/>
-        <w:rPr>
-          <w:rFonts w:ascii="Times New Roman" w:hAnsi="Times New Roman" w:cs="Times New Roman"/>
-          <w:sz w:val="24"/>
-          <w:szCs w:val="24"/>
-        </w:rPr>
-      </w:pPr>
-      <w:r>
-        <w:rPr>
-          <w:rFonts w:ascii="Times New Roman" w:hAnsi="Times New Roman" w:cs="Times New Roman"/>
-          <w:sz w:val="24"/>
-          <w:szCs w:val="24"/>
-        </w:rPr>
-        <w:t>A experiência começa na página inicial</w:t>
-      </w:r>
-    </w:p>
-    <w:p>
-      <w:pPr>
-        <w:pStyle w:val="NormalWeb"/>
-        <w:spacing w:line="360" w:lineRule="auto"/>
-        <w:ind w:firstLine="567"/>
-        <w:jc w:val="both"/>
-      </w:pPr>
-      <w:r>
-        <w:t>Ao aceder à plataforma, o utilizador é recebido por uma página inicial organizada, moderna e de fácil navegação.</w:t>
-      </w:r>
-    </w:p>
-    <w:p>
-      <w:pPr>
-        <w:pStyle w:val="NormalWeb"/>
-        <w:spacing w:line="360" w:lineRule="auto"/>
-        <w:ind w:firstLine="567"/>
-        <w:jc w:val="both"/>
-      </w:pPr>
-      <w:r>
-        <w:t>Os principais destaques institucionais encontram-se imediatamente visíveis, permitindo conhecer a identidade do Instituto, aceder rapidamente aos cursos, consultar notícias recentes, acompanhar eventos e localizar os principais canais de contacto.</w:t>
-      </w:r>
-    </w:p>
-    <w:p>
-      <w:pPr>
-        <w:pStyle w:val="NormalWeb"/>
-        <w:spacing w:line="360" w:lineRule="auto"/>
-        <w:ind w:firstLine="567"/>
-        <w:jc w:val="both"/>
-      </w:pPr>
-      <w:r>
-        <w:t>Esta organização procura transmitir profissionalismo, credibilidade e confiança logo no primeiro contacto.</w:t>
-      </w:r>
-    </w:p>
-    <w:p>
-      <w:pPr>
-        <w:pStyle w:val="NormalWeb"/>
-        <w:spacing w:line="360" w:lineRule="auto"/>
-        <w:ind w:firstLine="567"/>
-        <w:jc w:val="both"/>
-      </w:pPr>
-      <w:r>
-        <w:rPr>
-          <w:rStyle w:val="Forte"/>
-        </w:rPr>
-        <w:t>(Inserir imagem da Página Inicial do Protótipo)</w:t>
-      </w:r>
-    </w:p>
-    <w:p>
-      <w:pPr>
-        <w:pStyle w:val="Ttulo2"/>
-        <w:spacing w:line="360" w:lineRule="auto"/>
-        <w:ind w:firstLine="567"/>
-        <w:jc w:val="both"/>
-        <w:rPr>
-          <w:rFonts w:ascii="Times New Roman" w:hAnsi="Times New Roman" w:cs="Times New Roman"/>
-          <w:sz w:val="24"/>
-          <w:szCs w:val="24"/>
-        </w:rPr>
-      </w:pPr>
-      <w:r>
-        <w:rPr>
-          <w:rFonts w:ascii="Times New Roman" w:hAnsi="Times New Roman" w:cs="Times New Roman"/>
-          <w:sz w:val="24"/>
-          <w:szCs w:val="24"/>
-        </w:rPr>
-        <w:lastRenderedPageBreak/>
-        <w:t>Conhecer a instituição</w:t>
-      </w:r>
-    </w:p>
-    <w:p>
-      <w:pPr>
-        <w:pStyle w:val="NormalWeb"/>
-        <w:spacing w:line="360" w:lineRule="auto"/>
-        <w:ind w:firstLine="567"/>
-        <w:jc w:val="both"/>
-      </w:pPr>
-      <w:r>
-        <w:t>A secção institucional apresenta a história do Instituto, a sua missão, visão, valores e o compromisso com a formação de profissionais da área da saúde.</w:t>
-      </w:r>
-    </w:p>
-    <w:p>
-      <w:pPr>
-        <w:pStyle w:val="NormalWeb"/>
-        <w:spacing w:line="360" w:lineRule="auto"/>
-        <w:ind w:firstLine="567"/>
-        <w:jc w:val="both"/>
-      </w:pPr>
-      <w:r>
-        <w:t>O objetivo desta área é permitir que futuros estudantes, famílias e parceiros conheçam melhor a instituição, fortalecendo a confiança e a transparência da comunicação.</w:t>
-      </w:r>
-    </w:p>
-    <w:p>
-      <w:pPr>
-        <w:pStyle w:val="NormalWeb"/>
-        <w:spacing w:line="360" w:lineRule="auto"/>
-        <w:ind w:firstLine="567"/>
-        <w:jc w:val="both"/>
-      </w:pPr>
-      <w:r>
-        <w:rPr>
-          <w:rStyle w:val="Forte"/>
-        </w:rPr>
-        <w:t>(Inserir imagem da secção "Sobre o Instituto")</w:t>
-      </w:r>
-    </w:p>
-    <w:p>
-      <w:pPr>
-        <w:pStyle w:val="Ttulo2"/>
-        <w:spacing w:line="360" w:lineRule="auto"/>
-        <w:ind w:firstLine="567"/>
-        <w:jc w:val="both"/>
-        <w:rPr>
-          <w:rFonts w:ascii="Times New Roman" w:hAnsi="Times New Roman" w:cs="Times New Roman"/>
-          <w:sz w:val="24"/>
-          <w:szCs w:val="24"/>
-        </w:rPr>
-      </w:pPr>
-      <w:r>
-        <w:rPr>
-          <w:rFonts w:ascii="Times New Roman" w:hAnsi="Times New Roman" w:cs="Times New Roman"/>
-          <w:sz w:val="24"/>
-          <w:szCs w:val="24"/>
-        </w:rPr>
-        <w:t>Explorar os cursos</w:t>
-      </w:r>
-    </w:p>
-    <w:p>
-      <w:pPr>
-        <w:pStyle w:val="NormalWeb"/>
-        <w:spacing w:line="360" w:lineRule="auto"/>
-        <w:ind w:firstLine="567"/>
-        <w:jc w:val="both"/>
-      </w:pPr>
-      <w:r>
-        <w:t>Nesta área, o visitante poderá conhecer a oferta formativa, consultar informações sobre cada curso e compreender as oportunidades de formação disponibilizadas pelo Instituto.</w:t>
-      </w:r>
-    </w:p>
-    <w:p>
-      <w:pPr>
-        <w:pStyle w:val="NormalWeb"/>
-        <w:spacing w:line="360" w:lineRule="auto"/>
-        <w:ind w:firstLine="567"/>
-        <w:jc w:val="both"/>
-      </w:pPr>
-      <w:r>
-        <w:t>A navegação foi concebida para facilitar a pesquisa de informações, permitindo que o futuro estudante encontre rapidamente o curso do seu interesse.</w:t>
-      </w:r>
-    </w:p>
-    <w:p>
-      <w:pPr>
-        <w:pStyle w:val="NormalWeb"/>
-        <w:spacing w:line="360" w:lineRule="auto"/>
-        <w:ind w:firstLine="567"/>
-        <w:jc w:val="both"/>
-      </w:pPr>
-      <w:r>
-        <w:rPr>
-          <w:rStyle w:val="Forte"/>
-        </w:rPr>
-        <w:t>(Inserir imagem da secção "Cursos")</w:t>
-      </w:r>
-    </w:p>
-    <w:p>
-      <w:pPr>
-        <w:pStyle w:val="Ttulo2"/>
-        <w:spacing w:line="360" w:lineRule="auto"/>
-        <w:ind w:firstLine="567"/>
-        <w:jc w:val="both"/>
-        <w:rPr>
-          <w:rFonts w:ascii="Times New Roman" w:hAnsi="Times New Roman" w:cs="Times New Roman"/>
-          <w:sz w:val="24"/>
-          <w:szCs w:val="24"/>
-        </w:rPr>
-      </w:pPr>
-      <w:r>
-        <w:rPr>
-          <w:rFonts w:ascii="Times New Roman" w:hAnsi="Times New Roman" w:cs="Times New Roman"/>
-          <w:sz w:val="24"/>
-          <w:szCs w:val="24"/>
-        </w:rPr>
-        <w:t>Acompanhar a vida académica</w:t>
-      </w:r>
-    </w:p>
-    <w:p>
-      <w:pPr>
-        <w:pStyle w:val="NormalWeb"/>
-        <w:spacing w:line="360" w:lineRule="auto"/>
-        <w:ind w:firstLine="567"/>
-        <w:jc w:val="both"/>
-      </w:pPr>
-      <w:r>
-        <w:t>A plataforma disponibiliza um espaço destinado à divulgação de notícias, eventos, atividades académicas e outras informações relevantes para a comunidade.</w:t>
-      </w:r>
-    </w:p>
-    <w:p>
-      <w:pPr>
-        <w:pStyle w:val="NormalWeb"/>
-        <w:spacing w:line="360" w:lineRule="auto"/>
-        <w:ind w:firstLine="567"/>
-        <w:jc w:val="both"/>
-      </w:pPr>
-      <w:r>
-        <w:t>Esta funcionalidade permitirá manter estudantes, encarregados de educação e parceiros permanentemente informados sobre a dinâmica institucional.</w:t>
-      </w:r>
-    </w:p>
-    <w:p>
-      <w:pPr>
-        <w:pStyle w:val="NormalWeb"/>
-        <w:spacing w:line="360" w:lineRule="auto"/>
-        <w:ind w:firstLine="567"/>
-        <w:jc w:val="both"/>
-      </w:pPr>
-      <w:r>
-        <w:rPr>
-          <w:rStyle w:val="Forte"/>
-        </w:rPr>
-        <w:t>(Inserir imagem da secção "Notícias e Eventos")</w:t>
-      </w:r>
-    </w:p>
-    <w:p>
-      <w:pPr>
-        <w:pStyle w:val="Ttulo2"/>
-        <w:spacing w:line="360" w:lineRule="auto"/>
-        <w:ind w:firstLine="567"/>
-        <w:jc w:val="both"/>
-        <w:rPr>
-          <w:rFonts w:ascii="Times New Roman" w:hAnsi="Times New Roman" w:cs="Times New Roman"/>
-          <w:sz w:val="24"/>
-          <w:szCs w:val="24"/>
-        </w:rPr>
-      </w:pPr>
-      <w:r>
-        <w:rPr>
-          <w:rFonts w:ascii="Times New Roman" w:hAnsi="Times New Roman" w:cs="Times New Roman"/>
-          <w:sz w:val="24"/>
-          <w:szCs w:val="24"/>
-        </w:rPr>
-        <w:t>Entrar em contacto</w:t>
-      </w:r>
-    </w:p>
-    <w:p>
-      <w:pPr>
-        <w:pStyle w:val="NormalWeb"/>
-        <w:spacing w:line="360" w:lineRule="auto"/>
-        <w:ind w:firstLine="567"/>
-        <w:jc w:val="both"/>
-      </w:pPr>
-      <w:r>
-        <w:t>A área de contactos reúne todas as formas oficiais de comunicação do Instituto.</w:t>
-      </w:r>
-    </w:p>
-    <w:p>
-      <w:pPr>
-        <w:pStyle w:val="NormalWeb"/>
-        <w:spacing w:line="360" w:lineRule="auto"/>
-        <w:ind w:firstLine="567"/>
-        <w:jc w:val="both"/>
-      </w:pPr>
-      <w:r>
-        <w:lastRenderedPageBreak/>
-        <w:t>Os visitantes poderão consultar a localização, contactos telefónicos, endereço de correio eletrónico e outros canais institucionais, facilitando o relacionamento entre a instituição e a comunidade.</w:t>
-      </w:r>
-    </w:p>
-    <w:p>
-      <w:pPr>
-        <w:pStyle w:val="NormalWeb"/>
-        <w:spacing w:line="360" w:lineRule="auto"/>
-        <w:ind w:firstLine="567"/>
-        <w:jc w:val="both"/>
-      </w:pPr>
-      <w:r>
-        <w:rPr>
-          <w:rStyle w:val="Forte"/>
-        </w:rPr>
-        <w:t>(Inserir imagem da secção "Contactos")</w:t>
-      </w:r>
-    </w:p>
-    <w:p>
-      <w:pPr>
-        <w:pStyle w:val="Ttulo2"/>
-        <w:spacing w:line="360" w:lineRule="auto"/>
-        <w:ind w:firstLine="567"/>
-        <w:jc w:val="both"/>
-        <w:rPr>
-          <w:rFonts w:ascii="Times New Roman" w:hAnsi="Times New Roman" w:cs="Times New Roman"/>
-          <w:sz w:val="24"/>
-          <w:szCs w:val="24"/>
-        </w:rPr>
-      </w:pPr>
-      <w:r>
-        <w:rPr>
-          <w:rFonts w:ascii="Times New Roman" w:hAnsi="Times New Roman" w:cs="Times New Roman"/>
-          <w:sz w:val="24"/>
-          <w:szCs w:val="24"/>
-        </w:rPr>
-        <w:t>Uma plataforma preparada para evoluir</w:t>
-      </w:r>
-    </w:p>
-    <w:p>
-      <w:pPr>
-        <w:pStyle w:val="NormalWeb"/>
-        <w:spacing w:line="360" w:lineRule="auto"/>
-        <w:ind w:firstLine="567"/>
-        <w:jc w:val="both"/>
-      </w:pPr>
-      <w:r>
-        <w:t>Embora o protótipo apresente apenas a primeira fase da solução proposta, toda a estrutura foi concebida para permitir futuras evoluções.</w:t>
-      </w:r>
-    </w:p>
-    <w:p>
-      <w:pPr>
-        <w:pStyle w:val="NormalWeb"/>
-        <w:spacing w:line="360" w:lineRule="auto"/>
-        <w:ind w:firstLine="567"/>
-        <w:jc w:val="both"/>
-      </w:pPr>
-      <w:r>
-        <w:t>Novas funcionalidades poderão ser integradas progressivamente, acompanhando o crescimento do Instituto e as necessidades da comunidade académica.</w:t>
-      </w:r>
-    </w:p>
-    <w:p>
-      <w:pPr>
-        <w:pStyle w:val="NormalWeb"/>
-        <w:spacing w:line="360" w:lineRule="auto"/>
-        <w:ind w:firstLine="567"/>
-        <w:jc w:val="both"/>
-      </w:pPr>
-      <w:r>
-        <w:t>Assim, o protótipo apresentado representa não apenas uma proposta de design, mas a primeira etapa de um projeto institucional preparado para evoluir de forma sustentável.</w:t>
-      </w:r>
-    </w:p>
-    <w:p>
-      <w:pPr>
-        <w:pStyle w:val="NormalWeb"/>
-        <w:spacing w:line="360" w:lineRule="auto"/>
-        <w:ind w:firstLine="567"/>
-        <w:jc w:val="both"/>
-      </w:pPr>
-    </w:p>
-    <w:p>
-      <w:pPr>
-        <w:pStyle w:val="NormalWeb"/>
-        <w:spacing w:line="360" w:lineRule="auto"/>
-        <w:jc w:val="both"/>
-      </w:pPr>
-    </w:p>
-    <w:p>
-      <w:pPr>
-        <w:pStyle w:val="NormalWeb"/>
-        <w:spacing w:line="360" w:lineRule="auto"/>
-        <w:jc w:val="both"/>
-      </w:pPr>
-    </w:p>
-    <w:p>
-      <w:pPr>
-        <w:spacing w:line="360" w:lineRule="auto"/>
-        <w:jc w:val="both"/>
-        <w:rPr>
           <w:rFonts w:ascii="Times New Roman" w:eastAsia="Times New Roman" w:hAnsi="Times New Roman" w:cs="Times New Roman"/>
           <w:sz w:val="24"/>
           <w:szCs w:val="24"/>
@@ -4884,7 +5952,7 @@
     <w:p>
       <w:pPr>
         <w:pStyle w:val="Ttulo1"/>
-        <w:spacing w:line="360" w:lineRule="auto"/>
+        <w:spacing w:after="160" w:afterAutospacing="0" w:line="360" w:lineRule="auto"/>
         <w:jc w:val="both"/>
         <w:rPr>
           <w:sz w:val="24"/>
@@ -4902,146 +5970,184 @@
     </w:p>
     <w:p>
       <w:pPr>
+        <w:pStyle w:val="NormalWeb"/>
+        <w:spacing w:after="160" w:afterAutospacing="0" w:line="360" w:lineRule="auto"/>
+        <w:jc w:val="both"/>
+        <w:rPr>
+          <w:i/>
+        </w:rPr>
+      </w:pPr>
+      <w:r>
+        <w:rPr>
+          <w:i/>
+        </w:rPr>
+        <w:t>"Grandes projetos não são construídos de uma só vez. São desenvolvidos etapa por</w:t>
+      </w:r>
+    </w:p>
+    <w:p>
+      <w:pPr>
+        <w:pStyle w:val="NormalWeb"/>
+        <w:spacing w:after="160" w:afterAutospacing="0" w:line="360" w:lineRule="auto"/>
+        <w:jc w:val="both"/>
+        <w:rPr>
+          <w:i/>
+        </w:rPr>
+      </w:pPr>
+      <w:r>
+        <w:rPr>
+          <w:i/>
+        </w:rPr>
+        <w:t xml:space="preserve"> </w:t>
+      </w:r>
+      <w:proofErr w:type="gramStart"/>
+      <w:r>
+        <w:rPr>
+          <w:i/>
+        </w:rPr>
+        <w:t>etapa</w:t>
+      </w:r>
+      <w:proofErr w:type="gramEnd"/>
+      <w:r>
+        <w:rPr>
+          <w:i/>
+        </w:rPr>
+        <w:t>, com planeamento, organização e compromisso."</w:t>
+      </w:r>
+    </w:p>
+    <w:p>
+      <w:pPr>
+        <w:pStyle w:val="NormalWeb"/>
+        <w:spacing w:after="160" w:afterAutospacing="0" w:line="360" w:lineRule="auto"/>
+        <w:ind w:firstLine="567"/>
+        <w:jc w:val="both"/>
+      </w:pPr>
+      <w:r>
+        <w:t xml:space="preserve">O Projeto Conecta </w:t>
+      </w:r>
+      <w:proofErr w:type="spellStart"/>
+      <w:r>
+        <w:t>Lureframulu</w:t>
+      </w:r>
+      <w:proofErr w:type="spellEnd"/>
+      <w:r>
+        <w:t xml:space="preserve"> &amp; </w:t>
+      </w:r>
+      <w:proofErr w:type="spellStart"/>
+      <w:r>
+        <w:t>Precimuel</w:t>
+      </w:r>
+      <w:proofErr w:type="spellEnd"/>
+      <w:r>
+        <w:t xml:space="preserve"> foi estruturado para que a implementação da Plataforma Institucional Digital aconteça de forma organizada, segura e compatível com a realidade do Instituto.</w:t>
+      </w:r>
+    </w:p>
+    <w:p>
+      <w:pPr>
+        <w:pStyle w:val="NormalWeb"/>
+        <w:spacing w:after="160" w:afterAutospacing="0" w:line="360" w:lineRule="auto"/>
+        <w:ind w:firstLine="567"/>
+        <w:jc w:val="both"/>
+      </w:pPr>
+      <w:r>
+        <w:t>Em vez de concentrar todas as funcionalidades numa única etapa, propõe-se um desenvolvimento progressivo, permitindo que cada fase seja concluída, avaliada e validada antes do avanço para a etapa seguinte.</w:t>
+      </w:r>
+    </w:p>
+    <w:p>
+      <w:pPr>
+        <w:pStyle w:val="NormalWeb"/>
+        <w:spacing w:after="160" w:afterAutospacing="0" w:line="360" w:lineRule="auto"/>
+        <w:ind w:firstLine="567"/>
+        <w:jc w:val="both"/>
+      </w:pPr>
+      <w:r>
+        <w:t>Esta metodologia reduz riscos, facilita o acompanhamento por parte da Direção e garante que a plataforma evolua de acordo com as necessidades da instituição.</w:t>
+      </w:r>
+    </w:p>
+    <w:p>
+      <w:pPr>
         <w:pStyle w:val="Ttulo2"/>
-        <w:spacing w:line="360" w:lineRule="auto"/>
-        <w:jc w:val="both"/>
-        <w:rPr>
-          <w:rFonts w:ascii="Times New Roman" w:hAnsi="Times New Roman" w:cs="Times New Roman"/>
-          <w:sz w:val="24"/>
-          <w:szCs w:val="24"/>
-        </w:rPr>
-      </w:pPr>
-      <w:r>
-        <w:rPr>
-          <w:rFonts w:ascii="Times New Roman" w:hAnsi="Times New Roman" w:cs="Times New Roman"/>
-          <w:sz w:val="24"/>
-          <w:szCs w:val="24"/>
-        </w:rPr>
-        <w:t>Uma implementação organizada e gradual</w:t>
-      </w:r>
-    </w:p>
-    <w:p>
-      <w:pPr>
-        <w:pStyle w:val="NormalWeb"/>
-        <w:spacing w:line="360" w:lineRule="auto"/>
-        <w:jc w:val="both"/>
-      </w:pPr>
-      <w:r>
-        <w:t>"Grandes projetos não são construídos de uma só vez. São desenvolvidos etapa por</w:t>
-      </w:r>
-    </w:p>
-    <w:p>
-      <w:pPr>
-        <w:pStyle w:val="NormalWeb"/>
-        <w:spacing w:line="360" w:lineRule="auto"/>
-        <w:jc w:val="both"/>
-      </w:pPr>
-      <w:r>
-        <w:t xml:space="preserve"> etapa, com planeamento, organização e compromisso."</w:t>
-      </w:r>
-    </w:p>
-    <w:p>
-      <w:pPr>
-        <w:pStyle w:val="NormalWeb"/>
-        <w:spacing w:line="360" w:lineRule="auto"/>
-        <w:ind w:firstLine="567"/>
-        <w:jc w:val="both"/>
-      </w:pPr>
-      <w:r>
-        <w:t>O Projeto Conecta Lureframulu &amp; Precimuel foi estruturado para que a implementação da Plataforma Institucional Digital aconteça de forma organizada, segura e compatível com a realidade do Instituto.</w:t>
-      </w:r>
-    </w:p>
-    <w:p>
-      <w:pPr>
-        <w:pStyle w:val="NormalWeb"/>
-        <w:spacing w:line="360" w:lineRule="auto"/>
-        <w:ind w:firstLine="567"/>
-        <w:jc w:val="both"/>
-      </w:pPr>
-      <w:r>
-        <w:t>Em vez de concentrar todas as funcionalidades numa única etapa, propõe-se um desenvolvimento progressivo, permitindo que cada fase seja concluída, avaliada e validada antes do avanço para a etapa seguinte.</w:t>
-      </w:r>
-    </w:p>
-    <w:p>
-      <w:pPr>
-        <w:pStyle w:val="NormalWeb"/>
-        <w:spacing w:line="360" w:lineRule="auto"/>
-        <w:ind w:firstLine="567"/>
-        <w:jc w:val="both"/>
-      </w:pPr>
-      <w:r>
-        <w:t>Esta metodologia reduz riscos, facilita o acompanhamento por parte da Direção e garante que a plataforma evolua de acordo com as necessidades da instituição.</w:t>
+        <w:numPr>
+          <w:ilvl w:val="0"/>
+          <w:numId w:val="18"/>
+        </w:numPr>
+        <w:spacing w:after="160" w:line="360" w:lineRule="auto"/>
+        <w:ind w:left="426"/>
+        <w:jc w:val="both"/>
+        <w:rPr>
+          <w:rFonts w:ascii="Times New Roman" w:hAnsi="Times New Roman" w:cs="Times New Roman"/>
+          <w:b/>
+          <w:color w:val="auto"/>
+          <w:sz w:val="24"/>
+          <w:szCs w:val="24"/>
+        </w:rPr>
+      </w:pPr>
+      <w:r>
+        <w:rPr>
+          <w:rFonts w:ascii="Times New Roman" w:hAnsi="Times New Roman" w:cs="Times New Roman"/>
+          <w:b/>
+          <w:color w:val="auto"/>
+          <w:sz w:val="24"/>
+          <w:szCs w:val="24"/>
+        </w:rPr>
+        <w:t>Fase 1 – Planeamento</w:t>
+      </w:r>
+    </w:p>
+    <w:p>
+      <w:pPr>
+        <w:pStyle w:val="NormalWeb"/>
+        <w:spacing w:after="160" w:afterAutospacing="0" w:line="360" w:lineRule="auto"/>
+        <w:ind w:firstLine="567"/>
+        <w:jc w:val="both"/>
+      </w:pPr>
+      <w:r>
+        <w:t>A primeira etapa consiste na recolha de informações institucionais e na definição da estrutura da plataforma.</w:t>
+      </w:r>
+    </w:p>
+    <w:p>
+      <w:pPr>
+        <w:pStyle w:val="NormalWeb"/>
+        <w:spacing w:after="160" w:afterAutospacing="0" w:line="360" w:lineRule="auto"/>
+        <w:ind w:firstLine="567"/>
+        <w:jc w:val="both"/>
+      </w:pPr>
+      <w:r>
+        <w:t>Serão identificados os conteúdos que farão parte do website, as secções principais, a identidade visual pretendida e os objetivos específicos de cada área.</w:t>
+      </w:r>
+    </w:p>
+    <w:p>
+      <w:pPr>
+        <w:pStyle w:val="NormalWeb"/>
+        <w:spacing w:after="160" w:afterAutospacing="0" w:line="360" w:lineRule="auto"/>
+        <w:ind w:firstLine="567"/>
+        <w:jc w:val="both"/>
+      </w:pPr>
+      <w:r>
+        <w:t>Esta fase permitirá alinhar o desenvolvimento com a missão, os valores e a estratégia institucional.</w:t>
       </w:r>
     </w:p>
     <w:p>
       <w:pPr>
         <w:pStyle w:val="Ttulo2"/>
-        <w:spacing w:line="360" w:lineRule="auto"/>
-        <w:ind w:firstLine="567"/>
-        <w:jc w:val="both"/>
-        <w:rPr>
-          <w:rFonts w:ascii="Times New Roman" w:hAnsi="Times New Roman" w:cs="Times New Roman"/>
-          <w:sz w:val="24"/>
-          <w:szCs w:val="24"/>
-        </w:rPr>
-      </w:pPr>
-      <w:r>
-        <w:rPr>
-          <w:rFonts w:ascii="Times New Roman" w:hAnsi="Times New Roman" w:cs="Times New Roman"/>
-          <w:sz w:val="24"/>
-          <w:szCs w:val="24"/>
-        </w:rPr>
-        <w:t>Fase 1 – Planeamento</w:t>
-      </w:r>
-    </w:p>
-    <w:p>
-      <w:pPr>
-        <w:pStyle w:val="NormalWeb"/>
-        <w:spacing w:line="360" w:lineRule="auto"/>
-        <w:ind w:firstLine="567"/>
-        <w:jc w:val="both"/>
-      </w:pPr>
-      <w:r>
-        <w:t>A primeira etapa consiste na recolha de informações institucionais e na definição da estrutura da plataforma.</w:t>
-      </w:r>
-    </w:p>
-    <w:p>
-      <w:pPr>
-        <w:pStyle w:val="NormalWeb"/>
-        <w:spacing w:line="360" w:lineRule="auto"/>
-        <w:ind w:firstLine="567"/>
-        <w:jc w:val="both"/>
-      </w:pPr>
-      <w:r>
-        <w:t>Serão identificados os conteúdos que farão parte do website, as secções principais, a identidade visual pretendida e os objetivos específicos de cada área.</w:t>
-      </w:r>
-    </w:p>
-    <w:p>
-      <w:pPr>
-        <w:pStyle w:val="NormalWeb"/>
-        <w:spacing w:line="360" w:lineRule="auto"/>
-        <w:ind w:firstLine="567"/>
-        <w:jc w:val="both"/>
-      </w:pPr>
-      <w:r>
-        <w:t>Esta fase permitirá alinhar o desenvolvimento com a missão, os valores e a estratégia institucional.</w:t>
-      </w:r>
-    </w:p>
-    <w:p>
-      <w:pPr>
-        <w:pStyle w:val="Ttulo2"/>
-        <w:spacing w:line="360" w:lineRule="auto"/>
-        <w:ind w:firstLine="567"/>
-        <w:jc w:val="both"/>
-        <w:rPr>
-          <w:rFonts w:ascii="Times New Roman" w:hAnsi="Times New Roman" w:cs="Times New Roman"/>
-          <w:sz w:val="24"/>
-          <w:szCs w:val="24"/>
-        </w:rPr>
-      </w:pPr>
-      <w:r>
-        <w:rPr>
-          <w:rFonts w:ascii="Times New Roman" w:hAnsi="Times New Roman" w:cs="Times New Roman"/>
+        <w:numPr>
+          <w:ilvl w:val="0"/>
+          <w:numId w:val="19"/>
+        </w:numPr>
+        <w:spacing w:after="160" w:line="360" w:lineRule="auto"/>
+        <w:ind w:left="426"/>
+        <w:jc w:val="both"/>
+        <w:rPr>
+          <w:rFonts w:ascii="Times New Roman" w:hAnsi="Times New Roman" w:cs="Times New Roman"/>
+          <w:b/>
+          <w:color w:val="auto"/>
+          <w:sz w:val="24"/>
+          <w:szCs w:val="24"/>
+        </w:rPr>
+      </w:pPr>
+      <w:r>
+        <w:rPr>
+          <w:rFonts w:ascii="Times New Roman" w:hAnsi="Times New Roman" w:cs="Times New Roman"/>
+          <w:b/>
+          <w:color w:val="auto"/>
           <w:sz w:val="24"/>
           <w:szCs w:val="24"/>
         </w:rPr>
@@ -5051,7 +6157,7 @@
     <w:p>
       <w:pPr>
         <w:pStyle w:val="NormalWeb"/>
-        <w:spacing w:line="360" w:lineRule="auto"/>
+        <w:spacing w:after="160" w:afterAutospacing="0" w:line="360" w:lineRule="auto"/>
         <w:ind w:firstLine="567"/>
         <w:jc w:val="both"/>
       </w:pPr>
@@ -5062,7 +6168,7 @@
     <w:p>
       <w:pPr>
         <w:pStyle w:val="NormalWeb"/>
-        <w:spacing w:line="360" w:lineRule="auto"/>
+        <w:spacing w:after="160" w:afterAutospacing="0" w:line="360" w:lineRule="auto"/>
         <w:ind w:firstLine="567"/>
         <w:jc w:val="both"/>
       </w:pPr>
@@ -5073,7 +6179,7 @@
     <w:p>
       <w:pPr>
         <w:pStyle w:val="NormalWeb"/>
-        <w:spacing w:line="360" w:lineRule="auto"/>
+        <w:spacing w:after="160" w:afterAutospacing="0" w:line="360" w:lineRule="auto"/>
         <w:ind w:firstLine="567"/>
         <w:jc w:val="both"/>
       </w:pPr>
@@ -5085,844 +6191,788 @@
     <w:p>
       <w:pPr>
         <w:pStyle w:val="Ttulo2"/>
+        <w:numPr>
+          <w:ilvl w:val="0"/>
+          <w:numId w:val="20"/>
+        </w:numPr>
+        <w:spacing w:after="160" w:line="360" w:lineRule="auto"/>
+        <w:ind w:left="426"/>
+        <w:jc w:val="both"/>
+        <w:rPr>
+          <w:rFonts w:ascii="Times New Roman" w:hAnsi="Times New Roman" w:cs="Times New Roman"/>
+          <w:b/>
+          <w:color w:val="auto"/>
+          <w:sz w:val="24"/>
+          <w:szCs w:val="24"/>
+        </w:rPr>
+      </w:pPr>
+      <w:r>
+        <w:rPr>
+          <w:rFonts w:ascii="Times New Roman" w:hAnsi="Times New Roman" w:cs="Times New Roman"/>
+          <w:b/>
+          <w:color w:val="auto"/>
+          <w:sz w:val="24"/>
+          <w:szCs w:val="24"/>
+        </w:rPr>
+        <w:t>Fase 3 – Validação</w:t>
+      </w:r>
+    </w:p>
+    <w:p>
+      <w:pPr>
+        <w:pStyle w:val="NormalWeb"/>
+        <w:spacing w:after="160" w:afterAutospacing="0" w:line="360" w:lineRule="auto"/>
+        <w:ind w:firstLine="567"/>
+        <w:jc w:val="both"/>
+      </w:pPr>
+      <w:r>
+        <w:t>Com a plataforma concluída, será realizada uma fase de validação conjunta com a Direção.</w:t>
+      </w:r>
+    </w:p>
+    <w:p>
+      <w:pPr>
+        <w:pStyle w:val="NormalWeb"/>
+        <w:spacing w:after="160" w:afterAutospacing="0" w:line="360" w:lineRule="auto"/>
+        <w:ind w:firstLine="567"/>
+        <w:jc w:val="both"/>
+      </w:pPr>
+      <w:r>
+        <w:t>Este momento permitirá analisar a conformidade da solução desenvolvida com os objetivos definidos, identificar eventuais ajustes e confirmar que a plataforma representa adequadamente a identidade institucional.</w:t>
+      </w:r>
+    </w:p>
+    <w:p>
+      <w:pPr>
+        <w:pStyle w:val="NormalWeb"/>
+        <w:spacing w:after="160" w:afterAutospacing="0" w:line="360" w:lineRule="auto"/>
+        <w:ind w:firstLine="567"/>
+        <w:jc w:val="both"/>
+      </w:pPr>
+      <w:r>
+        <w:t>As sugestões apresentadas poderão ser incorporadas antes da publicação definitiva.</w:t>
+      </w:r>
+    </w:p>
+    <w:p>
+      <w:pPr>
+        <w:pStyle w:val="Ttulo2"/>
+        <w:numPr>
+          <w:ilvl w:val="0"/>
+          <w:numId w:val="20"/>
+        </w:numPr>
+        <w:spacing w:after="160" w:line="360" w:lineRule="auto"/>
+        <w:ind w:left="426"/>
+        <w:jc w:val="both"/>
+        <w:rPr>
+          <w:rFonts w:ascii="Times New Roman" w:hAnsi="Times New Roman" w:cs="Times New Roman"/>
+          <w:b/>
+          <w:color w:val="auto"/>
+          <w:sz w:val="24"/>
+          <w:szCs w:val="24"/>
+        </w:rPr>
+      </w:pPr>
+      <w:r>
+        <w:rPr>
+          <w:rFonts w:ascii="Times New Roman" w:hAnsi="Times New Roman" w:cs="Times New Roman"/>
+          <w:b/>
+          <w:color w:val="auto"/>
+          <w:sz w:val="24"/>
+          <w:szCs w:val="24"/>
+        </w:rPr>
+        <w:t>Fase 4 – Publicação</w:t>
+      </w:r>
+    </w:p>
+    <w:p>
+      <w:pPr>
+        <w:pStyle w:val="NormalWeb"/>
+        <w:spacing w:after="160" w:afterAutospacing="0" w:line="360" w:lineRule="auto"/>
+        <w:ind w:firstLine="567"/>
+        <w:jc w:val="both"/>
+      </w:pPr>
+      <w:r>
+        <w:t>Após a validação final, a plataforma será disponibilizada oficialmente ao público.</w:t>
+      </w:r>
+      <w:r>
+        <w:t xml:space="preserve"> </w:t>
+      </w:r>
+      <w:r>
+        <w:t>Nesta etapa serão efetuadas as configurações necessárias para disponibilizar o website na Internet, garantindo que qualquer utilizador possa aceder às informações institucionais através de um endereço oficial.</w:t>
+      </w:r>
+    </w:p>
+    <w:p>
+      <w:pPr>
+        <w:pStyle w:val="Ttulo2"/>
+        <w:numPr>
+          <w:ilvl w:val="0"/>
+          <w:numId w:val="20"/>
+        </w:numPr>
+        <w:spacing w:after="160" w:line="360" w:lineRule="auto"/>
+        <w:ind w:left="426"/>
+        <w:jc w:val="both"/>
+        <w:rPr>
+          <w:rFonts w:ascii="Times New Roman" w:hAnsi="Times New Roman" w:cs="Times New Roman"/>
+          <w:b/>
+          <w:color w:val="auto"/>
+          <w:sz w:val="24"/>
+          <w:szCs w:val="24"/>
+        </w:rPr>
+      </w:pPr>
+      <w:r>
+        <w:rPr>
+          <w:rFonts w:ascii="Times New Roman" w:hAnsi="Times New Roman" w:cs="Times New Roman"/>
+          <w:b/>
+          <w:color w:val="auto"/>
+          <w:sz w:val="24"/>
+          <w:szCs w:val="24"/>
+        </w:rPr>
+        <w:t>Fase 5 – Acompanhamento e evolução</w:t>
+      </w:r>
+    </w:p>
+    <w:p>
+      <w:pPr>
+        <w:pStyle w:val="NormalWeb"/>
+        <w:spacing w:after="160" w:afterAutospacing="0" w:line="360" w:lineRule="auto"/>
+        <w:ind w:firstLine="567"/>
+        <w:jc w:val="both"/>
+      </w:pPr>
+      <w:r>
+        <w:t>O lançamento da plataforma não representa o fim do projeto.</w:t>
+      </w:r>
+      <w:r>
+        <w:t xml:space="preserve"> </w:t>
+      </w:r>
+      <w:r>
+        <w:t>Pelo contrário, marca o início de um processo contínuo de atualização e melhoria.</w:t>
+      </w:r>
+    </w:p>
+    <w:p>
+      <w:pPr>
+        <w:pStyle w:val="NormalWeb"/>
+        <w:spacing w:after="160" w:afterAutospacing="0" w:line="360" w:lineRule="auto"/>
+        <w:ind w:firstLine="567"/>
+        <w:jc w:val="both"/>
+      </w:pPr>
+      <w:r>
+        <w:t>Novos conteúdos poderão ser adicionados, funcionalidades poderão ser implementadas gradualmente e a plataforma acompanhará a evolução do Instituto, assegurando que a presença digital permaneça atual, útil e alinhada com os objetivos institucionais.</w:t>
+      </w:r>
+    </w:p>
+    <w:p>
+      <w:pPr>
+        <w:pStyle w:val="Ttulo2"/>
+        <w:numPr>
+          <w:ilvl w:val="0"/>
+          <w:numId w:val="20"/>
+        </w:numPr>
+        <w:spacing w:after="160" w:line="360" w:lineRule="auto"/>
+        <w:ind w:left="426"/>
+        <w:jc w:val="both"/>
+        <w:rPr>
+          <w:rFonts w:ascii="Times New Roman" w:hAnsi="Times New Roman" w:cs="Times New Roman"/>
+          <w:b/>
+          <w:sz w:val="24"/>
+          <w:szCs w:val="24"/>
+        </w:rPr>
+      </w:pPr>
+      <w:r>
+        <w:rPr>
+          <w:rFonts w:ascii="Times New Roman" w:hAnsi="Times New Roman" w:cs="Times New Roman"/>
+          <w:b/>
+          <w:color w:val="auto"/>
+          <w:sz w:val="24"/>
+          <w:szCs w:val="24"/>
+        </w:rPr>
+        <w:t>Compromisso com a qualidade</w:t>
+      </w:r>
+    </w:p>
+    <w:p>
+      <w:pPr>
+        <w:pStyle w:val="NormalWeb"/>
+        <w:spacing w:after="160" w:afterAutospacing="0" w:line="360" w:lineRule="auto"/>
+        <w:ind w:firstLine="567"/>
+        <w:jc w:val="both"/>
+      </w:pPr>
+      <w:r>
+        <w:t xml:space="preserve">Todas as fases do Projeto Conecta </w:t>
+      </w:r>
+      <w:proofErr w:type="spellStart"/>
+      <w:r>
+        <w:t>Lureframulu</w:t>
+      </w:r>
+      <w:proofErr w:type="spellEnd"/>
+      <w:r>
+        <w:t xml:space="preserve"> &amp; </w:t>
+      </w:r>
+      <w:proofErr w:type="spellStart"/>
+      <w:r>
+        <w:t>Precimuel</w:t>
+      </w:r>
+      <w:proofErr w:type="spellEnd"/>
+      <w:r>
+        <w:t xml:space="preserve"> serão desenvolvidas com base em princípios de organização, transparência e melhoria contínua.</w:t>
+      </w:r>
+    </w:p>
+    <w:p>
+      <w:pPr>
+        <w:pStyle w:val="NormalWeb"/>
+        <w:spacing w:after="160" w:afterAutospacing="0" w:line="360" w:lineRule="auto"/>
+        <w:ind w:firstLine="567"/>
+        <w:jc w:val="both"/>
+      </w:pPr>
+      <w:r>
+        <w:t>Cada etapa terá objetivos claramente definidos, permitindo acompanhar o progresso do projeto e assegurar que o resultado final corresponda às expectativas da instituição.</w:t>
+      </w:r>
+    </w:p>
+    <w:p>
+      <w:pPr>
+        <w:pStyle w:val="NormalWeb"/>
+        <w:spacing w:after="160" w:afterAutospacing="0" w:line="360" w:lineRule="auto"/>
+        <w:ind w:firstLine="567"/>
+        <w:jc w:val="both"/>
+      </w:pPr>
+      <w:r>
+        <w:lastRenderedPageBreak/>
+        <w:t>Esta metodologia proporciona maior segurança durante a implementação e cria condições para que a Plataforma Institucional Digital se torne um recurso duradouro, preparado para crescer juntamente com o Instituto.</w:t>
+      </w:r>
+    </w:p>
+    <w:p>
+      <w:pPr>
+        <w:pStyle w:val="Ttulo1"/>
+        <w:spacing w:before="0" w:beforeAutospacing="0" w:after="160" w:afterAutospacing="0" w:line="360" w:lineRule="auto"/>
+        <w:jc w:val="both"/>
+        <w:rPr>
+          <w:sz w:val="24"/>
+          <w:szCs w:val="24"/>
+        </w:rPr>
+      </w:pPr>
+      <w:r>
+        <w:rPr>
+          <w:sz w:val="24"/>
+          <w:szCs w:val="24"/>
+        </w:rPr>
+        <w:t>12. POR QUE INVESTIR AGORA?</w:t>
+      </w:r>
+    </w:p>
+    <w:p>
+      <w:pPr>
+        <w:pStyle w:val="NormalWeb"/>
+        <w:spacing w:before="0" w:beforeAutospacing="0" w:after="160" w:afterAutospacing="0" w:line="360" w:lineRule="auto"/>
+        <w:ind w:firstLine="567"/>
+        <w:jc w:val="both"/>
+        <w:rPr>
+          <w:i/>
+        </w:rPr>
+      </w:pPr>
+      <w:r>
+        <w:rPr>
+          <w:i/>
+        </w:rPr>
+        <w:t>"As oportunidades mais valiosas não surgem apenas no momento certo. Elas tornam-se valiosas quando alguém decide aproveitá-las."</w:t>
+      </w:r>
+    </w:p>
+    <w:p>
+      <w:pPr>
+        <w:pStyle w:val="NormalWeb"/>
+        <w:spacing w:before="0" w:beforeAutospacing="0" w:after="160" w:afterAutospacing="0" w:line="360" w:lineRule="auto"/>
+        <w:ind w:firstLine="567"/>
+        <w:jc w:val="both"/>
+      </w:pPr>
+      <w:r>
+        <w:t xml:space="preserve">Ao longo deste documento foi demonstrado que o Instituto Técnico Privado de Saúde </w:t>
+      </w:r>
+      <w:proofErr w:type="spellStart"/>
+      <w:r>
+        <w:t>Lureframulu</w:t>
+      </w:r>
+      <w:proofErr w:type="spellEnd"/>
+      <w:r>
+        <w:t xml:space="preserve"> &amp; </w:t>
+      </w:r>
+      <w:proofErr w:type="spellStart"/>
+      <w:r>
+        <w:t>Precimuel</w:t>
+      </w:r>
+      <w:proofErr w:type="spellEnd"/>
+      <w:r>
+        <w:t xml:space="preserve">, </w:t>
+      </w:r>
+      <w:proofErr w:type="spellStart"/>
+      <w:r>
+        <w:t>Lda</w:t>
+      </w:r>
+      <w:proofErr w:type="spellEnd"/>
+      <w:r>
+        <w:t>. possui uma trajetória construída com dedicação, compromisso e investimento contínuo na formação de profissionais da área da saúde.</w:t>
+      </w:r>
+    </w:p>
+    <w:p>
+      <w:pPr>
+        <w:pStyle w:val="NormalWeb"/>
+        <w:spacing w:before="0" w:beforeAutospacing="0" w:after="160" w:afterAutospacing="0" w:line="360" w:lineRule="auto"/>
+        <w:ind w:firstLine="567"/>
+        <w:jc w:val="both"/>
+      </w:pPr>
+      <w:r>
+        <w:t>Também foi evidenciado que a instituição já realiza ações de comunicação e divulgação que contribuem para o fortalecimento da sua imagem e para a aproximação à comunidade.</w:t>
+      </w:r>
+    </w:p>
+    <w:p>
+      <w:pPr>
+        <w:pStyle w:val="NormalWeb"/>
+        <w:spacing w:before="0" w:beforeAutospacing="0" w:after="160" w:afterAutospacing="0" w:line="360" w:lineRule="auto"/>
+        <w:ind w:firstLine="567"/>
+        <w:jc w:val="both"/>
+      </w:pPr>
+      <w:r>
+        <w:t xml:space="preserve">O Projeto Conecta </w:t>
+      </w:r>
+      <w:proofErr w:type="spellStart"/>
+      <w:r>
+        <w:t>Lureframulu</w:t>
+      </w:r>
+      <w:proofErr w:type="spellEnd"/>
+      <w:r>
+        <w:t xml:space="preserve"> &amp; </w:t>
+      </w:r>
+      <w:proofErr w:type="spellStart"/>
+      <w:r>
+        <w:t>Precimuel</w:t>
+      </w:r>
+      <w:proofErr w:type="spellEnd"/>
+      <w:r>
+        <w:t xml:space="preserve"> não surge para substituir esse trabalho. Surge para ampliá-lo.</w:t>
+      </w:r>
+    </w:p>
+    <w:p>
+      <w:pPr>
+        <w:pStyle w:val="NormalWeb"/>
+        <w:spacing w:before="0" w:beforeAutospacing="0" w:after="160" w:afterAutospacing="0" w:line="360" w:lineRule="auto"/>
+        <w:ind w:firstLine="567"/>
+        <w:jc w:val="both"/>
+      </w:pPr>
+      <w:r>
+        <w:t>Nos últimos anos, a forma como as pessoas procuram informações transformou-se profundamente.</w:t>
+      </w:r>
+    </w:p>
+    <w:p>
+      <w:pPr>
+        <w:pStyle w:val="NormalWeb"/>
+        <w:spacing w:before="0" w:beforeAutospacing="0" w:after="160" w:afterAutospacing="0" w:line="360" w:lineRule="auto"/>
+        <w:ind w:firstLine="567"/>
+        <w:jc w:val="both"/>
+      </w:pPr>
+      <w:r>
+        <w:t xml:space="preserve">Antes de visitar uma instituição, efetuar uma inscrição ou estabelecer um primeiro </w:t>
+      </w:r>
+      <w:proofErr w:type="spellStart"/>
+      <w:r>
+        <w:t>contacto</w:t>
+      </w:r>
+      <w:proofErr w:type="spellEnd"/>
+      <w:r>
+        <w:t>, é natural que estudantes, encarregados de educação e parceiros procurem conhecer essa organização através dos meios digitais.</w:t>
+      </w:r>
+    </w:p>
+    <w:p>
+      <w:pPr>
+        <w:pStyle w:val="NormalWeb"/>
+        <w:spacing w:before="0" w:beforeAutospacing="0" w:after="160" w:afterAutospacing="0" w:line="360" w:lineRule="auto"/>
+        <w:ind w:firstLine="567"/>
+        <w:jc w:val="both"/>
+      </w:pPr>
+      <w:r>
+        <w:t>Esta realidade já faz parte do quotidiano da sociedade e tende a tornar-se cada vez mais presente.</w:t>
+      </w:r>
+    </w:p>
+    <w:p>
+      <w:pPr>
+        <w:pStyle w:val="NormalWeb"/>
+        <w:spacing w:before="0" w:beforeAutospacing="0" w:after="160" w:afterAutospacing="0" w:line="360" w:lineRule="auto"/>
+        <w:ind w:firstLine="567"/>
+        <w:jc w:val="both"/>
+      </w:pPr>
+      <w:r>
+        <w:t>Investir numa Plataforma Institucional Digital significa responder a esta evolução de forma organizada, estratégica e alinhada com a missão do Instituto.</w:t>
+      </w:r>
+    </w:p>
+    <w:p>
+      <w:pPr>
+        <w:pStyle w:val="NormalWeb"/>
+        <w:spacing w:before="0" w:beforeAutospacing="0" w:after="160" w:afterAutospacing="0" w:line="360" w:lineRule="auto"/>
+        <w:ind w:firstLine="567"/>
+        <w:jc w:val="both"/>
+      </w:pPr>
+      <w:r>
+        <w:t>O Instituto investe continuamente na divulgação da sua oferta formativa através de diferentes meios de comunicação.</w:t>
+      </w:r>
+    </w:p>
+    <w:p>
+      <w:pPr>
+        <w:pStyle w:val="NormalWeb"/>
+        <w:spacing w:before="0" w:beforeAutospacing="0" w:after="160" w:afterAutospacing="0" w:line="360" w:lineRule="auto"/>
+        <w:ind w:firstLine="567"/>
+        <w:jc w:val="both"/>
+      </w:pPr>
+      <w:r>
+        <w:t>A criação de uma plataforma institucional permitirá potenciar esses investimentos, oferecendo ao público um espaço oficial onde o interesse despertado pelas campanhas possa transformar-se em conhecimento, confiança e relacionamento.</w:t>
+      </w:r>
+    </w:p>
+    <w:p>
+      <w:pPr>
+        <w:pStyle w:val="NormalWeb"/>
+        <w:spacing w:before="0" w:beforeAutospacing="0" w:after="160" w:afterAutospacing="0" w:line="360" w:lineRule="auto"/>
+        <w:ind w:firstLine="567"/>
+        <w:jc w:val="both"/>
+      </w:pPr>
+      <w:r>
+        <w:lastRenderedPageBreak/>
+        <w:t>Desta forma, a comunicação tradicional e a comunicação digital deixam de atuar separadamente e passam a complementar-se, aumentando o impacto das iniciativas institucionais.</w:t>
+      </w:r>
+    </w:p>
+    <w:p>
+      <w:pPr>
+        <w:pStyle w:val="Ttulo2"/>
+        <w:numPr>
+          <w:ilvl w:val="0"/>
+          <w:numId w:val="21"/>
+        </w:numPr>
+        <w:spacing w:before="0" w:after="160" w:line="360" w:lineRule="auto"/>
+        <w:ind w:left="426"/>
+        <w:jc w:val="both"/>
+        <w:rPr>
+          <w:rFonts w:ascii="Times New Roman" w:hAnsi="Times New Roman" w:cs="Times New Roman"/>
+          <w:b/>
+          <w:color w:val="auto"/>
+          <w:sz w:val="24"/>
+          <w:szCs w:val="24"/>
+        </w:rPr>
+      </w:pPr>
+      <w:r>
+        <w:rPr>
+          <w:rFonts w:ascii="Times New Roman" w:hAnsi="Times New Roman" w:cs="Times New Roman"/>
+          <w:b/>
+          <w:color w:val="auto"/>
+          <w:sz w:val="24"/>
+          <w:szCs w:val="24"/>
+        </w:rPr>
+        <w:t>Preparar o Instituto para o futuro</w:t>
+      </w:r>
+    </w:p>
+    <w:p>
+      <w:pPr>
+        <w:pStyle w:val="NormalWeb"/>
+        <w:spacing w:before="0" w:beforeAutospacing="0" w:after="160" w:afterAutospacing="0" w:line="360" w:lineRule="auto"/>
+        <w:ind w:firstLine="567"/>
+        <w:jc w:val="both"/>
+      </w:pPr>
+      <w:r>
+        <w:t>A transformação digital não acontece de um dia para o outro.</w:t>
+      </w:r>
+    </w:p>
+    <w:p>
+      <w:pPr>
+        <w:pStyle w:val="NormalWeb"/>
+        <w:spacing w:before="0" w:beforeAutospacing="0" w:after="160" w:afterAutospacing="0" w:line="360" w:lineRule="auto"/>
+        <w:ind w:firstLine="567"/>
+        <w:jc w:val="both"/>
+      </w:pPr>
+      <w:r>
+        <w:t>Ela é construída gradualmente.</w:t>
+      </w:r>
+    </w:p>
+    <w:p>
+      <w:pPr>
+        <w:pStyle w:val="NormalWeb"/>
+        <w:spacing w:before="0" w:beforeAutospacing="0" w:after="160" w:afterAutospacing="0" w:line="360" w:lineRule="auto"/>
+        <w:ind w:firstLine="567"/>
+        <w:jc w:val="both"/>
+      </w:pPr>
+      <w:r>
+        <w:t>Quanto mais cedo uma instituição inicia este processo, maior será a sua capacidade de evoluir de forma organizada, incorporando novas soluções sem necessidade de mudanças bruscas ou investimentos de grande dimensão no futuro.</w:t>
+      </w:r>
+    </w:p>
+    <w:p>
+      <w:pPr>
+        <w:pStyle w:val="NormalWeb"/>
+        <w:spacing w:before="0" w:beforeAutospacing="0" w:after="160" w:afterAutospacing="0" w:line="360" w:lineRule="auto"/>
+        <w:ind w:firstLine="567"/>
+        <w:jc w:val="both"/>
+      </w:pPr>
+      <w:r>
+        <w:t xml:space="preserve">O Projeto Conecta </w:t>
+      </w:r>
+      <w:proofErr w:type="spellStart"/>
+      <w:r>
+        <w:t>Lureframulu</w:t>
+      </w:r>
+      <w:proofErr w:type="spellEnd"/>
+      <w:r>
+        <w:t xml:space="preserve"> &amp; </w:t>
+      </w:r>
+      <w:proofErr w:type="spellStart"/>
+      <w:r>
+        <w:t>Precimuel</w:t>
+      </w:r>
+      <w:proofErr w:type="spellEnd"/>
+      <w:r>
+        <w:t xml:space="preserve"> representa precisamente esse primeiro passo.</w:t>
+      </w:r>
+    </w:p>
+    <w:p>
+      <w:pPr>
+        <w:pStyle w:val="NormalWeb"/>
+        <w:numPr>
+          <w:ilvl w:val="0"/>
+          <w:numId w:val="22"/>
+        </w:numPr>
+        <w:spacing w:before="0" w:beforeAutospacing="0" w:after="160" w:afterAutospacing="0" w:line="360" w:lineRule="auto"/>
+        <w:jc w:val="both"/>
+      </w:pPr>
+      <w:r>
+        <w:t>Um passo consciente.</w:t>
+      </w:r>
+    </w:p>
+    <w:p>
+      <w:pPr>
+        <w:pStyle w:val="NormalWeb"/>
+        <w:numPr>
+          <w:ilvl w:val="0"/>
+          <w:numId w:val="22"/>
+        </w:numPr>
+        <w:spacing w:before="0" w:beforeAutospacing="0" w:after="160" w:afterAutospacing="0" w:line="360" w:lineRule="auto"/>
+        <w:jc w:val="both"/>
+      </w:pPr>
+      <w:r>
+        <w:t>Planeado.</w:t>
+      </w:r>
+    </w:p>
+    <w:p>
+      <w:pPr>
+        <w:pStyle w:val="NormalWeb"/>
+        <w:numPr>
+          <w:ilvl w:val="0"/>
+          <w:numId w:val="22"/>
+        </w:numPr>
+        <w:spacing w:before="0" w:beforeAutospacing="0" w:after="160" w:afterAutospacing="0" w:line="360" w:lineRule="auto"/>
+        <w:jc w:val="both"/>
+      </w:pPr>
+      <w:r>
+        <w:t>Sustentável.</w:t>
+      </w:r>
+    </w:p>
+    <w:p>
+      <w:pPr>
+        <w:pStyle w:val="NormalWeb"/>
+        <w:spacing w:before="0" w:beforeAutospacing="0" w:after="160" w:afterAutospacing="0" w:line="360" w:lineRule="auto"/>
+        <w:ind w:firstLine="567"/>
+        <w:jc w:val="both"/>
+      </w:pPr>
+      <w:r>
+        <w:t>Mais do que investir numa plataforma digital, esta proposta representa um investimento na capacidade do Instituto comunicar melhor, aproximar-se da comunidade, fortalecer a sua identidade e criar novas oportunidades de crescimento.</w:t>
+      </w:r>
+    </w:p>
+    <w:p>
+      <w:pPr>
+        <w:pStyle w:val="NormalWeb"/>
+        <w:spacing w:before="0" w:beforeAutospacing="0" w:after="160" w:afterAutospacing="0" w:line="360" w:lineRule="auto"/>
+        <w:ind w:firstLine="567"/>
+        <w:jc w:val="both"/>
+      </w:pPr>
+      <w:r>
+        <w:t>Investir agora significa preparar o Instituto para responder às exigências do presente, mantendo-se fiel à missão que sempre orientou a sua atuação.</w:t>
+      </w:r>
+    </w:p>
+    <w:p>
+      <w:pPr>
+        <w:pStyle w:val="NormalWeb"/>
+        <w:spacing w:before="0" w:beforeAutospacing="0" w:after="160" w:afterAutospacing="0" w:line="360" w:lineRule="auto"/>
+        <w:ind w:firstLine="567"/>
+        <w:jc w:val="both"/>
+      </w:pPr>
+      <w:r>
+        <w:t>Porque as instituições que constroem o futuro não esperam que as mudanças aconteçam.</w:t>
+      </w:r>
+    </w:p>
+    <w:p>
+      <w:pPr>
+        <w:pStyle w:val="NormalWeb"/>
+        <w:spacing w:before="0" w:beforeAutospacing="0" w:after="160" w:afterAutospacing="0" w:line="360" w:lineRule="auto"/>
+        <w:ind w:firstLine="567"/>
+        <w:jc w:val="both"/>
+      </w:pPr>
+      <w:r>
+        <w:t>Elas escolhem fazer parte delas.</w:t>
+      </w:r>
+    </w:p>
+    <w:p>
+      <w:pPr>
         <w:spacing w:line="360" w:lineRule="auto"/>
         <w:ind w:firstLine="567"/>
         <w:jc w:val="both"/>
         <w:rPr>
-          <w:rFonts w:ascii="Times New Roman" w:hAnsi="Times New Roman" w:cs="Times New Roman"/>
-          <w:sz w:val="24"/>
-          <w:szCs w:val="24"/>
-        </w:rPr>
-      </w:pPr>
-      <w:r>
-        <w:rPr>
-          <w:rFonts w:ascii="Times New Roman" w:hAnsi="Times New Roman" w:cs="Times New Roman"/>
-          <w:sz w:val="24"/>
-          <w:szCs w:val="24"/>
-        </w:rPr>
-        <w:t>Fase 3 – Validação</w:t>
-      </w:r>
-    </w:p>
-    <w:p>
-      <w:pPr>
-        <w:pStyle w:val="NormalWeb"/>
-        <w:spacing w:line="360" w:lineRule="auto"/>
-        <w:ind w:firstLine="567"/>
-        <w:jc w:val="both"/>
-      </w:pPr>
-      <w:r>
-        <w:t>Com a plataforma concluída, será realizada uma fase de validação conjunta com a Direção.</w:t>
-      </w:r>
-    </w:p>
-    <w:p>
-      <w:pPr>
-        <w:pStyle w:val="NormalWeb"/>
-        <w:spacing w:line="360" w:lineRule="auto"/>
-        <w:ind w:firstLine="567"/>
-        <w:jc w:val="both"/>
-      </w:pPr>
-      <w:r>
-        <w:t>Este momento permitirá analisar a conformidade da solução desenvolvida com os objetivos definidos, identificar eventuais ajustes e confirmar que a plataforma representa adequadamente a identidade institucional.</w:t>
-      </w:r>
-    </w:p>
-    <w:p>
-      <w:pPr>
-        <w:pStyle w:val="NormalWeb"/>
-        <w:spacing w:line="360" w:lineRule="auto"/>
-        <w:ind w:firstLine="567"/>
-        <w:jc w:val="both"/>
-      </w:pPr>
-      <w:r>
-        <w:t>As sugestões apresentadas poderão ser incorporadas antes da publicação definitiva.</w:t>
+          <w:rFonts w:ascii="Times New Roman" w:eastAsia="Times New Roman" w:hAnsi="Times New Roman" w:cs="Times New Roman"/>
+          <w:sz w:val="24"/>
+          <w:szCs w:val="24"/>
+          <w:lang w:eastAsia="pt-BR"/>
+        </w:rPr>
+      </w:pPr>
+      <w:r>
+        <w:rPr>
+          <w:rFonts w:ascii="Times New Roman" w:hAnsi="Times New Roman" w:cs="Times New Roman"/>
+          <w:sz w:val="24"/>
+          <w:szCs w:val="24"/>
+        </w:rPr>
+        <w:br w:type="page"/>
+      </w:r>
+    </w:p>
+    <w:p>
+      <w:pPr>
+        <w:pStyle w:val="Ttulo1"/>
+        <w:spacing w:before="0" w:beforeAutospacing="0" w:after="160" w:afterAutospacing="0" w:line="360" w:lineRule="auto"/>
+        <w:ind w:firstLine="567"/>
+        <w:jc w:val="both"/>
+        <w:rPr>
+          <w:sz w:val="24"/>
+          <w:szCs w:val="24"/>
+        </w:rPr>
+      </w:pPr>
+      <w:r>
+        <w:rPr>
+          <w:sz w:val="24"/>
+          <w:szCs w:val="24"/>
+        </w:rPr>
+        <w:lastRenderedPageBreak/>
+        <w:t>13. EVOLUÇÃO FUTURA DA PLATAFORMA</w:t>
+      </w:r>
+    </w:p>
+    <w:p>
+      <w:pPr>
+        <w:pStyle w:val="NormalWeb"/>
+        <w:spacing w:before="0" w:beforeAutospacing="0" w:after="160" w:afterAutospacing="0" w:line="360" w:lineRule="auto"/>
+        <w:ind w:firstLine="567"/>
+        <w:jc w:val="both"/>
+      </w:pPr>
+      <w:r>
+        <w:rPr>
+          <w:rStyle w:val="nfase"/>
+        </w:rPr>
+        <w:t>"Toda grande instituição é construída com visão. E toda visão precisa de uma base sólida para crescer."</w:t>
+      </w:r>
+    </w:p>
+    <w:p>
+      <w:pPr>
+        <w:pStyle w:val="NormalWeb"/>
+        <w:spacing w:before="0" w:beforeAutospacing="0" w:after="160" w:afterAutospacing="0" w:line="360" w:lineRule="auto"/>
+        <w:ind w:firstLine="567"/>
+        <w:jc w:val="both"/>
+      </w:pPr>
+      <w:r>
+        <w:t xml:space="preserve">O Projeto Conecta </w:t>
+      </w:r>
+      <w:proofErr w:type="spellStart"/>
+      <w:r>
+        <w:t>Lureframulu</w:t>
+      </w:r>
+      <w:proofErr w:type="spellEnd"/>
+      <w:r>
+        <w:t xml:space="preserve"> &amp; </w:t>
+      </w:r>
+      <w:proofErr w:type="spellStart"/>
+      <w:r>
+        <w:t>Precimuel</w:t>
+      </w:r>
+      <w:proofErr w:type="spellEnd"/>
+      <w:r>
+        <w:t xml:space="preserve"> foi concebido com uma visão de longo prazo. A Plataforma Institucional Digital representa a primeira etapa de um processo contínuo de modernização, permitindo que novas funcionalidades sejam incorporadas de forma gradual, acompanhando o crescimento do Instituto e as necessidades da comunidade académica.</w:t>
+      </w:r>
+    </w:p>
+    <w:p>
+      <w:pPr>
+        <w:pStyle w:val="NormalWeb"/>
+        <w:spacing w:before="0" w:beforeAutospacing="0" w:after="160" w:afterAutospacing="0" w:line="360" w:lineRule="auto"/>
+        <w:ind w:firstLine="567"/>
+        <w:jc w:val="both"/>
+      </w:pPr>
+      <w:r>
+        <w:t>Esta abordagem garante que o investimento realizado não se limite à criação de um website, mas constitua a base de uma infraestrutura digital capaz de evoluir ao longo do tempo.</w:t>
       </w:r>
     </w:p>
     <w:p>
       <w:pPr>
         <w:pStyle w:val="Ttulo2"/>
-        <w:spacing w:line="360" w:lineRule="auto"/>
-        <w:ind w:firstLine="567"/>
-        <w:jc w:val="both"/>
-        <w:rPr>
-          <w:rFonts w:ascii="Times New Roman" w:hAnsi="Times New Roman" w:cs="Times New Roman"/>
-          <w:sz w:val="24"/>
-          <w:szCs w:val="24"/>
-        </w:rPr>
-      </w:pPr>
-      <w:r>
-        <w:rPr>
-          <w:rFonts w:ascii="Times New Roman" w:hAnsi="Times New Roman" w:cs="Times New Roman"/>
-          <w:sz w:val="24"/>
-          <w:szCs w:val="24"/>
-        </w:rPr>
-        <w:t>Fase 4 – Publicação</w:t>
-      </w:r>
-    </w:p>
-    <w:p>
-      <w:pPr>
-        <w:pStyle w:val="NormalWeb"/>
-        <w:spacing w:line="360" w:lineRule="auto"/>
-        <w:ind w:firstLine="567"/>
-        <w:jc w:val="both"/>
-      </w:pPr>
-      <w:r>
-        <w:t>Após a validação final, a plataforma será disponibilizada oficialmente ao público.</w:t>
-      </w:r>
-    </w:p>
-    <w:p>
-      <w:pPr>
-        <w:pStyle w:val="NormalWeb"/>
-        <w:spacing w:line="360" w:lineRule="auto"/>
-        <w:ind w:firstLine="567"/>
-        <w:jc w:val="both"/>
-      </w:pPr>
-      <w:r>
-        <w:t>Nesta etapa serão efetuadas as configurações necessárias para disponibilizar o website na Internet, garantindo que qualquer utilizador possa aceder às informações institucionais através de um endereço oficial.</w:t>
+        <w:numPr>
+          <w:ilvl w:val="0"/>
+          <w:numId w:val="23"/>
+        </w:numPr>
+        <w:spacing w:before="0" w:after="160" w:line="360" w:lineRule="auto"/>
+        <w:ind w:left="426"/>
+        <w:jc w:val="both"/>
+        <w:rPr>
+          <w:rFonts w:ascii="Times New Roman" w:hAnsi="Times New Roman" w:cs="Times New Roman"/>
+          <w:b/>
+          <w:color w:val="auto"/>
+          <w:sz w:val="24"/>
+          <w:szCs w:val="24"/>
+        </w:rPr>
+      </w:pPr>
+      <w:r>
+        <w:rPr>
+          <w:rFonts w:ascii="Times New Roman" w:hAnsi="Times New Roman" w:cs="Times New Roman"/>
+          <w:b/>
+          <w:color w:val="auto"/>
+          <w:sz w:val="24"/>
+          <w:szCs w:val="24"/>
+        </w:rPr>
+        <w:t>Crescimento sem necessidade de recomeçar</w:t>
+      </w:r>
+    </w:p>
+    <w:p>
+      <w:pPr>
+        <w:pStyle w:val="NormalWeb"/>
+        <w:spacing w:before="0" w:beforeAutospacing="0" w:after="160" w:afterAutospacing="0" w:line="360" w:lineRule="auto"/>
+        <w:ind w:firstLine="567"/>
+        <w:jc w:val="both"/>
+      </w:pPr>
+      <w:r>
+        <w:t>Uma das principais vantagens da solução proposta é a sua capacidade de expansão.</w:t>
+      </w:r>
+      <w:r>
+        <w:t xml:space="preserve"> </w:t>
+      </w:r>
+      <w:r>
+        <w:t>À medida que o Instituto identificar novas necessidades ou pretender disponibilizar novos serviços, estes poderão ser integrados na plataforma existente, preservando a identidade visual, a organização da informação e a experiência dos utilizadores.</w:t>
+      </w:r>
+    </w:p>
+    <w:p>
+      <w:pPr>
+        <w:pStyle w:val="NormalWeb"/>
+        <w:spacing w:before="0" w:beforeAutospacing="0" w:after="160" w:afterAutospacing="0" w:line="360" w:lineRule="auto"/>
+        <w:ind w:firstLine="567"/>
+        <w:jc w:val="both"/>
+      </w:pPr>
+      <w:r>
+        <w:t>Desta forma, evita-se a substituição completa do sistema sempre que surjam novas exigências, reduzindo custos futuros e assegurando continuidade tecnológica.</w:t>
       </w:r>
     </w:p>
     <w:p>
       <w:pPr>
         <w:pStyle w:val="Ttulo2"/>
-        <w:spacing w:line="360" w:lineRule="auto"/>
-        <w:ind w:firstLine="567"/>
-        <w:jc w:val="both"/>
-        <w:rPr>
-          <w:rFonts w:ascii="Times New Roman" w:hAnsi="Times New Roman" w:cs="Times New Roman"/>
-          <w:sz w:val="24"/>
-          <w:szCs w:val="24"/>
-        </w:rPr>
-      </w:pPr>
-      <w:r>
-        <w:rPr>
-          <w:rFonts w:ascii="Times New Roman" w:hAnsi="Times New Roman" w:cs="Times New Roman"/>
-          <w:sz w:val="24"/>
-          <w:szCs w:val="24"/>
-        </w:rPr>
-        <w:t>Fase 5 – Acompanhamento e evolução</w:t>
-      </w:r>
-    </w:p>
-    <w:p>
-      <w:pPr>
-        <w:pStyle w:val="NormalWeb"/>
-        <w:spacing w:line="360" w:lineRule="auto"/>
-        <w:ind w:firstLine="567"/>
-        <w:jc w:val="both"/>
-      </w:pPr>
-      <w:r>
-        <w:t>O lançamento da plataforma não representa o fim do projeto.</w:t>
-      </w:r>
-    </w:p>
-    <w:p>
-      <w:pPr>
-        <w:pStyle w:val="NormalWeb"/>
-        <w:spacing w:line="360" w:lineRule="auto"/>
-        <w:ind w:firstLine="567"/>
-        <w:jc w:val="both"/>
-      </w:pPr>
-      <w:r>
-        <w:t>Pelo contrário, marca o início de um processo contínuo de atualização e melhoria.</w:t>
-      </w:r>
-    </w:p>
-    <w:p>
-      <w:pPr>
-        <w:pStyle w:val="NormalWeb"/>
-        <w:spacing w:line="360" w:lineRule="auto"/>
-        <w:ind w:firstLine="567"/>
-        <w:jc w:val="both"/>
-      </w:pPr>
-      <w:r>
-        <w:t>Novos conteúdos poderão ser adicionados, funcionalidades poderão ser implementadas gradualmente e a plataforma acompanhará a evolução do Instituto, assegurando que a presença digital permaneça atual, útil e alinhada com os objetivos institucionais.</w:t>
-      </w:r>
-    </w:p>
-    <w:p>
-      <w:pPr>
-        <w:pStyle w:val="Ttulo2"/>
-        <w:spacing w:line="360" w:lineRule="auto"/>
-        <w:ind w:firstLine="567"/>
-        <w:jc w:val="both"/>
-        <w:rPr>
-          <w:rFonts w:ascii="Times New Roman" w:hAnsi="Times New Roman" w:cs="Times New Roman"/>
-          <w:sz w:val="24"/>
-          <w:szCs w:val="24"/>
-        </w:rPr>
-      </w:pPr>
-      <w:r>
-        <w:rPr>
-          <w:rFonts w:ascii="Times New Roman" w:hAnsi="Times New Roman" w:cs="Times New Roman"/>
-          <w:sz w:val="24"/>
-          <w:szCs w:val="24"/>
-        </w:rPr>
-        <w:t>Compromisso com a qualidade</w:t>
-      </w:r>
-    </w:p>
-    <w:p>
-      <w:pPr>
-        <w:pStyle w:val="NormalWeb"/>
-        <w:spacing w:line="360" w:lineRule="auto"/>
-        <w:ind w:firstLine="567"/>
-        <w:jc w:val="both"/>
-      </w:pPr>
-      <w:r>
-        <w:t>Todas as fases do Projeto Conecta Lureframulu &amp; Precimuel serão desenvolvidas com base em princípios de organização, transparência e melhoria contínua.</w:t>
-      </w:r>
-    </w:p>
-    <w:p>
-      <w:pPr>
-        <w:pStyle w:val="NormalWeb"/>
-        <w:spacing w:line="360" w:lineRule="auto"/>
-        <w:ind w:firstLine="567"/>
-        <w:jc w:val="both"/>
-      </w:pPr>
-      <w:r>
-        <w:lastRenderedPageBreak/>
-        <w:t>Cada etapa terá objetivos claramente definidos, permitindo acompanhar o progresso do projeto e assegurar que o resultado final corresponda às expectativas da instituição.</w:t>
-      </w:r>
-    </w:p>
-    <w:p>
-      <w:pPr>
-        <w:pStyle w:val="NormalWeb"/>
-        <w:spacing w:line="360" w:lineRule="auto"/>
-        <w:ind w:firstLine="567"/>
-        <w:jc w:val="both"/>
-      </w:pPr>
-      <w:r>
-        <w:t>Esta metodologia proporciona maior segurança durante a implementação e cria condições para que a Plataforma Institucional Digital se torne um recurso duradouro, preparado para crescer juntamente com o Instituto.</w:t>
-      </w:r>
-    </w:p>
-    <w:p>
-      <w:pPr>
-        <w:pStyle w:val="NormalWeb"/>
-      </w:pPr>
-    </w:p>
-    <w:p>
-      <w:pPr>
-        <w:pStyle w:val="NormalWeb"/>
-      </w:pPr>
-    </w:p>
-    <w:p>
-      <w:pPr>
-        <w:pStyle w:val="NormalWeb"/>
-      </w:pPr>
-    </w:p>
-    <w:p>
-      <w:pPr>
-        <w:pStyle w:val="NormalWeb"/>
-      </w:pPr>
-    </w:p>
-    <w:p>
-      <w:pPr>
-        <w:pStyle w:val="NormalWeb"/>
-      </w:pPr>
-    </w:p>
-    <w:p>
-      <w:pPr>
-        <w:pStyle w:val="NormalWeb"/>
-      </w:pPr>
-    </w:p>
-    <w:p>
-      <w:pPr>
-        <w:pStyle w:val="NormalWeb"/>
-      </w:pPr>
-    </w:p>
-    <w:p>
-      <w:pPr>
-        <w:pStyle w:val="NormalWeb"/>
-      </w:pPr>
-    </w:p>
-    <w:p>
-      <w:pPr>
-        <w:pStyle w:val="NormalWeb"/>
-      </w:pPr>
-    </w:p>
-    <w:p>
-      <w:pPr>
-        <w:pStyle w:val="NormalWeb"/>
-      </w:pPr>
-    </w:p>
-    <w:p>
-      <w:pPr>
-        <w:pStyle w:val="NormalWeb"/>
-      </w:pPr>
-    </w:p>
-    <w:p>
-      <w:pPr>
-        <w:pStyle w:val="NormalWeb"/>
-      </w:pPr>
-    </w:p>
-    <w:p>
-      <w:pPr>
-        <w:pStyle w:val="NormalWeb"/>
-      </w:pPr>
-    </w:p>
-    <w:p>
-      <w:pPr>
-        <w:pStyle w:val="NormalWeb"/>
-      </w:pPr>
-    </w:p>
-    <w:p>
-      <w:pPr>
-        <w:pStyle w:val="NormalWeb"/>
-      </w:pPr>
-    </w:p>
-    <w:p>
-      <w:pPr>
-        <w:pStyle w:val="NormalWeb"/>
-      </w:pPr>
-    </w:p>
-    <w:p>
-      <w:pPr>
-        <w:pStyle w:val="NormalWeb"/>
-      </w:pPr>
-    </w:p>
-    <w:p>
-      <w:pPr>
-        <w:pStyle w:val="NormalWeb"/>
-      </w:pPr>
-    </w:p>
-    <w:p>
-      <w:pPr>
-        <w:pStyle w:val="NormalWeb"/>
-      </w:pPr>
-    </w:p>
-    <w:p>
-      <w:pPr>
-        <w:pStyle w:val="NormalWeb"/>
-      </w:pPr>
-    </w:p>
-    <w:p>
-      <w:pPr>
-        <w:pStyle w:val="Ttulo1"/>
-        <w:spacing w:before="0" w:beforeAutospacing="0" w:line="360" w:lineRule="auto"/>
-        <w:jc w:val="both"/>
-        <w:rPr>
-          <w:sz w:val="24"/>
-          <w:szCs w:val="24"/>
-        </w:rPr>
-      </w:pPr>
-      <w:r>
-        <w:rPr>
-          <w:sz w:val="24"/>
-          <w:szCs w:val="24"/>
-        </w:rPr>
-        <w:lastRenderedPageBreak/>
-        <w:t>12. Por que Investir Agora?</w:t>
-      </w:r>
-    </w:p>
-    <w:p>
-      <w:pPr>
-        <w:pStyle w:val="Ttulo2"/>
-        <w:spacing w:before="0" w:line="360" w:lineRule="auto"/>
-        <w:ind w:firstLine="567"/>
-        <w:jc w:val="both"/>
-        <w:rPr>
-          <w:rFonts w:ascii="Times New Roman" w:hAnsi="Times New Roman" w:cs="Times New Roman"/>
-          <w:sz w:val="24"/>
-          <w:szCs w:val="24"/>
-        </w:rPr>
-      </w:pPr>
-      <w:r>
-        <w:rPr>
-          <w:rFonts w:ascii="Times New Roman" w:hAnsi="Times New Roman" w:cs="Times New Roman"/>
-          <w:sz w:val="24"/>
-          <w:szCs w:val="24"/>
-        </w:rPr>
-        <w:t>O momento certo para dar o próximo passo</w:t>
-      </w:r>
-    </w:p>
-    <w:p>
-      <w:pPr>
-        <w:pStyle w:val="NormalWeb"/>
-        <w:spacing w:before="0" w:beforeAutospacing="0" w:line="360" w:lineRule="auto"/>
-        <w:ind w:firstLine="567"/>
-        <w:jc w:val="both"/>
-      </w:pPr>
-      <w:r>
-        <w:t>"As oportunidades mais valiosas não surgem apenas no momento certo. Elas tornam-se valiosas quando alguém decide aproveitá-las."</w:t>
-      </w:r>
-    </w:p>
-    <w:p>
-      <w:pPr>
-        <w:pStyle w:val="NormalWeb"/>
-        <w:spacing w:before="0" w:beforeAutospacing="0" w:line="360" w:lineRule="auto"/>
-        <w:ind w:firstLine="567"/>
-        <w:jc w:val="both"/>
-      </w:pPr>
-      <w:r>
-        <w:t>Ao longo deste documento foi demonstrado que o Instituto Técnico Privado de Saúde Lureframulu &amp; Precimuel, Lda. possui uma trajetória construída com dedicação, compromisso e investimento contínuo na formação de profissionais da área da saúde.</w:t>
-      </w:r>
-    </w:p>
-    <w:p>
-      <w:pPr>
-        <w:pStyle w:val="NormalWeb"/>
-        <w:spacing w:before="0" w:beforeAutospacing="0" w:line="360" w:lineRule="auto"/>
-        <w:ind w:firstLine="567"/>
-        <w:jc w:val="both"/>
-      </w:pPr>
-      <w:r>
-        <w:t>Também foi evidenciado que a instituição já realiza ações de comunicação e divulgação que contribuem para o fortalecimento da sua imagem e para a aproximação à comunidade.</w:t>
-      </w:r>
-    </w:p>
-    <w:p>
-      <w:pPr>
-        <w:pStyle w:val="NormalWeb"/>
-        <w:spacing w:before="0" w:beforeAutospacing="0" w:line="360" w:lineRule="auto"/>
-        <w:ind w:firstLine="567"/>
-        <w:jc w:val="both"/>
-      </w:pPr>
-      <w:r>
-        <w:t>O Projeto Conecta Lureframulu &amp; Precimuel não surge para substituir esse trabalho. Surge para ampliá-lo.</w:t>
-      </w:r>
-    </w:p>
-    <w:p>
-      <w:pPr>
-        <w:pStyle w:val="Ttulo2"/>
-        <w:spacing w:before="0" w:line="360" w:lineRule="auto"/>
-        <w:ind w:firstLine="567"/>
-        <w:jc w:val="both"/>
-        <w:rPr>
-          <w:rFonts w:ascii="Times New Roman" w:hAnsi="Times New Roman" w:cs="Times New Roman"/>
-          <w:sz w:val="24"/>
-          <w:szCs w:val="24"/>
-        </w:rPr>
-      </w:pPr>
-      <w:r>
-        <w:rPr>
-          <w:rFonts w:ascii="Times New Roman" w:hAnsi="Times New Roman" w:cs="Times New Roman"/>
-          <w:sz w:val="24"/>
-          <w:szCs w:val="24"/>
-        </w:rPr>
-        <w:t>A sociedade mudou</w:t>
-      </w:r>
-    </w:p>
-    <w:p>
-      <w:pPr>
-        <w:pStyle w:val="NormalWeb"/>
-        <w:spacing w:before="0" w:beforeAutospacing="0" w:line="360" w:lineRule="auto"/>
-        <w:ind w:firstLine="567"/>
-        <w:jc w:val="both"/>
-      </w:pPr>
-      <w:r>
-        <w:t>Nos últimos anos, a forma como as pessoas procuram informações transformou-se profundamente.</w:t>
-      </w:r>
-    </w:p>
-    <w:p>
-      <w:pPr>
-        <w:pStyle w:val="NormalWeb"/>
-        <w:spacing w:before="0" w:beforeAutospacing="0" w:line="360" w:lineRule="auto"/>
-        <w:ind w:firstLine="567"/>
-        <w:jc w:val="both"/>
-      </w:pPr>
-      <w:r>
-        <w:t>Antes de visitar uma instituição, efetuar uma inscrição ou estabelecer um primeiro contacto, é natural que estudantes, encarregados de educação e parceiros procurem conhecer essa organização através dos meios digitais.</w:t>
-      </w:r>
-    </w:p>
-    <w:p>
-      <w:pPr>
-        <w:pStyle w:val="NormalWeb"/>
-        <w:spacing w:before="0" w:beforeAutospacing="0" w:line="360" w:lineRule="auto"/>
-        <w:ind w:firstLine="567"/>
-        <w:jc w:val="both"/>
-      </w:pPr>
-      <w:r>
-        <w:t>Esta realidade já faz parte do quotidiano da sociedade e tende a tornar-se cada vez mais presente.</w:t>
-      </w:r>
-    </w:p>
-    <w:p>
-      <w:pPr>
-        <w:pStyle w:val="NormalWeb"/>
-        <w:spacing w:before="0" w:beforeAutospacing="0" w:line="360" w:lineRule="auto"/>
-        <w:ind w:firstLine="567"/>
-        <w:jc w:val="both"/>
-      </w:pPr>
-      <w:r>
-        <w:t>Investir numa Plataforma Institucional Digital significa responder a esta evolução de forma organizada, estratégica e alinhada com a missão do Instituto.</w:t>
-      </w:r>
-    </w:p>
-    <w:p>
-      <w:pPr>
-        <w:pStyle w:val="Ttulo2"/>
-        <w:spacing w:before="0" w:line="360" w:lineRule="auto"/>
-        <w:ind w:firstLine="567"/>
-        <w:jc w:val="both"/>
-        <w:rPr>
-          <w:rFonts w:ascii="Times New Roman" w:hAnsi="Times New Roman" w:cs="Times New Roman"/>
-          <w:sz w:val="24"/>
-          <w:szCs w:val="24"/>
-        </w:rPr>
-      </w:pPr>
-      <w:r>
-        <w:rPr>
-          <w:rFonts w:ascii="Times New Roman" w:hAnsi="Times New Roman" w:cs="Times New Roman"/>
-          <w:sz w:val="24"/>
-          <w:szCs w:val="24"/>
-        </w:rPr>
-        <w:t>Valorizar o investimento já realizado</w:t>
-      </w:r>
-    </w:p>
-    <w:p>
-      <w:pPr>
-        <w:pStyle w:val="NormalWeb"/>
-        <w:spacing w:before="0" w:beforeAutospacing="0" w:line="360" w:lineRule="auto"/>
-        <w:ind w:firstLine="567"/>
-        <w:jc w:val="both"/>
-      </w:pPr>
-      <w:r>
-        <w:t>O Instituto investe continuamente na divulgação da sua oferta formativa através de diferentes meios de comunicação.</w:t>
-      </w:r>
-    </w:p>
-    <w:p>
-      <w:pPr>
-        <w:pStyle w:val="NormalWeb"/>
-        <w:spacing w:before="0" w:beforeAutospacing="0" w:line="360" w:lineRule="auto"/>
-        <w:ind w:firstLine="567"/>
-        <w:jc w:val="both"/>
-      </w:pPr>
-      <w:r>
-        <w:lastRenderedPageBreak/>
-        <w:t>A criação de uma plataforma institucional permitirá potenciar esses investimentos, oferecendo ao público um espaço oficial onde o interesse despertado pelas campanhas possa transformar-se em conhecimento, confiança e relacionamento.</w:t>
-      </w:r>
-    </w:p>
-    <w:p>
-      <w:pPr>
-        <w:pStyle w:val="NormalWeb"/>
-        <w:spacing w:before="0" w:beforeAutospacing="0" w:line="360" w:lineRule="auto"/>
-        <w:ind w:firstLine="567"/>
-        <w:jc w:val="both"/>
-      </w:pPr>
-      <w:r>
-        <w:t>Desta forma, a comunicação tradicional e a comunicação digital deixam de atuar separadamente e passam a complementar-se, aumentando o impacto das iniciativas institucionais.</w:t>
-      </w:r>
-    </w:p>
-    <w:p>
-      <w:pPr>
-        <w:pStyle w:val="Ttulo2"/>
-        <w:spacing w:before="0" w:line="360" w:lineRule="auto"/>
-        <w:ind w:firstLine="567"/>
-        <w:jc w:val="both"/>
-        <w:rPr>
-          <w:rFonts w:ascii="Times New Roman" w:hAnsi="Times New Roman" w:cs="Times New Roman"/>
-          <w:sz w:val="24"/>
-          <w:szCs w:val="24"/>
-        </w:rPr>
-      </w:pPr>
-      <w:r>
-        <w:rPr>
-          <w:rFonts w:ascii="Times New Roman" w:hAnsi="Times New Roman" w:cs="Times New Roman"/>
-          <w:sz w:val="24"/>
-          <w:szCs w:val="24"/>
-        </w:rPr>
-        <w:t>Preparar o Instituto para o futuro</w:t>
-      </w:r>
-    </w:p>
-    <w:p>
-      <w:pPr>
-        <w:pStyle w:val="NormalWeb"/>
-        <w:spacing w:before="0" w:beforeAutospacing="0" w:line="360" w:lineRule="auto"/>
-        <w:ind w:firstLine="567"/>
-        <w:jc w:val="both"/>
-      </w:pPr>
-      <w:r>
-        <w:t>A transformação digital não acontece de um dia para o outro.</w:t>
-      </w:r>
-    </w:p>
-    <w:p>
-      <w:pPr>
-        <w:pStyle w:val="NormalWeb"/>
-        <w:spacing w:before="0" w:beforeAutospacing="0" w:line="360" w:lineRule="auto"/>
-        <w:ind w:firstLine="567"/>
-        <w:jc w:val="both"/>
-      </w:pPr>
-      <w:r>
-        <w:t>Ela é construída gradualmente.</w:t>
-      </w:r>
-    </w:p>
-    <w:p>
-      <w:pPr>
-        <w:pStyle w:val="NormalWeb"/>
-        <w:spacing w:before="0" w:beforeAutospacing="0" w:line="360" w:lineRule="auto"/>
-        <w:ind w:firstLine="567"/>
-        <w:jc w:val="both"/>
-      </w:pPr>
-      <w:r>
-        <w:t>Quanto mais cedo uma instituição inicia este processo, maior será a sua capacidade de evoluir de forma organizada, incorporando novas soluções sem necessidade de mudanças bruscas ou investimentos de grande dimensão no futuro.</w:t>
-      </w:r>
-    </w:p>
-    <w:p>
-      <w:pPr>
-        <w:pStyle w:val="NormalWeb"/>
-        <w:spacing w:before="0" w:beforeAutospacing="0" w:line="360" w:lineRule="auto"/>
-        <w:ind w:firstLine="567"/>
-        <w:jc w:val="both"/>
-      </w:pPr>
-      <w:r>
-        <w:t>O Projeto Conecta Lureframulu &amp; Precimuel representa precisamente esse primeiro passo.</w:t>
-      </w:r>
-    </w:p>
-    <w:p>
-      <w:pPr>
-        <w:pStyle w:val="NormalWeb"/>
-        <w:spacing w:before="0" w:beforeAutospacing="0" w:line="360" w:lineRule="auto"/>
-        <w:ind w:firstLine="567"/>
-        <w:jc w:val="both"/>
-      </w:pPr>
-      <w:r>
-        <w:t>Um passo consciente.</w:t>
-      </w:r>
-    </w:p>
-    <w:p>
-      <w:pPr>
-        <w:pStyle w:val="NormalWeb"/>
-        <w:spacing w:before="0" w:beforeAutospacing="0" w:line="360" w:lineRule="auto"/>
-        <w:ind w:firstLine="567"/>
-        <w:jc w:val="both"/>
-      </w:pPr>
-      <w:r>
-        <w:t>Planeado.</w:t>
-      </w:r>
-    </w:p>
-    <w:p>
-      <w:pPr>
-        <w:pStyle w:val="NormalWeb"/>
-        <w:spacing w:before="0" w:beforeAutospacing="0" w:line="360" w:lineRule="auto"/>
-        <w:ind w:firstLine="567"/>
-        <w:jc w:val="both"/>
-      </w:pPr>
-      <w:r>
-        <w:t>Sustentável.</w:t>
-      </w:r>
-    </w:p>
-    <w:p>
-      <w:pPr>
-        <w:pStyle w:val="Ttulo2"/>
-        <w:spacing w:before="0" w:line="360" w:lineRule="auto"/>
-        <w:ind w:firstLine="567"/>
-        <w:jc w:val="both"/>
-        <w:rPr>
-          <w:rFonts w:ascii="Times New Roman" w:hAnsi="Times New Roman" w:cs="Times New Roman"/>
-          <w:sz w:val="24"/>
-          <w:szCs w:val="24"/>
-        </w:rPr>
-      </w:pPr>
-      <w:r>
-        <w:rPr>
-          <w:rFonts w:ascii="Times New Roman" w:hAnsi="Times New Roman" w:cs="Times New Roman"/>
-          <w:sz w:val="24"/>
-          <w:szCs w:val="24"/>
-        </w:rPr>
-        <w:t>Um investimento na missão institucional</w:t>
-      </w:r>
-    </w:p>
-    <w:p>
-      <w:pPr>
-        <w:pStyle w:val="NormalWeb"/>
-        <w:spacing w:before="0" w:beforeAutospacing="0" w:line="360" w:lineRule="auto"/>
-        <w:ind w:firstLine="567"/>
-        <w:jc w:val="both"/>
-      </w:pPr>
-      <w:r>
-        <w:t>Mais do que investir numa plataforma digital, esta proposta representa um investimento na capacidade do Instituto comunicar melhor, aproximar-se da comunidade, fortalecer a sua identidade e criar novas oportunidades de crescimento.</w:t>
-      </w:r>
-    </w:p>
-    <w:p>
-      <w:pPr>
-        <w:pStyle w:val="NormalWeb"/>
-        <w:spacing w:before="0" w:beforeAutospacing="0" w:line="360" w:lineRule="auto"/>
-        <w:ind w:firstLine="567"/>
-        <w:jc w:val="both"/>
-      </w:pPr>
-      <w:r>
-        <w:t>Investir agora significa preparar o Instituto para responder às exigências do presente, mantendo-se fiel à missão que sempre orientou a sua atuação.</w:t>
-      </w:r>
-    </w:p>
-    <w:p>
-      <w:pPr>
-        <w:pStyle w:val="NormalWeb"/>
-        <w:spacing w:before="0" w:beforeAutospacing="0" w:line="360" w:lineRule="auto"/>
-        <w:ind w:firstLine="567"/>
-        <w:jc w:val="both"/>
-      </w:pPr>
-      <w:r>
-        <w:t>Porque as instituições que constroem o futuro não esperam que as mudanças aconteçam.</w:t>
-      </w:r>
-    </w:p>
-    <w:p>
-      <w:pPr>
-        <w:pStyle w:val="NormalWeb"/>
-        <w:spacing w:before="0" w:beforeAutospacing="0" w:line="360" w:lineRule="auto"/>
-        <w:ind w:firstLine="567"/>
-        <w:jc w:val="both"/>
-      </w:pPr>
-      <w:r>
-        <w:t>Elas escolhem fazer parte delas.</w:t>
-      </w:r>
-    </w:p>
-    <w:p>
-      <w:pPr>
-        <w:spacing w:line="360" w:lineRule="auto"/>
-        <w:ind w:firstLine="567"/>
-        <w:jc w:val="both"/>
-        <w:rPr>
-          <w:rFonts w:ascii="Times New Roman" w:eastAsia="Times New Roman" w:hAnsi="Times New Roman" w:cs="Times New Roman"/>
-          <w:sz w:val="24"/>
-          <w:szCs w:val="24"/>
-          <w:lang w:eastAsia="pt-BR"/>
-        </w:rPr>
-      </w:pPr>
-      <w:r>
-        <w:rPr>
-          <w:rFonts w:ascii="Times New Roman" w:hAnsi="Times New Roman" w:cs="Times New Roman"/>
-          <w:sz w:val="24"/>
-          <w:szCs w:val="24"/>
-        </w:rPr>
-        <w:lastRenderedPageBreak/>
-        <w:br w:type="page"/>
-      </w:r>
-    </w:p>
-    <w:p>
-      <w:pPr>
-        <w:pStyle w:val="Ttulo1"/>
-        <w:spacing w:before="0" w:beforeAutospacing="0" w:line="360" w:lineRule="auto"/>
-        <w:ind w:firstLine="567"/>
-        <w:jc w:val="both"/>
-        <w:rPr>
-          <w:sz w:val="24"/>
-          <w:szCs w:val="24"/>
-        </w:rPr>
-      </w:pPr>
-      <w:r>
-        <w:rPr>
-          <w:sz w:val="24"/>
-          <w:szCs w:val="24"/>
-        </w:rPr>
-        <w:lastRenderedPageBreak/>
-        <w:t>13. Evolução Futura da Plataforma</w:t>
-      </w:r>
-    </w:p>
-    <w:p>
-      <w:pPr>
-        <w:pStyle w:val="NormalWeb"/>
-        <w:spacing w:before="0" w:beforeAutospacing="0" w:line="360" w:lineRule="auto"/>
-        <w:ind w:firstLine="567"/>
-        <w:jc w:val="both"/>
-      </w:pPr>
-      <w:r>
-        <w:rPr>
-          <w:rStyle w:val="nfase"/>
-        </w:rPr>
-        <w:t>"Toda grande instituição é construída com visão. E toda visão precisa de uma base sólida para crescer."</w:t>
-      </w:r>
-    </w:p>
-    <w:p>
-      <w:pPr>
-        <w:pStyle w:val="Ttulo2"/>
-        <w:spacing w:before="0" w:line="360" w:lineRule="auto"/>
-        <w:ind w:firstLine="567"/>
-        <w:jc w:val="both"/>
-        <w:rPr>
-          <w:rFonts w:ascii="Times New Roman" w:hAnsi="Times New Roman" w:cs="Times New Roman"/>
-          <w:sz w:val="24"/>
-          <w:szCs w:val="24"/>
-        </w:rPr>
-      </w:pPr>
-      <w:r>
-        <w:rPr>
-          <w:rFonts w:ascii="Times New Roman" w:hAnsi="Times New Roman" w:cs="Times New Roman"/>
-          <w:sz w:val="24"/>
-          <w:szCs w:val="24"/>
-        </w:rPr>
-        <w:t>Uma plataforma preparada para evoluir</w:t>
-      </w:r>
-    </w:p>
-    <w:p>
-      <w:pPr>
-        <w:pStyle w:val="NormalWeb"/>
-        <w:spacing w:before="0" w:beforeAutospacing="0" w:line="360" w:lineRule="auto"/>
-        <w:ind w:firstLine="567"/>
-        <w:jc w:val="both"/>
-      </w:pPr>
-      <w:r>
-        <w:t>O Projeto Conecta Lureframulu &amp; Precimuel foi concebido com uma visão de longo prazo. A Plataforma Institucional Digital representa a primeira etapa de um processo contínuo de modernização, permitindo que novas funcionalidades sejam incorporadas de forma gradual, acompanhando o crescimento do Instituto e as necessidades da comunidade académica.</w:t>
-      </w:r>
-    </w:p>
-    <w:p>
-      <w:pPr>
-        <w:pStyle w:val="NormalWeb"/>
-        <w:spacing w:before="0" w:beforeAutospacing="0" w:line="360" w:lineRule="auto"/>
-        <w:ind w:firstLine="567"/>
-        <w:jc w:val="both"/>
-      </w:pPr>
-      <w:r>
-        <w:t>Esta abordagem garante que o investimento realizado não se limite à criação de um website, mas constitua a base de uma infraestrutura digital capaz de evoluir ao longo do tempo.</w:t>
-      </w:r>
-    </w:p>
-    <w:p>
-      <w:pPr>
-        <w:pStyle w:val="Ttulo2"/>
-        <w:spacing w:before="0" w:line="360" w:lineRule="auto"/>
-        <w:ind w:firstLine="567"/>
-        <w:jc w:val="both"/>
-        <w:rPr>
-          <w:rFonts w:ascii="Times New Roman" w:hAnsi="Times New Roman" w:cs="Times New Roman"/>
-          <w:sz w:val="24"/>
-          <w:szCs w:val="24"/>
-        </w:rPr>
-      </w:pPr>
-      <w:r>
-        <w:rPr>
-          <w:rFonts w:ascii="Times New Roman" w:hAnsi="Times New Roman" w:cs="Times New Roman"/>
-          <w:sz w:val="24"/>
-          <w:szCs w:val="24"/>
-        </w:rPr>
-        <w:t>Crescimento sem necessidade de recomeçar</w:t>
-      </w:r>
-    </w:p>
-    <w:p>
-      <w:pPr>
-        <w:pStyle w:val="NormalWeb"/>
-        <w:spacing w:before="0" w:beforeAutospacing="0" w:line="360" w:lineRule="auto"/>
-        <w:ind w:firstLine="567"/>
-        <w:jc w:val="both"/>
-      </w:pPr>
-      <w:r>
-        <w:t>Uma das principais vantagens da solução proposta é a sua capacidade de expansão.</w:t>
-      </w:r>
-    </w:p>
-    <w:p>
-      <w:pPr>
-        <w:pStyle w:val="NormalWeb"/>
-        <w:spacing w:before="0" w:beforeAutospacing="0" w:line="360" w:lineRule="auto"/>
-        <w:ind w:firstLine="567"/>
-        <w:jc w:val="both"/>
-      </w:pPr>
-      <w:r>
-        <w:t>À medida que o Instituto identificar novas necessidades ou pretender disponibilizar novos serviços, estes poderão ser integrados na plataforma existente, preservando a identidade visual, a organização da informação e a experiência dos utilizadores.</w:t>
-      </w:r>
-    </w:p>
-    <w:p>
-      <w:pPr>
-        <w:pStyle w:val="NormalWeb"/>
-        <w:spacing w:before="0" w:beforeAutospacing="0" w:line="360" w:lineRule="auto"/>
-        <w:ind w:firstLine="567"/>
-        <w:jc w:val="both"/>
-      </w:pPr>
-      <w:r>
-        <w:t>Desta forma, evita-se a substituição completa do sistema sempre que surjam novas exigências, reduzindo custos futuros e assegurando continuidade tecnológica.</w:t>
-      </w:r>
-    </w:p>
-    <w:p>
-      <w:pPr>
-        <w:pStyle w:val="Ttulo2"/>
-        <w:spacing w:before="0" w:line="360" w:lineRule="auto"/>
-        <w:ind w:firstLine="567"/>
-        <w:jc w:val="both"/>
-        <w:rPr>
-          <w:rFonts w:ascii="Times New Roman" w:hAnsi="Times New Roman" w:cs="Times New Roman"/>
-          <w:sz w:val="24"/>
-          <w:szCs w:val="24"/>
-        </w:rPr>
-      </w:pPr>
-      <w:r>
-        <w:rPr>
-          <w:rFonts w:ascii="Times New Roman" w:hAnsi="Times New Roman" w:cs="Times New Roman"/>
+        <w:numPr>
+          <w:ilvl w:val="0"/>
+          <w:numId w:val="24"/>
+        </w:numPr>
+        <w:spacing w:before="0" w:after="160" w:line="360" w:lineRule="auto"/>
+        <w:ind w:left="426"/>
+        <w:jc w:val="both"/>
+        <w:rPr>
+          <w:rFonts w:ascii="Times New Roman" w:hAnsi="Times New Roman" w:cs="Times New Roman"/>
+          <w:b/>
+          <w:color w:val="auto"/>
+          <w:sz w:val="24"/>
+          <w:szCs w:val="24"/>
+        </w:rPr>
+      </w:pPr>
+      <w:r>
+        <w:rPr>
+          <w:rFonts w:ascii="Times New Roman" w:hAnsi="Times New Roman" w:cs="Times New Roman"/>
+          <w:b/>
+          <w:color w:val="auto"/>
           <w:sz w:val="24"/>
           <w:szCs w:val="24"/>
         </w:rPr>
@@ -5932,7 +6982,7 @@
     <w:p>
       <w:pPr>
         <w:pStyle w:val="NormalWeb"/>
-        <w:spacing w:before="0" w:beforeAutospacing="0" w:line="360" w:lineRule="auto"/>
+        <w:spacing w:before="0" w:beforeAutospacing="0" w:after="160" w:afterAutospacing="0" w:line="360" w:lineRule="auto"/>
         <w:ind w:firstLine="567"/>
         <w:jc w:val="both"/>
       </w:pPr>
@@ -5947,7 +6997,7 @@
           <w:ilvl w:val="0"/>
           <w:numId w:val="7"/>
         </w:numPr>
-        <w:spacing w:before="0" w:beforeAutospacing="0" w:line="360" w:lineRule="auto"/>
+        <w:spacing w:before="0" w:beforeAutospacing="0" w:after="160" w:afterAutospacing="0" w:line="360" w:lineRule="auto"/>
         <w:ind w:firstLine="567"/>
         <w:jc w:val="both"/>
       </w:pPr>
@@ -5968,7 +7018,7 @@
           <w:ilvl w:val="0"/>
           <w:numId w:val="7"/>
         </w:numPr>
-        <w:spacing w:before="0" w:beforeAutospacing="0" w:line="360" w:lineRule="auto"/>
+        <w:spacing w:before="0" w:beforeAutospacing="0" w:after="160" w:afterAutospacing="0" w:line="360" w:lineRule="auto"/>
         <w:ind w:firstLine="567"/>
         <w:jc w:val="both"/>
       </w:pPr>
@@ -5989,7 +7039,7 @@
           <w:ilvl w:val="0"/>
           <w:numId w:val="7"/>
         </w:numPr>
-        <w:spacing w:before="0" w:beforeAutospacing="0" w:line="360" w:lineRule="auto"/>
+        <w:spacing w:before="0" w:beforeAutospacing="0" w:after="160" w:afterAutospacing="0" w:line="360" w:lineRule="auto"/>
         <w:ind w:firstLine="567"/>
         <w:jc w:val="both"/>
       </w:pPr>
@@ -6000,7 +7050,15 @@
         <w:t>Pré-inscrição e candidatura online</w:t>
       </w:r>
       <w:r>
-        <w:t>, facilitando o primeiro contacto de novos estudantes com a instituição;</w:t>
+        <w:t xml:space="preserve">, facilitando o primeiro </w:t>
+      </w:r>
+      <w:proofErr w:type="spellStart"/>
+      <w:r>
+        <w:t>contacto</w:t>
+      </w:r>
+      <w:proofErr w:type="spellEnd"/>
+      <w:r>
+        <w:t xml:space="preserve"> de novos estudantes com a instituição;</w:t>
       </w:r>
     </w:p>
     <w:p>
@@ -6010,7 +7068,7 @@
           <w:ilvl w:val="0"/>
           <w:numId w:val="7"/>
         </w:numPr>
-        <w:spacing w:before="0" w:beforeAutospacing="0" w:line="360" w:lineRule="auto"/>
+        <w:spacing w:before="0" w:beforeAutospacing="0" w:after="160" w:afterAutospacing="0" w:line="360" w:lineRule="auto"/>
         <w:ind w:firstLine="567"/>
         <w:jc w:val="both"/>
       </w:pPr>
@@ -6018,7 +7076,6 @@
         <w:rPr>
           <w:rStyle w:val="Forte"/>
         </w:rPr>
-        <w:lastRenderedPageBreak/>
         <w:t>Biblioteca Digital</w:t>
       </w:r>
       <w:r>
@@ -6032,7 +7089,7 @@
           <w:ilvl w:val="0"/>
           <w:numId w:val="7"/>
         </w:numPr>
-        <w:spacing w:before="0" w:beforeAutospacing="0" w:line="360" w:lineRule="auto"/>
+        <w:spacing w:before="0" w:beforeAutospacing="0" w:after="160" w:afterAutospacing="0" w:line="360" w:lineRule="auto"/>
         <w:ind w:firstLine="567"/>
         <w:jc w:val="both"/>
       </w:pPr>
@@ -6040,6 +7097,7 @@
         <w:rPr>
           <w:rStyle w:val="Forte"/>
         </w:rPr>
+        <w:lastRenderedPageBreak/>
         <w:t>Agenda Académica</w:t>
       </w:r>
       <w:r>
@@ -6053,7 +7111,7 @@
           <w:ilvl w:val="0"/>
           <w:numId w:val="7"/>
         </w:numPr>
-        <w:spacing w:before="0" w:beforeAutospacing="0" w:line="360" w:lineRule="auto"/>
+        <w:spacing w:before="0" w:beforeAutospacing="0" w:after="160" w:afterAutospacing="0" w:line="360" w:lineRule="auto"/>
         <w:ind w:firstLine="567"/>
         <w:jc w:val="both"/>
       </w:pPr>
@@ -6074,7 +7132,7 @@
           <w:ilvl w:val="0"/>
           <w:numId w:val="7"/>
         </w:numPr>
-        <w:spacing w:before="0" w:beforeAutospacing="0" w:line="360" w:lineRule="auto"/>
+        <w:spacing w:before="0" w:beforeAutospacing="0" w:after="160" w:afterAutospacing="0" w:line="360" w:lineRule="auto"/>
         <w:ind w:firstLine="567"/>
         <w:jc w:val="both"/>
       </w:pPr>
@@ -6095,7 +7153,7 @@
           <w:ilvl w:val="0"/>
           <w:numId w:val="7"/>
         </w:numPr>
-        <w:spacing w:before="0" w:beforeAutospacing="0" w:line="360" w:lineRule="auto"/>
+        <w:spacing w:before="0" w:beforeAutospacing="0" w:after="160" w:afterAutospacing="0" w:line="360" w:lineRule="auto"/>
         <w:ind w:firstLine="567"/>
         <w:jc w:val="both"/>
       </w:pPr>
@@ -6112,7 +7170,7 @@
     <w:p>
       <w:pPr>
         <w:pStyle w:val="NormalWeb"/>
-        <w:spacing w:before="0" w:beforeAutospacing="0" w:line="360" w:lineRule="auto"/>
+        <w:spacing w:before="0" w:beforeAutospacing="0" w:after="160" w:afterAutospacing="0" w:line="360" w:lineRule="auto"/>
         <w:ind w:firstLine="567"/>
         <w:jc w:val="both"/>
       </w:pPr>
@@ -6123,18 +7181,26 @@
     <w:p>
       <w:pPr>
         <w:pStyle w:val="Ttulo2"/>
-        <w:spacing w:before="0" w:line="360" w:lineRule="auto"/>
-        <w:ind w:firstLine="567"/>
-        <w:jc w:val="both"/>
-        <w:rPr>
-          <w:rFonts w:ascii="Times New Roman" w:hAnsi="Times New Roman" w:cs="Times New Roman"/>
-          <w:sz w:val="24"/>
-          <w:szCs w:val="24"/>
-        </w:rPr>
-      </w:pPr>
-      <w:r>
-        <w:rPr>
-          <w:rFonts w:ascii="Times New Roman" w:hAnsi="Times New Roman" w:cs="Times New Roman"/>
+        <w:numPr>
+          <w:ilvl w:val="0"/>
+          <w:numId w:val="26"/>
+        </w:numPr>
+        <w:spacing w:before="0" w:after="160" w:line="360" w:lineRule="auto"/>
+        <w:ind w:left="426"/>
+        <w:jc w:val="both"/>
+        <w:rPr>
+          <w:rFonts w:ascii="Times New Roman" w:hAnsi="Times New Roman" w:cs="Times New Roman"/>
+          <w:b/>
+          <w:color w:val="auto"/>
+          <w:sz w:val="24"/>
+          <w:szCs w:val="24"/>
+        </w:rPr>
+      </w:pPr>
+      <w:r>
+        <w:rPr>
+          <w:rFonts w:ascii="Times New Roman" w:hAnsi="Times New Roman" w:cs="Times New Roman"/>
+          <w:b/>
+          <w:color w:val="auto"/>
           <w:sz w:val="24"/>
           <w:szCs w:val="24"/>
         </w:rPr>
@@ -6144,7 +7210,7 @@
     <w:p>
       <w:pPr>
         <w:pStyle w:val="NormalWeb"/>
-        <w:spacing w:before="0" w:beforeAutospacing="0" w:line="360" w:lineRule="auto"/>
+        <w:spacing w:before="0" w:beforeAutospacing="0" w:after="160" w:afterAutospacing="0" w:line="360" w:lineRule="auto"/>
         <w:ind w:firstLine="567"/>
         <w:jc w:val="both"/>
       </w:pPr>
@@ -6155,7 +7221,7 @@
     <w:p>
       <w:pPr>
         <w:pStyle w:val="NormalWeb"/>
-        <w:spacing w:before="0" w:beforeAutospacing="0" w:line="360" w:lineRule="auto"/>
+        <w:spacing w:before="0" w:beforeAutospacing="0" w:after="160" w:afterAutospacing="0" w:line="360" w:lineRule="auto"/>
         <w:ind w:firstLine="567"/>
         <w:jc w:val="both"/>
       </w:pPr>
@@ -6166,7 +7232,7 @@
     <w:p>
       <w:pPr>
         <w:pStyle w:val="NormalWeb"/>
-        <w:spacing w:before="0" w:beforeAutospacing="0" w:line="360" w:lineRule="auto"/>
+        <w:spacing w:before="0" w:beforeAutospacing="0" w:after="160" w:afterAutospacing="0" w:line="360" w:lineRule="auto"/>
         <w:ind w:firstLine="567"/>
         <w:jc w:val="both"/>
       </w:pPr>
@@ -6177,18 +7243,26 @@
     <w:p>
       <w:pPr>
         <w:pStyle w:val="Ttulo2"/>
-        <w:spacing w:before="0" w:line="360" w:lineRule="auto"/>
-        <w:ind w:firstLine="567"/>
-        <w:jc w:val="both"/>
-        <w:rPr>
-          <w:rFonts w:ascii="Times New Roman" w:hAnsi="Times New Roman" w:cs="Times New Roman"/>
-          <w:sz w:val="24"/>
-          <w:szCs w:val="24"/>
-        </w:rPr>
-      </w:pPr>
-      <w:r>
-        <w:rPr>
-          <w:rFonts w:ascii="Times New Roman" w:hAnsi="Times New Roman" w:cs="Times New Roman"/>
+        <w:numPr>
+          <w:ilvl w:val="0"/>
+          <w:numId w:val="27"/>
+        </w:numPr>
+        <w:spacing w:before="0" w:after="160" w:line="360" w:lineRule="auto"/>
+        <w:ind w:left="426"/>
+        <w:jc w:val="both"/>
+        <w:rPr>
+          <w:rFonts w:ascii="Times New Roman" w:hAnsi="Times New Roman" w:cs="Times New Roman"/>
+          <w:b/>
+          <w:color w:val="auto"/>
+          <w:sz w:val="24"/>
+          <w:szCs w:val="24"/>
+        </w:rPr>
+      </w:pPr>
+      <w:r>
+        <w:rPr>
+          <w:rFonts w:ascii="Times New Roman" w:hAnsi="Times New Roman" w:cs="Times New Roman"/>
+          <w:b/>
+          <w:color w:val="auto"/>
           <w:sz w:val="24"/>
           <w:szCs w:val="24"/>
         </w:rPr>
@@ -6198,7 +7272,7 @@
     <w:p>
       <w:pPr>
         <w:pStyle w:val="NormalWeb"/>
-        <w:spacing w:before="0" w:beforeAutospacing="0" w:line="360" w:lineRule="auto"/>
+        <w:spacing w:before="0" w:beforeAutospacing="0" w:after="160" w:afterAutospacing="0" w:line="360" w:lineRule="auto"/>
         <w:ind w:firstLine="567"/>
         <w:jc w:val="both"/>
       </w:pPr>
@@ -6209,78 +7283,190 @@
     <w:p>
       <w:pPr>
         <w:pStyle w:val="NormalWeb"/>
-        <w:spacing w:before="0" w:beforeAutospacing="0" w:line="360" w:lineRule="auto"/>
+        <w:spacing w:before="0" w:beforeAutospacing="0" w:after="160" w:afterAutospacing="0" w:line="360" w:lineRule="auto"/>
+        <w:ind w:firstLine="567"/>
+        <w:jc w:val="both"/>
+      </w:pPr>
+      <w:r>
+        <w:t xml:space="preserve">O Projeto Conecta </w:t>
+      </w:r>
+      <w:proofErr w:type="spellStart"/>
+      <w:r>
+        <w:t>Lureframulu</w:t>
+      </w:r>
+      <w:proofErr w:type="spellEnd"/>
+      <w:r>
+        <w:t xml:space="preserve"> &amp; </w:t>
+      </w:r>
+      <w:proofErr w:type="spellStart"/>
+      <w:r>
+        <w:t>Precimuel</w:t>
+      </w:r>
+      <w:proofErr w:type="spellEnd"/>
+      <w:r>
+        <w:t xml:space="preserve"> foi pensado precisamente com esta </w:t>
+      </w:r>
+      <w:proofErr w:type="spellStart"/>
+      <w:r>
+        <w:t>perspetiva</w:t>
+      </w:r>
+      <w:proofErr w:type="spellEnd"/>
+      <w:r>
+        <w:t>: oferecer uma solução útil para o presente e suficientemente flexível para acompanhar os desafios do futuro.</w:t>
+      </w:r>
+    </w:p>
+    <w:p>
+      <w:pPr>
+        <w:pStyle w:val="NormalWeb"/>
+        <w:spacing w:before="0" w:beforeAutospacing="0" w:after="160" w:afterAutospacing="0" w:line="360" w:lineRule="auto"/>
         <w:ind w:firstLine="567"/>
         <w:jc w:val="both"/>
       </w:pPr>
       <w:r>
         <w:lastRenderedPageBreak/>
-        <w:t>O Projeto Conecta Lureframulu &amp; Precimuel foi pensado precisamente com esta perspetiva: oferecer uma solução útil para o presente e suficientemente flexível para acompanhar os desafios do futuro.</w:t>
-      </w:r>
-    </w:p>
-    <w:p>
-      <w:pPr>
-        <w:pStyle w:val="NormalWeb"/>
-        <w:spacing w:before="0" w:beforeAutospacing="0" w:line="360" w:lineRule="auto"/>
-        <w:ind w:firstLine="567"/>
-        <w:jc w:val="both"/>
-      </w:pPr>
-      <w:r>
         <w:t>Ao investir nesta plataforma, o Instituto não estará apenas a adotar uma nova ferramenta tecnológica. Estará a construir as bases de uma estratégia de crescimento digital capaz de acompanhar a sua evolução institucional durante muitos anos.</w:t>
       </w:r>
     </w:p>
     <w:p>
       <w:pPr>
         <w:pStyle w:val="NormalWeb"/>
-        <w:spacing w:before="0" w:beforeAutospacing="0" w:line="360" w:lineRule="auto"/>
-        <w:ind w:firstLine="567"/>
-        <w:jc w:val="both"/>
-      </w:pPr>
-    </w:p>
-    <w:p>
-      <w:pPr>
-        <w:pStyle w:val="NormalWeb"/>
-        <w:spacing w:before="0" w:beforeAutospacing="0" w:line="360" w:lineRule="auto"/>
-        <w:ind w:firstLine="567"/>
-        <w:jc w:val="both"/>
-      </w:pPr>
-    </w:p>
-    <w:p>
-      <w:pPr>
-        <w:pStyle w:val="NormalWeb"/>
-        <w:spacing w:before="0" w:beforeAutospacing="0" w:line="360" w:lineRule="auto"/>
-        <w:ind w:firstLine="567"/>
-        <w:jc w:val="both"/>
-      </w:pPr>
-    </w:p>
-    <w:p>
-      <w:pPr>
-        <w:pStyle w:val="NormalWeb"/>
-        <w:spacing w:before="0" w:beforeAutospacing="0" w:line="360" w:lineRule="auto"/>
-        <w:ind w:firstLine="567"/>
-        <w:jc w:val="both"/>
-      </w:pPr>
-    </w:p>
-    <w:p>
-      <w:pPr>
-        <w:pStyle w:val="NormalWeb"/>
-        <w:spacing w:before="0" w:beforeAutospacing="0" w:line="360" w:lineRule="auto"/>
-        <w:ind w:firstLine="567"/>
-        <w:jc w:val="both"/>
-      </w:pPr>
-    </w:p>
-    <w:p>
-      <w:pPr>
-        <w:pStyle w:val="NormalWeb"/>
-        <w:spacing w:before="0" w:beforeAutospacing="0" w:line="360" w:lineRule="auto"/>
-        <w:ind w:firstLine="567"/>
-        <w:jc w:val="both"/>
-      </w:pPr>
-    </w:p>
-    <w:p>
-      <w:pPr>
-        <w:pStyle w:val="NormalWeb"/>
-        <w:spacing w:before="0" w:beforeAutospacing="0" w:line="360" w:lineRule="auto"/>
+        <w:spacing w:before="0" w:beforeAutospacing="0" w:after="160" w:afterAutospacing="0" w:line="360" w:lineRule="auto"/>
+        <w:ind w:firstLine="567"/>
+        <w:jc w:val="both"/>
+      </w:pPr>
+    </w:p>
+    <w:p>
+      <w:pPr>
+        <w:pStyle w:val="NormalWeb"/>
+        <w:spacing w:before="0" w:beforeAutospacing="0" w:after="160" w:afterAutospacing="0" w:line="360" w:lineRule="auto"/>
+        <w:ind w:firstLine="567"/>
+        <w:jc w:val="both"/>
+      </w:pPr>
+    </w:p>
+    <w:p>
+      <w:pPr>
+        <w:pStyle w:val="NormalWeb"/>
+        <w:spacing w:before="0" w:beforeAutospacing="0" w:after="160" w:afterAutospacing="0" w:line="360" w:lineRule="auto"/>
+        <w:ind w:firstLine="567"/>
+        <w:jc w:val="both"/>
+      </w:pPr>
+    </w:p>
+    <w:p>
+      <w:pPr>
+        <w:pStyle w:val="NormalWeb"/>
+        <w:spacing w:before="0" w:beforeAutospacing="0" w:after="160" w:afterAutospacing="0" w:line="360" w:lineRule="auto"/>
+        <w:ind w:firstLine="567"/>
+        <w:jc w:val="both"/>
+      </w:pPr>
+    </w:p>
+    <w:p>
+      <w:pPr>
+        <w:pStyle w:val="NormalWeb"/>
+        <w:spacing w:before="0" w:beforeAutospacing="0" w:after="160" w:afterAutospacing="0" w:line="360" w:lineRule="auto"/>
+        <w:ind w:firstLine="567"/>
+        <w:jc w:val="both"/>
+      </w:pPr>
+    </w:p>
+    <w:p>
+      <w:pPr>
+        <w:pStyle w:val="NormalWeb"/>
+        <w:spacing w:before="0" w:beforeAutospacing="0" w:after="160" w:afterAutospacing="0" w:line="360" w:lineRule="auto"/>
+        <w:ind w:firstLine="567"/>
+        <w:jc w:val="both"/>
+      </w:pPr>
+    </w:p>
+    <w:p>
+      <w:pPr>
+        <w:pStyle w:val="NormalWeb"/>
+        <w:spacing w:before="0" w:beforeAutospacing="0" w:after="160" w:afterAutospacing="0" w:line="360" w:lineRule="auto"/>
+        <w:ind w:firstLine="567"/>
+        <w:jc w:val="both"/>
+      </w:pPr>
+    </w:p>
+    <w:p>
+      <w:pPr>
+        <w:pStyle w:val="NormalWeb"/>
+        <w:spacing w:before="0" w:beforeAutospacing="0" w:after="160" w:afterAutospacing="0" w:line="360" w:lineRule="auto"/>
+        <w:ind w:firstLine="567"/>
+        <w:jc w:val="both"/>
+      </w:pPr>
+    </w:p>
+    <w:p>
+      <w:pPr>
+        <w:pStyle w:val="NormalWeb"/>
+        <w:spacing w:before="0" w:beforeAutospacing="0" w:after="160" w:afterAutospacing="0" w:line="360" w:lineRule="auto"/>
+        <w:ind w:firstLine="567"/>
+        <w:jc w:val="both"/>
+      </w:pPr>
+    </w:p>
+    <w:p>
+      <w:pPr>
+        <w:pStyle w:val="NormalWeb"/>
+        <w:spacing w:before="0" w:beforeAutospacing="0" w:after="160" w:afterAutospacing="0" w:line="360" w:lineRule="auto"/>
+        <w:ind w:firstLine="567"/>
+        <w:jc w:val="both"/>
+      </w:pPr>
+    </w:p>
+    <w:p>
+      <w:pPr>
+        <w:pStyle w:val="NormalWeb"/>
+        <w:spacing w:before="0" w:beforeAutospacing="0" w:after="160" w:afterAutospacing="0" w:line="360" w:lineRule="auto"/>
+        <w:ind w:firstLine="567"/>
+        <w:jc w:val="both"/>
+      </w:pPr>
+    </w:p>
+    <w:p>
+      <w:pPr>
+        <w:pStyle w:val="NormalWeb"/>
+        <w:spacing w:before="0" w:beforeAutospacing="0" w:after="160" w:afterAutospacing="0" w:line="360" w:lineRule="auto"/>
+        <w:ind w:firstLine="567"/>
+        <w:jc w:val="both"/>
+      </w:pPr>
+    </w:p>
+    <w:p>
+      <w:pPr>
+        <w:pStyle w:val="NormalWeb"/>
+        <w:spacing w:before="0" w:beforeAutospacing="0" w:after="160" w:afterAutospacing="0" w:line="360" w:lineRule="auto"/>
+        <w:ind w:firstLine="567"/>
+        <w:jc w:val="both"/>
+      </w:pPr>
+    </w:p>
+    <w:p>
+      <w:pPr>
+        <w:pStyle w:val="NormalWeb"/>
+        <w:spacing w:before="0" w:beforeAutospacing="0" w:after="160" w:afterAutospacing="0" w:line="360" w:lineRule="auto"/>
+        <w:ind w:firstLine="567"/>
+        <w:jc w:val="both"/>
+      </w:pPr>
+    </w:p>
+    <w:p>
+      <w:pPr>
+        <w:pStyle w:val="NormalWeb"/>
+        <w:spacing w:before="0" w:beforeAutospacing="0" w:after="160" w:afterAutospacing="0" w:line="360" w:lineRule="auto"/>
+        <w:ind w:firstLine="567"/>
+        <w:jc w:val="both"/>
+      </w:pPr>
+    </w:p>
+    <w:p>
+      <w:pPr>
+        <w:pStyle w:val="NormalWeb"/>
+        <w:spacing w:before="0" w:beforeAutospacing="0" w:after="160" w:afterAutospacing="0" w:line="360" w:lineRule="auto"/>
+        <w:ind w:firstLine="567"/>
+        <w:jc w:val="both"/>
+      </w:pPr>
+    </w:p>
+    <w:p>
+      <w:pPr>
+        <w:pStyle w:val="NormalWeb"/>
+        <w:spacing w:before="0" w:beforeAutospacing="0" w:after="160" w:afterAutospacing="0" w:line="360" w:lineRule="auto"/>
+        <w:ind w:firstLine="567"/>
+        <w:jc w:val="both"/>
+      </w:pPr>
+    </w:p>
+    <w:p>
+      <w:pPr>
+        <w:pStyle w:val="NormalWeb"/>
+        <w:spacing w:before="0" w:beforeAutospacing="0" w:after="160" w:afterAutospacing="0" w:line="360" w:lineRule="auto"/>
         <w:ind w:firstLine="567"/>
         <w:jc w:val="both"/>
       </w:pPr>
@@ -6288,7 +7474,7 @@
     <w:p>
       <w:pPr>
         <w:pStyle w:val="Ttulo1"/>
-        <w:spacing w:before="0" w:beforeAutospacing="0" w:line="360" w:lineRule="auto"/>
+        <w:spacing w:before="0" w:beforeAutospacing="0" w:after="160" w:afterAutospacing="0" w:line="360" w:lineRule="auto"/>
         <w:ind w:firstLine="567"/>
         <w:jc w:val="both"/>
         <w:rPr>
@@ -6307,29 +7493,54 @@
     <w:p>
       <w:pPr>
         <w:pStyle w:val="NormalWeb"/>
-        <w:spacing w:before="0" w:beforeAutospacing="0" w:line="360" w:lineRule="auto"/>
-        <w:ind w:firstLine="567"/>
-        <w:jc w:val="both"/>
-      </w:pPr>
-      <w:r>
-        <w:t>Ao longo deste documento foi apresentada uma proposta concebida para responder aos novos desafios da comunicação institucional e contribuir para o fortalecimento da presença digital do Instituto Técnico Privado de Saúde Lureframulu &amp; Precimuel, Lda.</w:t>
-      </w:r>
-    </w:p>
-    <w:p>
-      <w:pPr>
-        <w:pStyle w:val="NormalWeb"/>
-        <w:spacing w:before="0" w:beforeAutospacing="0" w:line="360" w:lineRule="auto"/>
-        <w:ind w:firstLine="567"/>
-        <w:jc w:val="both"/>
-      </w:pPr>
-      <w:r>
+        <w:spacing w:before="0" w:beforeAutospacing="0" w:after="160" w:afterAutospacing="0" w:line="360" w:lineRule="auto"/>
+        <w:ind w:firstLine="567"/>
+        <w:jc w:val="both"/>
+      </w:pPr>
+      <w:r>
+        <w:t xml:space="preserve">Ao longo deste documento foi apresentada uma proposta concebida para responder aos novos desafios da comunicação institucional e contribuir para o fortalecimento da presença digital do Instituto Técnico Privado de Saúde </w:t>
+      </w:r>
+      <w:proofErr w:type="spellStart"/>
+      <w:r>
+        <w:t>Lureframulu</w:t>
+      </w:r>
+      <w:proofErr w:type="spellEnd"/>
+      <w:r>
+        <w:t xml:space="preserve"> &amp; </w:t>
+      </w:r>
+      <w:proofErr w:type="spellStart"/>
+      <w:r>
+        <w:t>Precimuel</w:t>
+      </w:r>
+      <w:proofErr w:type="spellEnd"/>
+      <w:r>
+        <w:t xml:space="preserve">, </w:t>
+      </w:r>
+      <w:proofErr w:type="spellStart"/>
+      <w:r>
+        <w:t>Lda</w:t>
+      </w:r>
+      <w:proofErr w:type="spellEnd"/>
+      <w:r>
+        <w:t>.</w:t>
+      </w:r>
+    </w:p>
+    <w:p>
+      <w:pPr>
+        <w:pStyle w:val="NormalWeb"/>
+        <w:spacing w:before="0" w:beforeAutospacing="0" w:after="160" w:afterAutospacing="0" w:line="360" w:lineRule="auto"/>
+        <w:ind w:firstLine="567"/>
+        <w:jc w:val="both"/>
+      </w:pPr>
+      <w:r>
+        <w:lastRenderedPageBreak/>
         <w:t>Partindo da realidade atual e da evolução da sociedade, demonstrou-se que a transformação digital deixou de representar apenas uma tendência tecnológica para se afirmar como uma oportunidade estratégica de aproximação entre as instituições de ensino e a comunidade que servem.</w:t>
       </w:r>
     </w:p>
     <w:p>
       <w:pPr>
         <w:pStyle w:val="NormalWeb"/>
-        <w:spacing w:before="0" w:beforeAutospacing="0" w:line="360" w:lineRule="auto"/>
+        <w:spacing w:before="0" w:beforeAutospacing="0" w:after="160" w:afterAutospacing="0" w:line="360" w:lineRule="auto"/>
         <w:ind w:firstLine="567"/>
         <w:jc w:val="both"/>
       </w:pPr>
@@ -6340,75 +7551,118 @@
         <w:rPr>
           <w:rStyle w:val="Forte"/>
         </w:rPr>
-        <w:t>Projeto Conecta Lureframulu &amp; Precimuel</w:t>
-      </w:r>
-      <w:r>
-        <w:t xml:space="preserve"> nasce precisamente dessa visão. Não pretende substituir os meios de comunicação já utilizados pelo Instituto, nem alterar a identidade que foi construída ao longo da sua trajetória. Pelo contrário, procura valorizar esse percurso, complementando os investimentos já realizados em divulgação e criando </w:t>
-      </w:r>
+        <w:t xml:space="preserve">Projeto Conecta </w:t>
+      </w:r>
+      <w:proofErr w:type="spellStart"/>
+      <w:r>
+        <w:rPr>
+          <w:rStyle w:val="Forte"/>
+        </w:rPr>
+        <w:t>Lureframulu</w:t>
+      </w:r>
+      <w:proofErr w:type="spellEnd"/>
+      <w:r>
+        <w:rPr>
+          <w:rStyle w:val="Forte"/>
+        </w:rPr>
+        <w:t xml:space="preserve"> &amp; </w:t>
+      </w:r>
+      <w:proofErr w:type="spellStart"/>
+      <w:r>
+        <w:rPr>
+          <w:rStyle w:val="Forte"/>
+        </w:rPr>
+        <w:t>Precimuel</w:t>
+      </w:r>
+      <w:proofErr w:type="spellEnd"/>
+      <w:r>
+        <w:t xml:space="preserve"> nasce precisamente dessa visão. Não pretende substituir os meios de comunicação já utilizados pelo Instituto, nem alterar a identidade que foi construída ao longo da sua trajetória. Pelo contrário, procura valorizar esse percurso, complementando os investimentos já realizados em divulgação e criando um ambiente digital capaz de ampliar o alcance das ações institucionais, fortalecer a imagem da organização e facilitar o acesso à informação.</w:t>
+      </w:r>
+    </w:p>
+    <w:p>
+      <w:pPr>
+        <w:pStyle w:val="NormalWeb"/>
+        <w:spacing w:before="0" w:beforeAutospacing="0" w:after="160" w:afterAutospacing="0" w:line="360" w:lineRule="auto"/>
+        <w:ind w:firstLine="567"/>
+        <w:jc w:val="both"/>
+      </w:pPr>
+      <w:r>
+        <w:t>Mais do que desenvolver um website, esta proposta apresenta uma estratégia de crescimento sustentável. Uma estratégia que respeita a história do Instituto, acompanha a evolução da sociedade e cria condições para que a instituição continue a cumprir a sua missão de formar profissionais qualificados, preparados para responder às necessidades do setor da saúde e contribuir para o desenvolvimento do país.</w:t>
+      </w:r>
+    </w:p>
+    <w:p>
+      <w:pPr>
+        <w:pStyle w:val="NormalWeb"/>
+        <w:spacing w:before="0" w:beforeAutospacing="0" w:after="160" w:afterAutospacing="0" w:line="360" w:lineRule="auto"/>
+        <w:ind w:firstLine="567"/>
+        <w:jc w:val="both"/>
+      </w:pPr>
+      <w:r>
+        <w:t>Ao longo dos capítulos anteriores foram identificadas oportunidades, definidos objetivos, apresentada uma solução estruturada, demonstrados os benefícios esperados, descritas as tecnologias que suportam a plataforma e ilustrada uma visão concreta da futura presença digital do Instituto. Em conjunto, estes elementos demonstram que a proposta é tecnicamente viável, estrategicamente consistente e compatível com a realidade institucional.</w:t>
+      </w:r>
+    </w:p>
+    <w:p>
+      <w:pPr>
+        <w:pStyle w:val="NormalWeb"/>
+        <w:spacing w:before="0" w:beforeAutospacing="0" w:after="160" w:afterAutospacing="0" w:line="360" w:lineRule="auto"/>
+        <w:ind w:firstLine="567"/>
+        <w:jc w:val="both"/>
+      </w:pPr>
+      <w:r>
+        <w:t>Contudo, o verdadeiro valor deste projeto não reside apenas na tecnologia. O seu maior valor encontra-se na possibilidade de aproximar pessoas, facilitar a comunicação, reforçar a identidade institucional e preparar o Instituto para responder aos desafios de uma sociedade cada vez mais conectada.</w:t>
+      </w:r>
+    </w:p>
+    <w:p>
+      <w:pPr>
+        <w:pStyle w:val="NormalWeb"/>
+        <w:spacing w:before="0" w:beforeAutospacing="0" w:after="160" w:afterAutospacing="0" w:line="360" w:lineRule="auto"/>
+        <w:ind w:firstLine="567"/>
+        <w:jc w:val="both"/>
+      </w:pPr>
+      <w:r>
+        <w:t>Investir nesta iniciativa representa acreditar que a inovação pode caminhar lado a lado com a tradição, que a tecnologia pode servir a educação e que uma presença digital sólida pode ampliar o impacto de uma instituição que já desempenha um papel relevante na formação de futuros profissionais da saúde.</w:t>
+      </w:r>
+    </w:p>
+    <w:p>
+      <w:pPr>
+        <w:pStyle w:val="NormalWeb"/>
+        <w:spacing w:before="0" w:beforeAutospacing="0" w:after="160" w:afterAutospacing="0" w:line="360" w:lineRule="auto"/>
+        <w:ind w:firstLine="567"/>
+        <w:jc w:val="both"/>
+      </w:pPr>
+      <w:r>
+        <w:t xml:space="preserve">Assim, esta proposta é apresentada com profundo respeito pela história, pelos valores e pela missão do Instituto Técnico Privado de Saúde </w:t>
+      </w:r>
+      <w:proofErr w:type="spellStart"/>
+      <w:r>
+        <w:t>Lureframulu</w:t>
+      </w:r>
+      <w:proofErr w:type="spellEnd"/>
+      <w:r>
+        <w:t xml:space="preserve"> &amp; </w:t>
+      </w:r>
+      <w:proofErr w:type="spellStart"/>
+      <w:r>
+        <w:t>Precimuel</w:t>
+      </w:r>
+      <w:proofErr w:type="spellEnd"/>
+      <w:r>
+        <w:t xml:space="preserve">, </w:t>
+      </w:r>
+      <w:proofErr w:type="spellStart"/>
       <w:r>
         <w:lastRenderedPageBreak/>
-        <w:t>um ambiente digital capaz de ampliar o alcance das ações institucionais, fortalecer a imagem da organização e facilitar o acesso à informação.</w:t>
-      </w:r>
-    </w:p>
-    <w:p>
-      <w:pPr>
-        <w:pStyle w:val="NormalWeb"/>
-        <w:spacing w:before="0" w:beforeAutospacing="0" w:line="360" w:lineRule="auto"/>
-        <w:ind w:firstLine="567"/>
-        <w:jc w:val="both"/>
-      </w:pPr>
-      <w:r>
-        <w:t>Mais do que desenvolver um website, esta proposta apresenta uma estratégia de crescimento sustentável. Uma estratégia que respeita a história do Instituto, acompanha a evolução da sociedade e cria condições para que a instituição continue a cumprir a sua missão de formar profissionais qualificados, preparados para responder às necessidades do setor da saúde e contribuir para o desenvolvimento do país.</w:t>
-      </w:r>
-    </w:p>
-    <w:p>
-      <w:pPr>
-        <w:pStyle w:val="NormalWeb"/>
-        <w:spacing w:before="0" w:beforeAutospacing="0" w:line="360" w:lineRule="auto"/>
-        <w:ind w:firstLine="567"/>
-        <w:jc w:val="both"/>
-      </w:pPr>
-      <w:r>
-        <w:t>Ao longo dos capítulos anteriores foram identificadas oportunidades, definidos objetivos, apresentada uma solução estruturada, demonstrados os benefícios esperados, descritas as tecnologias que suportam a plataforma e ilustrada uma visão concreta da futura presença digital do Instituto. Em conjunto, estes elementos demonstram que a proposta é tecnicamente viável, estrategicamente consistente e compatível com a realidade institucional.</w:t>
-      </w:r>
-    </w:p>
-    <w:p>
-      <w:pPr>
-        <w:pStyle w:val="NormalWeb"/>
-        <w:spacing w:before="0" w:beforeAutospacing="0" w:line="360" w:lineRule="auto"/>
-        <w:ind w:firstLine="567"/>
-        <w:jc w:val="both"/>
-      </w:pPr>
-      <w:r>
-        <w:t>Contudo, o verdadeiro valor deste projeto não reside apenas na tecnologia. O seu maior valor encontra-se na possibilidade de aproximar pessoas, facilitar a comunicação, reforçar a identidade institucional e preparar o Instituto para responder aos desafios de uma sociedade cada vez mais conectada.</w:t>
-      </w:r>
-    </w:p>
-    <w:p>
-      <w:pPr>
-        <w:pStyle w:val="NormalWeb"/>
-        <w:spacing w:before="0" w:beforeAutospacing="0" w:line="360" w:lineRule="auto"/>
-        <w:ind w:firstLine="567"/>
-        <w:jc w:val="both"/>
-      </w:pPr>
-      <w:r>
-        <w:t>Investir nesta iniciativa representa acreditar que a inovação pode caminhar lado a lado com a tradição, que a tecnologia pode servir a educação e que uma presença digital sólida pode ampliar o impacto de uma instituição que já desempenha um papel relevante na formação de futuros profissionais da saúde.</w:t>
-      </w:r>
-    </w:p>
-    <w:p>
-      <w:pPr>
-        <w:pStyle w:val="NormalWeb"/>
-        <w:spacing w:before="0" w:beforeAutospacing="0" w:line="360" w:lineRule="auto"/>
-        <w:ind w:firstLine="567"/>
-        <w:jc w:val="both"/>
-      </w:pPr>
-      <w:r>
-        <w:t>Assim, esta proposta é apresentada com profundo respeito pela história, pelos valores e pela missão do Instituto Técnico Privado de Saúde Lureframulu &amp; Precimuel, Lda., colocando à consideração da Direção uma visão de futuro construída com responsabilidade, compromisso e espírito de colaboração.</w:t>
-      </w:r>
-    </w:p>
-    <w:p>
-      <w:pPr>
-        <w:pStyle w:val="NormalWeb"/>
-        <w:spacing w:before="0" w:beforeAutospacing="0" w:line="360" w:lineRule="auto"/>
+        <w:t>Lda</w:t>
+      </w:r>
+      <w:proofErr w:type="spellEnd"/>
+      <w:r>
+        <w:t>., colocando à consideração da Direção uma visão de futuro construída com responsabilidade, compromisso e espírito de colaboração.</w:t>
+      </w:r>
+    </w:p>
+    <w:p>
+      <w:pPr>
+        <w:pStyle w:val="NormalWeb"/>
+        <w:spacing w:before="0" w:beforeAutospacing="0" w:after="160" w:afterAutospacing="0" w:line="360" w:lineRule="auto"/>
         <w:ind w:firstLine="567"/>
         <w:jc w:val="both"/>
       </w:pPr>
@@ -6419,8 +7673,30 @@
         <w:rPr>
           <w:rStyle w:val="Forte"/>
         </w:rPr>
-        <w:t>Projeto Conecta Lureframulu &amp; Precimuel</w:t>
-      </w:r>
+        <w:t xml:space="preserve">Projeto Conecta </w:t>
+      </w:r>
+      <w:proofErr w:type="spellStart"/>
+      <w:r>
+        <w:rPr>
+          <w:rStyle w:val="Forte"/>
+        </w:rPr>
+        <w:t>Lureframulu</w:t>
+      </w:r>
+      <w:proofErr w:type="spellEnd"/>
+      <w:r>
+        <w:rPr>
+          <w:rStyle w:val="Forte"/>
+        </w:rPr>
+        <w:t xml:space="preserve"> &amp; </w:t>
+      </w:r>
+      <w:proofErr w:type="spellStart"/>
+      <w:r>
+        <w:rPr>
+          <w:rStyle w:val="Forte"/>
+        </w:rPr>
+        <w:t>Precimuel</w:t>
+      </w:r>
+      <w:proofErr w:type="spellEnd"/>
       <w:r>
         <w:t xml:space="preserve"> convida o Instituto a dar um novo passo na sua evolução institucional: um passo que preserva a sua identidade, valoriza o trabalho já realizado e cria novas oportunidades para comunicar, crescer e servir cada vez melhor a comunidade.</w:t>
       </w:r>
@@ -6428,12 +7704,11 @@
     <w:p>
       <w:pPr>
         <w:pStyle w:val="NormalWeb"/>
-        <w:spacing w:before="0" w:beforeAutospacing="0" w:line="360" w:lineRule="auto"/>
-        <w:ind w:firstLine="567"/>
-        <w:jc w:val="both"/>
-      </w:pPr>
-      <w:r>
-        <w:lastRenderedPageBreak/>
+        <w:spacing w:before="0" w:beforeAutospacing="0" w:after="160" w:afterAutospacing="0" w:line="360" w:lineRule="auto"/>
+        <w:ind w:firstLine="567"/>
+        <w:jc w:val="both"/>
+      </w:pPr>
+      <w:r>
         <w:t>"As instituições que deixam um legado não são apenas aquelas que acompanham o futuro, mas aquelas que têm a coragem de o construir."</w:t>
       </w:r>
     </w:p>
@@ -6805,6 +8080,120 @@
     </w:lvl>
   </w:abstractNum>
   <w:abstractNum w:abstractNumId="2">
+    <w:nsid w:val="1C830C46"/>
+    <w:multiLevelType w:val="hybridMultilevel"/>
+    <w:tmpl w:val="B39861D0"/>
+    <w:lvl w:ilvl="0" w:tplc="E5C2EEC2">
+      <w:start w:val="1"/>
+      <w:numFmt w:val="bullet"/>
+      <w:lvlText w:val=""/>
+      <w:lvlJc w:val="left"/>
+      <w:pPr>
+        <w:ind w:left="1287" w:hanging="360"/>
+      </w:pPr>
+      <w:rPr>
+        <w:rFonts w:ascii="Wingdings" w:hAnsi="Wingdings" w:hint="default"/>
+        <w:color w:val="auto"/>
+      </w:rPr>
+    </w:lvl>
+    <w:lvl w:ilvl="1" w:tplc="04160003" w:tentative="1">
+      <w:start w:val="1"/>
+      <w:numFmt w:val="bullet"/>
+      <w:lvlText w:val="o"/>
+      <w:lvlJc w:val="left"/>
+      <w:pPr>
+        <w:ind w:left="2007" w:hanging="360"/>
+      </w:pPr>
+      <w:rPr>
+        <w:rFonts w:ascii="Courier New" w:hAnsi="Courier New" w:cs="Courier New" w:hint="default"/>
+      </w:rPr>
+    </w:lvl>
+    <w:lvl w:ilvl="2" w:tplc="04160005" w:tentative="1">
+      <w:start w:val="1"/>
+      <w:numFmt w:val="bullet"/>
+      <w:lvlText w:val=""/>
+      <w:lvlJc w:val="left"/>
+      <w:pPr>
+        <w:ind w:left="2727" w:hanging="360"/>
+      </w:pPr>
+      <w:rPr>
+        <w:rFonts w:ascii="Wingdings" w:hAnsi="Wingdings" w:hint="default"/>
+      </w:rPr>
+    </w:lvl>
+    <w:lvl w:ilvl="3" w:tplc="04160001" w:tentative="1">
+      <w:start w:val="1"/>
+      <w:numFmt w:val="bullet"/>
+      <w:lvlText w:val=""/>
+      <w:lvlJc w:val="left"/>
+      <w:pPr>
+        <w:ind w:left="3447" w:hanging="360"/>
+      </w:pPr>
+      <w:rPr>
+        <w:rFonts w:ascii="Symbol" w:hAnsi="Symbol" w:hint="default"/>
+      </w:rPr>
+    </w:lvl>
+    <w:lvl w:ilvl="4" w:tplc="04160003" w:tentative="1">
+      <w:start w:val="1"/>
+      <w:numFmt w:val="bullet"/>
+      <w:lvlText w:val="o"/>
+      <w:lvlJc w:val="left"/>
+      <w:pPr>
+        <w:ind w:left="4167" w:hanging="360"/>
+      </w:pPr>
+      <w:rPr>
+        <w:rFonts w:ascii="Courier New" w:hAnsi="Courier New" w:cs="Courier New" w:hint="default"/>
+      </w:rPr>
+    </w:lvl>
+    <w:lvl w:ilvl="5" w:tplc="04160005" w:tentative="1">
+      <w:start w:val="1"/>
+      <w:numFmt w:val="bullet"/>
+      <w:lvlText w:val=""/>
+      <w:lvlJc w:val="left"/>
+      <w:pPr>
+        <w:ind w:left="4887" w:hanging="360"/>
+      </w:pPr>
+      <w:rPr>
+        <w:rFonts w:ascii="Wingdings" w:hAnsi="Wingdings" w:hint="default"/>
+      </w:rPr>
+    </w:lvl>
+    <w:lvl w:ilvl="6" w:tplc="04160001" w:tentative="1">
+      <w:start w:val="1"/>
+      <w:numFmt w:val="bullet"/>
+      <w:lvlText w:val=""/>
+      <w:lvlJc w:val="left"/>
+      <w:pPr>
+        <w:ind w:left="5607" w:hanging="360"/>
+      </w:pPr>
+      <w:rPr>
+        <w:rFonts w:ascii="Symbol" w:hAnsi="Symbol" w:hint="default"/>
+      </w:rPr>
+    </w:lvl>
+    <w:lvl w:ilvl="7" w:tplc="04160003" w:tentative="1">
+      <w:start w:val="1"/>
+      <w:numFmt w:val="bullet"/>
+      <w:lvlText w:val="o"/>
+      <w:lvlJc w:val="left"/>
+      <w:pPr>
+        <w:ind w:left="6327" w:hanging="360"/>
+      </w:pPr>
+      <w:rPr>
+        <w:rFonts w:ascii="Courier New" w:hAnsi="Courier New" w:cs="Courier New" w:hint="default"/>
+      </w:rPr>
+    </w:lvl>
+    <w:lvl w:ilvl="8" w:tplc="04160005" w:tentative="1">
+      <w:start w:val="1"/>
+      <w:numFmt w:val="bullet"/>
+      <w:lvlText w:val=""/>
+      <w:lvlJc w:val="left"/>
+      <w:pPr>
+        <w:ind w:left="7047" w:hanging="360"/>
+      </w:pPr>
+      <w:rPr>
+        <w:rFonts w:ascii="Wingdings" w:hAnsi="Wingdings" w:hint="default"/>
+      </w:rPr>
+    </w:lvl>
+  </w:abstractNum>
+  <w:abstractNum w:abstractNumId="3">
     <w:nsid w:val="1CE363D2"/>
     <w:multiLevelType w:val="multilevel"/>
     <w:tmpl w:val="C2FA832E"/>
@@ -6950,7 +8339,93 @@
       </w:rPr>
     </w:lvl>
   </w:abstractNum>
-  <w:abstractNum w:abstractNumId="3">
+  <w:abstractNum w:abstractNumId="4">
+    <w:nsid w:val="1E47507E"/>
+    <w:multiLevelType w:val="hybridMultilevel"/>
+    <w:tmpl w:val="92B21C30"/>
+    <w:lvl w:ilvl="0" w:tplc="0416000F">
+      <w:start w:val="1"/>
+      <w:numFmt w:val="decimal"/>
+      <w:lvlText w:val="%1."/>
+      <w:lvlJc w:val="left"/>
+      <w:pPr>
+        <w:ind w:left="1287" w:hanging="360"/>
+      </w:pPr>
+    </w:lvl>
+    <w:lvl w:ilvl="1" w:tplc="04160019" w:tentative="1">
+      <w:start w:val="1"/>
+      <w:numFmt w:val="lowerLetter"/>
+      <w:lvlText w:val="%2."/>
+      <w:lvlJc w:val="left"/>
+      <w:pPr>
+        <w:ind w:left="2007" w:hanging="360"/>
+      </w:pPr>
+    </w:lvl>
+    <w:lvl w:ilvl="2" w:tplc="0416001B" w:tentative="1">
+      <w:start w:val="1"/>
+      <w:numFmt w:val="lowerRoman"/>
+      <w:lvlText w:val="%3."/>
+      <w:lvlJc w:val="right"/>
+      <w:pPr>
+        <w:ind w:left="2727" w:hanging="180"/>
+      </w:pPr>
+    </w:lvl>
+    <w:lvl w:ilvl="3" w:tplc="0416000F" w:tentative="1">
+      <w:start w:val="1"/>
+      <w:numFmt w:val="decimal"/>
+      <w:lvlText w:val="%4."/>
+      <w:lvlJc w:val="left"/>
+      <w:pPr>
+        <w:ind w:left="3447" w:hanging="360"/>
+      </w:pPr>
+    </w:lvl>
+    <w:lvl w:ilvl="4" w:tplc="04160019" w:tentative="1">
+      <w:start w:val="1"/>
+      <w:numFmt w:val="lowerLetter"/>
+      <w:lvlText w:val="%5."/>
+      <w:lvlJc w:val="left"/>
+      <w:pPr>
+        <w:ind w:left="4167" w:hanging="360"/>
+      </w:pPr>
+    </w:lvl>
+    <w:lvl w:ilvl="5" w:tplc="0416001B" w:tentative="1">
+      <w:start w:val="1"/>
+      <w:numFmt w:val="lowerRoman"/>
+      <w:lvlText w:val="%6."/>
+      <w:lvlJc w:val="right"/>
+      <w:pPr>
+        <w:ind w:left="4887" w:hanging="180"/>
+      </w:pPr>
+    </w:lvl>
+    <w:lvl w:ilvl="6" w:tplc="0416000F" w:tentative="1">
+      <w:start w:val="1"/>
+      <w:numFmt w:val="decimal"/>
+      <w:lvlText w:val="%7."/>
+      <w:lvlJc w:val="left"/>
+      <w:pPr>
+        <w:ind w:left="5607" w:hanging="360"/>
+      </w:pPr>
+    </w:lvl>
+    <w:lvl w:ilvl="7" w:tplc="04160019" w:tentative="1">
+      <w:start w:val="1"/>
+      <w:numFmt w:val="lowerLetter"/>
+      <w:lvlText w:val="%8."/>
+      <w:lvlJc w:val="left"/>
+      <w:pPr>
+        <w:ind w:left="6327" w:hanging="360"/>
+      </w:pPr>
+    </w:lvl>
+    <w:lvl w:ilvl="8" w:tplc="0416001B" w:tentative="1">
+      <w:start w:val="1"/>
+      <w:numFmt w:val="lowerRoman"/>
+      <w:lvlText w:val="%9."/>
+      <w:lvlJc w:val="right"/>
+      <w:pPr>
+        <w:ind w:left="7047" w:hanging="180"/>
+      </w:pPr>
+    </w:lvl>
+  </w:abstractNum>
+  <w:abstractNum w:abstractNumId="5">
     <w:nsid w:val="25236C51"/>
     <w:multiLevelType w:val="hybridMultilevel"/>
     <w:tmpl w:val="6286073E"/>
@@ -7036,7 +8511,322 @@
       </w:pPr>
     </w:lvl>
   </w:abstractNum>
-  <w:abstractNum w:abstractNumId="4">
+  <w:abstractNum w:abstractNumId="6">
+    <w:nsid w:val="2595043B"/>
+    <w:multiLevelType w:val="hybridMultilevel"/>
+    <w:tmpl w:val="19DC636C"/>
+    <w:lvl w:ilvl="0" w:tplc="0416000D">
+      <w:start w:val="1"/>
+      <w:numFmt w:val="bullet"/>
+      <w:lvlText w:val=""/>
+      <w:lvlJc w:val="left"/>
+      <w:pPr>
+        <w:ind w:left="1287" w:hanging="360"/>
+      </w:pPr>
+      <w:rPr>
+        <w:rFonts w:ascii="Wingdings" w:hAnsi="Wingdings" w:hint="default"/>
+      </w:rPr>
+    </w:lvl>
+    <w:lvl w:ilvl="1" w:tplc="04160003" w:tentative="1">
+      <w:start w:val="1"/>
+      <w:numFmt w:val="bullet"/>
+      <w:lvlText w:val="o"/>
+      <w:lvlJc w:val="left"/>
+      <w:pPr>
+        <w:ind w:left="2007" w:hanging="360"/>
+      </w:pPr>
+      <w:rPr>
+        <w:rFonts w:ascii="Courier New" w:hAnsi="Courier New" w:cs="Courier New" w:hint="default"/>
+      </w:rPr>
+    </w:lvl>
+    <w:lvl w:ilvl="2" w:tplc="04160005" w:tentative="1">
+      <w:start w:val="1"/>
+      <w:numFmt w:val="bullet"/>
+      <w:lvlText w:val=""/>
+      <w:lvlJc w:val="left"/>
+      <w:pPr>
+        <w:ind w:left="2727" w:hanging="360"/>
+      </w:pPr>
+      <w:rPr>
+        <w:rFonts w:ascii="Wingdings" w:hAnsi="Wingdings" w:hint="default"/>
+      </w:rPr>
+    </w:lvl>
+    <w:lvl w:ilvl="3" w:tplc="04160001" w:tentative="1">
+      <w:start w:val="1"/>
+      <w:numFmt w:val="bullet"/>
+      <w:lvlText w:val=""/>
+      <w:lvlJc w:val="left"/>
+      <w:pPr>
+        <w:ind w:left="3447" w:hanging="360"/>
+      </w:pPr>
+      <w:rPr>
+        <w:rFonts w:ascii="Symbol" w:hAnsi="Symbol" w:hint="default"/>
+      </w:rPr>
+    </w:lvl>
+    <w:lvl w:ilvl="4" w:tplc="04160003" w:tentative="1">
+      <w:start w:val="1"/>
+      <w:numFmt w:val="bullet"/>
+      <w:lvlText w:val="o"/>
+      <w:lvlJc w:val="left"/>
+      <w:pPr>
+        <w:ind w:left="4167" w:hanging="360"/>
+      </w:pPr>
+      <w:rPr>
+        <w:rFonts w:ascii="Courier New" w:hAnsi="Courier New" w:cs="Courier New" w:hint="default"/>
+      </w:rPr>
+    </w:lvl>
+    <w:lvl w:ilvl="5" w:tplc="04160005" w:tentative="1">
+      <w:start w:val="1"/>
+      <w:numFmt w:val="bullet"/>
+      <w:lvlText w:val=""/>
+      <w:lvlJc w:val="left"/>
+      <w:pPr>
+        <w:ind w:left="4887" w:hanging="360"/>
+      </w:pPr>
+      <w:rPr>
+        <w:rFonts w:ascii="Wingdings" w:hAnsi="Wingdings" w:hint="default"/>
+      </w:rPr>
+    </w:lvl>
+    <w:lvl w:ilvl="6" w:tplc="04160001" w:tentative="1">
+      <w:start w:val="1"/>
+      <w:numFmt w:val="bullet"/>
+      <w:lvlText w:val=""/>
+      <w:lvlJc w:val="left"/>
+      <w:pPr>
+        <w:ind w:left="5607" w:hanging="360"/>
+      </w:pPr>
+      <w:rPr>
+        <w:rFonts w:ascii="Symbol" w:hAnsi="Symbol" w:hint="default"/>
+      </w:rPr>
+    </w:lvl>
+    <w:lvl w:ilvl="7" w:tplc="04160003" w:tentative="1">
+      <w:start w:val="1"/>
+      <w:numFmt w:val="bullet"/>
+      <w:lvlText w:val="o"/>
+      <w:lvlJc w:val="left"/>
+      <w:pPr>
+        <w:ind w:left="6327" w:hanging="360"/>
+      </w:pPr>
+      <w:rPr>
+        <w:rFonts w:ascii="Courier New" w:hAnsi="Courier New" w:cs="Courier New" w:hint="default"/>
+      </w:rPr>
+    </w:lvl>
+    <w:lvl w:ilvl="8" w:tplc="04160005" w:tentative="1">
+      <w:start w:val="1"/>
+      <w:numFmt w:val="bullet"/>
+      <w:lvlText w:val=""/>
+      <w:lvlJc w:val="left"/>
+      <w:pPr>
+        <w:ind w:left="7047" w:hanging="360"/>
+      </w:pPr>
+      <w:rPr>
+        <w:rFonts w:ascii="Wingdings" w:hAnsi="Wingdings" w:hint="default"/>
+      </w:rPr>
+    </w:lvl>
+  </w:abstractNum>
+  <w:abstractNum w:abstractNumId="7">
+    <w:nsid w:val="298644C6"/>
+    <w:multiLevelType w:val="hybridMultilevel"/>
+    <w:tmpl w:val="549C64FA"/>
+    <w:lvl w:ilvl="0" w:tplc="0416000D">
+      <w:start w:val="1"/>
+      <w:numFmt w:val="bullet"/>
+      <w:lvlText w:val=""/>
+      <w:lvlJc w:val="left"/>
+      <w:pPr>
+        <w:ind w:left="1287" w:hanging="360"/>
+      </w:pPr>
+      <w:rPr>
+        <w:rFonts w:ascii="Wingdings" w:hAnsi="Wingdings" w:hint="default"/>
+      </w:rPr>
+    </w:lvl>
+    <w:lvl w:ilvl="1" w:tplc="04160003" w:tentative="1">
+      <w:start w:val="1"/>
+      <w:numFmt w:val="bullet"/>
+      <w:lvlText w:val="o"/>
+      <w:lvlJc w:val="left"/>
+      <w:pPr>
+        <w:ind w:left="2007" w:hanging="360"/>
+      </w:pPr>
+      <w:rPr>
+        <w:rFonts w:ascii="Courier New" w:hAnsi="Courier New" w:cs="Courier New" w:hint="default"/>
+      </w:rPr>
+    </w:lvl>
+    <w:lvl w:ilvl="2" w:tplc="04160005" w:tentative="1">
+      <w:start w:val="1"/>
+      <w:numFmt w:val="bullet"/>
+      <w:lvlText w:val=""/>
+      <w:lvlJc w:val="left"/>
+      <w:pPr>
+        <w:ind w:left="2727" w:hanging="360"/>
+      </w:pPr>
+      <w:rPr>
+        <w:rFonts w:ascii="Wingdings" w:hAnsi="Wingdings" w:hint="default"/>
+      </w:rPr>
+    </w:lvl>
+    <w:lvl w:ilvl="3" w:tplc="04160001" w:tentative="1">
+      <w:start w:val="1"/>
+      <w:numFmt w:val="bullet"/>
+      <w:lvlText w:val=""/>
+      <w:lvlJc w:val="left"/>
+      <w:pPr>
+        <w:ind w:left="3447" w:hanging="360"/>
+      </w:pPr>
+      <w:rPr>
+        <w:rFonts w:ascii="Symbol" w:hAnsi="Symbol" w:hint="default"/>
+      </w:rPr>
+    </w:lvl>
+    <w:lvl w:ilvl="4" w:tplc="04160003" w:tentative="1">
+      <w:start w:val="1"/>
+      <w:numFmt w:val="bullet"/>
+      <w:lvlText w:val="o"/>
+      <w:lvlJc w:val="left"/>
+      <w:pPr>
+        <w:ind w:left="4167" w:hanging="360"/>
+      </w:pPr>
+      <w:rPr>
+        <w:rFonts w:ascii="Courier New" w:hAnsi="Courier New" w:cs="Courier New" w:hint="default"/>
+      </w:rPr>
+    </w:lvl>
+    <w:lvl w:ilvl="5" w:tplc="04160005" w:tentative="1">
+      <w:start w:val="1"/>
+      <w:numFmt w:val="bullet"/>
+      <w:lvlText w:val=""/>
+      <w:lvlJc w:val="left"/>
+      <w:pPr>
+        <w:ind w:left="4887" w:hanging="360"/>
+      </w:pPr>
+      <w:rPr>
+        <w:rFonts w:ascii="Wingdings" w:hAnsi="Wingdings" w:hint="default"/>
+      </w:rPr>
+    </w:lvl>
+    <w:lvl w:ilvl="6" w:tplc="04160001" w:tentative="1">
+      <w:start w:val="1"/>
+      <w:numFmt w:val="bullet"/>
+      <w:lvlText w:val=""/>
+      <w:lvlJc w:val="left"/>
+      <w:pPr>
+        <w:ind w:left="5607" w:hanging="360"/>
+      </w:pPr>
+      <w:rPr>
+        <w:rFonts w:ascii="Symbol" w:hAnsi="Symbol" w:hint="default"/>
+      </w:rPr>
+    </w:lvl>
+    <w:lvl w:ilvl="7" w:tplc="04160003" w:tentative="1">
+      <w:start w:val="1"/>
+      <w:numFmt w:val="bullet"/>
+      <w:lvlText w:val="o"/>
+      <w:lvlJc w:val="left"/>
+      <w:pPr>
+        <w:ind w:left="6327" w:hanging="360"/>
+      </w:pPr>
+      <w:rPr>
+        <w:rFonts w:ascii="Courier New" w:hAnsi="Courier New" w:cs="Courier New" w:hint="default"/>
+      </w:rPr>
+    </w:lvl>
+    <w:lvl w:ilvl="8" w:tplc="04160005" w:tentative="1">
+      <w:start w:val="1"/>
+      <w:numFmt w:val="bullet"/>
+      <w:lvlText w:val=""/>
+      <w:lvlJc w:val="left"/>
+      <w:pPr>
+        <w:ind w:left="7047" w:hanging="360"/>
+      </w:pPr>
+      <w:rPr>
+        <w:rFonts w:ascii="Wingdings" w:hAnsi="Wingdings" w:hint="default"/>
+      </w:rPr>
+    </w:lvl>
+  </w:abstractNum>
+  <w:abstractNum w:abstractNumId="8">
+    <w:nsid w:val="2A035EF6"/>
+    <w:multiLevelType w:val="hybridMultilevel"/>
+    <w:tmpl w:val="9B3A9F7A"/>
+    <w:lvl w:ilvl="0" w:tplc="49B638B4">
+      <w:start w:val="1"/>
+      <w:numFmt w:val="lowerLetter"/>
+      <w:lvlText w:val="%1)"/>
+      <w:lvlJc w:val="left"/>
+      <w:pPr>
+        <w:ind w:left="1287" w:hanging="360"/>
+      </w:pPr>
+      <w:rPr>
+        <w:rFonts w:hint="default"/>
+      </w:rPr>
+    </w:lvl>
+    <w:lvl w:ilvl="1" w:tplc="04160019" w:tentative="1">
+      <w:start w:val="1"/>
+      <w:numFmt w:val="lowerLetter"/>
+      <w:lvlText w:val="%2."/>
+      <w:lvlJc w:val="left"/>
+      <w:pPr>
+        <w:ind w:left="2007" w:hanging="360"/>
+      </w:pPr>
+    </w:lvl>
+    <w:lvl w:ilvl="2" w:tplc="0416001B" w:tentative="1">
+      <w:start w:val="1"/>
+      <w:numFmt w:val="lowerRoman"/>
+      <w:lvlText w:val="%3."/>
+      <w:lvlJc w:val="right"/>
+      <w:pPr>
+        <w:ind w:left="2727" w:hanging="180"/>
+      </w:pPr>
+    </w:lvl>
+    <w:lvl w:ilvl="3" w:tplc="0416000F" w:tentative="1">
+      <w:start w:val="1"/>
+      <w:numFmt w:val="decimal"/>
+      <w:lvlText w:val="%4."/>
+      <w:lvlJc w:val="left"/>
+      <w:pPr>
+        <w:ind w:left="3447" w:hanging="360"/>
+      </w:pPr>
+    </w:lvl>
+    <w:lvl w:ilvl="4" w:tplc="04160019" w:tentative="1">
+      <w:start w:val="1"/>
+      <w:numFmt w:val="lowerLetter"/>
+      <w:lvlText w:val="%5."/>
+      <w:lvlJc w:val="left"/>
+      <w:pPr>
+        <w:ind w:left="4167" w:hanging="360"/>
+      </w:pPr>
+    </w:lvl>
+    <w:lvl w:ilvl="5" w:tplc="0416001B" w:tentative="1">
+      <w:start w:val="1"/>
+      <w:numFmt w:val="lowerRoman"/>
+      <w:lvlText w:val="%6."/>
+      <w:lvlJc w:val="right"/>
+      <w:pPr>
+        <w:ind w:left="4887" w:hanging="180"/>
+      </w:pPr>
+    </w:lvl>
+    <w:lvl w:ilvl="6" w:tplc="0416000F" w:tentative="1">
+      <w:start w:val="1"/>
+      <w:numFmt w:val="decimal"/>
+      <w:lvlText w:val="%7."/>
+      <w:lvlJc w:val="left"/>
+      <w:pPr>
+        <w:ind w:left="5607" w:hanging="360"/>
+      </w:pPr>
+    </w:lvl>
+    <w:lvl w:ilvl="7" w:tplc="04160019" w:tentative="1">
+      <w:start w:val="1"/>
+      <w:numFmt w:val="lowerLetter"/>
+      <w:lvlText w:val="%8."/>
+      <w:lvlJc w:val="left"/>
+      <w:pPr>
+        <w:ind w:left="6327" w:hanging="360"/>
+      </w:pPr>
+    </w:lvl>
+    <w:lvl w:ilvl="8" w:tplc="0416001B" w:tentative="1">
+      <w:start w:val="1"/>
+      <w:numFmt w:val="lowerRoman"/>
+      <w:lvlText w:val="%9."/>
+      <w:lvlJc w:val="right"/>
+      <w:pPr>
+        <w:ind w:left="7047" w:hanging="180"/>
+      </w:pPr>
+    </w:lvl>
+  </w:abstractNum>
+  <w:abstractNum w:abstractNumId="9">
     <w:nsid w:val="2E5F362A"/>
     <w:multiLevelType w:val="hybridMultilevel"/>
     <w:tmpl w:val="AA368312"/>
@@ -7125,7 +8915,121 @@
       </w:pPr>
     </w:lvl>
   </w:abstractNum>
-  <w:abstractNum w:abstractNumId="5">
+  <w:abstractNum w:abstractNumId="10">
+    <w:nsid w:val="371E2D7F"/>
+    <w:multiLevelType w:val="hybridMultilevel"/>
+    <w:tmpl w:val="7C3EE6DC"/>
+    <w:lvl w:ilvl="0" w:tplc="0AE2C6EC">
+      <w:start w:val="1"/>
+      <w:numFmt w:val="bullet"/>
+      <w:lvlText w:val=""/>
+      <w:lvlJc w:val="left"/>
+      <w:pPr>
+        <w:ind w:left="862" w:hanging="360"/>
+      </w:pPr>
+      <w:rPr>
+        <w:rFonts w:ascii="Wingdings" w:hAnsi="Wingdings" w:hint="default"/>
+        <w:b/>
+      </w:rPr>
+    </w:lvl>
+    <w:lvl w:ilvl="1" w:tplc="04160003" w:tentative="1">
+      <w:start w:val="1"/>
+      <w:numFmt w:val="bullet"/>
+      <w:lvlText w:val="o"/>
+      <w:lvlJc w:val="left"/>
+      <w:pPr>
+        <w:ind w:left="1582" w:hanging="360"/>
+      </w:pPr>
+      <w:rPr>
+        <w:rFonts w:ascii="Courier New" w:hAnsi="Courier New" w:cs="Courier New" w:hint="default"/>
+      </w:rPr>
+    </w:lvl>
+    <w:lvl w:ilvl="2" w:tplc="04160005" w:tentative="1">
+      <w:start w:val="1"/>
+      <w:numFmt w:val="bullet"/>
+      <w:lvlText w:val=""/>
+      <w:lvlJc w:val="left"/>
+      <w:pPr>
+        <w:ind w:left="2302" w:hanging="360"/>
+      </w:pPr>
+      <w:rPr>
+        <w:rFonts w:ascii="Wingdings" w:hAnsi="Wingdings" w:hint="default"/>
+      </w:rPr>
+    </w:lvl>
+    <w:lvl w:ilvl="3" w:tplc="04160001" w:tentative="1">
+      <w:start w:val="1"/>
+      <w:numFmt w:val="bullet"/>
+      <w:lvlText w:val=""/>
+      <w:lvlJc w:val="left"/>
+      <w:pPr>
+        <w:ind w:left="3022" w:hanging="360"/>
+      </w:pPr>
+      <w:rPr>
+        <w:rFonts w:ascii="Symbol" w:hAnsi="Symbol" w:hint="default"/>
+      </w:rPr>
+    </w:lvl>
+    <w:lvl w:ilvl="4" w:tplc="04160003" w:tentative="1">
+      <w:start w:val="1"/>
+      <w:numFmt w:val="bullet"/>
+      <w:lvlText w:val="o"/>
+      <w:lvlJc w:val="left"/>
+      <w:pPr>
+        <w:ind w:left="3742" w:hanging="360"/>
+      </w:pPr>
+      <w:rPr>
+        <w:rFonts w:ascii="Courier New" w:hAnsi="Courier New" w:cs="Courier New" w:hint="default"/>
+      </w:rPr>
+    </w:lvl>
+    <w:lvl w:ilvl="5" w:tplc="04160005" w:tentative="1">
+      <w:start w:val="1"/>
+      <w:numFmt w:val="bullet"/>
+      <w:lvlText w:val=""/>
+      <w:lvlJc w:val="left"/>
+      <w:pPr>
+        <w:ind w:left="4462" w:hanging="360"/>
+      </w:pPr>
+      <w:rPr>
+        <w:rFonts w:ascii="Wingdings" w:hAnsi="Wingdings" w:hint="default"/>
+      </w:rPr>
+    </w:lvl>
+    <w:lvl w:ilvl="6" w:tplc="04160001" w:tentative="1">
+      <w:start w:val="1"/>
+      <w:numFmt w:val="bullet"/>
+      <w:lvlText w:val=""/>
+      <w:lvlJc w:val="left"/>
+      <w:pPr>
+        <w:ind w:left="5182" w:hanging="360"/>
+      </w:pPr>
+      <w:rPr>
+        <w:rFonts w:ascii="Symbol" w:hAnsi="Symbol" w:hint="default"/>
+      </w:rPr>
+    </w:lvl>
+    <w:lvl w:ilvl="7" w:tplc="04160003" w:tentative="1">
+      <w:start w:val="1"/>
+      <w:numFmt w:val="bullet"/>
+      <w:lvlText w:val="o"/>
+      <w:lvlJc w:val="left"/>
+      <w:pPr>
+        <w:ind w:left="5902" w:hanging="360"/>
+      </w:pPr>
+      <w:rPr>
+        <w:rFonts w:ascii="Courier New" w:hAnsi="Courier New" w:cs="Courier New" w:hint="default"/>
+      </w:rPr>
+    </w:lvl>
+    <w:lvl w:ilvl="8" w:tplc="04160005" w:tentative="1">
+      <w:start w:val="1"/>
+      <w:numFmt w:val="bullet"/>
+      <w:lvlText w:val=""/>
+      <w:lvlJc w:val="left"/>
+      <w:pPr>
+        <w:ind w:left="6622" w:hanging="360"/>
+      </w:pPr>
+      <w:rPr>
+        <w:rFonts w:ascii="Wingdings" w:hAnsi="Wingdings" w:hint="default"/>
+      </w:rPr>
+    </w:lvl>
+  </w:abstractNum>
+  <w:abstractNum w:abstractNumId="11">
     <w:nsid w:val="388D32EC"/>
     <w:multiLevelType w:val="hybridMultilevel"/>
     <w:tmpl w:val="8E9441B0"/>
@@ -7211,7 +9115,7 @@
       </w:pPr>
     </w:lvl>
   </w:abstractNum>
-  <w:abstractNum w:abstractNumId="6">
+  <w:abstractNum w:abstractNumId="12">
     <w:nsid w:val="390242FD"/>
     <w:multiLevelType w:val="hybridMultilevel"/>
     <w:tmpl w:val="2F703360"/>
@@ -7297,7 +9201,306 @@
       </w:pPr>
     </w:lvl>
   </w:abstractNum>
-  <w:abstractNum w:abstractNumId="7">
+  <w:abstractNum w:abstractNumId="13">
+    <w:nsid w:val="43CB1877"/>
+    <w:multiLevelType w:val="multilevel"/>
+    <w:tmpl w:val="FF8AFC58"/>
+    <w:lvl w:ilvl="0">
+      <w:start w:val="1"/>
+      <w:numFmt w:val="bullet"/>
+      <w:lvlText w:val=""/>
+      <w:lvlJc w:val="left"/>
+      <w:pPr>
+        <w:tabs>
+          <w:tab w:val="num" w:pos="720"/>
+        </w:tabs>
+        <w:ind w:left="720" w:hanging="360"/>
+      </w:pPr>
+      <w:rPr>
+        <w:rFonts w:ascii="Wingdings" w:hAnsi="Wingdings" w:hint="default"/>
+        <w:b/>
+        <w:sz w:val="20"/>
+      </w:rPr>
+    </w:lvl>
+    <w:lvl w:ilvl="1" w:tentative="1">
+      <w:start w:val="1"/>
+      <w:numFmt w:val="bullet"/>
+      <w:lvlText w:val="o"/>
+      <w:lvlJc w:val="left"/>
+      <w:pPr>
+        <w:tabs>
+          <w:tab w:val="num" w:pos="1440"/>
+        </w:tabs>
+        <w:ind w:left="1440" w:hanging="360"/>
+      </w:pPr>
+      <w:rPr>
+        <w:rFonts w:ascii="Courier New" w:hAnsi="Courier New" w:hint="default"/>
+        <w:sz w:val="20"/>
+      </w:rPr>
+    </w:lvl>
+    <w:lvl w:ilvl="2" w:tentative="1">
+      <w:start w:val="1"/>
+      <w:numFmt w:val="bullet"/>
+      <w:lvlText w:val=""/>
+      <w:lvlJc w:val="left"/>
+      <w:pPr>
+        <w:tabs>
+          <w:tab w:val="num" w:pos="2160"/>
+        </w:tabs>
+        <w:ind w:left="2160" w:hanging="360"/>
+      </w:pPr>
+      <w:rPr>
+        <w:rFonts w:ascii="Wingdings" w:hAnsi="Wingdings" w:hint="default"/>
+        <w:sz w:val="20"/>
+      </w:rPr>
+    </w:lvl>
+    <w:lvl w:ilvl="3" w:tentative="1">
+      <w:start w:val="1"/>
+      <w:numFmt w:val="bullet"/>
+      <w:lvlText w:val=""/>
+      <w:lvlJc w:val="left"/>
+      <w:pPr>
+        <w:tabs>
+          <w:tab w:val="num" w:pos="2880"/>
+        </w:tabs>
+        <w:ind w:left="2880" w:hanging="360"/>
+      </w:pPr>
+      <w:rPr>
+        <w:rFonts w:ascii="Wingdings" w:hAnsi="Wingdings" w:hint="default"/>
+        <w:sz w:val="20"/>
+      </w:rPr>
+    </w:lvl>
+    <w:lvl w:ilvl="4" w:tentative="1">
+      <w:start w:val="1"/>
+      <w:numFmt w:val="bullet"/>
+      <w:lvlText w:val=""/>
+      <w:lvlJc w:val="left"/>
+      <w:pPr>
+        <w:tabs>
+          <w:tab w:val="num" w:pos="3600"/>
+        </w:tabs>
+        <w:ind w:left="3600" w:hanging="360"/>
+      </w:pPr>
+      <w:rPr>
+        <w:rFonts w:ascii="Wingdings" w:hAnsi="Wingdings" w:hint="default"/>
+        <w:sz w:val="20"/>
+      </w:rPr>
+    </w:lvl>
+    <w:lvl w:ilvl="5" w:tentative="1">
+      <w:start w:val="1"/>
+      <w:numFmt w:val="bullet"/>
+      <w:lvlText w:val=""/>
+      <w:lvlJc w:val="left"/>
+      <w:pPr>
+        <w:tabs>
+          <w:tab w:val="num" w:pos="4320"/>
+        </w:tabs>
+        <w:ind w:left="4320" w:hanging="360"/>
+      </w:pPr>
+      <w:rPr>
+        <w:rFonts w:ascii="Wingdings" w:hAnsi="Wingdings" w:hint="default"/>
+        <w:sz w:val="20"/>
+      </w:rPr>
+    </w:lvl>
+    <w:lvl w:ilvl="6" w:tentative="1">
+      <w:start w:val="1"/>
+      <w:numFmt w:val="bullet"/>
+      <w:lvlText w:val=""/>
+      <w:lvlJc w:val="left"/>
+      <w:pPr>
+        <w:tabs>
+          <w:tab w:val="num" w:pos="5040"/>
+        </w:tabs>
+        <w:ind w:left="5040" w:hanging="360"/>
+      </w:pPr>
+      <w:rPr>
+        <w:rFonts w:ascii="Wingdings" w:hAnsi="Wingdings" w:hint="default"/>
+        <w:sz w:val="20"/>
+      </w:rPr>
+    </w:lvl>
+    <w:lvl w:ilvl="7" w:tentative="1">
+      <w:start w:val="1"/>
+      <w:numFmt w:val="bullet"/>
+      <w:lvlText w:val=""/>
+      <w:lvlJc w:val="left"/>
+      <w:pPr>
+        <w:tabs>
+          <w:tab w:val="num" w:pos="5760"/>
+        </w:tabs>
+        <w:ind w:left="5760" w:hanging="360"/>
+      </w:pPr>
+      <w:rPr>
+        <w:rFonts w:ascii="Wingdings" w:hAnsi="Wingdings" w:hint="default"/>
+        <w:sz w:val="20"/>
+      </w:rPr>
+    </w:lvl>
+    <w:lvl w:ilvl="8" w:tentative="1">
+      <w:start w:val="1"/>
+      <w:numFmt w:val="bullet"/>
+      <w:lvlText w:val=""/>
+      <w:lvlJc w:val="left"/>
+      <w:pPr>
+        <w:tabs>
+          <w:tab w:val="num" w:pos="6480"/>
+        </w:tabs>
+        <w:ind w:left="6480" w:hanging="360"/>
+      </w:pPr>
+      <w:rPr>
+        <w:rFonts w:ascii="Wingdings" w:hAnsi="Wingdings" w:hint="default"/>
+        <w:sz w:val="20"/>
+      </w:rPr>
+    </w:lvl>
+  </w:abstractNum>
+  <w:abstractNum w:abstractNumId="14">
+    <w:nsid w:val="44A3684D"/>
+    <w:multiLevelType w:val="multilevel"/>
+    <w:tmpl w:val="38F2F522"/>
+    <w:lvl w:ilvl="0">
+      <w:start w:val="1"/>
+      <w:numFmt w:val="decimal"/>
+      <w:lvlText w:val="%1."/>
+      <w:lvlJc w:val="left"/>
+      <w:pPr>
+        <w:tabs>
+          <w:tab w:val="num" w:pos="720"/>
+        </w:tabs>
+        <w:ind w:left="720" w:hanging="360"/>
+      </w:pPr>
+      <w:rPr>
+        <w:rFonts w:hint="default"/>
+        <w:sz w:val="20"/>
+      </w:rPr>
+    </w:lvl>
+    <w:lvl w:ilvl="1" w:tentative="1">
+      <w:start w:val="1"/>
+      <w:numFmt w:val="bullet"/>
+      <w:lvlText w:val="o"/>
+      <w:lvlJc w:val="left"/>
+      <w:pPr>
+        <w:tabs>
+          <w:tab w:val="num" w:pos="1440"/>
+        </w:tabs>
+        <w:ind w:left="1440" w:hanging="360"/>
+      </w:pPr>
+      <w:rPr>
+        <w:rFonts w:ascii="Courier New" w:hAnsi="Courier New" w:hint="default"/>
+        <w:sz w:val="20"/>
+      </w:rPr>
+    </w:lvl>
+    <w:lvl w:ilvl="2" w:tentative="1">
+      <w:start w:val="1"/>
+      <w:numFmt w:val="bullet"/>
+      <w:lvlText w:val=""/>
+      <w:lvlJc w:val="left"/>
+      <w:pPr>
+        <w:tabs>
+          <w:tab w:val="num" w:pos="2160"/>
+        </w:tabs>
+        <w:ind w:left="2160" w:hanging="360"/>
+      </w:pPr>
+      <w:rPr>
+        <w:rFonts w:ascii="Wingdings" w:hAnsi="Wingdings" w:hint="default"/>
+        <w:sz w:val="20"/>
+      </w:rPr>
+    </w:lvl>
+    <w:lvl w:ilvl="3" w:tentative="1">
+      <w:start w:val="1"/>
+      <w:numFmt w:val="bullet"/>
+      <w:lvlText w:val=""/>
+      <w:lvlJc w:val="left"/>
+      <w:pPr>
+        <w:tabs>
+          <w:tab w:val="num" w:pos="2880"/>
+        </w:tabs>
+        <w:ind w:left="2880" w:hanging="360"/>
+      </w:pPr>
+      <w:rPr>
+        <w:rFonts w:ascii="Wingdings" w:hAnsi="Wingdings" w:hint="default"/>
+        <w:sz w:val="20"/>
+      </w:rPr>
+    </w:lvl>
+    <w:lvl w:ilvl="4" w:tentative="1">
+      <w:start w:val="1"/>
+      <w:numFmt w:val="bullet"/>
+      <w:lvlText w:val=""/>
+      <w:lvlJc w:val="left"/>
+      <w:pPr>
+        <w:tabs>
+          <w:tab w:val="num" w:pos="3600"/>
+        </w:tabs>
+        <w:ind w:left="3600" w:hanging="360"/>
+      </w:pPr>
+      <w:rPr>
+        <w:rFonts w:ascii="Wingdings" w:hAnsi="Wingdings" w:hint="default"/>
+        <w:sz w:val="20"/>
+      </w:rPr>
+    </w:lvl>
+    <w:lvl w:ilvl="5" w:tentative="1">
+      <w:start w:val="1"/>
+      <w:numFmt w:val="bullet"/>
+      <w:lvlText w:val=""/>
+      <w:lvlJc w:val="left"/>
+      <w:pPr>
+        <w:tabs>
+          <w:tab w:val="num" w:pos="4320"/>
+        </w:tabs>
+        <w:ind w:left="4320" w:hanging="360"/>
+      </w:pPr>
+      <w:rPr>
+        <w:rFonts w:ascii="Wingdings" w:hAnsi="Wingdings" w:hint="default"/>
+        <w:sz w:val="20"/>
+      </w:rPr>
+    </w:lvl>
+    <w:lvl w:ilvl="6" w:tentative="1">
+      <w:start w:val="1"/>
+      <w:numFmt w:val="bullet"/>
+      <w:lvlText w:val=""/>
+      <w:lvlJc w:val="left"/>
+      <w:pPr>
+        <w:tabs>
+          <w:tab w:val="num" w:pos="5040"/>
+        </w:tabs>
+        <w:ind w:left="5040" w:hanging="360"/>
+      </w:pPr>
+      <w:rPr>
+        <w:rFonts w:ascii="Wingdings" w:hAnsi="Wingdings" w:hint="default"/>
+        <w:sz w:val="20"/>
+      </w:rPr>
+    </w:lvl>
+    <w:lvl w:ilvl="7" w:tentative="1">
+      <w:start w:val="1"/>
+      <w:numFmt w:val="bullet"/>
+      <w:lvlText w:val=""/>
+      <w:lvlJc w:val="left"/>
+      <w:pPr>
+        <w:tabs>
+          <w:tab w:val="num" w:pos="5760"/>
+        </w:tabs>
+        <w:ind w:left="5760" w:hanging="360"/>
+      </w:pPr>
+      <w:rPr>
+        <w:rFonts w:ascii="Wingdings" w:hAnsi="Wingdings" w:hint="default"/>
+        <w:sz w:val="20"/>
+      </w:rPr>
+    </w:lvl>
+    <w:lvl w:ilvl="8" w:tentative="1">
+      <w:start w:val="1"/>
+      <w:numFmt w:val="bullet"/>
+      <w:lvlText w:val=""/>
+      <w:lvlJc w:val="left"/>
+      <w:pPr>
+        <w:tabs>
+          <w:tab w:val="num" w:pos="6480"/>
+        </w:tabs>
+        <w:ind w:left="6480" w:hanging="360"/>
+      </w:pPr>
+      <w:rPr>
+        <w:rFonts w:ascii="Wingdings" w:hAnsi="Wingdings" w:hint="default"/>
+        <w:sz w:val="20"/>
+      </w:rPr>
+    </w:lvl>
+  </w:abstractNum>
+  <w:abstractNum w:abstractNumId="15">
     <w:nsid w:val="4D7078F7"/>
     <w:multiLevelType w:val="multilevel"/>
     <w:tmpl w:val="EC3EB70E"/>
@@ -7446,7 +9649,7 @@
       </w:rPr>
     </w:lvl>
   </w:abstractNum>
-  <w:abstractNum w:abstractNumId="8">
+  <w:abstractNum w:abstractNumId="16">
     <w:nsid w:val="55394156"/>
     <w:multiLevelType w:val="multilevel"/>
     <w:tmpl w:val="7F28A0DC"/>
@@ -7595,7 +9798,120 @@
       </w:rPr>
     </w:lvl>
   </w:abstractNum>
-  <w:abstractNum w:abstractNumId="9">
+  <w:abstractNum w:abstractNumId="17">
+    <w:nsid w:val="56111971"/>
+    <w:multiLevelType w:val="hybridMultilevel"/>
+    <w:tmpl w:val="5964AD8A"/>
+    <w:lvl w:ilvl="0" w:tplc="0416000D">
+      <w:start w:val="1"/>
+      <w:numFmt w:val="bullet"/>
+      <w:lvlText w:val=""/>
+      <w:lvlJc w:val="left"/>
+      <w:pPr>
+        <w:ind w:left="1287" w:hanging="360"/>
+      </w:pPr>
+      <w:rPr>
+        <w:rFonts w:ascii="Wingdings" w:hAnsi="Wingdings" w:hint="default"/>
+      </w:rPr>
+    </w:lvl>
+    <w:lvl w:ilvl="1" w:tplc="04160003" w:tentative="1">
+      <w:start w:val="1"/>
+      <w:numFmt w:val="bullet"/>
+      <w:lvlText w:val="o"/>
+      <w:lvlJc w:val="left"/>
+      <w:pPr>
+        <w:ind w:left="2007" w:hanging="360"/>
+      </w:pPr>
+      <w:rPr>
+        <w:rFonts w:ascii="Courier New" w:hAnsi="Courier New" w:cs="Courier New" w:hint="default"/>
+      </w:rPr>
+    </w:lvl>
+    <w:lvl w:ilvl="2" w:tplc="04160005" w:tentative="1">
+      <w:start w:val="1"/>
+      <w:numFmt w:val="bullet"/>
+      <w:lvlText w:val=""/>
+      <w:lvlJc w:val="left"/>
+      <w:pPr>
+        <w:ind w:left="2727" w:hanging="360"/>
+      </w:pPr>
+      <w:rPr>
+        <w:rFonts w:ascii="Wingdings" w:hAnsi="Wingdings" w:hint="default"/>
+      </w:rPr>
+    </w:lvl>
+    <w:lvl w:ilvl="3" w:tplc="04160001" w:tentative="1">
+      <w:start w:val="1"/>
+      <w:numFmt w:val="bullet"/>
+      <w:lvlText w:val=""/>
+      <w:lvlJc w:val="left"/>
+      <w:pPr>
+        <w:ind w:left="3447" w:hanging="360"/>
+      </w:pPr>
+      <w:rPr>
+        <w:rFonts w:ascii="Symbol" w:hAnsi="Symbol" w:hint="default"/>
+      </w:rPr>
+    </w:lvl>
+    <w:lvl w:ilvl="4" w:tplc="04160003" w:tentative="1">
+      <w:start w:val="1"/>
+      <w:numFmt w:val="bullet"/>
+      <w:lvlText w:val="o"/>
+      <w:lvlJc w:val="left"/>
+      <w:pPr>
+        <w:ind w:left="4167" w:hanging="360"/>
+      </w:pPr>
+      <w:rPr>
+        <w:rFonts w:ascii="Courier New" w:hAnsi="Courier New" w:cs="Courier New" w:hint="default"/>
+      </w:rPr>
+    </w:lvl>
+    <w:lvl w:ilvl="5" w:tplc="04160005" w:tentative="1">
+      <w:start w:val="1"/>
+      <w:numFmt w:val="bullet"/>
+      <w:lvlText w:val=""/>
+      <w:lvlJc w:val="left"/>
+      <w:pPr>
+        <w:ind w:left="4887" w:hanging="360"/>
+      </w:pPr>
+      <w:rPr>
+        <w:rFonts w:ascii="Wingdings" w:hAnsi="Wingdings" w:hint="default"/>
+      </w:rPr>
+    </w:lvl>
+    <w:lvl w:ilvl="6" w:tplc="04160001" w:tentative="1">
+      <w:start w:val="1"/>
+      <w:numFmt w:val="bullet"/>
+      <w:lvlText w:val=""/>
+      <w:lvlJc w:val="left"/>
+      <w:pPr>
+        <w:ind w:left="5607" w:hanging="360"/>
+      </w:pPr>
+      <w:rPr>
+        <w:rFonts w:ascii="Symbol" w:hAnsi="Symbol" w:hint="default"/>
+      </w:rPr>
+    </w:lvl>
+    <w:lvl w:ilvl="7" w:tplc="04160003" w:tentative="1">
+      <w:start w:val="1"/>
+      <w:numFmt w:val="bullet"/>
+      <w:lvlText w:val="o"/>
+      <w:lvlJc w:val="left"/>
+      <w:pPr>
+        <w:ind w:left="6327" w:hanging="360"/>
+      </w:pPr>
+      <w:rPr>
+        <w:rFonts w:ascii="Courier New" w:hAnsi="Courier New" w:cs="Courier New" w:hint="default"/>
+      </w:rPr>
+    </w:lvl>
+    <w:lvl w:ilvl="8" w:tplc="04160005" w:tentative="1">
+      <w:start w:val="1"/>
+      <w:numFmt w:val="bullet"/>
+      <w:lvlText w:val=""/>
+      <w:lvlJc w:val="left"/>
+      <w:pPr>
+        <w:ind w:left="7047" w:hanging="360"/>
+      </w:pPr>
+      <w:rPr>
+        <w:rFonts w:ascii="Wingdings" w:hAnsi="Wingdings" w:hint="default"/>
+      </w:rPr>
+    </w:lvl>
+  </w:abstractNum>
+  <w:abstractNum w:abstractNumId="18">
     <w:nsid w:val="57D84AAC"/>
     <w:multiLevelType w:val="hybridMultilevel"/>
     <w:tmpl w:val="FC04CF50"/>
@@ -7681,14 +9997,14 @@
       </w:pPr>
     </w:lvl>
   </w:abstractNum>
-  <w:abstractNum w:abstractNumId="10">
-    <w:nsid w:val="699842BF"/>
+  <w:abstractNum w:abstractNumId="19">
+    <w:nsid w:val="5F4E0937"/>
     <w:multiLevelType w:val="hybridMultilevel"/>
-    <w:tmpl w:val="C2F0E7E0"/>
-    <w:lvl w:ilvl="0" w:tplc="04160017">
-      <w:start w:val="1"/>
-      <w:numFmt w:val="lowerLetter"/>
-      <w:lvlText w:val="%1)"/>
+    <w:tmpl w:val="7132253C"/>
+    <w:lvl w:ilvl="0" w:tplc="0416000F">
+      <w:start w:val="1"/>
+      <w:numFmt w:val="decimal"/>
+      <w:lvlText w:val="%1."/>
       <w:lvlJc w:val="left"/>
       <w:pPr>
         <w:ind w:left="1287" w:hanging="360"/>
@@ -7767,7 +10083,319 @@
       </w:pPr>
     </w:lvl>
   </w:abstractNum>
-  <w:abstractNum w:abstractNumId="11">
+  <w:abstractNum w:abstractNumId="20">
+    <w:nsid w:val="66F81097"/>
+    <w:multiLevelType w:val="hybridMultilevel"/>
+    <w:tmpl w:val="6B8E889E"/>
+    <w:lvl w:ilvl="0" w:tplc="0416000D">
+      <w:start w:val="1"/>
+      <w:numFmt w:val="bullet"/>
+      <w:lvlText w:val=""/>
+      <w:lvlJc w:val="left"/>
+      <w:pPr>
+        <w:ind w:left="1287" w:hanging="360"/>
+      </w:pPr>
+      <w:rPr>
+        <w:rFonts w:ascii="Wingdings" w:hAnsi="Wingdings" w:hint="default"/>
+      </w:rPr>
+    </w:lvl>
+    <w:lvl w:ilvl="1" w:tplc="04160003" w:tentative="1">
+      <w:start w:val="1"/>
+      <w:numFmt w:val="bullet"/>
+      <w:lvlText w:val="o"/>
+      <w:lvlJc w:val="left"/>
+      <w:pPr>
+        <w:ind w:left="2007" w:hanging="360"/>
+      </w:pPr>
+      <w:rPr>
+        <w:rFonts w:ascii="Courier New" w:hAnsi="Courier New" w:cs="Courier New" w:hint="default"/>
+      </w:rPr>
+    </w:lvl>
+    <w:lvl w:ilvl="2" w:tplc="04160005" w:tentative="1">
+      <w:start w:val="1"/>
+      <w:numFmt w:val="bullet"/>
+      <w:lvlText w:val=""/>
+      <w:lvlJc w:val="left"/>
+      <w:pPr>
+        <w:ind w:left="2727" w:hanging="360"/>
+      </w:pPr>
+      <w:rPr>
+        <w:rFonts w:ascii="Wingdings" w:hAnsi="Wingdings" w:hint="default"/>
+      </w:rPr>
+    </w:lvl>
+    <w:lvl w:ilvl="3" w:tplc="04160001" w:tentative="1">
+      <w:start w:val="1"/>
+      <w:numFmt w:val="bullet"/>
+      <w:lvlText w:val=""/>
+      <w:lvlJc w:val="left"/>
+      <w:pPr>
+        <w:ind w:left="3447" w:hanging="360"/>
+      </w:pPr>
+      <w:rPr>
+        <w:rFonts w:ascii="Symbol" w:hAnsi="Symbol" w:hint="default"/>
+      </w:rPr>
+    </w:lvl>
+    <w:lvl w:ilvl="4" w:tplc="04160003" w:tentative="1">
+      <w:start w:val="1"/>
+      <w:numFmt w:val="bullet"/>
+      <w:lvlText w:val="o"/>
+      <w:lvlJc w:val="left"/>
+      <w:pPr>
+        <w:ind w:left="4167" w:hanging="360"/>
+      </w:pPr>
+      <w:rPr>
+        <w:rFonts w:ascii="Courier New" w:hAnsi="Courier New" w:cs="Courier New" w:hint="default"/>
+      </w:rPr>
+    </w:lvl>
+    <w:lvl w:ilvl="5" w:tplc="04160005" w:tentative="1">
+      <w:start w:val="1"/>
+      <w:numFmt w:val="bullet"/>
+      <w:lvlText w:val=""/>
+      <w:lvlJc w:val="left"/>
+      <w:pPr>
+        <w:ind w:left="4887" w:hanging="360"/>
+      </w:pPr>
+      <w:rPr>
+        <w:rFonts w:ascii="Wingdings" w:hAnsi="Wingdings" w:hint="default"/>
+      </w:rPr>
+    </w:lvl>
+    <w:lvl w:ilvl="6" w:tplc="04160001" w:tentative="1">
+      <w:start w:val="1"/>
+      <w:numFmt w:val="bullet"/>
+      <w:lvlText w:val=""/>
+      <w:lvlJc w:val="left"/>
+      <w:pPr>
+        <w:ind w:left="5607" w:hanging="360"/>
+      </w:pPr>
+      <w:rPr>
+        <w:rFonts w:ascii="Symbol" w:hAnsi="Symbol" w:hint="default"/>
+      </w:rPr>
+    </w:lvl>
+    <w:lvl w:ilvl="7" w:tplc="04160003" w:tentative="1">
+      <w:start w:val="1"/>
+      <w:numFmt w:val="bullet"/>
+      <w:lvlText w:val="o"/>
+      <w:lvlJc w:val="left"/>
+      <w:pPr>
+        <w:ind w:left="6327" w:hanging="360"/>
+      </w:pPr>
+      <w:rPr>
+        <w:rFonts w:ascii="Courier New" w:hAnsi="Courier New" w:cs="Courier New" w:hint="default"/>
+      </w:rPr>
+    </w:lvl>
+    <w:lvl w:ilvl="8" w:tplc="04160005" w:tentative="1">
+      <w:start w:val="1"/>
+      <w:numFmt w:val="bullet"/>
+      <w:lvlText w:val=""/>
+      <w:lvlJc w:val="left"/>
+      <w:pPr>
+        <w:ind w:left="7047" w:hanging="360"/>
+      </w:pPr>
+      <w:rPr>
+        <w:rFonts w:ascii="Wingdings" w:hAnsi="Wingdings" w:hint="default"/>
+      </w:rPr>
+    </w:lvl>
+  </w:abstractNum>
+  <w:abstractNum w:abstractNumId="21">
+    <w:nsid w:val="698E46FE"/>
+    <w:multiLevelType w:val="hybridMultilevel"/>
+    <w:tmpl w:val="7B02A072"/>
+    <w:lvl w:ilvl="0" w:tplc="0416000D">
+      <w:start w:val="1"/>
+      <w:numFmt w:val="bullet"/>
+      <w:lvlText w:val=""/>
+      <w:lvlJc w:val="left"/>
+      <w:pPr>
+        <w:ind w:left="1287" w:hanging="360"/>
+      </w:pPr>
+      <w:rPr>
+        <w:rFonts w:ascii="Wingdings" w:hAnsi="Wingdings" w:hint="default"/>
+      </w:rPr>
+    </w:lvl>
+    <w:lvl w:ilvl="1" w:tplc="04160003" w:tentative="1">
+      <w:start w:val="1"/>
+      <w:numFmt w:val="bullet"/>
+      <w:lvlText w:val="o"/>
+      <w:lvlJc w:val="left"/>
+      <w:pPr>
+        <w:ind w:left="2007" w:hanging="360"/>
+      </w:pPr>
+      <w:rPr>
+        <w:rFonts w:ascii="Courier New" w:hAnsi="Courier New" w:cs="Courier New" w:hint="default"/>
+      </w:rPr>
+    </w:lvl>
+    <w:lvl w:ilvl="2" w:tplc="04160005" w:tentative="1">
+      <w:start w:val="1"/>
+      <w:numFmt w:val="bullet"/>
+      <w:lvlText w:val=""/>
+      <w:lvlJc w:val="left"/>
+      <w:pPr>
+        <w:ind w:left="2727" w:hanging="360"/>
+      </w:pPr>
+      <w:rPr>
+        <w:rFonts w:ascii="Wingdings" w:hAnsi="Wingdings" w:hint="default"/>
+      </w:rPr>
+    </w:lvl>
+    <w:lvl w:ilvl="3" w:tplc="04160001" w:tentative="1">
+      <w:start w:val="1"/>
+      <w:numFmt w:val="bullet"/>
+      <w:lvlText w:val=""/>
+      <w:lvlJc w:val="left"/>
+      <w:pPr>
+        <w:ind w:left="3447" w:hanging="360"/>
+      </w:pPr>
+      <w:rPr>
+        <w:rFonts w:ascii="Symbol" w:hAnsi="Symbol" w:hint="default"/>
+      </w:rPr>
+    </w:lvl>
+    <w:lvl w:ilvl="4" w:tplc="04160003" w:tentative="1">
+      <w:start w:val="1"/>
+      <w:numFmt w:val="bullet"/>
+      <w:lvlText w:val="o"/>
+      <w:lvlJc w:val="left"/>
+      <w:pPr>
+        <w:ind w:left="4167" w:hanging="360"/>
+      </w:pPr>
+      <w:rPr>
+        <w:rFonts w:ascii="Courier New" w:hAnsi="Courier New" w:cs="Courier New" w:hint="default"/>
+      </w:rPr>
+    </w:lvl>
+    <w:lvl w:ilvl="5" w:tplc="04160005" w:tentative="1">
+      <w:start w:val="1"/>
+      <w:numFmt w:val="bullet"/>
+      <w:lvlText w:val=""/>
+      <w:lvlJc w:val="left"/>
+      <w:pPr>
+        <w:ind w:left="4887" w:hanging="360"/>
+      </w:pPr>
+      <w:rPr>
+        <w:rFonts w:ascii="Wingdings" w:hAnsi="Wingdings" w:hint="default"/>
+      </w:rPr>
+    </w:lvl>
+    <w:lvl w:ilvl="6" w:tplc="04160001" w:tentative="1">
+      <w:start w:val="1"/>
+      <w:numFmt w:val="bullet"/>
+      <w:lvlText w:val=""/>
+      <w:lvlJc w:val="left"/>
+      <w:pPr>
+        <w:ind w:left="5607" w:hanging="360"/>
+      </w:pPr>
+      <w:rPr>
+        <w:rFonts w:ascii="Symbol" w:hAnsi="Symbol" w:hint="default"/>
+      </w:rPr>
+    </w:lvl>
+    <w:lvl w:ilvl="7" w:tplc="04160003" w:tentative="1">
+      <w:start w:val="1"/>
+      <w:numFmt w:val="bullet"/>
+      <w:lvlText w:val="o"/>
+      <w:lvlJc w:val="left"/>
+      <w:pPr>
+        <w:ind w:left="6327" w:hanging="360"/>
+      </w:pPr>
+      <w:rPr>
+        <w:rFonts w:ascii="Courier New" w:hAnsi="Courier New" w:cs="Courier New" w:hint="default"/>
+      </w:rPr>
+    </w:lvl>
+    <w:lvl w:ilvl="8" w:tplc="04160005" w:tentative="1">
+      <w:start w:val="1"/>
+      <w:numFmt w:val="bullet"/>
+      <w:lvlText w:val=""/>
+      <w:lvlJc w:val="left"/>
+      <w:pPr>
+        <w:ind w:left="7047" w:hanging="360"/>
+      </w:pPr>
+      <w:rPr>
+        <w:rFonts w:ascii="Wingdings" w:hAnsi="Wingdings" w:hint="default"/>
+      </w:rPr>
+    </w:lvl>
+  </w:abstractNum>
+  <w:abstractNum w:abstractNumId="22">
+    <w:nsid w:val="699842BF"/>
+    <w:multiLevelType w:val="hybridMultilevel"/>
+    <w:tmpl w:val="3AE0EBE0"/>
+    <w:lvl w:ilvl="0" w:tplc="04160017">
+      <w:start w:val="1"/>
+      <w:numFmt w:val="lowerLetter"/>
+      <w:lvlText w:val="%1)"/>
+      <w:lvlJc w:val="left"/>
+      <w:pPr>
+        <w:ind w:left="1287" w:hanging="360"/>
+      </w:pPr>
+    </w:lvl>
+    <w:lvl w:ilvl="1" w:tplc="04160019" w:tentative="1">
+      <w:start w:val="1"/>
+      <w:numFmt w:val="lowerLetter"/>
+      <w:lvlText w:val="%2."/>
+      <w:lvlJc w:val="left"/>
+      <w:pPr>
+        <w:ind w:left="2007" w:hanging="360"/>
+      </w:pPr>
+    </w:lvl>
+    <w:lvl w:ilvl="2" w:tplc="0416001B" w:tentative="1">
+      <w:start w:val="1"/>
+      <w:numFmt w:val="lowerRoman"/>
+      <w:lvlText w:val="%3."/>
+      <w:lvlJc w:val="right"/>
+      <w:pPr>
+        <w:ind w:left="2727" w:hanging="180"/>
+      </w:pPr>
+    </w:lvl>
+    <w:lvl w:ilvl="3" w:tplc="0416000F" w:tentative="1">
+      <w:start w:val="1"/>
+      <w:numFmt w:val="decimal"/>
+      <w:lvlText w:val="%4."/>
+      <w:lvlJc w:val="left"/>
+      <w:pPr>
+        <w:ind w:left="3447" w:hanging="360"/>
+      </w:pPr>
+    </w:lvl>
+    <w:lvl w:ilvl="4" w:tplc="04160019" w:tentative="1">
+      <w:start w:val="1"/>
+      <w:numFmt w:val="lowerLetter"/>
+      <w:lvlText w:val="%5."/>
+      <w:lvlJc w:val="left"/>
+      <w:pPr>
+        <w:ind w:left="4167" w:hanging="360"/>
+      </w:pPr>
+    </w:lvl>
+    <w:lvl w:ilvl="5" w:tplc="0416001B" w:tentative="1">
+      <w:start w:val="1"/>
+      <w:numFmt w:val="lowerRoman"/>
+      <w:lvlText w:val="%6."/>
+      <w:lvlJc w:val="right"/>
+      <w:pPr>
+        <w:ind w:left="4887" w:hanging="180"/>
+      </w:pPr>
+    </w:lvl>
+    <w:lvl w:ilvl="6" w:tplc="0416000F" w:tentative="1">
+      <w:start w:val="1"/>
+      <w:numFmt w:val="decimal"/>
+      <w:lvlText w:val="%7."/>
+      <w:lvlJc w:val="left"/>
+      <w:pPr>
+        <w:ind w:left="5607" w:hanging="360"/>
+      </w:pPr>
+    </w:lvl>
+    <w:lvl w:ilvl="7" w:tplc="04160019" w:tentative="1">
+      <w:start w:val="1"/>
+      <w:numFmt w:val="lowerLetter"/>
+      <w:lvlText w:val="%8."/>
+      <w:lvlJc w:val="left"/>
+      <w:pPr>
+        <w:ind w:left="6327" w:hanging="360"/>
+      </w:pPr>
+    </w:lvl>
+    <w:lvl w:ilvl="8" w:tplc="0416001B" w:tentative="1">
+      <w:start w:val="1"/>
+      <w:numFmt w:val="lowerRoman"/>
+      <w:lvlText w:val="%9."/>
+      <w:lvlJc w:val="right"/>
+      <w:pPr>
+        <w:ind w:left="7047" w:hanging="180"/>
+      </w:pPr>
+    </w:lvl>
+  </w:abstractNum>
+  <w:abstractNum w:abstractNumId="23">
     <w:nsid w:val="6D2D2C5F"/>
     <w:multiLevelType w:val="hybridMultilevel"/>
     <w:tmpl w:val="FF4CCD2C"/>
@@ -7853,7 +10481,7 @@
       </w:pPr>
     </w:lvl>
   </w:abstractNum>
-  <w:abstractNum w:abstractNumId="12">
+  <w:abstractNum w:abstractNumId="24">
     <w:nsid w:val="73B83060"/>
     <w:multiLevelType w:val="multilevel"/>
     <w:tmpl w:val="19567164"/>
@@ -8002,7 +10630,96 @@
       </w:rPr>
     </w:lvl>
   </w:abstractNum>
-  <w:abstractNum w:abstractNumId="13">
+  <w:abstractNum w:abstractNumId="25">
+    <w:nsid w:val="76A325E3"/>
+    <w:multiLevelType w:val="hybridMultilevel"/>
+    <w:tmpl w:val="6098355A"/>
+    <w:lvl w:ilvl="0" w:tplc="0416000D">
+      <w:start w:val="1"/>
+      <w:numFmt w:val="bullet"/>
+      <w:lvlText w:val=""/>
+      <w:lvlJc w:val="left"/>
+      <w:pPr>
+        <w:ind w:left="1287" w:hanging="360"/>
+      </w:pPr>
+      <w:rPr>
+        <w:rFonts w:ascii="Wingdings" w:hAnsi="Wingdings" w:hint="default"/>
+      </w:rPr>
+    </w:lvl>
+    <w:lvl w:ilvl="1" w:tplc="04160019" w:tentative="1">
+      <w:start w:val="1"/>
+      <w:numFmt w:val="lowerLetter"/>
+      <w:lvlText w:val="%2."/>
+      <w:lvlJc w:val="left"/>
+      <w:pPr>
+        <w:ind w:left="2007" w:hanging="360"/>
+      </w:pPr>
+    </w:lvl>
+    <w:lvl w:ilvl="2" w:tplc="0416001B" w:tentative="1">
+      <w:start w:val="1"/>
+      <w:numFmt w:val="lowerRoman"/>
+      <w:lvlText w:val="%3."/>
+      <w:lvlJc w:val="right"/>
+      <w:pPr>
+        <w:ind w:left="2727" w:hanging="180"/>
+      </w:pPr>
+    </w:lvl>
+    <w:lvl w:ilvl="3" w:tplc="0416000F" w:tentative="1">
+      <w:start w:val="1"/>
+      <w:numFmt w:val="decimal"/>
+      <w:lvlText w:val="%4."/>
+      <w:lvlJc w:val="left"/>
+      <w:pPr>
+        <w:ind w:left="3447" w:hanging="360"/>
+      </w:pPr>
+    </w:lvl>
+    <w:lvl w:ilvl="4" w:tplc="04160019" w:tentative="1">
+      <w:start w:val="1"/>
+      <w:numFmt w:val="lowerLetter"/>
+      <w:lvlText w:val="%5."/>
+      <w:lvlJc w:val="left"/>
+      <w:pPr>
+        <w:ind w:left="4167" w:hanging="360"/>
+      </w:pPr>
+    </w:lvl>
+    <w:lvl w:ilvl="5" w:tplc="0416001B" w:tentative="1">
+      <w:start w:val="1"/>
+      <w:numFmt w:val="lowerRoman"/>
+      <w:lvlText w:val="%6."/>
+      <w:lvlJc w:val="right"/>
+      <w:pPr>
+        <w:ind w:left="4887" w:hanging="180"/>
+      </w:pPr>
+    </w:lvl>
+    <w:lvl w:ilvl="6" w:tplc="0416000F" w:tentative="1">
+      <w:start w:val="1"/>
+      <w:numFmt w:val="decimal"/>
+      <w:lvlText w:val="%7."/>
+      <w:lvlJc w:val="left"/>
+      <w:pPr>
+        <w:ind w:left="5607" w:hanging="360"/>
+      </w:pPr>
+    </w:lvl>
+    <w:lvl w:ilvl="7" w:tplc="04160019" w:tentative="1">
+      <w:start w:val="1"/>
+      <w:numFmt w:val="lowerLetter"/>
+      <w:lvlText w:val="%8."/>
+      <w:lvlJc w:val="left"/>
+      <w:pPr>
+        <w:ind w:left="6327" w:hanging="360"/>
+      </w:pPr>
+    </w:lvl>
+    <w:lvl w:ilvl="8" w:tplc="0416001B" w:tentative="1">
+      <w:start w:val="1"/>
+      <w:numFmt w:val="lowerRoman"/>
+      <w:lvlText w:val="%9."/>
+      <w:lvlJc w:val="right"/>
+      <w:pPr>
+        <w:ind w:left="7047" w:hanging="180"/>
+      </w:pPr>
+    </w:lvl>
+  </w:abstractNum>
+  <w:abstractNum w:abstractNumId="26">
     <w:nsid w:val="76F8493B"/>
     <w:multiLevelType w:val="hybridMultilevel"/>
     <w:tmpl w:val="4C3041D0"/>
@@ -8088,7 +10805,233 @@
       </w:pPr>
     </w:lvl>
   </w:abstractNum>
-  <w:abstractNum w:abstractNumId="14">
+  <w:abstractNum w:abstractNumId="27">
+    <w:nsid w:val="7B0F3011"/>
+    <w:multiLevelType w:val="hybridMultilevel"/>
+    <w:tmpl w:val="746852AC"/>
+    <w:lvl w:ilvl="0" w:tplc="0416000D">
+      <w:start w:val="1"/>
+      <w:numFmt w:val="bullet"/>
+      <w:lvlText w:val=""/>
+      <w:lvlJc w:val="left"/>
+      <w:pPr>
+        <w:ind w:left="1287" w:hanging="360"/>
+      </w:pPr>
+      <w:rPr>
+        <w:rFonts w:ascii="Wingdings" w:hAnsi="Wingdings" w:hint="default"/>
+      </w:rPr>
+    </w:lvl>
+    <w:lvl w:ilvl="1" w:tplc="04160003" w:tentative="1">
+      <w:start w:val="1"/>
+      <w:numFmt w:val="bullet"/>
+      <w:lvlText w:val="o"/>
+      <w:lvlJc w:val="left"/>
+      <w:pPr>
+        <w:ind w:left="2007" w:hanging="360"/>
+      </w:pPr>
+      <w:rPr>
+        <w:rFonts w:ascii="Courier New" w:hAnsi="Courier New" w:cs="Courier New" w:hint="default"/>
+      </w:rPr>
+    </w:lvl>
+    <w:lvl w:ilvl="2" w:tplc="04160005" w:tentative="1">
+      <w:start w:val="1"/>
+      <w:numFmt w:val="bullet"/>
+      <w:lvlText w:val=""/>
+      <w:lvlJc w:val="left"/>
+      <w:pPr>
+        <w:ind w:left="2727" w:hanging="360"/>
+      </w:pPr>
+      <w:rPr>
+        <w:rFonts w:ascii="Wingdings" w:hAnsi="Wingdings" w:hint="default"/>
+      </w:rPr>
+    </w:lvl>
+    <w:lvl w:ilvl="3" w:tplc="04160001" w:tentative="1">
+      <w:start w:val="1"/>
+      <w:numFmt w:val="bullet"/>
+      <w:lvlText w:val=""/>
+      <w:lvlJc w:val="left"/>
+      <w:pPr>
+        <w:ind w:left="3447" w:hanging="360"/>
+      </w:pPr>
+      <w:rPr>
+        <w:rFonts w:ascii="Symbol" w:hAnsi="Symbol" w:hint="default"/>
+      </w:rPr>
+    </w:lvl>
+    <w:lvl w:ilvl="4" w:tplc="04160003" w:tentative="1">
+      <w:start w:val="1"/>
+      <w:numFmt w:val="bullet"/>
+      <w:lvlText w:val="o"/>
+      <w:lvlJc w:val="left"/>
+      <w:pPr>
+        <w:ind w:left="4167" w:hanging="360"/>
+      </w:pPr>
+      <w:rPr>
+        <w:rFonts w:ascii="Courier New" w:hAnsi="Courier New" w:cs="Courier New" w:hint="default"/>
+      </w:rPr>
+    </w:lvl>
+    <w:lvl w:ilvl="5" w:tplc="04160005" w:tentative="1">
+      <w:start w:val="1"/>
+      <w:numFmt w:val="bullet"/>
+      <w:lvlText w:val=""/>
+      <w:lvlJc w:val="left"/>
+      <w:pPr>
+        <w:ind w:left="4887" w:hanging="360"/>
+      </w:pPr>
+      <w:rPr>
+        <w:rFonts w:ascii="Wingdings" w:hAnsi="Wingdings" w:hint="default"/>
+      </w:rPr>
+    </w:lvl>
+    <w:lvl w:ilvl="6" w:tplc="04160001" w:tentative="1">
+      <w:start w:val="1"/>
+      <w:numFmt w:val="bullet"/>
+      <w:lvlText w:val=""/>
+      <w:lvlJc w:val="left"/>
+      <w:pPr>
+        <w:ind w:left="5607" w:hanging="360"/>
+      </w:pPr>
+      <w:rPr>
+        <w:rFonts w:ascii="Symbol" w:hAnsi="Symbol" w:hint="default"/>
+      </w:rPr>
+    </w:lvl>
+    <w:lvl w:ilvl="7" w:tplc="04160003" w:tentative="1">
+      <w:start w:val="1"/>
+      <w:numFmt w:val="bullet"/>
+      <w:lvlText w:val="o"/>
+      <w:lvlJc w:val="left"/>
+      <w:pPr>
+        <w:ind w:left="6327" w:hanging="360"/>
+      </w:pPr>
+      <w:rPr>
+        <w:rFonts w:ascii="Courier New" w:hAnsi="Courier New" w:cs="Courier New" w:hint="default"/>
+      </w:rPr>
+    </w:lvl>
+    <w:lvl w:ilvl="8" w:tplc="04160005" w:tentative="1">
+      <w:start w:val="1"/>
+      <w:numFmt w:val="bullet"/>
+      <w:lvlText w:val=""/>
+      <w:lvlJc w:val="left"/>
+      <w:pPr>
+        <w:ind w:left="7047" w:hanging="360"/>
+      </w:pPr>
+      <w:rPr>
+        <w:rFonts w:ascii="Wingdings" w:hAnsi="Wingdings" w:hint="default"/>
+      </w:rPr>
+    </w:lvl>
+  </w:abstractNum>
+  <w:abstractNum w:abstractNumId="28">
+    <w:nsid w:val="7BD31808"/>
+    <w:multiLevelType w:val="hybridMultilevel"/>
+    <w:tmpl w:val="56DEEA08"/>
+    <w:lvl w:ilvl="0" w:tplc="0416000D">
+      <w:start w:val="1"/>
+      <w:numFmt w:val="bullet"/>
+      <w:lvlText w:val=""/>
+      <w:lvlJc w:val="left"/>
+      <w:pPr>
+        <w:ind w:left="1287" w:hanging="360"/>
+      </w:pPr>
+      <w:rPr>
+        <w:rFonts w:ascii="Wingdings" w:hAnsi="Wingdings" w:hint="default"/>
+      </w:rPr>
+    </w:lvl>
+    <w:lvl w:ilvl="1" w:tplc="04160003" w:tentative="1">
+      <w:start w:val="1"/>
+      <w:numFmt w:val="bullet"/>
+      <w:lvlText w:val="o"/>
+      <w:lvlJc w:val="left"/>
+      <w:pPr>
+        <w:ind w:left="2007" w:hanging="360"/>
+      </w:pPr>
+      <w:rPr>
+        <w:rFonts w:ascii="Courier New" w:hAnsi="Courier New" w:cs="Courier New" w:hint="default"/>
+      </w:rPr>
+    </w:lvl>
+    <w:lvl w:ilvl="2" w:tplc="04160005" w:tentative="1">
+      <w:start w:val="1"/>
+      <w:numFmt w:val="bullet"/>
+      <w:lvlText w:val=""/>
+      <w:lvlJc w:val="left"/>
+      <w:pPr>
+        <w:ind w:left="2727" w:hanging="360"/>
+      </w:pPr>
+      <w:rPr>
+        <w:rFonts w:ascii="Wingdings" w:hAnsi="Wingdings" w:hint="default"/>
+      </w:rPr>
+    </w:lvl>
+    <w:lvl w:ilvl="3" w:tplc="04160001" w:tentative="1">
+      <w:start w:val="1"/>
+      <w:numFmt w:val="bullet"/>
+      <w:lvlText w:val=""/>
+      <w:lvlJc w:val="left"/>
+      <w:pPr>
+        <w:ind w:left="3447" w:hanging="360"/>
+      </w:pPr>
+      <w:rPr>
+        <w:rFonts w:ascii="Symbol" w:hAnsi="Symbol" w:hint="default"/>
+      </w:rPr>
+    </w:lvl>
+    <w:lvl w:ilvl="4" w:tplc="04160003" w:tentative="1">
+      <w:start w:val="1"/>
+      <w:numFmt w:val="bullet"/>
+      <w:lvlText w:val="o"/>
+      <w:lvlJc w:val="left"/>
+      <w:pPr>
+        <w:ind w:left="4167" w:hanging="360"/>
+      </w:pPr>
+      <w:rPr>
+        <w:rFonts w:ascii="Courier New" w:hAnsi="Courier New" w:cs="Courier New" w:hint="default"/>
+      </w:rPr>
+    </w:lvl>
+    <w:lvl w:ilvl="5" w:tplc="04160005" w:tentative="1">
+      <w:start w:val="1"/>
+      <w:numFmt w:val="bullet"/>
+      <w:lvlText w:val=""/>
+      <w:lvlJc w:val="left"/>
+      <w:pPr>
+        <w:ind w:left="4887" w:hanging="360"/>
+      </w:pPr>
+      <w:rPr>
+        <w:rFonts w:ascii="Wingdings" w:hAnsi="Wingdings" w:hint="default"/>
+      </w:rPr>
+    </w:lvl>
+    <w:lvl w:ilvl="6" w:tplc="04160001" w:tentative="1">
+      <w:start w:val="1"/>
+      <w:numFmt w:val="bullet"/>
+      <w:lvlText w:val=""/>
+      <w:lvlJc w:val="left"/>
+      <w:pPr>
+        <w:ind w:left="5607" w:hanging="360"/>
+      </w:pPr>
+      <w:rPr>
+        <w:rFonts w:ascii="Symbol" w:hAnsi="Symbol" w:hint="default"/>
+      </w:rPr>
+    </w:lvl>
+    <w:lvl w:ilvl="7" w:tplc="04160003" w:tentative="1">
+      <w:start w:val="1"/>
+      <w:numFmt w:val="bullet"/>
+      <w:lvlText w:val="o"/>
+      <w:lvlJc w:val="left"/>
+      <w:pPr>
+        <w:ind w:left="6327" w:hanging="360"/>
+      </w:pPr>
+      <w:rPr>
+        <w:rFonts w:ascii="Courier New" w:hAnsi="Courier New" w:cs="Courier New" w:hint="default"/>
+      </w:rPr>
+    </w:lvl>
+    <w:lvl w:ilvl="8" w:tplc="04160005" w:tentative="1">
+      <w:start w:val="1"/>
+      <w:numFmt w:val="bullet"/>
+      <w:lvlText w:val=""/>
+      <w:lvlJc w:val="left"/>
+      <w:pPr>
+        <w:ind w:left="7047" w:hanging="360"/>
+      </w:pPr>
+      <w:rPr>
+        <w:rFonts w:ascii="Wingdings" w:hAnsi="Wingdings" w:hint="default"/>
+      </w:rPr>
+    </w:lvl>
+  </w:abstractNum>
+  <w:abstractNum w:abstractNumId="29">
     <w:nsid w:val="7E740163"/>
     <w:multiLevelType w:val="multilevel"/>
     <w:tmpl w:val="A740C9EA"/>
@@ -8238,49 +11181,94 @@
     </w:lvl>
   </w:abstractNum>
   <w:num w:numId="1">
-    <w:abstractNumId w:val="2"/>
+    <w:abstractNumId w:val="3"/>
   </w:num>
   <w:num w:numId="2">
-    <w:abstractNumId w:val="8"/>
+    <w:abstractNumId w:val="16"/>
   </w:num>
   <w:num w:numId="3">
-    <w:abstractNumId w:val="12"/>
+    <w:abstractNumId w:val="24"/>
   </w:num>
   <w:num w:numId="4">
     <w:abstractNumId w:val="1"/>
   </w:num>
   <w:num w:numId="5">
-    <w:abstractNumId w:val="14"/>
+    <w:abstractNumId w:val="29"/>
   </w:num>
   <w:num w:numId="6">
     <w:abstractNumId w:val="0"/>
   </w:num>
   <w:num w:numId="7">
+    <w:abstractNumId w:val="15"/>
+  </w:num>
+  <w:num w:numId="8">
+    <w:abstractNumId w:val="9"/>
+  </w:num>
+  <w:num w:numId="9">
+    <w:abstractNumId w:val="22"/>
+  </w:num>
+  <w:num w:numId="10">
+    <w:abstractNumId w:val="26"/>
+  </w:num>
+  <w:num w:numId="11">
+    <w:abstractNumId w:val="23"/>
+  </w:num>
+  <w:num w:numId="12">
+    <w:abstractNumId w:val="11"/>
+  </w:num>
+  <w:num w:numId="13">
+    <w:abstractNumId w:val="12"/>
+  </w:num>
+  <w:num w:numId="14">
+    <w:abstractNumId w:val="5"/>
+  </w:num>
+  <w:num w:numId="15">
+    <w:abstractNumId w:val="18"/>
+  </w:num>
+  <w:num w:numId="16">
+    <w:abstractNumId w:val="8"/>
+  </w:num>
+  <w:num w:numId="17">
+    <w:abstractNumId w:val="4"/>
+  </w:num>
+  <w:num w:numId="18">
     <w:abstractNumId w:val="7"/>
   </w:num>
-  <w:num w:numId="8">
-    <w:abstractNumId w:val="4"/>
+  <w:num w:numId="19">
+    <w:abstractNumId w:val="17"/>
   </w:num>
-  <w:num w:numId="9">
+  <w:num w:numId="20">
+    <w:abstractNumId w:val="2"/>
+  </w:num>
+  <w:num w:numId="21">
+    <w:abstractNumId w:val="28"/>
+  </w:num>
+  <w:num w:numId="22">
+    <w:abstractNumId w:val="6"/>
+  </w:num>
+  <w:num w:numId="23">
+    <w:abstractNumId w:val="20"/>
+  </w:num>
+  <w:num w:numId="24">
+    <w:abstractNumId w:val="21"/>
+  </w:num>
+  <w:num w:numId="25">
+    <w:abstractNumId w:val="19"/>
+  </w:num>
+  <w:num w:numId="26">
+    <w:abstractNumId w:val="25"/>
+  </w:num>
+  <w:num w:numId="27">
+    <w:abstractNumId w:val="27"/>
+  </w:num>
+  <w:num w:numId="28">
     <w:abstractNumId w:val="10"/>
   </w:num>
-  <w:num w:numId="10">
+  <w:num w:numId="29">
+    <w:abstractNumId w:val="14"/>
+  </w:num>
+  <w:num w:numId="30">
     <w:abstractNumId w:val="13"/>
-  </w:num>
-  <w:num w:numId="11">
-    <w:abstractNumId w:val="11"/>
-  </w:num>
-  <w:num w:numId="12">
-    <w:abstractNumId w:val="5"/>
-  </w:num>
-  <w:num w:numId="13">
-    <w:abstractNumId w:val="6"/>
-  </w:num>
-  <w:num w:numId="14">
-    <w:abstractNumId w:val="3"/>
-  </w:num>
-  <w:num w:numId="15">
-    <w:abstractNumId w:val="9"/>
   </w:num>
 </w:numbering>
 </file>
@@ -9206,7 +12194,7 @@
 </file>
 
 <file path=customXml/itemProps1.xml><?xml version="1.0" encoding="utf-8"?>
-<ds:datastoreItem xmlns:ds="http://schemas.openxmlformats.org/officeDocument/2006/customXml" ds:itemID="{EB49EDC1-0619-4431-A379-AB9DED106450}">
+<ds:datastoreItem xmlns:ds="http://schemas.openxmlformats.org/officeDocument/2006/customXml" ds:itemID="{7942C4FA-C032-41DB-B71E-019E7D48FDF3}">
   <ds:schemaRefs>
     <ds:schemaRef ds:uri="http://schemas.openxmlformats.org/officeDocument/2006/bibliography"/>
   </ds:schemaRefs>
